--- a/plantillas_maestras/01_seguro_vehicular/discriminacion/2_o_mas_ddos_varios/mujer/TPL_1519_2025_SEGURO_VEHICULAR_DISCRIMINACION_ASEGURADORA_MUJER_R2.docx
+++ b/plantillas_maestras/01_seguro_vehicular/discriminacion/2_o_mas_ddos_varios/mujer/TPL_1519_2025_SEGURO_VEHICULAR_DISCRIMINACION_ASEGURADORA_MUJER_R2.docx
@@ -430,7 +430,7 @@
           <w14:ligatures w14:val="none"/>
         </w:rPr>
         <w:tab/>
-        <w:t xml:space="preserve">:       </w:t>
+        <w:t xml:space="preserve">: </w:t>
       </w:r>
       <w:r>
         <w:rPr>
@@ -808,7 +808,7 @@
           <w:lang w:val="es-ES" w:eastAsia="es-ES"/>
           <w14:ligatures w14:val="none"/>
         </w:rPr>
-        <w:t>por presuntas infracciones a la Ley N°29571, Código de Protección y Defensa del Consumidor (en adelante, Código)</w:t>
+        <w:t>por presuntas infracciones a la Ley 29571, Código de Protección y Defensa del Consumidor (en adelante, Código)</w:t>
       </w:r>
       <w:r>
         <w:rPr>
@@ -927,7 +927,7 @@
           <w:lang w:eastAsia="es-ES"/>
           <w14:ligatures w14:val="none"/>
         </w:rPr>
-        <w:t xml:space="preserve"> vehículo con Placa de Rodaje N° CMI-648. </w:t>
+        <w:t xml:space="preserve"> vehículo con Placa de Rodaje CMI-648. </w:t>
       </w:r>
     </w:p>
     <w:p>
@@ -993,7 +993,7 @@
           <w:lang w:eastAsia="es-ES"/>
           <w14:ligatures w14:val="none"/>
         </w:rPr>
-        <w:t xml:space="preserve">contrató con Pacífico un Seguro de Autos Todo Riesgo – Plan Full – Póliza N° 2010209580 (en adelante, “Seguro </w:t>
+        <w:t xml:space="preserve">contrató con Pacífico un Seguro de Autos Todo Riesgo – Plan Full – Póliza 2010209580 (en adelante, “Seguro </w:t>
       </w:r>
       <w:r>
         <w:rPr>
@@ -2024,7 +2024,7 @@
           <w:lang w:eastAsia="es-ES"/>
           <w14:ligatures w14:val="none"/>
         </w:rPr>
-        <w:t xml:space="preserve">l artículo 4° es abusivo porque permite a la </w:t>
+        <w:t xml:space="preserve">l artículo 4 es abusivo porque permite a la </w:t>
       </w:r>
       <w:r>
         <w:rPr>
@@ -2178,7 +2178,7 @@
           <w:lang w:val="es-ES" w:eastAsia="es-ES"/>
           <w14:ligatures w14:val="none"/>
         </w:rPr>
-        <w:t xml:space="preserve">n: (i) activar la póliza de Seguro Vehicular N° 2010209580 y, en consecuencia, cubrir el siniestro reportado por la denunciante </w:t>
+        <w:t xml:space="preserve">n: (i) activar la póliza de Seguro Vehicular 2010209580 y, en consecuencia, cubrir el siniestro reportado por la denunciante </w:t>
       </w:r>
       <w:r>
         <w:rPr>
@@ -2409,7 +2409,7 @@
           <w:lang w:eastAsia="es-PE"/>
           <w14:ligatures w14:val="none"/>
         </w:rPr>
-        <w:t>Técnica de la Comisión de Protección al Consumidor N°1 (en adelante, la Secretaría Técnica), en ejercicio de sus facultades</w:t>
+        <w:t>Técnica de la Comisión de Protección al Consumidor 1 (en adelante, la Secretaría Técnica), en ejercicio de sus facultades</w:t>
       </w:r>
       <w:r>
         <w:rPr>
@@ -2471,7 +2471,7 @@
           <w:kern w:val="0"/>
           <w14:ligatures w14:val="none"/>
         </w:rPr>
-        <w:t>N°</w:t>
+        <w:t/>
       </w:r>
       <w:proofErr w:type="spellEnd"/>
       <w:r>
@@ -2514,7 +2514,7 @@
           <w:lang w:eastAsia="es-PE"/>
           <w14:ligatures w14:val="none"/>
         </w:rPr>
-        <w:t>°</w:t>
+        <w:t/>
       </w:r>
       <w:r>
         <w:rPr>
@@ -2532,7 +2532,7 @@
           <w:lang w:eastAsia="es-PE"/>
           <w14:ligatures w14:val="none"/>
         </w:rPr>
-        <w:t>°</w:t>
+        <w:t/>
       </w:r>
       <w:r>
         <w:rPr>
@@ -2638,7 +2638,7 @@
           <w:kern w:val="0"/>
           <w14:ligatures w14:val="none"/>
         </w:rPr>
-        <w:t>N°</w:t>
+        <w:t/>
       </w:r>
       <w:proofErr w:type="spellEnd"/>
       <w:r>
@@ -2674,7 +2674,7 @@
           <w:lang w:eastAsia="es-PE"/>
           <w14:ligatures w14:val="none"/>
         </w:rPr>
-        <w:t>°</w:t>
+        <w:t/>
       </w:r>
       <w:r>
         <w:rPr>
@@ -2692,7 +2692,7 @@
           <w:lang w:eastAsia="es-PE"/>
           <w14:ligatures w14:val="none"/>
         </w:rPr>
-        <w:t>°</w:t>
+        <w:t/>
       </w:r>
       <w:r>
         <w:rPr>
@@ -2780,7 +2780,7 @@
           <w:kern w:val="0"/>
           <w14:ligatures w14:val="none"/>
         </w:rPr>
-        <w:t>. Por consiguiente, corresponde calificar el hecho materia de denuncia como una presunta infracción al numeral 1 del artículo 38° del Código</w:t>
+        <w:t>. Por consiguiente, corresponde calificar el hecho materia de denuncia como una presunta infracción al numeral 1 del artículo 38 del Código</w:t>
       </w:r>
       <w:r>
         <w:rPr>
@@ -2892,7 +2892,7 @@
           <w:rFonts w:ascii="Arial Narrow" w:eastAsia="Arial Narrow" w:hAnsi="Arial Narrow" w:cs="Arial Narrow"/>
           <w:bCs/>
         </w:rPr>
-        <w:t>N°</w:t>
+        <w:t/>
       </w:r>
       <w:proofErr w:type="spellEnd"/>
       <w:r>
@@ -3028,7 +3028,7 @@
           <w:lang w:eastAsia="es-PE"/>
           <w14:ligatures w14:val="none"/>
         </w:rPr>
-        <w:t xml:space="preserve">artículo 1°, numeral 1, literal b) </w:t>
+        <w:t xml:space="preserve">artículo 1, numeral 1, literal b) </w:t>
       </w:r>
       <w:bookmarkEnd w:id="5"/>
       <w:r>
@@ -3040,7 +3040,7 @@
           <w:lang w:eastAsia="es-PE"/>
           <w14:ligatures w14:val="none"/>
         </w:rPr>
-        <w:t>y al artículo 2° del Código</w:t>
+        <w:t>y al artículo 2 del Código</w:t>
       </w:r>
       <w:r>
         <w:rPr>
@@ -3058,7 +3058,7 @@
           <w:lang w:eastAsia="es-PE"/>
           <w14:ligatures w14:val="none"/>
         </w:rPr>
-        <w:t xml:space="preserve">.  </w:t>
+        <w:t xml:space="preserve">. </w:t>
       </w:r>
     </w:p>
     <w:p>
@@ -3128,7 +3128,7 @@
           <w:kern w:val="0"/>
           <w14:ligatures w14:val="none"/>
         </w:rPr>
-        <w:t>N°</w:t>
+        <w:t/>
       </w:r>
       <w:proofErr w:type="spellEnd"/>
       <w:r>
@@ -3180,7 +3180,7 @@
           <w:kern w:val="0"/>
           <w14:ligatures w14:val="none"/>
         </w:rPr>
-        <w:t>°</w:t>
+        <w:t/>
       </w:r>
       <w:r>
         <w:rPr>
@@ -3283,7 +3283,7 @@
           <w:kern w:val="0"/>
           <w14:ligatures w14:val="none"/>
         </w:rPr>
-        <w:t>N°</w:t>
+        <w:t/>
       </w:r>
       <w:proofErr w:type="spellEnd"/>
       <w:r>
@@ -3318,7 +3318,7 @@
           <w:kern w:val="0"/>
           <w14:ligatures w14:val="none"/>
         </w:rPr>
-        <w:t>° del Código</w:t>
+        <w:t> del Código</w:t>
       </w:r>
       <w:r>
         <w:rPr>
@@ -3408,7 +3408,7 @@
           <w:kern w:val="0"/>
           <w14:ligatures w14:val="none"/>
         </w:rPr>
-        <w:t>N°</w:t>
+        <w:t/>
       </w:r>
       <w:proofErr w:type="spellEnd"/>
       <w:r>
@@ -3443,7 +3443,7 @@
           <w:kern w:val="0"/>
           <w14:ligatures w14:val="none"/>
         </w:rPr>
-        <w:t>° del Código</w:t>
+        <w:t> del Código</w:t>
       </w:r>
       <w:r>
         <w:rPr>
@@ -3687,7 +3687,7 @@
           <w:lang w:val="es-ES" w:eastAsia="es-ES"/>
           <w14:ligatures w14:val="none"/>
         </w:rPr>
-        <w:t>N°</w:t>
+        <w:t/>
       </w:r>
       <w:proofErr w:type="spellEnd"/>
       <w:r>
@@ -3771,7 +3771,7 @@
           <w:lang w:val="es-ES" w:eastAsia="es-ES"/>
           <w14:ligatures w14:val="none"/>
         </w:rPr>
-        <w:t>N°</w:t>
+        <w:t/>
       </w:r>
       <w:proofErr w:type="spellEnd"/>
       <w:r>
@@ -3904,7 +3904,7 @@
           <w:lang w:eastAsia="es-PE"/>
           <w14:ligatures w14:val="none"/>
         </w:rPr>
-        <w:t xml:space="preserve">RESOLUCIÓN DE LA SECRETARÍA TÉCNICA  </w:t>
+        <w:t xml:space="preserve">RESOLUCIÓN DE LA SECRETARÍA TÉCNICA </w:t>
       </w:r>
     </w:p>
     <w:p>
@@ -4163,7 +4163,7 @@
           <w:lang w:eastAsia="es-PE"/>
           <w14:ligatures w14:val="none"/>
         </w:rPr>
-        <w:t xml:space="preserve"> infracción a los artículos 18° y 19°</w:t>
+        <w:t xml:space="preserve"> infracción a los artículos 18 y 19</w:t>
       </w:r>
       <w:r>
         <w:rPr>
@@ -4208,7 +4208,7 @@
           <w:lang w:eastAsia="es-ES"/>
           <w14:ligatures w14:val="none"/>
         </w:rPr>
-        <w:t>Póliza N° 2010209580 por el robo del vehículo asegurado el 3 de abril de 2025</w:t>
+        <w:t>Póliza 2010209580 por el robo del vehículo asegurado el 3 de abril de 2025</w:t>
       </w:r>
       <w:r>
         <w:rPr>
@@ -4271,7 +4271,7 @@
           <w:lang w:eastAsia="es-PE"/>
           <w14:ligatures w14:val="none"/>
         </w:rPr>
-        <w:t xml:space="preserve"> infracción a los artículos 18° y 19°</w:t>
+        <w:t xml:space="preserve"> infracción a los artículos 18 y 19</w:t>
       </w:r>
       <w:r>
         <w:rPr>
@@ -4316,7 +4316,7 @@
           <w:lang w:eastAsia="es-ES"/>
           <w14:ligatures w14:val="none"/>
         </w:rPr>
-        <w:t>habría consignado información errónea en las condiciones particulares de la Póliza N° 2010209580 respecto a los correos electrónicos de los asegurados</w:t>
+        <w:t>habría consignado información errónea en las condiciones particulares de la Póliza 2010209580 respecto a los correos electrónicos de los asegurados</w:t>
       </w:r>
       <w:r>
         <w:rPr>
@@ -4406,7 +4406,7 @@
           <w:kern w:val="0"/>
           <w14:ligatures w14:val="none"/>
         </w:rPr>
-        <w:t xml:space="preserve">artículo 38° </w:t>
+        <w:t xml:space="preserve">artículo 38 </w:t>
       </w:r>
       <w:r>
         <w:rPr>
@@ -4559,7 +4559,7 @@
           <w:kern w:val="0"/>
           <w14:ligatures w14:val="none"/>
         </w:rPr>
-        <w:t>°</w:t>
+        <w:t/>
       </w:r>
       <w:r>
         <w:rPr>
@@ -4657,7 +4657,7 @@
           <w:lang w:eastAsia="es-ES"/>
           <w14:ligatures w14:val="none"/>
         </w:rPr>
-        <w:t xml:space="preserve">N° 2010209580 </w:t>
+        <w:t xml:space="preserve">2010209580 </w:t>
       </w:r>
       <w:r>
         <w:rPr>
@@ -4740,7 +4740,7 @@
           <w:kern w:val="0"/>
           <w14:ligatures w14:val="none"/>
         </w:rPr>
-        <w:t xml:space="preserve">al artículo 1°, numeral 1, literal b) y al artículo 2° de </w:t>
+        <w:t xml:space="preserve">al artículo 1, numeral 1, literal b) y al artículo 2 de </w:t>
       </w:r>
       <w:r>
         <w:rPr>
@@ -4841,7 +4841,7 @@
           <w:kern w:val="0"/>
           <w14:ligatures w14:val="none"/>
         </w:rPr>
-        <w:t>°</w:t>
+        <w:t/>
       </w:r>
       <w:r>
         <w:rPr>
@@ -4851,7 +4851,7 @@
           <w:lang w:eastAsia="es-PE"/>
           <w14:ligatures w14:val="none"/>
         </w:rPr>
-        <w:t xml:space="preserve"> y al literal a) del artículo 51 de la Ley N° 29571, Código de Protección y Defensa del Consumidor, en la medida que </w:t>
+        <w:t xml:space="preserve"> y al literal a) del artículo 51 de la Ley 29571, Código de Protección y Defensa del Consumidor, en la medida que </w:t>
       </w:r>
       <w:r>
         <w:rPr>
@@ -4871,7 +4871,7 @@
           <w:lang w:eastAsia="es-ES"/>
           <w14:ligatures w14:val="none"/>
         </w:rPr>
-        <w:t>Seguro Vehicular N° 2010209580</w:t>
+        <w:t>Seguro Vehicular 2010209580</w:t>
       </w:r>
       <w:r>
         <w:rPr>
@@ -4933,7 +4933,7 @@
           <w:kern w:val="0"/>
           <w14:ligatures w14:val="none"/>
         </w:rPr>
-        <w:t>°</w:t>
+        <w:t/>
       </w:r>
       <w:r>
         <w:rPr>
@@ -4943,7 +4943,7 @@
           <w:lang w:eastAsia="es-PE"/>
           <w14:ligatures w14:val="none"/>
         </w:rPr>
-        <w:t xml:space="preserve"> y al literal a) del artículo 51 de la Ley N° 29571, Código de Protección y Defensa del Consumidor, en la medida que </w:t>
+        <w:t xml:space="preserve"> y al literal a) del artículo 51 de la Ley 29571, Código de Protección y Defensa del Consumidor, en la medida que </w:t>
       </w:r>
       <w:r>
         <w:rPr>
@@ -4974,7 +4974,7 @@
           <w:lang w:eastAsia="es-ES"/>
           <w14:ligatures w14:val="none"/>
         </w:rPr>
-        <w:t>N°</w:t>
+        <w:t/>
       </w:r>
       <w:proofErr w:type="spellEnd"/>
       <w:r>
@@ -5047,7 +5047,7 @@
           <w:kern w:val="0"/>
           <w14:ligatures w14:val="none"/>
         </w:rPr>
-        <w:t>°</w:t>
+        <w:t/>
       </w:r>
       <w:r>
         <w:rPr>
@@ -5057,7 +5057,7 @@
           <w:lang w:eastAsia="es-PE"/>
           <w14:ligatures w14:val="none"/>
         </w:rPr>
-        <w:t xml:space="preserve"> y al literal a) del artículo 51 de la Ley N° 29571, Código de Protección y Defensa del Consumidor, en la medida que </w:t>
+        <w:t xml:space="preserve"> y al literal a) del artículo 51 de la Ley 29571, Código de Protección y Defensa del Consumidor, en la medida que </w:t>
       </w:r>
       <w:r>
         <w:rPr>
@@ -5077,7 +5077,7 @@
           <w:lang w:eastAsia="es-ES"/>
           <w14:ligatures w14:val="none"/>
         </w:rPr>
-        <w:t>Seguro Vehicular N° 2010209580</w:t>
+        <w:t>Seguro Vehicular 2010209580</w:t>
       </w:r>
       <w:r>
         <w:rPr>
@@ -5387,7 +5387,7 @@
           <w:lang w:eastAsia="es-PE"/>
           <w14:ligatures w14:val="none"/>
         </w:rPr>
-        <w:t>°</w:t>
+        <w:t/>
       </w:r>
       <w:r>
         <w:rPr>
@@ -5492,7 +5492,7 @@
           <w:lang w:eastAsia="es-PE"/>
           <w14:ligatures w14:val="none"/>
         </w:rPr>
-        <w:t>°</w:t>
+        <w:t/>
       </w:r>
       <w:r>
         <w:rPr>
@@ -5682,7 +5682,7 @@
           <w:lang w:eastAsia="es-PE"/>
           <w14:ligatures w14:val="none"/>
         </w:rPr>
-        <w:t>°</w:t>
+        <w:t/>
       </w:r>
       <w:r>
         <w:rPr>
@@ -5814,7 +5814,7 @@
           <w:lang w:val="es-ES" w:eastAsia="es-ES"/>
           <w14:ligatures w14:val="none"/>
         </w:rPr>
-        <w:t>(i) presentar una copia completa, legible y debidamente suscrita de la Póliza N° 2010209580</w:t>
+        <w:t>(i) presentar una copia completa, legible y debidamente suscrita de la Póliza 2010209580</w:t>
       </w:r>
       <w:r>
         <w:rPr>
@@ -5876,7 +5876,7 @@
           <w:lang w:val="es-ES" w:eastAsia="es-ES"/>
           <w14:ligatures w14:val="none"/>
         </w:rPr>
-        <w:t xml:space="preserve"> denunciante la cobertura de la Póliza N° 2010209580, y, (</w:t>
+        <w:t xml:space="preserve"> denunciante la cobertura de la Póliza 2010209580, y, (</w:t>
       </w:r>
       <w:proofErr w:type="spellStart"/>
       <w:r>
@@ -6017,7 +6017,7 @@
           <w:lang w:eastAsia="es-PE"/>
           <w14:ligatures w14:val="none"/>
         </w:rPr>
-        <w:t>°</w:t>
+        <w:t/>
       </w:r>
       <w:r>
         <w:rPr>
@@ -6058,7 +6058,7 @@
           <w:lang w:eastAsia="es-PE"/>
           <w14:ligatures w14:val="none"/>
         </w:rPr>
-        <w:t>°</w:t>
+        <w:t/>
       </w:r>
       <w:r>
         <w:rPr>
@@ -6078,7 +6078,7 @@
           <w:lang w:eastAsia="es-PE"/>
           <w14:ligatures w14:val="none"/>
         </w:rPr>
-        <w:t>°</w:t>
+        <w:t/>
       </w:r>
       <w:r>
         <w:rPr>
@@ -6098,7 +6098,7 @@
           <w:lang w:eastAsia="es-PE"/>
           <w14:ligatures w14:val="none"/>
         </w:rPr>
-        <w:t>°</w:t>
+        <w:t/>
       </w:r>
       <w:r>
         <w:rPr>
@@ -6151,7 +6151,7 @@
           <w:lang w:eastAsia="es-PE"/>
           <w14:ligatures w14:val="none"/>
         </w:rPr>
-        <w:t>°</w:t>
+        <w:t/>
       </w:r>
       <w:r>
         <w:rPr>
@@ -6242,7 +6242,7 @@
           <w:lang w:eastAsia="es-PE"/>
           <w14:ligatures w14:val="none"/>
         </w:rPr>
-        <w:t>°</w:t>
+        <w:t/>
       </w:r>
       <w:r>
         <w:rPr>
@@ -6334,7 +6334,7 @@
           <w:lang w:eastAsia="es-PE"/>
           <w14:ligatures w14:val="none"/>
         </w:rPr>
-        <w:t>°</w:t>
+        <w:t/>
       </w:r>
       <w:r>
         <w:rPr>
@@ -6342,7 +6342,7 @@
           <w:kern w:val="0"/>
           <w14:ligatures w14:val="none"/>
         </w:rPr>
-        <w:t xml:space="preserve"> del Decreto Legislativo N° 807</w:t>
+        <w:t xml:space="preserve"> del Decreto Legislativo 807</w:t>
       </w:r>
       <w:r>
         <w:rPr>
@@ -6648,7 +6648,7 @@
           <w:lang w:eastAsia="es-PE"/>
           <w14:ligatures w14:val="none"/>
         </w:rPr>
-        <w:t>°</w:t>
+        <w:t/>
       </w:r>
       <w:r>
         <w:rPr>
@@ -6672,7 +6672,7 @@
           <w:lang w:eastAsia="es-PE"/>
           <w14:ligatures w14:val="none"/>
         </w:rPr>
-        <w:t>°</w:t>
+        <w:t/>
       </w:r>
       <w:r>
         <w:rPr>
@@ -6971,7 +6971,7 @@
           <w:kern w:val="0"/>
           <w14:ligatures w14:val="none"/>
         </w:rPr>
-        <w:t xml:space="preserve"> al Consumidor N° 1</w:t>
+        <w:t xml:space="preserve"> al Consumidor 1</w:t>
       </w:r>
     </w:p>
     <w:p>
@@ -7192,7 +7192,7 @@
           <w:sz w:val="14"/>
           <w:szCs w:val="14"/>
         </w:rPr>
-        <w:t xml:space="preserve">Denuncia remitida a esta Comisión mediante MEMORANDUM N° 001668-2025-CC2/INDECOPI de fecha 27 de junio del 2025, </w:t>
+        <w:t xml:space="preserve">Denuncia remitida a esta Comisión mediante MEMORANDUM 001668-2025-CC2/INDECOPI de fecha 27 de junio del 2025, </w:t>
       </w:r>
       <w:proofErr w:type="spellStart"/>
       <w:r>
@@ -7335,7 +7335,7 @@
           <w:sz w:val="14"/>
           <w:szCs w:val="14"/>
         </w:rPr>
-        <w:t xml:space="preserve">  </w:t>
+        <w:t xml:space="preserve"> </w:t>
       </w:r>
       <w:r>
         <w:rPr>
@@ -7353,7 +7353,7 @@
           <w:sz w:val="14"/>
           <w:szCs w:val="14"/>
         </w:rPr>
-        <w:t xml:space="preserve">LEY N° 29571, CÓDIGO DE PROTECCIÓN Y DEFENSA DEL CONSUMIDOR, publicado el 2 de setiembre de 2010 y modificado por Decreto Legislativo N° 1308 </w:t>
+        <w:t xml:space="preserve">LEY 29571, CÓDIGO DE PROTECCIÓN Y DEFENSA DEL CONSUMIDOR, publicado el 2 de setiembre de 2010 y modificado por Decreto Legislativo 1308 </w:t>
       </w:r>
     </w:p>
     <w:p>
@@ -7405,7 +7405,7 @@
           <w:szCs w:val="14"/>
         </w:rPr>
         <w:tab/>
-        <w:t xml:space="preserve">El Instituto Nacional de Defensa de la Competencia y de la Protección de la Propiedad Intelectual (Indecopi) es la autoridad con competencia primaria y de alcance nacional para conocer las presuntas infracciones a las disposiciones contenidas en el presente Código, así como para imponer las sanciones y medidas correctivas establecidas en el presente capítulo, conforme al Decreto Legislativo N° 1033, Ley de Organización y Funciones del Indecopi. Dicha competencia solo puede ser negada cuando ella haya sido asignada o se asigne a favor de otro organismo por norma expresa con rango de ley. </w:t>
+        <w:t xml:space="preserve">El Instituto Nacional de Defensa de la Competencia y de la Protección de la Propiedad Intelectual (Indecopi) es la autoridad con competencia primaria y de alcance nacional para conocer las presuntas infracciones a las disposiciones contenidas en el presente Código, así como para imponer las sanciones y medidas correctivas establecidas en el presente capítulo, conforme al Decreto Legislativo 1033, Ley de Organización y Funciones del Indecopi. Dicha competencia solo puede ser negada cuando ella haya sido asignada o se asigne a favor de otro organismo por norma expresa con rango de ley. </w:t>
       </w:r>
     </w:p>
     <w:p>
@@ -7479,7 +7479,7 @@
           <w:sz w:val="14"/>
           <w:szCs w:val="14"/>
         </w:rPr>
-        <w:t xml:space="preserve">LEY DE ORGANIZACIÓN Y FUNCIONES DEL INDECOPI, APROBADA POR DECRETO LEGISLATIVO N° 1033 </w:t>
+        <w:t xml:space="preserve">LEY DE ORGANIZACIÓN Y FUNCIONES DEL INDECOPI, APROBADA POR DECRETO LEGISLATIVO 1033 </w:t>
       </w:r>
     </w:p>
     <w:p>
@@ -7606,7 +7606,7 @@
           <w:sz w:val="14"/>
           <w:szCs w:val="14"/>
         </w:rPr>
-        <w:t xml:space="preserve">           </w:t>
+        <w:t xml:space="preserve"> </w:t>
       </w:r>
       <w:r>
         <w:rPr>
@@ -7635,7 +7635,7 @@
           <w:sz w:val="14"/>
           <w:szCs w:val="14"/>
         </w:rPr>
-        <w:t>N°</w:t>
+        <w:t/>
       </w:r>
       <w:proofErr w:type="spellEnd"/>
       <w:r>
@@ -7657,7 +7657,7 @@
           <w:sz w:val="14"/>
           <w:szCs w:val="14"/>
         </w:rPr>
-        <w:t>N°</w:t>
+        <w:t/>
       </w:r>
       <w:proofErr w:type="spellEnd"/>
       <w:r>
@@ -7668,7 +7668,7 @@
           <w:sz w:val="14"/>
           <w:szCs w:val="14"/>
         </w:rPr>
-        <w:t xml:space="preserve"> 1308   </w:t>
+        <w:t xml:space="preserve"> 1308 </w:t>
       </w:r>
     </w:p>
     <w:p>
@@ -7692,7 +7692,7 @@
           <w:sz w:val="14"/>
           <w:szCs w:val="14"/>
         </w:rPr>
-        <w:t xml:space="preserve">Artículo 18.- Idoneidad   </w:t>
+        <w:t xml:space="preserve">Artículo 18.- Idoneidad </w:t>
       </w:r>
     </w:p>
     <w:p>
@@ -7712,7 +7712,7 @@
           <w:sz w:val="14"/>
           <w:szCs w:val="14"/>
         </w:rPr>
-        <w:t xml:space="preserve">Se entiende por idoneidad la correspondencia entre lo que un consumidor espera y lo que efectivamente recibe, en función a lo que se le hubiera ofrecido, la publicidad e información transmitida, las condiciones y circunstancias de la transacción, las características y naturaleza del producto o servicio, el precio, entre otros factores, atendiendo a las circunstancias del caso.    </w:t>
+        <w:t xml:space="preserve">Se entiende por idoneidad la correspondencia entre lo que un consumidor espera y lo que efectivamente recibe, en función a lo que se le hubiera ofrecido, la publicidad e información transmitida, las condiciones y circunstancias de la transacción, las características y naturaleza del producto o servicio, el precio, entre otros factores, atendiendo a las circunstancias del caso. </w:t>
       </w:r>
     </w:p>
     <w:p>
@@ -7833,7 +7833,7 @@
           <w:sz w:val="14"/>
           <w:szCs w:val="14"/>
         </w:rPr>
-        <w:t xml:space="preserve">           </w:t>
+        <w:t xml:space="preserve"> </w:t>
       </w:r>
       <w:r>
         <w:rPr>
@@ -7862,7 +7862,7 @@
           <w:sz w:val="14"/>
           <w:szCs w:val="14"/>
         </w:rPr>
-        <w:t>N°</w:t>
+        <w:t/>
       </w:r>
       <w:proofErr w:type="spellEnd"/>
       <w:r>
@@ -7884,7 +7884,7 @@
           <w:sz w:val="14"/>
           <w:szCs w:val="14"/>
         </w:rPr>
-        <w:t>N°</w:t>
+        <w:t/>
       </w:r>
       <w:proofErr w:type="spellEnd"/>
       <w:r>
@@ -7895,7 +7895,7 @@
           <w:sz w:val="14"/>
           <w:szCs w:val="14"/>
         </w:rPr>
-        <w:t xml:space="preserve"> 1308   </w:t>
+        <w:t xml:space="preserve"> 1308 </w:t>
       </w:r>
     </w:p>
     <w:p>
@@ -7987,7 +7987,7 @@
           <w:sz w:val="14"/>
           <w:szCs w:val="14"/>
         </w:rPr>
-        <w:t xml:space="preserve">           </w:t>
+        <w:t xml:space="preserve"> </w:t>
       </w:r>
       <w:r>
         <w:rPr>
@@ -8016,7 +8016,7 @@
           <w:sz w:val="14"/>
           <w:szCs w:val="14"/>
         </w:rPr>
-        <w:t>N°</w:t>
+        <w:t/>
       </w:r>
       <w:proofErr w:type="spellEnd"/>
       <w:r>
@@ -8038,7 +8038,7 @@
           <w:sz w:val="14"/>
           <w:szCs w:val="14"/>
         </w:rPr>
-        <w:t>N°</w:t>
+        <w:t/>
       </w:r>
       <w:proofErr w:type="spellEnd"/>
       <w:r>
@@ -8049,7 +8049,7 @@
           <w:sz w:val="14"/>
           <w:szCs w:val="14"/>
         </w:rPr>
-        <w:t xml:space="preserve"> 1308   </w:t>
+        <w:t xml:space="preserve"> 1308 </w:t>
       </w:r>
     </w:p>
     <w:p>
@@ -8219,7 +8219,7 @@
           <w:sz w:val="16"/>
           <w:szCs w:val="16"/>
         </w:rPr>
-        <w:t>N°</w:t>
+        <w:t/>
       </w:r>
       <w:proofErr w:type="spellEnd"/>
       <w:r>
@@ -8241,7 +8241,7 @@
           <w:sz w:val="16"/>
           <w:szCs w:val="16"/>
         </w:rPr>
-        <w:t>N°</w:t>
+        <w:t/>
       </w:r>
       <w:proofErr w:type="spellEnd"/>
       <w:r>
@@ -8252,7 +8252,7 @@
           <w:sz w:val="16"/>
           <w:szCs w:val="16"/>
         </w:rPr>
-        <w:t xml:space="preserve"> 1308   </w:t>
+        <w:t xml:space="preserve"> 1308 </w:t>
       </w:r>
     </w:p>
     <w:p>
@@ -8539,7 +8539,7 @@
           <w:sz w:val="14"/>
           <w:szCs w:val="14"/>
         </w:rPr>
-        <w:t xml:space="preserve">           </w:t>
+        <w:t xml:space="preserve"> </w:t>
       </w:r>
       <w:r>
         <w:rPr>
@@ -8568,7 +8568,7 @@
           <w:sz w:val="14"/>
           <w:szCs w:val="14"/>
         </w:rPr>
-        <w:t>N°</w:t>
+        <w:t/>
       </w:r>
       <w:proofErr w:type="spellEnd"/>
       <w:r>
@@ -8590,7 +8590,7 @@
           <w:sz w:val="14"/>
           <w:szCs w:val="14"/>
         </w:rPr>
-        <w:t>N°</w:t>
+        <w:t/>
       </w:r>
       <w:proofErr w:type="spellEnd"/>
       <w:r>
@@ -8601,7 +8601,7 @@
           <w:sz w:val="14"/>
           <w:szCs w:val="14"/>
         </w:rPr>
-        <w:t xml:space="preserve"> 1308   </w:t>
+        <w:t xml:space="preserve"> 1308 </w:t>
       </w:r>
     </w:p>
     <w:p>
@@ -8699,7 +8699,7 @@
           <w:sz w:val="14"/>
           <w:szCs w:val="14"/>
         </w:rPr>
-        <w:t xml:space="preserve">  </w:t>
+        <w:t xml:space="preserve"> </w:t>
       </w:r>
       <w:r>
         <w:rPr>
@@ -8717,7 +8717,7 @@
           <w:sz w:val="14"/>
           <w:szCs w:val="14"/>
         </w:rPr>
-        <w:t>LEY SOBRE FACULTADES, NORMAS Y ORGANIZACIÓN DEL INDECOPI, APROBADA POR DECRETO LEGISLATIVO N° 807 Artículo 24.-</w:t>
+        <w:t>LEY SOBRE FACULTADES, NORMAS Y ORGANIZACIÓN DEL INDECOPI, APROBADA POR DECRETO LEGISLATIVO 807 Artículo 24.-</w:t>
       </w:r>
       <w:r>
         <w:rPr>
@@ -8902,7 +8902,7 @@
           <w:sz w:val="14"/>
           <w:szCs w:val="14"/>
         </w:rPr>
-        <w:t>Nº</w:t>
+        <w:t/>
       </w:r>
       <w:proofErr w:type="spellEnd"/>
       <w:r>
@@ -9008,7 +9008,7 @@
           <w:sz w:val="14"/>
           <w:szCs w:val="14"/>
         </w:rPr>
-        <w:t>publicado el 2 de setiembre de 2010 y modificado por Decreto Legislativo N° 1308</w:t>
+        <w:t>publicado el 2 de setiembre de 2010 y modificado por Decreto Legislativo 1308</w:t>
       </w:r>
     </w:p>
     <w:p>
@@ -9165,7 +9165,7 @@
           <w:szCs w:val="14"/>
           <w:vertAlign w:val="superscript"/>
         </w:rPr>
-        <w:t xml:space="preserve">  </w:t>
+        <w:t xml:space="preserve"> </w:t>
       </w:r>
       <w:r>
         <w:rPr>
@@ -9173,7 +9173,7 @@
           <w:sz w:val="14"/>
           <w:szCs w:val="14"/>
         </w:rPr>
-        <w:t xml:space="preserve">     </w:t>
+        <w:t xml:space="preserve"> </w:t>
       </w:r>
       <w:r>
         <w:rPr>
@@ -9209,7 +9209,7 @@
           <w:sz w:val="14"/>
           <w:szCs w:val="14"/>
         </w:rPr>
-        <w:t>publicado el 2 de setiembre de 2010 y modificado por Decreto Legislativo N° 1308</w:t>
+        <w:t>publicado el 2 de setiembre de 2010 y modificado por Decreto Legislativo 1308</w:t>
       </w:r>
     </w:p>
     <w:p>
@@ -9252,7 +9252,7 @@
           <w:sz w:val="14"/>
           <w:szCs w:val="14"/>
         </w:rPr>
-        <w:t>El órgano resolutivo puede sancionar las infracciones administrativas a que se refiere el artículo 108º con amonestación y multas de hasta cuatrocientos cincuenta (450) Unidades Impositivas Tributarias (UIT), las cuales son calificadas de la siguiente manera:</w:t>
+        <w:t>El órgano resolutivo puede sancionar las infracciones administrativas a que se refiere el artículo 108 con amonestación y multas de hasta cuatrocientos cincuenta (450) Unidades Impositivas Tributarias (UIT), las cuales son calificadas de la siguiente manera:</w:t>
       </w:r>
     </w:p>
     <w:p>
@@ -9375,7 +9375,7 @@
           <w:sz w:val="14"/>
           <w:szCs w:val="14"/>
         </w:rPr>
-        <w:t xml:space="preserve">        </w:t>
+        <w:t xml:space="preserve"> </w:t>
       </w:r>
       <w:r>
         <w:rPr>
@@ -10192,7 +10192,7 @@
           <w:sz w:val="14"/>
           <w:szCs w:val="14"/>
         </w:rPr>
-        <w:t xml:space="preserve">         </w:t>
+        <w:t xml:space="preserve"> </w:t>
       </w:r>
       <w:r>
         <w:rPr>
@@ -10228,7 +10228,7 @@
           <w:sz w:val="14"/>
           <w:szCs w:val="14"/>
         </w:rPr>
-        <w:t>publicado el 2 de setiembre de 2010 y modificado por Decreto Legislativo N° 1308</w:t>
+        <w:t>publicado el 2 de setiembre de 2010 y modificado por Decreto Legislativo 1308</w:t>
       </w:r>
     </w:p>
     <w:p>
@@ -10436,7 +10436,7 @@
           <w:sz w:val="14"/>
           <w:szCs w:val="14"/>
         </w:rPr>
-        <w:t>Nº</w:t>
+        <w:t/>
       </w:r>
       <w:proofErr w:type="spellEnd"/>
       <w:r>
@@ -10871,7 +10871,7 @@
               <w:sz w:val="16"/>
               <w:szCs w:val="16"/>
             </w:rPr>
-            <w:t xml:space="preserve">CNICA DE LA    </w:t>
+            <w:t xml:space="preserve">CNICA DE LA </w:t>
           </w:r>
         </w:p>
         <w:p>

--- a/plantillas_maestras/01_seguro_vehicular/discriminacion/2_o_mas_ddos_varios/mujer/TPL_1519_2025_SEGURO_VEHICULAR_DISCRIMINACION_ASEGURADORA_MUJER_R2.docx
+++ b/plantillas_maestras/01_seguro_vehicular/discriminacion/2_o_mas_ddos_varios/mujer/TPL_1519_2025_SEGURO_VEHICULAR_DISCRIMINACION_ASEGURADORA_MUJER_R2.docx
@@ -106,7 +106,7 @@
           <w:lang w:eastAsia="es-PE"/>
           <w14:ligatures w14:val="none"/>
         </w:rPr>
-        <w:t>DENUNCIANTE</w:t>
+        <w:t xml:space="preserve">DENUNCIANTE:[DENUNCIANTE] (SEÑORA [APELLIDO])</w:t>
       </w:r>
       <w:r>
         <w:rPr>
@@ -118,7 +118,7 @@
           <w14:ligatures w14:val="none"/>
         </w:rPr>
         <w:tab/>
-        <w:t>:</w:t>
+        <w:t/>
       </w:r>
       <w:r>
         <w:rPr>
@@ -140,51 +140,51 @@
           <w:lang w:eastAsia="es-PE"/>
           <w14:ligatures w14:val="none"/>
         </w:rPr>
-        <w:t xml:space="preserve">HELENI MAGALI RUBIO </w:t>
-      </w:r>
-      <w:r>
-        <w:rPr>
-          <w:rFonts w:ascii="Arial Narrow" w:eastAsia="Arial Narrow" w:hAnsi="Arial Narrow" w:cs="Arial Narrow"/>
-          <w:b/>
-          <w:color w:val="000000"/>
-          <w:kern w:val="0"/>
-          <w:lang w:eastAsia="es-PE"/>
-          <w14:ligatures w14:val="none"/>
-        </w:rPr>
-        <w:t xml:space="preserve">FERNANDEZ </w:t>
-      </w:r>
-      <w:r>
-        <w:rPr>
-          <w:rFonts w:ascii="Arial Narrow" w:eastAsia="Arial Narrow" w:hAnsi="Arial Narrow" w:cs="Arial Narrow"/>
-          <w:b/>
-          <w:color w:val="000000"/>
-          <w:kern w:val="0"/>
-          <w:lang w:eastAsia="es-PE"/>
-          <w14:ligatures w14:val="none"/>
-        </w:rPr>
-        <w:t xml:space="preserve">(SEÑORA </w:t>
-      </w:r>
-      <w:r>
-        <w:rPr>
-          <w:rFonts w:ascii="Arial Narrow" w:eastAsia="Arial Narrow" w:hAnsi="Arial Narrow" w:cs="Arial Narrow"/>
-          <w:b/>
-          <w:color w:val="000000"/>
-          <w:kern w:val="0"/>
-          <w:lang w:eastAsia="es-PE"/>
-          <w14:ligatures w14:val="none"/>
-        </w:rPr>
-        <w:t>RUBIO</w:t>
-      </w:r>
-      <w:r>
-        <w:rPr>
-          <w:rFonts w:ascii="Arial Narrow" w:eastAsia="Arial Narrow" w:hAnsi="Arial Narrow" w:cs="Arial Narrow"/>
-          <w:b/>
-          <w:color w:val="000000"/>
-          <w:kern w:val="0"/>
-          <w:lang w:eastAsia="es-PE"/>
-          <w14:ligatures w14:val="none"/>
-        </w:rPr>
-        <w:t>)</w:t>
+        <w:t xml:space="preserve"/>
+      </w:r>
+      <w:r>
+        <w:rPr>
+          <w:rFonts w:ascii="Arial Narrow" w:eastAsia="Arial Narrow" w:hAnsi="Arial Narrow" w:cs="Arial Narrow"/>
+          <w:b/>
+          <w:color w:val="000000"/>
+          <w:kern w:val="0"/>
+          <w:lang w:eastAsia="es-PE"/>
+          <w14:ligatures w14:val="none"/>
+        </w:rPr>
+        <w:t xml:space="preserve"/>
+      </w:r>
+      <w:r>
+        <w:rPr>
+          <w:rFonts w:ascii="Arial Narrow" w:eastAsia="Arial Narrow" w:hAnsi="Arial Narrow" w:cs="Arial Narrow"/>
+          <w:b/>
+          <w:color w:val="000000"/>
+          <w:kern w:val="0"/>
+          <w:lang w:eastAsia="es-PE"/>
+          <w14:ligatures w14:val="none"/>
+        </w:rPr>
+        <w:t xml:space="preserve"/>
+      </w:r>
+      <w:r>
+        <w:rPr>
+          <w:rFonts w:ascii="Arial Narrow" w:eastAsia="Arial Narrow" w:hAnsi="Arial Narrow" w:cs="Arial Narrow"/>
+          <w:b/>
+          <w:color w:val="000000"/>
+          <w:kern w:val="0"/>
+          <w:lang w:eastAsia="es-PE"/>
+          <w14:ligatures w14:val="none"/>
+        </w:rPr>
+        <w:t/>
+      </w:r>
+      <w:r>
+        <w:rPr>
+          <w:rFonts w:ascii="Arial Narrow" w:eastAsia="Arial Narrow" w:hAnsi="Arial Narrow" w:cs="Arial Narrow"/>
+          <w:b/>
+          <w:color w:val="000000"/>
+          <w:kern w:val="0"/>
+          <w:lang w:eastAsia="es-PE"/>
+          <w14:ligatures w14:val="none"/>
+        </w:rPr>
+        <w:t/>
       </w:r>
     </w:p>
     <w:p>
@@ -236,62 +236,62 @@
           <w:lang w:eastAsia="es-PE"/>
           <w14:ligatures w14:val="none"/>
         </w:rPr>
-        <w:t>Á</w:t>
-      </w:r>
-      <w:r>
-        <w:rPr>
-          <w:rFonts w:ascii="Arial Narrow" w:eastAsia="Arial Narrow" w:hAnsi="Arial Narrow" w:cs="Arial Narrow"/>
-          <w:b/>
-          <w:color w:val="000000"/>
-          <w:kern w:val="0"/>
-          <w:lang w:eastAsia="es-PE"/>
-          <w14:ligatures w14:val="none"/>
-        </w:rPr>
-        <w:t>NGEL RAFAEL MATA GARCIA</w:t>
-      </w:r>
-      <w:r>
-        <w:rPr>
-          <w:rFonts w:ascii="Arial Narrow" w:eastAsia="Arial Narrow" w:hAnsi="Arial Narrow" w:cs="Arial Narrow"/>
-          <w:b/>
-          <w:color w:val="000000"/>
-          <w:kern w:val="0"/>
-          <w:lang w:eastAsia="es-PE"/>
-          <w14:ligatures w14:val="none"/>
-        </w:rPr>
-        <w:t xml:space="preserve"> (SEÑO</w:t>
-      </w:r>
-      <w:r>
-        <w:rPr>
-          <w:rFonts w:ascii="Arial Narrow" w:eastAsia="Arial Narrow" w:hAnsi="Arial Narrow" w:cs="Arial Narrow"/>
-          <w:b/>
-          <w:color w:val="000000"/>
-          <w:kern w:val="0"/>
-          <w:lang w:eastAsia="es-PE"/>
-          <w14:ligatures w14:val="none"/>
-        </w:rPr>
-        <w:t xml:space="preserve">R </w:t>
-      </w:r>
-      <w:r>
-        <w:rPr>
-          <w:rFonts w:ascii="Arial Narrow" w:eastAsia="Arial Narrow" w:hAnsi="Arial Narrow" w:cs="Arial Narrow"/>
-          <w:b/>
-          <w:color w:val="000000"/>
-          <w:kern w:val="0"/>
-          <w:lang w:eastAsia="es-PE"/>
-          <w14:ligatures w14:val="none"/>
-        </w:rPr>
-        <w:t>MATA</w:t>
-      </w:r>
-      <w:r>
-        <w:rPr>
-          <w:rFonts w:ascii="Arial Narrow" w:eastAsia="Arial Narrow" w:hAnsi="Arial Narrow" w:cs="Arial Narrow"/>
-          <w:b/>
-          <w:color w:val="000000"/>
-          <w:kern w:val="0"/>
-          <w:lang w:eastAsia="es-PE"/>
-          <w14:ligatures w14:val="none"/>
-        </w:rPr>
-        <w:t>)</w:t>
+        <w:t xml:space="preserve">ÁNGEL RAFAEL MATA GARCIA (SEÑOR [APELLIDO])</w:t>
+      </w:r>
+      <w:r>
+        <w:rPr>
+          <w:rFonts w:ascii="Arial Narrow" w:eastAsia="Arial Narrow" w:hAnsi="Arial Narrow" w:cs="Arial Narrow"/>
+          <w:b/>
+          <w:color w:val="000000"/>
+          <w:kern w:val="0"/>
+          <w:lang w:eastAsia="es-PE"/>
+          <w14:ligatures w14:val="none"/>
+        </w:rPr>
+        <w:t/>
+      </w:r>
+      <w:r>
+        <w:rPr>
+          <w:rFonts w:ascii="Arial Narrow" w:eastAsia="Arial Narrow" w:hAnsi="Arial Narrow" w:cs="Arial Narrow"/>
+          <w:b/>
+          <w:color w:val="000000"/>
+          <w:kern w:val="0"/>
+          <w:lang w:eastAsia="es-PE"/>
+          <w14:ligatures w14:val="none"/>
+        </w:rPr>
+        <w:t xml:space="preserve"/>
+      </w:r>
+      <w:r>
+        <w:rPr>
+          <w:rFonts w:ascii="Arial Narrow" w:eastAsia="Arial Narrow" w:hAnsi="Arial Narrow" w:cs="Arial Narrow"/>
+          <w:b/>
+          <w:color w:val="000000"/>
+          <w:kern w:val="0"/>
+          <w:lang w:eastAsia="es-PE"/>
+          <w14:ligatures w14:val="none"/>
+        </w:rPr>
+        <w:t xml:space="preserve"/>
+      </w:r>
+      <w:r>
+        <w:rPr>
+          <w:rFonts w:ascii="Arial Narrow" w:eastAsia="Arial Narrow" w:hAnsi="Arial Narrow" w:cs="Arial Narrow"/>
+          <w:b/>
+          <w:color w:val="000000"/>
+          <w:kern w:val="0"/>
+          <w:lang w:eastAsia="es-PE"/>
+          <w14:ligatures w14:val="none"/>
+        </w:rPr>
+        <w:t/>
+      </w:r>
+      <w:r>
+        <w:rPr>
+          <w:rFonts w:ascii="Arial Narrow" w:eastAsia="Arial Narrow" w:hAnsi="Arial Narrow" w:cs="Arial Narrow"/>
+          <w:b/>
+          <w:color w:val="000000"/>
+          <w:kern w:val="0"/>
+          <w:lang w:eastAsia="es-PE"/>
+          <w14:ligatures w14:val="none"/>
+        </w:rPr>
+        <w:t/>
       </w:r>
     </w:p>
     <w:p>
@@ -711,7 +711,7 @@
           <w:lang w:val="es-ES" w:eastAsia="es-ES"/>
           <w14:ligatures w14:val="none"/>
         </w:rPr>
-        <w:t xml:space="preserve">Mediante el escrito del </w:t>
+        <w:t xml:space="preserve">Mediante el escrito del 5 de junio de 2025, subsanado con el escrito del 5 de agosto de 2025, la señora [APELLIDO] y el señor [APELLIDO] denunciaron a Pacífico por presuntas infracciones a la Ley 29571, Código de Protección y Defensa del Consumidor (en adelante, Código), señalando lo siguiente:</w:t>
       </w:r>
       <w:r>
         <w:rPr>
@@ -721,7 +721,7 @@
           <w:lang w:val="es-ES" w:eastAsia="es-ES"/>
           <w14:ligatures w14:val="none"/>
         </w:rPr>
-        <w:t>5 de junio de 2025</w:t>
+        <w:t/>
       </w:r>
       <w:r>
         <w:rPr>
@@ -731,7 +731,7 @@
           <w:lang w:val="es-ES" w:eastAsia="es-ES"/>
           <w14:ligatures w14:val="none"/>
         </w:rPr>
-        <w:t xml:space="preserve">, subsanado con el escrito del </w:t>
+        <w:t xml:space="preserve"/>
       </w:r>
       <w:r>
         <w:rPr>
@@ -741,7 +741,7 @@
           <w:lang w:val="es-ES" w:eastAsia="es-ES"/>
           <w14:ligatures w14:val="none"/>
         </w:rPr>
-        <w:t>5 de agosto de 2025</w:t>
+        <w:t/>
       </w:r>
       <w:r>
         <w:rPr>
@@ -751,7 +751,7 @@
           <w:lang w:val="es-ES" w:eastAsia="es-ES"/>
           <w14:ligatures w14:val="none"/>
         </w:rPr>
-        <w:t>,</w:t>
+        <w:t/>
       </w:r>
       <w:r>
         <w:rPr>
@@ -770,7 +770,7 @@
           <w:kern w:val="0"/>
           <w14:ligatures w14:val="none"/>
         </w:rPr>
-        <w:t xml:space="preserve"> la </w:t>
+        <w:t xml:space="preserve"/>
       </w:r>
       <w:r>
         <w:rPr>
@@ -778,7 +778,7 @@
           <w:kern w:val="0"/>
           <w14:ligatures w14:val="none"/>
         </w:rPr>
-        <w:t>señora Rubio y el señor Mata denunciaron</w:t>
+        <w:t/>
       </w:r>
       <w:r>
         <w:rPr>
@@ -788,7 +788,7 @@
           <w:lang w:val="es-ES" w:eastAsia="es-ES"/>
           <w14:ligatures w14:val="none"/>
         </w:rPr>
-        <w:t xml:space="preserve"> a </w:t>
+        <w:t xml:space="preserve"/>
       </w:r>
       <w:r>
         <w:rPr>
@@ -798,7 +798,7 @@
           <w:lang w:val="es-ES" w:eastAsia="es-ES"/>
           <w14:ligatures w14:val="none"/>
         </w:rPr>
-        <w:t xml:space="preserve">Pacífico </w:t>
+        <w:t xml:space="preserve"/>
       </w:r>
       <w:r>
         <w:rPr>
@@ -808,7 +808,7 @@
           <w:lang w:val="es-ES" w:eastAsia="es-ES"/>
           <w14:ligatures w14:val="none"/>
         </w:rPr>
-        <w:t>por presuntas infracciones a la Ley 29571, Código de Protección y Defensa del Consumidor (en adelante, Código)</w:t>
+        <w:t/>
       </w:r>
       <w:r>
         <w:rPr>
@@ -829,7 +829,7 @@
           <w:lang w:val="es-ES" w:eastAsia="es-ES"/>
           <w14:ligatures w14:val="none"/>
         </w:rPr>
-        <w:t xml:space="preserve">, señalando </w:t>
+        <w:t xml:space="preserve"/>
       </w:r>
       <w:r>
         <w:rPr>
@@ -840,7 +840,7 @@
           <w:lang w:val="es-ES" w:eastAsia="es-ES"/>
           <w14:ligatures w14:val="none"/>
         </w:rPr>
-        <w:t>lo siguiente:</w:t>
+        <w:t/>
       </w:r>
     </w:p>
     <w:p>
@@ -889,7 +889,7 @@
           <w:lang w:eastAsia="es-ES"/>
           <w14:ligatures w14:val="none"/>
         </w:rPr>
-        <w:t xml:space="preserve">El 10 de junio de 2024, </w:t>
+        <w:t xml:space="preserve">El 10 de junio de 2024, la señora [APELLIDO] adquirió el vehículo con Placa de Rodaje CMI-648. </w:t>
       </w:r>
       <w:r>
         <w:rPr>
@@ -897,7 +897,7 @@
           <w:kern w:val="0"/>
           <w14:ligatures w14:val="none"/>
         </w:rPr>
-        <w:t xml:space="preserve">la señora Rubio </w:t>
+        <w:t xml:space="preserve"/>
       </w:r>
       <w:r>
         <w:rPr>
@@ -907,7 +907,7 @@
           <w:lang w:eastAsia="es-ES"/>
           <w14:ligatures w14:val="none"/>
         </w:rPr>
-        <w:t xml:space="preserve">adquirió </w:t>
+        <w:t xml:space="preserve"/>
       </w:r>
       <w:r>
         <w:rPr>
@@ -917,7 +917,7 @@
           <w:lang w:eastAsia="es-ES"/>
           <w14:ligatures w14:val="none"/>
         </w:rPr>
-        <w:t>el</w:t>
+        <w:t/>
       </w:r>
       <w:r>
         <w:rPr>
@@ -927,7 +927,7 @@
           <w:lang w:eastAsia="es-ES"/>
           <w14:ligatures w14:val="none"/>
         </w:rPr>
-        <w:t xml:space="preserve"> vehículo con Placa de Rodaje CMI-648. </w:t>
+        <w:t xml:space="preserve"/>
       </w:r>
     </w:p>
     <w:p>
@@ -975,7 +975,7 @@
           <w:lang w:eastAsia="es-ES"/>
           <w14:ligatures w14:val="none"/>
         </w:rPr>
-        <w:t xml:space="preserve">El 24 de junio de 2024, </w:t>
+        <w:t xml:space="preserve">El 24 de junio de 2024, la señora [APELLIDO] contrató con Pacífico un Seguro de Autos Todo Riesgo – Plan Full – Póliza 2010209580 (en adelante, “Seguro Vehicular”), con vigencia desde el 25 de junio de 2024 hasta el 25 de junio de 2025. </w:t>
       </w:r>
       <w:r>
         <w:rPr>
@@ -983,7 +983,7 @@
           <w:kern w:val="0"/>
           <w14:ligatures w14:val="none"/>
         </w:rPr>
-        <w:t xml:space="preserve">la señora Rubio </w:t>
+        <w:t xml:space="preserve"/>
       </w:r>
       <w:r>
         <w:rPr>
@@ -993,7 +993,7 @@
           <w:lang w:eastAsia="es-ES"/>
           <w14:ligatures w14:val="none"/>
         </w:rPr>
-        <w:t xml:space="preserve">contrató con Pacífico un Seguro de Autos Todo Riesgo – Plan Full – Póliza 2010209580 (en adelante, “Seguro </w:t>
+        <w:t xml:space="preserve"/>
       </w:r>
       <w:r>
         <w:rPr>
@@ -1003,7 +1003,7 @@
           <w:lang w:eastAsia="es-ES"/>
           <w14:ligatures w14:val="none"/>
         </w:rPr>
-        <w:t>Vehicular</w:t>
+        <w:t/>
       </w:r>
       <w:r>
         <w:rPr>
@@ -1013,7 +1013,7 @@
           <w:lang w:eastAsia="es-ES"/>
           <w14:ligatures w14:val="none"/>
         </w:rPr>
-        <w:t xml:space="preserve">”), con vigencia desde el 25 de </w:t>
+        <w:t xml:space="preserve"/>
       </w:r>
       <w:r>
         <w:rPr>
@@ -1023,7 +1023,7 @@
           <w:lang w:eastAsia="es-ES"/>
           <w14:ligatures w14:val="none"/>
         </w:rPr>
-        <w:t xml:space="preserve">junio de 2024 hasta el 25 de junio de 2025. </w:t>
+        <w:t xml:space="preserve"/>
       </w:r>
     </w:p>
     <w:p>
@@ -1068,7 +1068,7 @@
           <w:lang w:eastAsia="es-ES"/>
           <w14:ligatures w14:val="none"/>
         </w:rPr>
-        <w:t xml:space="preserve">En dicha contratación, solo firmó una hoja resumen sin recibir el </w:t>
+        <w:t xml:space="preserve">En dicha contratación, solo firmó una hoja resumen sin recibir el documento completo de la póliza, el cual estuvo disponible posteriormente para su descarga a través de la aplicación “Mi Espacio Pacífico”. Asimismo, en las condiciones particulares de la póliza, la compañía aseguradora consignó correos electrónicos erróneos o inexistentes, tales como [CORREO] y notienecorreo@pacifico.com.pe.</w:t>
       </w:r>
       <w:bookmarkStart w:id="1" w:name="_Hlk205275348"/>
       <w:r>
@@ -1079,7 +1079,7 @@
           <w:lang w:eastAsia="es-ES"/>
           <w14:ligatures w14:val="none"/>
         </w:rPr>
-        <w:t>documento completo de la póliza</w:t>
+        <w:t/>
       </w:r>
       <w:bookmarkEnd w:id="1"/>
       <w:r>
@@ -1090,7 +1090,7 @@
           <w:lang w:eastAsia="es-ES"/>
           <w14:ligatures w14:val="none"/>
         </w:rPr>
-        <w:t xml:space="preserve">, el cual estuvo disponible posteriormente para </w:t>
+        <w:t xml:space="preserve"/>
       </w:r>
       <w:r>
         <w:rPr>
@@ -1100,7 +1100,7 @@
           <w:lang w:eastAsia="es-ES"/>
           <w14:ligatures w14:val="none"/>
         </w:rPr>
-        <w:t xml:space="preserve">su descarga a través de la aplicación “Mi Espacio Pacífico”. </w:t>
+        <w:t xml:space="preserve"/>
       </w:r>
       <w:r>
         <w:rPr>
@@ -1110,7 +1110,7 @@
           <w:lang w:eastAsia="es-ES"/>
           <w14:ligatures w14:val="none"/>
         </w:rPr>
-        <w:t>Asimismo, en las condiciones particulares de la póliza, la compañía aseguradora consignó correos electrónicos erróneos o inexistentes, tales como inchcape.seguros@asincro.cl y notienecorreo@pacifico.com.pe.</w:t>
+        <w:t/>
       </w:r>
     </w:p>
     <w:p>
@@ -1155,7 +1155,7 @@
           <w:lang w:eastAsia="es-ES"/>
           <w14:ligatures w14:val="none"/>
         </w:rPr>
-        <w:t xml:space="preserve">El 3 de abril de 2025, mientras se </w:t>
+        <w:t xml:space="preserve">El 3 de abril de 2025, mientras se encontraba junto al señor [APELLIDO] en su centro de labores, terceras personas hurtaron el vehículo asegurado, el cual estaba estacionado fuera de dicho local. Al percatarse del hecho mediante el registro de las cámaras de vigilancia, acudió a la comisaría del distrito de Villa El Salvador para interponer la denuncia policial correspondiente. </w:t>
       </w:r>
       <w:r>
         <w:rPr>
@@ -1165,7 +1165,7 @@
           <w:lang w:eastAsia="es-ES"/>
           <w14:ligatures w14:val="none"/>
         </w:rPr>
-        <w:t xml:space="preserve">encontraba junto al </w:t>
+        <w:t xml:space="preserve"/>
       </w:r>
       <w:r>
         <w:rPr>
@@ -1175,7 +1175,7 @@
           <w:lang w:eastAsia="es-ES"/>
           <w14:ligatures w14:val="none"/>
         </w:rPr>
-        <w:t>señor</w:t>
+        <w:t/>
       </w:r>
       <w:r>
         <w:rPr>
@@ -1185,7 +1185,7 @@
           <w:lang w:eastAsia="es-ES"/>
           <w14:ligatures w14:val="none"/>
         </w:rPr>
-        <w:t xml:space="preserve"> Mata</w:t>
+        <w:t xml:space="preserve"/>
       </w:r>
       <w:r>
         <w:rPr>
@@ -1195,7 +1195,7 @@
           <w:lang w:eastAsia="es-ES"/>
           <w14:ligatures w14:val="none"/>
         </w:rPr>
-        <w:t xml:space="preserve"> en su centro de labores</w:t>
+        <w:t xml:space="preserve"/>
       </w:r>
       <w:r>
         <w:rPr>
@@ -1205,7 +1205,7 @@
           <w:lang w:eastAsia="es-ES"/>
           <w14:ligatures w14:val="none"/>
         </w:rPr>
-        <w:t xml:space="preserve">, terceras personas </w:t>
+        <w:t xml:space="preserve"/>
       </w:r>
       <w:r>
         <w:rPr>
@@ -1215,7 +1215,7 @@
           <w:lang w:eastAsia="es-ES"/>
           <w14:ligatures w14:val="none"/>
         </w:rPr>
-        <w:t>hurtaron</w:t>
+        <w:t/>
       </w:r>
       <w:r>
         <w:rPr>
@@ -1225,7 +1225,7 @@
           <w:lang w:eastAsia="es-ES"/>
           <w14:ligatures w14:val="none"/>
         </w:rPr>
-        <w:t xml:space="preserve"> el vehículo asegurado, el cual estaba estacionado fuera de dicho local. Al percatarse del hecho mediante el registro de las cámaras de vigilancia, acudió a la comisaría del distrito de Villa El Salvador para interponer la denuncia policial correspondiente. </w:t>
+        <w:t xml:space="preserve"/>
       </w:r>
     </w:p>
     <w:p>
@@ -1270,7 +1270,7 @@
           <w:lang w:eastAsia="es-ES"/>
           <w14:ligatures w14:val="none"/>
         </w:rPr>
-        <w:t xml:space="preserve">Luego, </w:t>
+        <w:t xml:space="preserve">Luego, comunicó el siniestro a Pacífico para solicitar la cobertura del vehículo asegurado. Sin embargo, el personal de la empresa solo recabó información del señor [APELLIDO], pese a que les informó que ninguno de los dos se encontraba a bordo del vehículo al momento del hurto. </w:t>
       </w:r>
       <w:r>
         <w:rPr>
@@ -1280,7 +1280,7 @@
           <w:lang w:eastAsia="es-ES"/>
           <w14:ligatures w14:val="none"/>
         </w:rPr>
-        <w:t xml:space="preserve">comunicó el siniestro a </w:t>
+        <w:t xml:space="preserve"/>
       </w:r>
       <w:r>
         <w:rPr>
@@ -1290,7 +1290,7 @@
           <w:lang w:eastAsia="es-ES"/>
           <w14:ligatures w14:val="none"/>
         </w:rPr>
-        <w:t xml:space="preserve">Pacífico </w:t>
+        <w:t xml:space="preserve"/>
       </w:r>
       <w:r>
         <w:rPr>
@@ -1300,7 +1300,7 @@
           <w:lang w:eastAsia="es-ES"/>
           <w14:ligatures w14:val="none"/>
         </w:rPr>
-        <w:t xml:space="preserve">para </w:t>
+        <w:t xml:space="preserve"/>
       </w:r>
       <w:r>
         <w:rPr>
@@ -1310,7 +1310,7 @@
           <w:lang w:eastAsia="es-ES"/>
           <w14:ligatures w14:val="none"/>
         </w:rPr>
-        <w:t>solicitar la</w:t>
+        <w:t/>
       </w:r>
       <w:r>
         <w:rPr>
@@ -1320,7 +1320,7 @@
           <w:lang w:eastAsia="es-ES"/>
           <w14:ligatures w14:val="none"/>
         </w:rPr>
-        <w:t xml:space="preserve"> cobertura</w:t>
+        <w:t xml:space="preserve"/>
       </w:r>
       <w:r>
         <w:rPr>
@@ -1330,7 +1330,7 @@
           <w:lang w:eastAsia="es-ES"/>
           <w14:ligatures w14:val="none"/>
         </w:rPr>
-        <w:t xml:space="preserve"> del vehículo asegurado</w:t>
+        <w:t xml:space="preserve"/>
       </w:r>
       <w:r>
         <w:rPr>
@@ -1340,7 +1340,7 @@
           <w:lang w:eastAsia="es-ES"/>
           <w14:ligatures w14:val="none"/>
         </w:rPr>
-        <w:t xml:space="preserve">. Sin embargo, el personal de la empresa </w:t>
+        <w:t xml:space="preserve"/>
       </w:r>
       <w:r>
         <w:rPr>
@@ -1350,7 +1350,7 @@
           <w:lang w:eastAsia="es-ES"/>
           <w14:ligatures w14:val="none"/>
         </w:rPr>
-        <w:t xml:space="preserve">solo </w:t>
+        <w:t xml:space="preserve"/>
       </w:r>
       <w:r>
         <w:rPr>
@@ -1360,7 +1360,7 @@
           <w:lang w:eastAsia="es-ES"/>
           <w14:ligatures w14:val="none"/>
         </w:rPr>
-        <w:t xml:space="preserve">recabó información del </w:t>
+        <w:t xml:space="preserve"/>
       </w:r>
       <w:r>
         <w:rPr>
@@ -1370,7 +1370,7 @@
           <w:lang w:eastAsia="es-ES"/>
           <w14:ligatures w14:val="none"/>
         </w:rPr>
-        <w:t>señor Mata</w:t>
+        <w:t/>
       </w:r>
       <w:r>
         <w:rPr>
@@ -1380,7 +1380,7 @@
           <w:lang w:eastAsia="es-ES"/>
           <w14:ligatures w14:val="none"/>
         </w:rPr>
-        <w:t xml:space="preserve">, pese a que les informó que </w:t>
+        <w:t xml:space="preserve"/>
       </w:r>
       <w:r>
         <w:rPr>
@@ -1390,7 +1390,7 @@
           <w:lang w:eastAsia="es-ES"/>
           <w14:ligatures w14:val="none"/>
         </w:rPr>
-        <w:t>ninguno de los dos se encontraba</w:t>
+        <w:t/>
       </w:r>
       <w:r>
         <w:rPr>
@@ -1400,7 +1400,7 @@
           <w:lang w:eastAsia="es-ES"/>
           <w14:ligatures w14:val="none"/>
         </w:rPr>
-        <w:t xml:space="preserve"> a bordo del vehículo </w:t>
+        <w:t xml:space="preserve"/>
       </w:r>
       <w:r>
         <w:rPr>
@@ -1410,7 +1410,7 @@
           <w:lang w:eastAsia="es-ES"/>
           <w14:ligatures w14:val="none"/>
         </w:rPr>
-        <w:t xml:space="preserve">al momento del </w:t>
+        <w:t xml:space="preserve"/>
       </w:r>
       <w:r>
         <w:rPr>
@@ -1420,7 +1420,7 @@
           <w:lang w:eastAsia="es-ES"/>
           <w14:ligatures w14:val="none"/>
         </w:rPr>
-        <w:t>hurto</w:t>
+        <w:t/>
       </w:r>
       <w:r>
         <w:rPr>
@@ -1430,7 +1430,7 @@
           <w:lang w:eastAsia="es-ES"/>
           <w14:ligatures w14:val="none"/>
         </w:rPr>
-        <w:t xml:space="preserve">. </w:t>
+        <w:t xml:space="preserve"/>
       </w:r>
     </w:p>
     <w:p>
@@ -1475,7 +1475,7 @@
           <w:lang w:eastAsia="es-ES"/>
           <w14:ligatures w14:val="none"/>
         </w:rPr>
-        <w:t>Posteriormente</w:t>
+        <w:t xml:space="preserve">Posteriormente, el señor [APELLIDO] fue sometido a una prueba poligráfica por Pacífico, sin que se justificara su aplicación en lugar de la señora [APELLIDO], titular del Seguro Vehicular. El desarrollo de la prueba tuvo una connotación discriminatoria (xenófoba) pues se le preguntó si mantenía vínculos con personas al margen de la ley.   </w:t>
       </w:r>
       <w:r>
         <w:rPr>
@@ -1485,7 +1485,7 @@
           <w:lang w:eastAsia="es-ES"/>
           <w14:ligatures w14:val="none"/>
         </w:rPr>
-        <w:t xml:space="preserve">, el </w:t>
+        <w:t xml:space="preserve"/>
       </w:r>
       <w:r>
         <w:rPr>
@@ -1495,7 +1495,7 @@
           <w:lang w:eastAsia="es-ES"/>
           <w14:ligatures w14:val="none"/>
         </w:rPr>
-        <w:t>señor</w:t>
+        <w:t/>
       </w:r>
       <w:r>
         <w:rPr>
@@ -1505,7 +1505,7 @@
           <w:lang w:eastAsia="es-ES"/>
           <w14:ligatures w14:val="none"/>
         </w:rPr>
-        <w:t xml:space="preserve"> Mata fue sometido a una prueba poligráfica por </w:t>
+        <w:t xml:space="preserve"/>
       </w:r>
       <w:r>
         <w:rPr>
@@ -1515,7 +1515,7 @@
           <w:lang w:eastAsia="es-ES"/>
           <w14:ligatures w14:val="none"/>
         </w:rPr>
-        <w:t>Pacífico</w:t>
+        <w:t/>
       </w:r>
       <w:r>
         <w:rPr>
@@ -1525,7 +1525,7 @@
           <w:lang w:eastAsia="es-ES"/>
           <w14:ligatures w14:val="none"/>
         </w:rPr>
-        <w:t xml:space="preserve">, sin que se justificara su aplicación en lugar de </w:t>
+        <w:t xml:space="preserve"/>
       </w:r>
       <w:r>
         <w:rPr>
@@ -1533,7 +1533,7 @@
           <w:kern w:val="0"/>
           <w14:ligatures w14:val="none"/>
         </w:rPr>
-        <w:t xml:space="preserve">la señora Rubio, </w:t>
+        <w:t xml:space="preserve"/>
       </w:r>
       <w:r>
         <w:rPr>
@@ -1543,7 +1543,7 @@
           <w:lang w:eastAsia="es-ES"/>
           <w14:ligatures w14:val="none"/>
         </w:rPr>
-        <w:t xml:space="preserve">titular del </w:t>
+        <w:t xml:space="preserve"/>
       </w:r>
       <w:r>
         <w:rPr>
@@ -1553,7 +1553,7 @@
           <w:lang w:eastAsia="es-ES"/>
           <w14:ligatures w14:val="none"/>
         </w:rPr>
-        <w:t>Seguro Vehicular</w:t>
+        <w:t/>
       </w:r>
       <w:r>
         <w:rPr>
@@ -1563,7 +1563,7 @@
           <w:lang w:eastAsia="es-ES"/>
           <w14:ligatures w14:val="none"/>
         </w:rPr>
-        <w:t xml:space="preserve">. </w:t>
+        <w:t xml:space="preserve"/>
       </w:r>
       <w:r>
         <w:rPr>
@@ -1573,7 +1573,7 @@
           <w:lang w:eastAsia="es-ES"/>
           <w14:ligatures w14:val="none"/>
         </w:rPr>
-        <w:t xml:space="preserve">El desarrollo </w:t>
+        <w:t xml:space="preserve"/>
       </w:r>
       <w:r>
         <w:rPr>
@@ -1583,7 +1583,7 @@
           <w:lang w:eastAsia="es-ES"/>
           <w14:ligatures w14:val="none"/>
         </w:rPr>
-        <w:t xml:space="preserve">de la prueba </w:t>
+        <w:t xml:space="preserve"/>
       </w:r>
       <w:r>
         <w:rPr>
@@ -1593,7 +1593,7 @@
           <w:lang w:eastAsia="es-ES"/>
           <w14:ligatures w14:val="none"/>
         </w:rPr>
-        <w:t xml:space="preserve">tuvo una connotación </w:t>
+        <w:t xml:space="preserve"/>
       </w:r>
       <w:r>
         <w:rPr>
@@ -1603,7 +1603,7 @@
           <w:lang w:eastAsia="es-ES"/>
           <w14:ligatures w14:val="none"/>
         </w:rPr>
-        <w:t xml:space="preserve">discriminatoria (xenófoba) </w:t>
+        <w:t xml:space="preserve"/>
       </w:r>
       <w:r>
         <w:rPr>
@@ -1613,7 +1613,7 @@
           <w:lang w:eastAsia="es-ES"/>
           <w14:ligatures w14:val="none"/>
         </w:rPr>
-        <w:t>pues</w:t>
+        <w:t/>
       </w:r>
       <w:r>
         <w:rPr>
@@ -1623,7 +1623,7 @@
           <w:lang w:eastAsia="es-ES"/>
           <w14:ligatures w14:val="none"/>
         </w:rPr>
-        <w:t xml:space="preserve"> </w:t>
+        <w:t xml:space="preserve"/>
       </w:r>
       <w:r>
         <w:rPr>
@@ -1633,7 +1633,7 @@
           <w:lang w:eastAsia="es-ES"/>
           <w14:ligatures w14:val="none"/>
         </w:rPr>
-        <w:t xml:space="preserve">se le preguntó si mantenía vínculos con personas al margen de la ley. </w:t>
+        <w:t xml:space="preserve"/>
       </w:r>
       <w:r>
         <w:rPr>
@@ -1643,7 +1643,7 @@
           <w:lang w:eastAsia="es-ES"/>
           <w14:ligatures w14:val="none"/>
         </w:rPr>
-        <w:t xml:space="preserve"> </w:t>
+        <w:t xml:space="preserve"/>
       </w:r>
       <w:r>
         <w:rPr>
@@ -1653,7 +1653,7 @@
           <w:lang w:eastAsia="es-ES"/>
           <w14:ligatures w14:val="none"/>
         </w:rPr>
-        <w:t xml:space="preserve"> </w:t>
+        <w:t xml:space="preserve"/>
       </w:r>
     </w:p>
     <w:p>
@@ -1698,7 +1698,7 @@
           <w:lang w:eastAsia="es-ES"/>
           <w14:ligatures w14:val="none"/>
         </w:rPr>
-        <w:t xml:space="preserve">El 8 de mayo de 2025, </w:t>
+        <w:t xml:space="preserve">El 8 de mayo de 2025, Pacífico emitió una carta denegando la cobertura del siniestro, fundamentando su decisión en los resultados del examen poligráfico realizados al señor [APELLIDO], pese a que no figura como contratante o asegurado en el Seguro Vehicular. </w:t>
       </w:r>
       <w:r>
         <w:rPr>
@@ -1708,7 +1708,7 @@
           <w:lang w:eastAsia="es-ES"/>
           <w14:ligatures w14:val="none"/>
         </w:rPr>
-        <w:t xml:space="preserve">Pacífico </w:t>
+        <w:t xml:space="preserve"/>
       </w:r>
       <w:r>
         <w:rPr>
@@ -1718,7 +1718,7 @@
           <w:lang w:eastAsia="es-ES"/>
           <w14:ligatures w14:val="none"/>
         </w:rPr>
-        <w:t xml:space="preserve">emitió una carta denegando la cobertura del siniestro, fundamentando su decisión en los resultados del examen poligráfico </w:t>
+        <w:t xml:space="preserve"/>
       </w:r>
       <w:r>
         <w:rPr>
@@ -1728,7 +1728,7 @@
           <w:lang w:eastAsia="es-ES"/>
           <w14:ligatures w14:val="none"/>
         </w:rPr>
-        <w:t>realizados al señor Mata</w:t>
+        <w:t/>
       </w:r>
       <w:r>
         <w:rPr>
@@ -1738,7 +1738,7 @@
           <w:lang w:eastAsia="es-ES"/>
           <w14:ligatures w14:val="none"/>
         </w:rPr>
-        <w:t>, pese a que</w:t>
+        <w:t/>
       </w:r>
       <w:r>
         <w:rPr>
@@ -1748,7 +1748,7 @@
           <w:lang w:eastAsia="es-ES"/>
           <w14:ligatures w14:val="none"/>
         </w:rPr>
-        <w:t xml:space="preserve"> no figura como contratante o asegurado en el Seguro </w:t>
+        <w:t xml:space="preserve"/>
       </w:r>
       <w:r>
         <w:rPr>
@@ -1758,7 +1758,7 @@
           <w:lang w:eastAsia="es-ES"/>
           <w14:ligatures w14:val="none"/>
         </w:rPr>
-        <w:t>Vehicular</w:t>
+        <w:t/>
       </w:r>
       <w:r>
         <w:rPr>
@@ -1768,7 +1768,7 @@
           <w:lang w:eastAsia="es-ES"/>
           <w14:ligatures w14:val="none"/>
         </w:rPr>
-        <w:t xml:space="preserve">. </w:t>
+        <w:t xml:space="preserve"/>
       </w:r>
     </w:p>
     <w:p>
@@ -2110,7 +2110,7 @@
           <w:kern w:val="0"/>
           <w14:ligatures w14:val="none"/>
         </w:rPr>
-        <w:t xml:space="preserve">La señora Rubio </w:t>
+        <w:t xml:space="preserve">La señora [APELLIDO] y el señor [APELLIDO] solicitaron, en calidad de medida correctiva, que Pacífico cumpla con: (i) activar la póliza de Seguro Vehicular 2010209580 y, en consecuencia, cubrir el siniestro reportado por la denunciante de hurto del vehículo por la suma total asegurada de US$ 12 090,00; y (ii) eliminar y/o modificar las cláusulas abusivas establecidas en el contrato de seguro suscrito por la denunciante que le conceden un beneficio injusto a la denunciada. Asimismo, requirió el reembolso de costos y costas del presente procedimiento.</w:t>
       </w:r>
       <w:proofErr w:type="spellStart"/>
       <w:r>
@@ -2119,7 +2119,7 @@
           <w:kern w:val="0"/>
           <w14:ligatures w14:val="none"/>
         </w:rPr>
-        <w:t>Fernandez</w:t>
+        <w:t/>
       </w:r>
       <w:proofErr w:type="spellEnd"/>
       <w:r>
@@ -2128,7 +2128,7 @@
           <w:kern w:val="0"/>
           <w14:ligatures w14:val="none"/>
         </w:rPr>
-        <w:t xml:space="preserve"> y el señor Mata </w:t>
+        <w:t xml:space="preserve"/>
       </w:r>
       <w:r>
         <w:rPr>
@@ -2138,7 +2138,7 @@
           <w:lang w:val="es-ES" w:eastAsia="es-ES"/>
           <w14:ligatures w14:val="none"/>
         </w:rPr>
-        <w:t>solicitaron</w:t>
+        <w:t/>
       </w:r>
       <w:r>
         <w:rPr>
@@ -2148,7 +2148,7 @@
           <w:lang w:val="es-ES" w:eastAsia="es-ES"/>
           <w14:ligatures w14:val="none"/>
         </w:rPr>
-        <w:t xml:space="preserve">, en calidad de medida correctiva, que </w:t>
+        <w:t xml:space="preserve"/>
       </w:r>
       <w:r>
         <w:rPr>
@@ -2158,7 +2158,7 @@
           <w:lang w:val="es-ES" w:eastAsia="es-ES"/>
           <w14:ligatures w14:val="none"/>
         </w:rPr>
-        <w:t xml:space="preserve">Pacífico </w:t>
+        <w:t xml:space="preserve"/>
       </w:r>
       <w:r>
         <w:rPr>
@@ -2168,7 +2168,7 @@
           <w:lang w:val="es-ES" w:eastAsia="es-ES"/>
           <w14:ligatures w14:val="none"/>
         </w:rPr>
-        <w:t>cumpla co</w:t>
+        <w:t/>
       </w:r>
       <w:r>
         <w:rPr>
@@ -2178,7 +2178,7 @@
           <w:lang w:val="es-ES" w:eastAsia="es-ES"/>
           <w14:ligatures w14:val="none"/>
         </w:rPr>
-        <w:t xml:space="preserve">n: (i) activar la póliza de Seguro Vehicular 2010209580 y, en consecuencia, cubrir el siniestro reportado por la denunciante </w:t>
+        <w:t xml:space="preserve"/>
       </w:r>
       <w:r>
         <w:rPr>
@@ -2188,7 +2188,7 @@
           <w:lang w:val="es-ES" w:eastAsia="es-ES"/>
           <w14:ligatures w14:val="none"/>
         </w:rPr>
-        <w:t>de hurto</w:t>
+        <w:t/>
       </w:r>
       <w:r>
         <w:rPr>
@@ -2198,7 +2198,7 @@
           <w:lang w:val="es-ES" w:eastAsia="es-ES"/>
           <w14:ligatures w14:val="none"/>
         </w:rPr>
-        <w:t xml:space="preserve"> del vehículo</w:t>
+        <w:t xml:space="preserve"/>
       </w:r>
       <w:r>
         <w:rPr>
@@ -2208,7 +2208,7 @@
           <w:lang w:val="es-ES" w:eastAsia="es-ES"/>
           <w14:ligatures w14:val="none"/>
         </w:rPr>
-        <w:t xml:space="preserve"> </w:t>
+        <w:t xml:space="preserve"/>
       </w:r>
       <w:r>
         <w:rPr>
@@ -2218,7 +2218,7 @@
           <w:lang w:val="es-ES" w:eastAsia="es-ES"/>
           <w14:ligatures w14:val="none"/>
         </w:rPr>
-        <w:t xml:space="preserve">por la suma total asegurada de </w:t>
+        <w:t xml:space="preserve"/>
       </w:r>
       <w:r>
         <w:rPr>
@@ -2228,7 +2228,7 @@
           <w:lang w:val="es-ES" w:eastAsia="es-ES"/>
           <w14:ligatures w14:val="none"/>
         </w:rPr>
-        <w:t>US$ 12 090,00</w:t>
+        <w:t/>
       </w:r>
       <w:r>
         <w:rPr>
@@ -2238,7 +2238,7 @@
           <w:lang w:val="es-ES" w:eastAsia="es-ES"/>
           <w14:ligatures w14:val="none"/>
         </w:rPr>
-        <w:t>; y (</w:t>
+        <w:t/>
       </w:r>
       <w:proofErr w:type="spellStart"/>
       <w:r>
@@ -2249,7 +2249,7 @@
           <w:lang w:val="es-ES" w:eastAsia="es-ES"/>
           <w14:ligatures w14:val="none"/>
         </w:rPr>
-        <w:t>ii</w:t>
+        <w:t/>
       </w:r>
       <w:proofErr w:type="spellEnd"/>
       <w:r>
@@ -2260,7 +2260,7 @@
           <w:lang w:val="es-ES" w:eastAsia="es-ES"/>
           <w14:ligatures w14:val="none"/>
         </w:rPr>
-        <w:t>)</w:t>
+        <w:t/>
       </w:r>
       <w:r>
         <w:rPr>
@@ -2270,7 +2270,7 @@
           <w:lang w:val="es-ES" w:eastAsia="es-ES"/>
           <w14:ligatures w14:val="none"/>
         </w:rPr>
-        <w:t xml:space="preserve"> eliminar y/o modificar las cl</w:t>
+        <w:t xml:space="preserve"/>
       </w:r>
       <w:r>
         <w:rPr>
@@ -2280,7 +2280,7 @@
           <w:lang w:val="es-ES" w:eastAsia="es-ES"/>
           <w14:ligatures w14:val="none"/>
         </w:rPr>
-        <w:t>á</w:t>
+        <w:t/>
       </w:r>
       <w:r>
         <w:rPr>
@@ -2290,7 +2290,7 @@
           <w:lang w:val="es-ES" w:eastAsia="es-ES"/>
           <w14:ligatures w14:val="none"/>
         </w:rPr>
-        <w:t>usulas abusivas establecidas en el contrato de seguro suscrito por la denunciante que le conceden un beneficio injusto a la denunciada</w:t>
+        <w:t/>
       </w:r>
       <w:r>
         <w:rPr>
@@ -2300,7 +2300,7 @@
           <w:lang w:val="es-ES" w:eastAsia="es-ES"/>
           <w14:ligatures w14:val="none"/>
         </w:rPr>
-        <w:t>. Asimismo, requirió el reembolso de costos y costas del presente procedimiento.</w:t>
+        <w:t/>
       </w:r>
     </w:p>
     <w:p>
@@ -2746,7 +2746,7 @@
           <w:kern w:val="0"/>
           <w14:ligatures w14:val="none"/>
         </w:rPr>
-        <w:t xml:space="preserve">Asimismo, la Secretaría Técnica, en ejercicio de sus facultades, </w:t>
+        <w:t xml:space="preserve">Asimismo, la Secretaría Técnica, en ejercicio de sus facultades, considera que el hecho denunciado, consistente en que la compañía aseguradora habría tenido un trato discriminatorio con el señor [APELLIDO] Rafael Mata García, al hacer que pase una prueba poligráfica, pese a que no se encontró al momento del siniestro del 3 de abril de 2025, siendo la única motivación su nacionalidad venezolana. Por consiguiente, corresponde calificar el hecho materia de denuncia como una presunta infracción al numeral 1 del artículo 38 del Código.</w:t>
       </w:r>
       <w:r>
         <w:rPr>
@@ -2756,31 +2756,31 @@
           <w:lang w:eastAsia="es-PE"/>
           <w14:ligatures w14:val="none"/>
         </w:rPr>
-        <w:t xml:space="preserve">considera </w:t>
-      </w:r>
-      <w:r>
-        <w:rPr>
-          <w:rFonts w:ascii="Arial Narrow" w:eastAsia="Arial Narrow" w:hAnsi="Arial Narrow" w:cs="Arial Narrow"/>
-          <w:kern w:val="0"/>
-          <w14:ligatures w14:val="none"/>
-        </w:rPr>
-        <w:t xml:space="preserve">que el hecho denunciado, consistente en que </w:t>
-      </w:r>
-      <w:r>
-        <w:rPr>
-          <w:rFonts w:ascii="Arial Narrow" w:eastAsia="Arial Narrow" w:hAnsi="Arial Narrow" w:cs="Arial Narrow"/>
-          <w:kern w:val="0"/>
-          <w14:ligatures w14:val="none"/>
-        </w:rPr>
-        <w:t>la compañía aseguradora habría tenido un trato discriminatorio con el señor Ángel Rafael Mata García, al hacer que pase una prueba poligráfica, pese a que no se encontró al momento del siniestro del 3 de abril de 2025, siendo la única motivación su nacionalidad venezolana</w:t>
-      </w:r>
-      <w:r>
-        <w:rPr>
-          <w:rFonts w:ascii="Arial Narrow" w:eastAsia="Arial Narrow" w:hAnsi="Arial Narrow" w:cs="Arial Narrow"/>
-          <w:kern w:val="0"/>
-          <w14:ligatures w14:val="none"/>
-        </w:rPr>
-        <w:t>. Por consiguiente, corresponde calificar el hecho materia de denuncia como una presunta infracción al numeral 1 del artículo 38 del Código</w:t>
+        <w:t xml:space="preserve"/>
+      </w:r>
+      <w:r>
+        <w:rPr>
+          <w:rFonts w:ascii="Arial Narrow" w:eastAsia="Arial Narrow" w:hAnsi="Arial Narrow" w:cs="Arial Narrow"/>
+          <w:kern w:val="0"/>
+          <w14:ligatures w14:val="none"/>
+        </w:rPr>
+        <w:t xml:space="preserve"/>
+      </w:r>
+      <w:r>
+        <w:rPr>
+          <w:rFonts w:ascii="Arial Narrow" w:eastAsia="Arial Narrow" w:hAnsi="Arial Narrow" w:cs="Arial Narrow"/>
+          <w:kern w:val="0"/>
+          <w14:ligatures w14:val="none"/>
+        </w:rPr>
+        <w:t/>
+      </w:r>
+      <w:r>
+        <w:rPr>
+          <w:rFonts w:ascii="Arial Narrow" w:eastAsia="Arial Narrow" w:hAnsi="Arial Narrow" w:cs="Arial Narrow"/>
+          <w:kern w:val="0"/>
+          <w14:ligatures w14:val="none"/>
+        </w:rPr>
+        <w:t/>
       </w:r>
       <w:r>
         <w:rPr>
@@ -2797,7 +2797,7 @@
           <w:kern w:val="0"/>
           <w14:ligatures w14:val="none"/>
         </w:rPr>
-        <w:t>.</w:t>
+        <w:t/>
       </w:r>
     </w:p>
     <w:p>
@@ -3942,7 +3942,7 @@
           <w:lang w:eastAsia="es-PE"/>
           <w14:ligatures w14:val="none"/>
         </w:rPr>
-        <w:t xml:space="preserve">PRIMERO: </w:t>
+        <w:t xml:space="preserve">PRIMERO: admitir a trámite la denuncia del 5 de junio de 2025, subsanado con el escrito del 5 de agosto de 2025, interpuesta por la señora [APELLIDO] Fernández y al señor [APELLIDO] Rafael Mata García contra Pacífico Compañía de Seguros y Reaseguros S.A., por lo siguiente:</w:t>
       </w:r>
       <w:r>
         <w:rPr>
@@ -3953,7 +3953,7 @@
           <w:lang w:eastAsia="es-PE"/>
           <w14:ligatures w14:val="none"/>
         </w:rPr>
-        <w:t xml:space="preserve">admitir a trámite la denuncia del </w:t>
+        <w:t xml:space="preserve"/>
       </w:r>
       <w:r>
         <w:rPr>
@@ -3963,7 +3963,7 @@
           <w:lang w:val="es-ES" w:eastAsia="es-ES"/>
           <w14:ligatures w14:val="none"/>
         </w:rPr>
-        <w:t>5 de junio de 2025</w:t>
+        <w:t/>
       </w:r>
       <w:r>
         <w:rPr>
@@ -3973,7 +3973,7 @@
           <w:lang w:val="es-ES" w:eastAsia="es-ES"/>
           <w14:ligatures w14:val="none"/>
         </w:rPr>
-        <w:t xml:space="preserve">, subsanado con el escrito del </w:t>
+        <w:t xml:space="preserve"/>
       </w:r>
       <w:r>
         <w:rPr>
@@ -3983,7 +3983,7 @@
           <w:lang w:val="es-ES" w:eastAsia="es-ES"/>
           <w14:ligatures w14:val="none"/>
         </w:rPr>
-        <w:t>5 de agosto de 2025</w:t>
+        <w:t/>
       </w:r>
       <w:r>
         <w:rPr>
@@ -3993,7 +3993,7 @@
           <w:lang w:val="es-ES" w:eastAsia="es-ES"/>
           <w14:ligatures w14:val="none"/>
         </w:rPr>
-        <w:t xml:space="preserve">, </w:t>
+        <w:t xml:space="preserve"/>
       </w:r>
       <w:r>
         <w:rPr>
@@ -4004,7 +4004,7 @@
           <w:lang w:eastAsia="es-PE"/>
           <w14:ligatures w14:val="none"/>
         </w:rPr>
-        <w:t xml:space="preserve">interpuesta por </w:t>
+        <w:t xml:space="preserve"/>
       </w:r>
       <w:r>
         <w:rPr>
@@ -4015,7 +4015,7 @@
           <w:lang w:eastAsia="es-PE"/>
           <w14:ligatures w14:val="none"/>
         </w:rPr>
-        <w:t xml:space="preserve">la señora </w:t>
+        <w:t xml:space="preserve"/>
       </w:r>
       <w:proofErr w:type="spellStart"/>
       <w:r>
@@ -4027,7 +4027,7 @@
           <w:lang w:eastAsia="es-PE"/>
           <w14:ligatures w14:val="none"/>
         </w:rPr>
-        <w:t>Heleni</w:t>
+        <w:t/>
       </w:r>
       <w:proofErr w:type="spellEnd"/>
       <w:r>
@@ -4039,7 +4039,7 @@
           <w:lang w:eastAsia="es-PE"/>
           <w14:ligatures w14:val="none"/>
         </w:rPr>
-        <w:t xml:space="preserve"> Magali Rubio </w:t>
+        <w:t xml:space="preserve"/>
       </w:r>
       <w:r>
         <w:rPr>
@@ -4050,7 +4050,7 @@
           <w:lang w:eastAsia="es-PE"/>
           <w14:ligatures w14:val="none"/>
         </w:rPr>
-        <w:t>Fernández</w:t>
+        <w:t/>
       </w:r>
       <w:r>
         <w:rPr>
@@ -4061,7 +4061,7 @@
           <w:lang w:eastAsia="es-PE"/>
           <w14:ligatures w14:val="none"/>
         </w:rPr>
-        <w:t xml:space="preserve"> y al señor Ángel Rafael Mata </w:t>
+        <w:t xml:space="preserve"/>
       </w:r>
       <w:r>
         <w:rPr>
@@ -4072,7 +4072,7 @@
           <w:lang w:eastAsia="es-PE"/>
           <w14:ligatures w14:val="none"/>
         </w:rPr>
-        <w:t>García</w:t>
+        <w:t/>
       </w:r>
       <w:r>
         <w:rPr>
@@ -4083,14 +4083,14 @@
           <w:lang w:eastAsia="es-PE"/>
           <w14:ligatures w14:val="none"/>
         </w:rPr>
-        <w:t xml:space="preserve"> contra </w:t>
+        <w:t xml:space="preserve"/>
       </w:r>
       <w:r>
         <w:rPr>
           <w:rFonts w:ascii="Arial Narrow" w:eastAsia="Arial Narrow" w:hAnsi="Arial Narrow" w:cs="Arial Narrow"/>
           <w:bCs/>
         </w:rPr>
-        <w:t>Pacífico Compañía de Seguros y Reaseguros S.A.</w:t>
+        <w:t/>
       </w:r>
       <w:r>
         <w:rPr>
@@ -4101,7 +4101,7 @@
           <w:lang w:eastAsia="es-PE"/>
           <w14:ligatures w14:val="none"/>
         </w:rPr>
-        <w:t xml:space="preserve">, </w:t>
+        <w:t xml:space="preserve"/>
       </w:r>
       <w:r>
         <w:rPr>
@@ -4112,7 +4112,7 @@
           <w:lang w:eastAsia="es-PE"/>
           <w14:ligatures w14:val="none"/>
         </w:rPr>
-        <w:t>por lo siguiente:</w:t>
+        <w:t/>
       </w:r>
     </w:p>
     <w:p>
@@ -4370,7 +4370,7 @@
           <w:lang w:eastAsia="es-PE"/>
           <w14:ligatures w14:val="none"/>
         </w:rPr>
-        <w:t>Presunta</w:t>
+        <w:t xml:space="preserve">Presunta infracción en el numeral 1 del artículo 38 de la Ley 29571, Código de Protección y Defensa del Consumidor, en tanto la compañía aseguradora habría tenido un trato discriminatorio con el señor [APELLIDO] Rafael Mata García, al hacer que pase una prueba poligráfica, pese a que no se encontró al momento del siniestro del 3 de abril de 2025, siendo la única motivación su nacionalidad venezolana. </w:t>
       </w:r>
       <w:r>
         <w:rPr>
@@ -4380,7 +4380,7 @@
           <w:lang w:eastAsia="es-PE"/>
           <w14:ligatures w14:val="none"/>
         </w:rPr>
-        <w:t xml:space="preserve"> infracción </w:t>
+        <w:t xml:space="preserve"/>
       </w:r>
       <w:r>
         <w:rPr>
@@ -4390,23 +4390,23 @@
           <w:lang w:eastAsia="es-PE"/>
           <w14:ligatures w14:val="none"/>
         </w:rPr>
-        <w:t xml:space="preserve">en el </w:t>
-      </w:r>
-      <w:r>
-        <w:rPr>
-          <w:rFonts w:ascii="Arial Narrow" w:eastAsia="Arial Narrow" w:hAnsi="Arial Narrow" w:cs="Arial Narrow"/>
-          <w:kern w:val="0"/>
-          <w14:ligatures w14:val="none"/>
-        </w:rPr>
-        <w:t xml:space="preserve">numeral 1 del </w:t>
-      </w:r>
-      <w:r>
-        <w:rPr>
-          <w:rFonts w:ascii="Arial Narrow" w:eastAsia="Arial Narrow" w:hAnsi="Arial Narrow" w:cs="Arial Narrow"/>
-          <w:kern w:val="0"/>
-          <w14:ligatures w14:val="none"/>
-        </w:rPr>
-        <w:t xml:space="preserve">artículo 38 </w:t>
+        <w:t xml:space="preserve"/>
+      </w:r>
+      <w:r>
+        <w:rPr>
+          <w:rFonts w:ascii="Arial Narrow" w:eastAsia="Arial Narrow" w:hAnsi="Arial Narrow" w:cs="Arial Narrow"/>
+          <w:kern w:val="0"/>
+          <w14:ligatures w14:val="none"/>
+        </w:rPr>
+        <w:t xml:space="preserve"/>
+      </w:r>
+      <w:r>
+        <w:rPr>
+          <w:rFonts w:ascii="Arial Narrow" w:eastAsia="Arial Narrow" w:hAnsi="Arial Narrow" w:cs="Arial Narrow"/>
+          <w:kern w:val="0"/>
+          <w14:ligatures w14:val="none"/>
+        </w:rPr>
+        <w:t xml:space="preserve"/>
       </w:r>
       <w:r>
         <w:rPr>
@@ -4415,7 +4415,7 @@
           <w:lang w:eastAsia="es-PE"/>
           <w14:ligatures w14:val="none"/>
         </w:rPr>
-        <w:t xml:space="preserve">de </w:t>
+        <w:t xml:space="preserve"/>
       </w:r>
       <w:r>
         <w:rPr>
@@ -4425,23 +4425,23 @@
           <w:lang w:eastAsia="es-PE"/>
           <w14:ligatures w14:val="none"/>
         </w:rPr>
-        <w:t>la Ley 29571, Código de Protección y Defensa del Consumidor, en tanto</w:t>
-      </w:r>
-      <w:r>
-        <w:rPr>
-          <w:rFonts w:ascii="Arial Narrow" w:eastAsia="Arial Narrow" w:hAnsi="Arial Narrow" w:cs="Arial Narrow"/>
-          <w:kern w:val="0"/>
-          <w14:ligatures w14:val="none"/>
-        </w:rPr>
-        <w:t xml:space="preserve"> </w:t>
-      </w:r>
-      <w:r>
-        <w:rPr>
-          <w:rFonts w:ascii="Arial Narrow" w:eastAsia="Arial Narrow" w:hAnsi="Arial Narrow" w:cs="Arial Narrow"/>
-          <w:kern w:val="0"/>
-          <w14:ligatures w14:val="none"/>
-        </w:rPr>
-        <w:t xml:space="preserve">la compañía aseguradora habría tenido un trato discriminatorio con el señor </w:t>
+        <w:t/>
+      </w:r>
+      <w:r>
+        <w:rPr>
+          <w:rFonts w:ascii="Arial Narrow" w:eastAsia="Arial Narrow" w:hAnsi="Arial Narrow" w:cs="Arial Narrow"/>
+          <w:kern w:val="0"/>
+          <w14:ligatures w14:val="none"/>
+        </w:rPr>
+        <w:t xml:space="preserve"/>
+      </w:r>
+      <w:r>
+        <w:rPr>
+          <w:rFonts w:ascii="Arial Narrow" w:eastAsia="Arial Narrow" w:hAnsi="Arial Narrow" w:cs="Arial Narrow"/>
+          <w:kern w:val="0"/>
+          <w14:ligatures w14:val="none"/>
+        </w:rPr>
+        <w:t xml:space="preserve"/>
       </w:r>
       <w:r>
         <w:rPr>
@@ -4452,23 +4452,23 @@
           <w:lang w:eastAsia="es-PE"/>
           <w14:ligatures w14:val="none"/>
         </w:rPr>
-        <w:t>Ángel Rafael Mata García</w:t>
-      </w:r>
-      <w:r>
-        <w:rPr>
-          <w:rFonts w:ascii="Arial Narrow" w:eastAsia="Arial Narrow" w:hAnsi="Arial Narrow" w:cs="Arial Narrow"/>
-          <w:kern w:val="0"/>
-          <w14:ligatures w14:val="none"/>
-        </w:rPr>
-        <w:t>, al hacer que pase una prueba poligráfica, pese a que no se encontró al momento del siniestro del 3 de abril de 2025, siendo la única motivación su nacionalidad venezolana</w:t>
-      </w:r>
-      <w:r>
-        <w:rPr>
-          <w:rFonts w:ascii="Arial Narrow" w:eastAsia="Arial Narrow" w:hAnsi="Arial Narrow" w:cs="Arial Narrow"/>
-          <w:kern w:val="0"/>
-          <w14:ligatures w14:val="none"/>
-        </w:rPr>
-        <w:t xml:space="preserve">. </w:t>
+        <w:t/>
+      </w:r>
+      <w:r>
+        <w:rPr>
+          <w:rFonts w:ascii="Arial Narrow" w:eastAsia="Arial Narrow" w:hAnsi="Arial Narrow" w:cs="Arial Narrow"/>
+          <w:kern w:val="0"/>
+          <w14:ligatures w14:val="none"/>
+        </w:rPr>
+        <w:t/>
+      </w:r>
+      <w:r>
+        <w:rPr>
+          <w:rFonts w:ascii="Arial Narrow" w:eastAsia="Arial Narrow" w:hAnsi="Arial Narrow" w:cs="Arial Narrow"/>
+          <w:kern w:val="0"/>
+          <w14:ligatures w14:val="none"/>
+        </w:rPr>
+        <w:t xml:space="preserve"/>
       </w:r>
     </w:p>
     <w:p>
@@ -6487,7 +6487,7 @@
           <w:b/>
           <w:bCs/>
         </w:rPr>
-        <w:t>DÉCIMO</w:t>
+        <w:t xml:space="preserve">DÉCIMO: requerir a la señora [APELLIDO] Fernández y al señor [APELLIDO] Rafael Mata García para que, dentro del plazo de dos (2) días hábiles siguientes a la fecha en que reciban la notificación en su bandeja de correo electrónico, efectúen la confirmación de recepción de la notificación remitida por este despacho a su correo electrónico, de conformidad con el segundo párrafo del numeral 4 del artículo 20 del Texto Único Ordenado de la Ley del Procedimiento Administrativo General, aprobado mediante Decreto Supremo 006-2026-JUS, bajo apercibimiento de rehacer el acto de notificación y notificarle conforme al numeral 1 del artículo 20 del citado cuerpo normativo.</w:t>
       </w:r>
       <w:r>
         <w:rPr>
@@ -6497,7 +6497,7 @@
           <w:kern w:val="0"/>
           <w14:ligatures w14:val="none"/>
         </w:rPr>
-        <w:t>:</w:t>
+        <w:t/>
       </w:r>
       <w:r>
         <w:rPr>
@@ -6507,7 +6507,7 @@
           <w:kern w:val="0"/>
           <w14:ligatures w14:val="none"/>
         </w:rPr>
-        <w:t xml:space="preserve"> </w:t>
+        <w:t xml:space="preserve"/>
       </w:r>
       <w:r>
         <w:rPr>
@@ -6517,7 +6517,7 @@
           <w:kern w:val="0"/>
           <w14:ligatures w14:val="none"/>
         </w:rPr>
-        <w:t xml:space="preserve">requerir a </w:t>
+        <w:t xml:space="preserve"/>
       </w:r>
       <w:r>
         <w:rPr>
@@ -6527,7 +6527,7 @@
           <w:kern w:val="0"/>
           <w14:ligatures w14:val="none"/>
         </w:rPr>
-        <w:t xml:space="preserve">la señora </w:t>
+        <w:t xml:space="preserve"/>
       </w:r>
       <w:proofErr w:type="spellStart"/>
       <w:r>
@@ -6538,7 +6538,7 @@
           <w:kern w:val="0"/>
           <w14:ligatures w14:val="none"/>
         </w:rPr>
-        <w:t>Heleni</w:t>
+        <w:t/>
       </w:r>
       <w:proofErr w:type="spellEnd"/>
       <w:r>
@@ -6549,7 +6549,7 @@
           <w:kern w:val="0"/>
           <w14:ligatures w14:val="none"/>
         </w:rPr>
-        <w:t xml:space="preserve"> Magali Rubio </w:t>
+        <w:t xml:space="preserve"/>
       </w:r>
       <w:r>
         <w:rPr>
@@ -6559,7 +6559,7 @@
           <w:kern w:val="0"/>
           <w14:ligatures w14:val="none"/>
         </w:rPr>
-        <w:t>Fernández</w:t>
+        <w:t/>
       </w:r>
       <w:r>
         <w:rPr>
@@ -6569,7 +6569,7 @@
           <w:kern w:val="0"/>
           <w14:ligatures w14:val="none"/>
         </w:rPr>
-        <w:t xml:space="preserve"> y al señor Ángel Rafael Mata </w:t>
+        <w:t xml:space="preserve"/>
       </w:r>
       <w:r>
         <w:rPr>
@@ -6579,7 +6579,7 @@
           <w:kern w:val="0"/>
           <w14:ligatures w14:val="none"/>
         </w:rPr>
-        <w:t>García</w:t>
+        <w:t/>
       </w:r>
       <w:r>
         <w:rPr>
@@ -6589,56 +6589,56 @@
           <w:kern w:val="0"/>
           <w14:ligatures w14:val="none"/>
         </w:rPr>
-        <w:t xml:space="preserve"> </w:t>
+        <w:t xml:space="preserve"/>
       </w:r>
       <w:r>
         <w:rPr>
           <w:rFonts w:ascii="Arial Narrow" w:hAnsi="Arial Narrow"/>
           <w:color w:val="000000"/>
         </w:rPr>
-        <w:t>para que, dentro del plazo de</w:t>
+        <w:t/>
       </w:r>
       <w:r>
         <w:rPr>
           <w:rFonts w:ascii="Arial Narrow" w:hAnsi="Arial Narrow"/>
           <w:color w:val="000000"/>
         </w:rPr>
-        <w:t xml:space="preserve"> dos (2) días </w:t>
+        <w:t xml:space="preserve"/>
       </w:r>
       <w:r>
         <w:rPr>
           <w:rFonts w:ascii="Arial Narrow" w:hAnsi="Arial Narrow"/>
           <w:color w:val="000000"/>
         </w:rPr>
-        <w:t>hábiles siguientes a la fecha en que reciba</w:t>
+        <w:t/>
       </w:r>
       <w:r>
         <w:rPr>
           <w:rFonts w:ascii="Arial Narrow" w:hAnsi="Arial Narrow"/>
           <w:color w:val="000000"/>
         </w:rPr>
-        <w:t>n</w:t>
+        <w:t/>
       </w:r>
       <w:r>
         <w:rPr>
           <w:rFonts w:ascii="Arial Narrow" w:hAnsi="Arial Narrow"/>
           <w:color w:val="000000"/>
         </w:rPr>
-        <w:t xml:space="preserve"> la notificación en su bandeja de correo electrónico, efectúe</w:t>
+        <w:t xml:space="preserve"/>
       </w:r>
       <w:r>
         <w:rPr>
           <w:rFonts w:ascii="Arial Narrow" w:hAnsi="Arial Narrow"/>
           <w:color w:val="000000"/>
         </w:rPr>
-        <w:t>n</w:t>
+        <w:t/>
       </w:r>
       <w:r>
         <w:rPr>
           <w:rFonts w:ascii="Arial Narrow" w:hAnsi="Arial Narrow"/>
           <w:color w:val="000000"/>
         </w:rPr>
-        <w:t xml:space="preserve"> la confirmación de recepción de la notificación remitida por este despacho a su correo electrónico, de conformidad con el segundo párrafo del numeral 4 del artículo 20</w:t>
+        <w:t xml:space="preserve"/>
       </w:r>
       <w:r>
         <w:rPr>
@@ -6655,14 +6655,14 @@
           <w:rFonts w:ascii="Arial Narrow" w:hAnsi="Arial Narrow"/>
           <w:color w:val="000000"/>
         </w:rPr>
-        <w:t xml:space="preserve"> del Texto Único Ordenado de la Ley del</w:t>
+        <w:t xml:space="preserve"/>
       </w:r>
       <w:r>
         <w:rPr>
           <w:rFonts w:ascii="Arial Narrow" w:hAnsi="Arial Narrow"/>
           <w:color w:val="000000"/>
         </w:rPr>
-        <w:t xml:space="preserve"> Procedimiento Administrativo General, aprobado mediante Decreto Supremo 006-2026-JUS, bajo apercibimiento de rehacer el acto de notificación y notificarle conforme al numeral 1 del artículo 20</w:t>
+        <w:t xml:space="preserve"/>
       </w:r>
       <w:r>
         <w:rPr>
@@ -6679,7 +6679,7 @@
           <w:rFonts w:ascii="Arial Narrow" w:hAnsi="Arial Narrow"/>
           <w:color w:val="000000"/>
         </w:rPr>
-        <w:t xml:space="preserve"> del citado cuerpo normativo</w:t>
+        <w:t xml:space="preserve"/>
       </w:r>
       <w:r>
         <w:rPr>
@@ -6692,7 +6692,7 @@
         <w:rPr>
           <w:rFonts w:ascii="Arial Narrow" w:hAnsi="Arial Narrow" w:cs="Arial"/>
         </w:rPr>
-        <w:t>.</w:t>
+        <w:t/>
       </w:r>
     </w:p>
     <w:p>

--- a/plantillas_maestras/01_seguro_vehicular/discriminacion/2_o_mas_ddos_varios/mujer/TPL_1519_2025_SEGURO_VEHICULAR_DISCRIMINACION_ASEGURADORA_MUJER_R2.docx
+++ b/plantillas_maestras/01_seguro_vehicular/discriminacion/2_o_mas_ddos_varios/mujer/TPL_1519_2025_SEGURO_VEHICULAR_DISCRIMINACION_ASEGURADORA_MUJER_R2.docx
@@ -236,7 +236,7 @@
           <w:lang w:eastAsia="es-PE"/>
           <w14:ligatures w14:val="none"/>
         </w:rPr>
-        <w:t xml:space="preserve">ÁNGEL RAFAEL MATA GARCIA (SEÑOR [APELLIDO])</w:t>
+        <w:t xml:space="preserve">ÁNGEL RAFAEL MATA GARCIA (SEÑOR [APELLIDO] )</w:t>
       </w:r>
       <w:r>
         <w:rPr>
@@ -1270,7 +1270,7 @@
           <w:lang w:eastAsia="es-ES"/>
           <w14:ligatures w14:val="none"/>
         </w:rPr>
-        <w:t xml:space="preserve">Luego, comunicó el siniestro a Pacífico para solicitar la cobertura del vehículo asegurado. Sin embargo, el personal de la empresa solo recabó información del señor [APELLIDO], pese a que les informó que ninguno de los dos se encontraba a bordo del vehículo al momento del hurto. </w:t>
+        <w:t xml:space="preserve">Luego, comunicó el siniestro a Pacífico para solicitar la cobertura del vehículo asegurado. Sin embargo, el personal de la empresa solo recabó información del señor [APELLIDO] , pese a que les informó que ninguno de los dos se encontraba a bordo del vehículo al momento del hurto. </w:t>
       </w:r>
       <w:r>
         <w:rPr>
@@ -1475,7 +1475,7 @@
           <w:lang w:eastAsia="es-ES"/>
           <w14:ligatures w14:val="none"/>
         </w:rPr>
-        <w:t xml:space="preserve">Posteriormente, el señor [APELLIDO] fue sometido a una prueba poligráfica por Pacífico, sin que se justificara su aplicación en lugar de la señora [APELLIDO], titular del Seguro Vehicular. El desarrollo de la prueba tuvo una connotación discriminatoria (xenófoba) pues se le preguntó si mantenía vínculos con personas al margen de la ley.   </w:t>
+        <w:t xml:space="preserve">Posteriormente, el señor [APELLIDO] fue sometido a una prueba poligráfica por Pacífico, sin que se justificara su aplicación en lugar de la señora [APELLIDO], titular del Seguro Vehicular. El desarrollo de la prueba tuvo una connotación discriminatoria (xenófoba) pues se le preguntó si mantenía vínculos con personas al margen de la ley. </w:t>
       </w:r>
       <w:r>
         <w:rPr>
@@ -1698,7 +1698,7 @@
           <w:lang w:eastAsia="es-ES"/>
           <w14:ligatures w14:val="none"/>
         </w:rPr>
-        <w:t xml:space="preserve">El 8 de mayo de 2025, Pacífico emitió una carta denegando la cobertura del siniestro, fundamentando su decisión en los resultados del examen poligráfico realizados al señor [APELLIDO], pese a que no figura como contratante o asegurado en el Seguro Vehicular. </w:t>
+        <w:t xml:space="preserve">El 8 de mayo de 2025, Pacífico emitió una carta denegando la cobertura del siniestro, fundamentando su decisión en los resultados del examen poligráfico realizados al señor [APELLIDO] , pese a que no figura como contratante o asegurado en el Seguro Vehicular. </w:t>
       </w:r>
       <w:r>
         <w:rPr>
@@ -2746,7 +2746,7 @@
           <w:kern w:val="0"/>
           <w14:ligatures w14:val="none"/>
         </w:rPr>
-        <w:t xml:space="preserve">Asimismo, la Secretaría Técnica, en ejercicio de sus facultades, considera que el hecho denunciado, consistente en que la compañía aseguradora habría tenido un trato discriminatorio con el señor [APELLIDO] Rafael Mata García, al hacer que pase una prueba poligráfica, pese a que no se encontró al momento del siniestro del 3 de abril de 2025, siendo la única motivación su nacionalidad venezolana. Por consiguiente, corresponde calificar el hecho materia de denuncia como una presunta infracción al numeral 1 del artículo 38 del Código.</w:t>
+        <w:t xml:space="preserve">Asimismo, la Secretaría Técnica, en ejercicio de sus facultades, considera que el hecho denunciado, consistente en que la compañía aseguradora habría tenido un trato discriminatorio con el señor [APELLIDO] , al hacer que pase una prueba poligráfica, pese a que no se encontró al momento del siniestro del 3 de abril de 2025, siendo la única motivación su nacionalidad venezolana. Por consiguiente, corresponde calificar el hecho materia de denuncia como una presunta infracción al numeral 1 del artículo 38 del Código.</w:t>
       </w:r>
       <w:r>
         <w:rPr>
@@ -3942,7 +3942,7 @@
           <w:lang w:eastAsia="es-PE"/>
           <w14:ligatures w14:val="none"/>
         </w:rPr>
-        <w:t xml:space="preserve">PRIMERO: admitir a trámite la denuncia del 5 de junio de 2025, subsanado con el escrito del 5 de agosto de 2025, interpuesta por la señora [APELLIDO] Fernández y al señor [APELLIDO] Rafael Mata García contra Pacífico Compañía de Seguros y Reaseguros S.A., por lo siguiente:</w:t>
+        <w:t xml:space="preserve">PRIMERO: admitir a trámite la denuncia del 5 de junio de 2025, subsanado con el escrito del 5 de agosto de 2025, interpuesta por la señora [APELLIDO] Fernández y al señor [APELLIDO] contra Pacífico Compañía de Seguros y Reaseguros S.A., por lo siguiente:</w:t>
       </w:r>
       <w:r>
         <w:rPr>
@@ -4370,7 +4370,7 @@
           <w:lang w:eastAsia="es-PE"/>
           <w14:ligatures w14:val="none"/>
         </w:rPr>
-        <w:t xml:space="preserve">Presunta infracción en el numeral 1 del artículo 38 de la Ley 29571, Código de Protección y Defensa del Consumidor, en tanto la compañía aseguradora habría tenido un trato discriminatorio con el señor [APELLIDO] Rafael Mata García, al hacer que pase una prueba poligráfica, pese a que no se encontró al momento del siniestro del 3 de abril de 2025, siendo la única motivación su nacionalidad venezolana. </w:t>
+        <w:t xml:space="preserve">Presunta infracción en el numeral 1 del artículo 38 de la Ley 29571, Código de Protección y Defensa del Consumidor, en tanto la compañía aseguradora habría tenido un trato discriminatorio con el señor [APELLIDO] , al hacer que pase una prueba poligráfica, pese a que no se encontró al momento del siniestro del 3 de abril de 2025, siendo la única motivación su nacionalidad venezolana. </w:t>
       </w:r>
       <w:r>
         <w:rPr>
@@ -6487,7 +6487,7 @@
           <w:b/>
           <w:bCs/>
         </w:rPr>
-        <w:t xml:space="preserve">DÉCIMO: requerir a la señora [APELLIDO] Fernández y al señor [APELLIDO] Rafael Mata García para que, dentro del plazo de dos (2) días hábiles siguientes a la fecha en que reciban la notificación en su bandeja de correo electrónico, efectúen la confirmación de recepción de la notificación remitida por este despacho a su correo electrónico, de conformidad con el segundo párrafo del numeral 4 del artículo 20 del Texto Único Ordenado de la Ley del Procedimiento Administrativo General, aprobado mediante Decreto Supremo 006-2026-JUS, bajo apercibimiento de rehacer el acto de notificación y notificarle conforme al numeral 1 del artículo 20 del citado cuerpo normativo.</w:t>
+        <w:t xml:space="preserve">DÉCIMO: requerir a la señora [APELLIDO] Fernández y al señor [APELLIDO] para que, dentro del plazo de dos (2) días hábiles siguientes a la fecha en que reciban la notificación en su bandeja de correo electrónico, efectúen la confirmación de recepción de la notificación remitida por este despacho a su correo electrónico, de conformidad con el segundo párrafo del numeral 4 del artículo 20 del Texto Único Ordenado de la Ley del Procedimiento Administrativo General, aprobado mediante Decreto Supremo 006-2026-JUS, bajo apercibimiento de rehacer el acto de notificación y notificarle conforme al numeral 1 del artículo 20 del citado cuerpo normativo.</w:t>
       </w:r>
       <w:r>
         <w:rPr>

--- a/plantillas_maestras/01_seguro_vehicular/discriminacion/2_o_mas_ddos_varios/mujer/TPL_1519_2025_SEGURO_VEHICULAR_DISCRIMINACION_ASEGURADORA_MUJER_R2.docx
+++ b/plantillas_maestras/01_seguro_vehicular/discriminacion/2_o_mas_ddos_varios/mujer/TPL_1519_2025_SEGURO_VEHICULAR_DISCRIMINACION_ASEGURADORA_MUJER_R2.docx
@@ -755,6 +755,7 @@
       </w:r>
       <w:r>
         <w:rPr>
+          <w:rStyle w:val="Refdenotaalpie"/>
           <w:rFonts w:ascii="Arial Narrow" w:eastAsia="Times New Roman" w:hAnsi="Arial Narrow" w:cs="Times New Roman"/>
           <w:color w:val="000000"/>
           <w:kern w:val="0"/>
@@ -812,6 +813,7 @@
       </w:r>
       <w:r>
         <w:rPr>
+          <w:rStyle w:val="Refdenotaalpie"/>
           <w:rFonts w:ascii="Arial Narrow" w:eastAsia="Times New Roman" w:hAnsi="Arial Narrow" w:cs="Times New Roman"/>
           <w:color w:val="000000"/>
           <w:kern w:val="0"/>
@@ -2413,6 +2415,7 @@
       </w:r>
       <w:r>
         <w:rPr>
+          <w:rStyle w:val="Refdenotaalpie"/>
           <w:rFonts w:ascii="Arial Narrow" w:eastAsia="Arial Narrow" w:hAnsi="Arial Narrow" w:cs="Arial Narrow"/>
           <w:kern w:val="0"/>
           <w:vertAlign w:val="superscript"/>
@@ -2544,6 +2547,7 @@
       </w:r>
       <w:r>
         <w:rPr>
+          <w:rStyle w:val="Refdenotaalpie"/>
           <w:rFonts w:ascii="Arial Narrow" w:eastAsia="Arial Narrow" w:hAnsi="Arial Narrow" w:cs="Arial"/>
           <w:kern w:val="0"/>
           <w:vertAlign w:val="superscript"/>
@@ -2784,6 +2788,7 @@
       </w:r>
       <w:r>
         <w:rPr>
+          <w:rStyle w:val="Refdenotaalpie"/>
           <w:rFonts w:ascii="Arial Narrow" w:eastAsia="Arial Narrow" w:hAnsi="Arial Narrow" w:cs="Arial"/>
           <w:kern w:val="0"/>
           <w:vertAlign w:val="superscript"/>
@@ -2920,6 +2925,7 @@
       </w:r>
       <w:r>
         <w:rPr>
+          <w:rStyle w:val="Refdenotaalpie"/>
           <w:rFonts w:ascii="Arial Narrow" w:eastAsia="Arial Narrow" w:hAnsi="Arial Narrow" w:cs="Arial"/>
           <w:kern w:val="0"/>
           <w:vertAlign w:val="superscript"/>
@@ -3044,6 +3050,7 @@
       </w:r>
       <w:r>
         <w:rPr>
+          <w:rStyle w:val="Refdenotaalpie"/>
           <w:vertAlign w:val="superscript"/>
           <w:lang w:eastAsia="es-PE"/>
         </w:rPr>
@@ -3192,6 +3199,7 @@
       </w:r>
       <w:r>
         <w:rPr>
+          <w:rStyle w:val="Refdenotaalpie"/>
           <w:rFonts w:ascii="Arial Narrow" w:eastAsia="Arial Narrow" w:hAnsi="Arial Narrow" w:cs="Arial"/>
           <w:kern w:val="0"/>
           <w:vertAlign w:val="superscript"/>
@@ -3497,6 +3505,7 @@
       </w:r>
       <w:r>
         <w:rPr>
+          <w:rStyle w:val="Refdenotaalpie"/>
           <w:rFonts w:ascii="Arial Narrow" w:eastAsia="Arial Narrow" w:hAnsi="Arial Narrow" w:cs="Arial Narrow"/>
           <w:kern w:val="0"/>
           <w:vertAlign w:val="superscript"/>
@@ -5469,6 +5478,7 @@
       </w:r>
       <w:r>
         <w:rPr>
+          <w:rStyle w:val="Refdenotaalpie"/>
           <w:rFonts w:ascii="Arial Narrow" w:eastAsia="Calibri" w:hAnsi="Arial Narrow" w:cs="Arial"/>
           <w:kern w:val="0"/>
           <w:vertAlign w:val="superscript"/>
@@ -5513,6 +5523,7 @@
       </w:r>
       <w:r>
         <w:rPr>
+          <w:rStyle w:val="Refdenotaalpie"/>
           <w:rFonts w:ascii="Arial Narrow" w:eastAsia="Calibri" w:hAnsi="Arial Narrow" w:cs="Arial"/>
           <w:spacing w:val="-2"/>
           <w:kern w:val="0"/>
@@ -6031,6 +6042,7 @@
       </w:r>
       <w:r>
         <w:rPr>
+          <w:rStyle w:val="Refdenotaalpie"/>
           <w:rFonts w:ascii="Arial Narrow" w:eastAsia="Arial Narrow" w:hAnsi="Arial Narrow" w:cs="Times New Roman"/>
           <w:color w:val="000000"/>
           <w:kern w:val="0"/>
@@ -6112,6 +6124,7 @@
       </w:r>
       <w:r>
         <w:rPr>
+          <w:rStyle w:val="Refdenotaalpie"/>
           <w:rFonts w:ascii="Arial Narrow" w:eastAsia="Arial Narrow" w:hAnsi="Arial Narrow" w:cs="Times New Roman"/>
           <w:color w:val="000000"/>
           <w:kern w:val="0"/>
@@ -6165,6 +6178,7 @@
       </w:r>
       <w:r>
         <w:rPr>
+          <w:rStyle w:val="Refdenotaalpie"/>
           <w:rFonts w:ascii="Arial Narrow" w:eastAsia="Arial Narrow" w:hAnsi="Arial Narrow" w:cs="Times New Roman"/>
           <w:color w:val="000000"/>
           <w:kern w:val="0"/>
@@ -6346,6 +6360,7 @@
       </w:r>
       <w:r>
         <w:rPr>
+          <w:rStyle w:val="Refdenotaalpie"/>
           <w:rFonts w:ascii="Arial Narrow" w:eastAsia="Calibri" w:hAnsi="Arial Narrow" w:cs="Arial"/>
           <w:kern w:val="0"/>
           <w:vertAlign w:val="superscript"/>
@@ -6683,6 +6698,7 @@
       </w:r>
       <w:r>
         <w:rPr>
+          <w:rStyle w:val="Refdenotaalpie"/>
           <w:rFonts w:ascii="Arial Narrow" w:hAnsi="Arial Narrow"/>
           <w:vertAlign w:val="superscript"/>
         </w:rPr>
@@ -7064,14 +7080,14 @@
         <w:tab w:val="right" w:pos="8838"/>
       </w:tabs>
       <w:rPr>
-        <w:rFonts w:ascii="Arial" w:eastAsia="Arial" w:hAnsi="Arial" w:cs="Arial"/>
+        <w:rFonts w:ascii="Arial Narrow" w:eastAsia="Arial" w:hAnsi="Arial Narrow" w:cs="Arial"/>
         <w:sz w:val="16"/>
         <w:szCs w:val="16"/>
       </w:rPr>
     </w:pPr>
     <w:r>
       <w:rPr>
-        <w:rFonts w:ascii="Arial" w:eastAsia="Arial" w:hAnsi="Arial" w:cs="Arial"/>
+        <w:rFonts w:ascii="Arial Narrow" w:eastAsia="Arial" w:hAnsi="Arial Narrow" w:cs="Arial"/>
         <w:sz w:val="16"/>
         <w:szCs w:val="16"/>
       </w:rPr>
@@ -7085,7 +7101,7 @@
     </w:pPr>
     <w:r>
       <w:rPr>
-        <w:rFonts w:ascii="Arial" w:eastAsia="Arial" w:hAnsi="Arial" w:cs="Arial"/>
+        <w:rFonts w:ascii="Arial Narrow" w:eastAsia="Arial" w:hAnsi="Arial Narrow" w:cs="Arial"/>
         <w:sz w:val="16"/>
         <w:szCs w:val="16"/>
       </w:rPr>
@@ -7093,7 +7109,7 @@
     </w:r>
     <w:r>
       <w:rPr>
-        <w:rFonts w:ascii="Arial" w:eastAsia="Arial" w:hAnsi="Arial" w:cs="Arial"/>
+        <w:rFonts w:ascii="Arial Narrow" w:eastAsia="Arial" w:hAnsi="Arial Narrow" w:cs="Arial"/>
         <w:sz w:val="16"/>
         <w:szCs w:val="16"/>
       </w:rPr>
@@ -7101,7 +7117,7 @@
     </w:r>
     <w:r>
       <w:rPr>
-        <w:rFonts w:ascii="Arial" w:eastAsia="Arial" w:hAnsi="Arial" w:cs="Arial"/>
+        <w:rFonts w:ascii="Arial Narrow" w:eastAsia="Arial" w:hAnsi="Arial Narrow" w:cs="Arial"/>
         <w:sz w:val="16"/>
         <w:szCs w:val="16"/>
       </w:rPr>
@@ -7109,7 +7125,7 @@
     </w:r>
     <w:r>
       <w:rPr>
-        <w:rFonts w:ascii="Arial" w:eastAsia="Arial" w:hAnsi="Arial" w:cs="Arial"/>
+        <w:rFonts w:ascii="Arial Narrow" w:eastAsia="Arial" w:hAnsi="Arial Narrow" w:cs="Arial"/>
         <w:sz w:val="16"/>
         <w:szCs w:val="16"/>
       </w:rPr>
@@ -7117,7 +7133,7 @@
     </w:r>
     <w:r>
       <w:rPr>
-        <w:rFonts w:ascii="Arial" w:eastAsia="Arial" w:hAnsi="Arial" w:cs="Arial"/>
+        <w:rFonts w:ascii="Arial Narrow" w:eastAsia="Arial" w:hAnsi="Arial Narrow" w:cs="Arial"/>
         <w:sz w:val="16"/>
         <w:szCs w:val="16"/>
       </w:rPr>
@@ -7165,8 +7181,9 @@
         <w:rPr>
           <w:rStyle w:val="Refdenotaalpie"/>
           <w:rFonts w:ascii="Arial Narrow" w:hAnsi="Arial Narrow" w:cs="Arial"/>
-          <w:sz w:val="14"/>
-          <w:szCs w:val="14"/>
+          <w:sz w:val="16"/>
+          <w:szCs w:val="14"/>
+          <w:vertAlign w:val="superscript"/>
         </w:rPr>
         <w:footnoteRef/>
       </w:r>
@@ -7250,8 +7267,9 @@
         <w:rPr>
           <w:rStyle w:val="Refdenotaalpie"/>
           <w:rFonts w:ascii="Arial Narrow" w:hAnsi="Arial Narrow" w:cs="Arial"/>
-          <w:sz w:val="14"/>
-          <w:szCs w:val="14"/>
+          <w:sz w:val="16"/>
+          <w:szCs w:val="14"/>
+          <w:vertAlign w:val="superscript"/>
         </w:rPr>
         <w:footnoteRef/>
       </w:r>
@@ -7324,8 +7342,9 @@
         <w:rPr>
           <w:rStyle w:val="Refdenotaalpie"/>
           <w:rFonts w:ascii="Arial Narrow" w:hAnsi="Arial Narrow" w:cs="Arial"/>
-          <w:sz w:val="14"/>
-          <w:szCs w:val="14"/>
+          <w:sz w:val="16"/>
+          <w:szCs w:val="14"/>
+          <w:vertAlign w:val="superscript"/>
         </w:rPr>
         <w:footnoteRef/>
       </w:r>
@@ -7595,8 +7614,9 @@
         <w:rPr>
           <w:rStyle w:val="Refdenotaalpie"/>
           <w:rFonts w:ascii="Arial Narrow" w:hAnsi="Arial Narrow"/>
-          <w:sz w:val="14"/>
-          <w:szCs w:val="14"/>
+          <w:sz w:val="16"/>
+          <w:szCs w:val="14"/>
+          <w:vertAlign w:val="superscript"/>
         </w:rPr>
         <w:footnoteRef/>
       </w:r>
@@ -7822,8 +7842,9 @@
         <w:rPr>
           <w:rStyle w:val="Refdenotaalpie"/>
           <w:rFonts w:ascii="Arial Narrow" w:hAnsi="Arial Narrow"/>
-          <w:sz w:val="14"/>
-          <w:szCs w:val="14"/>
+          <w:sz w:val="16"/>
+          <w:szCs w:val="14"/>
+          <w:vertAlign w:val="superscript"/>
         </w:rPr>
         <w:footnoteRef/>
       </w:r>
@@ -7976,8 +7997,9 @@
         <w:rPr>
           <w:rStyle w:val="Refdenotaalpie"/>
           <w:rFonts w:ascii="Arial Narrow" w:hAnsi="Arial Narrow"/>
-          <w:sz w:val="14"/>
-          <w:szCs w:val="14"/>
+          <w:sz w:val="16"/>
+          <w:szCs w:val="14"/>
+          <w:vertAlign w:val="superscript"/>
         </w:rPr>
         <w:footnoteRef/>
       </w:r>
@@ -8125,7 +8147,6 @@
           <w:rFonts w:ascii="Arial Narrow" w:eastAsia="Arial Narrow" w:hAnsi="Arial Narrow" w:cs="Arial Narrow"/>
           <w:sz w:val="14"/>
           <w:szCs w:val="14"/>
-          <w:highlight w:val="yellow"/>
         </w:rPr>
       </w:pPr>
       <w:r>
@@ -8141,7 +8162,6 @@
           <w:rFonts w:ascii="Arial Narrow" w:eastAsia="Arial Narrow" w:hAnsi="Arial Narrow" w:cs="Arial Narrow"/>
           <w:sz w:val="14"/>
           <w:szCs w:val="14"/>
-          <w:highlight w:val="yellow"/>
         </w:rPr>
         <w:t xml:space="preserve"> </w:t>
       </w:r>
@@ -8181,6 +8201,7 @@
           <w:rFonts w:ascii="Arial Narrow" w:hAnsi="Arial Narrow"/>
           <w:sz w:val="16"/>
           <w:szCs w:val="16"/>
+          <w:vertAlign w:val="superscript"/>
         </w:rPr>
         <w:footnoteRef/>
       </w:r>
@@ -8528,8 +8549,9 @@
         <w:rPr>
           <w:rStyle w:val="Refdenotaalpie"/>
           <w:rFonts w:ascii="Arial Narrow" w:hAnsi="Arial Narrow"/>
-          <w:sz w:val="14"/>
-          <w:szCs w:val="14"/>
+          <w:sz w:val="16"/>
+          <w:szCs w:val="14"/>
+          <w:vertAlign w:val="superscript"/>
         </w:rPr>
         <w:footnoteRef/>
       </w:r>
@@ -8688,8 +8710,9 @@
         <w:rPr>
           <w:rStyle w:val="Refdenotaalpie"/>
           <w:rFonts w:ascii="Arial Narrow" w:hAnsi="Arial Narrow" w:cs="Arial"/>
-          <w:sz w:val="14"/>
-          <w:szCs w:val="14"/>
+          <w:sz w:val="16"/>
+          <w:szCs w:val="14"/>
+          <w:vertAlign w:val="superscript"/>
         </w:rPr>
         <w:footnoteRef/>
       </w:r>
@@ -8873,8 +8896,9 @@
         <w:rPr>
           <w:rStyle w:val="Refdenotaalpie"/>
           <w:rFonts w:ascii="Arial Narrow" w:hAnsi="Arial Narrow" w:cs="Arial"/>
-          <w:sz w:val="14"/>
-          <w:szCs w:val="14"/>
+          <w:sz w:val="16"/>
+          <w:szCs w:val="14"/>
+          <w:vertAlign w:val="superscript"/>
         </w:rPr>
         <w:footnoteRef/>
       </w:r>
@@ -8961,8 +8985,9 @@
         <w:rPr>
           <w:rStyle w:val="Refdenotaalpie"/>
           <w:rFonts w:ascii="Arial Narrow" w:hAnsi="Arial Narrow" w:cs="Arial"/>
-          <w:sz w:val="14"/>
-          <w:szCs w:val="14"/>
+          <w:sz w:val="16"/>
+          <w:szCs w:val="14"/>
+          <w:vertAlign w:val="superscript"/>
         </w:rPr>
         <w:footnoteRef/>
       </w:r>
@@ -9150,9 +9175,9 @@
       </w:pPr>
       <w:r>
         <w:rPr>
-          <w:rStyle w:val="TextonotapieCar"/>
+          <w:rStyle w:val="Refdenotaalpie"/>
           <w:rFonts w:ascii="Arial Narrow" w:hAnsi="Arial Narrow" w:cs="Arial"/>
-          <w:sz w:val="14"/>
+          <w:sz w:val="16"/>
           <w:szCs w:val="14"/>
           <w:vertAlign w:val="superscript"/>
         </w:rPr>
@@ -9364,8 +9389,9 @@
         <w:rPr>
           <w:rStyle w:val="Refdenotaalpie"/>
           <w:rFonts w:ascii="Arial Narrow" w:hAnsi="Arial Narrow" w:cs="Arial"/>
-          <w:sz w:val="14"/>
-          <w:szCs w:val="14"/>
+          <w:sz w:val="16"/>
+          <w:szCs w:val="14"/>
+          <w:vertAlign w:val="superscript"/>
         </w:rPr>
         <w:footnoteRef/>
       </w:r>
@@ -10181,8 +10207,9 @@
         <w:rPr>
           <w:rStyle w:val="Refdenotaalpie"/>
           <w:rFonts w:ascii="Arial Narrow" w:hAnsi="Arial Narrow" w:cs="Arial"/>
-          <w:sz w:val="14"/>
-          <w:szCs w:val="14"/>
+          <w:sz w:val="16"/>
+          <w:szCs w:val="14"/>
+          <w:vertAlign w:val="superscript"/>
         </w:rPr>
         <w:footnoteRef/>
       </w:r>
@@ -10401,8 +10428,9 @@
           <w:rFonts w:ascii="Arial Narrow" w:hAnsi="Arial Narrow" w:cs="Arial"/>
           <w:b/>
           <w:bCs/>
-          <w:sz w:val="14"/>
-          <w:szCs w:val="14"/>
+          <w:sz w:val="16"/>
+          <w:szCs w:val="14"/>
+          <w:vertAlign w:val="superscript"/>
         </w:rPr>
         <w:footnoteRef/>
       </w:r>
@@ -10552,8 +10580,9 @@
         <w:rPr>
           <w:rStyle w:val="Refdenotaalpie"/>
           <w:rFonts w:ascii="Arial Narrow" w:hAnsi="Arial Narrow" w:cs="Arial"/>
-          <w:sz w:val="14"/>
-          <w:szCs w:val="14"/>
+          <w:sz w:val="16"/>
+          <w:szCs w:val="14"/>
+          <w:vertAlign w:val="superscript"/>
         </w:rPr>
         <w:footnoteRef/>
       </w:r>
@@ -13066,6 +13095,17 @@
       <w:shd w:val="clear" w:color="auto" w:fill="E1DFDD"/>
     </w:rPr>
   </w:style>
+  <w:style w:type="character" w:styleId="FootnoteReference">
+    <w:name w:val="footnote reference"/>
+    <w:basedOn w:val="Fuentedeprrafopredeter"/>
+    <w:uiPriority w:val="99"/>
+    <w:semiHidden/>
+    <w:unhideWhenUsed/>
+    <w:rPr>
+      <w:rFonts w:ascii="Arial Narrow" w:hAnsi="Arial Narrow"/>
+      <w:vertAlign w:val="superscript"/>
+    </w:rPr>
+  </w:style>
 </w:styles>
 </file>
 

--- a/plantillas_maestras/01_seguro_vehicular/discriminacion/2_o_mas_ddos_varios/mujer/TPL_1519_2025_SEGURO_VEHICULAR_DISCRIMINACION_ASEGURADORA_MUJER_R2.docx
+++ b/plantillas_maestras/01_seguro_vehicular/discriminacion/2_o_mas_ddos_varios/mujer/TPL_1519_2025_SEGURO_VEHICULAR_DISCRIMINACION_ASEGURADORA_MUJER_R2.docx
@@ -1,8 +1,8 @@
 
 <file path=word/document.xml><?xml version="1.0" encoding="utf-8"?>
-<w:document xmlns:wpc="http://schemas.microsoft.com/office/word/2010/wordprocessingCanvas" xmlns:cx="http://schemas.microsoft.com/office/drawing/2014/chartex" xmlns:cx1="http://schemas.microsoft.com/office/drawing/2015/9/8/chartex" xmlns:cx2="http://schemas.microsoft.com/office/drawing/2015/10/21/chartex" xmlns:cx3="http://schemas.microsoft.com/office/drawing/2016/5/9/chartex" xmlns:cx4="http://schemas.microsoft.com/office/drawing/2016/5/10/chartex" xmlns:cx5="http://schemas.microsoft.com/office/drawing/2016/5/11/chartex" xmlns:cx6="http://schemas.microsoft.com/office/drawing/2016/5/12/chartex" xmlns:cx7="http://schemas.microsoft.com/office/drawing/2016/5/13/chartex" xmlns:cx8="http://schemas.microsoft.com/office/drawing/2016/5/14/chartex" xmlns:mc="http://schemas.openxmlformats.org/markup-compatibility/2006" xmlns:aink="http://schemas.microsoft.com/office/drawing/2016/ink" xmlns:am3d="http://schemas.microsoft.com/office/drawing/2017/model3d" xmlns:o="urn:schemas-microsoft-com:office:office" xmlns:oel="http://schemas.microsoft.com/office/2019/extlst" xmlns:r="http://schemas.openxmlformats.org/officeDocument/2006/relationships" xmlns:m="http://schemas.openxmlformats.org/officeDocument/2006/math" xmlns:v="urn:schemas-microsoft-com:vml" xmlns:wp14="http://schemas.microsoft.com/office/word/2010/wordprocessingDrawing" xmlns:wp="http://schemas.openxmlformats.org/drawingml/2006/wordprocessingDrawing" xmlns:w10="urn:schemas-microsoft-com:office:word" xmlns:w="http://schemas.openxmlformats.org/wordprocessingml/2006/main" xmlns:w14="http://schemas.microsoft.com/office/word/2010/wordml" xmlns:w15="http://schemas.microsoft.com/office/word/2012/wordml" xmlns:w16cex="http://schemas.microsoft.com/office/word/2018/wordml/cex" xmlns:w16cid="http://schemas.microsoft.com/office/word/2016/wordml/cid" xmlns:w16="http://schemas.microsoft.com/office/word/2018/wordml" xmlns:w16du="http://schemas.microsoft.com/office/word/2023/wordml/word16du" xmlns:w16sdtdh="http://schemas.microsoft.com/office/word/2020/wordml/sdtdatahash" xmlns:w16sdtfl="http://schemas.microsoft.com/office/word/2024/wordml/sdtformatlock" xmlns:w16se="http://schemas.microsoft.com/office/word/2015/wordml/symex" xmlns:wpg="http://schemas.microsoft.com/office/word/2010/wordprocessingGroup" xmlns:wpi="http://schemas.microsoft.com/office/word/2010/wordprocessingInk" xmlns:wne="http://schemas.microsoft.com/office/word/2006/wordml" xmlns:wps="http://schemas.microsoft.com/office/word/2010/wordprocessingShape" mc:Ignorable="w14 w15 w16se w16cid w16 w16cex w16sdtdh w16sdtfl w16du wp14">
+<w:document xmlns:ns1="http://schemas.openxmlformats.org/markup-compatibility/2006" xmlns:ns2="http://schemas.microsoft.com/office/word/2010/wordml" xmlns:ns3="http://schemas.openxmlformats.org/officeDocument/2006/relationships" xmlns:w="http://schemas.openxmlformats.org/wordprocessingml/2006/main" ns1:Ignorable="w14 w15 w16se w16cid w16 w16cex w16sdtdh w16sdtfl w16du wp14">
   <w:body>
-    <w:p>
+    <w:p ns2:paraId="1B509B2D" ns2:textId="050C7E4B">
       <w:pPr>
         <w:tabs>
           <w:tab w:val="left" w:pos="1701"/>
@@ -14,7 +14,7 @@
           <w:color w:val="000000"/>
           <w:kern w:val="0"/>
           <w:lang w:eastAsia="es-PE"/>
-          <w14:ligatures w14:val="none"/>
+          <ns2:ligatures ns2:val="none"/>
         </w:rPr>
       </w:pPr>
       <w:bookmarkStart w:id="0" w:name="_Hlk80343540"/>
@@ -25,7 +25,7 @@
           <w:color w:val="000000"/>
           <w:kern w:val="0"/>
           <w:lang w:eastAsia="es-PE"/>
-          <w14:ligatures w14:val="none"/>
+          <ns2:ligatures ns2:val="none"/>
         </w:rPr>
         <w:t xml:space="preserve">EXPEDIENTE </w:t>
       </w:r>
@@ -36,7 +36,7 @@
           <w:color w:val="000000"/>
           <w:kern w:val="0"/>
           <w:lang w:eastAsia="es-PE"/>
-          <w14:ligatures w14:val="none"/>
+          <ns2:ligatures ns2:val="none"/>
         </w:rPr>
         <w:tab/>
         <w:t>:</w:t>
@@ -48,7 +48,7 @@
           <w:color w:val="000000"/>
           <w:kern w:val="0"/>
           <w:lang w:eastAsia="es-PE"/>
-          <w14:ligatures w14:val="none"/>
+          <ns2:ligatures ns2:val="none"/>
         </w:rPr>
         <w:tab/>
       </w:r>
@@ -61,7 +61,7 @@
           <w:kern w:val="0"/>
           <w:shd w:val="clear" w:color="auto" w:fill="FFFFFF"/>
           <w:lang w:eastAsia="es-PE"/>
-          <w14:ligatures w14:val="none"/>
+          <ns2:ligatures ns2:val="none"/>
         </w:rPr>
         <w:t>1519-2025</w:t>
       </w:r>
@@ -74,12 +74,12 @@
           <w:kern w:val="0"/>
           <w:shd w:val="clear" w:color="auto" w:fill="FFFFFF"/>
           <w:lang w:eastAsia="es-PE"/>
-          <w14:ligatures w14:val="none"/>
+          <ns2:ligatures ns2:val="none"/>
         </w:rPr>
         <w:t>/CC1</w:t>
       </w:r>
     </w:p>
-    <w:p>
+    <w:p ns2:paraId="7E5DC22B" ns2:textId="280ABCE4">
       <w:pPr>
         <w:tabs>
           <w:tab w:val="left" w:pos="1701"/>
@@ -94,17 +94,17 @@
           <w:color w:val="000000"/>
           <w:kern w:val="0"/>
           <w:lang w:eastAsia="es-PE"/>
-          <w14:ligatures w14:val="none"/>
-        </w:rPr>
-      </w:pPr>
-      <w:r>
-        <w:rPr>
-          <w:rFonts w:ascii="Arial Narrow" w:eastAsia="Arial Narrow" w:hAnsi="Arial Narrow" w:cs="Arial Narrow"/>
-          <w:b/>
-          <w:color w:val="000000"/>
-          <w:kern w:val="0"/>
-          <w:lang w:eastAsia="es-PE"/>
-          <w14:ligatures w14:val="none"/>
+          <ns2:ligatures ns2:val="none"/>
+        </w:rPr>
+      </w:pPr>
+      <w:r>
+        <w:rPr>
+          <w:rFonts w:ascii="Arial Narrow" w:eastAsia="Arial Narrow" w:hAnsi="Arial Narrow" w:cs="Arial Narrow"/>
+          <w:b/>
+          <w:color w:val="000000"/>
+          <w:kern w:val="0"/>
+          <w:lang w:eastAsia="es-PE"/>
+          <ns2:ligatures ns2:val="none"/>
         </w:rPr>
         <w:t xml:space="preserve">DENUNCIANTE:[DENUNCIANTE] (SEÑORA [APELLIDO])</w:t>
       </w:r>
@@ -115,7 +115,7 @@
           <w:color w:val="000000"/>
           <w:kern w:val="0"/>
           <w:lang w:eastAsia="es-PE"/>
-          <w14:ligatures w14:val="none"/>
+          <ns2:ligatures ns2:val="none"/>
         </w:rPr>
         <w:tab/>
         <w:t/>
@@ -127,7 +127,7 @@
           <w:color w:val="000000"/>
           <w:kern w:val="0"/>
           <w:lang w:eastAsia="es-PE"/>
-          <w14:ligatures w14:val="none"/>
+          <ns2:ligatures ns2:val="none"/>
         </w:rPr>
         <w:tab/>
       </w:r>
@@ -138,7 +138,7 @@
           <w:color w:val="000000"/>
           <w:kern w:val="0"/>
           <w:lang w:eastAsia="es-PE"/>
-          <w14:ligatures w14:val="none"/>
+          <ns2:ligatures ns2:val="none"/>
         </w:rPr>
         <w:t xml:space="preserve"/>
       </w:r>
@@ -149,7 +149,7 @@
           <w:color w:val="000000"/>
           <w:kern w:val="0"/>
           <w:lang w:eastAsia="es-PE"/>
-          <w14:ligatures w14:val="none"/>
+          <ns2:ligatures ns2:val="none"/>
         </w:rPr>
         <w:t xml:space="preserve"/>
       </w:r>
@@ -160,7 +160,7 @@
           <w:color w:val="000000"/>
           <w:kern w:val="0"/>
           <w:lang w:eastAsia="es-PE"/>
-          <w14:ligatures w14:val="none"/>
+          <ns2:ligatures ns2:val="none"/>
         </w:rPr>
         <w:t xml:space="preserve"/>
       </w:r>
@@ -171,7 +171,7 @@
           <w:color w:val="000000"/>
           <w:kern w:val="0"/>
           <w:lang w:eastAsia="es-PE"/>
-          <w14:ligatures w14:val="none"/>
+          <ns2:ligatures ns2:val="none"/>
         </w:rPr>
         <w:t/>
       </w:r>
@@ -182,12 +182,12 @@
           <w:color w:val="000000"/>
           <w:kern w:val="0"/>
           <w:lang w:eastAsia="es-PE"/>
-          <w14:ligatures w14:val="none"/>
+          <ns2:ligatures ns2:val="none"/>
         </w:rPr>
         <w:t/>
       </w:r>
     </w:p>
-    <w:p>
+    <w:p ns2:paraId="6F049839" ns2:textId="590B93E8">
       <w:pPr>
         <w:tabs>
           <w:tab w:val="left" w:pos="1701"/>
@@ -202,17 +202,17 @@
           <w:color w:val="000000"/>
           <w:kern w:val="0"/>
           <w:lang w:eastAsia="es-PE"/>
-          <w14:ligatures w14:val="none"/>
-        </w:rPr>
-      </w:pPr>
-      <w:r>
-        <w:rPr>
-          <w:rFonts w:ascii="Arial Narrow" w:eastAsia="Arial Narrow" w:hAnsi="Arial Narrow" w:cs="Arial Narrow"/>
-          <w:b/>
-          <w:color w:val="000000"/>
-          <w:kern w:val="0"/>
-          <w:lang w:eastAsia="es-PE"/>
-          <w14:ligatures w14:val="none"/>
+          <ns2:ligatures ns2:val="none"/>
+        </w:rPr>
+      </w:pPr>
+      <w:r>
+        <w:rPr>
+          <w:rFonts w:ascii="Arial Narrow" w:eastAsia="Arial Narrow" w:hAnsi="Arial Narrow" w:cs="Arial Narrow"/>
+          <w:b/>
+          <w:color w:val="000000"/>
+          <w:kern w:val="0"/>
+          <w:lang w:eastAsia="es-PE"/>
+          <ns2:ligatures ns2:val="none"/>
         </w:rPr>
         <w:tab/>
       </w:r>
@@ -223,7 +223,7 @@
           <w:color w:val="000000"/>
           <w:kern w:val="0"/>
           <w:lang w:eastAsia="es-PE"/>
-          <w14:ligatures w14:val="none"/>
+          <ns2:ligatures ns2:val="none"/>
         </w:rPr>
         <w:tab/>
       </w:r>
@@ -234,7 +234,7 @@
           <w:color w:val="000000"/>
           <w:kern w:val="0"/>
           <w:lang w:eastAsia="es-PE"/>
-          <w14:ligatures w14:val="none"/>
+          <ns2:ligatures ns2:val="none"/>
         </w:rPr>
         <w:t xml:space="preserve">ÁNGEL RAFAEL MATA GARCIA (SEÑOR [APELLIDO] )</w:t>
       </w:r>
@@ -245,7 +245,7 @@
           <w:color w:val="000000"/>
           <w:kern w:val="0"/>
           <w:lang w:eastAsia="es-PE"/>
-          <w14:ligatures w14:val="none"/>
+          <ns2:ligatures ns2:val="none"/>
         </w:rPr>
         <w:t/>
       </w:r>
@@ -256,7 +256,7 @@
           <w:color w:val="000000"/>
           <w:kern w:val="0"/>
           <w:lang w:eastAsia="es-PE"/>
-          <w14:ligatures w14:val="none"/>
+          <ns2:ligatures ns2:val="none"/>
         </w:rPr>
         <w:t xml:space="preserve"/>
       </w:r>
@@ -267,7 +267,7 @@
           <w:color w:val="000000"/>
           <w:kern w:val="0"/>
           <w:lang w:eastAsia="es-PE"/>
-          <w14:ligatures w14:val="none"/>
+          <ns2:ligatures ns2:val="none"/>
         </w:rPr>
         <w:t xml:space="preserve"/>
       </w:r>
@@ -278,7 +278,7 @@
           <w:color w:val="000000"/>
           <w:kern w:val="0"/>
           <w:lang w:eastAsia="es-PE"/>
-          <w14:ligatures w14:val="none"/>
+          <ns2:ligatures ns2:val="none"/>
         </w:rPr>
         <w:t/>
       </w:r>
@@ -289,12 +289,12 @@
           <w:color w:val="000000"/>
           <w:kern w:val="0"/>
           <w:lang w:eastAsia="es-PE"/>
-          <w14:ligatures w14:val="none"/>
+          <ns2:ligatures ns2:val="none"/>
         </w:rPr>
         <w:t/>
       </w:r>
     </w:p>
-    <w:p>
+    <w:p ns2:paraId="6DEEEDFE" ns2:textId="5ADF74EE">
       <w:pPr>
         <w:tabs>
           <w:tab w:val="left" w:pos="1701"/>
@@ -309,17 +309,17 @@
           <w:color w:val="000000"/>
           <w:kern w:val="0"/>
           <w:lang w:eastAsia="es-PE"/>
-          <w14:ligatures w14:val="none"/>
-        </w:rPr>
-      </w:pPr>
-      <w:r>
-        <w:rPr>
-          <w:rFonts w:ascii="Arial Narrow" w:eastAsia="Arial Narrow" w:hAnsi="Arial Narrow" w:cs="Arial Narrow"/>
-          <w:b/>
-          <w:color w:val="000000"/>
-          <w:kern w:val="0"/>
-          <w:lang w:eastAsia="es-PE"/>
-          <w14:ligatures w14:val="none"/>
+          <ns2:ligatures ns2:val="none"/>
+        </w:rPr>
+      </w:pPr>
+      <w:r>
+        <w:rPr>
+          <w:rFonts w:ascii="Arial Narrow" w:eastAsia="Arial Narrow" w:hAnsi="Arial Narrow" w:cs="Arial Narrow"/>
+          <w:b/>
+          <w:color w:val="000000"/>
+          <w:kern w:val="0"/>
+          <w:lang w:eastAsia="es-PE"/>
+          <ns2:ligatures ns2:val="none"/>
         </w:rPr>
         <w:t>DENUNCIADO</w:t>
       </w:r>
@@ -330,7 +330,7 @@
           <w:color w:val="000000"/>
           <w:kern w:val="0"/>
           <w:lang w:eastAsia="es-PE"/>
-          <w14:ligatures w14:val="none"/>
+          <ns2:ligatures ns2:val="none"/>
         </w:rPr>
         <w:tab/>
         <w:t>:</w:t>
@@ -342,7 +342,7 @@
           <w:color w:val="000000"/>
           <w:kern w:val="0"/>
           <w:lang w:eastAsia="es-PE"/>
-          <w14:ligatures w14:val="none"/>
+          <ns2:ligatures ns2:val="none"/>
         </w:rPr>
         <w:tab/>
       </w:r>
@@ -353,7 +353,7 @@
           <w:color w:val="000000"/>
           <w:kern w:val="0"/>
           <w:lang w:eastAsia="es-PE"/>
-          <w14:ligatures w14:val="none"/>
+          <ns2:ligatures ns2:val="none"/>
         </w:rPr>
         <w:t xml:space="preserve">PACÍFICO COMPAÑÍA DE SEGUROS Y REASEGUROS S.A. </w:t>
       </w:r>
@@ -364,7 +364,7 @@
           <w:color w:val="000000"/>
           <w:kern w:val="0"/>
           <w:lang w:eastAsia="es-PE"/>
-          <w14:ligatures w14:val="none"/>
+          <ns2:ligatures ns2:val="none"/>
         </w:rPr>
         <w:t>(</w:t>
       </w:r>
@@ -375,7 +375,7 @@
           <w:color w:val="000000"/>
           <w:kern w:val="0"/>
           <w:lang w:eastAsia="es-PE"/>
-          <w14:ligatures w14:val="none"/>
+          <ns2:ligatures ns2:val="none"/>
         </w:rPr>
         <w:t>PACÍFICO</w:t>
       </w:r>
@@ -386,12 +386,12 @@
           <w:color w:val="000000"/>
           <w:kern w:val="0"/>
           <w:lang w:eastAsia="es-PE"/>
-          <w14:ligatures w14:val="none"/>
+          <ns2:ligatures ns2:val="none"/>
         </w:rPr>
         <w:t>)</w:t>
       </w:r>
     </w:p>
-    <w:p>
+    <w:p ns2:paraId="022D2B94" ns2:textId="77777777">
       <w:pPr>
         <w:tabs>
           <w:tab w:val="left" w:pos="1701"/>
@@ -406,17 +406,17 @@
           <w:color w:val="000000"/>
           <w:kern w:val="0"/>
           <w:lang w:eastAsia="es-PE"/>
-          <w14:ligatures w14:val="none"/>
-        </w:rPr>
-      </w:pPr>
-      <w:r>
-        <w:rPr>
-          <w:rFonts w:ascii="Arial Narrow" w:eastAsia="Arial Narrow" w:hAnsi="Arial Narrow" w:cs="Arial Narrow"/>
-          <w:b/>
-          <w:color w:val="000000"/>
-          <w:kern w:val="0"/>
-          <w:lang w:eastAsia="es-PE"/>
-          <w14:ligatures w14:val="none"/>
+          <ns2:ligatures ns2:val="none"/>
+        </w:rPr>
+      </w:pPr>
+      <w:r>
+        <w:rPr>
+          <w:rFonts w:ascii="Arial Narrow" w:eastAsia="Arial Narrow" w:hAnsi="Arial Narrow" w:cs="Arial Narrow"/>
+          <w:b/>
+          <w:color w:val="000000"/>
+          <w:kern w:val="0"/>
+          <w:lang w:eastAsia="es-PE"/>
+          <ns2:ligatures ns2:val="none"/>
         </w:rPr>
         <w:t>MATERIAS</w:t>
       </w:r>
@@ -427,7 +427,7 @@
           <w:color w:val="000000"/>
           <w:kern w:val="0"/>
           <w:lang w:eastAsia="es-PE"/>
-          <w14:ligatures w14:val="none"/>
+          <ns2:ligatures ns2:val="none"/>
         </w:rPr>
         <w:tab/>
         <w:t xml:space="preserve">: </w:t>
@@ -439,13 +439,13 @@
           <w:color w:val="000000"/>
           <w:kern w:val="0"/>
           <w:lang w:eastAsia="es-PE"/>
-          <w14:ligatures w14:val="none"/>
+          <ns2:ligatures ns2:val="none"/>
         </w:rPr>
         <w:tab/>
         <w:t>ADMISIÓN A TRÁMITE</w:t>
       </w:r>
     </w:p>
-    <w:p>
+    <w:p ns2:paraId="19ED7B73" ns2:textId="77777777">
       <w:pPr>
         <w:tabs>
           <w:tab w:val="left" w:pos="1701"/>
@@ -460,17 +460,17 @@
           <w:color w:val="000000"/>
           <w:kern w:val="0"/>
           <w:lang w:eastAsia="es-PE"/>
-          <w14:ligatures w14:val="none"/>
-        </w:rPr>
-      </w:pPr>
-      <w:r>
-        <w:rPr>
-          <w:rFonts w:ascii="Arial Narrow" w:eastAsia="Arial Narrow" w:hAnsi="Arial Narrow" w:cs="Arial Narrow"/>
-          <w:b/>
-          <w:color w:val="000000"/>
-          <w:kern w:val="0"/>
-          <w:lang w:eastAsia="es-PE"/>
-          <w14:ligatures w14:val="none"/>
+          <ns2:ligatures ns2:val="none"/>
+        </w:rPr>
+      </w:pPr>
+      <w:r>
+        <w:rPr>
+          <w:rFonts w:ascii="Arial Narrow" w:eastAsia="Arial Narrow" w:hAnsi="Arial Narrow" w:cs="Arial Narrow"/>
+          <w:b/>
+          <w:color w:val="000000"/>
+          <w:kern w:val="0"/>
+          <w:lang w:eastAsia="es-PE"/>
+          <ns2:ligatures ns2:val="none"/>
         </w:rPr>
         <w:t>REQ</w:t>
       </w:r>
@@ -481,12 +481,12 @@
           <w:color w:val="000000"/>
           <w:kern w:val="0"/>
           <w:lang w:eastAsia="es-PE"/>
-          <w14:ligatures w14:val="none"/>
+          <ns2:ligatures ns2:val="none"/>
         </w:rPr>
         <w:t xml:space="preserve">UERIMIENTO DE INFORMACIÓN </w:t>
       </w:r>
     </w:p>
-    <w:p>
+    <w:p ns2:paraId="46A5A479" ns2:textId="77777777">
       <w:pPr>
         <w:tabs>
           <w:tab w:val="left" w:pos="1701"/>
@@ -500,17 +500,17 @@
           <w:color w:val="000000"/>
           <w:kern w:val="0"/>
           <w:lang w:eastAsia="es-PE"/>
-          <w14:ligatures w14:val="none"/>
-        </w:rPr>
-      </w:pPr>
-      <w:r>
-        <w:rPr>
-          <w:rFonts w:ascii="Arial Narrow" w:eastAsia="Arial Narrow" w:hAnsi="Arial Narrow" w:cs="Arial Narrow"/>
-          <w:b/>
-          <w:color w:val="000000"/>
-          <w:kern w:val="0"/>
-          <w:lang w:eastAsia="es-PE"/>
-          <w14:ligatures w14:val="none"/>
+          <ns2:ligatures ns2:val="none"/>
+        </w:rPr>
+      </w:pPr>
+      <w:r>
+        <w:rPr>
+          <w:rFonts w:ascii="Arial Narrow" w:eastAsia="Arial Narrow" w:hAnsi="Arial Narrow" w:cs="Arial Narrow"/>
+          <w:b/>
+          <w:color w:val="000000"/>
+          <w:kern w:val="0"/>
+          <w:lang w:eastAsia="es-PE"/>
+          <ns2:ligatures ns2:val="none"/>
         </w:rPr>
         <w:t xml:space="preserve">RESOLUCIÓN </w:t>
       </w:r>
@@ -521,7 +521,7 @@
           <w:color w:val="000000"/>
           <w:kern w:val="0"/>
           <w:lang w:eastAsia="es-PE"/>
-          <w14:ligatures w14:val="none"/>
+          <ns2:ligatures ns2:val="none"/>
         </w:rPr>
         <w:tab/>
         <w:t>:</w:t>
@@ -533,13 +533,13 @@
           <w:color w:val="000000"/>
           <w:kern w:val="0"/>
           <w:lang w:eastAsia="es-PE"/>
-          <w14:ligatures w14:val="none"/>
+          <ns2:ligatures ns2:val="none"/>
         </w:rPr>
         <w:tab/>
         <w:t>2</w:t>
       </w:r>
     </w:p>
-    <w:p>
+    <w:p ns2:paraId="5BA3A18D" ns2:textId="77777777">
       <w:pPr>
         <w:tabs>
           <w:tab w:val="left" w:pos="1014"/>
@@ -552,11 +552,11 @@
           <w:kern w:val="0"/>
           <w:shd w:val="clear" w:color="auto" w:fill="FFFFFF"/>
           <w:lang w:eastAsia="es-PE"/>
-          <w14:ligatures w14:val="none"/>
-        </w:rPr>
-      </w:pPr>
-    </w:p>
-    <w:p>
+          <ns2:ligatures ns2:val="none"/>
+        </w:rPr>
+      </w:pPr>
+    </w:p>
+    <w:p ns2:paraId="2F799822" ns2:textId="1F428677">
       <w:pPr>
         <w:tabs>
           <w:tab w:val="left" w:pos="1014"/>
@@ -569,7 +569,7 @@
           <w:kern w:val="0"/>
           <w:shd w:val="clear" w:color="auto" w:fill="FFFFFF"/>
           <w:lang w:eastAsia="es-PE"/>
-          <w14:ligatures w14:val="none"/>
+          <ns2:ligatures ns2:val="none"/>
         </w:rPr>
       </w:pPr>
       <w:r>
@@ -579,7 +579,7 @@
           <w:kern w:val="0"/>
           <w:shd w:val="clear" w:color="auto" w:fill="FFFFFF"/>
           <w:lang w:eastAsia="es-PE"/>
-          <w14:ligatures w14:val="none"/>
+          <ns2:ligatures ns2:val="none"/>
         </w:rPr>
         <w:t xml:space="preserve">Lima, </w:t>
       </w:r>
@@ -590,7 +590,7 @@
           <w:kern w:val="0"/>
           <w:shd w:val="clear" w:color="auto" w:fill="FFFFFF"/>
           <w:lang w:eastAsia="es-PE"/>
-          <w14:ligatures w14:val="none"/>
+          <ns2:ligatures ns2:val="none"/>
         </w:rPr>
         <w:t>7</w:t>
       </w:r>
@@ -601,7 +601,7 @@
           <w:kern w:val="0"/>
           <w:shd w:val="clear" w:color="auto" w:fill="FFFFFF"/>
           <w:lang w:eastAsia="es-PE"/>
-          <w14:ligatures w14:val="none"/>
+          <ns2:ligatures ns2:val="none"/>
         </w:rPr>
         <w:t xml:space="preserve"> de </w:t>
       </w:r>
@@ -612,7 +612,7 @@
           <w:kern w:val="0"/>
           <w:shd w:val="clear" w:color="auto" w:fill="FFFFFF"/>
           <w:lang w:eastAsia="es-PE"/>
-          <w14:ligatures w14:val="none"/>
+          <ns2:ligatures ns2:val="none"/>
         </w:rPr>
         <w:t>agosto</w:t>
       </w:r>
@@ -623,12 +623,12 @@
           <w:kern w:val="0"/>
           <w:shd w:val="clear" w:color="auto" w:fill="FFFFFF"/>
           <w:lang w:eastAsia="es-PE"/>
-          <w14:ligatures w14:val="none"/>
+          <ns2:ligatures ns2:val="none"/>
         </w:rPr>
         <w:t xml:space="preserve"> de 2025</w:t>
       </w:r>
     </w:p>
-    <w:p>
+    <w:p ns2:paraId="66CE1821" ns2:textId="77777777">
       <w:pPr>
         <w:tabs>
           <w:tab w:val="left" w:pos="1014"/>
@@ -640,11 +640,11 @@
           <w:color w:val="000000"/>
           <w:kern w:val="0"/>
           <w:lang w:eastAsia="es-PE"/>
-          <w14:ligatures w14:val="none"/>
-        </w:rPr>
-      </w:pPr>
-    </w:p>
-    <w:p>
+          <ns2:ligatures ns2:val="none"/>
+        </w:rPr>
+      </w:pPr>
+    </w:p>
+    <w:p ns2:paraId="0B80AAA5" ns2:textId="77777777">
       <w:pPr>
         <w:numPr>
           <w:ilvl w:val="0"/>
@@ -658,22 +658,22 @@
           <w:color w:val="000000"/>
           <w:kern w:val="0"/>
           <w:lang w:eastAsia="es-PE"/>
-          <w14:ligatures w14:val="none"/>
-        </w:rPr>
-      </w:pPr>
-      <w:r>
-        <w:rPr>
-          <w:rFonts w:ascii="Arial Narrow" w:eastAsia="Arial Narrow" w:hAnsi="Arial Narrow" w:cs="Arial Narrow"/>
-          <w:b/>
-          <w:color w:val="000000"/>
-          <w:kern w:val="0"/>
-          <w:lang w:eastAsia="es-PE"/>
-          <w14:ligatures w14:val="none"/>
+          <ns2:ligatures ns2:val="none"/>
+        </w:rPr>
+      </w:pPr>
+      <w:r>
+        <w:rPr>
+          <w:rFonts w:ascii="Arial Narrow" w:eastAsia="Arial Narrow" w:hAnsi="Arial Narrow" w:cs="Arial Narrow"/>
+          <w:b/>
+          <w:color w:val="000000"/>
+          <w:kern w:val="0"/>
+          <w:lang w:eastAsia="es-PE"/>
+          <ns2:ligatures ns2:val="none"/>
         </w:rPr>
         <w:t xml:space="preserve">HECHOS </w:t>
       </w:r>
     </w:p>
-    <w:p>
+    <w:p ns2:paraId="621F2AB2" ns2:textId="77777777">
       <w:pPr>
         <w:spacing w:after="0" w:line="240" w:lineRule="auto"/>
         <w:jc w:val="both"/>
@@ -682,11 +682,11 @@
           <w:color w:val="000000"/>
           <w:kern w:val="0"/>
           <w:lang w:eastAsia="es-PE"/>
-          <w14:ligatures w14:val="none"/>
-        </w:rPr>
-      </w:pPr>
-    </w:p>
-    <w:p>
+          <ns2:ligatures ns2:val="none"/>
+        </w:rPr>
+      </w:pPr>
+    </w:p>
+    <w:p ns2:paraId="60B5D5B0" ns2:textId="01C2B786">
       <w:pPr>
         <w:numPr>
           <w:ilvl w:val="1"/>
@@ -700,7 +700,7 @@
           <w:color w:val="000000"/>
           <w:kern w:val="0"/>
           <w:lang w:val="es-ES" w:eastAsia="es-ES"/>
-          <w14:ligatures w14:val="none"/>
+          <ns2:ligatures ns2:val="none"/>
         </w:rPr>
       </w:pPr>
       <w:r>
@@ -709,7 +709,7 @@
           <w:color w:val="000000"/>
           <w:kern w:val="0"/>
           <w:lang w:val="es-ES" w:eastAsia="es-ES"/>
-          <w14:ligatures w14:val="none"/>
+          <ns2:ligatures ns2:val="none"/>
         </w:rPr>
         <w:t xml:space="preserve">Mediante el escrito del 5 de junio de 2025, subsanado con el escrito del 5 de agosto de 2025, la señora [APELLIDO] y el señor [APELLIDO] denunciaron a Pacífico por presuntas infracciones a la Ley 29571, Código de Protección y Defensa del Consumidor (en adelante, Código), señalando lo siguiente:</w:t>
       </w:r>
@@ -719,7 +719,7 @@
           <w:color w:val="000000"/>
           <w:kern w:val="0"/>
           <w:lang w:val="es-ES" w:eastAsia="es-ES"/>
-          <w14:ligatures w14:val="none"/>
+          <ns2:ligatures ns2:val="none"/>
         </w:rPr>
         <w:t/>
       </w:r>
@@ -729,7 +729,7 @@
           <w:color w:val="000000"/>
           <w:kern w:val="0"/>
           <w:lang w:val="es-ES" w:eastAsia="es-ES"/>
-          <w14:ligatures w14:val="none"/>
+          <ns2:ligatures ns2:val="none"/>
         </w:rPr>
         <w:t xml:space="preserve"/>
       </w:r>
@@ -739,7 +739,7 @@
           <w:color w:val="000000"/>
           <w:kern w:val="0"/>
           <w:lang w:val="es-ES" w:eastAsia="es-ES"/>
-          <w14:ligatures w14:val="none"/>
+          <ns2:ligatures ns2:val="none"/>
         </w:rPr>
         <w:t/>
       </w:r>
@@ -749,7 +749,7 @@
           <w:color w:val="000000"/>
           <w:kern w:val="0"/>
           <w:lang w:val="es-ES" w:eastAsia="es-ES"/>
-          <w14:ligatures w14:val="none"/>
+          <ns2:ligatures ns2:val="none"/>
         </w:rPr>
         <w:t/>
       </w:r>
@@ -761,7 +761,7 @@
           <w:kern w:val="0"/>
           <w:vertAlign w:val="superscript"/>
           <w:lang w:val="es-ES" w:eastAsia="es-ES"/>
-          <w14:ligatures w14:val="none"/>
+          <ns2:ligatures ns2:val="none"/>
         </w:rPr>
         <w:footnoteReference w:id="1"/>
       </w:r>
@@ -769,7 +769,7 @@
         <w:rPr>
           <w:rFonts w:ascii="Arial Narrow" w:eastAsia="Calibri" w:hAnsi="Arial Narrow" w:cs="Arial"/>
           <w:kern w:val="0"/>
-          <w14:ligatures w14:val="none"/>
+          <ns2:ligatures ns2:val="none"/>
         </w:rPr>
         <w:t xml:space="preserve"/>
       </w:r>
@@ -777,7 +777,7 @@
         <w:rPr>
           <w:rFonts w:ascii="Arial Narrow" w:eastAsia="Calibri" w:hAnsi="Arial Narrow" w:cs="Arial"/>
           <w:kern w:val="0"/>
-          <w14:ligatures w14:val="none"/>
+          <ns2:ligatures ns2:val="none"/>
         </w:rPr>
         <w:t/>
       </w:r>
@@ -787,7 +787,7 @@
           <w:color w:val="000000"/>
           <w:kern w:val="0"/>
           <w:lang w:val="es-ES" w:eastAsia="es-ES"/>
-          <w14:ligatures w14:val="none"/>
+          <ns2:ligatures ns2:val="none"/>
         </w:rPr>
         <w:t xml:space="preserve"/>
       </w:r>
@@ -797,7 +797,7 @@
           <w:color w:val="000000"/>
           <w:kern w:val="0"/>
           <w:lang w:val="es-ES" w:eastAsia="es-ES"/>
-          <w14:ligatures w14:val="none"/>
+          <ns2:ligatures ns2:val="none"/>
         </w:rPr>
         <w:t xml:space="preserve"/>
       </w:r>
@@ -807,7 +807,7 @@
           <w:color w:val="000000"/>
           <w:kern w:val="0"/>
           <w:lang w:val="es-ES" w:eastAsia="es-ES"/>
-          <w14:ligatures w14:val="none"/>
+          <ns2:ligatures ns2:val="none"/>
         </w:rPr>
         <w:t/>
       </w:r>
@@ -819,7 +819,7 @@
           <w:kern w:val="0"/>
           <w:vertAlign w:val="superscript"/>
           <w:lang w:val="es-ES" w:eastAsia="es-ES"/>
-          <w14:ligatures w14:val="none"/>
+          <ns2:ligatures ns2:val="none"/>
         </w:rPr>
         <w:footnoteReference w:id="2"/>
       </w:r>
@@ -829,7 +829,7 @@
           <w:color w:val="000000"/>
           <w:kern w:val="0"/>
           <w:lang w:val="es-ES" w:eastAsia="es-ES"/>
-          <w14:ligatures w14:val="none"/>
+          <ns2:ligatures ns2:val="none"/>
         </w:rPr>
         <w:t xml:space="preserve"/>
       </w:r>
@@ -840,12 +840,12 @@
           <w:color w:val="000000"/>
           <w:kern w:val="0"/>
           <w:lang w:val="es-ES" w:eastAsia="es-ES"/>
-          <w14:ligatures w14:val="none"/>
+          <ns2:ligatures ns2:val="none"/>
         </w:rPr>
         <w:t/>
       </w:r>
     </w:p>
-    <w:p>
+    <w:p ns2:paraId="3AD3B7C6" ns2:textId="77777777">
       <w:pPr>
         <w:tabs>
           <w:tab w:val="left" w:pos="1134"/>
@@ -857,11 +857,11 @@
           <w:color w:val="000000"/>
           <w:kern w:val="0"/>
           <w:lang w:val="es-ES" w:eastAsia="es-ES"/>
-          <w14:ligatures w14:val="none"/>
-        </w:rPr>
-      </w:pPr>
-    </w:p>
-    <w:p>
+          <ns2:ligatures ns2:val="none"/>
+        </w:rPr>
+      </w:pPr>
+    </w:p>
+    <w:p ns2:paraId="6A92533E" ns2:textId="7244A872">
       <w:pPr>
         <w:pStyle w:val="Prrafodelista"/>
         <w:numPr>
@@ -880,7 +880,7 @@
           <w:color w:val="000000"/>
           <w:kern w:val="0"/>
           <w:lang w:eastAsia="es-ES"/>
-          <w14:ligatures w14:val="none"/>
+          <ns2:ligatures ns2:val="none"/>
         </w:rPr>
       </w:pPr>
       <w:r>
@@ -889,7 +889,7 @@
           <w:color w:val="000000"/>
           <w:kern w:val="0"/>
           <w:lang w:eastAsia="es-ES"/>
-          <w14:ligatures w14:val="none"/>
+          <ns2:ligatures ns2:val="none"/>
         </w:rPr>
         <w:t xml:space="preserve">El 10 de junio de 2024, la señora [APELLIDO] adquirió el vehículo con Placa de Rodaje CMI-648. </w:t>
       </w:r>
@@ -897,7 +897,7 @@
         <w:rPr>
           <w:rFonts w:ascii="Arial Narrow" w:eastAsia="Calibri" w:hAnsi="Arial Narrow" w:cs="Arial"/>
           <w:kern w:val="0"/>
-          <w14:ligatures w14:val="none"/>
+          <ns2:ligatures ns2:val="none"/>
         </w:rPr>
         <w:t xml:space="preserve"/>
       </w:r>
@@ -907,7 +907,7 @@
           <w:color w:val="000000"/>
           <w:kern w:val="0"/>
           <w:lang w:eastAsia="es-ES"/>
-          <w14:ligatures w14:val="none"/>
+          <ns2:ligatures ns2:val="none"/>
         </w:rPr>
         <w:t xml:space="preserve"/>
       </w:r>
@@ -917,7 +917,7 @@
           <w:color w:val="000000"/>
           <w:kern w:val="0"/>
           <w:lang w:eastAsia="es-ES"/>
-          <w14:ligatures w14:val="none"/>
+          <ns2:ligatures ns2:val="none"/>
         </w:rPr>
         <w:t/>
       </w:r>
@@ -927,12 +927,12 @@
           <w:color w:val="000000"/>
           <w:kern w:val="0"/>
           <w:lang w:eastAsia="es-ES"/>
-          <w14:ligatures w14:val="none"/>
+          <ns2:ligatures ns2:val="none"/>
         </w:rPr>
         <w:t xml:space="preserve"/>
       </w:r>
     </w:p>
-    <w:p>
+    <w:p ns2:paraId="28C76EB0" ns2:textId="77777777">
       <w:pPr>
         <w:pStyle w:val="Prrafodelista"/>
         <w:spacing w:after="0" w:line="240" w:lineRule="auto"/>
@@ -943,11 +943,11 @@
           <w:color w:val="000000"/>
           <w:kern w:val="0"/>
           <w:lang w:eastAsia="es-ES"/>
-          <w14:ligatures w14:val="none"/>
-        </w:rPr>
-      </w:pPr>
-    </w:p>
-    <w:p>
+          <ns2:ligatures ns2:val="none"/>
+        </w:rPr>
+      </w:pPr>
+    </w:p>
+    <w:p ns2:paraId="1D205209" ns2:textId="77777777">
       <w:pPr>
         <w:pStyle w:val="Prrafodelista"/>
         <w:numPr>
@@ -966,7 +966,7 @@
           <w:color w:val="000000"/>
           <w:kern w:val="0"/>
           <w:lang w:eastAsia="es-ES"/>
-          <w14:ligatures w14:val="none"/>
+          <ns2:ligatures ns2:val="none"/>
         </w:rPr>
       </w:pPr>
       <w:r>
@@ -975,7 +975,7 @@
           <w:color w:val="000000"/>
           <w:kern w:val="0"/>
           <w:lang w:eastAsia="es-ES"/>
-          <w14:ligatures w14:val="none"/>
+          <ns2:ligatures ns2:val="none"/>
         </w:rPr>
         <w:t xml:space="preserve">El 24 de junio de 2024, la señora [APELLIDO] contrató con Pacífico un Seguro de Autos Todo Riesgo – Plan Full – Póliza 2010209580 (en adelante, “Seguro Vehicular”), con vigencia desde el 25 de junio de 2024 hasta el 25 de junio de 2025. </w:t>
       </w:r>
@@ -983,7 +983,7 @@
         <w:rPr>
           <w:rFonts w:ascii="Arial Narrow" w:eastAsia="Calibri" w:hAnsi="Arial Narrow" w:cs="Arial"/>
           <w:kern w:val="0"/>
-          <w14:ligatures w14:val="none"/>
+          <ns2:ligatures ns2:val="none"/>
         </w:rPr>
         <w:t xml:space="preserve"/>
       </w:r>
@@ -993,7 +993,7 @@
           <w:color w:val="000000"/>
           <w:kern w:val="0"/>
           <w:lang w:eastAsia="es-ES"/>
-          <w14:ligatures w14:val="none"/>
+          <ns2:ligatures ns2:val="none"/>
         </w:rPr>
         <w:t xml:space="preserve"/>
       </w:r>
@@ -1003,7 +1003,7 @@
           <w:color w:val="000000"/>
           <w:kern w:val="0"/>
           <w:lang w:eastAsia="es-ES"/>
-          <w14:ligatures w14:val="none"/>
+          <ns2:ligatures ns2:val="none"/>
         </w:rPr>
         <w:t/>
       </w:r>
@@ -1013,7 +1013,7 @@
           <w:color w:val="000000"/>
           <w:kern w:val="0"/>
           <w:lang w:eastAsia="es-ES"/>
-          <w14:ligatures w14:val="none"/>
+          <ns2:ligatures ns2:val="none"/>
         </w:rPr>
         <w:t xml:space="preserve"/>
       </w:r>
@@ -1023,12 +1023,12 @@
           <w:color w:val="000000"/>
           <w:kern w:val="0"/>
           <w:lang w:eastAsia="es-ES"/>
-          <w14:ligatures w14:val="none"/>
+          <ns2:ligatures ns2:val="none"/>
         </w:rPr>
         <w:t xml:space="preserve"/>
       </w:r>
     </w:p>
-    <w:p>
+    <w:p ns2:paraId="7BF7DE03" ns2:textId="77777777">
       <w:pPr>
         <w:pStyle w:val="Prrafodelista"/>
         <w:rPr>
@@ -1036,11 +1036,11 @@
           <w:color w:val="000000"/>
           <w:kern w:val="0"/>
           <w:lang w:eastAsia="es-ES"/>
-          <w14:ligatures w14:val="none"/>
-        </w:rPr>
-      </w:pPr>
-    </w:p>
-    <w:p>
+          <ns2:ligatures ns2:val="none"/>
+        </w:rPr>
+      </w:pPr>
+    </w:p>
+    <w:p ns2:paraId="045FF9FB" ns2:textId="12851D5D">
       <w:pPr>
         <w:pStyle w:val="Prrafodelista"/>
         <w:numPr>
@@ -1059,7 +1059,7 @@
           <w:color w:val="000000"/>
           <w:kern w:val="0"/>
           <w:lang w:eastAsia="es-ES"/>
-          <w14:ligatures w14:val="none"/>
+          <ns2:ligatures ns2:val="none"/>
         </w:rPr>
       </w:pPr>
       <w:r>
@@ -1068,7 +1068,7 @@
           <w:color w:val="000000"/>
           <w:kern w:val="0"/>
           <w:lang w:eastAsia="es-ES"/>
-          <w14:ligatures w14:val="none"/>
+          <ns2:ligatures ns2:val="none"/>
         </w:rPr>
         <w:t xml:space="preserve">En dicha contratación, solo firmó una hoja resumen sin recibir el documento completo de la póliza, el cual estuvo disponible posteriormente para su descarga a través de la aplicación “Mi Espacio Pacífico”. Asimismo, en las condiciones particulares de la póliza, la compañía aseguradora consignó correos electrónicos erróneos o inexistentes, tales como [CORREO] y notienecorreo@pacifico.com.pe.</w:t>
       </w:r>
@@ -1079,7 +1079,7 @@
           <w:color w:val="000000"/>
           <w:kern w:val="0"/>
           <w:lang w:eastAsia="es-ES"/>
-          <w14:ligatures w14:val="none"/>
+          <ns2:ligatures ns2:val="none"/>
         </w:rPr>
         <w:t/>
       </w:r>
@@ -1090,7 +1090,7 @@
           <w:color w:val="000000"/>
           <w:kern w:val="0"/>
           <w:lang w:eastAsia="es-ES"/>
-          <w14:ligatures w14:val="none"/>
+          <ns2:ligatures ns2:val="none"/>
         </w:rPr>
         <w:t xml:space="preserve"/>
       </w:r>
@@ -1100,7 +1100,7 @@
           <w:color w:val="000000"/>
           <w:kern w:val="0"/>
           <w:lang w:eastAsia="es-ES"/>
-          <w14:ligatures w14:val="none"/>
+          <ns2:ligatures ns2:val="none"/>
         </w:rPr>
         <w:t xml:space="preserve"/>
       </w:r>
@@ -1110,12 +1110,12 @@
           <w:color w:val="000000"/>
           <w:kern w:val="0"/>
           <w:lang w:eastAsia="es-ES"/>
-          <w14:ligatures w14:val="none"/>
+          <ns2:ligatures ns2:val="none"/>
         </w:rPr>
         <w:t/>
       </w:r>
     </w:p>
-    <w:p>
+    <w:p ns2:paraId="7105B2B3" ns2:textId="77777777">
       <w:pPr>
         <w:pStyle w:val="Prrafodelista"/>
         <w:rPr>
@@ -1123,11 +1123,11 @@
           <w:color w:val="000000"/>
           <w:kern w:val="0"/>
           <w:lang w:eastAsia="es-ES"/>
-          <w14:ligatures w14:val="none"/>
-        </w:rPr>
-      </w:pPr>
-    </w:p>
-    <w:p>
+          <ns2:ligatures ns2:val="none"/>
+        </w:rPr>
+      </w:pPr>
+    </w:p>
+    <w:p ns2:paraId="28F47FA5" ns2:textId="77777777">
       <w:pPr>
         <w:pStyle w:val="Prrafodelista"/>
         <w:numPr>
@@ -1146,7 +1146,7 @@
           <w:color w:val="000000"/>
           <w:kern w:val="0"/>
           <w:lang w:eastAsia="es-ES"/>
-          <w14:ligatures w14:val="none"/>
+          <ns2:ligatures ns2:val="none"/>
         </w:rPr>
       </w:pPr>
       <w:r>
@@ -1155,7 +1155,7 @@
           <w:color w:val="000000"/>
           <w:kern w:val="0"/>
           <w:lang w:eastAsia="es-ES"/>
-          <w14:ligatures w14:val="none"/>
+          <ns2:ligatures ns2:val="none"/>
         </w:rPr>
         <w:t xml:space="preserve">El 3 de abril de 2025, mientras se encontraba junto al señor [APELLIDO] en su centro de labores, terceras personas hurtaron el vehículo asegurado, el cual estaba estacionado fuera de dicho local. Al percatarse del hecho mediante el registro de las cámaras de vigilancia, acudió a la comisaría del distrito de Villa El Salvador para interponer la denuncia policial correspondiente. </w:t>
       </w:r>
@@ -1165,7 +1165,7 @@
           <w:color w:val="000000"/>
           <w:kern w:val="0"/>
           <w:lang w:eastAsia="es-ES"/>
-          <w14:ligatures w14:val="none"/>
+          <ns2:ligatures ns2:val="none"/>
         </w:rPr>
         <w:t xml:space="preserve"/>
       </w:r>
@@ -1175,7 +1175,7 @@
           <w:color w:val="000000"/>
           <w:kern w:val="0"/>
           <w:lang w:eastAsia="es-ES"/>
-          <w14:ligatures w14:val="none"/>
+          <ns2:ligatures ns2:val="none"/>
         </w:rPr>
         <w:t/>
       </w:r>
@@ -1185,7 +1185,7 @@
           <w:color w:val="000000"/>
           <w:kern w:val="0"/>
           <w:lang w:eastAsia="es-ES"/>
-          <w14:ligatures w14:val="none"/>
+          <ns2:ligatures ns2:val="none"/>
         </w:rPr>
         <w:t xml:space="preserve"/>
       </w:r>
@@ -1195,7 +1195,7 @@
           <w:color w:val="000000"/>
           <w:kern w:val="0"/>
           <w:lang w:eastAsia="es-ES"/>
-          <w14:ligatures w14:val="none"/>
+          <ns2:ligatures ns2:val="none"/>
         </w:rPr>
         <w:t xml:space="preserve"/>
       </w:r>
@@ -1205,7 +1205,7 @@
           <w:color w:val="000000"/>
           <w:kern w:val="0"/>
           <w:lang w:eastAsia="es-ES"/>
-          <w14:ligatures w14:val="none"/>
+          <ns2:ligatures ns2:val="none"/>
         </w:rPr>
         <w:t xml:space="preserve"/>
       </w:r>
@@ -1215,7 +1215,7 @@
           <w:color w:val="000000"/>
           <w:kern w:val="0"/>
           <w:lang w:eastAsia="es-ES"/>
-          <w14:ligatures w14:val="none"/>
+          <ns2:ligatures ns2:val="none"/>
         </w:rPr>
         <w:t/>
       </w:r>
@@ -1225,12 +1225,12 @@
           <w:color w:val="000000"/>
           <w:kern w:val="0"/>
           <w:lang w:eastAsia="es-ES"/>
-          <w14:ligatures w14:val="none"/>
+          <ns2:ligatures ns2:val="none"/>
         </w:rPr>
         <w:t xml:space="preserve"/>
       </w:r>
     </w:p>
-    <w:p>
+    <w:p ns2:paraId="46D197AF" ns2:textId="77777777">
       <w:pPr>
         <w:pStyle w:val="Prrafodelista"/>
         <w:rPr>
@@ -1238,11 +1238,11 @@
           <w:color w:val="000000"/>
           <w:kern w:val="0"/>
           <w:lang w:eastAsia="es-ES"/>
-          <w14:ligatures w14:val="none"/>
-        </w:rPr>
-      </w:pPr>
-    </w:p>
-    <w:p>
+          <ns2:ligatures ns2:val="none"/>
+        </w:rPr>
+      </w:pPr>
+    </w:p>
+    <w:p ns2:paraId="104C5934" ns2:textId="0247A24B">
       <w:pPr>
         <w:pStyle w:val="Prrafodelista"/>
         <w:numPr>
@@ -1261,7 +1261,7 @@
           <w:color w:val="000000"/>
           <w:kern w:val="0"/>
           <w:lang w:eastAsia="es-ES"/>
-          <w14:ligatures w14:val="none"/>
+          <ns2:ligatures ns2:val="none"/>
         </w:rPr>
       </w:pPr>
       <w:r>
@@ -1270,7 +1270,7 @@
           <w:color w:val="000000"/>
           <w:kern w:val="0"/>
           <w:lang w:eastAsia="es-ES"/>
-          <w14:ligatures w14:val="none"/>
+          <ns2:ligatures ns2:val="none"/>
         </w:rPr>
         <w:t xml:space="preserve">Luego, comunicó el siniestro a Pacífico para solicitar la cobertura del vehículo asegurado. Sin embargo, el personal de la empresa solo recabó información del señor [APELLIDO] , pese a que les informó que ninguno de los dos se encontraba a bordo del vehículo al momento del hurto. </w:t>
       </w:r>
@@ -1280,7 +1280,7 @@
           <w:color w:val="000000"/>
           <w:kern w:val="0"/>
           <w:lang w:eastAsia="es-ES"/>
-          <w14:ligatures w14:val="none"/>
+          <ns2:ligatures ns2:val="none"/>
         </w:rPr>
         <w:t xml:space="preserve"/>
       </w:r>
@@ -1290,7 +1290,7 @@
           <w:color w:val="000000"/>
           <w:kern w:val="0"/>
           <w:lang w:eastAsia="es-ES"/>
-          <w14:ligatures w14:val="none"/>
+          <ns2:ligatures ns2:val="none"/>
         </w:rPr>
         <w:t xml:space="preserve"/>
       </w:r>
@@ -1300,7 +1300,7 @@
           <w:color w:val="000000"/>
           <w:kern w:val="0"/>
           <w:lang w:eastAsia="es-ES"/>
-          <w14:ligatures w14:val="none"/>
+          <ns2:ligatures ns2:val="none"/>
         </w:rPr>
         <w:t xml:space="preserve"/>
       </w:r>
@@ -1310,7 +1310,7 @@
           <w:color w:val="000000"/>
           <w:kern w:val="0"/>
           <w:lang w:eastAsia="es-ES"/>
-          <w14:ligatures w14:val="none"/>
+          <ns2:ligatures ns2:val="none"/>
         </w:rPr>
         <w:t/>
       </w:r>
@@ -1320,7 +1320,7 @@
           <w:color w:val="000000"/>
           <w:kern w:val="0"/>
           <w:lang w:eastAsia="es-ES"/>
-          <w14:ligatures w14:val="none"/>
+          <ns2:ligatures ns2:val="none"/>
         </w:rPr>
         <w:t xml:space="preserve"/>
       </w:r>
@@ -1330,7 +1330,7 @@
           <w:color w:val="000000"/>
           <w:kern w:val="0"/>
           <w:lang w:eastAsia="es-ES"/>
-          <w14:ligatures w14:val="none"/>
+          <ns2:ligatures ns2:val="none"/>
         </w:rPr>
         <w:t xml:space="preserve"/>
       </w:r>
@@ -1340,7 +1340,7 @@
           <w:color w:val="000000"/>
           <w:kern w:val="0"/>
           <w:lang w:eastAsia="es-ES"/>
-          <w14:ligatures w14:val="none"/>
+          <ns2:ligatures ns2:val="none"/>
         </w:rPr>
         <w:t xml:space="preserve"/>
       </w:r>
@@ -1350,7 +1350,7 @@
           <w:color w:val="000000"/>
           <w:kern w:val="0"/>
           <w:lang w:eastAsia="es-ES"/>
-          <w14:ligatures w14:val="none"/>
+          <ns2:ligatures ns2:val="none"/>
         </w:rPr>
         <w:t xml:space="preserve"/>
       </w:r>
@@ -1360,7 +1360,7 @@
           <w:color w:val="000000"/>
           <w:kern w:val="0"/>
           <w:lang w:eastAsia="es-ES"/>
-          <w14:ligatures w14:val="none"/>
+          <ns2:ligatures ns2:val="none"/>
         </w:rPr>
         <w:t xml:space="preserve"/>
       </w:r>
@@ -1370,7 +1370,7 @@
           <w:color w:val="000000"/>
           <w:kern w:val="0"/>
           <w:lang w:eastAsia="es-ES"/>
-          <w14:ligatures w14:val="none"/>
+          <ns2:ligatures ns2:val="none"/>
         </w:rPr>
         <w:t/>
       </w:r>
@@ -1380,7 +1380,7 @@
           <w:color w:val="000000"/>
           <w:kern w:val="0"/>
           <w:lang w:eastAsia="es-ES"/>
-          <w14:ligatures w14:val="none"/>
+          <ns2:ligatures ns2:val="none"/>
         </w:rPr>
         <w:t xml:space="preserve"/>
       </w:r>
@@ -1390,7 +1390,7 @@
           <w:color w:val="000000"/>
           <w:kern w:val="0"/>
           <w:lang w:eastAsia="es-ES"/>
-          <w14:ligatures w14:val="none"/>
+          <ns2:ligatures ns2:val="none"/>
         </w:rPr>
         <w:t/>
       </w:r>
@@ -1400,7 +1400,7 @@
           <w:color w:val="000000"/>
           <w:kern w:val="0"/>
           <w:lang w:eastAsia="es-ES"/>
-          <w14:ligatures w14:val="none"/>
+          <ns2:ligatures ns2:val="none"/>
         </w:rPr>
         <w:t xml:space="preserve"/>
       </w:r>
@@ -1410,7 +1410,7 @@
           <w:color w:val="000000"/>
           <w:kern w:val="0"/>
           <w:lang w:eastAsia="es-ES"/>
-          <w14:ligatures w14:val="none"/>
+          <ns2:ligatures ns2:val="none"/>
         </w:rPr>
         <w:t xml:space="preserve"/>
       </w:r>
@@ -1420,7 +1420,7 @@
           <w:color w:val="000000"/>
           <w:kern w:val="0"/>
           <w:lang w:eastAsia="es-ES"/>
-          <w14:ligatures w14:val="none"/>
+          <ns2:ligatures ns2:val="none"/>
         </w:rPr>
         <w:t/>
       </w:r>
@@ -1430,12 +1430,12 @@
           <w:color w:val="000000"/>
           <w:kern w:val="0"/>
           <w:lang w:eastAsia="es-ES"/>
-          <w14:ligatures w14:val="none"/>
+          <ns2:ligatures ns2:val="none"/>
         </w:rPr>
         <w:t xml:space="preserve"/>
       </w:r>
     </w:p>
-    <w:p>
+    <w:p ns2:paraId="5C06CF05" ns2:textId="77777777">
       <w:pPr>
         <w:pStyle w:val="Prrafodelista"/>
         <w:rPr>
@@ -1443,11 +1443,11 @@
           <w:color w:val="000000"/>
           <w:kern w:val="0"/>
           <w:lang w:eastAsia="es-ES"/>
-          <w14:ligatures w14:val="none"/>
-        </w:rPr>
-      </w:pPr>
-    </w:p>
-    <w:p>
+          <ns2:ligatures ns2:val="none"/>
+        </w:rPr>
+      </w:pPr>
+    </w:p>
+    <w:p ns2:paraId="29B4AB93" ns2:textId="3F1EEA39">
       <w:pPr>
         <w:pStyle w:val="Prrafodelista"/>
         <w:numPr>
@@ -1466,7 +1466,7 @@
           <w:color w:val="000000"/>
           <w:kern w:val="0"/>
           <w:lang w:eastAsia="es-ES"/>
-          <w14:ligatures w14:val="none"/>
+          <ns2:ligatures ns2:val="none"/>
         </w:rPr>
       </w:pPr>
       <w:r>
@@ -1475,7 +1475,7 @@
           <w:color w:val="000000"/>
           <w:kern w:val="0"/>
           <w:lang w:eastAsia="es-ES"/>
-          <w14:ligatures w14:val="none"/>
+          <ns2:ligatures ns2:val="none"/>
         </w:rPr>
         <w:t xml:space="preserve">Posteriormente, el señor [APELLIDO] fue sometido a una prueba poligráfica por Pacífico, sin que se justificara su aplicación en lugar de la señora [APELLIDO], titular del Seguro Vehicular. El desarrollo de la prueba tuvo una connotación discriminatoria (xenófoba) pues se le preguntó si mantenía vínculos con personas al margen de la ley. </w:t>
       </w:r>
@@ -1485,7 +1485,7 @@
           <w:color w:val="000000"/>
           <w:kern w:val="0"/>
           <w:lang w:eastAsia="es-ES"/>
-          <w14:ligatures w14:val="none"/>
+          <ns2:ligatures ns2:val="none"/>
         </w:rPr>
         <w:t xml:space="preserve"/>
       </w:r>
@@ -1495,7 +1495,7 @@
           <w:color w:val="000000"/>
           <w:kern w:val="0"/>
           <w:lang w:eastAsia="es-ES"/>
-          <w14:ligatures w14:val="none"/>
+          <ns2:ligatures ns2:val="none"/>
         </w:rPr>
         <w:t/>
       </w:r>
@@ -1505,7 +1505,7 @@
           <w:color w:val="000000"/>
           <w:kern w:val="0"/>
           <w:lang w:eastAsia="es-ES"/>
-          <w14:ligatures w14:val="none"/>
+          <ns2:ligatures ns2:val="none"/>
         </w:rPr>
         <w:t xml:space="preserve"/>
       </w:r>
@@ -1515,7 +1515,7 @@
           <w:color w:val="000000"/>
           <w:kern w:val="0"/>
           <w:lang w:eastAsia="es-ES"/>
-          <w14:ligatures w14:val="none"/>
+          <ns2:ligatures ns2:val="none"/>
         </w:rPr>
         <w:t/>
       </w:r>
@@ -1525,7 +1525,7 @@
           <w:color w:val="000000"/>
           <w:kern w:val="0"/>
           <w:lang w:eastAsia="es-ES"/>
-          <w14:ligatures w14:val="none"/>
+          <ns2:ligatures ns2:val="none"/>
         </w:rPr>
         <w:t xml:space="preserve"/>
       </w:r>
@@ -1533,7 +1533,7 @@
         <w:rPr>
           <w:rFonts w:ascii="Arial Narrow" w:eastAsia="Calibri" w:hAnsi="Arial Narrow" w:cs="Arial"/>
           <w:kern w:val="0"/>
-          <w14:ligatures w14:val="none"/>
+          <ns2:ligatures ns2:val="none"/>
         </w:rPr>
         <w:t xml:space="preserve"/>
       </w:r>
@@ -1543,7 +1543,7 @@
           <w:color w:val="000000"/>
           <w:kern w:val="0"/>
           <w:lang w:eastAsia="es-ES"/>
-          <w14:ligatures w14:val="none"/>
+          <ns2:ligatures ns2:val="none"/>
         </w:rPr>
         <w:t xml:space="preserve"/>
       </w:r>
@@ -1553,7 +1553,7 @@
           <w:color w:val="000000"/>
           <w:kern w:val="0"/>
           <w:lang w:eastAsia="es-ES"/>
-          <w14:ligatures w14:val="none"/>
+          <ns2:ligatures ns2:val="none"/>
         </w:rPr>
         <w:t/>
       </w:r>
@@ -1563,7 +1563,7 @@
           <w:color w:val="000000"/>
           <w:kern w:val="0"/>
           <w:lang w:eastAsia="es-ES"/>
-          <w14:ligatures w14:val="none"/>
+          <ns2:ligatures ns2:val="none"/>
         </w:rPr>
         <w:t xml:space="preserve"/>
       </w:r>
@@ -1573,7 +1573,7 @@
           <w:color w:val="000000"/>
           <w:kern w:val="0"/>
           <w:lang w:eastAsia="es-ES"/>
-          <w14:ligatures w14:val="none"/>
+          <ns2:ligatures ns2:val="none"/>
         </w:rPr>
         <w:t xml:space="preserve"/>
       </w:r>
@@ -1583,7 +1583,7 @@
           <w:color w:val="000000"/>
           <w:kern w:val="0"/>
           <w:lang w:eastAsia="es-ES"/>
-          <w14:ligatures w14:val="none"/>
+          <ns2:ligatures ns2:val="none"/>
         </w:rPr>
         <w:t xml:space="preserve"/>
       </w:r>
@@ -1593,7 +1593,7 @@
           <w:color w:val="000000"/>
           <w:kern w:val="0"/>
           <w:lang w:eastAsia="es-ES"/>
-          <w14:ligatures w14:val="none"/>
+          <ns2:ligatures ns2:val="none"/>
         </w:rPr>
         <w:t xml:space="preserve"/>
       </w:r>
@@ -1603,7 +1603,7 @@
           <w:color w:val="000000"/>
           <w:kern w:val="0"/>
           <w:lang w:eastAsia="es-ES"/>
-          <w14:ligatures w14:val="none"/>
+          <ns2:ligatures ns2:val="none"/>
         </w:rPr>
         <w:t xml:space="preserve"/>
       </w:r>
@@ -1613,7 +1613,7 @@
           <w:color w:val="000000"/>
           <w:kern w:val="0"/>
           <w:lang w:eastAsia="es-ES"/>
-          <w14:ligatures w14:val="none"/>
+          <ns2:ligatures ns2:val="none"/>
         </w:rPr>
         <w:t/>
       </w:r>
@@ -1623,7 +1623,7 @@
           <w:color w:val="000000"/>
           <w:kern w:val="0"/>
           <w:lang w:eastAsia="es-ES"/>
-          <w14:ligatures w14:val="none"/>
+          <ns2:ligatures ns2:val="none"/>
         </w:rPr>
         <w:t xml:space="preserve"/>
       </w:r>
@@ -1633,7 +1633,7 @@
           <w:color w:val="000000"/>
           <w:kern w:val="0"/>
           <w:lang w:eastAsia="es-ES"/>
-          <w14:ligatures w14:val="none"/>
+          <ns2:ligatures ns2:val="none"/>
         </w:rPr>
         <w:t xml:space="preserve"/>
       </w:r>
@@ -1643,7 +1643,7 @@
           <w:color w:val="000000"/>
           <w:kern w:val="0"/>
           <w:lang w:eastAsia="es-ES"/>
-          <w14:ligatures w14:val="none"/>
+          <ns2:ligatures ns2:val="none"/>
         </w:rPr>
         <w:t xml:space="preserve"/>
       </w:r>
@@ -1653,12 +1653,12 @@
           <w:color w:val="000000"/>
           <w:kern w:val="0"/>
           <w:lang w:eastAsia="es-ES"/>
-          <w14:ligatures w14:val="none"/>
+          <ns2:ligatures ns2:val="none"/>
         </w:rPr>
         <w:t xml:space="preserve"/>
       </w:r>
     </w:p>
-    <w:p>
+    <w:p ns2:paraId="1326EE7D" ns2:textId="77777777">
       <w:pPr>
         <w:pStyle w:val="Prrafodelista"/>
         <w:rPr>
@@ -1666,11 +1666,11 @@
           <w:color w:val="000000"/>
           <w:kern w:val="0"/>
           <w:lang w:eastAsia="es-ES"/>
-          <w14:ligatures w14:val="none"/>
-        </w:rPr>
-      </w:pPr>
-    </w:p>
-    <w:p>
+          <ns2:ligatures ns2:val="none"/>
+        </w:rPr>
+      </w:pPr>
+    </w:p>
+    <w:p ns2:paraId="2F9CF7F5" ns2:textId="5E3F4BBF">
       <w:pPr>
         <w:pStyle w:val="Prrafodelista"/>
         <w:numPr>
@@ -1689,7 +1689,7 @@
           <w:color w:val="000000"/>
           <w:kern w:val="0"/>
           <w:lang w:eastAsia="es-ES"/>
-          <w14:ligatures w14:val="none"/>
+          <ns2:ligatures ns2:val="none"/>
         </w:rPr>
       </w:pPr>
       <w:r>
@@ -1698,7 +1698,7 @@
           <w:color w:val="000000"/>
           <w:kern w:val="0"/>
           <w:lang w:eastAsia="es-ES"/>
-          <w14:ligatures w14:val="none"/>
+          <ns2:ligatures ns2:val="none"/>
         </w:rPr>
         <w:t xml:space="preserve">El 8 de mayo de 2025, Pacífico emitió una carta denegando la cobertura del siniestro, fundamentando su decisión en los resultados del examen poligráfico realizados al señor [APELLIDO] , pese a que no figura como contratante o asegurado en el Seguro Vehicular. </w:t>
       </w:r>
@@ -1708,7 +1708,7 @@
           <w:color w:val="000000"/>
           <w:kern w:val="0"/>
           <w:lang w:eastAsia="es-ES"/>
-          <w14:ligatures w14:val="none"/>
+          <ns2:ligatures ns2:val="none"/>
         </w:rPr>
         <w:t xml:space="preserve"/>
       </w:r>
@@ -1718,7 +1718,7 @@
           <w:color w:val="000000"/>
           <w:kern w:val="0"/>
           <w:lang w:eastAsia="es-ES"/>
-          <w14:ligatures w14:val="none"/>
+          <ns2:ligatures ns2:val="none"/>
         </w:rPr>
         <w:t xml:space="preserve"/>
       </w:r>
@@ -1728,7 +1728,7 @@
           <w:color w:val="000000"/>
           <w:kern w:val="0"/>
           <w:lang w:eastAsia="es-ES"/>
-          <w14:ligatures w14:val="none"/>
+          <ns2:ligatures ns2:val="none"/>
         </w:rPr>
         <w:t/>
       </w:r>
@@ -1738,7 +1738,7 @@
           <w:color w:val="000000"/>
           <w:kern w:val="0"/>
           <w:lang w:eastAsia="es-ES"/>
-          <w14:ligatures w14:val="none"/>
+          <ns2:ligatures ns2:val="none"/>
         </w:rPr>
         <w:t/>
       </w:r>
@@ -1748,7 +1748,7 @@
           <w:color w:val="000000"/>
           <w:kern w:val="0"/>
           <w:lang w:eastAsia="es-ES"/>
-          <w14:ligatures w14:val="none"/>
+          <ns2:ligatures ns2:val="none"/>
         </w:rPr>
         <w:t xml:space="preserve"/>
       </w:r>
@@ -1758,7 +1758,7 @@
           <w:color w:val="000000"/>
           <w:kern w:val="0"/>
           <w:lang w:eastAsia="es-ES"/>
-          <w14:ligatures w14:val="none"/>
+          <ns2:ligatures ns2:val="none"/>
         </w:rPr>
         <w:t/>
       </w:r>
@@ -1768,12 +1768,12 @@
           <w:color w:val="000000"/>
           <w:kern w:val="0"/>
           <w:lang w:eastAsia="es-ES"/>
-          <w14:ligatures w14:val="none"/>
+          <ns2:ligatures ns2:val="none"/>
         </w:rPr>
         <w:t xml:space="preserve"/>
       </w:r>
     </w:p>
-    <w:p>
+    <w:p ns2:paraId="69425CF2" ns2:textId="77777777">
       <w:pPr>
         <w:pStyle w:val="Prrafodelista"/>
         <w:rPr>
@@ -1781,11 +1781,11 @@
           <w:color w:val="000000"/>
           <w:kern w:val="0"/>
           <w:lang w:eastAsia="es-ES"/>
-          <w14:ligatures w14:val="none"/>
-        </w:rPr>
-      </w:pPr>
-    </w:p>
-    <w:p>
+          <ns2:ligatures ns2:val="none"/>
+        </w:rPr>
+      </w:pPr>
+    </w:p>
+    <w:p ns2:paraId="33E14FF7" ns2:textId="267F33CB">
       <w:pPr>
         <w:pStyle w:val="Prrafodelista"/>
         <w:numPr>
@@ -1804,7 +1804,7 @@
           <w:color w:val="000000"/>
           <w:kern w:val="0"/>
           <w:lang w:eastAsia="es-ES"/>
-          <w14:ligatures w14:val="none"/>
+          <ns2:ligatures ns2:val="none"/>
         </w:rPr>
       </w:pPr>
       <w:r>
@@ -1813,7 +1813,7 @@
           <w:color w:val="000000"/>
           <w:kern w:val="0"/>
           <w:lang w:eastAsia="es-ES"/>
-          <w14:ligatures w14:val="none"/>
+          <ns2:ligatures ns2:val="none"/>
         </w:rPr>
         <w:lastRenderedPageBreak/>
         <w:t xml:space="preserve">Finalmente, </w:t>
@@ -1824,7 +1824,7 @@
           <w:color w:val="000000"/>
           <w:kern w:val="0"/>
           <w:lang w:eastAsia="es-ES"/>
-          <w14:ligatures w14:val="none"/>
+          <ns2:ligatures ns2:val="none"/>
         </w:rPr>
         <w:t>l</w:t>
       </w:r>
@@ -1834,7 +1834,7 @@
           <w:color w:val="000000"/>
           <w:kern w:val="0"/>
           <w:lang w:eastAsia="es-ES"/>
-          <w14:ligatures w14:val="none"/>
+          <ns2:ligatures ns2:val="none"/>
         </w:rPr>
         <w:t xml:space="preserve">os artículos </w:t>
       </w:r>
@@ -1844,7 +1844,7 @@
           <w:color w:val="000000"/>
           <w:kern w:val="0"/>
           <w:lang w:eastAsia="es-ES"/>
-          <w14:ligatures w14:val="none"/>
+          <ns2:ligatures ns2:val="none"/>
         </w:rPr>
         <w:t>del contrato resultan abusivas</w:t>
       </w:r>
@@ -1854,7 +1854,7 @@
           <w:color w:val="000000"/>
           <w:kern w:val="0"/>
           <w:lang w:eastAsia="es-ES"/>
-          <w14:ligatures w14:val="none"/>
+          <ns2:ligatures ns2:val="none"/>
         </w:rPr>
         <w:t>:</w:t>
       </w:r>
@@ -1864,7 +1864,7 @@
           <w:color w:val="000000"/>
           <w:kern w:val="0"/>
           <w:lang w:eastAsia="es-ES"/>
-          <w14:ligatures w14:val="none"/>
+          <ns2:ligatures ns2:val="none"/>
         </w:rPr>
         <w:t xml:space="preserve"> el artículo </w:t>
       </w:r>
@@ -1874,7 +1874,7 @@
           <w:color w:val="000000"/>
           <w:kern w:val="0"/>
           <w:lang w:eastAsia="es-ES"/>
-          <w14:ligatures w14:val="none"/>
+          <ns2:ligatures ns2:val="none"/>
         </w:rPr>
         <w:t>17 es abusiv</w:t>
       </w:r>
@@ -1884,7 +1884,7 @@
           <w:color w:val="000000"/>
           <w:kern w:val="0"/>
           <w:lang w:eastAsia="es-ES"/>
-          <w14:ligatures w14:val="none"/>
+          <ns2:ligatures ns2:val="none"/>
         </w:rPr>
         <w:t>o</w:t>
       </w:r>
@@ -1894,7 +1894,7 @@
           <w:color w:val="000000"/>
           <w:kern w:val="0"/>
           <w:lang w:eastAsia="es-ES"/>
-          <w14:ligatures w14:val="none"/>
+          <ns2:ligatures ns2:val="none"/>
         </w:rPr>
         <w:t xml:space="preserve"> porque</w:t>
       </w:r>
@@ -1904,7 +1904,7 @@
           <w:color w:val="000000"/>
           <w:kern w:val="0"/>
           <w:lang w:eastAsia="es-ES"/>
-          <w14:ligatures w14:val="none"/>
+          <ns2:ligatures ns2:val="none"/>
         </w:rPr>
         <w:t xml:space="preserve"> </w:t>
       </w:r>
@@ -1914,7 +1914,7 @@
           <w:color w:val="000000"/>
           <w:kern w:val="0"/>
           <w:lang w:eastAsia="es-ES"/>
-          <w14:ligatures w14:val="none"/>
+          <ns2:ligatures ns2:val="none"/>
         </w:rPr>
         <w:t xml:space="preserve">se usa para negar la cobertura de siniestros aun cuando la contratación se realizó sin dolo ni </w:t>
       </w:r>
@@ -1924,7 +1924,7 @@
           <w:color w:val="000000"/>
           <w:kern w:val="0"/>
           <w:lang w:eastAsia="es-ES"/>
-          <w14:ligatures w14:val="none"/>
+          <ns2:ligatures ns2:val="none"/>
         </w:rPr>
         <w:t>culpa</w:t>
       </w:r>
@@ -1934,7 +1934,7 @@
           <w:color w:val="000000"/>
           <w:kern w:val="0"/>
           <w:lang w:eastAsia="es-ES"/>
-          <w14:ligatures w14:val="none"/>
+          <ns2:ligatures ns2:val="none"/>
         </w:rPr>
         <w:t>;</w:t>
       </w:r>
@@ -1944,7 +1944,7 @@
           <w:color w:val="000000"/>
           <w:kern w:val="0"/>
           <w:lang w:eastAsia="es-ES"/>
-          <w14:ligatures w14:val="none"/>
+          <ns2:ligatures ns2:val="none"/>
         </w:rPr>
         <w:t xml:space="preserve"> </w:t>
       </w:r>
@@ -1954,7 +1954,7 @@
           <w:color w:val="000000"/>
           <w:kern w:val="0"/>
           <w:lang w:eastAsia="es-ES"/>
-          <w14:ligatures w14:val="none"/>
+          <ns2:ligatures ns2:val="none"/>
         </w:rPr>
         <w:t xml:space="preserve">el artículo </w:t>
       </w:r>
@@ -1964,7 +1964,7 @@
           <w:color w:val="000000"/>
           <w:kern w:val="0"/>
           <w:lang w:eastAsia="es-ES"/>
-          <w14:ligatures w14:val="none"/>
+          <ns2:ligatures ns2:val="none"/>
         </w:rPr>
         <w:t>25 es abusiv</w:t>
       </w:r>
@@ -1974,7 +1974,7 @@
           <w:color w:val="000000"/>
           <w:kern w:val="0"/>
           <w:lang w:eastAsia="es-ES"/>
-          <w14:ligatures w14:val="none"/>
+          <ns2:ligatures ns2:val="none"/>
         </w:rPr>
         <w:t>o</w:t>
       </w:r>
@@ -1984,7 +1984,7 @@
           <w:color w:val="000000"/>
           <w:kern w:val="0"/>
           <w:lang w:eastAsia="es-ES"/>
-          <w14:ligatures w14:val="none"/>
+          <ns2:ligatures ns2:val="none"/>
         </w:rPr>
         <w:t xml:space="preserve"> porque aplica de forma ambigua a sujetos fuera de la relación contractual</w:t>
       </w:r>
@@ -1994,7 +1994,7 @@
           <w:color w:val="000000"/>
           <w:kern w:val="0"/>
           <w:lang w:eastAsia="es-ES"/>
-          <w14:ligatures w14:val="none"/>
+          <ns2:ligatures ns2:val="none"/>
         </w:rPr>
         <w:t>; y,</w:t>
       </w:r>
@@ -2004,7 +2004,7 @@
           <w:color w:val="000000"/>
           <w:kern w:val="0"/>
           <w:lang w:eastAsia="es-ES"/>
-          <w14:ligatures w14:val="none"/>
+          <ns2:ligatures ns2:val="none"/>
         </w:rPr>
         <w:t xml:space="preserve"> </w:t>
       </w:r>
@@ -2014,7 +2014,7 @@
           <w:color w:val="000000"/>
           <w:kern w:val="0"/>
           <w:lang w:eastAsia="es-ES"/>
-          <w14:ligatures w14:val="none"/>
+          <ns2:ligatures ns2:val="none"/>
         </w:rPr>
         <w:t>e</w:t>
       </w:r>
@@ -2024,7 +2024,7 @@
           <w:color w:val="000000"/>
           <w:kern w:val="0"/>
           <w:lang w:eastAsia="es-ES"/>
-          <w14:ligatures w14:val="none"/>
+          <ns2:ligatures ns2:val="none"/>
         </w:rPr>
         <w:t xml:space="preserve">l artículo 4 es abusivo porque permite a la </w:t>
       </w:r>
@@ -2034,7 +2034,7 @@
           <w:color w:val="000000"/>
           <w:kern w:val="0"/>
           <w:lang w:eastAsia="es-ES"/>
-          <w14:ligatures w14:val="none"/>
+          <ns2:ligatures ns2:val="none"/>
         </w:rPr>
         <w:t xml:space="preserve">compañía </w:t>
       </w:r>
@@ -2044,7 +2044,7 @@
           <w:color w:val="000000"/>
           <w:kern w:val="0"/>
           <w:lang w:eastAsia="es-ES"/>
-          <w14:ligatures w14:val="none"/>
+          <ns2:ligatures ns2:val="none"/>
         </w:rPr>
         <w:t xml:space="preserve">aseguradora asumir funciones de las autoridades policiales y fiscales, sin aclarar qué ocurre ante contradicciones entre </w:t>
       </w:r>
@@ -2054,7 +2054,7 @@
           <w:color w:val="000000"/>
           <w:kern w:val="0"/>
           <w:lang w:eastAsia="es-ES"/>
-          <w14:ligatures w14:val="none"/>
+          <ns2:ligatures ns2:val="none"/>
         </w:rPr>
         <w:t>lo determinado por las autoridades</w:t>
       </w:r>
@@ -2064,12 +2064,12 @@
           <w:color w:val="000000"/>
           <w:kern w:val="0"/>
           <w:lang w:eastAsia="es-ES"/>
-          <w14:ligatures w14:val="none"/>
+          <ns2:ligatures ns2:val="none"/>
         </w:rPr>
         <w:t xml:space="preserve"> y los resultados de la prueba poligráfica.</w:t>
       </w:r>
     </w:p>
-    <w:p>
+    <w:p ns2:paraId="452A70A3" ns2:textId="77777777">
       <w:pPr>
         <w:tabs>
           <w:tab w:val="left" w:pos="1134"/>
@@ -2081,11 +2081,11 @@
           <w:color w:val="000000"/>
           <w:kern w:val="0"/>
           <w:lang w:eastAsia="es-ES"/>
-          <w14:ligatures w14:val="none"/>
-        </w:rPr>
-      </w:pPr>
-    </w:p>
-    <w:p>
+          <ns2:ligatures ns2:val="none"/>
+        </w:rPr>
+      </w:pPr>
+    </w:p>
+    <w:p ns2:paraId="65C58807" ns2:textId="154364C2">
       <w:pPr>
         <w:numPr>
           <w:ilvl w:val="1"/>
@@ -2103,14 +2103,14 @@
           <w:color w:val="000000"/>
           <w:kern w:val="0"/>
           <w:lang w:val="es-ES" w:eastAsia="es-ES"/>
-          <w14:ligatures w14:val="none"/>
+          <ns2:ligatures ns2:val="none"/>
         </w:rPr>
       </w:pPr>
       <w:r>
         <w:rPr>
           <w:rFonts w:ascii="Arial Narrow" w:eastAsia="Calibri" w:hAnsi="Arial Narrow" w:cs="Arial"/>
           <w:kern w:val="0"/>
-          <w14:ligatures w14:val="none"/>
+          <ns2:ligatures ns2:val="none"/>
         </w:rPr>
         <w:t xml:space="preserve">La señora [APELLIDO] y el señor [APELLIDO] solicitaron, en calidad de medida correctiva, que Pacífico cumpla con: (i) activar la póliza de Seguro Vehicular 2010209580 y, en consecuencia, cubrir el siniestro reportado por la denunciante de hurto del vehículo por la suma total asegurada de US$ 12 090,00; y (ii) eliminar y/o modificar las cláusulas abusivas establecidas en el contrato de seguro suscrito por la denunciante que le conceden un beneficio injusto a la denunciada. Asimismo, requirió el reembolso de costos y costas del presente procedimiento.</w:t>
       </w:r>
@@ -2119,7 +2119,7 @@
         <w:rPr>
           <w:rFonts w:ascii="Arial Narrow" w:eastAsia="Calibri" w:hAnsi="Arial Narrow" w:cs="Arial"/>
           <w:kern w:val="0"/>
-          <w14:ligatures w14:val="none"/>
+          <ns2:ligatures ns2:val="none"/>
         </w:rPr>
         <w:t/>
       </w:r>
@@ -2128,7 +2128,7 @@
         <w:rPr>
           <w:rFonts w:ascii="Arial Narrow" w:eastAsia="Calibri" w:hAnsi="Arial Narrow" w:cs="Arial"/>
           <w:kern w:val="0"/>
-          <w14:ligatures w14:val="none"/>
+          <ns2:ligatures ns2:val="none"/>
         </w:rPr>
         <w:t xml:space="preserve"/>
       </w:r>
@@ -2138,7 +2138,7 @@
           <w:color w:val="000000"/>
           <w:kern w:val="0"/>
           <w:lang w:val="es-ES" w:eastAsia="es-ES"/>
-          <w14:ligatures w14:val="none"/>
+          <ns2:ligatures ns2:val="none"/>
         </w:rPr>
         <w:t/>
       </w:r>
@@ -2148,7 +2148,7 @@
           <w:color w:val="000000"/>
           <w:kern w:val="0"/>
           <w:lang w:val="es-ES" w:eastAsia="es-ES"/>
-          <w14:ligatures w14:val="none"/>
+          <ns2:ligatures ns2:val="none"/>
         </w:rPr>
         <w:t xml:space="preserve"/>
       </w:r>
@@ -2158,7 +2158,7 @@
           <w:color w:val="000000"/>
           <w:kern w:val="0"/>
           <w:lang w:val="es-ES" w:eastAsia="es-ES"/>
-          <w14:ligatures w14:val="none"/>
+          <ns2:ligatures ns2:val="none"/>
         </w:rPr>
         <w:t xml:space="preserve"/>
       </w:r>
@@ -2168,7 +2168,7 @@
           <w:color w:val="000000"/>
           <w:kern w:val="0"/>
           <w:lang w:val="es-ES" w:eastAsia="es-ES"/>
-          <w14:ligatures w14:val="none"/>
+          <ns2:ligatures ns2:val="none"/>
         </w:rPr>
         <w:t/>
       </w:r>
@@ -2178,7 +2178,7 @@
           <w:color w:val="000000"/>
           <w:kern w:val="0"/>
           <w:lang w:val="es-ES" w:eastAsia="es-ES"/>
-          <w14:ligatures w14:val="none"/>
+          <ns2:ligatures ns2:val="none"/>
         </w:rPr>
         <w:t xml:space="preserve"/>
       </w:r>
@@ -2188,7 +2188,7 @@
           <w:color w:val="000000"/>
           <w:kern w:val="0"/>
           <w:lang w:val="es-ES" w:eastAsia="es-ES"/>
-          <w14:ligatures w14:val="none"/>
+          <ns2:ligatures ns2:val="none"/>
         </w:rPr>
         <w:t/>
       </w:r>
@@ -2198,7 +2198,7 @@
           <w:color w:val="000000"/>
           <w:kern w:val="0"/>
           <w:lang w:val="es-ES" w:eastAsia="es-ES"/>
-          <w14:ligatures w14:val="none"/>
+          <ns2:ligatures ns2:val="none"/>
         </w:rPr>
         <w:t xml:space="preserve"/>
       </w:r>
@@ -2208,7 +2208,7 @@
           <w:color w:val="000000"/>
           <w:kern w:val="0"/>
           <w:lang w:val="es-ES" w:eastAsia="es-ES"/>
-          <w14:ligatures w14:val="none"/>
+          <ns2:ligatures ns2:val="none"/>
         </w:rPr>
         <w:t xml:space="preserve"/>
       </w:r>
@@ -2218,7 +2218,7 @@
           <w:color w:val="000000"/>
           <w:kern w:val="0"/>
           <w:lang w:val="es-ES" w:eastAsia="es-ES"/>
-          <w14:ligatures w14:val="none"/>
+          <ns2:ligatures ns2:val="none"/>
         </w:rPr>
         <w:t xml:space="preserve"/>
       </w:r>
@@ -2228,7 +2228,7 @@
           <w:color w:val="000000"/>
           <w:kern w:val="0"/>
           <w:lang w:val="es-ES" w:eastAsia="es-ES"/>
-          <w14:ligatures w14:val="none"/>
+          <ns2:ligatures ns2:val="none"/>
         </w:rPr>
         <w:t/>
       </w:r>
@@ -2238,7 +2238,7 @@
           <w:color w:val="000000"/>
           <w:kern w:val="0"/>
           <w:lang w:val="es-ES" w:eastAsia="es-ES"/>
-          <w14:ligatures w14:val="none"/>
+          <ns2:ligatures ns2:val="none"/>
         </w:rPr>
         <w:t/>
       </w:r>
@@ -2249,7 +2249,7 @@
           <w:color w:val="000000"/>
           <w:kern w:val="0"/>
           <w:lang w:val="es-ES" w:eastAsia="es-ES"/>
-          <w14:ligatures w14:val="none"/>
+          <ns2:ligatures ns2:val="none"/>
         </w:rPr>
         <w:t/>
       </w:r>
@@ -2260,7 +2260,7 @@
           <w:color w:val="000000"/>
           <w:kern w:val="0"/>
           <w:lang w:val="es-ES" w:eastAsia="es-ES"/>
-          <w14:ligatures w14:val="none"/>
+          <ns2:ligatures ns2:val="none"/>
         </w:rPr>
         <w:t/>
       </w:r>
@@ -2270,7 +2270,7 @@
           <w:color w:val="000000"/>
           <w:kern w:val="0"/>
           <w:lang w:val="es-ES" w:eastAsia="es-ES"/>
-          <w14:ligatures w14:val="none"/>
+          <ns2:ligatures ns2:val="none"/>
         </w:rPr>
         <w:t xml:space="preserve"/>
       </w:r>
@@ -2280,7 +2280,7 @@
           <w:color w:val="000000"/>
           <w:kern w:val="0"/>
           <w:lang w:val="es-ES" w:eastAsia="es-ES"/>
-          <w14:ligatures w14:val="none"/>
+          <ns2:ligatures ns2:val="none"/>
         </w:rPr>
         <w:t/>
       </w:r>
@@ -2290,7 +2290,7 @@
           <w:color w:val="000000"/>
           <w:kern w:val="0"/>
           <w:lang w:val="es-ES" w:eastAsia="es-ES"/>
-          <w14:ligatures w14:val="none"/>
+          <ns2:ligatures ns2:val="none"/>
         </w:rPr>
         <w:t/>
       </w:r>
@@ -2300,12 +2300,12 @@
           <w:color w:val="000000"/>
           <w:kern w:val="0"/>
           <w:lang w:val="es-ES" w:eastAsia="es-ES"/>
-          <w14:ligatures w14:val="none"/>
+          <ns2:ligatures ns2:val="none"/>
         </w:rPr>
         <w:t/>
       </w:r>
     </w:p>
-    <w:p>
+    <w:p ns2:paraId="66005174" ns2:textId="77777777">
       <w:pPr>
         <w:spacing w:after="0" w:line="240" w:lineRule="auto"/>
         <w:contextualSpacing/>
@@ -2316,11 +2316,11 @@
           <w:color w:val="000000"/>
           <w:kern w:val="0"/>
           <w:lang w:eastAsia="es-PE"/>
-          <w14:ligatures w14:val="none"/>
-        </w:rPr>
-      </w:pPr>
-    </w:p>
-    <w:p>
+          <ns2:ligatures ns2:val="none"/>
+        </w:rPr>
+      </w:pPr>
+    </w:p>
+    <w:p ns2:paraId="3541B1F9" ns2:textId="77777777">
       <w:pPr>
         <w:pStyle w:val="Prrafodelista"/>
         <w:numPr>
@@ -2340,22 +2340,22 @@
           <w:color w:val="000000"/>
           <w:kern w:val="0"/>
           <w:lang w:eastAsia="es-PE"/>
-          <w14:ligatures w14:val="none"/>
-        </w:rPr>
-      </w:pPr>
-      <w:r>
-        <w:rPr>
-          <w:rFonts w:ascii="Arial Narrow" w:eastAsia="Arial Narrow" w:hAnsi="Arial Narrow" w:cs="Arial Narrow"/>
-          <w:b/>
-          <w:color w:val="000000"/>
-          <w:kern w:val="0"/>
-          <w:lang w:eastAsia="es-PE"/>
-          <w14:ligatures w14:val="none"/>
+          <ns2:ligatures ns2:val="none"/>
+        </w:rPr>
+      </w:pPr>
+      <w:r>
+        <w:rPr>
+          <w:rFonts w:ascii="Arial Narrow" w:eastAsia="Arial Narrow" w:hAnsi="Arial Narrow" w:cs="Arial Narrow"/>
+          <w:b/>
+          <w:color w:val="000000"/>
+          <w:kern w:val="0"/>
+          <w:lang w:eastAsia="es-PE"/>
+          <ns2:ligatures ns2:val="none"/>
         </w:rPr>
         <w:t>DE LA ADMISIÓN A TRÁMITE DE LA DENUNCIA</w:t>
       </w:r>
     </w:p>
-    <w:p>
+    <w:p ns2:paraId="34556756" ns2:textId="77777777">
       <w:pPr>
         <w:spacing w:after="0" w:line="240" w:lineRule="auto"/>
         <w:ind w:left="567"/>
@@ -2367,11 +2367,11 @@
           <w:color w:val="000000"/>
           <w:kern w:val="0"/>
           <w:lang w:eastAsia="es-PE"/>
-          <w14:ligatures w14:val="none"/>
-        </w:rPr>
-      </w:pPr>
-    </w:p>
-    <w:p>
+          <ns2:ligatures ns2:val="none"/>
+        </w:rPr>
+      </w:pPr>
+    </w:p>
+    <w:p ns2:paraId="58FBE1FE" ns2:textId="1219348E">
       <w:pPr>
         <w:pStyle w:val="Prrafodelista"/>
         <w:numPr>
@@ -2384,7 +2384,7 @@
         <w:rPr>
           <w:rFonts w:ascii="Arial Narrow" w:eastAsia="Arial Narrow" w:hAnsi="Arial Narrow" w:cs="Arial Narrow"/>
           <w:kern w:val="0"/>
-          <w14:ligatures w14:val="none"/>
+          <ns2:ligatures ns2:val="none"/>
         </w:rPr>
       </w:pPr>
       <w:bookmarkStart w:id="2" w:name="_Hlk140755208"/>
@@ -2396,7 +2396,7 @@
           <w:color w:val="000000"/>
           <w:kern w:val="0"/>
           <w:lang w:eastAsia="es-PE"/>
-          <w14:ligatures w14:val="none"/>
+          <ns2:ligatures ns2:val="none"/>
         </w:rPr>
         <w:t xml:space="preserve">La Secretaría </w:t>
       </w:r>
@@ -2409,7 +2409,7 @@
           <w:color w:val="000000"/>
           <w:kern w:val="0"/>
           <w:lang w:eastAsia="es-PE"/>
-          <w14:ligatures w14:val="none"/>
+          <ns2:ligatures ns2:val="none"/>
         </w:rPr>
         <w:t>Técnica de la Comisión de Protección al Consumidor 1 (en adelante, la Secretaría Técnica), en ejercicio de sus facultades</w:t>
       </w:r>
@@ -2419,7 +2419,7 @@
           <w:rFonts w:ascii="Arial Narrow" w:eastAsia="Arial Narrow" w:hAnsi="Arial Narrow" w:cs="Arial Narrow"/>
           <w:kern w:val="0"/>
           <w:vertAlign w:val="superscript"/>
-          <w14:ligatures w14:val="none"/>
+          <ns2:ligatures ns2:val="none"/>
         </w:rPr>
         <w:footnoteReference w:id="3"/>
       </w:r>
@@ -2429,7 +2429,7 @@
           <w:color w:val="000000"/>
           <w:kern w:val="0"/>
           <w:lang w:eastAsia="es-PE"/>
-          <w14:ligatures w14:val="none"/>
+          <ns2:ligatures ns2:val="none"/>
         </w:rPr>
         <w:t xml:space="preserve">, </w:t>
       </w:r>
@@ -2439,7 +2439,7 @@
           <w:color w:val="000000"/>
           <w:kern w:val="0"/>
           <w:lang w:eastAsia="es-PE"/>
-          <w14:ligatures w14:val="none"/>
+          <ns2:ligatures ns2:val="none"/>
         </w:rPr>
         <w:t xml:space="preserve">considera </w:t>
       </w:r>
@@ -2447,7 +2447,7 @@
         <w:rPr>
           <w:rFonts w:ascii="Arial Narrow" w:eastAsia="Arial Narrow" w:hAnsi="Arial Narrow" w:cs="Arial Narrow"/>
           <w:kern w:val="0"/>
-          <w14:ligatures w14:val="none"/>
+          <ns2:ligatures ns2:val="none"/>
         </w:rPr>
         <w:t xml:space="preserve">que el hecho denunciado, </w:t>
       </w:r>
@@ -2455,7 +2455,7 @@
         <w:rPr>
           <w:rFonts w:ascii="Arial Narrow" w:eastAsia="Arial Narrow" w:hAnsi="Arial Narrow" w:cs="Arial Narrow"/>
           <w:kern w:val="0"/>
-          <w14:ligatures w14:val="none"/>
+          <ns2:ligatures ns2:val="none"/>
         </w:rPr>
         <w:t xml:space="preserve">consistente en que </w:t>
       </w:r>
@@ -2463,7 +2463,7 @@
         <w:rPr>
           <w:rFonts w:ascii="Arial Narrow" w:eastAsia="Arial Narrow" w:hAnsi="Arial Narrow" w:cs="Arial Narrow"/>
           <w:kern w:val="0"/>
-          <w14:ligatures w14:val="none"/>
+          <ns2:ligatures ns2:val="none"/>
         </w:rPr>
         <w:t xml:space="preserve">la compañía aseguradora se habría negado injustificadamente a otorgar la cobertura del Seguro vehicular - Póliza </w:t>
       </w:r>
@@ -2472,7 +2472,7 @@
         <w:rPr>
           <w:rFonts w:ascii="Arial Narrow" w:eastAsia="Arial Narrow" w:hAnsi="Arial Narrow" w:cs="Arial Narrow"/>
           <w:kern w:val="0"/>
-          <w14:ligatures w14:val="none"/>
+          <ns2:ligatures ns2:val="none"/>
         </w:rPr>
         <w:t/>
       </w:r>
@@ -2481,7 +2481,7 @@
         <w:rPr>
           <w:rFonts w:ascii="Arial Narrow" w:eastAsia="Arial Narrow" w:hAnsi="Arial Narrow" w:cs="Arial Narrow"/>
           <w:kern w:val="0"/>
-          <w14:ligatures w14:val="none"/>
+          <ns2:ligatures ns2:val="none"/>
         </w:rPr>
         <w:t xml:space="preserve"> 2010209580 por el robo del vehículo asegurado el 3 de abril de 2025</w:t>
       </w:r>
@@ -2489,7 +2489,7 @@
         <w:rPr>
           <w:rFonts w:ascii="Arial Narrow" w:eastAsia="Arial Narrow" w:hAnsi="Arial Narrow" w:cs="Arial Narrow"/>
           <w:kern w:val="0"/>
-          <w14:ligatures w14:val="none"/>
+          <ns2:ligatures ns2:val="none"/>
         </w:rPr>
         <w:t>; involucraría una presunta afectación a sus expectativas, quien no habría encontrado una correspondencia entre lo que esperaba recibir de parte del proveedor y lo que realmente</w:t>
       </w:r>
@@ -2497,7 +2497,7 @@
         <w:rPr>
           <w:rFonts w:ascii="Arial Narrow" w:eastAsia="Arial Narrow" w:hAnsi="Arial Narrow" w:cs="Arial Narrow"/>
           <w:kern w:val="0"/>
-          <w14:ligatures w14:val="none"/>
+          <ns2:ligatures ns2:val="none"/>
         </w:rPr>
         <w:t xml:space="preserve"> recibió. Por consiguiente, corresponde calificar el hecho materia de denuncia como una presunta infracción</w:t>
       </w:r>
@@ -2505,7 +2505,7 @@
         <w:rPr>
           <w:rFonts w:ascii="Arial Narrow" w:eastAsia="Arial Narrow" w:hAnsi="Arial Narrow" w:cs="Arial Narrow"/>
           <w:kern w:val="0"/>
-          <w14:ligatures w14:val="none"/>
+          <ns2:ligatures ns2:val="none"/>
         </w:rPr>
         <w:t xml:space="preserve"> al deber de idoneidad, tipificado en los artículos 18</w:t>
       </w:r>
@@ -2515,7 +2515,7 @@
           <w:color w:val="000000"/>
           <w:kern w:val="0"/>
           <w:lang w:eastAsia="es-PE"/>
-          <w14:ligatures w14:val="none"/>
+          <ns2:ligatures ns2:val="none"/>
         </w:rPr>
         <w:t/>
       </w:r>
@@ -2523,7 +2523,7 @@
         <w:rPr>
           <w:rFonts w:ascii="Arial Narrow" w:eastAsia="Arial Narrow" w:hAnsi="Arial Narrow" w:cs="Arial Narrow"/>
           <w:kern w:val="0"/>
-          <w14:ligatures w14:val="none"/>
+          <ns2:ligatures ns2:val="none"/>
         </w:rPr>
         <w:t xml:space="preserve"> y 19</w:t>
       </w:r>
@@ -2533,7 +2533,7 @@
           <w:color w:val="000000"/>
           <w:kern w:val="0"/>
           <w:lang w:eastAsia="es-PE"/>
-          <w14:ligatures w14:val="none"/>
+          <ns2:ligatures ns2:val="none"/>
         </w:rPr>
         <w:t/>
       </w:r>
@@ -2541,7 +2541,7 @@
         <w:rPr>
           <w:rFonts w:ascii="Arial Narrow" w:eastAsia="Arial Narrow" w:hAnsi="Arial Narrow" w:cs="Arial Narrow"/>
           <w:kern w:val="0"/>
-          <w14:ligatures w14:val="none"/>
+          <ns2:ligatures ns2:val="none"/>
         </w:rPr>
         <w:t xml:space="preserve"> del Código</w:t>
       </w:r>
@@ -2551,7 +2551,7 @@
           <w:rFonts w:ascii="Arial Narrow" w:eastAsia="Arial Narrow" w:hAnsi="Arial Narrow" w:cs="Arial"/>
           <w:kern w:val="0"/>
           <w:vertAlign w:val="superscript"/>
-          <w14:ligatures w14:val="none"/>
+          <ns2:ligatures ns2:val="none"/>
         </w:rPr>
         <w:footnoteReference w:id="4"/>
       </w:r>
@@ -2559,23 +2559,23 @@
         <w:rPr>
           <w:rFonts w:ascii="Arial Narrow" w:eastAsia="Arial Narrow" w:hAnsi="Arial Narrow" w:cs="Arial Narrow"/>
           <w:kern w:val="0"/>
-          <w14:ligatures w14:val="none"/>
+          <ns2:ligatures ns2:val="none"/>
         </w:rPr>
         <w:t>.</w:t>
       </w:r>
     </w:p>
-    <w:p>
-      <w:pPr>
-        <w:spacing w:after="0" w:line="240" w:lineRule="auto"/>
-        <w:jc w:val="both"/>
-        <w:rPr>
-          <w:rFonts w:ascii="Arial Narrow" w:eastAsia="Arial Narrow" w:hAnsi="Arial Narrow" w:cs="Arial Narrow"/>
-          <w:kern w:val="0"/>
-          <w14:ligatures w14:val="none"/>
-        </w:rPr>
-      </w:pPr>
-    </w:p>
-    <w:p>
+    <w:p ns2:paraId="5219BC3E" ns2:textId="77777777">
+      <w:pPr>
+        <w:spacing w:after="0" w:line="240" w:lineRule="auto"/>
+        <w:jc w:val="both"/>
+        <w:rPr>
+          <w:rFonts w:ascii="Arial Narrow" w:eastAsia="Arial Narrow" w:hAnsi="Arial Narrow" w:cs="Arial Narrow"/>
+          <w:kern w:val="0"/>
+          <ns2:ligatures ns2:val="none"/>
+        </w:rPr>
+      </w:pPr>
+    </w:p>
+    <w:p ns2:paraId="55387A08" ns2:textId="69E23936">
       <w:pPr>
         <w:pStyle w:val="Prrafodelista"/>
         <w:numPr>
@@ -2588,16 +2588,16 @@
         <w:rPr>
           <w:rFonts w:ascii="Arial Narrow" w:eastAsia="Arial Narrow" w:hAnsi="Arial Narrow" w:cs="Arial Narrow"/>
           <w:kern w:val="0"/>
-          <w14:ligatures w14:val="none"/>
-        </w:rPr>
-      </w:pPr>
-      <w:r>
-        <w:rPr>
-          <w:rFonts w:ascii="Arial Narrow" w:eastAsia="Times New Roman" w:hAnsi="Arial Narrow" w:cs="Arial"/>
-          <w:color w:val="000000"/>
-          <w:kern w:val="0"/>
-          <w:lang w:eastAsia="es-PE"/>
-          <w14:ligatures w14:val="none"/>
+          <ns2:ligatures ns2:val="none"/>
+        </w:rPr>
+      </w:pPr>
+      <w:r>
+        <w:rPr>
+          <w:rFonts w:ascii="Arial Narrow" w:eastAsia="Times New Roman" w:hAnsi="Arial Narrow" w:cs="Arial"/>
+          <w:color w:val="000000"/>
+          <w:kern w:val="0"/>
+          <w:lang w:eastAsia="es-PE"/>
+          <ns2:ligatures ns2:val="none"/>
         </w:rPr>
         <w:t xml:space="preserve">Además, </w:t>
       </w:r>
@@ -2605,7 +2605,7 @@
         <w:rPr>
           <w:rFonts w:ascii="Arial Narrow" w:eastAsia="Arial Narrow" w:hAnsi="Arial Narrow" w:cs="Arial Narrow"/>
           <w:kern w:val="0"/>
-          <w14:ligatures w14:val="none"/>
+          <ns2:ligatures ns2:val="none"/>
         </w:rPr>
         <w:t xml:space="preserve">la Secretaría Técnica, en ejercicio de sus facultades, </w:t>
       </w:r>
@@ -2615,7 +2615,7 @@
           <w:color w:val="000000"/>
           <w:kern w:val="0"/>
           <w:lang w:eastAsia="es-PE"/>
-          <w14:ligatures w14:val="none"/>
+          <ns2:ligatures ns2:val="none"/>
         </w:rPr>
         <w:t xml:space="preserve">considera </w:t>
       </w:r>
@@ -2623,7 +2623,7 @@
         <w:rPr>
           <w:rFonts w:ascii="Arial Narrow" w:eastAsia="Arial Narrow" w:hAnsi="Arial Narrow" w:cs="Arial Narrow"/>
           <w:kern w:val="0"/>
-          <w14:ligatures w14:val="none"/>
+          <ns2:ligatures ns2:val="none"/>
         </w:rPr>
         <w:t xml:space="preserve">que el hecho denunciado, consistente en que </w:t>
       </w:r>
@@ -2631,7 +2631,7 @@
         <w:rPr>
           <w:rFonts w:ascii="Arial Narrow" w:eastAsia="Arial Narrow" w:hAnsi="Arial Narrow" w:cs="Arial Narrow"/>
           <w:kern w:val="0"/>
-          <w14:ligatures w14:val="none"/>
+          <ns2:ligatures ns2:val="none"/>
         </w:rPr>
         <w:t xml:space="preserve">la compañía aseguradora habría consignado información errónea en las condiciones particulares de la Póliza </w:t>
       </w:r>
@@ -2640,7 +2640,7 @@
         <w:rPr>
           <w:rFonts w:ascii="Arial Narrow" w:eastAsia="Arial Narrow" w:hAnsi="Arial Narrow" w:cs="Arial Narrow"/>
           <w:kern w:val="0"/>
-          <w14:ligatures w14:val="none"/>
+          <ns2:ligatures ns2:val="none"/>
         </w:rPr>
         <w:t/>
       </w:r>
@@ -2649,7 +2649,7 @@
         <w:rPr>
           <w:rFonts w:ascii="Arial Narrow" w:eastAsia="Arial Narrow" w:hAnsi="Arial Narrow" w:cs="Arial Narrow"/>
           <w:kern w:val="0"/>
-          <w14:ligatures w14:val="none"/>
+          <ns2:ligatures ns2:val="none"/>
         </w:rPr>
         <w:t xml:space="preserve"> 2010209580 respecto a los correos electrónicos de los asegurados</w:t>
       </w:r>
@@ -2657,7 +2657,7 @@
         <w:rPr>
           <w:rFonts w:ascii="Arial Narrow" w:eastAsia="Arial Narrow" w:hAnsi="Arial Narrow" w:cs="Arial Narrow"/>
           <w:kern w:val="0"/>
-          <w14:ligatures w14:val="none"/>
+          <ns2:ligatures ns2:val="none"/>
         </w:rPr>
         <w:t xml:space="preserve">; involucraría una presunta afectación a sus expectativas, quien no habría encontrado una correspondencia entre lo que esperaba recibir de parte del proveedor y lo que realmente recibió. </w:t>
       </w:r>
@@ -2665,7 +2665,7 @@
         <w:rPr>
           <w:rFonts w:ascii="Arial Narrow" w:eastAsia="Arial Narrow" w:hAnsi="Arial Narrow" w:cs="Arial Narrow"/>
           <w:kern w:val="0"/>
-          <w14:ligatures w14:val="none"/>
+          <ns2:ligatures ns2:val="none"/>
         </w:rPr>
         <w:lastRenderedPageBreak/>
         <w:t>Por consiguiente, corresponde calificar el hecho materia de denuncia como una presunta infracción al deber de idoneidad, tipificado en los artículos 18</w:t>
@@ -2676,7 +2676,7 @@
           <w:color w:val="000000"/>
           <w:kern w:val="0"/>
           <w:lang w:eastAsia="es-PE"/>
-          <w14:ligatures w14:val="none"/>
+          <ns2:ligatures ns2:val="none"/>
         </w:rPr>
         <w:t/>
       </w:r>
@@ -2684,7 +2684,7 @@
         <w:rPr>
           <w:rFonts w:ascii="Arial Narrow" w:eastAsia="Arial Narrow" w:hAnsi="Arial Narrow" w:cs="Arial Narrow"/>
           <w:kern w:val="0"/>
-          <w14:ligatures w14:val="none"/>
+          <ns2:ligatures ns2:val="none"/>
         </w:rPr>
         <w:t xml:space="preserve"> y 19</w:t>
       </w:r>
@@ -2694,7 +2694,7 @@
           <w:color w:val="000000"/>
           <w:kern w:val="0"/>
           <w:lang w:eastAsia="es-PE"/>
-          <w14:ligatures w14:val="none"/>
+          <ns2:ligatures ns2:val="none"/>
         </w:rPr>
         <w:t/>
       </w:r>
@@ -2702,7 +2702,7 @@
         <w:rPr>
           <w:rFonts w:ascii="Arial Narrow" w:eastAsia="Arial Narrow" w:hAnsi="Arial Narrow" w:cs="Arial Narrow"/>
           <w:kern w:val="0"/>
-          <w14:ligatures w14:val="none"/>
+          <ns2:ligatures ns2:val="none"/>
         </w:rPr>
         <w:t xml:space="preserve"> del Código</w:t>
       </w:r>
@@ -2713,22 +2713,22 @@
           <w:color w:val="000000"/>
           <w:kern w:val="0"/>
           <w:lang w:eastAsia="es-PE"/>
-          <w14:ligatures w14:val="none"/>
+          <ns2:ligatures ns2:val="none"/>
         </w:rPr>
         <w:t>.</w:t>
       </w:r>
     </w:p>
-    <w:p>
+    <w:p ns2:paraId="72AE7239" ns2:textId="77777777">
       <w:pPr>
         <w:pStyle w:val="Prrafodelista"/>
         <w:rPr>
           <w:rFonts w:ascii="Arial Narrow" w:eastAsia="Arial Narrow" w:hAnsi="Arial Narrow" w:cs="Arial Narrow"/>
           <w:kern w:val="0"/>
-          <w14:ligatures w14:val="none"/>
-        </w:rPr>
-      </w:pPr>
-    </w:p>
-    <w:p>
+          <ns2:ligatures ns2:val="none"/>
+        </w:rPr>
+      </w:pPr>
+    </w:p>
+    <w:p ns2:paraId="1A4608D4" ns2:textId="0FA3C6B6">
       <w:pPr>
         <w:pStyle w:val="Prrafodelista"/>
         <w:numPr>
@@ -2741,14 +2741,14 @@
         <w:rPr>
           <w:rFonts w:ascii="Arial Narrow" w:eastAsia="Arial Narrow" w:hAnsi="Arial Narrow" w:cs="Arial Narrow"/>
           <w:kern w:val="0"/>
-          <w14:ligatures w14:val="none"/>
-        </w:rPr>
-      </w:pPr>
-      <w:r>
-        <w:rPr>
-          <w:rFonts w:ascii="Arial Narrow" w:eastAsia="Arial Narrow" w:hAnsi="Arial Narrow" w:cs="Arial Narrow"/>
-          <w:kern w:val="0"/>
-          <w14:ligatures w14:val="none"/>
+          <ns2:ligatures ns2:val="none"/>
+        </w:rPr>
+      </w:pPr>
+      <w:r>
+        <w:rPr>
+          <w:rFonts w:ascii="Arial Narrow" w:eastAsia="Arial Narrow" w:hAnsi="Arial Narrow" w:cs="Arial Narrow"/>
+          <w:kern w:val="0"/>
+          <ns2:ligatures ns2:val="none"/>
         </w:rPr>
         <w:t xml:space="preserve">Asimismo, la Secretaría Técnica, en ejercicio de sus facultades, considera que el hecho denunciado, consistente en que la compañía aseguradora habría tenido un trato discriminatorio con el señor [APELLIDO] , al hacer que pase una prueba poligráfica, pese a que no se encontró al momento del siniestro del 3 de abril de 2025, siendo la única motivación su nacionalidad venezolana. Por consiguiente, corresponde calificar el hecho materia de denuncia como una presunta infracción al numeral 1 del artículo 38 del Código.</w:t>
       </w:r>
@@ -2758,7 +2758,7 @@
           <w:color w:val="000000"/>
           <w:kern w:val="0"/>
           <w:lang w:eastAsia="es-PE"/>
-          <w14:ligatures w14:val="none"/>
+          <ns2:ligatures ns2:val="none"/>
         </w:rPr>
         <w:t xml:space="preserve"/>
       </w:r>
@@ -2766,7 +2766,7 @@
         <w:rPr>
           <w:rFonts w:ascii="Arial Narrow" w:eastAsia="Arial Narrow" w:hAnsi="Arial Narrow" w:cs="Arial Narrow"/>
           <w:kern w:val="0"/>
-          <w14:ligatures w14:val="none"/>
+          <ns2:ligatures ns2:val="none"/>
         </w:rPr>
         <w:t xml:space="preserve"/>
       </w:r>
@@ -2774,7 +2774,7 @@
         <w:rPr>
           <w:rFonts w:ascii="Arial Narrow" w:eastAsia="Arial Narrow" w:hAnsi="Arial Narrow" w:cs="Arial Narrow"/>
           <w:kern w:val="0"/>
-          <w14:ligatures w14:val="none"/>
+          <ns2:ligatures ns2:val="none"/>
         </w:rPr>
         <w:t/>
       </w:r>
@@ -2782,7 +2782,7 @@
         <w:rPr>
           <w:rFonts w:ascii="Arial Narrow" w:eastAsia="Arial Narrow" w:hAnsi="Arial Narrow" w:cs="Arial Narrow"/>
           <w:kern w:val="0"/>
-          <w14:ligatures w14:val="none"/>
+          <ns2:ligatures ns2:val="none"/>
         </w:rPr>
         <w:t/>
       </w:r>
@@ -2792,7 +2792,7 @@
           <w:rFonts w:ascii="Arial Narrow" w:eastAsia="Arial Narrow" w:hAnsi="Arial Narrow" w:cs="Arial"/>
           <w:kern w:val="0"/>
           <w:vertAlign w:val="superscript"/>
-          <w14:ligatures w14:val="none"/>
+          <ns2:ligatures ns2:val="none"/>
         </w:rPr>
         <w:footnoteReference w:id="5"/>
       </w:r>
@@ -2800,12 +2800,12 @@
         <w:rPr>
           <w:rFonts w:ascii="Arial Narrow" w:eastAsia="Arial Narrow" w:hAnsi="Arial Narrow" w:cs="Arial Narrow"/>
           <w:kern w:val="0"/>
-          <w14:ligatures w14:val="none"/>
+          <ns2:ligatures ns2:val="none"/>
         </w:rPr>
         <w:t/>
       </w:r>
     </w:p>
-    <w:p>
+    <w:p ns2:paraId="291EC64E" ns2:textId="77777777">
       <w:pPr>
         <w:pStyle w:val="Prrafodelista"/>
         <w:spacing w:after="0" w:line="240" w:lineRule="auto"/>
@@ -2814,11 +2814,11 @@
         <w:rPr>
           <w:rFonts w:ascii="Arial Narrow" w:eastAsia="Arial Narrow" w:hAnsi="Arial Narrow" w:cs="Arial Narrow"/>
           <w:kern w:val="0"/>
-          <w14:ligatures w14:val="none"/>
-        </w:rPr>
-      </w:pPr>
-    </w:p>
-    <w:p>
+          <ns2:ligatures ns2:val="none"/>
+        </w:rPr>
+      </w:pPr>
+    </w:p>
+    <w:p ns2:paraId="74607DD7" ns2:textId="04A13A60">
       <w:pPr>
         <w:pStyle w:val="Prrafodelista"/>
         <w:numPr>
@@ -2831,14 +2831,14 @@
         <w:rPr>
           <w:rFonts w:ascii="Arial Narrow" w:eastAsia="Arial Narrow" w:hAnsi="Arial Narrow" w:cs="Arial Narrow"/>
           <w:kern w:val="0"/>
-          <w14:ligatures w14:val="none"/>
-        </w:rPr>
-      </w:pPr>
-      <w:r>
-        <w:rPr>
-          <w:rFonts w:ascii="Arial Narrow" w:eastAsia="Arial Narrow" w:hAnsi="Arial Narrow" w:cs="Arial Narrow"/>
-          <w:kern w:val="0"/>
-          <w14:ligatures w14:val="none"/>
+          <ns2:ligatures ns2:val="none"/>
+        </w:rPr>
+      </w:pPr>
+      <w:r>
+        <w:rPr>
+          <w:rFonts w:ascii="Arial Narrow" w:eastAsia="Arial Narrow" w:hAnsi="Arial Narrow" w:cs="Arial Narrow"/>
+          <w:kern w:val="0"/>
+          <ns2:ligatures ns2:val="none"/>
         </w:rPr>
         <w:t>Asimismo,</w:t>
       </w:r>
@@ -2846,7 +2846,7 @@
         <w:rPr>
           <w:rFonts w:ascii="Arial Narrow" w:eastAsia="Arial Narrow" w:hAnsi="Arial Narrow" w:cs="Arial Narrow"/>
           <w:kern w:val="0"/>
-          <w14:ligatures w14:val="none"/>
+          <ns2:ligatures ns2:val="none"/>
         </w:rPr>
         <w:t xml:space="preserve"> la Secretaría Técnica, en ejercicio de sus facultades</w:t>
       </w:r>
@@ -2854,7 +2854,7 @@
         <w:rPr>
           <w:rFonts w:ascii="Arial Narrow" w:eastAsia="Arial Narrow" w:hAnsi="Arial Narrow" w:cs="Arial Narrow"/>
           <w:kern w:val="0"/>
-          <w14:ligatures w14:val="none"/>
+          <ns2:ligatures ns2:val="none"/>
         </w:rPr>
         <w:t xml:space="preserve">, </w:t>
       </w:r>
@@ -2864,7 +2864,7 @@
           <w:color w:val="000000"/>
           <w:kern w:val="0"/>
           <w:lang w:eastAsia="es-PE"/>
-          <w14:ligatures w14:val="none"/>
+          <ns2:ligatures ns2:val="none"/>
         </w:rPr>
         <w:t xml:space="preserve">considera </w:t>
       </w:r>
@@ -2872,7 +2872,7 @@
         <w:rPr>
           <w:rFonts w:ascii="Arial Narrow" w:eastAsia="Arial Narrow" w:hAnsi="Arial Narrow" w:cs="Arial Narrow"/>
           <w:kern w:val="0"/>
-          <w14:ligatures w14:val="none"/>
+          <ns2:ligatures ns2:val="none"/>
         </w:rPr>
         <w:t xml:space="preserve">que el hecho </w:t>
       </w:r>
@@ -2880,7 +2880,7 @@
         <w:rPr>
           <w:rFonts w:ascii="Arial Narrow" w:eastAsia="Arial Narrow" w:hAnsi="Arial Narrow" w:cs="Arial Narrow"/>
           <w:kern w:val="0"/>
-          <w14:ligatures w14:val="none"/>
+          <ns2:ligatures ns2:val="none"/>
         </w:rPr>
         <w:t xml:space="preserve">denunciado, consistente </w:t>
       </w:r>
@@ -2911,7 +2911,7 @@
         <w:rPr>
           <w:rFonts w:ascii="Arial Narrow" w:eastAsia="Arial Narrow" w:hAnsi="Arial Narrow" w:cs="Arial Narrow"/>
           <w:kern w:val="0"/>
-          <w14:ligatures w14:val="none"/>
+          <ns2:ligatures ns2:val="none"/>
         </w:rPr>
         <w:t>. Por consiguiente, corresponde calificar el hecho materia de denuncia como una presunta infracción al literal e) del artículo</w:t>
       </w:r>
@@ -2919,7 +2919,7 @@
         <w:rPr>
           <w:rFonts w:ascii="Arial Narrow" w:eastAsia="Arial Narrow" w:hAnsi="Arial Narrow" w:cs="Arial Narrow"/>
           <w:kern w:val="0"/>
-          <w14:ligatures w14:val="none"/>
+          <ns2:ligatures ns2:val="none"/>
         </w:rPr>
         <w:t xml:space="preserve"> 47 del Código</w:t>
       </w:r>
@@ -2929,7 +2929,7 @@
           <w:rFonts w:ascii="Arial Narrow" w:eastAsia="Arial Narrow" w:hAnsi="Arial Narrow" w:cs="Arial"/>
           <w:kern w:val="0"/>
           <w:vertAlign w:val="superscript"/>
-          <w14:ligatures w14:val="none"/>
+          <ns2:ligatures ns2:val="none"/>
         </w:rPr>
         <w:footnoteReference w:id="6"/>
       </w:r>
@@ -2937,23 +2937,23 @@
         <w:rPr>
           <w:rFonts w:ascii="Arial Narrow" w:eastAsia="Arial Narrow" w:hAnsi="Arial Narrow" w:cs="Arial Narrow"/>
           <w:kern w:val="0"/>
-          <w14:ligatures w14:val="none"/>
+          <ns2:ligatures ns2:val="none"/>
         </w:rPr>
         <w:t>.</w:t>
       </w:r>
     </w:p>
-    <w:p>
-      <w:pPr>
-        <w:spacing w:after="0" w:line="240" w:lineRule="auto"/>
-        <w:jc w:val="both"/>
-        <w:rPr>
-          <w:rFonts w:ascii="Arial Narrow" w:eastAsia="Arial Narrow" w:hAnsi="Arial Narrow" w:cs="Arial Narrow"/>
-          <w:kern w:val="0"/>
-          <w14:ligatures w14:val="none"/>
-        </w:rPr>
-      </w:pPr>
-    </w:p>
-    <w:p>
+    <w:p ns2:paraId="45A37AFF" ns2:textId="77777777">
+      <w:pPr>
+        <w:spacing w:after="0" w:line="240" w:lineRule="auto"/>
+        <w:jc w:val="both"/>
+        <w:rPr>
+          <w:rFonts w:ascii="Arial Narrow" w:eastAsia="Arial Narrow" w:hAnsi="Arial Narrow" w:cs="Arial Narrow"/>
+          <w:kern w:val="0"/>
+          <ns2:ligatures ns2:val="none"/>
+        </w:rPr>
+      </w:pPr>
+    </w:p>
+    <w:p ns2:paraId="5EA18411" ns2:textId="22CF31D9">
       <w:pPr>
         <w:pStyle w:val="Prrafodelista"/>
         <w:numPr>
@@ -2966,16 +2966,16 @@
         <w:rPr>
           <w:rFonts w:ascii="Arial Narrow" w:eastAsia="Arial Narrow" w:hAnsi="Arial Narrow" w:cs="Arial Narrow"/>
           <w:kern w:val="0"/>
-          <w14:ligatures w14:val="none"/>
-        </w:rPr>
-      </w:pPr>
-      <w:r>
-        <w:rPr>
-          <w:rFonts w:ascii="Arial Narrow" w:eastAsia="Times New Roman" w:hAnsi="Arial Narrow" w:cs="Arial"/>
-          <w:color w:val="000000"/>
-          <w:kern w:val="0"/>
-          <w:lang w:eastAsia="es-PE"/>
-          <w14:ligatures w14:val="none"/>
+          <ns2:ligatures ns2:val="none"/>
+        </w:rPr>
+      </w:pPr>
+      <w:r>
+        <w:rPr>
+          <w:rFonts w:ascii="Arial Narrow" w:eastAsia="Times New Roman" w:hAnsi="Arial Narrow" w:cs="Arial"/>
+          <w:color w:val="000000"/>
+          <w:kern w:val="0"/>
+          <w:lang w:eastAsia="es-PE"/>
+          <ns2:ligatures ns2:val="none"/>
         </w:rPr>
         <w:t xml:space="preserve">Además, </w:t>
       </w:r>
@@ -2983,7 +2983,7 @@
         <w:rPr>
           <w:rFonts w:ascii="Arial Narrow" w:eastAsia="Arial Narrow" w:hAnsi="Arial Narrow" w:cs="Arial Narrow"/>
           <w:kern w:val="0"/>
-          <w14:ligatures w14:val="none"/>
+          <ns2:ligatures ns2:val="none"/>
         </w:rPr>
         <w:t xml:space="preserve">la Secretaría Técnica, en ejercicio de sus facultades, </w:t>
       </w:r>
@@ -2993,7 +2993,7 @@
           <w:color w:val="000000"/>
           <w:kern w:val="0"/>
           <w:lang w:eastAsia="es-PE"/>
-          <w14:ligatures w14:val="none"/>
+          <ns2:ligatures ns2:val="none"/>
         </w:rPr>
         <w:t xml:space="preserve">considera </w:t>
       </w:r>
@@ -3001,7 +3001,7 @@
         <w:rPr>
           <w:rFonts w:ascii="Arial Narrow" w:eastAsia="Arial Narrow" w:hAnsi="Arial Narrow" w:cs="Arial Narrow"/>
           <w:kern w:val="0"/>
-          <w14:ligatures w14:val="none"/>
+          <ns2:ligatures ns2:val="none"/>
         </w:rPr>
         <w:t xml:space="preserve">que el hecho denunciado, consistente en que </w:t>
       </w:r>
@@ -3009,7 +3009,7 @@
         <w:rPr>
           <w:rFonts w:ascii="Arial Narrow" w:eastAsia="Arial Narrow" w:hAnsi="Arial Narrow" w:cs="Arial Narrow"/>
           <w:kern w:val="0"/>
-          <w14:ligatures w14:val="none"/>
+          <ns2:ligatures ns2:val="none"/>
         </w:rPr>
         <w:t>la compañía aseguradora no habría cumplido con brindar información clara y precisa de los alcances del Seguro Vehicular a la contratante, en la medida que no le entregó toda la documentación de manera previa a la contratación</w:t>
       </w:r>
@@ -3020,7 +3020,7 @@
           <w:color w:val="000000"/>
           <w:kern w:val="0"/>
           <w:lang w:eastAsia="es-PE"/>
-          <w14:ligatures w14:val="none"/>
+          <ns2:ligatures ns2:val="none"/>
         </w:rPr>
         <w:t xml:space="preserve">. Por consiguiente, corresponde calificar el hecho materia de denuncia como una presunta infracción al deber de información, tipificado en el </w:t>
       </w:r>
@@ -3032,7 +3032,7 @@
           <w:color w:val="000000"/>
           <w:kern w:val="0"/>
           <w:lang w:eastAsia="es-PE"/>
-          <w14:ligatures w14:val="none"/>
+          <ns2:ligatures ns2:val="none"/>
         </w:rPr>
         <w:t xml:space="preserve">artículo 1, numeral 1, literal b) </w:t>
       </w:r>
@@ -3044,7 +3044,7 @@
           <w:color w:val="000000"/>
           <w:kern w:val="0"/>
           <w:lang w:eastAsia="es-PE"/>
-          <w14:ligatures w14:val="none"/>
+          <ns2:ligatures ns2:val="none"/>
         </w:rPr>
         <w:t>y al artículo 2 del Código</w:t>
       </w:r>
@@ -3063,22 +3063,22 @@
           <w:color w:val="000000"/>
           <w:kern w:val="0"/>
           <w:lang w:eastAsia="es-PE"/>
-          <w14:ligatures w14:val="none"/>
+          <ns2:ligatures ns2:val="none"/>
         </w:rPr>
         <w:t xml:space="preserve">. </w:t>
       </w:r>
     </w:p>
-    <w:p>
+    <w:p ns2:paraId="1A9B29C9" ns2:textId="77777777">
       <w:pPr>
         <w:pStyle w:val="Prrafodelista"/>
         <w:rPr>
           <w:rFonts w:ascii="Arial Narrow" w:eastAsia="Arial Narrow" w:hAnsi="Arial Narrow" w:cs="Arial Narrow"/>
           <w:kern w:val="0"/>
-          <w14:ligatures w14:val="none"/>
-        </w:rPr>
-      </w:pPr>
-    </w:p>
-    <w:p>
+          <ns2:ligatures ns2:val="none"/>
+        </w:rPr>
+      </w:pPr>
+    </w:p>
+    <w:p ns2:paraId="18B95FC1" ns2:textId="6C55BCBF">
       <w:pPr>
         <w:pStyle w:val="Prrafodelista"/>
         <w:numPr>
@@ -3091,14 +3091,14 @@
         <w:rPr>
           <w:rFonts w:ascii="Arial Narrow" w:eastAsia="Arial Narrow" w:hAnsi="Arial Narrow" w:cs="Arial Narrow"/>
           <w:kern w:val="0"/>
-          <w14:ligatures w14:val="none"/>
-        </w:rPr>
-      </w:pPr>
-      <w:r>
-        <w:rPr>
-          <w:rFonts w:ascii="Arial Narrow" w:eastAsia="Arial Narrow" w:hAnsi="Arial Narrow" w:cs="Arial Narrow"/>
-          <w:kern w:val="0"/>
-          <w14:ligatures w14:val="none"/>
+          <ns2:ligatures ns2:val="none"/>
+        </w:rPr>
+      </w:pPr>
+      <w:r>
+        <w:rPr>
+          <w:rFonts w:ascii="Arial Narrow" w:eastAsia="Arial Narrow" w:hAnsi="Arial Narrow" w:cs="Arial Narrow"/>
+          <w:kern w:val="0"/>
+          <ns2:ligatures ns2:val="none"/>
         </w:rPr>
         <w:t xml:space="preserve">Asimismo, la Secretaría Técnica, en ejercicio de sus facultades, </w:t>
       </w:r>
@@ -3108,7 +3108,7 @@
           <w:color w:val="000000"/>
           <w:kern w:val="0"/>
           <w:lang w:eastAsia="es-PE"/>
-          <w14:ligatures w14:val="none"/>
+          <ns2:ligatures ns2:val="none"/>
         </w:rPr>
         <w:t xml:space="preserve">considera </w:t>
       </w:r>
@@ -3116,7 +3116,7 @@
         <w:rPr>
           <w:rFonts w:ascii="Arial Narrow" w:eastAsia="Arial Narrow" w:hAnsi="Arial Narrow" w:cs="Arial Narrow"/>
           <w:kern w:val="0"/>
-          <w14:ligatures w14:val="none"/>
+          <ns2:ligatures ns2:val="none"/>
         </w:rPr>
         <w:t xml:space="preserve">que el hecho denunciado, consistente en que </w:t>
       </w:r>
@@ -3124,7 +3124,7 @@
         <w:rPr>
           <w:rFonts w:ascii="Arial Narrow" w:eastAsia="Arial Narrow" w:hAnsi="Arial Narrow" w:cs="Arial Narrow"/>
           <w:kern w:val="0"/>
-          <w14:ligatures w14:val="none"/>
+          <ns2:ligatures ns2:val="none"/>
         </w:rPr>
         <w:t xml:space="preserve">la compañía aseguradora habría aplicado una presunta cláusula abusiva en el artículo 17 de las condiciones legales de la Póliza del Seguro Vehicular </w:t>
       </w:r>
@@ -3133,7 +3133,7 @@
         <w:rPr>
           <w:rFonts w:ascii="Arial Narrow" w:eastAsia="Arial Narrow" w:hAnsi="Arial Narrow" w:cs="Arial Narrow"/>
           <w:kern w:val="0"/>
-          <w14:ligatures w14:val="none"/>
+          <ns2:ligatures ns2:val="none"/>
         </w:rPr>
         <w:t/>
       </w:r>
@@ -3142,7 +3142,7 @@
         <w:rPr>
           <w:rFonts w:ascii="Arial Narrow" w:eastAsia="Arial Narrow" w:hAnsi="Arial Narrow" w:cs="Arial Narrow"/>
           <w:kern w:val="0"/>
-          <w14:ligatures w14:val="none"/>
+          <ns2:ligatures ns2:val="none"/>
         </w:rPr>
         <w:t xml:space="preserve"> 2010209580</w:t>
       </w:r>
@@ -3150,7 +3150,7 @@
         <w:rPr>
           <w:rFonts w:ascii="Arial Narrow" w:eastAsia="Arial Narrow" w:hAnsi="Arial Narrow" w:cs="Arial Narrow"/>
           <w:kern w:val="0"/>
-          <w14:ligatures w14:val="none"/>
+          <ns2:ligatures ns2:val="none"/>
         </w:rPr>
         <w:t xml:space="preserve">. Por </w:t>
       </w:r>
@@ -3158,7 +3158,7 @@
         <w:rPr>
           <w:rFonts w:ascii="Arial Narrow" w:eastAsia="Arial Narrow" w:hAnsi="Arial Narrow" w:cs="Arial Narrow"/>
           <w:kern w:val="0"/>
-          <w14:ligatures w14:val="none"/>
+          <ns2:ligatures ns2:val="none"/>
         </w:rPr>
         <w:lastRenderedPageBreak/>
         <w:t xml:space="preserve">consiguiente, corresponde calificar el hecho materia de denuncia como una presunta infracción al </w:t>
@@ -3167,7 +3167,7 @@
         <w:rPr>
           <w:rFonts w:ascii="Arial Narrow" w:eastAsia="Arial Narrow" w:hAnsi="Arial Narrow" w:cs="Arial Narrow"/>
           <w:kern w:val="0"/>
-          <w14:ligatures w14:val="none"/>
+          <ns2:ligatures ns2:val="none"/>
         </w:rPr>
         <w:t xml:space="preserve">numeral </w:t>
       </w:r>
@@ -3177,7 +3177,7 @@
           <w:color w:val="000000"/>
           <w:kern w:val="0"/>
           <w:lang w:eastAsia="es-PE"/>
-          <w14:ligatures w14:val="none"/>
+          <ns2:ligatures ns2:val="none"/>
         </w:rPr>
         <w:t>49.1 del artículo 49</w:t>
       </w:r>
@@ -3185,7 +3185,7 @@
         <w:rPr>
           <w:rFonts w:ascii="Arial Narrow" w:eastAsia="Arial Narrow" w:hAnsi="Arial Narrow" w:cs="Arial Narrow"/>
           <w:kern w:val="0"/>
-          <w14:ligatures w14:val="none"/>
+          <ns2:ligatures ns2:val="none"/>
         </w:rPr>
         <w:t/>
       </w:r>
@@ -3193,7 +3193,7 @@
         <w:rPr>
           <w:rFonts w:ascii="Arial Narrow" w:eastAsia="Arial Narrow" w:hAnsi="Arial Narrow" w:cs="Arial Narrow"/>
           <w:kern w:val="0"/>
-          <w14:ligatures w14:val="none"/>
+          <ns2:ligatures ns2:val="none"/>
         </w:rPr>
         <w:t xml:space="preserve"> del Código</w:t>
       </w:r>
@@ -3203,7 +3203,7 @@
           <w:rFonts w:ascii="Arial Narrow" w:eastAsia="Arial Narrow" w:hAnsi="Arial Narrow" w:cs="Arial"/>
           <w:kern w:val="0"/>
           <w:vertAlign w:val="superscript"/>
-          <w14:ligatures w14:val="none"/>
+          <ns2:ligatures ns2:val="none"/>
         </w:rPr>
         <w:footnoteReference w:id="8"/>
       </w:r>
@@ -3211,22 +3211,22 @@
         <w:rPr>
           <w:rFonts w:ascii="Arial Narrow" w:eastAsia="Arial Narrow" w:hAnsi="Arial Narrow" w:cs="Arial Narrow"/>
           <w:kern w:val="0"/>
-          <w14:ligatures w14:val="none"/>
+          <ns2:ligatures ns2:val="none"/>
         </w:rPr>
         <w:t>.</w:t>
       </w:r>
     </w:p>
-    <w:p>
+    <w:p ns2:paraId="52C9964A" ns2:textId="77777777">
       <w:pPr>
         <w:pStyle w:val="Prrafodelista"/>
         <w:rPr>
           <w:rFonts w:ascii="Arial Narrow" w:eastAsia="Arial Narrow" w:hAnsi="Arial Narrow" w:cs="Arial Narrow"/>
           <w:kern w:val="0"/>
-          <w14:ligatures w14:val="none"/>
-        </w:rPr>
-      </w:pPr>
-    </w:p>
-    <w:p>
+          <ns2:ligatures ns2:val="none"/>
+        </w:rPr>
+      </w:pPr>
+    </w:p>
+    <w:p ns2:paraId="0FEEAF59" ns2:textId="085265D6">
       <w:pPr>
         <w:pStyle w:val="Prrafodelista"/>
         <w:numPr>
@@ -3239,14 +3239,14 @@
         <w:rPr>
           <w:rFonts w:ascii="Arial Narrow" w:eastAsia="Arial Narrow" w:hAnsi="Arial Narrow" w:cs="Arial Narrow"/>
           <w:kern w:val="0"/>
-          <w14:ligatures w14:val="none"/>
-        </w:rPr>
-      </w:pPr>
-      <w:r>
-        <w:rPr>
-          <w:rFonts w:ascii="Arial Narrow" w:eastAsia="Arial Narrow" w:hAnsi="Arial Narrow" w:cs="Arial Narrow"/>
-          <w:kern w:val="0"/>
-          <w14:ligatures w14:val="none"/>
+          <ns2:ligatures ns2:val="none"/>
+        </w:rPr>
+      </w:pPr>
+      <w:r>
+        <w:rPr>
+          <w:rFonts w:ascii="Arial Narrow" w:eastAsia="Arial Narrow" w:hAnsi="Arial Narrow" w:cs="Arial Narrow"/>
+          <w:kern w:val="0"/>
+          <ns2:ligatures ns2:val="none"/>
         </w:rPr>
         <w:t xml:space="preserve">Así también, </w:t>
       </w:r>
@@ -3254,7 +3254,7 @@
         <w:rPr>
           <w:rFonts w:ascii="Arial Narrow" w:eastAsia="Arial Narrow" w:hAnsi="Arial Narrow" w:cs="Arial Narrow"/>
           <w:kern w:val="0"/>
-          <w14:ligatures w14:val="none"/>
+          <ns2:ligatures ns2:val="none"/>
         </w:rPr>
         <w:t xml:space="preserve">la Secretaría Técnica, en ejercicio de sus facultades, </w:t>
       </w:r>
@@ -3264,7 +3264,7 @@
           <w:color w:val="000000"/>
           <w:kern w:val="0"/>
           <w:lang w:eastAsia="es-PE"/>
-          <w14:ligatures w14:val="none"/>
+          <ns2:ligatures ns2:val="none"/>
         </w:rPr>
         <w:t xml:space="preserve">considera </w:t>
       </w:r>
@@ -3272,7 +3272,7 @@
         <w:rPr>
           <w:rFonts w:ascii="Arial Narrow" w:eastAsia="Arial Narrow" w:hAnsi="Arial Narrow" w:cs="Arial Narrow"/>
           <w:kern w:val="0"/>
-          <w14:ligatures w14:val="none"/>
+          <ns2:ligatures ns2:val="none"/>
         </w:rPr>
         <w:t xml:space="preserve">que el hecho denunciado, consistente en que </w:t>
       </w:r>
@@ -3280,7 +3280,7 @@
         <w:rPr>
           <w:rFonts w:ascii="Arial Narrow" w:eastAsia="Arial Narrow" w:hAnsi="Arial Narrow" w:cs="Arial Narrow"/>
           <w:kern w:val="0"/>
-          <w14:ligatures w14:val="none"/>
+          <ns2:ligatures ns2:val="none"/>
         </w:rPr>
         <w:t xml:space="preserve">la compañía aseguradora habría aplicado una presunta cláusula abusiva en el artículo 25 de las condiciones legales de la Póliza del Seguro Vehicular </w:t>
       </w:r>
@@ -3289,7 +3289,7 @@
         <w:rPr>
           <w:rFonts w:ascii="Arial Narrow" w:eastAsia="Arial Narrow" w:hAnsi="Arial Narrow" w:cs="Arial Narrow"/>
           <w:kern w:val="0"/>
-          <w14:ligatures w14:val="none"/>
+          <ns2:ligatures ns2:val="none"/>
         </w:rPr>
         <w:t/>
       </w:r>
@@ -3298,7 +3298,7 @@
         <w:rPr>
           <w:rFonts w:ascii="Arial Narrow" w:eastAsia="Arial Narrow" w:hAnsi="Arial Narrow" w:cs="Arial Narrow"/>
           <w:kern w:val="0"/>
-          <w14:ligatures w14:val="none"/>
+          <ns2:ligatures ns2:val="none"/>
         </w:rPr>
         <w:t xml:space="preserve"> 2010209580</w:t>
       </w:r>
@@ -3306,7 +3306,7 @@
         <w:rPr>
           <w:rFonts w:ascii="Arial Narrow" w:eastAsia="Arial Narrow" w:hAnsi="Arial Narrow" w:cs="Arial Narrow"/>
           <w:kern w:val="0"/>
-          <w14:ligatures w14:val="none"/>
+          <ns2:ligatures ns2:val="none"/>
         </w:rPr>
         <w:t xml:space="preserve">. Por consiguiente, corresponde calificar el hecho materia de denuncia como una presunta infracción al numeral </w:t>
       </w:r>
@@ -3316,7 +3316,7 @@
           <w:color w:val="000000"/>
           <w:kern w:val="0"/>
           <w:lang w:eastAsia="es-PE"/>
-          <w14:ligatures w14:val="none"/>
+          <ns2:ligatures ns2:val="none"/>
         </w:rPr>
         <w:t>49.1 del artículo 49</w:t>
       </w:r>
@@ -3324,7 +3324,7 @@
         <w:rPr>
           <w:rFonts w:ascii="Arial Narrow" w:eastAsia="Arial Narrow" w:hAnsi="Arial Narrow" w:cs="Arial Narrow"/>
           <w:kern w:val="0"/>
-          <w14:ligatures w14:val="none"/>
+          <ns2:ligatures ns2:val="none"/>
         </w:rPr>
         <w:t> del Código</w:t>
       </w:r>
@@ -3335,23 +3335,23 @@
           <w:color w:val="000000"/>
           <w:kern w:val="0"/>
           <w:lang w:eastAsia="es-PE"/>
-          <w14:ligatures w14:val="none"/>
+          <ns2:ligatures ns2:val="none"/>
         </w:rPr>
         <w:t>.</w:t>
       </w:r>
     </w:p>
-    <w:p>
-      <w:pPr>
-        <w:spacing w:after="0" w:line="240" w:lineRule="auto"/>
-        <w:jc w:val="both"/>
-        <w:rPr>
-          <w:rFonts w:ascii="Arial Narrow" w:eastAsia="Arial Narrow" w:hAnsi="Arial Narrow" w:cs="Arial Narrow"/>
-          <w:kern w:val="0"/>
-          <w14:ligatures w14:val="none"/>
-        </w:rPr>
-      </w:pPr>
-    </w:p>
-    <w:p>
+    <w:p ns2:paraId="3501BCCC" ns2:textId="77777777">
+      <w:pPr>
+        <w:spacing w:after="0" w:line="240" w:lineRule="auto"/>
+        <w:jc w:val="both"/>
+        <w:rPr>
+          <w:rFonts w:ascii="Arial Narrow" w:eastAsia="Arial Narrow" w:hAnsi="Arial Narrow" w:cs="Arial Narrow"/>
+          <w:kern w:val="0"/>
+          <ns2:ligatures ns2:val="none"/>
+        </w:rPr>
+      </w:pPr>
+    </w:p>
+    <w:p ns2:paraId="17C416A4" ns2:textId="453B66D8">
       <w:pPr>
         <w:pStyle w:val="Prrafodelista"/>
         <w:numPr>
@@ -3364,14 +3364,14 @@
         <w:rPr>
           <w:rFonts w:ascii="Arial Narrow" w:eastAsia="Arial Narrow" w:hAnsi="Arial Narrow" w:cs="Arial Narrow"/>
           <w:kern w:val="0"/>
-          <w14:ligatures w14:val="none"/>
-        </w:rPr>
-      </w:pPr>
-      <w:r>
-        <w:rPr>
-          <w:rFonts w:ascii="Arial Narrow" w:eastAsia="Arial Narrow" w:hAnsi="Arial Narrow" w:cs="Arial Narrow"/>
-          <w:kern w:val="0"/>
-          <w14:ligatures w14:val="none"/>
+          <ns2:ligatures ns2:val="none"/>
+        </w:rPr>
+      </w:pPr>
+      <w:r>
+        <w:rPr>
+          <w:rFonts w:ascii="Arial Narrow" w:eastAsia="Arial Narrow" w:hAnsi="Arial Narrow" w:cs="Arial Narrow"/>
+          <w:kern w:val="0"/>
+          <ns2:ligatures ns2:val="none"/>
         </w:rPr>
         <w:t xml:space="preserve">Así también, </w:t>
       </w:r>
@@ -3379,7 +3379,7 @@
         <w:rPr>
           <w:rFonts w:ascii="Arial Narrow" w:eastAsia="Arial Narrow" w:hAnsi="Arial Narrow" w:cs="Arial Narrow"/>
           <w:kern w:val="0"/>
-          <w14:ligatures w14:val="none"/>
+          <ns2:ligatures ns2:val="none"/>
         </w:rPr>
         <w:t xml:space="preserve">la Secretaría Técnica, en ejercicio de sus facultades, </w:t>
       </w:r>
@@ -3389,7 +3389,7 @@
           <w:color w:val="000000"/>
           <w:kern w:val="0"/>
           <w:lang w:eastAsia="es-PE"/>
-          <w14:ligatures w14:val="none"/>
+          <ns2:ligatures ns2:val="none"/>
         </w:rPr>
         <w:t xml:space="preserve">considera </w:t>
       </w:r>
@@ -3397,7 +3397,7 @@
         <w:rPr>
           <w:rFonts w:ascii="Arial Narrow" w:eastAsia="Arial Narrow" w:hAnsi="Arial Narrow" w:cs="Arial Narrow"/>
           <w:kern w:val="0"/>
-          <w14:ligatures w14:val="none"/>
+          <ns2:ligatures ns2:val="none"/>
         </w:rPr>
         <w:t xml:space="preserve">que el hecho denunciado, consistente en que </w:t>
       </w:r>
@@ -3405,7 +3405,7 @@
         <w:rPr>
           <w:rFonts w:ascii="Arial Narrow" w:eastAsia="Arial Narrow" w:hAnsi="Arial Narrow" w:cs="Arial Narrow"/>
           <w:kern w:val="0"/>
-          <w14:ligatures w14:val="none"/>
+          <ns2:ligatures ns2:val="none"/>
         </w:rPr>
         <w:t xml:space="preserve">la compañía aseguradora habría aplicado una presunta cláusula abusiva en el artículo 4 de las condiciones operativas de la Póliza del Seguro Vehicular </w:t>
       </w:r>
@@ -3414,7 +3414,7 @@
         <w:rPr>
           <w:rFonts w:ascii="Arial Narrow" w:eastAsia="Arial Narrow" w:hAnsi="Arial Narrow" w:cs="Arial Narrow"/>
           <w:kern w:val="0"/>
-          <w14:ligatures w14:val="none"/>
+          <ns2:ligatures ns2:val="none"/>
         </w:rPr>
         <w:t/>
       </w:r>
@@ -3423,7 +3423,7 @@
         <w:rPr>
           <w:rFonts w:ascii="Arial Narrow" w:eastAsia="Arial Narrow" w:hAnsi="Arial Narrow" w:cs="Arial Narrow"/>
           <w:kern w:val="0"/>
-          <w14:ligatures w14:val="none"/>
+          <ns2:ligatures ns2:val="none"/>
         </w:rPr>
         <w:t xml:space="preserve"> 2010209580</w:t>
       </w:r>
@@ -3431,7 +3431,7 @@
         <w:rPr>
           <w:rFonts w:ascii="Arial Narrow" w:eastAsia="Arial Narrow" w:hAnsi="Arial Narrow" w:cs="Arial Narrow"/>
           <w:kern w:val="0"/>
-          <w14:ligatures w14:val="none"/>
+          <ns2:ligatures ns2:val="none"/>
         </w:rPr>
         <w:t xml:space="preserve">. Por consiguiente, corresponde calificar el hecho materia de denuncia como una presunta infracción al numeral </w:t>
       </w:r>
@@ -3441,7 +3441,7 @@
           <w:color w:val="000000"/>
           <w:kern w:val="0"/>
           <w:lang w:eastAsia="es-PE"/>
-          <w14:ligatures w14:val="none"/>
+          <ns2:ligatures ns2:val="none"/>
         </w:rPr>
         <w:t>49.1 del artículo 49</w:t>
       </w:r>
@@ -3449,7 +3449,7 @@
         <w:rPr>
           <w:rFonts w:ascii="Arial Narrow" w:eastAsia="Arial Narrow" w:hAnsi="Arial Narrow" w:cs="Arial Narrow"/>
           <w:kern w:val="0"/>
-          <w14:ligatures w14:val="none"/>
+          <ns2:ligatures ns2:val="none"/>
         </w:rPr>
         <w:t> del Código</w:t>
       </w:r>
@@ -3460,23 +3460,23 @@
           <w:color w:val="000000"/>
           <w:kern w:val="0"/>
           <w:lang w:eastAsia="es-PE"/>
-          <w14:ligatures w14:val="none"/>
+          <ns2:ligatures ns2:val="none"/>
         </w:rPr>
         <w:t>.</w:t>
       </w:r>
     </w:p>
-    <w:p>
-      <w:pPr>
-        <w:spacing w:after="0" w:line="240" w:lineRule="auto"/>
-        <w:jc w:val="both"/>
-        <w:rPr>
-          <w:rFonts w:ascii="Arial Narrow" w:eastAsia="Arial Narrow" w:hAnsi="Arial Narrow" w:cs="Arial Narrow"/>
-          <w:kern w:val="0"/>
-          <w14:ligatures w14:val="none"/>
-        </w:rPr>
-      </w:pPr>
-    </w:p>
-    <w:p>
+    <w:p ns2:paraId="432038D6" ns2:textId="700675B8">
+      <w:pPr>
+        <w:spacing w:after="0" w:line="240" w:lineRule="auto"/>
+        <w:jc w:val="both"/>
+        <w:rPr>
+          <w:rFonts w:ascii="Arial Narrow" w:eastAsia="Arial Narrow" w:hAnsi="Arial Narrow" w:cs="Arial Narrow"/>
+          <w:kern w:val="0"/>
+          <ns2:ligatures ns2:val="none"/>
+        </w:rPr>
+      </w:pPr>
+    </w:p>
+    <w:p ns2:paraId="463134E5" ns2:textId="77777777">
       <w:pPr>
         <w:pStyle w:val="Prrafodelista"/>
         <w:numPr>
@@ -3490,7 +3490,7 @@
           <w:rFonts w:ascii="Arial Narrow" w:eastAsia="Calibri" w:hAnsi="Arial Narrow" w:cs="Arial Narrow"/>
           <w:kern w:val="0"/>
           <w:lang w:eastAsia="es-PE"/>
-          <w14:ligatures w14:val="none"/>
+          <ns2:ligatures ns2:val="none"/>
         </w:rPr>
       </w:pPr>
       <w:r>
@@ -3499,7 +3499,7 @@
           <w:color w:val="000000"/>
           <w:kern w:val="0"/>
           <w:lang w:eastAsia="es-PE"/>
-          <w14:ligatures w14:val="none"/>
+          <ns2:ligatures ns2:val="none"/>
         </w:rPr>
         <w:t>En tanto la denuncia reúne los requisitos establecidos por la norma citada, corresponde admitirla a trámite</w:t>
       </w:r>
@@ -3509,7 +3509,7 @@
           <w:rFonts w:ascii="Arial Narrow" w:eastAsia="Arial Narrow" w:hAnsi="Arial Narrow" w:cs="Arial Narrow"/>
           <w:kern w:val="0"/>
           <w:vertAlign w:val="superscript"/>
-          <w14:ligatures w14:val="none"/>
+          <ns2:ligatures ns2:val="none"/>
         </w:rPr>
         <w:footnoteReference w:id="9"/>
       </w:r>
@@ -3519,12 +3519,12 @@
           <w:color w:val="000000"/>
           <w:kern w:val="0"/>
           <w:lang w:eastAsia="es-PE"/>
-          <w14:ligatures w14:val="none"/>
+          <ns2:ligatures ns2:val="none"/>
         </w:rPr>
         <w:t>.</w:t>
       </w:r>
     </w:p>
-    <w:p>
+    <w:p ns2:paraId="68C71625" ns2:textId="77777777">
       <w:pPr>
         <w:spacing w:after="0" w:line="240" w:lineRule="auto"/>
         <w:ind w:left="567"/>
@@ -3535,11 +3535,11 @@
           <w:color w:val="000000"/>
           <w:kern w:val="0"/>
           <w:lang w:eastAsia="es-PE"/>
-          <w14:ligatures w14:val="none"/>
-        </w:rPr>
-      </w:pPr>
-    </w:p>
-    <w:p>
+          <ns2:ligatures ns2:val="none"/>
+        </w:rPr>
+      </w:pPr>
+    </w:p>
+    <w:p ns2:paraId="38A98B4B" ns2:textId="77777777">
       <w:pPr>
         <w:pStyle w:val="Prrafodelista"/>
         <w:numPr>
@@ -3559,17 +3559,17 @@
           <w:color w:val="000000"/>
           <w:kern w:val="0"/>
           <w:lang w:eastAsia="es-PE"/>
-          <w14:ligatures w14:val="none"/>
-        </w:rPr>
-      </w:pPr>
-      <w:r>
-        <w:rPr>
-          <w:rFonts w:ascii="Arial Narrow" w:eastAsia="Arial Narrow" w:hAnsi="Arial Narrow" w:cs="Arial Narrow"/>
-          <w:b/>
-          <w:color w:val="000000"/>
-          <w:kern w:val="0"/>
-          <w:lang w:eastAsia="es-PE"/>
-          <w14:ligatures w14:val="none"/>
+          <ns2:ligatures ns2:val="none"/>
+        </w:rPr>
+      </w:pPr>
+      <w:r>
+        <w:rPr>
+          <w:rFonts w:ascii="Arial Narrow" w:eastAsia="Arial Narrow" w:hAnsi="Arial Narrow" w:cs="Arial Narrow"/>
+          <w:b/>
+          <w:color w:val="000000"/>
+          <w:kern w:val="0"/>
+          <w:lang w:eastAsia="es-PE"/>
+          <ns2:ligatures ns2:val="none"/>
         </w:rPr>
         <w:t>REQUERIMIENTO DE INFORMACI</w:t>
       </w:r>
@@ -3580,7 +3580,7 @@
           <w:color w:val="000000"/>
           <w:kern w:val="0"/>
           <w:lang w:eastAsia="es-PE"/>
-          <w14:ligatures w14:val="none"/>
+          <ns2:ligatures ns2:val="none"/>
         </w:rPr>
         <w:t>Ó</w:t>
       </w:r>
@@ -3591,12 +3591,12 @@
           <w:color w:val="000000"/>
           <w:kern w:val="0"/>
           <w:lang w:eastAsia="es-PE"/>
-          <w14:ligatures w14:val="none"/>
+          <ns2:ligatures ns2:val="none"/>
         </w:rPr>
         <w:t>N</w:t>
       </w:r>
     </w:p>
-    <w:p>
+    <w:p ns2:paraId="5B518DC4" ns2:textId="77777777">
       <w:pPr>
         <w:spacing w:after="0" w:line="240" w:lineRule="auto"/>
         <w:jc w:val="both"/>
@@ -3605,11 +3605,11 @@
           <w:color w:val="000000"/>
           <w:kern w:val="0"/>
           <w:lang w:val="es-ES" w:eastAsia="es-ES"/>
-          <w14:ligatures w14:val="none"/>
-        </w:rPr>
-      </w:pPr>
-    </w:p>
-    <w:p>
+          <ns2:ligatures ns2:val="none"/>
+        </w:rPr>
+      </w:pPr>
+    </w:p>
+    <w:p ns2:paraId="62B88A04" ns2:textId="390D2A29">
       <w:pPr>
         <w:pStyle w:val="Prrafodelista"/>
         <w:numPr>
@@ -3624,7 +3624,7 @@
           <w:color w:val="000000"/>
           <w:kern w:val="0"/>
           <w:lang w:val="es-ES" w:eastAsia="es-ES"/>
-          <w14:ligatures w14:val="none"/>
+          <ns2:ligatures ns2:val="none"/>
         </w:rPr>
       </w:pPr>
       <w:r>
@@ -3633,7 +3633,7 @@
           <w:color w:val="000000"/>
           <w:kern w:val="0"/>
           <w:lang w:val="es-ES" w:eastAsia="es-ES"/>
-          <w14:ligatures w14:val="none"/>
+          <ns2:ligatures ns2:val="none"/>
         </w:rPr>
         <w:t xml:space="preserve">A efectos de tener mayores elementos que sirvan para la resolución definitiva del presente caso, la Secretaría Técnica, en ejercicio de </w:t>
       </w:r>
@@ -3643,7 +3643,7 @@
           <w:color w:val="000000"/>
           <w:kern w:val="0"/>
           <w:lang w:val="es-ES" w:eastAsia="es-ES"/>
-          <w14:ligatures w14:val="none"/>
+          <ns2:ligatures ns2:val="none"/>
         </w:rPr>
         <w:t>las facultades que la ley le confiere, conviene requerir a</w:t>
       </w:r>
@@ -3653,7 +3653,7 @@
           <w:color w:val="000000"/>
           <w:kern w:val="0"/>
           <w:lang w:val="es-ES" w:eastAsia="es-ES"/>
-          <w14:ligatures w14:val="none"/>
+          <ns2:ligatures ns2:val="none"/>
         </w:rPr>
         <w:t xml:space="preserve"> la compañía aseguradora </w:t>
       </w:r>
@@ -3663,7 +3663,7 @@
           <w:color w:val="000000"/>
           <w:kern w:val="0"/>
           <w:lang w:val="es-ES" w:eastAsia="es-ES"/>
-          <w14:ligatures w14:val="none"/>
+          <ns2:ligatures ns2:val="none"/>
         </w:rPr>
         <w:t>que, en un pla</w:t>
       </w:r>
@@ -3673,7 +3673,7 @@
           <w:color w:val="000000"/>
           <w:kern w:val="0"/>
           <w:lang w:val="es-ES" w:eastAsia="es-ES"/>
-          <w14:ligatures w14:val="none"/>
+          <ns2:ligatures ns2:val="none"/>
         </w:rPr>
         <w:t xml:space="preserve">zo no mayor de cinco (5) días hábiles contado a partir del día siguiente de la notificación de la presente resolución, cumpla con lo siguiente: </w:t>
       </w:r>
@@ -3683,7 +3683,7 @@
           <w:color w:val="000000"/>
           <w:kern w:val="0"/>
           <w:lang w:val="es-ES" w:eastAsia="es-ES"/>
-          <w14:ligatures w14:val="none"/>
+          <ns2:ligatures ns2:val="none"/>
         </w:rPr>
         <w:t xml:space="preserve">(i) presentar una copia completa, legible y debidamente suscrita de la Póliza </w:t>
       </w:r>
@@ -3694,7 +3694,7 @@
           <w:color w:val="000000"/>
           <w:kern w:val="0"/>
           <w:lang w:val="es-ES" w:eastAsia="es-ES"/>
-          <w14:ligatures w14:val="none"/>
+          <ns2:ligatures ns2:val="none"/>
         </w:rPr>
         <w:t/>
       </w:r>
@@ -3705,7 +3705,7 @@
           <w:color w:val="000000"/>
           <w:kern w:val="0"/>
           <w:lang w:val="es-ES" w:eastAsia="es-ES"/>
-          <w14:ligatures w14:val="none"/>
+          <ns2:ligatures ns2:val="none"/>
         </w:rPr>
         <w:t xml:space="preserve"> 2010209580</w:t>
       </w:r>
@@ -3715,7 +3715,7 @@
           <w:color w:val="000000"/>
           <w:kern w:val="0"/>
           <w:lang w:val="es-ES" w:eastAsia="es-ES"/>
-          <w14:ligatures w14:val="none"/>
+          <ns2:ligatures ns2:val="none"/>
         </w:rPr>
         <w:t xml:space="preserve"> </w:t>
       </w:r>
@@ -3725,7 +3725,7 @@
           <w:color w:val="000000"/>
           <w:kern w:val="0"/>
           <w:lang w:val="es-ES" w:eastAsia="es-ES"/>
-          <w14:ligatures w14:val="none"/>
+          <ns2:ligatures ns2:val="none"/>
         </w:rPr>
         <w:t>del Seguro Vehicular materia de denuncia, así como el cargo de remisión de la póliza; (</w:t>
       </w:r>
@@ -3736,7 +3736,7 @@
           <w:color w:val="000000"/>
           <w:kern w:val="0"/>
           <w:lang w:val="es-ES" w:eastAsia="es-ES"/>
-          <w14:ligatures w14:val="none"/>
+          <ns2:ligatures ns2:val="none"/>
         </w:rPr>
         <w:t>ii</w:t>
       </w:r>
@@ -3747,7 +3747,7 @@
           <w:color w:val="000000"/>
           <w:kern w:val="0"/>
           <w:lang w:val="es-ES" w:eastAsia="es-ES"/>
-          <w14:ligatures w14:val="none"/>
+          <ns2:ligatures ns2:val="none"/>
         </w:rPr>
         <w:t>) presentar los medios probatorios que justifiquen la negativa de otorgar a</w:t>
       </w:r>
@@ -3757,7 +3757,7 @@
           <w:color w:val="000000"/>
           <w:kern w:val="0"/>
           <w:lang w:val="es-ES" w:eastAsia="es-ES"/>
-          <w14:ligatures w14:val="none"/>
+          <ns2:ligatures ns2:val="none"/>
         </w:rPr>
         <w:t xml:space="preserve"> la</w:t>
       </w:r>
@@ -3767,7 +3767,7 @@
           <w:color w:val="000000"/>
           <w:kern w:val="0"/>
           <w:lang w:val="es-ES" w:eastAsia="es-ES"/>
-          <w14:ligatures w14:val="none"/>
+          <ns2:ligatures ns2:val="none"/>
         </w:rPr>
         <w:t xml:space="preserve"> denunciante la cobertura de la Póliza </w:t>
       </w:r>
@@ -3778,7 +3778,7 @@
           <w:color w:val="000000"/>
           <w:kern w:val="0"/>
           <w:lang w:val="es-ES" w:eastAsia="es-ES"/>
-          <w14:ligatures w14:val="none"/>
+          <ns2:ligatures ns2:val="none"/>
         </w:rPr>
         <w:t/>
       </w:r>
@@ -3789,7 +3789,7 @@
           <w:color w:val="000000"/>
           <w:kern w:val="0"/>
           <w:lang w:val="es-ES" w:eastAsia="es-ES"/>
-          <w14:ligatures w14:val="none"/>
+          <ns2:ligatures ns2:val="none"/>
         </w:rPr>
         <w:t xml:space="preserve"> 2010209580, y, (</w:t>
       </w:r>
@@ -3800,7 +3800,7 @@
           <w:color w:val="000000"/>
           <w:kern w:val="0"/>
           <w:lang w:val="es-ES" w:eastAsia="es-ES"/>
-          <w14:ligatures w14:val="none"/>
+          <ns2:ligatures ns2:val="none"/>
         </w:rPr>
         <w:t>iii</w:t>
       </w:r>
@@ -3811,7 +3811,7 @@
           <w:color w:val="000000"/>
           <w:kern w:val="0"/>
           <w:lang w:val="es-ES" w:eastAsia="es-ES"/>
-          <w14:ligatures w14:val="none"/>
+          <ns2:ligatures ns2:val="none"/>
         </w:rPr>
         <w:t xml:space="preserve">) presentar todas las comunicaciones cursadas con </w:t>
       </w:r>
@@ -3821,7 +3821,7 @@
           <w:color w:val="000000"/>
           <w:kern w:val="0"/>
           <w:lang w:val="es-ES" w:eastAsia="es-ES"/>
-          <w14:ligatures w14:val="none"/>
+          <ns2:ligatures ns2:val="none"/>
         </w:rPr>
         <w:t>los</w:t>
       </w:r>
@@ -3831,7 +3831,7 @@
           <w:color w:val="000000"/>
           <w:kern w:val="0"/>
           <w:lang w:val="es-ES" w:eastAsia="es-ES"/>
-          <w14:ligatures w14:val="none"/>
+          <ns2:ligatures ns2:val="none"/>
         </w:rPr>
         <w:t xml:space="preserve"> denunciante</w:t>
       </w:r>
@@ -3841,7 +3841,7 @@
           <w:color w:val="000000"/>
           <w:kern w:val="0"/>
           <w:lang w:val="es-ES" w:eastAsia="es-ES"/>
-          <w14:ligatures w14:val="none"/>
+          <ns2:ligatures ns2:val="none"/>
         </w:rPr>
         <w:t>s</w:t>
       </w:r>
@@ -3851,7 +3851,7 @@
           <w:color w:val="000000"/>
           <w:kern w:val="0"/>
           <w:lang w:val="es-ES" w:eastAsia="es-ES"/>
-          <w14:ligatures w14:val="none"/>
+          <ns2:ligatures ns2:val="none"/>
         </w:rPr>
         <w:t xml:space="preserve"> en virtud del hecho materia de denuncia</w:t>
       </w:r>
@@ -3861,12 +3861,12 @@
           <w:color w:val="000000"/>
           <w:kern w:val="0"/>
           <w:lang w:val="es-ES" w:eastAsia="es-ES"/>
-          <w14:ligatures w14:val="none"/>
+          <ns2:ligatures ns2:val="none"/>
         </w:rPr>
         <w:t>.</w:t>
       </w:r>
     </w:p>
-    <w:p>
+    <w:p ns2:paraId="5C93B848" ns2:textId="77777777">
       <w:pPr>
         <w:pStyle w:val="Prrafodelista"/>
         <w:spacing w:after="0" w:line="240" w:lineRule="auto"/>
@@ -3877,11 +3877,11 @@
           <w:color w:val="000000"/>
           <w:kern w:val="0"/>
           <w:lang w:val="es-ES" w:eastAsia="es-ES"/>
-          <w14:ligatures w14:val="none"/>
-        </w:rPr>
-      </w:pPr>
-    </w:p>
-    <w:p>
+          <ns2:ligatures ns2:val="none"/>
+        </w:rPr>
+      </w:pPr>
+    </w:p>
+    <w:p ns2:paraId="2A119386" ns2:textId="77777777">
       <w:pPr>
         <w:pStyle w:val="Prrafodelista"/>
         <w:numPr>
@@ -3901,36 +3901,36 @@
           <w:color w:val="000000"/>
           <w:kern w:val="0"/>
           <w:lang w:eastAsia="es-PE"/>
-          <w14:ligatures w14:val="none"/>
-        </w:rPr>
-      </w:pPr>
-      <w:r>
-        <w:rPr>
-          <w:rFonts w:ascii="Arial Narrow" w:eastAsia="Arial Narrow" w:hAnsi="Arial Narrow" w:cs="Arial Narrow"/>
-          <w:b/>
-          <w:color w:val="000000"/>
-          <w:kern w:val="0"/>
-          <w:lang w:eastAsia="es-PE"/>
-          <w14:ligatures w14:val="none"/>
+          <ns2:ligatures ns2:val="none"/>
+        </w:rPr>
+      </w:pPr>
+      <w:r>
+        <w:rPr>
+          <w:rFonts w:ascii="Arial Narrow" w:eastAsia="Arial Narrow" w:hAnsi="Arial Narrow" w:cs="Arial Narrow"/>
+          <w:b/>
+          <w:color w:val="000000"/>
+          <w:kern w:val="0"/>
+          <w:lang w:eastAsia="es-PE"/>
+          <ns2:ligatures ns2:val="none"/>
         </w:rPr>
         <w:t xml:space="preserve">RESOLUCIÓN DE LA SECRETARÍA TÉCNICA </w:t>
       </w:r>
     </w:p>
-    <w:p>
-      <w:pPr>
-        <w:spacing w:after="0" w:line="240" w:lineRule="auto"/>
-        <w:jc w:val="both"/>
-        <w:rPr>
-          <w:rFonts w:ascii="Arial Narrow" w:eastAsia="Arial Narrow" w:hAnsi="Arial Narrow" w:cs="Arial Narrow"/>
-          <w:b/>
-          <w:color w:val="000000"/>
-          <w:kern w:val="0"/>
-          <w:lang w:eastAsia="es-PE"/>
-          <w14:ligatures w14:val="none"/>
-        </w:rPr>
-      </w:pPr>
-    </w:p>
-    <w:p>
+    <w:p ns2:paraId="7F554EB2" ns2:textId="77777777">
+      <w:pPr>
+        <w:spacing w:after="0" w:line="240" w:lineRule="auto"/>
+        <w:jc w:val="both"/>
+        <w:rPr>
+          <w:rFonts w:ascii="Arial Narrow" w:eastAsia="Arial Narrow" w:hAnsi="Arial Narrow" w:cs="Arial Narrow"/>
+          <w:b/>
+          <w:color w:val="000000"/>
+          <w:kern w:val="0"/>
+          <w:lang w:eastAsia="es-PE"/>
+          <ns2:ligatures ns2:val="none"/>
+        </w:rPr>
+      </w:pPr>
+    </w:p>
+    <w:p ns2:paraId="0DC429BD" ns2:textId="39BA11A1">
       <w:pPr>
         <w:spacing w:after="0" w:line="240" w:lineRule="auto"/>
         <w:jc w:val="both"/>
@@ -3939,17 +3939,17 @@
           <w:color w:val="000000"/>
           <w:kern w:val="0"/>
           <w:lang w:eastAsia="es-PE"/>
-          <w14:ligatures w14:val="none"/>
-        </w:rPr>
-      </w:pPr>
-      <w:r>
-        <w:rPr>
-          <w:rFonts w:ascii="Arial Narrow" w:eastAsia="Arial Narrow" w:hAnsi="Arial Narrow" w:cs="Arial Narrow"/>
-          <w:b/>
-          <w:color w:val="000000"/>
-          <w:kern w:val="0"/>
-          <w:lang w:eastAsia="es-PE"/>
-          <w14:ligatures w14:val="none"/>
+          <ns2:ligatures ns2:val="none"/>
+        </w:rPr>
+      </w:pPr>
+      <w:r>
+        <w:rPr>
+          <w:rFonts w:ascii="Arial Narrow" w:eastAsia="Arial Narrow" w:hAnsi="Arial Narrow" w:cs="Arial Narrow"/>
+          <w:b/>
+          <w:color w:val="000000"/>
+          <w:kern w:val="0"/>
+          <w:lang w:eastAsia="es-PE"/>
+          <ns2:ligatures ns2:val="none"/>
         </w:rPr>
         <w:t xml:space="preserve">PRIMERO: admitir a trámite la denuncia del 5 de junio de 2025, subsanado con el escrito del 5 de agosto de 2025, interpuesta por la señora [APELLIDO] Fernández y al señor [APELLIDO] contra Pacífico Compañía de Seguros y Reaseguros S.A., por lo siguiente:</w:t>
       </w:r>
@@ -3960,7 +3960,7 @@
           <w:kern w:val="0"/>
           <w:shd w:val="clear" w:color="auto" w:fill="FFFFFF"/>
           <w:lang w:eastAsia="es-PE"/>
-          <w14:ligatures w14:val="none"/>
+          <ns2:ligatures ns2:val="none"/>
         </w:rPr>
         <w:t xml:space="preserve"/>
       </w:r>
@@ -3970,7 +3970,7 @@
           <w:color w:val="000000"/>
           <w:kern w:val="0"/>
           <w:lang w:val="es-ES" w:eastAsia="es-ES"/>
-          <w14:ligatures w14:val="none"/>
+          <ns2:ligatures ns2:val="none"/>
         </w:rPr>
         <w:t/>
       </w:r>
@@ -3980,7 +3980,7 @@
           <w:color w:val="000000"/>
           <w:kern w:val="0"/>
           <w:lang w:val="es-ES" w:eastAsia="es-ES"/>
-          <w14:ligatures w14:val="none"/>
+          <ns2:ligatures ns2:val="none"/>
         </w:rPr>
         <w:t xml:space="preserve"/>
       </w:r>
@@ -3990,7 +3990,7 @@
           <w:color w:val="000000"/>
           <w:kern w:val="0"/>
           <w:lang w:val="es-ES" w:eastAsia="es-ES"/>
-          <w14:ligatures w14:val="none"/>
+          <ns2:ligatures ns2:val="none"/>
         </w:rPr>
         <w:t/>
       </w:r>
@@ -4000,7 +4000,7 @@
           <w:color w:val="000000"/>
           <w:kern w:val="0"/>
           <w:lang w:val="es-ES" w:eastAsia="es-ES"/>
-          <w14:ligatures w14:val="none"/>
+          <ns2:ligatures ns2:val="none"/>
         </w:rPr>
         <w:t xml:space="preserve"/>
       </w:r>
@@ -4011,7 +4011,7 @@
           <w:kern w:val="0"/>
           <w:shd w:val="clear" w:color="auto" w:fill="FFFFFF"/>
           <w:lang w:eastAsia="es-PE"/>
-          <w14:ligatures w14:val="none"/>
+          <ns2:ligatures ns2:val="none"/>
         </w:rPr>
         <w:t xml:space="preserve"/>
       </w:r>
@@ -4022,7 +4022,7 @@
           <w:kern w:val="0"/>
           <w:shd w:val="clear" w:color="auto" w:fill="FFFFFF"/>
           <w:lang w:eastAsia="es-PE"/>
-          <w14:ligatures w14:val="none"/>
+          <ns2:ligatures ns2:val="none"/>
         </w:rPr>
         <w:t xml:space="preserve"/>
       </w:r>
@@ -4034,7 +4034,7 @@
           <w:kern w:val="0"/>
           <w:shd w:val="clear" w:color="auto" w:fill="FFFFFF"/>
           <w:lang w:eastAsia="es-PE"/>
-          <w14:ligatures w14:val="none"/>
+          <ns2:ligatures ns2:val="none"/>
         </w:rPr>
         <w:t/>
       </w:r>
@@ -4046,7 +4046,7 @@
           <w:kern w:val="0"/>
           <w:shd w:val="clear" w:color="auto" w:fill="FFFFFF"/>
           <w:lang w:eastAsia="es-PE"/>
-          <w14:ligatures w14:val="none"/>
+          <ns2:ligatures ns2:val="none"/>
         </w:rPr>
         <w:t xml:space="preserve"/>
       </w:r>
@@ -4057,7 +4057,7 @@
           <w:kern w:val="0"/>
           <w:shd w:val="clear" w:color="auto" w:fill="FFFFFF"/>
           <w:lang w:eastAsia="es-PE"/>
-          <w14:ligatures w14:val="none"/>
+          <ns2:ligatures ns2:val="none"/>
         </w:rPr>
         <w:t/>
       </w:r>
@@ -4068,7 +4068,7 @@
           <w:kern w:val="0"/>
           <w:shd w:val="clear" w:color="auto" w:fill="FFFFFF"/>
           <w:lang w:eastAsia="es-PE"/>
-          <w14:ligatures w14:val="none"/>
+          <ns2:ligatures ns2:val="none"/>
         </w:rPr>
         <w:t xml:space="preserve"/>
       </w:r>
@@ -4079,7 +4079,7 @@
           <w:kern w:val="0"/>
           <w:shd w:val="clear" w:color="auto" w:fill="FFFFFF"/>
           <w:lang w:eastAsia="es-PE"/>
-          <w14:ligatures w14:val="none"/>
+          <ns2:ligatures ns2:val="none"/>
         </w:rPr>
         <w:t/>
       </w:r>
@@ -4090,7 +4090,7 @@
           <w:kern w:val="0"/>
           <w:shd w:val="clear" w:color="auto" w:fill="FFFFFF"/>
           <w:lang w:eastAsia="es-PE"/>
-          <w14:ligatures w14:val="none"/>
+          <ns2:ligatures ns2:val="none"/>
         </w:rPr>
         <w:t xml:space="preserve"/>
       </w:r>
@@ -4108,7 +4108,7 @@
           <w:kern w:val="0"/>
           <w:shd w:val="clear" w:color="auto" w:fill="FFFFFF"/>
           <w:lang w:eastAsia="es-PE"/>
-          <w14:ligatures w14:val="none"/>
+          <ns2:ligatures ns2:val="none"/>
         </w:rPr>
         <w:t xml:space="preserve"/>
       </w:r>
@@ -4119,22 +4119,22 @@
           <w:kern w:val="0"/>
           <w:shd w:val="clear" w:color="auto" w:fill="FFFFFF"/>
           <w:lang w:eastAsia="es-PE"/>
-          <w14:ligatures w14:val="none"/>
+          <ns2:ligatures ns2:val="none"/>
         </w:rPr>
         <w:t/>
       </w:r>
     </w:p>
-    <w:p>
+    <w:p ns2:paraId="1FFE332A" ns2:textId="77777777">
       <w:pPr>
         <w:pStyle w:val="Prrafodelista"/>
         <w:rPr>
           <w:rFonts w:ascii="Arial Narrow" w:eastAsia="Arial Narrow" w:hAnsi="Arial Narrow" w:cs="Arial Narrow"/>
           <w:kern w:val="0"/>
-          <w14:ligatures w14:val="none"/>
-        </w:rPr>
-      </w:pPr>
-    </w:p>
-    <w:p>
+          <ns2:ligatures ns2:val="none"/>
+        </w:rPr>
+      </w:pPr>
+    </w:p>
+    <w:p ns2:paraId="28B05E00" ns2:textId="77777777">
       <w:pPr>
         <w:pStyle w:val="Prrafodelista"/>
         <w:numPr>
@@ -4151,7 +4151,7 @@
         <w:rPr>
           <w:rFonts w:ascii="Arial Narrow" w:eastAsia="Arial Narrow" w:hAnsi="Arial Narrow" w:cs="Arial Narrow"/>
           <w:kern w:val="0"/>
-          <w14:ligatures w14:val="none"/>
+          <ns2:ligatures ns2:val="none"/>
         </w:rPr>
       </w:pPr>
       <w:r>
@@ -4160,7 +4160,7 @@
           <w:color w:val="000000"/>
           <w:kern w:val="0"/>
           <w:lang w:eastAsia="es-PE"/>
-          <w14:ligatures w14:val="none"/>
+          <ns2:ligatures ns2:val="none"/>
         </w:rPr>
         <w:t>Presunta</w:t>
       </w:r>
@@ -4170,7 +4170,7 @@
           <w:kern w:val="0"/>
           <w:shd w:val="clear" w:color="auto" w:fill="FFFFFF"/>
           <w:lang w:eastAsia="es-PE"/>
-          <w14:ligatures w14:val="none"/>
+          <ns2:ligatures ns2:val="none"/>
         </w:rPr>
         <w:t xml:space="preserve"> infracción a los artículos 18 y 19</w:t>
       </w:r>
@@ -4179,7 +4179,7 @@
           <w:rFonts w:ascii="Arial Narrow" w:eastAsia="Calibri" w:hAnsi="Arial Narrow" w:cs="Arial Narrow"/>
           <w:kern w:val="0"/>
           <w:lang w:eastAsia="es-PE"/>
-          <w14:ligatures w14:val="none"/>
+          <ns2:ligatures ns2:val="none"/>
         </w:rPr>
         <w:t xml:space="preserve"> de </w:t>
       </w:r>
@@ -4189,7 +4189,7 @@
           <w:kern w:val="0"/>
           <w:shd w:val="clear" w:color="auto" w:fill="FFFFFF"/>
           <w:lang w:eastAsia="es-PE"/>
-          <w14:ligatures w14:val="none"/>
+          <ns2:ligatures ns2:val="none"/>
         </w:rPr>
         <w:t>la Ley 29571, Código de Protección y Defensa del Consumidor, en tanto</w:t>
       </w:r>
@@ -4197,7 +4197,7 @@
         <w:rPr>
           <w:rFonts w:ascii="Arial Narrow" w:eastAsia="Arial Narrow" w:hAnsi="Arial Narrow" w:cs="Arial Narrow"/>
           <w:kern w:val="0"/>
-          <w14:ligatures w14:val="none"/>
+          <ns2:ligatures ns2:val="none"/>
         </w:rPr>
         <w:t xml:space="preserve"> </w:t>
       </w:r>
@@ -4205,7 +4205,7 @@
         <w:rPr>
           <w:rFonts w:ascii="Arial Narrow" w:eastAsia="Arial Narrow" w:hAnsi="Arial Narrow" w:cs="Arial Narrow"/>
           <w:kern w:val="0"/>
-          <w14:ligatures w14:val="none"/>
+          <ns2:ligatures ns2:val="none"/>
         </w:rPr>
         <w:t xml:space="preserve">la compañía aseguradora se habría negado injustificadamente a otorgar la cobertura del Seguro vehicular - </w:t>
       </w:r>
@@ -4215,7 +4215,7 @@
           <w:color w:val="000000"/>
           <w:kern w:val="0"/>
           <w:lang w:eastAsia="es-ES"/>
-          <w14:ligatures w14:val="none"/>
+          <ns2:ligatures ns2:val="none"/>
         </w:rPr>
         <w:t>Póliza 2010209580 por el robo del vehículo asegurado el 3 de abril de 2025</w:t>
       </w:r>
@@ -4223,12 +4223,12 @@
         <w:rPr>
           <w:rFonts w:ascii="Arial Narrow" w:eastAsia="Arial Narrow" w:hAnsi="Arial Narrow" w:cs="Arial Narrow"/>
           <w:kern w:val="0"/>
-          <w14:ligatures w14:val="none"/>
+          <ns2:ligatures ns2:val="none"/>
         </w:rPr>
         <w:t>.</w:t>
       </w:r>
     </w:p>
-    <w:p>
+    <w:p ns2:paraId="212A0A10" ns2:textId="77777777">
       <w:pPr>
         <w:pStyle w:val="Prrafodelista"/>
         <w:spacing w:after="0" w:line="240" w:lineRule="auto"/>
@@ -4237,11 +4237,11 @@
         <w:rPr>
           <w:rFonts w:ascii="Arial Narrow" w:eastAsia="Arial Narrow" w:hAnsi="Arial Narrow" w:cs="Arial Narrow"/>
           <w:kern w:val="0"/>
-          <w14:ligatures w14:val="none"/>
-        </w:rPr>
-      </w:pPr>
-    </w:p>
-    <w:p>
+          <ns2:ligatures ns2:val="none"/>
+        </w:rPr>
+      </w:pPr>
+    </w:p>
+    <w:p ns2:paraId="16FAC01B" ns2:textId="1A481936">
       <w:pPr>
         <w:pStyle w:val="Prrafodelista"/>
         <w:numPr>
@@ -4258,7 +4258,7 @@
         <w:rPr>
           <w:rFonts w:ascii="Arial Narrow" w:eastAsia="Arial Narrow" w:hAnsi="Arial Narrow" w:cs="Arial Narrow"/>
           <w:kern w:val="0"/>
-          <w14:ligatures w14:val="none"/>
+          <ns2:ligatures ns2:val="none"/>
         </w:rPr>
       </w:pPr>
       <w:r>
@@ -4267,7 +4267,7 @@
           <w:color w:val="000000"/>
           <w:kern w:val="0"/>
           <w:lang w:eastAsia="es-PE"/>
-          <w14:ligatures w14:val="none"/>
+          <ns2:ligatures ns2:val="none"/>
         </w:rPr>
         <w:lastRenderedPageBreak/>
         <w:t>Presunta</w:t>
@@ -4278,7 +4278,7 @@
           <w:kern w:val="0"/>
           <w:shd w:val="clear" w:color="auto" w:fill="FFFFFF"/>
           <w:lang w:eastAsia="es-PE"/>
-          <w14:ligatures w14:val="none"/>
+          <ns2:ligatures ns2:val="none"/>
         </w:rPr>
         <w:t xml:space="preserve"> infracción a los artículos 18 y 19</w:t>
       </w:r>
@@ -4287,7 +4287,7 @@
           <w:rFonts w:ascii="Arial Narrow" w:eastAsia="Calibri" w:hAnsi="Arial Narrow" w:cs="Arial Narrow"/>
           <w:kern w:val="0"/>
           <w:lang w:eastAsia="es-PE"/>
-          <w14:ligatures w14:val="none"/>
+          <ns2:ligatures ns2:val="none"/>
         </w:rPr>
         <w:t xml:space="preserve"> de </w:t>
       </w:r>
@@ -4297,7 +4297,7 @@
           <w:kern w:val="0"/>
           <w:shd w:val="clear" w:color="auto" w:fill="FFFFFF"/>
           <w:lang w:eastAsia="es-PE"/>
-          <w14:ligatures w14:val="none"/>
+          <ns2:ligatures ns2:val="none"/>
         </w:rPr>
         <w:t>la Ley 29571, Código de Protección y Defensa del Consumidor, en tanto</w:t>
       </w:r>
@@ -4305,7 +4305,7 @@
         <w:rPr>
           <w:rFonts w:ascii="Arial Narrow" w:eastAsia="Arial Narrow" w:hAnsi="Arial Narrow" w:cs="Arial Narrow"/>
           <w:kern w:val="0"/>
-          <w14:ligatures w14:val="none"/>
+          <ns2:ligatures ns2:val="none"/>
         </w:rPr>
         <w:t xml:space="preserve"> </w:t>
       </w:r>
@@ -4313,7 +4313,7 @@
         <w:rPr>
           <w:rFonts w:ascii="Arial Narrow" w:eastAsia="Arial Narrow" w:hAnsi="Arial Narrow" w:cs="Arial Narrow"/>
           <w:kern w:val="0"/>
-          <w14:ligatures w14:val="none"/>
+          <ns2:ligatures ns2:val="none"/>
         </w:rPr>
         <w:t xml:space="preserve">la compañía aseguradora </w:t>
       </w:r>
@@ -4323,7 +4323,7 @@
           <w:color w:val="000000"/>
           <w:kern w:val="0"/>
           <w:lang w:eastAsia="es-ES"/>
-          <w14:ligatures w14:val="none"/>
+          <ns2:ligatures ns2:val="none"/>
         </w:rPr>
         <w:t>habría consignado información errónea en las condiciones particulares de la Póliza 2010209580 respecto a los correos electrónicos de los asegurados</w:t>
       </w:r>
@@ -4333,12 +4333,12 @@
           <w:color w:val="000000"/>
           <w:kern w:val="0"/>
           <w:lang w:eastAsia="es-ES"/>
-          <w14:ligatures w14:val="none"/>
+          <ns2:ligatures ns2:val="none"/>
         </w:rPr>
         <w:t>.</w:t>
       </w:r>
     </w:p>
-    <w:p>
+    <w:p ns2:paraId="3C37F4CA" ns2:textId="77777777">
       <w:pPr>
         <w:spacing w:after="0" w:line="240" w:lineRule="auto"/>
         <w:jc w:val="both"/>
@@ -4347,11 +4347,11 @@
           <w:color w:val="000000"/>
           <w:kern w:val="0"/>
           <w:lang w:eastAsia="es-PE"/>
-          <w14:ligatures w14:val="none"/>
-        </w:rPr>
-      </w:pPr>
-    </w:p>
-    <w:p>
+          <ns2:ligatures ns2:val="none"/>
+        </w:rPr>
+      </w:pPr>
+    </w:p>
+    <w:p ns2:paraId="42B5D9D8" ns2:textId="701EAF1E">
       <w:pPr>
         <w:pStyle w:val="Prrafodelista"/>
         <w:numPr>
@@ -4368,7 +4368,7 @@
         <w:rPr>
           <w:rFonts w:ascii="Arial Narrow" w:eastAsia="Arial Narrow" w:hAnsi="Arial Narrow" w:cs="Arial Narrow"/>
           <w:kern w:val="0"/>
-          <w14:ligatures w14:val="none"/>
+          <ns2:ligatures ns2:val="none"/>
         </w:rPr>
       </w:pPr>
       <w:r>
@@ -4377,7 +4377,7 @@
           <w:color w:val="000000"/>
           <w:kern w:val="0"/>
           <w:lang w:eastAsia="es-PE"/>
-          <w14:ligatures w14:val="none"/>
+          <ns2:ligatures ns2:val="none"/>
         </w:rPr>
         <w:t xml:space="preserve">Presunta infracción en el numeral 1 del artículo 38 de la Ley 29571, Código de Protección y Defensa del Consumidor, en tanto la compañía aseguradora habría tenido un trato discriminatorio con el señor [APELLIDO] , al hacer que pase una prueba poligráfica, pese a que no se encontró al momento del siniestro del 3 de abril de 2025, siendo la única motivación su nacionalidad venezolana. </w:t>
       </w:r>
@@ -4387,7 +4387,7 @@
           <w:kern w:val="0"/>
           <w:shd w:val="clear" w:color="auto" w:fill="FFFFFF"/>
           <w:lang w:eastAsia="es-PE"/>
-          <w14:ligatures w14:val="none"/>
+          <ns2:ligatures ns2:val="none"/>
         </w:rPr>
         <w:t xml:space="preserve"/>
       </w:r>
@@ -4397,7 +4397,7 @@
           <w:kern w:val="0"/>
           <w:shd w:val="clear" w:color="auto" w:fill="FFFFFF"/>
           <w:lang w:eastAsia="es-PE"/>
-          <w14:ligatures w14:val="none"/>
+          <ns2:ligatures ns2:val="none"/>
         </w:rPr>
         <w:t xml:space="preserve"/>
       </w:r>
@@ -4405,7 +4405,7 @@
         <w:rPr>
           <w:rFonts w:ascii="Arial Narrow" w:eastAsia="Arial Narrow" w:hAnsi="Arial Narrow" w:cs="Arial Narrow"/>
           <w:kern w:val="0"/>
-          <w14:ligatures w14:val="none"/>
+          <ns2:ligatures ns2:val="none"/>
         </w:rPr>
         <w:t xml:space="preserve"/>
       </w:r>
@@ -4413,7 +4413,7 @@
         <w:rPr>
           <w:rFonts w:ascii="Arial Narrow" w:eastAsia="Arial Narrow" w:hAnsi="Arial Narrow" w:cs="Arial Narrow"/>
           <w:kern w:val="0"/>
-          <w14:ligatures w14:val="none"/>
+          <ns2:ligatures ns2:val="none"/>
         </w:rPr>
         <w:t xml:space="preserve"/>
       </w:r>
@@ -4422,7 +4422,7 @@
           <w:rFonts w:ascii="Arial Narrow" w:eastAsia="Calibri" w:hAnsi="Arial Narrow" w:cs="Arial Narrow"/>
           <w:kern w:val="0"/>
           <w:lang w:eastAsia="es-PE"/>
-          <w14:ligatures w14:val="none"/>
+          <ns2:ligatures ns2:val="none"/>
         </w:rPr>
         <w:t xml:space="preserve"/>
       </w:r>
@@ -4432,7 +4432,7 @@
           <w:kern w:val="0"/>
           <w:shd w:val="clear" w:color="auto" w:fill="FFFFFF"/>
           <w:lang w:eastAsia="es-PE"/>
-          <w14:ligatures w14:val="none"/>
+          <ns2:ligatures ns2:val="none"/>
         </w:rPr>
         <w:t/>
       </w:r>
@@ -4440,7 +4440,7 @@
         <w:rPr>
           <w:rFonts w:ascii="Arial Narrow" w:eastAsia="Arial Narrow" w:hAnsi="Arial Narrow" w:cs="Arial Narrow"/>
           <w:kern w:val="0"/>
-          <w14:ligatures w14:val="none"/>
+          <ns2:ligatures ns2:val="none"/>
         </w:rPr>
         <w:t xml:space="preserve"/>
       </w:r>
@@ -4448,7 +4448,7 @@
         <w:rPr>
           <w:rFonts w:ascii="Arial Narrow" w:eastAsia="Arial Narrow" w:hAnsi="Arial Narrow" w:cs="Arial Narrow"/>
           <w:kern w:val="0"/>
-          <w14:ligatures w14:val="none"/>
+          <ns2:ligatures ns2:val="none"/>
         </w:rPr>
         <w:t xml:space="preserve"/>
       </w:r>
@@ -4459,7 +4459,7 @@
           <w:kern w:val="0"/>
           <w:shd w:val="clear" w:color="auto" w:fill="FFFFFF"/>
           <w:lang w:eastAsia="es-PE"/>
-          <w14:ligatures w14:val="none"/>
+          <ns2:ligatures ns2:val="none"/>
         </w:rPr>
         <w:t/>
       </w:r>
@@ -4467,7 +4467,7 @@
         <w:rPr>
           <w:rFonts w:ascii="Arial Narrow" w:eastAsia="Arial Narrow" w:hAnsi="Arial Narrow" w:cs="Arial Narrow"/>
           <w:kern w:val="0"/>
-          <w14:ligatures w14:val="none"/>
+          <ns2:ligatures ns2:val="none"/>
         </w:rPr>
         <w:t/>
       </w:r>
@@ -4475,12 +4475,12 @@
         <w:rPr>
           <w:rFonts w:ascii="Arial Narrow" w:eastAsia="Arial Narrow" w:hAnsi="Arial Narrow" w:cs="Arial Narrow"/>
           <w:kern w:val="0"/>
-          <w14:ligatures w14:val="none"/>
+          <ns2:ligatures ns2:val="none"/>
         </w:rPr>
         <w:t xml:space="preserve"/>
       </w:r>
     </w:p>
-    <w:p>
+    <w:p ns2:paraId="130BB1EF" ns2:textId="77777777">
       <w:pPr>
         <w:spacing w:after="0" w:line="240" w:lineRule="auto"/>
         <w:jc w:val="both"/>
@@ -4489,11 +4489,11 @@
           <w:color w:val="000000"/>
           <w:kern w:val="0"/>
           <w:lang w:eastAsia="es-PE"/>
-          <w14:ligatures w14:val="none"/>
-        </w:rPr>
-      </w:pPr>
-    </w:p>
-    <w:p>
+          <ns2:ligatures ns2:val="none"/>
+        </w:rPr>
+      </w:pPr>
+    </w:p>
+    <w:p ns2:paraId="3981EC56" ns2:textId="7B4D158A">
       <w:pPr>
         <w:pStyle w:val="Prrafodelista"/>
         <w:numPr>
@@ -4511,7 +4511,7 @@
           <w:rFonts w:ascii="Arial Narrow" w:eastAsia="Calibri" w:hAnsi="Arial Narrow" w:cs="Arial Narrow"/>
           <w:kern w:val="0"/>
           <w:lang w:eastAsia="es-PE"/>
-          <w14:ligatures w14:val="none"/>
+          <ns2:ligatures ns2:val="none"/>
         </w:rPr>
       </w:pPr>
       <w:r>
@@ -4520,7 +4520,7 @@
           <w:color w:val="000000"/>
           <w:kern w:val="0"/>
           <w:lang w:eastAsia="es-PE"/>
-          <w14:ligatures w14:val="none"/>
+          <ns2:ligatures ns2:val="none"/>
         </w:rPr>
         <w:t>Presunta</w:t>
       </w:r>
@@ -4530,7 +4530,7 @@
           <w:kern w:val="0"/>
           <w:shd w:val="clear" w:color="auto" w:fill="FFFFFF"/>
           <w:lang w:eastAsia="es-PE"/>
-          <w14:ligatures w14:val="none"/>
+          <ns2:ligatures ns2:val="none"/>
         </w:rPr>
         <w:t xml:space="preserve"> </w:t>
       </w:r>
@@ -4540,7 +4540,7 @@
           <w:kern w:val="0"/>
           <w:shd w:val="clear" w:color="auto" w:fill="FFFFFF"/>
           <w:lang w:eastAsia="es-PE"/>
-          <w14:ligatures w14:val="none"/>
+          <ns2:ligatures ns2:val="none"/>
         </w:rPr>
         <w:t xml:space="preserve">infracción </w:t>
       </w:r>
@@ -4550,7 +4550,7 @@
           <w:kern w:val="0"/>
           <w:shd w:val="clear" w:color="auto" w:fill="FFFFFF"/>
           <w:lang w:eastAsia="es-PE"/>
-          <w14:ligatures w14:val="none"/>
+          <ns2:ligatures ns2:val="none"/>
         </w:rPr>
         <w:t xml:space="preserve">al </w:t>
       </w:r>
@@ -4558,7 +4558,7 @@
         <w:rPr>
           <w:rFonts w:ascii="Arial Narrow" w:eastAsia="Arial Narrow" w:hAnsi="Arial Narrow" w:cs="Arial Narrow"/>
           <w:kern w:val="0"/>
-          <w14:ligatures w14:val="none"/>
+          <ns2:ligatures ns2:val="none"/>
         </w:rPr>
         <w:t>literal e) del artículo 47</w:t>
       </w:r>
@@ -4566,7 +4566,7 @@
         <w:rPr>
           <w:rFonts w:ascii="Arial Narrow" w:eastAsia="Arial Narrow" w:hAnsi="Arial Narrow" w:cs="Arial Narrow"/>
           <w:kern w:val="0"/>
-          <w14:ligatures w14:val="none"/>
+          <ns2:ligatures ns2:val="none"/>
         </w:rPr>
         <w:t/>
       </w:r>
@@ -4574,7 +4574,7 @@
         <w:rPr>
           <w:rFonts w:ascii="Arial Narrow" w:eastAsia="Arial Narrow" w:hAnsi="Arial Narrow" w:cs="Arial Narrow"/>
           <w:kern w:val="0"/>
-          <w14:ligatures w14:val="none"/>
+          <ns2:ligatures ns2:val="none"/>
         </w:rPr>
         <w:t xml:space="preserve"> del Código</w:t>
       </w:r>
@@ -4583,7 +4583,7 @@
           <w:rFonts w:ascii="Arial Narrow" w:eastAsia="Calibri" w:hAnsi="Arial Narrow" w:cs="Arial Narrow"/>
           <w:kern w:val="0"/>
           <w:lang w:eastAsia="es-PE"/>
-          <w14:ligatures w14:val="none"/>
+          <ns2:ligatures ns2:val="none"/>
         </w:rPr>
         <w:t xml:space="preserve"> </w:t>
       </w:r>
@@ -4592,7 +4592,7 @@
           <w:rFonts w:ascii="Arial Narrow" w:eastAsia="Calibri" w:hAnsi="Arial Narrow" w:cs="Arial Narrow"/>
           <w:kern w:val="0"/>
           <w:lang w:eastAsia="es-PE"/>
-          <w14:ligatures w14:val="none"/>
+          <ns2:ligatures ns2:val="none"/>
         </w:rPr>
         <w:t xml:space="preserve">de </w:t>
       </w:r>
@@ -4602,7 +4602,7 @@
           <w:kern w:val="0"/>
           <w:shd w:val="clear" w:color="auto" w:fill="FFFFFF"/>
           <w:lang w:eastAsia="es-PE"/>
-          <w14:ligatures w14:val="none"/>
+          <ns2:ligatures ns2:val="none"/>
         </w:rPr>
         <w:t xml:space="preserve">la Ley 29571, Código de Protección y Defensa del Consumidor, en tanto </w:t>
       </w:r>
@@ -4654,7 +4654,7 @@
           <w:color w:val="000000"/>
           <w:kern w:val="0"/>
           <w:lang w:eastAsia="es-ES"/>
-          <w14:ligatures w14:val="none"/>
+          <ns2:ligatures ns2:val="none"/>
         </w:rPr>
         <w:t xml:space="preserve">póliza completa del Seguro Vehicular </w:t>
       </w:r>
@@ -4664,7 +4664,7 @@
           <w:color w:val="000000"/>
           <w:kern w:val="0"/>
           <w:lang w:eastAsia="es-ES"/>
-          <w14:ligatures w14:val="none"/>
+          <ns2:ligatures ns2:val="none"/>
         </w:rPr>
         <w:t xml:space="preserve">2010209580 </w:t>
       </w:r>
@@ -4690,7 +4690,7 @@
         <w:t>.</w:t>
       </w:r>
     </w:p>
-    <w:p>
+    <w:p ns2:paraId="48546D51" ns2:textId="77777777">
       <w:pPr>
         <w:pStyle w:val="Prrafodelista"/>
         <w:spacing w:after="0" w:line="240" w:lineRule="auto"/>
@@ -4699,11 +4699,11 @@
         <w:rPr>
           <w:rFonts w:ascii="Arial Narrow" w:eastAsia="Arial Narrow" w:hAnsi="Arial Narrow" w:cs="Arial Narrow"/>
           <w:kern w:val="0"/>
-          <w14:ligatures w14:val="none"/>
-        </w:rPr>
-      </w:pPr>
-    </w:p>
-    <w:p>
+          <ns2:ligatures ns2:val="none"/>
+        </w:rPr>
+      </w:pPr>
+    </w:p>
+    <w:p ns2:paraId="40FF65BE" ns2:textId="51F9C91E">
       <w:pPr>
         <w:pStyle w:val="Prrafodelista"/>
         <w:numPr>
@@ -4720,7 +4720,7 @@
         <w:rPr>
           <w:rFonts w:ascii="Arial Narrow" w:eastAsia="Arial Narrow" w:hAnsi="Arial Narrow" w:cs="Arial Narrow"/>
           <w:kern w:val="0"/>
-          <w14:ligatures w14:val="none"/>
+          <ns2:ligatures ns2:val="none"/>
         </w:rPr>
       </w:pPr>
       <w:r>
@@ -4729,7 +4729,7 @@
           <w:color w:val="000000"/>
           <w:kern w:val="0"/>
           <w:lang w:eastAsia="es-PE"/>
-          <w14:ligatures w14:val="none"/>
+          <ns2:ligatures ns2:val="none"/>
         </w:rPr>
         <w:t>Presunta</w:t>
       </w:r>
@@ -4739,7 +4739,7 @@
           <w:kern w:val="0"/>
           <w:shd w:val="clear" w:color="auto" w:fill="FFFFFF"/>
           <w:lang w:eastAsia="es-PE"/>
-          <w14:ligatures w14:val="none"/>
+          <ns2:ligatures ns2:val="none"/>
         </w:rPr>
         <w:t xml:space="preserve"> infracción </w:t>
       </w:r>
@@ -4747,7 +4747,7 @@
         <w:rPr>
           <w:rFonts w:ascii="Arial Narrow" w:eastAsia="Arial Narrow" w:hAnsi="Arial Narrow" w:cs="Arial Narrow"/>
           <w:kern w:val="0"/>
-          <w14:ligatures w14:val="none"/>
+          <ns2:ligatures ns2:val="none"/>
         </w:rPr>
         <w:t xml:space="preserve">al artículo 1, numeral 1, literal b) y al artículo 2 de </w:t>
       </w:r>
@@ -4757,7 +4757,7 @@
           <w:kern w:val="0"/>
           <w:shd w:val="clear" w:color="auto" w:fill="FFFFFF"/>
           <w:lang w:eastAsia="es-PE"/>
-          <w14:ligatures w14:val="none"/>
+          <ns2:ligatures ns2:val="none"/>
         </w:rPr>
         <w:t>la Ley 29571, Código de Protección y Defensa del Consumidor, en tanto</w:t>
       </w:r>
@@ -4765,7 +4765,7 @@
         <w:rPr>
           <w:rFonts w:ascii="Arial Narrow" w:eastAsia="Arial Narrow" w:hAnsi="Arial Narrow" w:cs="Arial Narrow"/>
           <w:kern w:val="0"/>
-          <w14:ligatures w14:val="none"/>
+          <ns2:ligatures ns2:val="none"/>
         </w:rPr>
         <w:t xml:space="preserve"> </w:t>
       </w:r>
@@ -4773,7 +4773,7 @@
         <w:rPr>
           <w:rFonts w:ascii="Arial Narrow" w:eastAsia="Arial Narrow" w:hAnsi="Arial Narrow" w:cs="Arial Narrow"/>
           <w:kern w:val="0"/>
-          <w14:ligatures w14:val="none"/>
+          <ns2:ligatures ns2:val="none"/>
         </w:rPr>
         <w:t>la</w:t>
       </w:r>
@@ -4788,7 +4788,7 @@
         <w:rPr>
           <w:rFonts w:ascii="Arial Narrow" w:eastAsia="Arial Narrow" w:hAnsi="Arial Narrow" w:cs="Arial Narrow"/>
           <w:kern w:val="0"/>
-          <w14:ligatures w14:val="none"/>
+          <ns2:ligatures ns2:val="none"/>
         </w:rPr>
         <w:t>información clara y precisa de los alcances del Seguro Vehicular a la contratante, en la medida que no le entregó toda la documentación de manera previa a la contratación</w:t>
       </w:r>
@@ -4796,23 +4796,23 @@
         <w:rPr>
           <w:rFonts w:ascii="Arial Narrow" w:eastAsia="Arial Narrow" w:hAnsi="Arial Narrow" w:cs="Arial Narrow"/>
           <w:kern w:val="0"/>
-          <w14:ligatures w14:val="none"/>
+          <ns2:ligatures ns2:val="none"/>
         </w:rPr>
         <w:t>.</w:t>
       </w:r>
     </w:p>
-    <w:p>
-      <w:pPr>
-        <w:spacing w:after="0" w:line="240" w:lineRule="auto"/>
-        <w:jc w:val="both"/>
-        <w:rPr>
-          <w:rFonts w:ascii="Arial Narrow" w:eastAsia="Arial Narrow" w:hAnsi="Arial Narrow" w:cs="Arial Narrow"/>
-          <w:kern w:val="0"/>
-          <w14:ligatures w14:val="none"/>
-        </w:rPr>
-      </w:pPr>
-    </w:p>
-    <w:p>
+    <w:p ns2:paraId="042B3F54" ns2:textId="77777777">
+      <w:pPr>
+        <w:spacing w:after="0" w:line="240" w:lineRule="auto"/>
+        <w:jc w:val="both"/>
+        <w:rPr>
+          <w:rFonts w:ascii="Arial Narrow" w:eastAsia="Arial Narrow" w:hAnsi="Arial Narrow" w:cs="Arial Narrow"/>
+          <w:kern w:val="0"/>
+          <ns2:ligatures ns2:val="none"/>
+        </w:rPr>
+      </w:pPr>
+    </w:p>
+    <w:p ns2:paraId="5EB479FE" ns2:textId="6AED41AE">
       <w:pPr>
         <w:pStyle w:val="Prrafodelista"/>
         <w:numPr>
@@ -4831,7 +4831,7 @@
           <w:color w:val="000000"/>
           <w:kern w:val="0"/>
           <w:lang w:eastAsia="es-PE"/>
-          <w14:ligatures w14:val="none"/>
+          <ns2:ligatures ns2:val="none"/>
         </w:rPr>
       </w:pPr>
       <w:r>
@@ -4840,7 +4840,7 @@
           <w:color w:val="000000"/>
           <w:kern w:val="0"/>
           <w:lang w:eastAsia="es-PE"/>
-          <w14:ligatures w14:val="none"/>
+          <ns2:ligatures ns2:val="none"/>
         </w:rPr>
         <w:t>Presunta infracción al numeral 49.1 del artículo 49</w:t>
       </w:r>
@@ -4848,7 +4848,7 @@
         <w:rPr>
           <w:rFonts w:ascii="Arial Narrow" w:eastAsia="Arial Narrow" w:hAnsi="Arial Narrow" w:cs="Arial Narrow"/>
           <w:kern w:val="0"/>
-          <w14:ligatures w14:val="none"/>
+          <ns2:ligatures ns2:val="none"/>
         </w:rPr>
         <w:t/>
       </w:r>
@@ -4858,7 +4858,7 @@
           <w:color w:val="000000"/>
           <w:kern w:val="0"/>
           <w:lang w:eastAsia="es-PE"/>
-          <w14:ligatures w14:val="none"/>
+          <ns2:ligatures ns2:val="none"/>
         </w:rPr>
         <w:t xml:space="preserve"> y al literal a) del artículo 51 de la Ley 29571, Código de Protección y Defensa del Consumidor, en la medida que </w:t>
       </w:r>
@@ -4868,7 +4868,7 @@
           <w:color w:val="000000"/>
           <w:kern w:val="0"/>
           <w:lang w:eastAsia="es-PE"/>
-          <w14:ligatures w14:val="none"/>
+          <ns2:ligatures ns2:val="none"/>
         </w:rPr>
         <w:t xml:space="preserve">la compañía aseguradora habría aplicado una presunta cláusula abusiva en el artículo 17 de las condiciones legales de la Póliza del </w:t>
       </w:r>
@@ -4878,7 +4878,7 @@
           <w:color w:val="000000"/>
           <w:kern w:val="0"/>
           <w:lang w:eastAsia="es-ES"/>
-          <w14:ligatures w14:val="none"/>
+          <ns2:ligatures ns2:val="none"/>
         </w:rPr>
         <w:t>Seguro Vehicular 2010209580</w:t>
       </w:r>
@@ -4888,23 +4888,23 @@
           <w:color w:val="000000"/>
           <w:kern w:val="0"/>
           <w:lang w:eastAsia="es-PE"/>
-          <w14:ligatures w14:val="none"/>
+          <ns2:ligatures ns2:val="none"/>
         </w:rPr>
         <w:t>.</w:t>
       </w:r>
     </w:p>
-    <w:p>
-      <w:pPr>
-        <w:spacing w:after="0" w:line="240" w:lineRule="auto"/>
-        <w:jc w:val="both"/>
-        <w:rPr>
-          <w:rFonts w:ascii="Arial Narrow" w:eastAsia="Arial Narrow" w:hAnsi="Arial Narrow" w:cs="Arial Narrow"/>
-          <w:kern w:val="0"/>
-          <w14:ligatures w14:val="none"/>
-        </w:rPr>
-      </w:pPr>
-    </w:p>
-    <w:p>
+    <w:p ns2:paraId="3664BD71" ns2:textId="77777777">
+      <w:pPr>
+        <w:spacing w:after="0" w:line="240" w:lineRule="auto"/>
+        <w:jc w:val="both"/>
+        <w:rPr>
+          <w:rFonts w:ascii="Arial Narrow" w:eastAsia="Arial Narrow" w:hAnsi="Arial Narrow" w:cs="Arial Narrow"/>
+          <w:kern w:val="0"/>
+          <ns2:ligatures ns2:val="none"/>
+        </w:rPr>
+      </w:pPr>
+    </w:p>
+    <w:p ns2:paraId="32B59EFE" ns2:textId="2AFDB150">
       <w:pPr>
         <w:pStyle w:val="Prrafodelista"/>
         <w:numPr>
@@ -4923,7 +4923,7 @@
           <w:color w:val="000000"/>
           <w:kern w:val="0"/>
           <w:lang w:eastAsia="es-PE"/>
-          <w14:ligatures w14:val="none"/>
+          <ns2:ligatures ns2:val="none"/>
         </w:rPr>
       </w:pPr>
       <w:r>
@@ -4932,7 +4932,7 @@
           <w:color w:val="000000"/>
           <w:kern w:val="0"/>
           <w:lang w:eastAsia="es-PE"/>
-          <w14:ligatures w14:val="none"/>
+          <ns2:ligatures ns2:val="none"/>
         </w:rPr>
         <w:t>Presunta infracción al numeral 49.1 del artículo 49</w:t>
       </w:r>
@@ -4940,7 +4940,7 @@
         <w:rPr>
           <w:rFonts w:ascii="Arial Narrow" w:eastAsia="Arial Narrow" w:hAnsi="Arial Narrow" w:cs="Arial Narrow"/>
           <w:kern w:val="0"/>
-          <w14:ligatures w14:val="none"/>
+          <ns2:ligatures ns2:val="none"/>
         </w:rPr>
         <w:t/>
       </w:r>
@@ -4950,7 +4950,7 @@
           <w:color w:val="000000"/>
           <w:kern w:val="0"/>
           <w:lang w:eastAsia="es-PE"/>
-          <w14:ligatures w14:val="none"/>
+          <ns2:ligatures ns2:val="none"/>
         </w:rPr>
         <w:t xml:space="preserve"> y al literal a) del artículo 51 de la Ley 29571, Código de Protección y Defensa del Consumidor, en la medida que </w:t>
       </w:r>
@@ -4960,7 +4960,7 @@
           <w:color w:val="000000"/>
           <w:kern w:val="0"/>
           <w:lang w:eastAsia="es-PE"/>
-          <w14:ligatures w14:val="none"/>
+          <ns2:ligatures ns2:val="none"/>
         </w:rPr>
         <w:t xml:space="preserve">la compañía aseguradora habría aplicado una presunta cláusula abusiva en el artículo 25 de las condiciones legales de la Póliza del </w:t>
       </w:r>
@@ -4970,7 +4970,7 @@
           <w:color w:val="000000"/>
           <w:kern w:val="0"/>
           <w:lang w:eastAsia="es-ES"/>
-          <w14:ligatures w14:val="none"/>
+          <ns2:ligatures ns2:val="none"/>
         </w:rPr>
         <w:t xml:space="preserve">Seguro Vehicular </w:t>
       </w:r>
@@ -4981,7 +4981,7 @@
           <w:color w:val="000000"/>
           <w:kern w:val="0"/>
           <w:lang w:eastAsia="es-ES"/>
-          <w14:ligatures w14:val="none"/>
+          <ns2:ligatures ns2:val="none"/>
         </w:rPr>
         <w:t/>
       </w:r>
@@ -4992,7 +4992,7 @@
           <w:color w:val="000000"/>
           <w:kern w:val="0"/>
           <w:lang w:eastAsia="es-ES"/>
-          <w14:ligatures w14:val="none"/>
+          <ns2:ligatures ns2:val="none"/>
         </w:rPr>
         <w:t xml:space="preserve"> 2010209580</w:t>
       </w:r>
@@ -5002,23 +5002,23 @@
           <w:color w:val="000000"/>
           <w:kern w:val="0"/>
           <w:lang w:eastAsia="es-PE"/>
-          <w14:ligatures w14:val="none"/>
+          <ns2:ligatures ns2:val="none"/>
         </w:rPr>
         <w:t>.</w:t>
       </w:r>
     </w:p>
-    <w:p>
-      <w:pPr>
-        <w:spacing w:after="0" w:line="240" w:lineRule="auto"/>
-        <w:jc w:val="both"/>
-        <w:rPr>
-          <w:rFonts w:ascii="Arial Narrow" w:eastAsia="Arial Narrow" w:hAnsi="Arial Narrow" w:cs="Arial Narrow"/>
-          <w:kern w:val="0"/>
-          <w14:ligatures w14:val="none"/>
-        </w:rPr>
-      </w:pPr>
-    </w:p>
-    <w:p>
+    <w:p ns2:paraId="4D1ED3F1" ns2:textId="77777777">
+      <w:pPr>
+        <w:spacing w:after="0" w:line="240" w:lineRule="auto"/>
+        <w:jc w:val="both"/>
+        <w:rPr>
+          <w:rFonts w:ascii="Arial Narrow" w:eastAsia="Arial Narrow" w:hAnsi="Arial Narrow" w:cs="Arial Narrow"/>
+          <w:kern w:val="0"/>
+          <ns2:ligatures ns2:val="none"/>
+        </w:rPr>
+      </w:pPr>
+    </w:p>
+    <w:p ns2:paraId="51C455CA" ns2:textId="618822B3">
       <w:pPr>
         <w:pStyle w:val="Prrafodelista"/>
         <w:numPr>
@@ -5037,7 +5037,7 @@
           <w:color w:val="000000"/>
           <w:kern w:val="0"/>
           <w:lang w:eastAsia="es-PE"/>
-          <w14:ligatures w14:val="none"/>
+          <ns2:ligatures ns2:val="none"/>
         </w:rPr>
       </w:pPr>
       <w:r>
@@ -5046,7 +5046,7 @@
           <w:color w:val="000000"/>
           <w:kern w:val="0"/>
           <w:lang w:eastAsia="es-PE"/>
-          <w14:ligatures w14:val="none"/>
+          <ns2:ligatures ns2:val="none"/>
         </w:rPr>
         <w:t>Presunta infracción al numeral 49.1 del artículo 49</w:t>
       </w:r>
@@ -5054,7 +5054,7 @@
         <w:rPr>
           <w:rFonts w:ascii="Arial Narrow" w:eastAsia="Arial Narrow" w:hAnsi="Arial Narrow" w:cs="Arial Narrow"/>
           <w:kern w:val="0"/>
-          <w14:ligatures w14:val="none"/>
+          <ns2:ligatures ns2:val="none"/>
         </w:rPr>
         <w:t/>
       </w:r>
@@ -5064,7 +5064,7 @@
           <w:color w:val="000000"/>
           <w:kern w:val="0"/>
           <w:lang w:eastAsia="es-PE"/>
-          <w14:ligatures w14:val="none"/>
+          <ns2:ligatures ns2:val="none"/>
         </w:rPr>
         <w:t xml:space="preserve"> y al literal a) del artículo 51 de la Ley 29571, Código de Protección y Defensa del Consumidor, en la medida que </w:t>
       </w:r>
@@ -5074,7 +5074,7 @@
           <w:color w:val="000000"/>
           <w:kern w:val="0"/>
           <w:lang w:eastAsia="es-PE"/>
-          <w14:ligatures w14:val="none"/>
+          <ns2:ligatures ns2:val="none"/>
         </w:rPr>
         <w:t xml:space="preserve">la compañía aseguradora habría aplicado una presunta cláusula abusiva en el artículo 4 de las condiciones operativas de la Póliza del </w:t>
       </w:r>
@@ -5084,7 +5084,7 @@
           <w:color w:val="000000"/>
           <w:kern w:val="0"/>
           <w:lang w:eastAsia="es-ES"/>
-          <w14:ligatures w14:val="none"/>
+          <ns2:ligatures ns2:val="none"/>
         </w:rPr>
         <w:t>Seguro Vehicular 2010209580</w:t>
       </w:r>
@@ -5094,23 +5094,23 @@
           <w:color w:val="000000"/>
           <w:kern w:val="0"/>
           <w:lang w:eastAsia="es-PE"/>
-          <w14:ligatures w14:val="none"/>
+          <ns2:ligatures ns2:val="none"/>
         </w:rPr>
         <w:t>.</w:t>
       </w:r>
     </w:p>
-    <w:p>
-      <w:pPr>
-        <w:spacing w:after="0" w:line="240" w:lineRule="auto"/>
-        <w:jc w:val="both"/>
-        <w:rPr>
-          <w:rFonts w:ascii="Arial Narrow" w:eastAsia="Arial Narrow" w:hAnsi="Arial Narrow" w:cs="Arial Narrow"/>
-          <w:kern w:val="0"/>
-          <w14:ligatures w14:val="none"/>
-        </w:rPr>
-      </w:pPr>
-    </w:p>
-    <w:p>
+    <w:p ns2:paraId="4E127D7B" ns2:textId="77777777">
+      <w:pPr>
+        <w:spacing w:after="0" w:line="240" w:lineRule="auto"/>
+        <w:jc w:val="both"/>
+        <w:rPr>
+          <w:rFonts w:ascii="Arial Narrow" w:eastAsia="Arial Narrow" w:hAnsi="Arial Narrow" w:cs="Arial Narrow"/>
+          <w:kern w:val="0"/>
+          <ns2:ligatures ns2:val="none"/>
+        </w:rPr>
+      </w:pPr>
+    </w:p>
+    <w:p ns2:paraId="0A292C9F" ns2:textId="28B9FBA6">
       <w:pPr>
         <w:spacing w:line="240" w:lineRule="auto"/>
         <w:contextualSpacing/>
@@ -5118,17 +5118,17 @@
         <w:rPr>
           <w:rFonts w:ascii="Arial Narrow" w:eastAsia="Calibri" w:hAnsi="Arial Narrow" w:cs="Arial"/>
           <w:kern w:val="0"/>
-          <w14:ligatures w14:val="none"/>
-        </w:rPr>
-      </w:pPr>
-      <w:r>
-        <w:rPr>
-          <w:rFonts w:ascii="Arial Narrow" w:eastAsia="Arial Narrow" w:hAnsi="Arial Narrow" w:cs="Arial Narrow"/>
-          <w:b/>
-          <w:color w:val="000000"/>
-          <w:kern w:val="0"/>
-          <w:lang w:eastAsia="es-PE"/>
-          <w14:ligatures w14:val="none"/>
+          <ns2:ligatures ns2:val="none"/>
+        </w:rPr>
+      </w:pPr>
+      <w:r>
+        <w:rPr>
+          <w:rFonts w:ascii="Arial Narrow" w:eastAsia="Arial Narrow" w:hAnsi="Arial Narrow" w:cs="Arial Narrow"/>
+          <w:b/>
+          <w:color w:val="000000"/>
+          <w:kern w:val="0"/>
+          <w:lang w:eastAsia="es-PE"/>
+          <ns2:ligatures ns2:val="none"/>
         </w:rPr>
         <w:t>SEGUNDO:</w:t>
       </w:r>
@@ -5138,7 +5138,7 @@
           <w:color w:val="000000"/>
           <w:kern w:val="0"/>
           <w:lang w:eastAsia="es-PE"/>
-          <w14:ligatures w14:val="none"/>
+          <ns2:ligatures ns2:val="none"/>
         </w:rPr>
         <w:t xml:space="preserve"> tener por ofrecidos los medios probatorios presentados en el escrito de denuncia </w:t>
       </w:r>
@@ -5148,7 +5148,7 @@
           <w:color w:val="000000"/>
           <w:kern w:val="0"/>
           <w:lang w:val="es-ES" w:eastAsia="es-ES"/>
-          <w14:ligatures w14:val="none"/>
+          <ns2:ligatures ns2:val="none"/>
         </w:rPr>
         <w:t xml:space="preserve">del </w:t>
       </w:r>
@@ -5158,7 +5158,7 @@
           <w:color w:val="000000"/>
           <w:kern w:val="0"/>
           <w:lang w:val="es-ES" w:eastAsia="es-ES"/>
-          <w14:ligatures w14:val="none"/>
+          <ns2:ligatures ns2:val="none"/>
         </w:rPr>
         <w:t>5 de junio de 2025</w:t>
       </w:r>
@@ -5168,7 +5168,7 @@
           <w:color w:val="000000"/>
           <w:kern w:val="0"/>
           <w:lang w:val="es-ES" w:eastAsia="es-ES"/>
-          <w14:ligatures w14:val="none"/>
+          <ns2:ligatures ns2:val="none"/>
         </w:rPr>
         <w:t xml:space="preserve">, subsanado con el escrito del </w:t>
       </w:r>
@@ -5178,7 +5178,7 @@
           <w:color w:val="000000"/>
           <w:kern w:val="0"/>
           <w:lang w:val="es-ES" w:eastAsia="es-ES"/>
-          <w14:ligatures w14:val="none"/>
+          <ns2:ligatures ns2:val="none"/>
         </w:rPr>
         <w:t>5 de agosto de 2025</w:t>
       </w:r>
@@ -5186,12 +5186,12 @@
         <w:rPr>
           <w:rFonts w:ascii="Arial Narrow" w:eastAsia="Calibri" w:hAnsi="Arial Narrow" w:cs="Arial"/>
           <w:kern w:val="0"/>
-          <w14:ligatures w14:val="none"/>
+          <ns2:ligatures ns2:val="none"/>
         </w:rPr>
         <w:t>.</w:t>
       </w:r>
     </w:p>
-    <w:p>
+    <w:p ns2:paraId="68A17E97" ns2:textId="77777777">
       <w:pPr>
         <w:spacing w:line="240" w:lineRule="auto"/>
         <w:contextualSpacing/>
@@ -5201,30 +5201,30 @@
           <w:color w:val="000000"/>
           <w:kern w:val="0"/>
           <w:lang w:eastAsia="es-PE"/>
-          <w14:ligatures w14:val="none"/>
-        </w:rPr>
-      </w:pPr>
-    </w:p>
-    <w:p>
-      <w:pPr>
-        <w:spacing w:after="0" w:line="240" w:lineRule="auto"/>
-        <w:jc w:val="both"/>
-        <w:rPr>
-          <w:rFonts w:ascii="Arial Narrow" w:eastAsia="Arial Narrow" w:hAnsi="Arial Narrow" w:cs="Arial Narrow"/>
-          <w:color w:val="000000"/>
-          <w:kern w:val="0"/>
-          <w:lang w:eastAsia="es-PE"/>
-          <w14:ligatures w14:val="none"/>
-        </w:rPr>
-      </w:pPr>
-      <w:r>
-        <w:rPr>
-          <w:rFonts w:ascii="Arial Narrow" w:eastAsia="Arial Narrow" w:hAnsi="Arial Narrow" w:cs="Arial Narrow"/>
-          <w:b/>
-          <w:color w:val="000000"/>
-          <w:kern w:val="0"/>
-          <w:lang w:eastAsia="es-PE"/>
-          <w14:ligatures w14:val="none"/>
+          <ns2:ligatures ns2:val="none"/>
+        </w:rPr>
+      </w:pPr>
+    </w:p>
+    <w:p ns2:paraId="168254DA" ns2:textId="7AE7B905">
+      <w:pPr>
+        <w:spacing w:after="0" w:line="240" w:lineRule="auto"/>
+        <w:jc w:val="both"/>
+        <w:rPr>
+          <w:rFonts w:ascii="Arial Narrow" w:eastAsia="Arial Narrow" w:hAnsi="Arial Narrow" w:cs="Arial Narrow"/>
+          <w:color w:val="000000"/>
+          <w:kern w:val="0"/>
+          <w:lang w:eastAsia="es-PE"/>
+          <ns2:ligatures ns2:val="none"/>
+        </w:rPr>
+      </w:pPr>
+      <w:r>
+        <w:rPr>
+          <w:rFonts w:ascii="Arial Narrow" w:eastAsia="Arial Narrow" w:hAnsi="Arial Narrow" w:cs="Arial Narrow"/>
+          <w:b/>
+          <w:color w:val="000000"/>
+          <w:kern w:val="0"/>
+          <w:lang w:eastAsia="es-PE"/>
+          <ns2:ligatures ns2:val="none"/>
         </w:rPr>
         <w:t xml:space="preserve">TERCERO: </w:t>
       </w:r>
@@ -5234,7 +5234,7 @@
           <w:color w:val="000000"/>
           <w:kern w:val="0"/>
           <w:lang w:eastAsia="es-PE"/>
-          <w14:ligatures w14:val="none"/>
+          <ns2:ligatures ns2:val="none"/>
         </w:rPr>
         <w:t xml:space="preserve">requerir a </w:t>
       </w:r>
@@ -5251,12 +5251,12 @@
           <w:color w:val="000000"/>
           <w:kern w:val="0"/>
           <w:lang w:eastAsia="es-PE"/>
-          <w14:ligatures w14:val="none"/>
+          <ns2:ligatures ns2:val="none"/>
         </w:rPr>
         <w:t>que cumpla con lo siguiente:</w:t>
       </w:r>
     </w:p>
-    <w:p>
+    <w:p ns2:paraId="20FDFB8D" ns2:textId="77777777">
       <w:pPr>
         <w:spacing w:after="0" w:line="240" w:lineRule="auto"/>
         <w:jc w:val="both"/>
@@ -5265,11 +5265,11 @@
           <w:color w:val="000000"/>
           <w:kern w:val="0"/>
           <w:lang w:eastAsia="es-PE"/>
-          <w14:ligatures w14:val="none"/>
-        </w:rPr>
-      </w:pPr>
-    </w:p>
-    <w:p>
+          <ns2:ligatures ns2:val="none"/>
+        </w:rPr>
+      </w:pPr>
+    </w:p>
+    <w:p ns2:paraId="4AA80738" ns2:textId="77777777">
       <w:pPr>
         <w:numPr>
           <w:ilvl w:val="0"/>
@@ -5283,16 +5283,16 @@
           <w:color w:val="000000"/>
           <w:kern w:val="0"/>
           <w:lang w:eastAsia="es-PE"/>
-          <w14:ligatures w14:val="none"/>
-        </w:rPr>
-      </w:pPr>
-      <w:r>
-        <w:rPr>
-          <w:rFonts w:ascii="Arial Narrow" w:eastAsia="Arial Narrow" w:hAnsi="Arial Narrow" w:cs="Arial Narrow"/>
-          <w:color w:val="000000"/>
-          <w:kern w:val="0"/>
-          <w:lang w:eastAsia="es-PE"/>
-          <w14:ligatures w14:val="none"/>
+          <ns2:ligatures ns2:val="none"/>
+        </w:rPr>
+      </w:pPr>
+      <w:r>
+        <w:rPr>
+          <w:rFonts w:ascii="Arial Narrow" w:eastAsia="Arial Narrow" w:hAnsi="Arial Narrow" w:cs="Arial Narrow"/>
+          <w:color w:val="000000"/>
+          <w:kern w:val="0"/>
+          <w:lang w:eastAsia="es-PE"/>
+          <ns2:ligatures ns2:val="none"/>
         </w:rPr>
         <w:t>presentar documentos que acrediten su inscripción en los Registros Públicos o una declaración jurada que indique que cuenta con dicha inscripción</w:t>
       </w:r>
@@ -5302,12 +5302,12 @@
           <w:color w:val="000000"/>
           <w:kern w:val="0"/>
           <w:lang w:eastAsia="es-PE"/>
-          <w14:ligatures w14:val="none"/>
+          <ns2:ligatures ns2:val="none"/>
         </w:rPr>
         <w:t>;</w:t>
       </w:r>
     </w:p>
-    <w:p>
+    <w:p ns2:paraId="2B29D59F" ns2:textId="77777777">
       <w:pPr>
         <w:numPr>
           <w:ilvl w:val="0"/>
@@ -5321,21 +5321,21 @@
           <w:color w:val="000000"/>
           <w:kern w:val="0"/>
           <w:lang w:eastAsia="es-PE"/>
-          <w14:ligatures w14:val="none"/>
-        </w:rPr>
-      </w:pPr>
-      <w:r>
-        <w:rPr>
-          <w:rFonts w:ascii="Arial Narrow" w:eastAsia="Arial Narrow" w:hAnsi="Arial Narrow" w:cs="Arial Narrow"/>
-          <w:color w:val="000000"/>
-          <w:kern w:val="0"/>
-          <w:lang w:eastAsia="es-PE"/>
-          <w14:ligatures w14:val="none"/>
+          <ns2:ligatures ns2:val="none"/>
+        </w:rPr>
+      </w:pPr>
+      <w:r>
+        <w:rPr>
+          <w:rFonts w:ascii="Arial Narrow" w:eastAsia="Arial Narrow" w:hAnsi="Arial Narrow" w:cs="Arial Narrow"/>
+          <w:color w:val="000000"/>
+          <w:kern w:val="0"/>
+          <w:lang w:eastAsia="es-PE"/>
+          <ns2:ligatures ns2:val="none"/>
         </w:rPr>
         <w:t>presentar copia simple de las facultades de representación de su representante legal en el presente procedimiento o la declaración jurada que indique que cuenta con dichas facultades y que estas se encuentran vigentes;</w:t>
       </w:r>
     </w:p>
-    <w:p>
+    <w:p ns2:paraId="7EF50C46" ns2:textId="77777777">
       <w:pPr>
         <w:numPr>
           <w:ilvl w:val="0"/>
@@ -5349,21 +5349,21 @@
           <w:color w:val="000000"/>
           <w:kern w:val="0"/>
           <w:lang w:eastAsia="es-PE"/>
-          <w14:ligatures w14:val="none"/>
-        </w:rPr>
-      </w:pPr>
-      <w:r>
-        <w:rPr>
-          <w:rFonts w:ascii="Arial Narrow" w:eastAsia="Arial Narrow" w:hAnsi="Arial Narrow" w:cs="Arial Narrow"/>
-          <w:color w:val="000000"/>
-          <w:kern w:val="0"/>
-          <w:lang w:eastAsia="es-PE"/>
-          <w14:ligatures w14:val="none"/>
+          <ns2:ligatures ns2:val="none"/>
+        </w:rPr>
+      </w:pPr>
+      <w:r>
+        <w:rPr>
+          <w:rFonts w:ascii="Arial Narrow" w:eastAsia="Arial Narrow" w:hAnsi="Arial Narrow" w:cs="Arial Narrow"/>
+          <w:color w:val="000000"/>
+          <w:kern w:val="0"/>
+          <w:lang w:eastAsia="es-PE"/>
+          <ns2:ligatures ns2:val="none"/>
         </w:rPr>
         <w:t>consignar el Número de Registro Único de Contribuyentes (RUC); y,</w:t>
       </w:r>
     </w:p>
-    <w:p>
+    <w:p ns2:paraId="19E4DFA1" ns2:textId="77777777">
       <w:pPr>
         <w:numPr>
           <w:ilvl w:val="0"/>
@@ -5375,16 +5375,16 @@
         <w:rPr>
           <w:rFonts w:ascii="Arial Narrow" w:eastAsia="Calibri" w:hAnsi="Arial Narrow" w:cs="Arial"/>
           <w:kern w:val="0"/>
-          <w14:ligatures w14:val="none"/>
-        </w:rPr>
-      </w:pPr>
-      <w:r>
-        <w:rPr>
-          <w:rFonts w:ascii="Arial Narrow" w:eastAsia="Arial Narrow" w:hAnsi="Arial Narrow" w:cs="Arial Narrow"/>
-          <w:color w:val="000000"/>
-          <w:kern w:val="0"/>
-          <w:lang w:eastAsia="es-PE"/>
-          <w14:ligatures w14:val="none"/>
+          <ns2:ligatures ns2:val="none"/>
+        </w:rPr>
+      </w:pPr>
+      <w:r>
+        <w:rPr>
+          <w:rFonts w:ascii="Arial Narrow" w:eastAsia="Arial Narrow" w:hAnsi="Arial Narrow" w:cs="Arial Narrow"/>
+          <w:color w:val="000000"/>
+          <w:kern w:val="0"/>
+          <w:lang w:eastAsia="es-PE"/>
+          <ns2:ligatures ns2:val="none"/>
         </w:rPr>
         <w:t>fijar domicilio procesal para el procedimiento, de conformidad con el numeral 1 del artículo 442</w:t>
       </w:r>
@@ -5394,7 +5394,7 @@
           <w:color w:val="000000"/>
           <w:kern w:val="0"/>
           <w:lang w:eastAsia="es-PE"/>
-          <w14:ligatures w14:val="none"/>
+          <ns2:ligatures ns2:val="none"/>
         </w:rPr>
         <w:t/>
       </w:r>
@@ -5404,7 +5404,7 @@
           <w:color w:val="000000"/>
           <w:kern w:val="0"/>
           <w:lang w:eastAsia="es-PE"/>
-          <w14:ligatures w14:val="none"/>
+          <ns2:ligatures ns2:val="none"/>
         </w:rPr>
         <w:t xml:space="preserve"> del Código Procesal Civil. </w:t>
       </w:r>
@@ -5412,7 +5412,7 @@
         <w:rPr>
           <w:rFonts w:ascii="Arial Narrow" w:eastAsia="Calibri" w:hAnsi="Arial Narrow" w:cs="Arial"/>
           <w:kern w:val="0"/>
-          <w14:ligatures w14:val="none"/>
+          <ns2:ligatures ns2:val="none"/>
         </w:rPr>
         <w:t>Para ello podrá señalar domicilio físico o una dirección electrónica a la que pueda remitirse las notificaciones</w:t>
       </w:r>
@@ -5421,12 +5421,12 @@
           <w:rFonts w:ascii="Arial Narrow" w:eastAsia="Arial" w:hAnsi="Arial Narrow" w:cs="Arial"/>
           <w:kern w:val="0"/>
           <w:lang w:val="es"/>
-          <w14:ligatures w14:val="none"/>
+          <ns2:ligatures ns2:val="none"/>
         </w:rPr>
         <w:t>;</w:t>
       </w:r>
     </w:p>
-    <w:p>
+    <w:p ns2:paraId="7C63E340" ns2:textId="77777777">
       <w:pPr>
         <w:numPr>
           <w:ilvl w:val="0"/>
@@ -5438,14 +5438,14 @@
         <w:rPr>
           <w:rFonts w:ascii="Arial Narrow" w:eastAsia="Calibri" w:hAnsi="Arial Narrow" w:cs="Arial"/>
           <w:kern w:val="0"/>
-          <w14:ligatures w14:val="none"/>
+          <ns2:ligatures ns2:val="none"/>
         </w:rPr>
       </w:pPr>
       <w:r>
         <w:rPr>
           <w:rFonts w:ascii="Arial Narrow" w:eastAsia="Calibri" w:hAnsi="Arial Narrow" w:cs="Arial"/>
           <w:kern w:val="0"/>
-          <w14:ligatures w14:val="none"/>
+          <ns2:ligatures ns2:val="none"/>
         </w:rPr>
         <w:t xml:space="preserve">en caso califique como </w:t>
       </w:r>
@@ -5454,7 +5454,7 @@
         <w:rPr>
           <w:rFonts w:ascii="Arial Narrow" w:eastAsia="Calibri" w:hAnsi="Arial Narrow" w:cs="Arial"/>
           <w:kern w:val="0"/>
-          <w14:ligatures w14:val="none"/>
+          <ns2:ligatures ns2:val="none"/>
         </w:rPr>
         <w:t>micro empresa</w:t>
       </w:r>
@@ -5463,7 +5463,7 @@
         <w:rPr>
           <w:rFonts w:ascii="Arial Narrow" w:eastAsia="Calibri" w:hAnsi="Arial Narrow" w:cs="Arial"/>
           <w:kern w:val="0"/>
-          <w14:ligatures w14:val="none"/>
+          <ns2:ligatures ns2:val="none"/>
         </w:rPr>
         <w:t xml:space="preserve"> o pequeña empresa, presentar los documentos que acrediten su volumen de ventas o ingresos brutos percibidos el año anterior relativo a todas sus actividades </w:t>
       </w:r>
@@ -5471,7 +5471,7 @@
         <w:rPr>
           <w:rFonts w:ascii="Arial Narrow" w:eastAsia="Calibri" w:hAnsi="Arial Narrow" w:cs="Arial"/>
           <w:kern w:val="0"/>
-          <w14:ligatures w14:val="none"/>
+          <ns2:ligatures ns2:val="none"/>
         </w:rPr>
         <w:lastRenderedPageBreak/>
         <w:t>económicas y el número de trabajadores con el que cuenta</w:t>
@@ -5482,7 +5482,7 @@
           <w:rFonts w:ascii="Arial Narrow" w:eastAsia="Calibri" w:hAnsi="Arial Narrow" w:cs="Arial"/>
           <w:kern w:val="0"/>
           <w:vertAlign w:val="superscript"/>
-          <w14:ligatures w14:val="none"/>
+          <ns2:ligatures ns2:val="none"/>
         </w:rPr>
         <w:footnoteReference w:id="10"/>
       </w:r>
@@ -5490,7 +5490,7 @@
         <w:rPr>
           <w:rFonts w:ascii="Arial Narrow" w:eastAsia="Calibri" w:hAnsi="Arial Narrow" w:cs="Arial"/>
           <w:kern w:val="0"/>
-          <w14:ligatures w14:val="none"/>
+          <ns2:ligatures ns2:val="none"/>
         </w:rPr>
         <w:t>. Ello, a fin de que la Comisión pueda meritar dicha documentación, conforme lo establece el artículo 110</w:t>
       </w:r>
@@ -5500,7 +5500,7 @@
           <w:color w:val="000000"/>
           <w:kern w:val="0"/>
           <w:lang w:eastAsia="es-PE"/>
-          <w14:ligatures w14:val="none"/>
+          <ns2:ligatures ns2:val="none"/>
         </w:rPr>
         <w:t/>
       </w:r>
@@ -5508,7 +5508,7 @@
         <w:rPr>
           <w:rFonts w:ascii="Arial Narrow" w:eastAsia="Calibri" w:hAnsi="Arial Narrow" w:cs="Arial"/>
           <w:kern w:val="0"/>
-          <w14:ligatures w14:val="none"/>
+          <ns2:ligatures ns2:val="none"/>
         </w:rPr>
         <w:t xml:space="preserve"> del </w:t>
       </w:r>
@@ -5517,7 +5517,7 @@
           <w:rFonts w:ascii="Arial Narrow" w:eastAsia="Calibri" w:hAnsi="Arial Narrow" w:cs="Arial"/>
           <w:spacing w:val="-2"/>
           <w:kern w:val="0"/>
-          <w14:ligatures w14:val="none"/>
+          <ns2:ligatures ns2:val="none"/>
         </w:rPr>
         <w:t>Código</w:t>
       </w:r>
@@ -5528,7 +5528,7 @@
           <w:spacing w:val="-2"/>
           <w:kern w:val="0"/>
           <w:vertAlign w:val="superscript"/>
-          <w14:ligatures w14:val="none"/>
+          <ns2:ligatures ns2:val="none"/>
         </w:rPr>
         <w:footnoteReference w:id="11"/>
       </w:r>
@@ -5537,67 +5537,102 @@
           <w:rFonts w:ascii="Arial Narrow" w:eastAsia="Calibri" w:hAnsi="Arial Narrow" w:cs="Arial"/>
           <w:spacing w:val="-2"/>
           <w:kern w:val="0"/>
-          <w14:ligatures w14:val="none"/>
+          <ns2:ligatures ns2:val="none"/>
         </w:rPr>
         <w:t>.</w:t>
       </w:r>
     </w:p>
+    <w:p ns2:paraId="1F11FE32" ns2:textId="77777777">
+      <w:pPr>
+        <w:spacing w:after="0" w:line="240" w:lineRule="auto"/>
+        <w:ind w:left="567"/>
+        <w:jc w:val="both"/>
+        <w:rPr>
+          <w:rFonts w:ascii="Arial Narrow" w:eastAsia="Arial Narrow" w:hAnsi="Arial Narrow" w:cs="Arial Narrow"/>
+          <w:color w:val="000000"/>
+          <w:kern w:val="0"/>
+          <w:lang w:eastAsia="es-PE"/>
+          <ns2:ligatures ns2:val="none"/>
+        </w:rPr>
+      </w:pPr>
+    </w:p>
     <w:p>
       <w:pPr>
         <w:spacing w:after="0" w:line="240" w:lineRule="auto"/>
-        <w:ind w:left="567"/>
-        <w:jc w:val="both"/>
-        <w:rPr>
-          <w:rFonts w:ascii="Arial Narrow" w:eastAsia="Arial Narrow" w:hAnsi="Arial Narrow" w:cs="Arial Narrow"/>
-          <w:color w:val="000000"/>
-          <w:kern w:val="0"/>
-          <w:lang w:eastAsia="es-PE"/>
-          <w14:ligatures w14:val="none"/>
-        </w:rPr>
-      </w:pPr>
-    </w:p>
-    <w:p>
-      <w:pPr>
-        <w:spacing w:after="0" w:line="240" w:lineRule="auto"/>
-        <w:jc w:val="both"/>
-        <w:rPr>
-          <w:rFonts w:ascii="Arial Narrow" w:eastAsia="Arial Narrow" w:hAnsi="Arial Narrow" w:cs="Arial Narrow"/>
-          <w:color w:val="000000"/>
-          <w:kern w:val="0"/>
-          <w:lang w:eastAsia="es-PE"/>
-          <w14:ligatures w14:val="none"/>
-        </w:rPr>
-      </w:pPr>
-      <w:r>
-        <w:rPr>
-          <w:rFonts w:ascii="Arial Narrow" w:eastAsia="Arial Narrow" w:hAnsi="Arial Narrow" w:cs="Arial Narrow"/>
-          <w:b/>
-          <w:color w:val="000000"/>
-          <w:kern w:val="0"/>
-          <w:lang w:eastAsia="es-PE"/>
-          <w14:ligatures w14:val="none"/>
+        <w:jc w:val="both"/>
+        <w:rPr>
+          <w:rFonts w:ascii="Arial Narrow" w:eastAsia="Arial Narrow" w:hAnsi="Arial Narrow" w:cs="Arial Narrow"/>
+          <w:color w:val="000000"/>
+          <w:kern w:val="0"/>
+          <w:lang w:eastAsia="es-PE"/>
+          <ns2:ligatures ns2:val="none"/>
+        </w:rPr>
+      </w:pPr>
+      <w:r>
+        <w:rPr>
+          <w:rFonts w:ascii="Arial Narrow" w:hAnsi="Arial Narrow" w:cs="Arial Narrow"/>
+          <w:b w:val="1"/>
+          <w:bCs w:val="1"/>
+          <w:sz w:val="20"/>
+          <w:szCs w:val="20"/>
         </w:rPr>
         <w:t xml:space="preserve">CUARTO: </w:t>
       </w:r>
       <w:r>
         <w:rPr>
-          <w:rFonts w:ascii="Arial Narrow" w:eastAsia="Arial Narrow" w:hAnsi="Arial Narrow" w:cs="Arial Narrow"/>
-          <w:color w:val="000000"/>
-          <w:kern w:val="0"/>
-          <w:lang w:eastAsia="es-PE"/>
-          <w14:ligatures w14:val="none"/>
-        </w:rPr>
-        <w:t xml:space="preserve">correr traslado de la denuncia interpuesta </w:t>
-      </w:r>
-      <w:r>
+          <w:rFonts w:ascii="Arial Narrow" w:hAnsi="Arial Narrow" w:cs="Arial Narrow"/>
+          <w:sz w:val="20"/>
+          <w:szCs w:val="20"/>
+        </w:rPr>
+        <w:t xml:space="preserve">correr traslado de la presente resolución a Pacífico Compañía de Seguros y Reaseguros S.A para que, de conformidad con lo dispuesto por el artículo 26° de la Ley sobre Facultades, Normas y Organización del Indecopi, aprobado por Decreto Legislativo N° 8079, presenten sus descargos sobre la imputación de cargos realizada en un plazo no mayor a cinco (5) días hábiles contado a partir del día siguiente de la notificación de la presente resolución, vencido el cual, el Secretario Técnico declarará en rebeldía a los denunciados que no lo hubieran presentado. Debe precisarse que de conformidad con lo establecido por el artículo 223° del Texto Único Ordenado de la Ley N° 27444, Ley del Procedimiento Administrativo General, las alegaciones y los hechos relevantes de la reclamación, salvo que hayan sido específicamente negadas en la contestación, se tendrán por aceptadas o meritadas como ciertas.</w:t>
+      </w:r>
+    </w:p>
+    <w:p ns2:paraId="228F876C" ns2:textId="77777777">
+      <w:pPr>
+        <w:spacing w:after="0" w:line="240" w:lineRule="auto"/>
+        <w:jc w:val="both"/>
+        <w:rPr>
+          <w:rFonts w:ascii="Arial Narrow" w:eastAsia="Arial Narrow" w:hAnsi="Arial Narrow" w:cs="Arial Narrow"/>
+          <w:color w:val="000000"/>
+          <w:kern w:val="0"/>
+          <w:lang w:eastAsia="es-PE"/>
+          <ns2:ligatures ns2:val="none"/>
+        </w:rPr>
+      </w:pPr>
+    </w:p>
+    <w:p ns2:paraId="774AFBA5" ns2:textId="08FACD80">
+      <w:pPr>
+        <w:spacing w:after="0" w:line="240" w:lineRule="auto"/>
+        <w:jc w:val="both"/>
         <w:rPr>
           <w:rFonts w:ascii="Arial Narrow" w:eastAsia="Times New Roman" w:hAnsi="Arial Narrow" w:cs="Arial"/>
           <w:color w:val="000000"/>
           <w:kern w:val="0"/>
           <w:lang w:val="es-ES" w:eastAsia="es-ES"/>
-          <w14:ligatures w14:val="none"/>
-        </w:rPr>
-        <w:t xml:space="preserve">el </w:t>
+          <ns2:ligatures ns2:val="none"/>
+        </w:rPr>
+      </w:pPr>
+      <w:r>
+        <w:rPr>
+          <w:rFonts w:ascii="Arial Narrow" w:eastAsia="Arial Narrow" w:hAnsi="Arial Narrow" w:cs="Arial Narrow"/>
+          <w:b/>
+          <w:color w:val="000000"/>
+          <w:kern w:val="0"/>
+          <w:lang w:eastAsia="es-PE"/>
+          <ns2:ligatures ns2:val="none"/>
+        </w:rPr>
+        <w:t xml:space="preserve">QUINTO: </w:t>
+      </w:r>
+      <w:bookmarkStart w:id="6" w:name="_Hlk188286813"/>
+      <w:r>
+        <w:rPr>
+          <w:rFonts w:ascii="Arial Narrow" w:eastAsia="Times New Roman" w:hAnsi="Arial Narrow" w:cs="Arial"/>
+          <w:color w:val="000000"/>
+          <w:kern w:val="0"/>
+          <w:lang w:eastAsia="es-ES"/>
+          <ns2:ligatures ns2:val="none"/>
+        </w:rPr>
+        <w:t xml:space="preserve">requerir </w:t>
       </w:r>
       <w:r>
         <w:rPr>
@@ -5605,19 +5640,63 @@
           <w:color w:val="000000"/>
           <w:kern w:val="0"/>
           <w:lang w:val="es-ES" w:eastAsia="es-ES"/>
-          <w14:ligatures w14:val="none"/>
-        </w:rPr>
-        <w:t>5 de junio de 2025</w:t>
-      </w:r>
+          <ns2:ligatures ns2:val="none"/>
+        </w:rPr>
+        <w:t xml:space="preserve">que, en un </w:t>
+      </w:r>
+      <w:r>
+        <w:rPr>
+          <w:rFonts w:ascii="Arial Narrow" w:eastAsia="Times New Roman" w:hAnsi="Arial Narrow" w:cs="Arial"/>
+          <w:color w:val="000000"/>
+          <w:kern w:val="0"/>
+          <w:lang w:eastAsia="es-ES"/>
+          <ns2:ligatures ns2:val="none"/>
+        </w:rPr>
+        <w:t>plazo no mayor de cinco (5) días hábiles contado a partir del día siguiente de la notificación de la presente resolución</w:t>
+      </w:r>
+      <w:bookmarkEnd w:id="6"/>
+      <w:r>
+        <w:rPr>
+          <w:rFonts w:ascii="Arial Narrow" w:eastAsia="Times New Roman" w:hAnsi="Arial Narrow" w:cs="Arial"/>
+          <w:color w:val="000000"/>
+          <w:kern w:val="0"/>
+          <w:lang w:eastAsia="es-ES"/>
+          <ns2:ligatures ns2:val="none"/>
+        </w:rPr>
+        <w:t xml:space="preserve">, </w:t>
+      </w:r>
+      <w:bookmarkStart w:id="7" w:name="_Hlk188286828"/>
+      <w:r>
+        <w:rPr>
+          <w:rFonts w:ascii="Arial Narrow" w:eastAsia="Times New Roman" w:hAnsi="Arial Narrow" w:cs="Times New Roman"/>
+          <w:color w:val="000000"/>
+          <w:kern w:val="0"/>
+          <w:shd w:val="clear" w:color="auto" w:fill="FFFFFF"/>
+          <w:lang w:eastAsia="es-PE"/>
+          <ns2:ligatures ns2:val="none"/>
+        </w:rPr>
+        <w:t>el proveedor denunciado</w:t>
+      </w:r>
+      <w:r>
+        <w:rPr>
+          <w:rFonts w:ascii="Arial Narrow" w:eastAsia="Times New Roman" w:hAnsi="Arial Narrow" w:cs="Arial"/>
+          <w:color w:val="000000"/>
+          <w:kern w:val="0"/>
+          <w:lang w:eastAsia="es-ES"/>
+          <ns2:ligatures ns2:val="none"/>
+        </w:rPr>
+        <w:t xml:space="preserve"> </w:t>
+      </w:r>
+      <w:bookmarkEnd w:id="7"/>
       <w:r>
         <w:rPr>
           <w:rFonts w:ascii="Arial Narrow" w:eastAsia="Times New Roman" w:hAnsi="Arial Narrow" w:cs="Arial"/>
           <w:color w:val="000000"/>
           <w:kern w:val="0"/>
           <w:lang w:val="es-ES" w:eastAsia="es-ES"/>
-          <w14:ligatures w14:val="none"/>
-        </w:rPr>
-        <w:t xml:space="preserve">, subsanado con el escrito del </w:t>
+          <ns2:ligatures ns2:val="none"/>
+        </w:rPr>
+        <w:t xml:space="preserve">cumpla con: </w:t>
       </w:r>
       <w:r>
         <w:rPr>
@@ -5625,65 +5704,202 @@
           <w:color w:val="000000"/>
           <w:kern w:val="0"/>
           <w:lang w:val="es-ES" w:eastAsia="es-ES"/>
-          <w14:ligatures w14:val="none"/>
-        </w:rPr>
-        <w:t>5 de agosto de 2025</w:t>
-      </w:r>
-      <w:r>
-        <w:rPr>
-          <w:rFonts w:ascii="Arial Narrow" w:eastAsia="Calibri" w:hAnsi="Arial Narrow" w:cs="Arial"/>
-          <w:kern w:val="0"/>
-          <w14:ligatures w14:val="none"/>
-        </w:rPr>
-        <w:t xml:space="preserve">, </w:t>
-      </w:r>
-      <w:r>
-        <w:rPr>
-          <w:rFonts w:ascii="Arial Narrow" w:eastAsia="Arial Narrow" w:hAnsi="Arial Narrow" w:cs="Arial Narrow"/>
-          <w:color w:val="000000"/>
-          <w:kern w:val="0"/>
-          <w:lang w:eastAsia="es-PE"/>
-          <w14:ligatures w14:val="none"/>
-        </w:rPr>
-        <w:t>a</w:t>
-      </w:r>
-      <w:r>
-        <w:rPr>
-          <w:rFonts w:ascii="Arial Narrow" w:eastAsia="Times New Roman" w:hAnsi="Arial Narrow" w:cs="Times New Roman"/>
-          <w:color w:val="000000"/>
-          <w:kern w:val="0"/>
-          <w:shd w:val="clear" w:color="auto" w:fill="FFFFFF"/>
-          <w:lang w:eastAsia="es-PE"/>
-          <w14:ligatures w14:val="none"/>
+          <ns2:ligatures ns2:val="none"/>
+        </w:rPr>
+        <w:t>(i) presentar una copia completa, legible y debidamente suscrita de la Póliza 2010209580</w:t>
+      </w:r>
+      <w:r>
+        <w:rPr>
+          <w:rFonts w:ascii="Arial Narrow" w:eastAsia="Times New Roman" w:hAnsi="Arial Narrow" w:cs="Arial"/>
+          <w:color w:val="000000"/>
+          <w:kern w:val="0"/>
+          <w:lang w:val="es-ES" w:eastAsia="es-ES"/>
+          <ns2:ligatures ns2:val="none"/>
         </w:rPr>
         <w:t xml:space="preserve"> </w:t>
       </w:r>
       <w:r>
         <w:rPr>
-          <w:rFonts w:ascii="Arial Narrow" w:eastAsia="Arial Narrow" w:hAnsi="Arial Narrow" w:cs="Arial Narrow"/>
-          <w:bCs/>
-        </w:rPr>
-        <w:t>Pacífico Compañía de Seguros y Reaseguros S.A.</w:t>
-      </w:r>
-      <w:r>
-        <w:rPr>
-          <w:rFonts w:ascii="Arial Narrow" w:eastAsia="Arial Narrow" w:hAnsi="Arial Narrow" w:cs="Arial Narrow"/>
-          <w:color w:val="000000"/>
-          <w:kern w:val="0"/>
-          <w:lang w:eastAsia="es-PE"/>
-          <w14:ligatures w14:val="none"/>
-        </w:rPr>
-        <w:t>, para que, de conformidad con lo dispuesto por</w:t>
-      </w:r>
-      <w:r>
-        <w:rPr>
-          <w:rFonts w:ascii="Arial Narrow" w:eastAsia="Arial Narrow" w:hAnsi="Arial Narrow" w:cs="Arial Narrow"/>
-          <w:color w:val="000000"/>
-          <w:kern w:val="0"/>
-          <w:lang w:eastAsia="es-PE"/>
-          <w14:ligatures w14:val="none"/>
-        </w:rPr>
-        <w:t xml:space="preserve"> el artículo 26</w:t>
+          <w:rFonts w:ascii="Arial Narrow" w:eastAsia="Times New Roman" w:hAnsi="Arial Narrow" w:cs="Arial"/>
+          <w:color w:val="000000"/>
+          <w:kern w:val="0"/>
+          <w:lang w:val="es-ES" w:eastAsia="es-ES"/>
+          <ns2:ligatures ns2:val="none"/>
+        </w:rPr>
+        <w:t>del Seguro Vehicular materia de denuncia, así como el cargo de remisión de la póliza; (</w:t>
+      </w:r>
+      <w:proofErr w:type="spellStart"/>
+      <w:r>
+        <w:rPr>
+          <w:rFonts w:ascii="Arial Narrow" w:eastAsia="Times New Roman" w:hAnsi="Arial Narrow" w:cs="Arial"/>
+          <w:color w:val="000000"/>
+          <w:kern w:val="0"/>
+          <w:lang w:val="es-ES" w:eastAsia="es-ES"/>
+          <ns2:ligatures ns2:val="none"/>
+        </w:rPr>
+        <w:t>ii</w:t>
+      </w:r>
+      <w:proofErr w:type="spellEnd"/>
+      <w:r>
+        <w:rPr>
+          <w:rFonts w:ascii="Arial Narrow" w:eastAsia="Times New Roman" w:hAnsi="Arial Narrow" w:cs="Arial"/>
+          <w:color w:val="000000"/>
+          <w:kern w:val="0"/>
+          <w:lang w:val="es-ES" w:eastAsia="es-ES"/>
+          <ns2:ligatures ns2:val="none"/>
+        </w:rPr>
+        <w:t>) presentar los medios probatorios que justifiquen la negativa de otorgar a</w:t>
+      </w:r>
+      <w:r>
+        <w:rPr>
+          <w:rFonts w:ascii="Arial Narrow" w:eastAsia="Times New Roman" w:hAnsi="Arial Narrow" w:cs="Arial"/>
+          <w:color w:val="000000"/>
+          <w:kern w:val="0"/>
+          <w:lang w:val="es-ES" w:eastAsia="es-ES"/>
+          <ns2:ligatures ns2:val="none"/>
+        </w:rPr>
+        <w:t xml:space="preserve"> la</w:t>
+      </w:r>
+      <w:r>
+        <w:rPr>
+          <w:rFonts w:ascii="Arial Narrow" w:eastAsia="Times New Roman" w:hAnsi="Arial Narrow" w:cs="Arial"/>
+          <w:color w:val="000000"/>
+          <w:kern w:val="0"/>
+          <w:lang w:val="es-ES" w:eastAsia="es-ES"/>
+          <ns2:ligatures ns2:val="none"/>
+        </w:rPr>
+        <w:t xml:space="preserve"> denunciante la cobertura de la Póliza 2010209580, y, (</w:t>
+      </w:r>
+      <w:proofErr w:type="spellStart"/>
+      <w:r>
+        <w:rPr>
+          <w:rFonts w:ascii="Arial Narrow" w:eastAsia="Times New Roman" w:hAnsi="Arial Narrow" w:cs="Arial"/>
+          <w:color w:val="000000"/>
+          <w:kern w:val="0"/>
+          <w:lang w:val="es-ES" w:eastAsia="es-ES"/>
+          <ns2:ligatures ns2:val="none"/>
+        </w:rPr>
+        <w:t>iii</w:t>
+      </w:r>
+      <w:proofErr w:type="spellEnd"/>
+      <w:r>
+        <w:rPr>
+          <w:rFonts w:ascii="Arial Narrow" w:eastAsia="Times New Roman" w:hAnsi="Arial Narrow" w:cs="Arial"/>
+          <w:color w:val="000000"/>
+          <w:kern w:val="0"/>
+          <w:lang w:val="es-ES" w:eastAsia="es-ES"/>
+          <ns2:ligatures ns2:val="none"/>
+        </w:rPr>
+        <w:t xml:space="preserve">) presentar todas las comunicaciones cursadas con </w:t>
+      </w:r>
+      <w:r>
+        <w:rPr>
+          <w:rFonts w:ascii="Arial Narrow" w:eastAsia="Times New Roman" w:hAnsi="Arial Narrow" w:cs="Arial"/>
+          <w:color w:val="000000"/>
+          <w:kern w:val="0"/>
+          <w:lang w:val="es-ES" w:eastAsia="es-ES"/>
+          <ns2:ligatures ns2:val="none"/>
+        </w:rPr>
+        <w:t>los</w:t>
+      </w:r>
+      <w:r>
+        <w:rPr>
+          <w:rFonts w:ascii="Arial Narrow" w:eastAsia="Times New Roman" w:hAnsi="Arial Narrow" w:cs="Arial"/>
+          <w:color w:val="000000"/>
+          <w:kern w:val="0"/>
+          <w:lang w:val="es-ES" w:eastAsia="es-ES"/>
+          <ns2:ligatures ns2:val="none"/>
+        </w:rPr>
+        <w:t xml:space="preserve"> denunciante</w:t>
+      </w:r>
+      <w:r>
+        <w:rPr>
+          <w:rFonts w:ascii="Arial Narrow" w:eastAsia="Times New Roman" w:hAnsi="Arial Narrow" w:cs="Arial"/>
+          <w:color w:val="000000"/>
+          <w:kern w:val="0"/>
+          <w:lang w:val="es-ES" w:eastAsia="es-ES"/>
+          <ns2:ligatures ns2:val="none"/>
+        </w:rPr>
+        <w:t>s</w:t>
+      </w:r>
+      <w:r>
+        <w:rPr>
+          <w:rFonts w:ascii="Arial Narrow" w:eastAsia="Times New Roman" w:hAnsi="Arial Narrow" w:cs="Arial"/>
+          <w:color w:val="000000"/>
+          <w:kern w:val="0"/>
+          <w:lang w:val="es-ES" w:eastAsia="es-ES"/>
+          <ns2:ligatures ns2:val="none"/>
+        </w:rPr>
+        <w:t xml:space="preserve"> en virtud del hecho materia de denuncia</w:t>
+      </w:r>
+      <w:r>
+        <w:rPr>
+          <w:rFonts w:ascii="Arial Narrow" w:eastAsia="Times New Roman" w:hAnsi="Arial Narrow" w:cs="Arial"/>
+          <w:color w:val="000000"/>
+          <w:kern w:val="0"/>
+          <w:lang w:val="es-ES" w:eastAsia="es-ES"/>
+          <ns2:ligatures ns2:val="none"/>
+        </w:rPr>
+        <w:t>.</w:t>
+      </w:r>
+    </w:p>
+    <w:p ns2:paraId="12A4D8BD" ns2:textId="77777777">
+      <w:pPr>
+        <w:spacing w:after="0" w:line="240" w:lineRule="auto"/>
+        <w:jc w:val="both"/>
+        <w:rPr>
+          <w:rFonts w:ascii="Arial Narrow" w:eastAsia="Arial Narrow" w:hAnsi="Arial Narrow" w:cs="Arial Narrow"/>
+          <w:b/>
+          <w:color w:val="000000"/>
+          <w:kern w:val="0"/>
+          <w:lang w:val="es-ES" w:eastAsia="es-PE"/>
+          <ns2:ligatures ns2:val="none"/>
+        </w:rPr>
+      </w:pPr>
+    </w:p>
+    <w:p ns2:paraId="591B7E6F" ns2:textId="77777777">
+      <w:pPr>
+        <w:spacing w:after="0" w:line="240" w:lineRule="auto"/>
+        <w:jc w:val="both"/>
+        <w:rPr>
+          <w:rFonts w:ascii="Arial Narrow" w:eastAsia="Arial Narrow" w:hAnsi="Arial Narrow" w:cs="Arial Narrow"/>
+          <w:color w:val="000000"/>
+          <w:kern w:val="0"/>
+          <w:lang w:eastAsia="es-PE"/>
+          <ns2:ligatures ns2:val="none"/>
+        </w:rPr>
+      </w:pPr>
+      <w:r>
+        <w:rPr>
+          <w:rFonts w:ascii="Arial Narrow" w:eastAsia="Arial Narrow" w:hAnsi="Arial Narrow" w:cs="Arial Narrow"/>
+          <w:b/>
+          <w:color w:val="000000"/>
+          <w:kern w:val="0"/>
+          <w:lang w:eastAsia="es-PE"/>
+          <ns2:ligatures ns2:val="none"/>
+        </w:rPr>
+        <w:t>SEXTO:</w:t>
+      </w:r>
+      <w:r>
+        <w:rPr>
+          <w:rFonts w:ascii="Arial Narrow" w:eastAsia="Arial Narrow" w:hAnsi="Arial Narrow" w:cs="Arial Narrow"/>
+          <w:color w:val="000000"/>
+          <w:kern w:val="0"/>
+          <w:lang w:eastAsia="es-PE"/>
+          <ns2:ligatures ns2:val="none"/>
+        </w:rPr>
+        <w:t xml:space="preserve"> </w:t>
+      </w:r>
+      <w:bookmarkStart w:id="8" w:name="_Hlk188286915"/>
+      <w:r>
+        <w:rPr>
+          <w:rFonts w:ascii="Arial Narrow" w:eastAsia="Arial Narrow" w:hAnsi="Arial Narrow" w:cs="Arial Narrow"/>
+          <w:color w:val="000000"/>
+          <w:kern w:val="0"/>
+          <w:lang w:eastAsia="es-PE"/>
+          <ns2:ligatures ns2:val="none"/>
+        </w:rPr>
+        <w:t>informar a las partes que el artículo 110</w:t>
       </w:r>
       <w:r>
         <w:rPr>
@@ -5691,7 +5907,7 @@
           <w:color w:val="000000"/>
           <w:kern w:val="0"/>
           <w:lang w:eastAsia="es-PE"/>
-          <w14:ligatures w14:val="none"/>
+          <ns2:ligatures ns2:val="none"/>
         </w:rPr>
         <w:t/>
       </w:r>
@@ -5701,342 +5917,7 @@
           <w:color w:val="000000"/>
           <w:kern w:val="0"/>
           <w:lang w:eastAsia="es-PE"/>
-          <w14:ligatures w14:val="none"/>
-        </w:rPr>
-        <w:t xml:space="preserve"> de la Ley sobre Facultades, Normas y Organización del Indecopi, aprobada por Decreto Legislativo 807, presente sus descargos en un plazo no mayor de cinco (5) días hábiles contados desde la notificación. </w:t>
-      </w:r>
-    </w:p>
-    <w:p>
-      <w:pPr>
-        <w:spacing w:after="0" w:line="240" w:lineRule="auto"/>
-        <w:jc w:val="both"/>
-        <w:rPr>
-          <w:rFonts w:ascii="Arial Narrow" w:eastAsia="Arial Narrow" w:hAnsi="Arial Narrow" w:cs="Arial Narrow"/>
-          <w:color w:val="000000"/>
-          <w:kern w:val="0"/>
-          <w:lang w:eastAsia="es-PE"/>
-          <w14:ligatures w14:val="none"/>
-        </w:rPr>
-      </w:pPr>
-    </w:p>
-    <w:p>
-      <w:pPr>
-        <w:spacing w:after="0" w:line="240" w:lineRule="auto"/>
-        <w:jc w:val="both"/>
-        <w:rPr>
-          <w:rFonts w:ascii="Arial Narrow" w:eastAsia="Times New Roman" w:hAnsi="Arial Narrow" w:cs="Arial"/>
-          <w:color w:val="000000"/>
-          <w:kern w:val="0"/>
-          <w:lang w:val="es-ES" w:eastAsia="es-ES"/>
-          <w14:ligatures w14:val="none"/>
-        </w:rPr>
-      </w:pPr>
-      <w:r>
-        <w:rPr>
-          <w:rFonts w:ascii="Arial Narrow" w:eastAsia="Arial Narrow" w:hAnsi="Arial Narrow" w:cs="Arial Narrow"/>
-          <w:b/>
-          <w:color w:val="000000"/>
-          <w:kern w:val="0"/>
-          <w:lang w:eastAsia="es-PE"/>
-          <w14:ligatures w14:val="none"/>
-        </w:rPr>
-        <w:t xml:space="preserve">QUINTO: </w:t>
-      </w:r>
-      <w:bookmarkStart w:id="6" w:name="_Hlk188286813"/>
-      <w:r>
-        <w:rPr>
-          <w:rFonts w:ascii="Arial Narrow" w:eastAsia="Times New Roman" w:hAnsi="Arial Narrow" w:cs="Arial"/>
-          <w:color w:val="000000"/>
-          <w:kern w:val="0"/>
-          <w:lang w:eastAsia="es-ES"/>
-          <w14:ligatures w14:val="none"/>
-        </w:rPr>
-        <w:t xml:space="preserve">requerir </w:t>
-      </w:r>
-      <w:r>
-        <w:rPr>
-          <w:rFonts w:ascii="Arial Narrow" w:eastAsia="Times New Roman" w:hAnsi="Arial Narrow" w:cs="Arial"/>
-          <w:color w:val="000000"/>
-          <w:kern w:val="0"/>
-          <w:lang w:val="es-ES" w:eastAsia="es-ES"/>
-          <w14:ligatures w14:val="none"/>
-        </w:rPr>
-        <w:t xml:space="preserve">que, en un </w:t>
-      </w:r>
-      <w:r>
-        <w:rPr>
-          <w:rFonts w:ascii="Arial Narrow" w:eastAsia="Times New Roman" w:hAnsi="Arial Narrow" w:cs="Arial"/>
-          <w:color w:val="000000"/>
-          <w:kern w:val="0"/>
-          <w:lang w:eastAsia="es-ES"/>
-          <w14:ligatures w14:val="none"/>
-        </w:rPr>
-        <w:t>plazo no mayor de cinco (5) días hábiles contado a partir del día siguiente de la notificación de la presente resolución</w:t>
-      </w:r>
-      <w:bookmarkEnd w:id="6"/>
-      <w:r>
-        <w:rPr>
-          <w:rFonts w:ascii="Arial Narrow" w:eastAsia="Times New Roman" w:hAnsi="Arial Narrow" w:cs="Arial"/>
-          <w:color w:val="000000"/>
-          <w:kern w:val="0"/>
-          <w:lang w:eastAsia="es-ES"/>
-          <w14:ligatures w14:val="none"/>
-        </w:rPr>
-        <w:t xml:space="preserve">, </w:t>
-      </w:r>
-      <w:bookmarkStart w:id="7" w:name="_Hlk188286828"/>
-      <w:r>
-        <w:rPr>
-          <w:rFonts w:ascii="Arial Narrow" w:eastAsia="Times New Roman" w:hAnsi="Arial Narrow" w:cs="Times New Roman"/>
-          <w:color w:val="000000"/>
-          <w:kern w:val="0"/>
-          <w:shd w:val="clear" w:color="auto" w:fill="FFFFFF"/>
-          <w:lang w:eastAsia="es-PE"/>
-          <w14:ligatures w14:val="none"/>
-        </w:rPr>
-        <w:t>el proveedor denunciado</w:t>
-      </w:r>
-      <w:r>
-        <w:rPr>
-          <w:rFonts w:ascii="Arial Narrow" w:eastAsia="Times New Roman" w:hAnsi="Arial Narrow" w:cs="Arial"/>
-          <w:color w:val="000000"/>
-          <w:kern w:val="0"/>
-          <w:lang w:eastAsia="es-ES"/>
-          <w14:ligatures w14:val="none"/>
-        </w:rPr>
-        <w:t xml:space="preserve"> </w:t>
-      </w:r>
-      <w:bookmarkEnd w:id="7"/>
-      <w:r>
-        <w:rPr>
-          <w:rFonts w:ascii="Arial Narrow" w:eastAsia="Times New Roman" w:hAnsi="Arial Narrow" w:cs="Arial"/>
-          <w:color w:val="000000"/>
-          <w:kern w:val="0"/>
-          <w:lang w:val="es-ES" w:eastAsia="es-ES"/>
-          <w14:ligatures w14:val="none"/>
-        </w:rPr>
-        <w:t xml:space="preserve">cumpla con: </w:t>
-      </w:r>
-      <w:r>
-        <w:rPr>
-          <w:rFonts w:ascii="Arial Narrow" w:eastAsia="Times New Roman" w:hAnsi="Arial Narrow" w:cs="Arial"/>
-          <w:color w:val="000000"/>
-          <w:kern w:val="0"/>
-          <w:lang w:val="es-ES" w:eastAsia="es-ES"/>
-          <w14:ligatures w14:val="none"/>
-        </w:rPr>
-        <w:t>(i) presentar una copia completa, legible y debidamente suscrita de la Póliza 2010209580</w:t>
-      </w:r>
-      <w:r>
-        <w:rPr>
-          <w:rFonts w:ascii="Arial Narrow" w:eastAsia="Times New Roman" w:hAnsi="Arial Narrow" w:cs="Arial"/>
-          <w:color w:val="000000"/>
-          <w:kern w:val="0"/>
-          <w:lang w:val="es-ES" w:eastAsia="es-ES"/>
-          <w14:ligatures w14:val="none"/>
-        </w:rPr>
-        <w:t xml:space="preserve"> </w:t>
-      </w:r>
-      <w:r>
-        <w:rPr>
-          <w:rFonts w:ascii="Arial Narrow" w:eastAsia="Times New Roman" w:hAnsi="Arial Narrow" w:cs="Arial"/>
-          <w:color w:val="000000"/>
-          <w:kern w:val="0"/>
-          <w:lang w:val="es-ES" w:eastAsia="es-ES"/>
-          <w14:ligatures w14:val="none"/>
-        </w:rPr>
-        <w:t>del Seguro Vehicular materia de denuncia, así como el cargo de remisión de la póliza; (</w:t>
-      </w:r>
-      <w:proofErr w:type="spellStart"/>
-      <w:r>
-        <w:rPr>
-          <w:rFonts w:ascii="Arial Narrow" w:eastAsia="Times New Roman" w:hAnsi="Arial Narrow" w:cs="Arial"/>
-          <w:color w:val="000000"/>
-          <w:kern w:val="0"/>
-          <w:lang w:val="es-ES" w:eastAsia="es-ES"/>
-          <w14:ligatures w14:val="none"/>
-        </w:rPr>
-        <w:t>ii</w:t>
-      </w:r>
-      <w:proofErr w:type="spellEnd"/>
-      <w:r>
-        <w:rPr>
-          <w:rFonts w:ascii="Arial Narrow" w:eastAsia="Times New Roman" w:hAnsi="Arial Narrow" w:cs="Arial"/>
-          <w:color w:val="000000"/>
-          <w:kern w:val="0"/>
-          <w:lang w:val="es-ES" w:eastAsia="es-ES"/>
-          <w14:ligatures w14:val="none"/>
-        </w:rPr>
-        <w:t>) presentar los medios probatorios que justifiquen la negativa de otorgar a</w:t>
-      </w:r>
-      <w:r>
-        <w:rPr>
-          <w:rFonts w:ascii="Arial Narrow" w:eastAsia="Times New Roman" w:hAnsi="Arial Narrow" w:cs="Arial"/>
-          <w:color w:val="000000"/>
-          <w:kern w:val="0"/>
-          <w:lang w:val="es-ES" w:eastAsia="es-ES"/>
-          <w14:ligatures w14:val="none"/>
-        </w:rPr>
-        <w:t xml:space="preserve"> la</w:t>
-      </w:r>
-      <w:r>
-        <w:rPr>
-          <w:rFonts w:ascii="Arial Narrow" w:eastAsia="Times New Roman" w:hAnsi="Arial Narrow" w:cs="Arial"/>
-          <w:color w:val="000000"/>
-          <w:kern w:val="0"/>
-          <w:lang w:val="es-ES" w:eastAsia="es-ES"/>
-          <w14:ligatures w14:val="none"/>
-        </w:rPr>
-        <w:t xml:space="preserve"> denunciante la cobertura de la Póliza 2010209580, y, (</w:t>
-      </w:r>
-      <w:proofErr w:type="spellStart"/>
-      <w:r>
-        <w:rPr>
-          <w:rFonts w:ascii="Arial Narrow" w:eastAsia="Times New Roman" w:hAnsi="Arial Narrow" w:cs="Arial"/>
-          <w:color w:val="000000"/>
-          <w:kern w:val="0"/>
-          <w:lang w:val="es-ES" w:eastAsia="es-ES"/>
-          <w14:ligatures w14:val="none"/>
-        </w:rPr>
-        <w:t>iii</w:t>
-      </w:r>
-      <w:proofErr w:type="spellEnd"/>
-      <w:r>
-        <w:rPr>
-          <w:rFonts w:ascii="Arial Narrow" w:eastAsia="Times New Roman" w:hAnsi="Arial Narrow" w:cs="Arial"/>
-          <w:color w:val="000000"/>
-          <w:kern w:val="0"/>
-          <w:lang w:val="es-ES" w:eastAsia="es-ES"/>
-          <w14:ligatures w14:val="none"/>
-        </w:rPr>
-        <w:t xml:space="preserve">) presentar todas las comunicaciones cursadas con </w:t>
-      </w:r>
-      <w:r>
-        <w:rPr>
-          <w:rFonts w:ascii="Arial Narrow" w:eastAsia="Times New Roman" w:hAnsi="Arial Narrow" w:cs="Arial"/>
-          <w:color w:val="000000"/>
-          <w:kern w:val="0"/>
-          <w:lang w:val="es-ES" w:eastAsia="es-ES"/>
-          <w14:ligatures w14:val="none"/>
-        </w:rPr>
-        <w:t>los</w:t>
-      </w:r>
-      <w:r>
-        <w:rPr>
-          <w:rFonts w:ascii="Arial Narrow" w:eastAsia="Times New Roman" w:hAnsi="Arial Narrow" w:cs="Arial"/>
-          <w:color w:val="000000"/>
-          <w:kern w:val="0"/>
-          <w:lang w:val="es-ES" w:eastAsia="es-ES"/>
-          <w14:ligatures w14:val="none"/>
-        </w:rPr>
-        <w:t xml:space="preserve"> denunciante</w:t>
-      </w:r>
-      <w:r>
-        <w:rPr>
-          <w:rFonts w:ascii="Arial Narrow" w:eastAsia="Times New Roman" w:hAnsi="Arial Narrow" w:cs="Arial"/>
-          <w:color w:val="000000"/>
-          <w:kern w:val="0"/>
-          <w:lang w:val="es-ES" w:eastAsia="es-ES"/>
-          <w14:ligatures w14:val="none"/>
-        </w:rPr>
-        <w:t>s</w:t>
-      </w:r>
-      <w:r>
-        <w:rPr>
-          <w:rFonts w:ascii="Arial Narrow" w:eastAsia="Times New Roman" w:hAnsi="Arial Narrow" w:cs="Arial"/>
-          <w:color w:val="000000"/>
-          <w:kern w:val="0"/>
-          <w:lang w:val="es-ES" w:eastAsia="es-ES"/>
-          <w14:ligatures w14:val="none"/>
-        </w:rPr>
-        <w:t xml:space="preserve"> en virtud del hecho materia de denuncia</w:t>
-      </w:r>
-      <w:r>
-        <w:rPr>
-          <w:rFonts w:ascii="Arial Narrow" w:eastAsia="Times New Roman" w:hAnsi="Arial Narrow" w:cs="Arial"/>
-          <w:color w:val="000000"/>
-          <w:kern w:val="0"/>
-          <w:lang w:val="es-ES" w:eastAsia="es-ES"/>
-          <w14:ligatures w14:val="none"/>
-        </w:rPr>
-        <w:t>.</w:t>
-      </w:r>
-    </w:p>
-    <w:p>
-      <w:pPr>
-        <w:spacing w:after="0" w:line="240" w:lineRule="auto"/>
-        <w:jc w:val="both"/>
-        <w:rPr>
-          <w:rFonts w:ascii="Arial Narrow" w:eastAsia="Arial Narrow" w:hAnsi="Arial Narrow" w:cs="Arial Narrow"/>
-          <w:b/>
-          <w:color w:val="000000"/>
-          <w:kern w:val="0"/>
-          <w:lang w:val="es-ES" w:eastAsia="es-PE"/>
-          <w14:ligatures w14:val="none"/>
-        </w:rPr>
-      </w:pPr>
-    </w:p>
-    <w:p>
-      <w:pPr>
-        <w:spacing w:after="0" w:line="240" w:lineRule="auto"/>
-        <w:jc w:val="both"/>
-        <w:rPr>
-          <w:rFonts w:ascii="Arial Narrow" w:eastAsia="Arial Narrow" w:hAnsi="Arial Narrow" w:cs="Arial Narrow"/>
-          <w:color w:val="000000"/>
-          <w:kern w:val="0"/>
-          <w:lang w:eastAsia="es-PE"/>
-          <w14:ligatures w14:val="none"/>
-        </w:rPr>
-      </w:pPr>
-      <w:r>
-        <w:rPr>
-          <w:rFonts w:ascii="Arial Narrow" w:eastAsia="Arial Narrow" w:hAnsi="Arial Narrow" w:cs="Arial Narrow"/>
-          <w:b/>
-          <w:color w:val="000000"/>
-          <w:kern w:val="0"/>
-          <w:lang w:eastAsia="es-PE"/>
-          <w14:ligatures w14:val="none"/>
-        </w:rPr>
-        <w:t>SEXTO:</w:t>
-      </w:r>
-      <w:r>
-        <w:rPr>
-          <w:rFonts w:ascii="Arial Narrow" w:eastAsia="Arial Narrow" w:hAnsi="Arial Narrow" w:cs="Arial Narrow"/>
-          <w:color w:val="000000"/>
-          <w:kern w:val="0"/>
-          <w:lang w:eastAsia="es-PE"/>
-          <w14:ligatures w14:val="none"/>
-        </w:rPr>
-        <w:t xml:space="preserve"> </w:t>
-      </w:r>
-      <w:bookmarkStart w:id="8" w:name="_Hlk188286915"/>
-      <w:r>
-        <w:rPr>
-          <w:rFonts w:ascii="Arial Narrow" w:eastAsia="Arial Narrow" w:hAnsi="Arial Narrow" w:cs="Arial Narrow"/>
-          <w:color w:val="000000"/>
-          <w:kern w:val="0"/>
-          <w:lang w:eastAsia="es-PE"/>
-          <w14:ligatures w14:val="none"/>
-        </w:rPr>
-        <w:t>informar a las partes que el artículo 110</w:t>
-      </w:r>
-      <w:r>
-        <w:rPr>
-          <w:rFonts w:ascii="Arial Narrow" w:eastAsia="Times New Roman" w:hAnsi="Arial Narrow" w:cs="Segoe UI"/>
-          <w:color w:val="000000"/>
-          <w:kern w:val="0"/>
-          <w:lang w:eastAsia="es-PE"/>
-          <w14:ligatures w14:val="none"/>
-        </w:rPr>
-        <w:t/>
-      </w:r>
-      <w:r>
-        <w:rPr>
-          <w:rFonts w:ascii="Arial Narrow" w:eastAsia="Arial Narrow" w:hAnsi="Arial Narrow" w:cs="Arial Narrow"/>
-          <w:color w:val="000000"/>
-          <w:kern w:val="0"/>
-          <w:lang w:eastAsia="es-PE"/>
-          <w14:ligatures w14:val="none"/>
+          <ns2:ligatures ns2:val="none"/>
         </w:rPr>
         <w:t xml:space="preserve"> de la Ley 29571, Código de Protección y Defensa del Consumidor</w:t>
       </w:r>
@@ -6048,7 +5929,7 @@
           <w:kern w:val="0"/>
           <w:vertAlign w:val="superscript"/>
           <w:lang w:eastAsia="es-PE"/>
-          <w14:ligatures w14:val="none"/>
+          <ns2:ligatures ns2:val="none"/>
         </w:rPr>
         <w:footnoteReference w:id="12"/>
       </w:r>
@@ -6058,7 +5939,7 @@
           <w:color w:val="000000"/>
           <w:kern w:val="0"/>
           <w:lang w:eastAsia="es-PE"/>
-          <w14:ligatures w14:val="none"/>
+          <ns2:ligatures ns2:val="none"/>
         </w:rPr>
         <w:t>, faculta a la Comisión a calificar las infracciones de la referida norma como leves, graves o muy graves e imponer sanciones que van desde una amonestación hasta una multa por un máximo de 450 Unidades Impositivas Tributarias, sin perjuicio de las medidas correctivas, reparadoras y complementarias, que puedan ordenarse de acuerdo a lo estipulado en los artículos 114</w:t>
       </w:r>
@@ -6068,7 +5949,7 @@
           <w:color w:val="000000"/>
           <w:kern w:val="0"/>
           <w:lang w:eastAsia="es-PE"/>
-          <w14:ligatures w14:val="none"/>
+          <ns2:ligatures ns2:val="none"/>
         </w:rPr>
         <w:t/>
       </w:r>
@@ -6078,7 +5959,7 @@
           <w:color w:val="000000"/>
           <w:kern w:val="0"/>
           <w:lang w:eastAsia="es-PE"/>
-          <w14:ligatures w14:val="none"/>
+          <ns2:ligatures ns2:val="none"/>
         </w:rPr>
         <w:t>, 115</w:t>
       </w:r>
@@ -6088,7 +5969,7 @@
           <w:color w:val="000000"/>
           <w:kern w:val="0"/>
           <w:lang w:eastAsia="es-PE"/>
-          <w14:ligatures w14:val="none"/>
+          <ns2:ligatures ns2:val="none"/>
         </w:rPr>
         <w:t/>
       </w:r>
@@ -6098,7 +5979,7 @@
           <w:color w:val="000000"/>
           <w:kern w:val="0"/>
           <w:lang w:eastAsia="es-PE"/>
-          <w14:ligatures w14:val="none"/>
+          <ns2:ligatures ns2:val="none"/>
         </w:rPr>
         <w:t xml:space="preserve"> y 116</w:t>
       </w:r>
@@ -6108,7 +5989,7 @@
           <w:color w:val="000000"/>
           <w:kern w:val="0"/>
           <w:lang w:eastAsia="es-PE"/>
-          <w14:ligatures w14:val="none"/>
+          <ns2:ligatures ns2:val="none"/>
         </w:rPr>
         <w:t/>
       </w:r>
@@ -6118,7 +5999,7 @@
           <w:color w:val="000000"/>
           <w:kern w:val="0"/>
           <w:lang w:eastAsia="es-PE"/>
-          <w14:ligatures w14:val="none"/>
+          <ns2:ligatures ns2:val="none"/>
         </w:rPr>
         <w:t xml:space="preserve"> de la referida norma</w:t>
       </w:r>
@@ -6130,7 +6011,7 @@
           <w:kern w:val="0"/>
           <w:vertAlign w:val="superscript"/>
           <w:lang w:eastAsia="es-PE"/>
-          <w14:ligatures w14:val="none"/>
+          <ns2:ligatures ns2:val="none"/>
         </w:rPr>
         <w:footnoteReference w:id="13"/>
       </w:r>
@@ -6140,7 +6021,7 @@
           <w:color w:val="000000"/>
           <w:kern w:val="0"/>
           <w:lang w:eastAsia="es-PE"/>
-          <w14:ligatures w14:val="none"/>
+          <ns2:ligatures ns2:val="none"/>
         </w:rPr>
         <w:t xml:space="preserve">. </w:t>
       </w:r>
@@ -6151,7 +6032,7 @@
           <w:color w:val="000000"/>
           <w:kern w:val="0"/>
           <w:lang w:eastAsia="es-PE"/>
-          <w14:ligatures w14:val="none"/>
+          <ns2:ligatures ns2:val="none"/>
         </w:rPr>
         <w:lastRenderedPageBreak/>
         <w:t>Asimismo, se consideran circunstancias atenuantes para la graduación de la sanción, el allanamiento de la denuncia o el reconocimiento de las pretensiones en ella contenidas, de acuerdo con el artículo 112</w:t>
@@ -6162,7 +6043,7 @@
           <w:color w:val="000000"/>
           <w:kern w:val="0"/>
           <w:lang w:eastAsia="es-PE"/>
-          <w14:ligatures w14:val="none"/>
+          <ns2:ligatures ns2:val="none"/>
         </w:rPr>
         <w:t/>
       </w:r>
@@ -6172,7 +6053,7 @@
           <w:color w:val="000000"/>
           <w:kern w:val="0"/>
           <w:lang w:eastAsia="es-PE"/>
-          <w14:ligatures w14:val="none"/>
+          <ns2:ligatures ns2:val="none"/>
         </w:rPr>
         <w:t xml:space="preserve"> del Código</w:t>
       </w:r>
@@ -6184,7 +6065,7 @@
           <w:kern w:val="0"/>
           <w:vertAlign w:val="superscript"/>
           <w:lang w:eastAsia="es-PE"/>
-          <w14:ligatures w14:val="none"/>
+          <ns2:ligatures ns2:val="none"/>
         </w:rPr>
         <w:footnoteReference w:id="14"/>
       </w:r>
@@ -6194,12 +6075,12 @@
           <w:color w:val="000000"/>
           <w:kern w:val="0"/>
           <w:lang w:eastAsia="es-PE"/>
-          <w14:ligatures w14:val="none"/>
+          <ns2:ligatures ns2:val="none"/>
         </w:rPr>
         <w:t>.</w:t>
       </w:r>
     </w:p>
-    <w:p>
+    <w:p ns2:paraId="0ECE55DF" ns2:textId="77777777">
       <w:pPr>
         <w:shd w:val="clear" w:color="auto" w:fill="FFFFFF"/>
         <w:spacing w:after="0" w:line="240" w:lineRule="auto"/>
@@ -6210,11 +6091,11 @@
           <w:color w:val="000000"/>
           <w:kern w:val="0"/>
           <w:lang w:eastAsia="es-PE"/>
-          <w14:ligatures w14:val="none"/>
-        </w:rPr>
-      </w:pPr>
-    </w:p>
-    <w:p>
+          <ns2:ligatures ns2:val="none"/>
+        </w:rPr>
+      </w:pPr>
+    </w:p>
+    <w:p ns2:paraId="1CC114EB" ns2:textId="77777777">
       <w:pPr>
         <w:shd w:val="clear" w:color="auto" w:fill="FFFFFF"/>
         <w:spacing w:after="0" w:line="240" w:lineRule="auto"/>
@@ -6224,17 +6105,17 @@
           <w:color w:val="000000"/>
           <w:kern w:val="0"/>
           <w:lang w:eastAsia="es-PE"/>
-          <w14:ligatures w14:val="none"/>
-        </w:rPr>
-      </w:pPr>
-      <w:r>
-        <w:rPr>
-          <w:rFonts w:ascii="Arial Narrow" w:eastAsia="Arial Narrow" w:hAnsi="Arial Narrow" w:cs="Arial Narrow"/>
-          <w:b/>
-          <w:color w:val="000000"/>
-          <w:kern w:val="0"/>
-          <w:lang w:eastAsia="es-PE"/>
-          <w14:ligatures w14:val="none"/>
+          <ns2:ligatures ns2:val="none"/>
+        </w:rPr>
+      </w:pPr>
+      <w:r>
+        <w:rPr>
+          <w:rFonts w:ascii="Arial Narrow" w:eastAsia="Arial Narrow" w:hAnsi="Arial Narrow" w:cs="Arial Narrow"/>
+          <w:b/>
+          <w:color w:val="000000"/>
+          <w:kern w:val="0"/>
+          <w:lang w:eastAsia="es-PE"/>
+          <ns2:ligatures ns2:val="none"/>
         </w:rPr>
         <w:t>SÉTIMO:</w:t>
       </w:r>
@@ -6244,7 +6125,7 @@
           <w:color w:val="000000"/>
           <w:kern w:val="0"/>
           <w:lang w:eastAsia="es-PE"/>
-          <w14:ligatures w14:val="none"/>
+          <ns2:ligatures ns2:val="none"/>
         </w:rPr>
         <w:t xml:space="preserve"> informar a las partes que conforme a lo establecido en el artículo 39</w:t>
       </w:r>
@@ -6254,7 +6135,7 @@
           <w:color w:val="000000"/>
           <w:kern w:val="0"/>
           <w:lang w:eastAsia="es-PE"/>
-          <w14:ligatures w14:val="none"/>
+          <ns2:ligatures ns2:val="none"/>
         </w:rPr>
         <w:t/>
       </w:r>
@@ -6264,12 +6145,12 @@
           <w:color w:val="000000"/>
           <w:kern w:val="0"/>
           <w:lang w:eastAsia="es-PE"/>
-          <w14:ligatures w14:val="none"/>
+          <ns2:ligatures ns2:val="none"/>
         </w:rPr>
         <w:t xml:space="preserve"> de la Ley sobre Facultades, Normas y Organización del Indecopi, aprobada por Decreto Legislativo 807, los gastos por los peritajes realizados, actuación de pruebas, inspecciones y otros derivados de la tramitación del proceso serán de cargo de la parte que solicita la prueba, salvo pacto en contrario. En todos los casos, la resolución final determinará si los gastos deben ser asumidos por alguna de las partes, o reembolsados a la otra parte o al Indecopi, según sea el caso, de manera adicional a la sanción que haya podido imponerse. </w:t>
       </w:r>
     </w:p>
-    <w:p>
+    <w:p ns2:paraId="364C4B19" ns2:textId="77777777">
       <w:pPr>
         <w:shd w:val="clear" w:color="auto" w:fill="FFFFFF"/>
         <w:spacing w:after="0" w:line="240" w:lineRule="auto"/>
@@ -6279,11 +6160,11 @@
           <w:color w:val="000000"/>
           <w:kern w:val="0"/>
           <w:lang w:eastAsia="es-PE"/>
-          <w14:ligatures w14:val="none"/>
-        </w:rPr>
-      </w:pPr>
-    </w:p>
-    <w:p>
+          <ns2:ligatures ns2:val="none"/>
+        </w:rPr>
+      </w:pPr>
+    </w:p>
+    <w:p ns2:paraId="27E9BBC0" ns2:textId="77777777">
       <w:pPr>
         <w:suppressAutoHyphens/>
         <w:spacing w:after="0" w:line="240" w:lineRule="auto"/>
@@ -6292,7 +6173,7 @@
           <w:rFonts w:ascii="Arial Narrow" w:eastAsia="Calibri" w:hAnsi="Arial Narrow" w:cs="Arial"/>
           <w:kern w:val="0"/>
           <w:u w:val="single"/>
-          <w14:ligatures w14:val="none"/>
+          <ns2:ligatures ns2:val="none"/>
         </w:rPr>
       </w:pPr>
       <w:r>
@@ -6301,7 +6182,7 @@
           <w:b/>
           <w:bCs/>
           <w:kern w:val="0"/>
-          <w14:ligatures w14:val="none"/>
+          <ns2:ligatures ns2:val="none"/>
         </w:rPr>
         <w:t>OCTAVO</w:t>
       </w:r>
@@ -6310,7 +6191,7 @@
           <w:rFonts w:ascii="Arial Narrow" w:eastAsia="Calibri" w:hAnsi="Arial Narrow" w:cs="Arial"/>
           <w:b/>
           <w:kern w:val="0"/>
-          <w14:ligatures w14:val="none"/>
+          <ns2:ligatures ns2:val="none"/>
         </w:rPr>
         <w:t>:</w:t>
       </w:r>
@@ -6318,7 +6199,7 @@
         <w:rPr>
           <w:rFonts w:ascii="Arial Narrow" w:eastAsia="Calibri" w:hAnsi="Arial Narrow" w:cs="Arial"/>
           <w:kern w:val="0"/>
-          <w14:ligatures w14:val="none"/>
+          <ns2:ligatures ns2:val="none"/>
         </w:rPr>
         <w:t xml:space="preserve"> comunicar a las partes que, </w:t>
       </w:r>
@@ -6327,7 +6208,7 @@
         <w:rPr>
           <w:rFonts w:ascii="Arial Narrow" w:eastAsia="Calibri" w:hAnsi="Arial Narrow" w:cs="Arial"/>
           <w:kern w:val="0"/>
-          <w14:ligatures w14:val="none"/>
+          <ns2:ligatures ns2:val="none"/>
         </w:rPr>
         <w:t>de acuerdo a</w:t>
       </w:r>
@@ -6336,7 +6217,7 @@
         <w:rPr>
           <w:rFonts w:ascii="Arial Narrow" w:eastAsia="Calibri" w:hAnsi="Arial Narrow" w:cs="Arial"/>
           <w:kern w:val="0"/>
-          <w14:ligatures w14:val="none"/>
+          <ns2:ligatures ns2:val="none"/>
         </w:rPr>
         <w:t xml:space="preserve"> lo señalado por el artículo 29</w:t>
       </w:r>
@@ -6346,7 +6227,7 @@
           <w:color w:val="000000"/>
           <w:kern w:val="0"/>
           <w:lang w:eastAsia="es-PE"/>
-          <w14:ligatures w14:val="none"/>
+          <ns2:ligatures ns2:val="none"/>
         </w:rPr>
         <w:t/>
       </w:r>
@@ -6354,7 +6235,7 @@
         <w:rPr>
           <w:rFonts w:ascii="Arial Narrow" w:eastAsia="Calibri" w:hAnsi="Arial Narrow" w:cs="Arial"/>
           <w:kern w:val="0"/>
-          <w14:ligatures w14:val="none"/>
+          <ns2:ligatures ns2:val="none"/>
         </w:rPr>
         <w:t xml:space="preserve"> del Decreto Legislativo 807</w:t>
       </w:r>
@@ -6364,7 +6245,7 @@
           <w:rFonts w:ascii="Arial Narrow" w:eastAsia="Calibri" w:hAnsi="Arial Narrow" w:cs="Arial"/>
           <w:kern w:val="0"/>
           <w:vertAlign w:val="superscript"/>
-          <w14:ligatures w14:val="none"/>
+          <ns2:ligatures ns2:val="none"/>
         </w:rPr>
         <w:footnoteReference w:id="15"/>
       </w:r>
@@ -6372,7 +6253,7 @@
         <w:rPr>
           <w:rFonts w:ascii="Arial Narrow" w:eastAsia="Calibri" w:hAnsi="Arial Narrow" w:cs="Arial"/>
           <w:kern w:val="0"/>
-          <w14:ligatures w14:val="none"/>
+          <ns2:ligatures ns2:val="none"/>
         </w:rPr>
         <w:t xml:space="preserve">, hasta antes de la emisión de la Resolución Final tienen la posibilidad de solicitar una audiencia de conciliación. En caso deleguen a favor de una tercera persona su actuación en la diligencia programada, </w:t>
       </w:r>
@@ -6380,7 +6261,7 @@
         <w:rPr>
           <w:rFonts w:ascii="Arial Narrow" w:eastAsia="Calibri" w:hAnsi="Arial Narrow" w:cs="Arial"/>
           <w:kern w:val="0"/>
-          <w14:ligatures w14:val="none"/>
+          <ns2:ligatures ns2:val="none"/>
         </w:rPr>
         <w:lastRenderedPageBreak/>
         <w:t xml:space="preserve">esta deberá presentar un poder especial con firma legalizada ante Notario Público, donde conste </w:t>
@@ -6390,7 +6271,7 @@
           <w:rFonts w:ascii="Arial Narrow" w:eastAsia="Calibri" w:hAnsi="Arial Narrow" w:cs="Arial"/>
           <w:kern w:val="0"/>
           <w:u w:val="single"/>
-          <w14:ligatures w14:val="none"/>
+          <ns2:ligatures ns2:val="none"/>
         </w:rPr>
         <w:t>expresamente su facultad para asistir y conciliar en su representación</w:t>
       </w:r>
@@ -6399,7 +6280,7 @@
           <w:rFonts w:ascii="Arial Narrow" w:eastAsia="Calibri" w:hAnsi="Arial Narrow" w:cs="Arial"/>
           <w:bCs/>
           <w:kern w:val="0"/>
-          <w14:ligatures w14:val="none"/>
+          <ns2:ligatures ns2:val="none"/>
         </w:rPr>
         <w:t>.</w:t>
       </w:r>
@@ -6409,7 +6290,7 @@
           <w:b/>
           <w:bCs/>
           <w:kern w:val="0"/>
-          <w14:ligatures w14:val="none"/>
+          <ns2:ligatures ns2:val="none"/>
         </w:rPr>
         <w:t xml:space="preserve"> </w:t>
       </w:r>
@@ -6418,12 +6299,12 @@
           <w:rFonts w:ascii="Arial Narrow" w:eastAsia="Calibri" w:hAnsi="Arial Narrow" w:cs="Arial"/>
           <w:kern w:val="0"/>
           <w:u w:val="single"/>
-          <w14:ligatures w14:val="none"/>
+          <ns2:ligatures ns2:val="none"/>
         </w:rPr>
         <w:t xml:space="preserve">Ello bajo apercibimiento de no realizar la audiencia de conciliación y levantar el acta de inasistencia correspondiente. </w:t>
       </w:r>
     </w:p>
-    <w:p>
+    <w:p ns2:paraId="4CD47B08" ns2:textId="77777777">
       <w:pPr>
         <w:suppressAutoHyphens/>
         <w:spacing w:after="0" w:line="240" w:lineRule="auto"/>
@@ -6432,11 +6313,11 @@
           <w:rFonts w:ascii="Arial Narrow" w:eastAsia="Calibri" w:hAnsi="Arial Narrow" w:cs="Arial"/>
           <w:kern w:val="0"/>
           <w:u w:val="single"/>
-          <w14:ligatures w14:val="none"/>
-        </w:rPr>
-      </w:pPr>
-    </w:p>
-    <w:p>
+          <ns2:ligatures ns2:val="none"/>
+        </w:rPr>
+      </w:pPr>
+    </w:p>
+    <w:p ns2:paraId="0E80CA49" ns2:textId="77777777">
       <w:pPr>
         <w:suppressAutoHyphens/>
         <w:spacing w:after="0" w:line="240" w:lineRule="auto"/>
@@ -6446,7 +6327,7 @@
           <w:color w:val="000000"/>
           <w:kern w:val="0"/>
           <w:lang w:eastAsia="es-PE"/>
-          <w14:ligatures w14:val="none"/>
+          <ns2:ligatures ns2:val="none"/>
         </w:rPr>
       </w:pPr>
       <w:r>
@@ -6456,7 +6337,7 @@
           <w:color w:val="000000"/>
           <w:kern w:val="0"/>
           <w:lang w:eastAsia="es-PE"/>
-          <w14:ligatures w14:val="none"/>
+          <ns2:ligatures ns2:val="none"/>
         </w:rPr>
         <w:t>NOVENO:</w:t>
       </w:r>
@@ -6466,14 +6347,14 @@
           <w:color w:val="000000"/>
           <w:kern w:val="0"/>
           <w:lang w:eastAsia="es-PE"/>
-          <w14:ligatures w14:val="none"/>
+          <ns2:ligatures ns2:val="none"/>
         </w:rPr>
         <w:t xml:space="preserve"> poner en conocimiento de las partes que, antes de la emisión de la Resolución Final, tienen la posibilidad de formular su desistimiento o presentar el acuerdo arribado mediante la conciliación, mediación, transacción o cualquier otro que, de forma indubitable, deje constancia que se ha solucionado la controversia materia de denuncia.</w:t>
       </w:r>
       <w:bookmarkStart w:id="9" w:name="h.gjdgxs" w:colFirst="0" w:colLast="0"/>
       <w:bookmarkEnd w:id="9"/>
     </w:p>
-    <w:p>
+    <w:p ns2:paraId="7DDD06F7" ns2:textId="77777777">
       <w:pPr>
         <w:suppressAutoHyphens/>
         <w:spacing w:after="0" w:line="240" w:lineRule="auto"/>
@@ -6483,11 +6364,11 @@
           <w:color w:val="000000"/>
           <w:kern w:val="0"/>
           <w:lang w:eastAsia="es-PE"/>
-          <w14:ligatures w14:val="none"/>
-        </w:rPr>
-      </w:pPr>
-    </w:p>
-    <w:p>
+          <ns2:ligatures ns2:val="none"/>
+        </w:rPr>
+      </w:pPr>
+    </w:p>
+    <w:p ns2:paraId="236137A1" ns2:textId="5CED4D22">
       <w:pPr>
         <w:suppressAutoHyphens/>
         <w:spacing w:after="0" w:line="240" w:lineRule="auto"/>
@@ -6510,7 +6391,7 @@
           <w:b/>
           <w:spacing w:val="-3"/>
           <w:kern w:val="0"/>
-          <w14:ligatures w14:val="none"/>
+          <ns2:ligatures ns2:val="none"/>
         </w:rPr>
         <w:t/>
       </w:r>
@@ -6520,7 +6401,7 @@
           <w:bCs/>
           <w:spacing w:val="-3"/>
           <w:kern w:val="0"/>
-          <w14:ligatures w14:val="none"/>
+          <ns2:ligatures ns2:val="none"/>
         </w:rPr>
         <w:t xml:space="preserve"/>
       </w:r>
@@ -6530,7 +6411,7 @@
           <w:bCs/>
           <w:spacing w:val="-3"/>
           <w:kern w:val="0"/>
-          <w14:ligatures w14:val="none"/>
+          <ns2:ligatures ns2:val="none"/>
         </w:rPr>
         <w:t xml:space="preserve"/>
       </w:r>
@@ -6540,7 +6421,7 @@
           <w:bCs/>
           <w:spacing w:val="-3"/>
           <w:kern w:val="0"/>
-          <w14:ligatures w14:val="none"/>
+          <ns2:ligatures ns2:val="none"/>
         </w:rPr>
         <w:t xml:space="preserve"/>
       </w:r>
@@ -6551,7 +6432,7 @@
           <w:bCs/>
           <w:spacing w:val="-3"/>
           <w:kern w:val="0"/>
-          <w14:ligatures w14:val="none"/>
+          <ns2:ligatures ns2:val="none"/>
         </w:rPr>
         <w:t/>
       </w:r>
@@ -6562,7 +6443,7 @@
           <w:bCs/>
           <w:spacing w:val="-3"/>
           <w:kern w:val="0"/>
-          <w14:ligatures w14:val="none"/>
+          <ns2:ligatures ns2:val="none"/>
         </w:rPr>
         <w:t xml:space="preserve"/>
       </w:r>
@@ -6572,7 +6453,7 @@
           <w:bCs/>
           <w:spacing w:val="-3"/>
           <w:kern w:val="0"/>
-          <w14:ligatures w14:val="none"/>
+          <ns2:ligatures ns2:val="none"/>
         </w:rPr>
         <w:t/>
       </w:r>
@@ -6582,7 +6463,7 @@
           <w:bCs/>
           <w:spacing w:val="-3"/>
           <w:kern w:val="0"/>
-          <w14:ligatures w14:val="none"/>
+          <ns2:ligatures ns2:val="none"/>
         </w:rPr>
         <w:t xml:space="preserve"/>
       </w:r>
@@ -6592,7 +6473,7 @@
           <w:bCs/>
           <w:spacing w:val="-3"/>
           <w:kern w:val="0"/>
-          <w14:ligatures w14:val="none"/>
+          <ns2:ligatures ns2:val="none"/>
         </w:rPr>
         <w:t/>
       </w:r>
@@ -6602,7 +6483,7 @@
           <w:bCs/>
           <w:spacing w:val="-3"/>
           <w:kern w:val="0"/>
-          <w14:ligatures w14:val="none"/>
+          <ns2:ligatures ns2:val="none"/>
         </w:rPr>
         <w:t xml:space="preserve"/>
       </w:r>
@@ -6661,7 +6542,7 @@
           <w:color w:val="000000"/>
           <w:kern w:val="0"/>
           <w:lang w:eastAsia="es-PE"/>
-          <w14:ligatures w14:val="none"/>
+          <ns2:ligatures ns2:val="none"/>
         </w:rPr>
         <w:t/>
       </w:r>
@@ -6685,7 +6566,7 @@
           <w:color w:val="000000"/>
           <w:kern w:val="0"/>
           <w:lang w:eastAsia="es-PE"/>
-          <w14:ligatures w14:val="none"/>
+          <ns2:ligatures ns2:val="none"/>
         </w:rPr>
         <w:t/>
       </w:r>
@@ -6711,7 +6592,7 @@
         <w:t/>
       </w:r>
     </w:p>
-    <w:p>
+    <w:p ns2:paraId="639FE5BE" ns2:textId="77777777">
       <w:pPr>
         <w:suppressAutoHyphens/>
         <w:spacing w:after="0" w:line="240" w:lineRule="auto"/>
@@ -6721,7 +6602,7 @@
         </w:rPr>
       </w:pPr>
     </w:p>
-    <w:p>
+    <w:p ns2:paraId="23716787" ns2:textId="1A1CCE36">
       <w:pPr>
         <w:suppressAutoHyphens/>
         <w:spacing w:line="240" w:lineRule="auto"/>
@@ -6823,64 +6704,64 @@
         <w:t>efectúe el acuse de recibo mediante la confirmación de recepción de la notificación remitida por este despacho a su Casilla Electrónica, dentro de los cinco (5) primeros días hábiles siguientes a la fecha en que recibe la notificación.</w:t>
       </w:r>
     </w:p>
-    <w:p>
-      <w:pPr>
-        <w:spacing w:after="0" w:line="240" w:lineRule="auto"/>
-        <w:jc w:val="both"/>
-        <w:rPr>
-          <w:rFonts w:ascii="Arial Narrow" w:eastAsia="Arial Narrow" w:hAnsi="Arial Narrow" w:cs="Arial Narrow"/>
-          <w:b/>
-          <w:color w:val="000000"/>
-          <w:kern w:val="0"/>
-          <w:lang w:eastAsia="es-PE"/>
-          <w14:ligatures w14:val="none"/>
-        </w:rPr>
-      </w:pPr>
-    </w:p>
-    <w:p>
-      <w:pPr>
-        <w:spacing w:after="0" w:line="240" w:lineRule="auto"/>
-        <w:jc w:val="both"/>
-        <w:rPr>
-          <w:rFonts w:ascii="Arial Narrow" w:eastAsia="Arial Narrow" w:hAnsi="Arial Narrow" w:cs="Arial Narrow"/>
-          <w:b/>
-          <w:color w:val="000000"/>
-          <w:kern w:val="0"/>
-          <w:lang w:eastAsia="es-PE"/>
-          <w14:ligatures w14:val="none"/>
-        </w:rPr>
-      </w:pPr>
-    </w:p>
-    <w:p>
-      <w:pPr>
-        <w:spacing w:after="0" w:line="240" w:lineRule="auto"/>
-        <w:jc w:val="both"/>
-        <w:rPr>
-          <w:rFonts w:ascii="Arial Narrow" w:eastAsia="Arial Narrow" w:hAnsi="Arial Narrow" w:cs="Arial Narrow"/>
-          <w:b/>
-          <w:color w:val="000000"/>
-          <w:kern w:val="0"/>
-          <w:lang w:eastAsia="es-PE"/>
-          <w14:ligatures w14:val="none"/>
-        </w:rPr>
-      </w:pPr>
-    </w:p>
-    <w:p>
-      <w:pPr>
-        <w:spacing w:after="0" w:line="240" w:lineRule="auto"/>
-        <w:jc w:val="both"/>
-        <w:rPr>
-          <w:rFonts w:ascii="Arial Narrow" w:eastAsia="Arial Narrow" w:hAnsi="Arial Narrow" w:cs="Arial Narrow"/>
-          <w:b/>
-          <w:color w:val="000000"/>
-          <w:kern w:val="0"/>
-          <w:lang w:eastAsia="es-PE"/>
-          <w14:ligatures w14:val="none"/>
+    <w:p ns2:paraId="418E1D52" ns2:textId="77777777">
+      <w:pPr>
+        <w:spacing w:after="0" w:line="240" w:lineRule="auto"/>
+        <w:jc w:val="both"/>
+        <w:rPr>
+          <w:rFonts w:ascii="Arial Narrow" w:eastAsia="Arial Narrow" w:hAnsi="Arial Narrow" w:cs="Arial Narrow"/>
+          <w:b/>
+          <w:color w:val="000000"/>
+          <w:kern w:val="0"/>
+          <w:lang w:eastAsia="es-PE"/>
+          <ns2:ligatures ns2:val="none"/>
+        </w:rPr>
+      </w:pPr>
+    </w:p>
+    <w:p ns2:paraId="0407B94C" ns2:textId="77777777">
+      <w:pPr>
+        <w:spacing w:after="0" w:line="240" w:lineRule="auto"/>
+        <w:jc w:val="both"/>
+        <w:rPr>
+          <w:rFonts w:ascii="Arial Narrow" w:eastAsia="Arial Narrow" w:hAnsi="Arial Narrow" w:cs="Arial Narrow"/>
+          <w:b/>
+          <w:color w:val="000000"/>
+          <w:kern w:val="0"/>
+          <w:lang w:eastAsia="es-PE"/>
+          <ns2:ligatures ns2:val="none"/>
+        </w:rPr>
+      </w:pPr>
+    </w:p>
+    <w:p ns2:paraId="375C384E" ns2:textId="77777777">
+      <w:pPr>
+        <w:spacing w:after="0" w:line="240" w:lineRule="auto"/>
+        <w:jc w:val="both"/>
+        <w:rPr>
+          <w:rFonts w:ascii="Arial Narrow" w:eastAsia="Arial Narrow" w:hAnsi="Arial Narrow" w:cs="Arial Narrow"/>
+          <w:b/>
+          <w:color w:val="000000"/>
+          <w:kern w:val="0"/>
+          <w:lang w:eastAsia="es-PE"/>
+          <ns2:ligatures ns2:val="none"/>
+        </w:rPr>
+      </w:pPr>
+    </w:p>
+    <w:p ns2:paraId="5511BCB1" ns2:textId="77777777">
+      <w:pPr>
+        <w:spacing w:after="0" w:line="240" w:lineRule="auto"/>
+        <w:jc w:val="both"/>
+        <w:rPr>
+          <w:rFonts w:ascii="Arial Narrow" w:eastAsia="Arial Narrow" w:hAnsi="Arial Narrow" w:cs="Arial Narrow"/>
+          <w:b/>
+          <w:color w:val="000000"/>
+          <w:kern w:val="0"/>
+          <w:lang w:eastAsia="es-PE"/>
+          <ns2:ligatures ns2:val="none"/>
         </w:rPr>
       </w:pPr>
     </w:p>
     <w:bookmarkEnd w:id="0"/>
-    <w:p>
+    <w:p ns2:paraId="1D35E1AC" ns2:textId="77777777">
       <w:pPr>
         <w:shd w:val="clear" w:color="auto" w:fill="FFFFFF"/>
         <w:spacing w:after="0" w:line="240" w:lineRule="auto"/>
@@ -6891,7 +6772,7 @@
           <w:bCs/>
           <w:color w:val="000000"/>
           <w:kern w:val="0"/>
-          <w14:ligatures w14:val="none"/>
+          <ns2:ligatures ns2:val="none"/>
         </w:rPr>
       </w:pPr>
       <w:r>
@@ -6901,12 +6782,12 @@
           <w:bCs/>
           <w:color w:val="000000"/>
           <w:kern w:val="0"/>
-          <w14:ligatures w14:val="none"/>
+          <ns2:ligatures ns2:val="none"/>
         </w:rPr>
         <w:t>JUDITH ALCALDE BRICEÑO</w:t>
       </w:r>
     </w:p>
-    <w:p>
+    <w:p ns2:paraId="371F5109" ns2:textId="77777777">
       <w:pPr>
         <w:shd w:val="clear" w:color="auto" w:fill="FFFFFF"/>
         <w:spacing w:after="0" w:line="240" w:lineRule="auto"/>
@@ -6917,7 +6798,7 @@
           <w:bCs/>
           <w:color w:val="000000"/>
           <w:kern w:val="0"/>
-          <w14:ligatures w14:val="none"/>
+          <ns2:ligatures ns2:val="none"/>
         </w:rPr>
       </w:pPr>
       <w:r>
@@ -6927,12 +6808,12 @@
           <w:bCs/>
           <w:color w:val="000000"/>
           <w:kern w:val="0"/>
-          <w14:ligatures w14:val="none"/>
+          <ns2:ligatures ns2:val="none"/>
         </w:rPr>
         <w:t>Secretaria Técnica (e)</w:t>
       </w:r>
     </w:p>
-    <w:p>
+    <w:p ns2:paraId="4774A009" ns2:textId="77777777">
       <w:pPr>
         <w:shd w:val="clear" w:color="auto" w:fill="FFFFFF"/>
         <w:spacing w:after="0" w:line="240" w:lineRule="auto"/>
@@ -6941,7 +6822,7 @@
           <w:rFonts w:ascii="Arial Narrow" w:eastAsia="Calibri" w:hAnsi="Arial Narrow" w:cs="Times New Roman"/>
           <w:color w:val="000000"/>
           <w:kern w:val="0"/>
-          <w14:ligatures w14:val="none"/>
+          <ns2:ligatures ns2:val="none"/>
         </w:rPr>
       </w:pPr>
       <w:r>
@@ -6951,7 +6832,7 @@
           <w:bCs/>
           <w:color w:val="000000"/>
           <w:kern w:val="0"/>
-          <w14:ligatures w14:val="none"/>
+          <ns2:ligatures ns2:val="none"/>
         </w:rPr>
         <w:t>Comisión </w:t>
       </w:r>
@@ -6963,7 +6844,7 @@
           <w:color w:val="000000"/>
           <w:kern w:val="0"/>
           <w:shd w:val="clear" w:color="auto" w:fill="FFFFFF"/>
-          <w14:ligatures w14:val="none"/>
+          <ns2:ligatures ns2:val="none"/>
         </w:rPr>
         <w:t>de</w:t>
       </w:r>
@@ -6974,7 +6855,7 @@
           <w:bCs/>
           <w:color w:val="000000"/>
           <w:kern w:val="0"/>
-          <w14:ligatures w14:val="none"/>
+          <ns2:ligatures ns2:val="none"/>
         </w:rPr>
         <w:t> Protección</w:t>
       </w:r>
@@ -6985,26 +6866,26 @@
           <w:bCs/>
           <w:color w:val="000000"/>
           <w:kern w:val="0"/>
-          <w14:ligatures w14:val="none"/>
+          <ns2:ligatures ns2:val="none"/>
         </w:rPr>
         <w:t xml:space="preserve"> al Consumidor 1</w:t>
       </w:r>
     </w:p>
-    <w:p>
-      <w:pPr>
-        <w:spacing w:after="0" w:line="240" w:lineRule="auto"/>
-        <w:jc w:val="both"/>
-        <w:rPr>
-          <w:rFonts w:ascii="Arial Narrow" w:eastAsia="Arial Narrow" w:hAnsi="Arial Narrow" w:cs="Arial Narrow"/>
-          <w:b/>
-          <w:color w:val="000000"/>
-          <w:kern w:val="0"/>
-          <w:lang w:eastAsia="es-PE"/>
-          <w14:ligatures w14:val="none"/>
-        </w:rPr>
-      </w:pPr>
-    </w:p>
-    <w:p>
+    <w:p ns2:paraId="602C43F9" ns2:textId="77777777">
+      <w:pPr>
+        <w:spacing w:after="0" w:line="240" w:lineRule="auto"/>
+        <w:jc w:val="both"/>
+        <w:rPr>
+          <w:rFonts w:ascii="Arial Narrow" w:eastAsia="Arial Narrow" w:hAnsi="Arial Narrow" w:cs="Arial Narrow"/>
+          <w:b/>
+          <w:color w:val="000000"/>
+          <w:kern w:val="0"/>
+          <w:lang w:eastAsia="es-PE"/>
+          <ns2:ligatures ns2:val="none"/>
+        </w:rPr>
+      </w:pPr>
+    </w:p>
+    <w:p ns2:paraId="74AAB5F4" ns2:textId="18AA49E5">
       <w:pPr>
         <w:spacing w:after="0" w:line="240" w:lineRule="auto"/>
         <w:jc w:val="both"/>
@@ -7022,14 +6903,14 @@
           <w:sz w:val="16"/>
           <w:szCs w:val="16"/>
           <w:lang w:eastAsia="es-PE"/>
-          <w14:ligatures w14:val="none"/>
+          <ns2:ligatures ns2:val="none"/>
         </w:rPr>
         <w:t>LSM/JCQ</w:t>
       </w:r>
     </w:p>
     <w:sectPr>
-      <w:headerReference w:type="default" r:id="rId8"/>
-      <w:footerReference w:type="default" r:id="rId9"/>
+      <w:headerReference w:type="default" ns3:id="rId8"/>
+      <w:footerReference w:type="default" ns3:id="rId9"/>
       <w:pgSz w:w="11906" w:h="16838"/>
       <w:pgMar w:top="1417" w:right="1701" w:bottom="1417" w:left="1701" w:header="708" w:footer="708" w:gutter="0"/>
       <w:cols w:space="708"/>

--- a/plantillas_maestras/01_seguro_vehicular/discriminacion/2_o_mas_ddos_varios/mujer/TPL_1519_2025_SEGURO_VEHICULAR_DISCRIMINACION_ASEGURADORA_MUJER_R2.docx
+++ b/plantillas_maestras/01_seguro_vehicular/discriminacion/2_o_mas_ddos_varios/mujer/TPL_1519_2025_SEGURO_VEHICULAR_DISCRIMINACION_ASEGURADORA_MUJER_R2.docx
@@ -5584,7 +5584,7 @@
           <w:sz w:val="20"/>
           <w:szCs w:val="20"/>
         </w:rPr>
-        <w:t xml:space="preserve">correr traslado de la presente resolución a Pacífico Compañía de Seguros y Reaseguros S.A para que, de conformidad con lo dispuesto por el artículo 26° de la Ley sobre Facultades, Normas y Organización del Indecopi, aprobado por Decreto Legislativo N° 8079, presenten sus descargos sobre la imputación de cargos realizada en un plazo no mayor a cinco (5) días hábiles contado a partir del día siguiente de la notificación de la presente resolución, vencido el cual, el Secretario Técnico declarará en rebeldía a los denunciados que no lo hubieran presentado. Debe precisarse que de conformidad con lo establecido por el artículo 223° del Texto Único Ordenado de la Ley N° 27444, Ley del Procedimiento Administrativo General, las alegaciones y los hechos relevantes de la reclamación, salvo que hayan sido específicamente negadas en la contestación, se tendrán por aceptadas o meritadas como ciertas.</w:t>
+        <w:t xml:space="preserve">correr traslado de la presente resolución a Pacífico Compañía de Seguros y Reaseguros S.A. para que, de conformidad con lo dispuesto por el artículo 26 de la Ley sobre Facultades, Normas y Organización del Indecopi, aprobada por Decreto Legislativo 807, presente sus descargos sobre la imputación de cargos realizada en un plazo no mayor a cinco (5) días hábiles contado a partir del día siguiente de la notificación de la presente resolución, vencido el cual, el Secretario Técnico declarará en rebeldía al denunciado que no lo hubiera presentado. Debe precisarse que de conformidad con lo establecido por el artículo 223 del Texto Único Ordenado de la Ley 27444, Ley del Procedimiento Administrativo General, las alegaciones y los hechos relevantes de la reclamación, salvo que hayan sido específicamente negadas en la contestación, se tendrán por aceptadas o merituadas como ciertas.</w:t>
       </w:r>
     </w:p>
     <w:p ns2:paraId="228F876C" ns2:textId="77777777">
@@ -6784,7 +6784,7 @@
           <w:kern w:val="0"/>
           <ns2:ligatures ns2:val="none"/>
         </w:rPr>
-        <w:t>JUDITH ALCALDE BRICEÑO</w:t>
+        <w:t xml:space="preserve">EVELING ROA QUISPE</w:t>
       </w:r>
     </w:p>
     <w:p ns2:paraId="371F5109" ns2:textId="77777777">
@@ -6810,7 +6810,7 @@
           <w:kern w:val="0"/>
           <ns2:ligatures ns2:val="none"/>
         </w:rPr>
-        <w:t>Secretaria Técnica (e)</w:t>
+        <w:t xml:space="preserve">Secretaria Técnica</w:t>
       </w:r>
     </w:p>
     <w:p ns2:paraId="4774A009" ns2:textId="77777777">

--- a/plantillas_maestras/01_seguro_vehicular/discriminacion/2_o_mas_ddos_varios/mujer/TPL_1519_2025_SEGURO_VEHICULAR_DISCRIMINACION_ASEGURADORA_MUJER_R2.docx
+++ b/plantillas_maestras/01_seguro_vehicular/discriminacion/2_o_mas_ddos_varios/mujer/TPL_1519_2025_SEGURO_VEHICULAR_DISCRIMINACION_ASEGURADORA_MUJER_R2.docx
@@ -592,7 +592,7 @@
           <w:lang w:eastAsia="es-PE"/>
           <ns2:ligatures ns2:val="none"/>
         </w:rPr>
-        <w:t>7</w:t>
+        <w:t xml:space="preserve">7 de agosto de 2025</w:t>
       </w:r>
       <w:r>
         <w:rPr>
@@ -603,7 +603,7 @@
           <w:lang w:eastAsia="es-PE"/>
           <ns2:ligatures ns2:val="none"/>
         </w:rPr>
-        <w:t xml:space="preserve"> de </w:t>
+        <w:t xml:space="preserve"/>
       </w:r>
       <w:r>
         <w:rPr>
@@ -614,7 +614,7 @@
           <w:lang w:eastAsia="es-PE"/>
           <ns2:ligatures ns2:val="none"/>
         </w:rPr>
-        <w:t>agosto</w:t>
+        <w:t xml:space="preserve"/>
       </w:r>
       <w:r>
         <w:rPr>
@@ -625,7 +625,7 @@
           <w:lang w:eastAsia="es-PE"/>
           <ns2:ligatures ns2:val="none"/>
         </w:rPr>
-        <w:t xml:space="preserve"> de 2025</w:t>
+        <w:t xml:space="preserve"/>
       </w:r>
     </w:p>
     <w:p ns2:paraId="66CE1821" ns2:textId="77777777">
@@ -7090,7 +7090,7 @@
           <w:sz w:val="14"/>
           <w:szCs w:val="14"/>
         </w:rPr>
-        <w:t xml:space="preserve">Denuncia remitida a esta Comisión mediante MEMORANDUM 001668-2025-CC2/INDECOPI de fecha 27 de junio del 2025, </w:t>
+        <w:t xml:space="preserve">Denuncia remitida a esta Comisión mediante MEMORANDUM 001668-2025-CC2/INDECOPI de fecha 27 de junio de 2025, </w:t>
       </w:r>
       <w:proofErr w:type="spellStart"/>
       <w:r>
@@ -7099,7 +7099,7 @@
           <w:sz w:val="14"/>
           <w:szCs w:val="14"/>
         </w:rPr>
-        <w:t>recepcionada</w:t>
+        <w:t xml:space="preserve">recibida</w:t>
       </w:r>
       <w:proofErr w:type="spellEnd"/>
       <w:r>
@@ -7108,7 +7108,7 @@
           <w:sz w:val="14"/>
           <w:szCs w:val="14"/>
         </w:rPr>
-        <w:t xml:space="preserve"> el 27 de junio del 2025</w:t>
+        <w:t xml:space="preserve"> el 27 de junio de 2025</w:t>
       </w:r>
       <w:r>
         <w:rPr>
@@ -7186,7 +7186,7 @@
           <w:sz w:val="14"/>
           <w:szCs w:val="14"/>
         </w:rPr>
-        <w:t>el 2 de setiembre del 2010 en el Diario Oficial El Peruano, vigente desde el 2 de octubre del 2010 y modificado por Decreto Legislativo 1308.</w:t>
+        <w:t xml:space="preserve">el 2 de setiembre de 2010 en el Diario Oficial El Peruano, vigente desde el 2 de octubre de 2010 y modificado por Decreto Legislativo 1308.</w:t>
       </w:r>
     </w:p>
     <w:p>

--- a/plantillas_maestras/01_seguro_vehicular/discriminacion/2_o_mas_ddos_varios/mujer/TPL_1519_2025_SEGURO_VEHICULAR_DISCRIMINACION_ASEGURADORA_MUJER_R2.docx
+++ b/plantillas_maestras/01_seguro_vehicular/discriminacion/2_o_mas_ddos_varios/mujer/TPL_1519_2025_SEGURO_VEHICULAR_DISCRIMINACION_ASEGURADORA_MUJER_R2.docx
@@ -1,8 +1,8 @@
 
 <file path=word/document.xml><?xml version="1.0" encoding="utf-8"?>
-<w:document xmlns:ns1="http://schemas.openxmlformats.org/markup-compatibility/2006" xmlns:ns2="http://schemas.microsoft.com/office/word/2010/wordml" xmlns:ns3="http://schemas.openxmlformats.org/officeDocument/2006/relationships" xmlns:w="http://schemas.openxmlformats.org/wordprocessingml/2006/main" ns1:Ignorable="w14 w15 w16se w16cid w16 w16cex w16sdtdh w16sdtfl w16du wp14">
+<w:document xmlns:mc="http://schemas.openxmlformats.org/markup-compatibility/2006" xmlns:r="http://schemas.openxmlformats.org/officeDocument/2006/relationships" xmlns:w="http://schemas.openxmlformats.org/wordprocessingml/2006/main" xmlns:w14="http://schemas.microsoft.com/office/word/2010/wordml" xmlns:w15="http://schemas.microsoft.com/office/word/2012/wordml" xmlns:w16="http://schemas.microsoft.com/office/word/2018/wordml" xmlns:w16cex="http://schemas.microsoft.com/office/word/2018/wordml/cex" xmlns:w16cid="http://schemas.microsoft.com/office/word/2016/wordml/cid" xmlns:w16du="http://schemas.microsoft.com/office/word/2023/wordml/word16du" xmlns:w16sdtdh="http://schemas.microsoft.com/office/word/2020/wordml/sdtdatahash" xmlns:w16se="http://schemas.microsoft.com/office/word/2015/wordml/symex" xmlns:wp14="http://schemas.microsoft.com/office/word/2010/wordprocessingDrawing" mc:Ignorable="w14 w15 w16se w16cid w16 w16cex w16sdtdh w16du wp14">
   <w:body>
-    <w:p ns2:paraId="1B509B2D" ns2:textId="050C7E4B">
+    <w:p>
       <w:pPr>
         <w:tabs>
           <w:tab w:val="left" w:pos="1701"/>
@@ -14,7 +14,7 @@
           <w:color w:val="000000"/>
           <w:kern w:val="0"/>
           <w:lang w:eastAsia="es-PE"/>
-          <ns2:ligatures ns2:val="none"/>
+          <w14:ligatures w14:val="none"/>
         </w:rPr>
       </w:pPr>
       <w:bookmarkStart w:id="0" w:name="_Hlk80343540"/>
@@ -25,7 +25,7 @@
           <w:color w:val="000000"/>
           <w:kern w:val="0"/>
           <w:lang w:eastAsia="es-PE"/>
-          <ns2:ligatures ns2:val="none"/>
+          <w14:ligatures w14:val="none"/>
         </w:rPr>
         <w:t xml:space="preserve">EXPEDIENTE </w:t>
       </w:r>
@@ -36,7 +36,7 @@
           <w:color w:val="000000"/>
           <w:kern w:val="0"/>
           <w:lang w:eastAsia="es-PE"/>
-          <ns2:ligatures ns2:val="none"/>
+          <w14:ligatures w14:val="none"/>
         </w:rPr>
         <w:tab/>
         <w:t>:</w:t>
@@ -48,7 +48,7 @@
           <w:color w:val="000000"/>
           <w:kern w:val="0"/>
           <w:lang w:eastAsia="es-PE"/>
-          <ns2:ligatures ns2:val="none"/>
+          <w14:ligatures w14:val="none"/>
         </w:rPr>
         <w:tab/>
       </w:r>
@@ -61,7 +61,7 @@
           <w:kern w:val="0"/>
           <w:shd w:val="clear" w:color="auto" w:fill="FFFFFF"/>
           <w:lang w:eastAsia="es-PE"/>
-          <ns2:ligatures ns2:val="none"/>
+          <w14:ligatures w14:val="none"/>
         </w:rPr>
         <w:t>1519-2025</w:t>
       </w:r>
@@ -74,12 +74,12 @@
           <w:kern w:val="0"/>
           <w:shd w:val="clear" w:color="auto" w:fill="FFFFFF"/>
           <w:lang w:eastAsia="es-PE"/>
-          <ns2:ligatures ns2:val="none"/>
+          <w14:ligatures w14:val="none"/>
         </w:rPr>
         <w:t>/CC1</w:t>
       </w:r>
     </w:p>
-    <w:p ns2:paraId="7E5DC22B" ns2:textId="280ABCE4">
+    <w:p>
       <w:pPr>
         <w:tabs>
           <w:tab w:val="left" w:pos="1701"/>
@@ -94,100 +94,26 @@
           <w:color w:val="000000"/>
           <w:kern w:val="0"/>
           <w:lang w:eastAsia="es-PE"/>
-          <ns2:ligatures ns2:val="none"/>
-        </w:rPr>
-      </w:pPr>
-      <w:r>
-        <w:rPr>
-          <w:rFonts w:ascii="Arial Narrow" w:eastAsia="Arial Narrow" w:hAnsi="Arial Narrow" w:cs="Arial Narrow"/>
-          <w:b/>
-          <w:color w:val="000000"/>
-          <w:kern w:val="0"/>
-          <w:lang w:eastAsia="es-PE"/>
-          <ns2:ligatures ns2:val="none"/>
-        </w:rPr>
-        <w:t xml:space="preserve">DENUNCIANTE:[DENUNCIANTE] (SEÑORA [APELLIDO])</w:t>
-      </w:r>
-      <w:r>
-        <w:rPr>
-          <w:rFonts w:ascii="Arial Narrow" w:eastAsia="Arial Narrow" w:hAnsi="Arial Narrow" w:cs="Arial Narrow"/>
-          <w:b/>
-          <w:color w:val="000000"/>
-          <w:kern w:val="0"/>
-          <w:lang w:eastAsia="es-PE"/>
-          <ns2:ligatures ns2:val="none"/>
-        </w:rPr>
+          <w14:ligatures w14:val="none"/>
+        </w:rPr>
+      </w:pPr>
+      <w:r>
+        <w:rPr>
+          <w:rFonts w:ascii="Arial Narrow" w:eastAsia="Arial Narrow" w:hAnsi="Arial Narrow" w:cs="Arial Narrow"/>
+          <w:b/>
+          <w:color w:val="000000"/>
+          <w:kern w:val="0"/>
+          <w:lang w:eastAsia="es-PE"/>
+          <w14:ligatures w14:val="none"/>
+        </w:rPr>
+        <w:t>DENUNCIANTE</w:t>
         <w:tab/>
-        <w:t/>
-      </w:r>
-      <w:r>
-        <w:rPr>
-          <w:rFonts w:ascii="Arial Narrow" w:eastAsia="Arial Narrow" w:hAnsi="Arial Narrow" w:cs="Arial Narrow"/>
-          <w:b/>
-          <w:color w:val="000000"/>
-          <w:kern w:val="0"/>
-          <w:lang w:eastAsia="es-PE"/>
-          <ns2:ligatures ns2:val="none"/>
-        </w:rPr>
+        <w:t>:</w:t>
         <w:tab/>
-      </w:r>
-      <w:r>
-        <w:rPr>
-          <w:rFonts w:ascii="Arial Narrow" w:eastAsia="Arial Narrow" w:hAnsi="Arial Narrow" w:cs="Arial Narrow"/>
-          <w:b/>
-          <w:color w:val="000000"/>
-          <w:kern w:val="0"/>
-          <w:lang w:eastAsia="es-PE"/>
-          <ns2:ligatures ns2:val="none"/>
-        </w:rPr>
-        <w:t xml:space="preserve"/>
-      </w:r>
-      <w:r>
-        <w:rPr>
-          <w:rFonts w:ascii="Arial Narrow" w:eastAsia="Arial Narrow" w:hAnsi="Arial Narrow" w:cs="Arial Narrow"/>
-          <w:b/>
-          <w:color w:val="000000"/>
-          <w:kern w:val="0"/>
-          <w:lang w:eastAsia="es-PE"/>
-          <ns2:ligatures ns2:val="none"/>
-        </w:rPr>
-        <w:t xml:space="preserve"/>
-      </w:r>
-      <w:r>
-        <w:rPr>
-          <w:rFonts w:ascii="Arial Narrow" w:eastAsia="Arial Narrow" w:hAnsi="Arial Narrow" w:cs="Arial Narrow"/>
-          <w:b/>
-          <w:color w:val="000000"/>
-          <w:kern w:val="0"/>
-          <w:lang w:eastAsia="es-PE"/>
-          <ns2:ligatures ns2:val="none"/>
-        </w:rPr>
-        <w:t xml:space="preserve"/>
-      </w:r>
-      <w:r>
-        <w:rPr>
-          <w:rFonts w:ascii="Arial Narrow" w:eastAsia="Arial Narrow" w:hAnsi="Arial Narrow" w:cs="Arial Narrow"/>
-          <w:b/>
-          <w:color w:val="000000"/>
-          <w:kern w:val="0"/>
-          <w:lang w:eastAsia="es-PE"/>
-          <ns2:ligatures ns2:val="none"/>
-        </w:rPr>
-        <w:t/>
-      </w:r>
-      <w:r>
-        <w:rPr>
-          <w:rFonts w:ascii="Arial Narrow" w:eastAsia="Arial Narrow" w:hAnsi="Arial Narrow" w:cs="Arial Narrow"/>
-          <w:b/>
-          <w:color w:val="000000"/>
-          <w:kern w:val="0"/>
-          <w:lang w:eastAsia="es-PE"/>
-          <ns2:ligatures ns2:val="none"/>
-        </w:rPr>
-        <w:t/>
-      </w:r>
-    </w:p>
-    <w:p ns2:paraId="6F049839" ns2:textId="590B93E8">
+        <w:t xml:space="preserve">[DENUNCIANTE] (SEÑORA [APELLIDO])</w:t>
+      </w:r>
+    </w:p>
+    <w:p>
       <w:pPr>
         <w:tabs>
           <w:tab w:val="left" w:pos="1701"/>
@@ -202,17 +128,17 @@
           <w:color w:val="000000"/>
           <w:kern w:val="0"/>
           <w:lang w:eastAsia="es-PE"/>
-          <ns2:ligatures ns2:val="none"/>
-        </w:rPr>
-      </w:pPr>
-      <w:r>
-        <w:rPr>
-          <w:rFonts w:ascii="Arial Narrow" w:eastAsia="Arial Narrow" w:hAnsi="Arial Narrow" w:cs="Arial Narrow"/>
-          <w:b/>
-          <w:color w:val="000000"/>
-          <w:kern w:val="0"/>
-          <w:lang w:eastAsia="es-PE"/>
-          <ns2:ligatures ns2:val="none"/>
+          <w14:ligatures w14:val="none"/>
+        </w:rPr>
+      </w:pPr>
+      <w:r>
+        <w:rPr>
+          <w:rFonts w:ascii="Arial Narrow" w:eastAsia="Arial Narrow" w:hAnsi="Arial Narrow" w:cs="Arial Narrow"/>
+          <w:b/>
+          <w:color w:val="000000"/>
+          <w:kern w:val="0"/>
+          <w:lang w:eastAsia="es-PE"/>
+          <w14:ligatures w14:val="none"/>
         </w:rPr>
         <w:tab/>
       </w:r>
@@ -223,7 +149,7 @@
           <w:color w:val="000000"/>
           <w:kern w:val="0"/>
           <w:lang w:eastAsia="es-PE"/>
-          <ns2:ligatures ns2:val="none"/>
+          <w14:ligatures w14:val="none"/>
         </w:rPr>
         <w:tab/>
       </w:r>
@@ -234,7 +160,7 @@
           <w:color w:val="000000"/>
           <w:kern w:val="0"/>
           <w:lang w:eastAsia="es-PE"/>
-          <ns2:ligatures ns2:val="none"/>
+          <w14:ligatures w14:val="none"/>
         </w:rPr>
         <w:t xml:space="preserve">ÁNGEL RAFAEL MATA GARCIA (SEÑOR [APELLIDO] )</w:t>
       </w:r>
@@ -245,7 +171,7 @@
           <w:color w:val="000000"/>
           <w:kern w:val="0"/>
           <w:lang w:eastAsia="es-PE"/>
-          <ns2:ligatures ns2:val="none"/>
+          <w14:ligatures w14:val="none"/>
         </w:rPr>
         <w:t/>
       </w:r>
@@ -256,7 +182,7 @@
           <w:color w:val="000000"/>
           <w:kern w:val="0"/>
           <w:lang w:eastAsia="es-PE"/>
-          <ns2:ligatures ns2:val="none"/>
+          <w14:ligatures w14:val="none"/>
         </w:rPr>
         <w:t xml:space="preserve"/>
       </w:r>
@@ -267,7 +193,7 @@
           <w:color w:val="000000"/>
           <w:kern w:val="0"/>
           <w:lang w:eastAsia="es-PE"/>
-          <ns2:ligatures ns2:val="none"/>
+          <w14:ligatures w14:val="none"/>
         </w:rPr>
         <w:t xml:space="preserve"/>
       </w:r>
@@ -278,7 +204,7 @@
           <w:color w:val="000000"/>
           <w:kern w:val="0"/>
           <w:lang w:eastAsia="es-PE"/>
-          <ns2:ligatures ns2:val="none"/>
+          <w14:ligatures w14:val="none"/>
         </w:rPr>
         <w:t/>
       </w:r>
@@ -289,12 +215,12 @@
           <w:color w:val="000000"/>
           <w:kern w:val="0"/>
           <w:lang w:eastAsia="es-PE"/>
-          <ns2:ligatures ns2:val="none"/>
+          <w14:ligatures w14:val="none"/>
         </w:rPr>
         <w:t/>
       </w:r>
     </w:p>
-    <w:p ns2:paraId="6DEEEDFE" ns2:textId="5ADF74EE">
+    <w:p>
       <w:pPr>
         <w:tabs>
           <w:tab w:val="left" w:pos="1701"/>
@@ -309,17 +235,17 @@
           <w:color w:val="000000"/>
           <w:kern w:val="0"/>
           <w:lang w:eastAsia="es-PE"/>
-          <ns2:ligatures ns2:val="none"/>
-        </w:rPr>
-      </w:pPr>
-      <w:r>
-        <w:rPr>
-          <w:rFonts w:ascii="Arial Narrow" w:eastAsia="Arial Narrow" w:hAnsi="Arial Narrow" w:cs="Arial Narrow"/>
-          <w:b/>
-          <w:color w:val="000000"/>
-          <w:kern w:val="0"/>
-          <w:lang w:eastAsia="es-PE"/>
-          <ns2:ligatures ns2:val="none"/>
+          <w14:ligatures w14:val="none"/>
+        </w:rPr>
+      </w:pPr>
+      <w:r>
+        <w:rPr>
+          <w:rFonts w:ascii="Arial Narrow" w:eastAsia="Arial Narrow" w:hAnsi="Arial Narrow" w:cs="Arial Narrow"/>
+          <w:b/>
+          <w:color w:val="000000"/>
+          <w:kern w:val="0"/>
+          <w:lang w:eastAsia="es-PE"/>
+          <w14:ligatures w14:val="none"/>
         </w:rPr>
         <w:t>DENUNCIADO</w:t>
       </w:r>
@@ -330,7 +256,7 @@
           <w:color w:val="000000"/>
           <w:kern w:val="0"/>
           <w:lang w:eastAsia="es-PE"/>
-          <ns2:ligatures ns2:val="none"/>
+          <w14:ligatures w14:val="none"/>
         </w:rPr>
         <w:tab/>
         <w:t>:</w:t>
@@ -342,7 +268,7 @@
           <w:color w:val="000000"/>
           <w:kern w:val="0"/>
           <w:lang w:eastAsia="es-PE"/>
-          <ns2:ligatures ns2:val="none"/>
+          <w14:ligatures w14:val="none"/>
         </w:rPr>
         <w:tab/>
       </w:r>
@@ -353,7 +279,7 @@
           <w:color w:val="000000"/>
           <w:kern w:val="0"/>
           <w:lang w:eastAsia="es-PE"/>
-          <ns2:ligatures ns2:val="none"/>
+          <w14:ligatures w14:val="none"/>
         </w:rPr>
         <w:t xml:space="preserve">PACÍFICO COMPAÑÍA DE SEGUROS Y REASEGUROS S.A. </w:t>
       </w:r>
@@ -364,7 +290,7 @@
           <w:color w:val="000000"/>
           <w:kern w:val="0"/>
           <w:lang w:eastAsia="es-PE"/>
-          <ns2:ligatures ns2:val="none"/>
+          <w14:ligatures w14:val="none"/>
         </w:rPr>
         <w:t>(</w:t>
       </w:r>
@@ -375,7 +301,7 @@
           <w:color w:val="000000"/>
           <w:kern w:val="0"/>
           <w:lang w:eastAsia="es-PE"/>
-          <ns2:ligatures ns2:val="none"/>
+          <w14:ligatures w14:val="none"/>
         </w:rPr>
         <w:t>PACÍFICO</w:t>
       </w:r>
@@ -386,12 +312,12 @@
           <w:color w:val="000000"/>
           <w:kern w:val="0"/>
           <w:lang w:eastAsia="es-PE"/>
-          <ns2:ligatures ns2:val="none"/>
+          <w14:ligatures w14:val="none"/>
         </w:rPr>
         <w:t>)</w:t>
       </w:r>
     </w:p>
-    <w:p ns2:paraId="022D2B94" ns2:textId="77777777">
+    <w:p>
       <w:pPr>
         <w:tabs>
           <w:tab w:val="left" w:pos="1701"/>
@@ -406,17 +332,17 @@
           <w:color w:val="000000"/>
           <w:kern w:val="0"/>
           <w:lang w:eastAsia="es-PE"/>
-          <ns2:ligatures ns2:val="none"/>
-        </w:rPr>
-      </w:pPr>
-      <w:r>
-        <w:rPr>
-          <w:rFonts w:ascii="Arial Narrow" w:eastAsia="Arial Narrow" w:hAnsi="Arial Narrow" w:cs="Arial Narrow"/>
-          <w:b/>
-          <w:color w:val="000000"/>
-          <w:kern w:val="0"/>
-          <w:lang w:eastAsia="es-PE"/>
-          <ns2:ligatures ns2:val="none"/>
+          <w14:ligatures w14:val="none"/>
+        </w:rPr>
+      </w:pPr>
+      <w:r>
+        <w:rPr>
+          <w:rFonts w:ascii="Arial Narrow" w:eastAsia="Arial Narrow" w:hAnsi="Arial Narrow" w:cs="Arial Narrow"/>
+          <w:b/>
+          <w:color w:val="000000"/>
+          <w:kern w:val="0"/>
+          <w:lang w:eastAsia="es-PE"/>
+          <w14:ligatures w14:val="none"/>
         </w:rPr>
         <w:t>MATERIAS</w:t>
       </w:r>
@@ -427,7 +353,7 @@
           <w:color w:val="000000"/>
           <w:kern w:val="0"/>
           <w:lang w:eastAsia="es-PE"/>
-          <ns2:ligatures ns2:val="none"/>
+          <w14:ligatures w14:val="none"/>
         </w:rPr>
         <w:tab/>
         <w:t xml:space="preserve">: </w:t>
@@ -439,13 +365,13 @@
           <w:color w:val="000000"/>
           <w:kern w:val="0"/>
           <w:lang w:eastAsia="es-PE"/>
-          <ns2:ligatures ns2:val="none"/>
+          <w14:ligatures w14:val="none"/>
         </w:rPr>
         <w:tab/>
         <w:t>ADMISIÓN A TRÁMITE</w:t>
       </w:r>
     </w:p>
-    <w:p ns2:paraId="19ED7B73" ns2:textId="77777777">
+    <w:p>
       <w:pPr>
         <w:tabs>
           <w:tab w:val="left" w:pos="1701"/>
@@ -460,17 +386,17 @@
           <w:color w:val="000000"/>
           <w:kern w:val="0"/>
           <w:lang w:eastAsia="es-PE"/>
-          <ns2:ligatures ns2:val="none"/>
-        </w:rPr>
-      </w:pPr>
-      <w:r>
-        <w:rPr>
-          <w:rFonts w:ascii="Arial Narrow" w:eastAsia="Arial Narrow" w:hAnsi="Arial Narrow" w:cs="Arial Narrow"/>
-          <w:b/>
-          <w:color w:val="000000"/>
-          <w:kern w:val="0"/>
-          <w:lang w:eastAsia="es-PE"/>
-          <ns2:ligatures ns2:val="none"/>
+          <w14:ligatures w14:val="none"/>
+        </w:rPr>
+      </w:pPr>
+      <w:r>
+        <w:rPr>
+          <w:rFonts w:ascii="Arial Narrow" w:eastAsia="Arial Narrow" w:hAnsi="Arial Narrow" w:cs="Arial Narrow"/>
+          <w:b/>
+          <w:color w:val="000000"/>
+          <w:kern w:val="0"/>
+          <w:lang w:eastAsia="es-PE"/>
+          <w14:ligatures w14:val="none"/>
         </w:rPr>
         <w:t>REQ</w:t>
       </w:r>
@@ -481,12 +407,12 @@
           <w:color w:val="000000"/>
           <w:kern w:val="0"/>
           <w:lang w:eastAsia="es-PE"/>
-          <ns2:ligatures ns2:val="none"/>
+          <w14:ligatures w14:val="none"/>
         </w:rPr>
         <w:t xml:space="preserve">UERIMIENTO DE INFORMACIÓN </w:t>
       </w:r>
     </w:p>
-    <w:p ns2:paraId="46A5A479" ns2:textId="77777777">
+    <w:p>
       <w:pPr>
         <w:tabs>
           <w:tab w:val="left" w:pos="1701"/>
@@ -500,17 +426,17 @@
           <w:color w:val="000000"/>
           <w:kern w:val="0"/>
           <w:lang w:eastAsia="es-PE"/>
-          <ns2:ligatures ns2:val="none"/>
-        </w:rPr>
-      </w:pPr>
-      <w:r>
-        <w:rPr>
-          <w:rFonts w:ascii="Arial Narrow" w:eastAsia="Arial Narrow" w:hAnsi="Arial Narrow" w:cs="Arial Narrow"/>
-          <w:b/>
-          <w:color w:val="000000"/>
-          <w:kern w:val="0"/>
-          <w:lang w:eastAsia="es-PE"/>
-          <ns2:ligatures ns2:val="none"/>
+          <w14:ligatures w14:val="none"/>
+        </w:rPr>
+      </w:pPr>
+      <w:r>
+        <w:rPr>
+          <w:rFonts w:ascii="Arial Narrow" w:eastAsia="Arial Narrow" w:hAnsi="Arial Narrow" w:cs="Arial Narrow"/>
+          <w:b/>
+          <w:color w:val="000000"/>
+          <w:kern w:val="0"/>
+          <w:lang w:eastAsia="es-PE"/>
+          <w14:ligatures w14:val="none"/>
         </w:rPr>
         <w:t xml:space="preserve">RESOLUCIÓN </w:t>
       </w:r>
@@ -521,7 +447,7 @@
           <w:color w:val="000000"/>
           <w:kern w:val="0"/>
           <w:lang w:eastAsia="es-PE"/>
-          <ns2:ligatures ns2:val="none"/>
+          <w14:ligatures w14:val="none"/>
         </w:rPr>
         <w:tab/>
         <w:t>:</w:t>
@@ -533,13 +459,13 @@
           <w:color w:val="000000"/>
           <w:kern w:val="0"/>
           <w:lang w:eastAsia="es-PE"/>
-          <ns2:ligatures ns2:val="none"/>
+          <w14:ligatures w14:val="none"/>
         </w:rPr>
         <w:tab/>
         <w:t>2</w:t>
       </w:r>
     </w:p>
-    <w:p ns2:paraId="5BA3A18D" ns2:textId="77777777">
+    <w:p>
       <w:pPr>
         <w:tabs>
           <w:tab w:val="left" w:pos="1014"/>
@@ -552,11 +478,11 @@
           <w:kern w:val="0"/>
           <w:shd w:val="clear" w:color="auto" w:fill="FFFFFF"/>
           <w:lang w:eastAsia="es-PE"/>
-          <ns2:ligatures ns2:val="none"/>
-        </w:rPr>
-      </w:pPr>
-    </w:p>
-    <w:p ns2:paraId="2F799822" ns2:textId="1F428677">
+          <w14:ligatures w14:val="none"/>
+        </w:rPr>
+      </w:pPr>
+    </w:p>
+    <w:p>
       <w:pPr>
         <w:tabs>
           <w:tab w:val="left" w:pos="1014"/>
@@ -569,7 +495,7 @@
           <w:kern w:val="0"/>
           <w:shd w:val="clear" w:color="auto" w:fill="FFFFFF"/>
           <w:lang w:eastAsia="es-PE"/>
-          <ns2:ligatures ns2:val="none"/>
+          <w14:ligatures w14:val="none"/>
         </w:rPr>
       </w:pPr>
       <w:r>
@@ -579,7 +505,7 @@
           <w:kern w:val="0"/>
           <w:shd w:val="clear" w:color="auto" w:fill="FFFFFF"/>
           <w:lang w:eastAsia="es-PE"/>
-          <ns2:ligatures ns2:val="none"/>
+          <w14:ligatures w14:val="none"/>
         </w:rPr>
         <w:t xml:space="preserve">Lima, </w:t>
       </w:r>
@@ -590,7 +516,7 @@
           <w:kern w:val="0"/>
           <w:shd w:val="clear" w:color="auto" w:fill="FFFFFF"/>
           <w:lang w:eastAsia="es-PE"/>
-          <ns2:ligatures ns2:val="none"/>
+          <w14:ligatures w14:val="none"/>
         </w:rPr>
         <w:t xml:space="preserve">7 de agosto de 2025</w:t>
       </w:r>
@@ -601,7 +527,7 @@
           <w:kern w:val="0"/>
           <w:shd w:val="clear" w:color="auto" w:fill="FFFFFF"/>
           <w:lang w:eastAsia="es-PE"/>
-          <ns2:ligatures ns2:val="none"/>
+          <w14:ligatures w14:val="none"/>
         </w:rPr>
         <w:t xml:space="preserve"/>
       </w:r>
@@ -612,7 +538,7 @@
           <w:kern w:val="0"/>
           <w:shd w:val="clear" w:color="auto" w:fill="FFFFFF"/>
           <w:lang w:eastAsia="es-PE"/>
-          <ns2:ligatures ns2:val="none"/>
+          <w14:ligatures w14:val="none"/>
         </w:rPr>
         <w:t xml:space="preserve"/>
       </w:r>
@@ -623,12 +549,12 @@
           <w:kern w:val="0"/>
           <w:shd w:val="clear" w:color="auto" w:fill="FFFFFF"/>
           <w:lang w:eastAsia="es-PE"/>
-          <ns2:ligatures ns2:val="none"/>
+          <w14:ligatures w14:val="none"/>
         </w:rPr>
         <w:t xml:space="preserve"/>
       </w:r>
     </w:p>
-    <w:p ns2:paraId="66CE1821" ns2:textId="77777777">
+    <w:p>
       <w:pPr>
         <w:tabs>
           <w:tab w:val="left" w:pos="1014"/>
@@ -640,11 +566,11 @@
           <w:color w:val="000000"/>
           <w:kern w:val="0"/>
           <w:lang w:eastAsia="es-PE"/>
-          <ns2:ligatures ns2:val="none"/>
-        </w:rPr>
-      </w:pPr>
-    </w:p>
-    <w:p ns2:paraId="0B80AAA5" ns2:textId="77777777">
+          <w14:ligatures w14:val="none"/>
+        </w:rPr>
+      </w:pPr>
+    </w:p>
+    <w:p>
       <w:pPr>
         <w:numPr>
           <w:ilvl w:val="0"/>
@@ -658,22 +584,22 @@
           <w:color w:val="000000"/>
           <w:kern w:val="0"/>
           <w:lang w:eastAsia="es-PE"/>
-          <ns2:ligatures ns2:val="none"/>
-        </w:rPr>
-      </w:pPr>
-      <w:r>
-        <w:rPr>
-          <w:rFonts w:ascii="Arial Narrow" w:eastAsia="Arial Narrow" w:hAnsi="Arial Narrow" w:cs="Arial Narrow"/>
-          <w:b/>
-          <w:color w:val="000000"/>
-          <w:kern w:val="0"/>
-          <w:lang w:eastAsia="es-PE"/>
-          <ns2:ligatures ns2:val="none"/>
+          <w14:ligatures w14:val="none"/>
+        </w:rPr>
+      </w:pPr>
+      <w:r>
+        <w:rPr>
+          <w:rFonts w:ascii="Arial Narrow" w:eastAsia="Arial Narrow" w:hAnsi="Arial Narrow" w:cs="Arial Narrow"/>
+          <w:b/>
+          <w:color w:val="000000"/>
+          <w:kern w:val="0"/>
+          <w:lang w:eastAsia="es-PE"/>
+          <w14:ligatures w14:val="none"/>
         </w:rPr>
         <w:t xml:space="preserve">HECHOS </w:t>
       </w:r>
     </w:p>
-    <w:p ns2:paraId="621F2AB2" ns2:textId="77777777">
+    <w:p>
       <w:pPr>
         <w:spacing w:after="0" w:line="240" w:lineRule="auto"/>
         <w:jc w:val="both"/>
@@ -682,11 +608,11 @@
           <w:color w:val="000000"/>
           <w:kern w:val="0"/>
           <w:lang w:eastAsia="es-PE"/>
-          <ns2:ligatures ns2:val="none"/>
-        </w:rPr>
-      </w:pPr>
-    </w:p>
-    <w:p ns2:paraId="60B5D5B0" ns2:textId="01C2B786">
+          <w14:ligatures w14:val="none"/>
+        </w:rPr>
+      </w:pPr>
+    </w:p>
+    <w:p>
       <w:pPr>
         <w:numPr>
           <w:ilvl w:val="1"/>
@@ -700,7 +626,7 @@
           <w:color w:val="000000"/>
           <w:kern w:val="0"/>
           <w:lang w:val="es-ES" w:eastAsia="es-ES"/>
-          <ns2:ligatures ns2:val="none"/>
+          <w14:ligatures w14:val="none"/>
         </w:rPr>
       </w:pPr>
       <w:r>
@@ -709,7 +635,7 @@
           <w:color w:val="000000"/>
           <w:kern w:val="0"/>
           <w:lang w:val="es-ES" w:eastAsia="es-ES"/>
-          <ns2:ligatures ns2:val="none"/>
+          <w14:ligatures w14:val="none"/>
         </w:rPr>
         <w:t xml:space="preserve">Mediante el escrito del 5 de junio de 2025, subsanado con el escrito del 5 de agosto de 2025, la señora [APELLIDO] y el señor [APELLIDO] denunciaron a Pacífico por presuntas infracciones a la Ley 29571, Código de Protección y Defensa del Consumidor (en adelante, Código), señalando lo siguiente:</w:t>
       </w:r>
@@ -719,7 +645,7 @@
           <w:color w:val="000000"/>
           <w:kern w:val="0"/>
           <w:lang w:val="es-ES" w:eastAsia="es-ES"/>
-          <ns2:ligatures ns2:val="none"/>
+          <w14:ligatures w14:val="none"/>
         </w:rPr>
         <w:t/>
       </w:r>
@@ -729,7 +655,7 @@
           <w:color w:val="000000"/>
           <w:kern w:val="0"/>
           <w:lang w:val="es-ES" w:eastAsia="es-ES"/>
-          <ns2:ligatures ns2:val="none"/>
+          <w14:ligatures w14:val="none"/>
         </w:rPr>
         <w:t xml:space="preserve"/>
       </w:r>
@@ -739,7 +665,7 @@
           <w:color w:val="000000"/>
           <w:kern w:val="0"/>
           <w:lang w:val="es-ES" w:eastAsia="es-ES"/>
-          <ns2:ligatures ns2:val="none"/>
+          <w14:ligatures w14:val="none"/>
         </w:rPr>
         <w:t/>
       </w:r>
@@ -749,7 +675,7 @@
           <w:color w:val="000000"/>
           <w:kern w:val="0"/>
           <w:lang w:val="es-ES" w:eastAsia="es-ES"/>
-          <ns2:ligatures ns2:val="none"/>
+          <w14:ligatures w14:val="none"/>
         </w:rPr>
         <w:t/>
       </w:r>
@@ -761,7 +687,7 @@
           <w:kern w:val="0"/>
           <w:vertAlign w:val="superscript"/>
           <w:lang w:val="es-ES" w:eastAsia="es-ES"/>
-          <ns2:ligatures ns2:val="none"/>
+          <w14:ligatures w14:val="none"/>
         </w:rPr>
         <w:footnoteReference w:id="1"/>
       </w:r>
@@ -769,7 +695,7 @@
         <w:rPr>
           <w:rFonts w:ascii="Arial Narrow" w:eastAsia="Calibri" w:hAnsi="Arial Narrow" w:cs="Arial"/>
           <w:kern w:val="0"/>
-          <ns2:ligatures ns2:val="none"/>
+          <w14:ligatures w14:val="none"/>
         </w:rPr>
         <w:t xml:space="preserve"/>
       </w:r>
@@ -777,7 +703,7 @@
         <w:rPr>
           <w:rFonts w:ascii="Arial Narrow" w:eastAsia="Calibri" w:hAnsi="Arial Narrow" w:cs="Arial"/>
           <w:kern w:val="0"/>
-          <ns2:ligatures ns2:val="none"/>
+          <w14:ligatures w14:val="none"/>
         </w:rPr>
         <w:t/>
       </w:r>
@@ -787,7 +713,7 @@
           <w:color w:val="000000"/>
           <w:kern w:val="0"/>
           <w:lang w:val="es-ES" w:eastAsia="es-ES"/>
-          <ns2:ligatures ns2:val="none"/>
+          <w14:ligatures w14:val="none"/>
         </w:rPr>
         <w:t xml:space="preserve"/>
       </w:r>
@@ -797,7 +723,7 @@
           <w:color w:val="000000"/>
           <w:kern w:val="0"/>
           <w:lang w:val="es-ES" w:eastAsia="es-ES"/>
-          <ns2:ligatures ns2:val="none"/>
+          <w14:ligatures w14:val="none"/>
         </w:rPr>
         <w:t xml:space="preserve"/>
       </w:r>
@@ -807,7 +733,7 @@
           <w:color w:val="000000"/>
           <w:kern w:val="0"/>
           <w:lang w:val="es-ES" w:eastAsia="es-ES"/>
-          <ns2:ligatures ns2:val="none"/>
+          <w14:ligatures w14:val="none"/>
         </w:rPr>
         <w:t/>
       </w:r>
@@ -819,7 +745,7 @@
           <w:kern w:val="0"/>
           <w:vertAlign w:val="superscript"/>
           <w:lang w:val="es-ES" w:eastAsia="es-ES"/>
-          <ns2:ligatures ns2:val="none"/>
+          <w14:ligatures w14:val="none"/>
         </w:rPr>
         <w:footnoteReference w:id="2"/>
       </w:r>
@@ -829,7 +755,7 @@
           <w:color w:val="000000"/>
           <w:kern w:val="0"/>
           <w:lang w:val="es-ES" w:eastAsia="es-ES"/>
-          <ns2:ligatures ns2:val="none"/>
+          <w14:ligatures w14:val="none"/>
         </w:rPr>
         <w:t xml:space="preserve"/>
       </w:r>
@@ -840,12 +766,12 @@
           <w:color w:val="000000"/>
           <w:kern w:val="0"/>
           <w:lang w:val="es-ES" w:eastAsia="es-ES"/>
-          <ns2:ligatures ns2:val="none"/>
+          <w14:ligatures w14:val="none"/>
         </w:rPr>
         <w:t/>
       </w:r>
     </w:p>
-    <w:p ns2:paraId="3AD3B7C6" ns2:textId="77777777">
+    <w:p>
       <w:pPr>
         <w:tabs>
           <w:tab w:val="left" w:pos="1134"/>
@@ -857,11 +783,11 @@
           <w:color w:val="000000"/>
           <w:kern w:val="0"/>
           <w:lang w:val="es-ES" w:eastAsia="es-ES"/>
-          <ns2:ligatures ns2:val="none"/>
-        </w:rPr>
-      </w:pPr>
-    </w:p>
-    <w:p ns2:paraId="6A92533E" ns2:textId="7244A872">
+          <w14:ligatures w14:val="none"/>
+        </w:rPr>
+      </w:pPr>
+    </w:p>
+    <w:p>
       <w:pPr>
         <w:pStyle w:val="Prrafodelista"/>
         <w:numPr>
@@ -880,7 +806,7 @@
           <w:color w:val="000000"/>
           <w:kern w:val="0"/>
           <w:lang w:eastAsia="es-ES"/>
-          <ns2:ligatures ns2:val="none"/>
+          <w14:ligatures w14:val="none"/>
         </w:rPr>
       </w:pPr>
       <w:r>
@@ -889,7 +815,7 @@
           <w:color w:val="000000"/>
           <w:kern w:val="0"/>
           <w:lang w:eastAsia="es-ES"/>
-          <ns2:ligatures ns2:val="none"/>
+          <w14:ligatures w14:val="none"/>
         </w:rPr>
         <w:t xml:space="preserve">El 10 de junio de 2024, la señora [APELLIDO] adquirió el vehículo con Placa de Rodaje CMI-648. </w:t>
       </w:r>
@@ -897,7 +823,7 @@
         <w:rPr>
           <w:rFonts w:ascii="Arial Narrow" w:eastAsia="Calibri" w:hAnsi="Arial Narrow" w:cs="Arial"/>
           <w:kern w:val="0"/>
-          <ns2:ligatures ns2:val="none"/>
+          <w14:ligatures w14:val="none"/>
         </w:rPr>
         <w:t xml:space="preserve"/>
       </w:r>
@@ -907,7 +833,7 @@
           <w:color w:val="000000"/>
           <w:kern w:val="0"/>
           <w:lang w:eastAsia="es-ES"/>
-          <ns2:ligatures ns2:val="none"/>
+          <w14:ligatures w14:val="none"/>
         </w:rPr>
         <w:t xml:space="preserve"/>
       </w:r>
@@ -917,7 +843,7 @@
           <w:color w:val="000000"/>
           <w:kern w:val="0"/>
           <w:lang w:eastAsia="es-ES"/>
-          <ns2:ligatures ns2:val="none"/>
+          <w14:ligatures w14:val="none"/>
         </w:rPr>
         <w:t/>
       </w:r>
@@ -927,12 +853,12 @@
           <w:color w:val="000000"/>
           <w:kern w:val="0"/>
           <w:lang w:eastAsia="es-ES"/>
-          <ns2:ligatures ns2:val="none"/>
+          <w14:ligatures w14:val="none"/>
         </w:rPr>
         <w:t xml:space="preserve"/>
       </w:r>
     </w:p>
-    <w:p ns2:paraId="28C76EB0" ns2:textId="77777777">
+    <w:p>
       <w:pPr>
         <w:pStyle w:val="Prrafodelista"/>
         <w:spacing w:after="0" w:line="240" w:lineRule="auto"/>
@@ -943,11 +869,11 @@
           <w:color w:val="000000"/>
           <w:kern w:val="0"/>
           <w:lang w:eastAsia="es-ES"/>
-          <ns2:ligatures ns2:val="none"/>
-        </w:rPr>
-      </w:pPr>
-    </w:p>
-    <w:p ns2:paraId="1D205209" ns2:textId="77777777">
+          <w14:ligatures w14:val="none"/>
+        </w:rPr>
+      </w:pPr>
+    </w:p>
+    <w:p>
       <w:pPr>
         <w:pStyle w:val="Prrafodelista"/>
         <w:numPr>
@@ -966,7 +892,7 @@
           <w:color w:val="000000"/>
           <w:kern w:val="0"/>
           <w:lang w:eastAsia="es-ES"/>
-          <ns2:ligatures ns2:val="none"/>
+          <w14:ligatures w14:val="none"/>
         </w:rPr>
       </w:pPr>
       <w:r>
@@ -975,7 +901,7 @@
           <w:color w:val="000000"/>
           <w:kern w:val="0"/>
           <w:lang w:eastAsia="es-ES"/>
-          <ns2:ligatures ns2:val="none"/>
+          <w14:ligatures w14:val="none"/>
         </w:rPr>
         <w:t xml:space="preserve">El 24 de junio de 2024, la señora [APELLIDO] contrató con Pacífico un Seguro de Autos Todo Riesgo – Plan Full – Póliza 2010209580 (en adelante, “Seguro Vehicular”), con vigencia desde el 25 de junio de 2024 hasta el 25 de junio de 2025. </w:t>
       </w:r>
@@ -983,7 +909,7 @@
         <w:rPr>
           <w:rFonts w:ascii="Arial Narrow" w:eastAsia="Calibri" w:hAnsi="Arial Narrow" w:cs="Arial"/>
           <w:kern w:val="0"/>
-          <ns2:ligatures ns2:val="none"/>
+          <w14:ligatures w14:val="none"/>
         </w:rPr>
         <w:t xml:space="preserve"/>
       </w:r>
@@ -993,7 +919,7 @@
           <w:color w:val="000000"/>
           <w:kern w:val="0"/>
           <w:lang w:eastAsia="es-ES"/>
-          <ns2:ligatures ns2:val="none"/>
+          <w14:ligatures w14:val="none"/>
         </w:rPr>
         <w:t xml:space="preserve"/>
       </w:r>
@@ -1003,7 +929,7 @@
           <w:color w:val="000000"/>
           <w:kern w:val="0"/>
           <w:lang w:eastAsia="es-ES"/>
-          <ns2:ligatures ns2:val="none"/>
+          <w14:ligatures w14:val="none"/>
         </w:rPr>
         <w:t/>
       </w:r>
@@ -1013,7 +939,7 @@
           <w:color w:val="000000"/>
           <w:kern w:val="0"/>
           <w:lang w:eastAsia="es-ES"/>
-          <ns2:ligatures ns2:val="none"/>
+          <w14:ligatures w14:val="none"/>
         </w:rPr>
         <w:t xml:space="preserve"/>
       </w:r>
@@ -1023,12 +949,12 @@
           <w:color w:val="000000"/>
           <w:kern w:val="0"/>
           <w:lang w:eastAsia="es-ES"/>
-          <ns2:ligatures ns2:val="none"/>
+          <w14:ligatures w14:val="none"/>
         </w:rPr>
         <w:t xml:space="preserve"/>
       </w:r>
     </w:p>
-    <w:p ns2:paraId="7BF7DE03" ns2:textId="77777777">
+    <w:p>
       <w:pPr>
         <w:pStyle w:val="Prrafodelista"/>
         <w:rPr>
@@ -1036,11 +962,11 @@
           <w:color w:val="000000"/>
           <w:kern w:val="0"/>
           <w:lang w:eastAsia="es-ES"/>
-          <ns2:ligatures ns2:val="none"/>
-        </w:rPr>
-      </w:pPr>
-    </w:p>
-    <w:p ns2:paraId="045FF9FB" ns2:textId="12851D5D">
+          <w14:ligatures w14:val="none"/>
+        </w:rPr>
+      </w:pPr>
+    </w:p>
+    <w:p>
       <w:pPr>
         <w:pStyle w:val="Prrafodelista"/>
         <w:numPr>
@@ -1059,7 +985,7 @@
           <w:color w:val="000000"/>
           <w:kern w:val="0"/>
           <w:lang w:eastAsia="es-ES"/>
-          <ns2:ligatures ns2:val="none"/>
+          <w14:ligatures w14:val="none"/>
         </w:rPr>
       </w:pPr>
       <w:r>
@@ -1068,7 +994,7 @@
           <w:color w:val="000000"/>
           <w:kern w:val="0"/>
           <w:lang w:eastAsia="es-ES"/>
-          <ns2:ligatures ns2:val="none"/>
+          <w14:ligatures w14:val="none"/>
         </w:rPr>
         <w:t xml:space="preserve">En dicha contratación, solo firmó una hoja resumen sin recibir el documento completo de la póliza, el cual estuvo disponible posteriormente para su descarga a través de la aplicación “Mi Espacio Pacífico”. Asimismo, en las condiciones particulares de la póliza, la compañía aseguradora consignó correos electrónicos erróneos o inexistentes, tales como [CORREO] y notienecorreo@pacifico.com.pe.</w:t>
       </w:r>
@@ -1079,7 +1005,7 @@
           <w:color w:val="000000"/>
           <w:kern w:val="0"/>
           <w:lang w:eastAsia="es-ES"/>
-          <ns2:ligatures ns2:val="none"/>
+          <w14:ligatures w14:val="none"/>
         </w:rPr>
         <w:t/>
       </w:r>
@@ -1090,7 +1016,7 @@
           <w:color w:val="000000"/>
           <w:kern w:val="0"/>
           <w:lang w:eastAsia="es-ES"/>
-          <ns2:ligatures ns2:val="none"/>
+          <w14:ligatures w14:val="none"/>
         </w:rPr>
         <w:t xml:space="preserve"/>
       </w:r>
@@ -1100,7 +1026,7 @@
           <w:color w:val="000000"/>
           <w:kern w:val="0"/>
           <w:lang w:eastAsia="es-ES"/>
-          <ns2:ligatures ns2:val="none"/>
+          <w14:ligatures w14:val="none"/>
         </w:rPr>
         <w:t xml:space="preserve"/>
       </w:r>
@@ -1110,12 +1036,12 @@
           <w:color w:val="000000"/>
           <w:kern w:val="0"/>
           <w:lang w:eastAsia="es-ES"/>
-          <ns2:ligatures ns2:val="none"/>
+          <w14:ligatures w14:val="none"/>
         </w:rPr>
         <w:t/>
       </w:r>
     </w:p>
-    <w:p ns2:paraId="7105B2B3" ns2:textId="77777777">
+    <w:p>
       <w:pPr>
         <w:pStyle w:val="Prrafodelista"/>
         <w:rPr>
@@ -1123,11 +1049,11 @@
           <w:color w:val="000000"/>
           <w:kern w:val="0"/>
           <w:lang w:eastAsia="es-ES"/>
-          <ns2:ligatures ns2:val="none"/>
-        </w:rPr>
-      </w:pPr>
-    </w:p>
-    <w:p ns2:paraId="28F47FA5" ns2:textId="77777777">
+          <w14:ligatures w14:val="none"/>
+        </w:rPr>
+      </w:pPr>
+    </w:p>
+    <w:p>
       <w:pPr>
         <w:pStyle w:val="Prrafodelista"/>
         <w:numPr>
@@ -1146,7 +1072,7 @@
           <w:color w:val="000000"/>
           <w:kern w:val="0"/>
           <w:lang w:eastAsia="es-ES"/>
-          <ns2:ligatures ns2:val="none"/>
+          <w14:ligatures w14:val="none"/>
         </w:rPr>
       </w:pPr>
       <w:r>
@@ -1155,7 +1081,7 @@
           <w:color w:val="000000"/>
           <w:kern w:val="0"/>
           <w:lang w:eastAsia="es-ES"/>
-          <ns2:ligatures ns2:val="none"/>
+          <w14:ligatures w14:val="none"/>
         </w:rPr>
         <w:t xml:space="preserve">El 3 de abril de 2025, mientras se encontraba junto al señor [APELLIDO] en su centro de labores, terceras personas hurtaron el vehículo asegurado, el cual estaba estacionado fuera de dicho local. Al percatarse del hecho mediante el registro de las cámaras de vigilancia, acudió a la comisaría del distrito de Villa El Salvador para interponer la denuncia policial correspondiente. </w:t>
       </w:r>
@@ -1165,7 +1091,7 @@
           <w:color w:val="000000"/>
           <w:kern w:val="0"/>
           <w:lang w:eastAsia="es-ES"/>
-          <ns2:ligatures ns2:val="none"/>
+          <w14:ligatures w14:val="none"/>
         </w:rPr>
         <w:t xml:space="preserve"/>
       </w:r>
@@ -1175,7 +1101,7 @@
           <w:color w:val="000000"/>
           <w:kern w:val="0"/>
           <w:lang w:eastAsia="es-ES"/>
-          <ns2:ligatures ns2:val="none"/>
+          <w14:ligatures w14:val="none"/>
         </w:rPr>
         <w:t/>
       </w:r>
@@ -1185,7 +1111,7 @@
           <w:color w:val="000000"/>
           <w:kern w:val="0"/>
           <w:lang w:eastAsia="es-ES"/>
-          <ns2:ligatures ns2:val="none"/>
+          <w14:ligatures w14:val="none"/>
         </w:rPr>
         <w:t xml:space="preserve"/>
       </w:r>
@@ -1195,7 +1121,7 @@
           <w:color w:val="000000"/>
           <w:kern w:val="0"/>
           <w:lang w:eastAsia="es-ES"/>
-          <ns2:ligatures ns2:val="none"/>
+          <w14:ligatures w14:val="none"/>
         </w:rPr>
         <w:t xml:space="preserve"/>
       </w:r>
@@ -1205,7 +1131,7 @@
           <w:color w:val="000000"/>
           <w:kern w:val="0"/>
           <w:lang w:eastAsia="es-ES"/>
-          <ns2:ligatures ns2:val="none"/>
+          <w14:ligatures w14:val="none"/>
         </w:rPr>
         <w:t xml:space="preserve"/>
       </w:r>
@@ -1215,7 +1141,7 @@
           <w:color w:val="000000"/>
           <w:kern w:val="0"/>
           <w:lang w:eastAsia="es-ES"/>
-          <ns2:ligatures ns2:val="none"/>
+          <w14:ligatures w14:val="none"/>
         </w:rPr>
         <w:t/>
       </w:r>
@@ -1225,12 +1151,12 @@
           <w:color w:val="000000"/>
           <w:kern w:val="0"/>
           <w:lang w:eastAsia="es-ES"/>
-          <ns2:ligatures ns2:val="none"/>
+          <w14:ligatures w14:val="none"/>
         </w:rPr>
         <w:t xml:space="preserve"/>
       </w:r>
     </w:p>
-    <w:p ns2:paraId="46D197AF" ns2:textId="77777777">
+    <w:p>
       <w:pPr>
         <w:pStyle w:val="Prrafodelista"/>
         <w:rPr>
@@ -1238,11 +1164,11 @@
           <w:color w:val="000000"/>
           <w:kern w:val="0"/>
           <w:lang w:eastAsia="es-ES"/>
-          <ns2:ligatures ns2:val="none"/>
-        </w:rPr>
-      </w:pPr>
-    </w:p>
-    <w:p ns2:paraId="104C5934" ns2:textId="0247A24B">
+          <w14:ligatures w14:val="none"/>
+        </w:rPr>
+      </w:pPr>
+    </w:p>
+    <w:p>
       <w:pPr>
         <w:pStyle w:val="Prrafodelista"/>
         <w:numPr>
@@ -1261,7 +1187,7 @@
           <w:color w:val="000000"/>
           <w:kern w:val="0"/>
           <w:lang w:eastAsia="es-ES"/>
-          <ns2:ligatures ns2:val="none"/>
+          <w14:ligatures w14:val="none"/>
         </w:rPr>
       </w:pPr>
       <w:r>
@@ -1270,7 +1196,7 @@
           <w:color w:val="000000"/>
           <w:kern w:val="0"/>
           <w:lang w:eastAsia="es-ES"/>
-          <ns2:ligatures ns2:val="none"/>
+          <w14:ligatures w14:val="none"/>
         </w:rPr>
         <w:t xml:space="preserve">Luego, comunicó el siniestro a Pacífico para solicitar la cobertura del vehículo asegurado. Sin embargo, el personal de la empresa solo recabó información del señor [APELLIDO] , pese a que les informó que ninguno de los dos se encontraba a bordo del vehículo al momento del hurto. </w:t>
       </w:r>
@@ -1280,7 +1206,7 @@
           <w:color w:val="000000"/>
           <w:kern w:val="0"/>
           <w:lang w:eastAsia="es-ES"/>
-          <ns2:ligatures ns2:val="none"/>
+          <w14:ligatures w14:val="none"/>
         </w:rPr>
         <w:t xml:space="preserve"/>
       </w:r>
@@ -1290,7 +1216,7 @@
           <w:color w:val="000000"/>
           <w:kern w:val="0"/>
           <w:lang w:eastAsia="es-ES"/>
-          <ns2:ligatures ns2:val="none"/>
+          <w14:ligatures w14:val="none"/>
         </w:rPr>
         <w:t xml:space="preserve"/>
       </w:r>
@@ -1300,7 +1226,7 @@
           <w:color w:val="000000"/>
           <w:kern w:val="0"/>
           <w:lang w:eastAsia="es-ES"/>
-          <ns2:ligatures ns2:val="none"/>
+          <w14:ligatures w14:val="none"/>
         </w:rPr>
         <w:t xml:space="preserve"/>
       </w:r>
@@ -1310,7 +1236,7 @@
           <w:color w:val="000000"/>
           <w:kern w:val="0"/>
           <w:lang w:eastAsia="es-ES"/>
-          <ns2:ligatures ns2:val="none"/>
+          <w14:ligatures w14:val="none"/>
         </w:rPr>
         <w:t/>
       </w:r>
@@ -1320,7 +1246,7 @@
           <w:color w:val="000000"/>
           <w:kern w:val="0"/>
           <w:lang w:eastAsia="es-ES"/>
-          <ns2:ligatures ns2:val="none"/>
+          <w14:ligatures w14:val="none"/>
         </w:rPr>
         <w:t xml:space="preserve"/>
       </w:r>
@@ -1330,7 +1256,7 @@
           <w:color w:val="000000"/>
           <w:kern w:val="0"/>
           <w:lang w:eastAsia="es-ES"/>
-          <ns2:ligatures ns2:val="none"/>
+          <w14:ligatures w14:val="none"/>
         </w:rPr>
         <w:t xml:space="preserve"/>
       </w:r>
@@ -1340,7 +1266,7 @@
           <w:color w:val="000000"/>
           <w:kern w:val="0"/>
           <w:lang w:eastAsia="es-ES"/>
-          <ns2:ligatures ns2:val="none"/>
+          <w14:ligatures w14:val="none"/>
         </w:rPr>
         <w:t xml:space="preserve"/>
       </w:r>
@@ -1350,7 +1276,7 @@
           <w:color w:val="000000"/>
           <w:kern w:val="0"/>
           <w:lang w:eastAsia="es-ES"/>
-          <ns2:ligatures ns2:val="none"/>
+          <w14:ligatures w14:val="none"/>
         </w:rPr>
         <w:t xml:space="preserve"/>
       </w:r>
@@ -1360,7 +1286,7 @@
           <w:color w:val="000000"/>
           <w:kern w:val="0"/>
           <w:lang w:eastAsia="es-ES"/>
-          <ns2:ligatures ns2:val="none"/>
+          <w14:ligatures w14:val="none"/>
         </w:rPr>
         <w:t xml:space="preserve"/>
       </w:r>
@@ -1370,7 +1296,7 @@
           <w:color w:val="000000"/>
           <w:kern w:val="0"/>
           <w:lang w:eastAsia="es-ES"/>
-          <ns2:ligatures ns2:val="none"/>
+          <w14:ligatures w14:val="none"/>
         </w:rPr>
         <w:t/>
       </w:r>
@@ -1380,7 +1306,7 @@
           <w:color w:val="000000"/>
           <w:kern w:val="0"/>
           <w:lang w:eastAsia="es-ES"/>
-          <ns2:ligatures ns2:val="none"/>
+          <w14:ligatures w14:val="none"/>
         </w:rPr>
         <w:t xml:space="preserve"/>
       </w:r>
@@ -1390,7 +1316,7 @@
           <w:color w:val="000000"/>
           <w:kern w:val="0"/>
           <w:lang w:eastAsia="es-ES"/>
-          <ns2:ligatures ns2:val="none"/>
+          <w14:ligatures w14:val="none"/>
         </w:rPr>
         <w:t/>
       </w:r>
@@ -1400,7 +1326,7 @@
           <w:color w:val="000000"/>
           <w:kern w:val="0"/>
           <w:lang w:eastAsia="es-ES"/>
-          <ns2:ligatures ns2:val="none"/>
+          <w14:ligatures w14:val="none"/>
         </w:rPr>
         <w:t xml:space="preserve"/>
       </w:r>
@@ -1410,7 +1336,7 @@
           <w:color w:val="000000"/>
           <w:kern w:val="0"/>
           <w:lang w:eastAsia="es-ES"/>
-          <ns2:ligatures ns2:val="none"/>
+          <w14:ligatures w14:val="none"/>
         </w:rPr>
         <w:t xml:space="preserve"/>
       </w:r>
@@ -1420,7 +1346,7 @@
           <w:color w:val="000000"/>
           <w:kern w:val="0"/>
           <w:lang w:eastAsia="es-ES"/>
-          <ns2:ligatures ns2:val="none"/>
+          <w14:ligatures w14:val="none"/>
         </w:rPr>
         <w:t/>
       </w:r>
@@ -1430,12 +1356,12 @@
           <w:color w:val="000000"/>
           <w:kern w:val="0"/>
           <w:lang w:eastAsia="es-ES"/>
-          <ns2:ligatures ns2:val="none"/>
+          <w14:ligatures w14:val="none"/>
         </w:rPr>
         <w:t xml:space="preserve"/>
       </w:r>
     </w:p>
-    <w:p ns2:paraId="5C06CF05" ns2:textId="77777777">
+    <w:p>
       <w:pPr>
         <w:pStyle w:val="Prrafodelista"/>
         <w:rPr>
@@ -1443,11 +1369,11 @@
           <w:color w:val="000000"/>
           <w:kern w:val="0"/>
           <w:lang w:eastAsia="es-ES"/>
-          <ns2:ligatures ns2:val="none"/>
-        </w:rPr>
-      </w:pPr>
-    </w:p>
-    <w:p ns2:paraId="29B4AB93" ns2:textId="3F1EEA39">
+          <w14:ligatures w14:val="none"/>
+        </w:rPr>
+      </w:pPr>
+    </w:p>
+    <w:p>
       <w:pPr>
         <w:pStyle w:val="Prrafodelista"/>
         <w:numPr>
@@ -1466,7 +1392,7 @@
           <w:color w:val="000000"/>
           <w:kern w:val="0"/>
           <w:lang w:eastAsia="es-ES"/>
-          <ns2:ligatures ns2:val="none"/>
+          <w14:ligatures w14:val="none"/>
         </w:rPr>
       </w:pPr>
       <w:r>
@@ -1475,7 +1401,7 @@
           <w:color w:val="000000"/>
           <w:kern w:val="0"/>
           <w:lang w:eastAsia="es-ES"/>
-          <ns2:ligatures ns2:val="none"/>
+          <w14:ligatures w14:val="none"/>
         </w:rPr>
         <w:t xml:space="preserve">Posteriormente, el señor [APELLIDO] fue sometido a una prueba poligráfica por Pacífico, sin que se justificara su aplicación en lugar de la señora [APELLIDO], titular del Seguro Vehicular. El desarrollo de la prueba tuvo una connotación discriminatoria (xenófoba) pues se le preguntó si mantenía vínculos con personas al margen de la ley. </w:t>
       </w:r>
@@ -1485,7 +1411,7 @@
           <w:color w:val="000000"/>
           <w:kern w:val="0"/>
           <w:lang w:eastAsia="es-ES"/>
-          <ns2:ligatures ns2:val="none"/>
+          <w14:ligatures w14:val="none"/>
         </w:rPr>
         <w:t xml:space="preserve"/>
       </w:r>
@@ -1495,7 +1421,7 @@
           <w:color w:val="000000"/>
           <w:kern w:val="0"/>
           <w:lang w:eastAsia="es-ES"/>
-          <ns2:ligatures ns2:val="none"/>
+          <w14:ligatures w14:val="none"/>
         </w:rPr>
         <w:t/>
       </w:r>
@@ -1505,7 +1431,7 @@
           <w:color w:val="000000"/>
           <w:kern w:val="0"/>
           <w:lang w:eastAsia="es-ES"/>
-          <ns2:ligatures ns2:val="none"/>
+          <w14:ligatures w14:val="none"/>
         </w:rPr>
         <w:t xml:space="preserve"/>
       </w:r>
@@ -1515,7 +1441,7 @@
           <w:color w:val="000000"/>
           <w:kern w:val="0"/>
           <w:lang w:eastAsia="es-ES"/>
-          <ns2:ligatures ns2:val="none"/>
+          <w14:ligatures w14:val="none"/>
         </w:rPr>
         <w:t/>
       </w:r>
@@ -1525,7 +1451,7 @@
           <w:color w:val="000000"/>
           <w:kern w:val="0"/>
           <w:lang w:eastAsia="es-ES"/>
-          <ns2:ligatures ns2:val="none"/>
+          <w14:ligatures w14:val="none"/>
         </w:rPr>
         <w:t xml:space="preserve"/>
       </w:r>
@@ -1533,7 +1459,7 @@
         <w:rPr>
           <w:rFonts w:ascii="Arial Narrow" w:eastAsia="Calibri" w:hAnsi="Arial Narrow" w:cs="Arial"/>
           <w:kern w:val="0"/>
-          <ns2:ligatures ns2:val="none"/>
+          <w14:ligatures w14:val="none"/>
         </w:rPr>
         <w:t xml:space="preserve"/>
       </w:r>
@@ -1543,7 +1469,7 @@
           <w:color w:val="000000"/>
           <w:kern w:val="0"/>
           <w:lang w:eastAsia="es-ES"/>
-          <ns2:ligatures ns2:val="none"/>
+          <w14:ligatures w14:val="none"/>
         </w:rPr>
         <w:t xml:space="preserve"/>
       </w:r>
@@ -1553,7 +1479,7 @@
           <w:color w:val="000000"/>
           <w:kern w:val="0"/>
           <w:lang w:eastAsia="es-ES"/>
-          <ns2:ligatures ns2:val="none"/>
+          <w14:ligatures w14:val="none"/>
         </w:rPr>
         <w:t/>
       </w:r>
@@ -1563,7 +1489,7 @@
           <w:color w:val="000000"/>
           <w:kern w:val="0"/>
           <w:lang w:eastAsia="es-ES"/>
-          <ns2:ligatures ns2:val="none"/>
+          <w14:ligatures w14:val="none"/>
         </w:rPr>
         <w:t xml:space="preserve"/>
       </w:r>
@@ -1573,7 +1499,7 @@
           <w:color w:val="000000"/>
           <w:kern w:val="0"/>
           <w:lang w:eastAsia="es-ES"/>
-          <ns2:ligatures ns2:val="none"/>
+          <w14:ligatures w14:val="none"/>
         </w:rPr>
         <w:t xml:space="preserve"/>
       </w:r>
@@ -1583,7 +1509,7 @@
           <w:color w:val="000000"/>
           <w:kern w:val="0"/>
           <w:lang w:eastAsia="es-ES"/>
-          <ns2:ligatures ns2:val="none"/>
+          <w14:ligatures w14:val="none"/>
         </w:rPr>
         <w:t xml:space="preserve"/>
       </w:r>
@@ -1593,7 +1519,7 @@
           <w:color w:val="000000"/>
           <w:kern w:val="0"/>
           <w:lang w:eastAsia="es-ES"/>
-          <ns2:ligatures ns2:val="none"/>
+          <w14:ligatures w14:val="none"/>
         </w:rPr>
         <w:t xml:space="preserve"/>
       </w:r>
@@ -1603,7 +1529,7 @@
           <w:color w:val="000000"/>
           <w:kern w:val="0"/>
           <w:lang w:eastAsia="es-ES"/>
-          <ns2:ligatures ns2:val="none"/>
+          <w14:ligatures w14:val="none"/>
         </w:rPr>
         <w:t xml:space="preserve"/>
       </w:r>
@@ -1613,7 +1539,7 @@
           <w:color w:val="000000"/>
           <w:kern w:val="0"/>
           <w:lang w:eastAsia="es-ES"/>
-          <ns2:ligatures ns2:val="none"/>
+          <w14:ligatures w14:val="none"/>
         </w:rPr>
         <w:t/>
       </w:r>
@@ -1623,7 +1549,7 @@
           <w:color w:val="000000"/>
           <w:kern w:val="0"/>
           <w:lang w:eastAsia="es-ES"/>
-          <ns2:ligatures ns2:val="none"/>
+          <w14:ligatures w14:val="none"/>
         </w:rPr>
         <w:t xml:space="preserve"/>
       </w:r>
@@ -1633,7 +1559,7 @@
           <w:color w:val="000000"/>
           <w:kern w:val="0"/>
           <w:lang w:eastAsia="es-ES"/>
-          <ns2:ligatures ns2:val="none"/>
+          <w14:ligatures w14:val="none"/>
         </w:rPr>
         <w:t xml:space="preserve"/>
       </w:r>
@@ -1643,7 +1569,7 @@
           <w:color w:val="000000"/>
           <w:kern w:val="0"/>
           <w:lang w:eastAsia="es-ES"/>
-          <ns2:ligatures ns2:val="none"/>
+          <w14:ligatures w14:val="none"/>
         </w:rPr>
         <w:t xml:space="preserve"/>
       </w:r>
@@ -1653,12 +1579,12 @@
           <w:color w:val="000000"/>
           <w:kern w:val="0"/>
           <w:lang w:eastAsia="es-ES"/>
-          <ns2:ligatures ns2:val="none"/>
+          <w14:ligatures w14:val="none"/>
         </w:rPr>
         <w:t xml:space="preserve"/>
       </w:r>
     </w:p>
-    <w:p ns2:paraId="1326EE7D" ns2:textId="77777777">
+    <w:p>
       <w:pPr>
         <w:pStyle w:val="Prrafodelista"/>
         <w:rPr>
@@ -1666,11 +1592,11 @@
           <w:color w:val="000000"/>
           <w:kern w:val="0"/>
           <w:lang w:eastAsia="es-ES"/>
-          <ns2:ligatures ns2:val="none"/>
-        </w:rPr>
-      </w:pPr>
-    </w:p>
-    <w:p ns2:paraId="2F9CF7F5" ns2:textId="5E3F4BBF">
+          <w14:ligatures w14:val="none"/>
+        </w:rPr>
+      </w:pPr>
+    </w:p>
+    <w:p>
       <w:pPr>
         <w:pStyle w:val="Prrafodelista"/>
         <w:numPr>
@@ -1689,7 +1615,7 @@
           <w:color w:val="000000"/>
           <w:kern w:val="0"/>
           <w:lang w:eastAsia="es-ES"/>
-          <ns2:ligatures ns2:val="none"/>
+          <w14:ligatures w14:val="none"/>
         </w:rPr>
       </w:pPr>
       <w:r>
@@ -1698,7 +1624,7 @@
           <w:color w:val="000000"/>
           <w:kern w:val="0"/>
           <w:lang w:eastAsia="es-ES"/>
-          <ns2:ligatures ns2:val="none"/>
+          <w14:ligatures w14:val="none"/>
         </w:rPr>
         <w:t xml:space="preserve">El 8 de mayo de 2025, Pacífico emitió una carta denegando la cobertura del siniestro, fundamentando su decisión en los resultados del examen poligráfico realizados al señor [APELLIDO] , pese a que no figura como contratante o asegurado en el Seguro Vehicular. </w:t>
       </w:r>
@@ -1708,7 +1634,7 @@
           <w:color w:val="000000"/>
           <w:kern w:val="0"/>
           <w:lang w:eastAsia="es-ES"/>
-          <ns2:ligatures ns2:val="none"/>
+          <w14:ligatures w14:val="none"/>
         </w:rPr>
         <w:t xml:space="preserve"/>
       </w:r>
@@ -1718,7 +1644,7 @@
           <w:color w:val="000000"/>
           <w:kern w:val="0"/>
           <w:lang w:eastAsia="es-ES"/>
-          <ns2:ligatures ns2:val="none"/>
+          <w14:ligatures w14:val="none"/>
         </w:rPr>
         <w:t xml:space="preserve"/>
       </w:r>
@@ -1728,7 +1654,7 @@
           <w:color w:val="000000"/>
           <w:kern w:val="0"/>
           <w:lang w:eastAsia="es-ES"/>
-          <ns2:ligatures ns2:val="none"/>
+          <w14:ligatures w14:val="none"/>
         </w:rPr>
         <w:t/>
       </w:r>
@@ -1738,7 +1664,7 @@
           <w:color w:val="000000"/>
           <w:kern w:val="0"/>
           <w:lang w:eastAsia="es-ES"/>
-          <ns2:ligatures ns2:val="none"/>
+          <w14:ligatures w14:val="none"/>
         </w:rPr>
         <w:t/>
       </w:r>
@@ -1748,7 +1674,7 @@
           <w:color w:val="000000"/>
           <w:kern w:val="0"/>
           <w:lang w:eastAsia="es-ES"/>
-          <ns2:ligatures ns2:val="none"/>
+          <w14:ligatures w14:val="none"/>
         </w:rPr>
         <w:t xml:space="preserve"/>
       </w:r>
@@ -1758,7 +1684,7 @@
           <w:color w:val="000000"/>
           <w:kern w:val="0"/>
           <w:lang w:eastAsia="es-ES"/>
-          <ns2:ligatures ns2:val="none"/>
+          <w14:ligatures w14:val="none"/>
         </w:rPr>
         <w:t/>
       </w:r>
@@ -1768,12 +1694,12 @@
           <w:color w:val="000000"/>
           <w:kern w:val="0"/>
           <w:lang w:eastAsia="es-ES"/>
-          <ns2:ligatures ns2:val="none"/>
+          <w14:ligatures w14:val="none"/>
         </w:rPr>
         <w:t xml:space="preserve"/>
       </w:r>
     </w:p>
-    <w:p ns2:paraId="69425CF2" ns2:textId="77777777">
+    <w:p>
       <w:pPr>
         <w:pStyle w:val="Prrafodelista"/>
         <w:rPr>
@@ -1781,11 +1707,11 @@
           <w:color w:val="000000"/>
           <w:kern w:val="0"/>
           <w:lang w:eastAsia="es-ES"/>
-          <ns2:ligatures ns2:val="none"/>
-        </w:rPr>
-      </w:pPr>
-    </w:p>
-    <w:p ns2:paraId="33E14FF7" ns2:textId="267F33CB">
+          <w14:ligatures w14:val="none"/>
+        </w:rPr>
+      </w:pPr>
+    </w:p>
+    <w:p>
       <w:pPr>
         <w:pStyle w:val="Prrafodelista"/>
         <w:numPr>
@@ -1804,7 +1730,7 @@
           <w:color w:val="000000"/>
           <w:kern w:val="0"/>
           <w:lang w:eastAsia="es-ES"/>
-          <ns2:ligatures ns2:val="none"/>
+          <w14:ligatures w14:val="none"/>
         </w:rPr>
       </w:pPr>
       <w:r>
@@ -1813,7 +1739,7 @@
           <w:color w:val="000000"/>
           <w:kern w:val="0"/>
           <w:lang w:eastAsia="es-ES"/>
-          <ns2:ligatures ns2:val="none"/>
+          <w14:ligatures w14:val="none"/>
         </w:rPr>
         <w:lastRenderedPageBreak/>
         <w:t xml:space="preserve">Finalmente, </w:t>
@@ -1824,7 +1750,7 @@
           <w:color w:val="000000"/>
           <w:kern w:val="0"/>
           <w:lang w:eastAsia="es-ES"/>
-          <ns2:ligatures ns2:val="none"/>
+          <w14:ligatures w14:val="none"/>
         </w:rPr>
         <w:t>l</w:t>
       </w:r>
@@ -1834,7 +1760,7 @@
           <w:color w:val="000000"/>
           <w:kern w:val="0"/>
           <w:lang w:eastAsia="es-ES"/>
-          <ns2:ligatures ns2:val="none"/>
+          <w14:ligatures w14:val="none"/>
         </w:rPr>
         <w:t xml:space="preserve">os artículos </w:t>
       </w:r>
@@ -1844,7 +1770,7 @@
           <w:color w:val="000000"/>
           <w:kern w:val="0"/>
           <w:lang w:eastAsia="es-ES"/>
-          <ns2:ligatures ns2:val="none"/>
+          <w14:ligatures w14:val="none"/>
         </w:rPr>
         <w:t>del contrato resultan abusivas</w:t>
       </w:r>
@@ -1854,7 +1780,7 @@
           <w:color w:val="000000"/>
           <w:kern w:val="0"/>
           <w:lang w:eastAsia="es-ES"/>
-          <ns2:ligatures ns2:val="none"/>
+          <w14:ligatures w14:val="none"/>
         </w:rPr>
         <w:t>:</w:t>
       </w:r>
@@ -1864,7 +1790,7 @@
           <w:color w:val="000000"/>
           <w:kern w:val="0"/>
           <w:lang w:eastAsia="es-ES"/>
-          <ns2:ligatures ns2:val="none"/>
+          <w14:ligatures w14:val="none"/>
         </w:rPr>
         <w:t xml:space="preserve"> el artículo </w:t>
       </w:r>
@@ -1874,7 +1800,7 @@
           <w:color w:val="000000"/>
           <w:kern w:val="0"/>
           <w:lang w:eastAsia="es-ES"/>
-          <ns2:ligatures ns2:val="none"/>
+          <w14:ligatures w14:val="none"/>
         </w:rPr>
         <w:t>17 es abusiv</w:t>
       </w:r>
@@ -1884,7 +1810,7 @@
           <w:color w:val="000000"/>
           <w:kern w:val="0"/>
           <w:lang w:eastAsia="es-ES"/>
-          <ns2:ligatures ns2:val="none"/>
+          <w14:ligatures w14:val="none"/>
         </w:rPr>
         <w:t>o</w:t>
       </w:r>
@@ -1894,7 +1820,7 @@
           <w:color w:val="000000"/>
           <w:kern w:val="0"/>
           <w:lang w:eastAsia="es-ES"/>
-          <ns2:ligatures ns2:val="none"/>
+          <w14:ligatures w14:val="none"/>
         </w:rPr>
         <w:t xml:space="preserve"> porque</w:t>
       </w:r>
@@ -1904,7 +1830,7 @@
           <w:color w:val="000000"/>
           <w:kern w:val="0"/>
           <w:lang w:eastAsia="es-ES"/>
-          <ns2:ligatures ns2:val="none"/>
+          <w14:ligatures w14:val="none"/>
         </w:rPr>
         <w:t xml:space="preserve"> </w:t>
       </w:r>
@@ -1914,7 +1840,7 @@
           <w:color w:val="000000"/>
           <w:kern w:val="0"/>
           <w:lang w:eastAsia="es-ES"/>
-          <ns2:ligatures ns2:val="none"/>
+          <w14:ligatures w14:val="none"/>
         </w:rPr>
         <w:t xml:space="preserve">se usa para negar la cobertura de siniestros aun cuando la contratación se realizó sin dolo ni </w:t>
       </w:r>
@@ -1924,7 +1850,7 @@
           <w:color w:val="000000"/>
           <w:kern w:val="0"/>
           <w:lang w:eastAsia="es-ES"/>
-          <ns2:ligatures ns2:val="none"/>
+          <w14:ligatures w14:val="none"/>
         </w:rPr>
         <w:t>culpa</w:t>
       </w:r>
@@ -1934,7 +1860,7 @@
           <w:color w:val="000000"/>
           <w:kern w:val="0"/>
           <w:lang w:eastAsia="es-ES"/>
-          <ns2:ligatures ns2:val="none"/>
+          <w14:ligatures w14:val="none"/>
         </w:rPr>
         <w:t>;</w:t>
       </w:r>
@@ -1944,7 +1870,7 @@
           <w:color w:val="000000"/>
           <w:kern w:val="0"/>
           <w:lang w:eastAsia="es-ES"/>
-          <ns2:ligatures ns2:val="none"/>
+          <w14:ligatures w14:val="none"/>
         </w:rPr>
         <w:t xml:space="preserve"> </w:t>
       </w:r>
@@ -1954,7 +1880,7 @@
           <w:color w:val="000000"/>
           <w:kern w:val="0"/>
           <w:lang w:eastAsia="es-ES"/>
-          <ns2:ligatures ns2:val="none"/>
+          <w14:ligatures w14:val="none"/>
         </w:rPr>
         <w:t xml:space="preserve">el artículo </w:t>
       </w:r>
@@ -1964,7 +1890,7 @@
           <w:color w:val="000000"/>
           <w:kern w:val="0"/>
           <w:lang w:eastAsia="es-ES"/>
-          <ns2:ligatures ns2:val="none"/>
+          <w14:ligatures w14:val="none"/>
         </w:rPr>
         <w:t>25 es abusiv</w:t>
       </w:r>
@@ -1974,7 +1900,7 @@
           <w:color w:val="000000"/>
           <w:kern w:val="0"/>
           <w:lang w:eastAsia="es-ES"/>
-          <ns2:ligatures ns2:val="none"/>
+          <w14:ligatures w14:val="none"/>
         </w:rPr>
         <w:t>o</w:t>
       </w:r>
@@ -1984,7 +1910,7 @@
           <w:color w:val="000000"/>
           <w:kern w:val="0"/>
           <w:lang w:eastAsia="es-ES"/>
-          <ns2:ligatures ns2:val="none"/>
+          <w14:ligatures w14:val="none"/>
         </w:rPr>
         <w:t xml:space="preserve"> porque aplica de forma ambigua a sujetos fuera de la relación contractual</w:t>
       </w:r>
@@ -1994,7 +1920,7 @@
           <w:color w:val="000000"/>
           <w:kern w:val="0"/>
           <w:lang w:eastAsia="es-ES"/>
-          <ns2:ligatures ns2:val="none"/>
+          <w14:ligatures w14:val="none"/>
         </w:rPr>
         <w:t>; y,</w:t>
       </w:r>
@@ -2004,7 +1930,7 @@
           <w:color w:val="000000"/>
           <w:kern w:val="0"/>
           <w:lang w:eastAsia="es-ES"/>
-          <ns2:ligatures ns2:val="none"/>
+          <w14:ligatures w14:val="none"/>
         </w:rPr>
         <w:t xml:space="preserve"> </w:t>
       </w:r>
@@ -2014,7 +1940,7 @@
           <w:color w:val="000000"/>
           <w:kern w:val="0"/>
           <w:lang w:eastAsia="es-ES"/>
-          <ns2:ligatures ns2:val="none"/>
+          <w14:ligatures w14:val="none"/>
         </w:rPr>
         <w:t>e</w:t>
       </w:r>
@@ -2024,7 +1950,7 @@
           <w:color w:val="000000"/>
           <w:kern w:val="0"/>
           <w:lang w:eastAsia="es-ES"/>
-          <ns2:ligatures ns2:val="none"/>
+          <w14:ligatures w14:val="none"/>
         </w:rPr>
         <w:t xml:space="preserve">l artículo 4 es abusivo porque permite a la </w:t>
       </w:r>
@@ -2034,7 +1960,7 @@
           <w:color w:val="000000"/>
           <w:kern w:val="0"/>
           <w:lang w:eastAsia="es-ES"/>
-          <ns2:ligatures ns2:val="none"/>
+          <w14:ligatures w14:val="none"/>
         </w:rPr>
         <w:t xml:space="preserve">compañía </w:t>
       </w:r>
@@ -2044,7 +1970,7 @@
           <w:color w:val="000000"/>
           <w:kern w:val="0"/>
           <w:lang w:eastAsia="es-ES"/>
-          <ns2:ligatures ns2:val="none"/>
+          <w14:ligatures w14:val="none"/>
         </w:rPr>
         <w:t xml:space="preserve">aseguradora asumir funciones de las autoridades policiales y fiscales, sin aclarar qué ocurre ante contradicciones entre </w:t>
       </w:r>
@@ -2054,7 +1980,7 @@
           <w:color w:val="000000"/>
           <w:kern w:val="0"/>
           <w:lang w:eastAsia="es-ES"/>
-          <ns2:ligatures ns2:val="none"/>
+          <w14:ligatures w14:val="none"/>
         </w:rPr>
         <w:t>lo determinado por las autoridades</w:t>
       </w:r>
@@ -2064,12 +1990,12 @@
           <w:color w:val="000000"/>
           <w:kern w:val="0"/>
           <w:lang w:eastAsia="es-ES"/>
-          <ns2:ligatures ns2:val="none"/>
+          <w14:ligatures w14:val="none"/>
         </w:rPr>
         <w:t xml:space="preserve"> y los resultados de la prueba poligráfica.</w:t>
       </w:r>
     </w:p>
-    <w:p ns2:paraId="452A70A3" ns2:textId="77777777">
+    <w:p>
       <w:pPr>
         <w:tabs>
           <w:tab w:val="left" w:pos="1134"/>
@@ -2081,11 +2007,11 @@
           <w:color w:val="000000"/>
           <w:kern w:val="0"/>
           <w:lang w:eastAsia="es-ES"/>
-          <ns2:ligatures ns2:val="none"/>
-        </w:rPr>
-      </w:pPr>
-    </w:p>
-    <w:p ns2:paraId="65C58807" ns2:textId="154364C2">
+          <w14:ligatures w14:val="none"/>
+        </w:rPr>
+      </w:pPr>
+    </w:p>
+    <w:p>
       <w:pPr>
         <w:numPr>
           <w:ilvl w:val="1"/>
@@ -2103,14 +2029,14 @@
           <w:color w:val="000000"/>
           <w:kern w:val="0"/>
           <w:lang w:val="es-ES" w:eastAsia="es-ES"/>
-          <ns2:ligatures ns2:val="none"/>
+          <w14:ligatures w14:val="none"/>
         </w:rPr>
       </w:pPr>
       <w:r>
         <w:rPr>
           <w:rFonts w:ascii="Arial Narrow" w:eastAsia="Calibri" w:hAnsi="Arial Narrow" w:cs="Arial"/>
           <w:kern w:val="0"/>
-          <ns2:ligatures ns2:val="none"/>
+          <w14:ligatures w14:val="none"/>
         </w:rPr>
         <w:t xml:space="preserve">La señora [APELLIDO] y el señor [APELLIDO] solicitaron, en calidad de medida correctiva, que Pacífico cumpla con: (i) activar la póliza de Seguro Vehicular 2010209580 y, en consecuencia, cubrir el siniestro reportado por la denunciante de hurto del vehículo por la suma total asegurada de US$ 12 090,00; y (ii) eliminar y/o modificar las cláusulas abusivas establecidas en el contrato de seguro suscrito por la denunciante que le conceden un beneficio injusto a la denunciada. Asimismo, requirió el reembolso de costos y costas del presente procedimiento.</w:t>
       </w:r>
@@ -2119,7 +2045,7 @@
         <w:rPr>
           <w:rFonts w:ascii="Arial Narrow" w:eastAsia="Calibri" w:hAnsi="Arial Narrow" w:cs="Arial"/>
           <w:kern w:val="0"/>
-          <ns2:ligatures ns2:val="none"/>
+          <w14:ligatures w14:val="none"/>
         </w:rPr>
         <w:t/>
       </w:r>
@@ -2128,7 +2054,7 @@
         <w:rPr>
           <w:rFonts w:ascii="Arial Narrow" w:eastAsia="Calibri" w:hAnsi="Arial Narrow" w:cs="Arial"/>
           <w:kern w:val="0"/>
-          <ns2:ligatures ns2:val="none"/>
+          <w14:ligatures w14:val="none"/>
         </w:rPr>
         <w:t xml:space="preserve"/>
       </w:r>
@@ -2138,7 +2064,7 @@
           <w:color w:val="000000"/>
           <w:kern w:val="0"/>
           <w:lang w:val="es-ES" w:eastAsia="es-ES"/>
-          <ns2:ligatures ns2:val="none"/>
+          <w14:ligatures w14:val="none"/>
         </w:rPr>
         <w:t/>
       </w:r>
@@ -2148,7 +2074,7 @@
           <w:color w:val="000000"/>
           <w:kern w:val="0"/>
           <w:lang w:val="es-ES" w:eastAsia="es-ES"/>
-          <ns2:ligatures ns2:val="none"/>
+          <w14:ligatures w14:val="none"/>
         </w:rPr>
         <w:t xml:space="preserve"/>
       </w:r>
@@ -2158,7 +2084,7 @@
           <w:color w:val="000000"/>
           <w:kern w:val="0"/>
           <w:lang w:val="es-ES" w:eastAsia="es-ES"/>
-          <ns2:ligatures ns2:val="none"/>
+          <w14:ligatures w14:val="none"/>
         </w:rPr>
         <w:t xml:space="preserve"/>
       </w:r>
@@ -2168,7 +2094,7 @@
           <w:color w:val="000000"/>
           <w:kern w:val="0"/>
           <w:lang w:val="es-ES" w:eastAsia="es-ES"/>
-          <ns2:ligatures ns2:val="none"/>
+          <w14:ligatures w14:val="none"/>
         </w:rPr>
         <w:t/>
       </w:r>
@@ -2178,7 +2104,7 @@
           <w:color w:val="000000"/>
           <w:kern w:val="0"/>
           <w:lang w:val="es-ES" w:eastAsia="es-ES"/>
-          <ns2:ligatures ns2:val="none"/>
+          <w14:ligatures w14:val="none"/>
         </w:rPr>
         <w:t xml:space="preserve"/>
       </w:r>
@@ -2188,7 +2114,7 @@
           <w:color w:val="000000"/>
           <w:kern w:val="0"/>
           <w:lang w:val="es-ES" w:eastAsia="es-ES"/>
-          <ns2:ligatures ns2:val="none"/>
+          <w14:ligatures w14:val="none"/>
         </w:rPr>
         <w:t/>
       </w:r>
@@ -2198,7 +2124,7 @@
           <w:color w:val="000000"/>
           <w:kern w:val="0"/>
           <w:lang w:val="es-ES" w:eastAsia="es-ES"/>
-          <ns2:ligatures ns2:val="none"/>
+          <w14:ligatures w14:val="none"/>
         </w:rPr>
         <w:t xml:space="preserve"/>
       </w:r>
@@ -2208,7 +2134,7 @@
           <w:color w:val="000000"/>
           <w:kern w:val="0"/>
           <w:lang w:val="es-ES" w:eastAsia="es-ES"/>
-          <ns2:ligatures ns2:val="none"/>
+          <w14:ligatures w14:val="none"/>
         </w:rPr>
         <w:t xml:space="preserve"/>
       </w:r>
@@ -2218,7 +2144,7 @@
           <w:color w:val="000000"/>
           <w:kern w:val="0"/>
           <w:lang w:val="es-ES" w:eastAsia="es-ES"/>
-          <ns2:ligatures ns2:val="none"/>
+          <w14:ligatures w14:val="none"/>
         </w:rPr>
         <w:t xml:space="preserve"/>
       </w:r>
@@ -2228,7 +2154,7 @@
           <w:color w:val="000000"/>
           <w:kern w:val="0"/>
           <w:lang w:val="es-ES" w:eastAsia="es-ES"/>
-          <ns2:ligatures ns2:val="none"/>
+          <w14:ligatures w14:val="none"/>
         </w:rPr>
         <w:t/>
       </w:r>
@@ -2238,7 +2164,7 @@
           <w:color w:val="000000"/>
           <w:kern w:val="0"/>
           <w:lang w:val="es-ES" w:eastAsia="es-ES"/>
-          <ns2:ligatures ns2:val="none"/>
+          <w14:ligatures w14:val="none"/>
         </w:rPr>
         <w:t/>
       </w:r>
@@ -2249,7 +2175,7 @@
           <w:color w:val="000000"/>
           <w:kern w:val="0"/>
           <w:lang w:val="es-ES" w:eastAsia="es-ES"/>
-          <ns2:ligatures ns2:val="none"/>
+          <w14:ligatures w14:val="none"/>
         </w:rPr>
         <w:t/>
       </w:r>
@@ -2260,7 +2186,7 @@
           <w:color w:val="000000"/>
           <w:kern w:val="0"/>
           <w:lang w:val="es-ES" w:eastAsia="es-ES"/>
-          <ns2:ligatures ns2:val="none"/>
+          <w14:ligatures w14:val="none"/>
         </w:rPr>
         <w:t/>
       </w:r>
@@ -2270,7 +2196,7 @@
           <w:color w:val="000000"/>
           <w:kern w:val="0"/>
           <w:lang w:val="es-ES" w:eastAsia="es-ES"/>
-          <ns2:ligatures ns2:val="none"/>
+          <w14:ligatures w14:val="none"/>
         </w:rPr>
         <w:t xml:space="preserve"/>
       </w:r>
@@ -2280,7 +2206,7 @@
           <w:color w:val="000000"/>
           <w:kern w:val="0"/>
           <w:lang w:val="es-ES" w:eastAsia="es-ES"/>
-          <ns2:ligatures ns2:val="none"/>
+          <w14:ligatures w14:val="none"/>
         </w:rPr>
         <w:t/>
       </w:r>
@@ -2290,7 +2216,7 @@
           <w:color w:val="000000"/>
           <w:kern w:val="0"/>
           <w:lang w:val="es-ES" w:eastAsia="es-ES"/>
-          <ns2:ligatures ns2:val="none"/>
+          <w14:ligatures w14:val="none"/>
         </w:rPr>
         <w:t/>
       </w:r>
@@ -2300,12 +2226,12 @@
           <w:color w:val="000000"/>
           <w:kern w:val="0"/>
           <w:lang w:val="es-ES" w:eastAsia="es-ES"/>
-          <ns2:ligatures ns2:val="none"/>
+          <w14:ligatures w14:val="none"/>
         </w:rPr>
         <w:t/>
       </w:r>
     </w:p>
-    <w:p ns2:paraId="66005174" ns2:textId="77777777">
+    <w:p>
       <w:pPr>
         <w:spacing w:after="0" w:line="240" w:lineRule="auto"/>
         <w:contextualSpacing/>
@@ -2316,11 +2242,11 @@
           <w:color w:val="000000"/>
           <w:kern w:val="0"/>
           <w:lang w:eastAsia="es-PE"/>
-          <ns2:ligatures ns2:val="none"/>
-        </w:rPr>
-      </w:pPr>
-    </w:p>
-    <w:p ns2:paraId="3541B1F9" ns2:textId="77777777">
+          <w14:ligatures w14:val="none"/>
+        </w:rPr>
+      </w:pPr>
+    </w:p>
+    <w:p>
       <w:pPr>
         <w:pStyle w:val="Prrafodelista"/>
         <w:numPr>
@@ -2340,22 +2266,22 @@
           <w:color w:val="000000"/>
           <w:kern w:val="0"/>
           <w:lang w:eastAsia="es-PE"/>
-          <ns2:ligatures ns2:val="none"/>
-        </w:rPr>
-      </w:pPr>
-      <w:r>
-        <w:rPr>
-          <w:rFonts w:ascii="Arial Narrow" w:eastAsia="Arial Narrow" w:hAnsi="Arial Narrow" w:cs="Arial Narrow"/>
-          <w:b/>
-          <w:color w:val="000000"/>
-          <w:kern w:val="0"/>
-          <w:lang w:eastAsia="es-PE"/>
-          <ns2:ligatures ns2:val="none"/>
+          <w14:ligatures w14:val="none"/>
+        </w:rPr>
+      </w:pPr>
+      <w:r>
+        <w:rPr>
+          <w:rFonts w:ascii="Arial Narrow" w:eastAsia="Arial Narrow" w:hAnsi="Arial Narrow" w:cs="Arial Narrow"/>
+          <w:b/>
+          <w:color w:val="000000"/>
+          <w:kern w:val="0"/>
+          <w:lang w:eastAsia="es-PE"/>
+          <w14:ligatures w14:val="none"/>
         </w:rPr>
         <w:t>DE LA ADMISIÓN A TRÁMITE DE LA DENUNCIA</w:t>
       </w:r>
     </w:p>
-    <w:p ns2:paraId="34556756" ns2:textId="77777777">
+    <w:p>
       <w:pPr>
         <w:spacing w:after="0" w:line="240" w:lineRule="auto"/>
         <w:ind w:left="567"/>
@@ -2367,11 +2293,11 @@
           <w:color w:val="000000"/>
           <w:kern w:val="0"/>
           <w:lang w:eastAsia="es-PE"/>
-          <ns2:ligatures ns2:val="none"/>
-        </w:rPr>
-      </w:pPr>
-    </w:p>
-    <w:p ns2:paraId="58FBE1FE" ns2:textId="1219348E">
+          <w14:ligatures w14:val="none"/>
+        </w:rPr>
+      </w:pPr>
+    </w:p>
+    <w:p>
       <w:pPr>
         <w:pStyle w:val="Prrafodelista"/>
         <w:numPr>
@@ -2384,7 +2310,7 @@
         <w:rPr>
           <w:rFonts w:ascii="Arial Narrow" w:eastAsia="Arial Narrow" w:hAnsi="Arial Narrow" w:cs="Arial Narrow"/>
           <w:kern w:val="0"/>
-          <ns2:ligatures ns2:val="none"/>
+          <w14:ligatures w14:val="none"/>
         </w:rPr>
       </w:pPr>
       <w:bookmarkStart w:id="2" w:name="_Hlk140755208"/>
@@ -2396,7 +2322,7 @@
           <w:color w:val="000000"/>
           <w:kern w:val="0"/>
           <w:lang w:eastAsia="es-PE"/>
-          <ns2:ligatures ns2:val="none"/>
+          <w14:ligatures w14:val="none"/>
         </w:rPr>
         <w:t xml:space="preserve">La Secretaría </w:t>
       </w:r>
@@ -2409,7 +2335,7 @@
           <w:color w:val="000000"/>
           <w:kern w:val="0"/>
           <w:lang w:eastAsia="es-PE"/>
-          <ns2:ligatures ns2:val="none"/>
+          <w14:ligatures w14:val="none"/>
         </w:rPr>
         <w:t>Técnica de la Comisión de Protección al Consumidor 1 (en adelante, la Secretaría Técnica), en ejercicio de sus facultades</w:t>
       </w:r>
@@ -2419,7 +2345,7 @@
           <w:rFonts w:ascii="Arial Narrow" w:eastAsia="Arial Narrow" w:hAnsi="Arial Narrow" w:cs="Arial Narrow"/>
           <w:kern w:val="0"/>
           <w:vertAlign w:val="superscript"/>
-          <ns2:ligatures ns2:val="none"/>
+          <w14:ligatures w14:val="none"/>
         </w:rPr>
         <w:footnoteReference w:id="3"/>
       </w:r>
@@ -2429,7 +2355,7 @@
           <w:color w:val="000000"/>
           <w:kern w:val="0"/>
           <w:lang w:eastAsia="es-PE"/>
-          <ns2:ligatures ns2:val="none"/>
+          <w14:ligatures w14:val="none"/>
         </w:rPr>
         <w:t xml:space="preserve">, </w:t>
       </w:r>
@@ -2439,7 +2365,7 @@
           <w:color w:val="000000"/>
           <w:kern w:val="0"/>
           <w:lang w:eastAsia="es-PE"/>
-          <ns2:ligatures ns2:val="none"/>
+          <w14:ligatures w14:val="none"/>
         </w:rPr>
         <w:t xml:space="preserve">considera </w:t>
       </w:r>
@@ -2447,7 +2373,7 @@
         <w:rPr>
           <w:rFonts w:ascii="Arial Narrow" w:eastAsia="Arial Narrow" w:hAnsi="Arial Narrow" w:cs="Arial Narrow"/>
           <w:kern w:val="0"/>
-          <ns2:ligatures ns2:val="none"/>
+          <w14:ligatures w14:val="none"/>
         </w:rPr>
         <w:t xml:space="preserve">que el hecho denunciado, </w:t>
       </w:r>
@@ -2455,7 +2381,7 @@
         <w:rPr>
           <w:rFonts w:ascii="Arial Narrow" w:eastAsia="Arial Narrow" w:hAnsi="Arial Narrow" w:cs="Arial Narrow"/>
           <w:kern w:val="0"/>
-          <ns2:ligatures ns2:val="none"/>
+          <w14:ligatures w14:val="none"/>
         </w:rPr>
         <w:t xml:space="preserve">consistente en que </w:t>
       </w:r>
@@ -2463,7 +2389,7 @@
         <w:rPr>
           <w:rFonts w:ascii="Arial Narrow" w:eastAsia="Arial Narrow" w:hAnsi="Arial Narrow" w:cs="Arial Narrow"/>
           <w:kern w:val="0"/>
-          <ns2:ligatures ns2:val="none"/>
+          <w14:ligatures w14:val="none"/>
         </w:rPr>
         <w:t xml:space="preserve">la compañía aseguradora se habría negado injustificadamente a otorgar la cobertura del Seguro vehicular - Póliza </w:t>
       </w:r>
@@ -2472,7 +2398,7 @@
         <w:rPr>
           <w:rFonts w:ascii="Arial Narrow" w:eastAsia="Arial Narrow" w:hAnsi="Arial Narrow" w:cs="Arial Narrow"/>
           <w:kern w:val="0"/>
-          <ns2:ligatures ns2:val="none"/>
+          <w14:ligatures w14:val="none"/>
         </w:rPr>
         <w:t/>
       </w:r>
@@ -2481,7 +2407,7 @@
         <w:rPr>
           <w:rFonts w:ascii="Arial Narrow" w:eastAsia="Arial Narrow" w:hAnsi="Arial Narrow" w:cs="Arial Narrow"/>
           <w:kern w:val="0"/>
-          <ns2:ligatures ns2:val="none"/>
+          <w14:ligatures w14:val="none"/>
         </w:rPr>
         <w:t xml:space="preserve"> 2010209580 por el robo del vehículo asegurado el 3 de abril de 2025</w:t>
       </w:r>
@@ -2489,7 +2415,7 @@
         <w:rPr>
           <w:rFonts w:ascii="Arial Narrow" w:eastAsia="Arial Narrow" w:hAnsi="Arial Narrow" w:cs="Arial Narrow"/>
           <w:kern w:val="0"/>
-          <ns2:ligatures ns2:val="none"/>
+          <w14:ligatures w14:val="none"/>
         </w:rPr>
         <w:t>; involucraría una presunta afectación a sus expectativas, quien no habría encontrado una correspondencia entre lo que esperaba recibir de parte del proveedor y lo que realmente</w:t>
       </w:r>
@@ -2497,7 +2423,7 @@
         <w:rPr>
           <w:rFonts w:ascii="Arial Narrow" w:eastAsia="Arial Narrow" w:hAnsi="Arial Narrow" w:cs="Arial Narrow"/>
           <w:kern w:val="0"/>
-          <ns2:ligatures ns2:val="none"/>
+          <w14:ligatures w14:val="none"/>
         </w:rPr>
         <w:t xml:space="preserve"> recibió. Por consiguiente, corresponde calificar el hecho materia de denuncia como una presunta infracción</w:t>
       </w:r>
@@ -2505,7 +2431,7 @@
         <w:rPr>
           <w:rFonts w:ascii="Arial Narrow" w:eastAsia="Arial Narrow" w:hAnsi="Arial Narrow" w:cs="Arial Narrow"/>
           <w:kern w:val="0"/>
-          <ns2:ligatures ns2:val="none"/>
+          <w14:ligatures w14:val="none"/>
         </w:rPr>
         <w:t xml:space="preserve"> al deber de idoneidad, tipificado en los artículos 18</w:t>
       </w:r>
@@ -2515,7 +2441,7 @@
           <w:color w:val="000000"/>
           <w:kern w:val="0"/>
           <w:lang w:eastAsia="es-PE"/>
-          <ns2:ligatures ns2:val="none"/>
+          <w14:ligatures w14:val="none"/>
         </w:rPr>
         <w:t/>
       </w:r>
@@ -2523,7 +2449,7 @@
         <w:rPr>
           <w:rFonts w:ascii="Arial Narrow" w:eastAsia="Arial Narrow" w:hAnsi="Arial Narrow" w:cs="Arial Narrow"/>
           <w:kern w:val="0"/>
-          <ns2:ligatures ns2:val="none"/>
+          <w14:ligatures w14:val="none"/>
         </w:rPr>
         <w:t xml:space="preserve"> y 19</w:t>
       </w:r>
@@ -2533,7 +2459,7 @@
           <w:color w:val="000000"/>
           <w:kern w:val="0"/>
           <w:lang w:eastAsia="es-PE"/>
-          <ns2:ligatures ns2:val="none"/>
+          <w14:ligatures w14:val="none"/>
         </w:rPr>
         <w:t/>
       </w:r>
@@ -2541,7 +2467,7 @@
         <w:rPr>
           <w:rFonts w:ascii="Arial Narrow" w:eastAsia="Arial Narrow" w:hAnsi="Arial Narrow" w:cs="Arial Narrow"/>
           <w:kern w:val="0"/>
-          <ns2:ligatures ns2:val="none"/>
+          <w14:ligatures w14:val="none"/>
         </w:rPr>
         <w:t xml:space="preserve"> del Código</w:t>
       </w:r>
@@ -2551,7 +2477,7 @@
           <w:rFonts w:ascii="Arial Narrow" w:eastAsia="Arial Narrow" w:hAnsi="Arial Narrow" w:cs="Arial"/>
           <w:kern w:val="0"/>
           <w:vertAlign w:val="superscript"/>
-          <ns2:ligatures ns2:val="none"/>
+          <w14:ligatures w14:val="none"/>
         </w:rPr>
         <w:footnoteReference w:id="4"/>
       </w:r>
@@ -2559,23 +2485,23 @@
         <w:rPr>
           <w:rFonts w:ascii="Arial Narrow" w:eastAsia="Arial Narrow" w:hAnsi="Arial Narrow" w:cs="Arial Narrow"/>
           <w:kern w:val="0"/>
-          <ns2:ligatures ns2:val="none"/>
+          <w14:ligatures w14:val="none"/>
         </w:rPr>
         <w:t>.</w:t>
       </w:r>
     </w:p>
-    <w:p ns2:paraId="5219BC3E" ns2:textId="77777777">
-      <w:pPr>
-        <w:spacing w:after="0" w:line="240" w:lineRule="auto"/>
-        <w:jc w:val="both"/>
-        <w:rPr>
-          <w:rFonts w:ascii="Arial Narrow" w:eastAsia="Arial Narrow" w:hAnsi="Arial Narrow" w:cs="Arial Narrow"/>
-          <w:kern w:val="0"/>
-          <ns2:ligatures ns2:val="none"/>
-        </w:rPr>
-      </w:pPr>
-    </w:p>
-    <w:p ns2:paraId="55387A08" ns2:textId="69E23936">
+    <w:p>
+      <w:pPr>
+        <w:spacing w:after="0" w:line="240" w:lineRule="auto"/>
+        <w:jc w:val="both"/>
+        <w:rPr>
+          <w:rFonts w:ascii="Arial Narrow" w:eastAsia="Arial Narrow" w:hAnsi="Arial Narrow" w:cs="Arial Narrow"/>
+          <w:kern w:val="0"/>
+          <w14:ligatures w14:val="none"/>
+        </w:rPr>
+      </w:pPr>
+    </w:p>
+    <w:p>
       <w:pPr>
         <w:pStyle w:val="Prrafodelista"/>
         <w:numPr>
@@ -2588,16 +2514,16 @@
         <w:rPr>
           <w:rFonts w:ascii="Arial Narrow" w:eastAsia="Arial Narrow" w:hAnsi="Arial Narrow" w:cs="Arial Narrow"/>
           <w:kern w:val="0"/>
-          <ns2:ligatures ns2:val="none"/>
-        </w:rPr>
-      </w:pPr>
-      <w:r>
-        <w:rPr>
-          <w:rFonts w:ascii="Arial Narrow" w:eastAsia="Times New Roman" w:hAnsi="Arial Narrow" w:cs="Arial"/>
-          <w:color w:val="000000"/>
-          <w:kern w:val="0"/>
-          <w:lang w:eastAsia="es-PE"/>
-          <ns2:ligatures ns2:val="none"/>
+          <w14:ligatures w14:val="none"/>
+        </w:rPr>
+      </w:pPr>
+      <w:r>
+        <w:rPr>
+          <w:rFonts w:ascii="Arial Narrow" w:eastAsia="Times New Roman" w:hAnsi="Arial Narrow" w:cs="Arial"/>
+          <w:color w:val="000000"/>
+          <w:kern w:val="0"/>
+          <w:lang w:eastAsia="es-PE"/>
+          <w14:ligatures w14:val="none"/>
         </w:rPr>
         <w:t xml:space="preserve">Además, </w:t>
       </w:r>
@@ -2605,7 +2531,7 @@
         <w:rPr>
           <w:rFonts w:ascii="Arial Narrow" w:eastAsia="Arial Narrow" w:hAnsi="Arial Narrow" w:cs="Arial Narrow"/>
           <w:kern w:val="0"/>
-          <ns2:ligatures ns2:val="none"/>
+          <w14:ligatures w14:val="none"/>
         </w:rPr>
         <w:t xml:space="preserve">la Secretaría Técnica, en ejercicio de sus facultades, </w:t>
       </w:r>
@@ -2615,7 +2541,7 @@
           <w:color w:val="000000"/>
           <w:kern w:val="0"/>
           <w:lang w:eastAsia="es-PE"/>
-          <ns2:ligatures ns2:val="none"/>
+          <w14:ligatures w14:val="none"/>
         </w:rPr>
         <w:t xml:space="preserve">considera </w:t>
       </w:r>
@@ -2623,7 +2549,7 @@
         <w:rPr>
           <w:rFonts w:ascii="Arial Narrow" w:eastAsia="Arial Narrow" w:hAnsi="Arial Narrow" w:cs="Arial Narrow"/>
           <w:kern w:val="0"/>
-          <ns2:ligatures ns2:val="none"/>
+          <w14:ligatures w14:val="none"/>
         </w:rPr>
         <w:t xml:space="preserve">que el hecho denunciado, consistente en que </w:t>
       </w:r>
@@ -2631,7 +2557,7 @@
         <w:rPr>
           <w:rFonts w:ascii="Arial Narrow" w:eastAsia="Arial Narrow" w:hAnsi="Arial Narrow" w:cs="Arial Narrow"/>
           <w:kern w:val="0"/>
-          <ns2:ligatures ns2:val="none"/>
+          <w14:ligatures w14:val="none"/>
         </w:rPr>
         <w:t xml:space="preserve">la compañía aseguradora habría consignado información errónea en las condiciones particulares de la Póliza </w:t>
       </w:r>
@@ -2640,7 +2566,7 @@
         <w:rPr>
           <w:rFonts w:ascii="Arial Narrow" w:eastAsia="Arial Narrow" w:hAnsi="Arial Narrow" w:cs="Arial Narrow"/>
           <w:kern w:val="0"/>
-          <ns2:ligatures ns2:val="none"/>
+          <w14:ligatures w14:val="none"/>
         </w:rPr>
         <w:t/>
       </w:r>
@@ -2649,7 +2575,7 @@
         <w:rPr>
           <w:rFonts w:ascii="Arial Narrow" w:eastAsia="Arial Narrow" w:hAnsi="Arial Narrow" w:cs="Arial Narrow"/>
           <w:kern w:val="0"/>
-          <ns2:ligatures ns2:val="none"/>
+          <w14:ligatures w14:val="none"/>
         </w:rPr>
         <w:t xml:space="preserve"> 2010209580 respecto a los correos electrónicos de los asegurados</w:t>
       </w:r>
@@ -2657,7 +2583,7 @@
         <w:rPr>
           <w:rFonts w:ascii="Arial Narrow" w:eastAsia="Arial Narrow" w:hAnsi="Arial Narrow" w:cs="Arial Narrow"/>
           <w:kern w:val="0"/>
-          <ns2:ligatures ns2:val="none"/>
+          <w14:ligatures w14:val="none"/>
         </w:rPr>
         <w:t xml:space="preserve">; involucraría una presunta afectación a sus expectativas, quien no habría encontrado una correspondencia entre lo que esperaba recibir de parte del proveedor y lo que realmente recibió. </w:t>
       </w:r>
@@ -2665,7 +2591,7 @@
         <w:rPr>
           <w:rFonts w:ascii="Arial Narrow" w:eastAsia="Arial Narrow" w:hAnsi="Arial Narrow" w:cs="Arial Narrow"/>
           <w:kern w:val="0"/>
-          <ns2:ligatures ns2:val="none"/>
+          <w14:ligatures w14:val="none"/>
         </w:rPr>
         <w:lastRenderedPageBreak/>
         <w:t>Por consiguiente, corresponde calificar el hecho materia de denuncia como una presunta infracción al deber de idoneidad, tipificado en los artículos 18</w:t>
@@ -2676,7 +2602,7 @@
           <w:color w:val="000000"/>
           <w:kern w:val="0"/>
           <w:lang w:eastAsia="es-PE"/>
-          <ns2:ligatures ns2:val="none"/>
+          <w14:ligatures w14:val="none"/>
         </w:rPr>
         <w:t/>
       </w:r>
@@ -2684,7 +2610,7 @@
         <w:rPr>
           <w:rFonts w:ascii="Arial Narrow" w:eastAsia="Arial Narrow" w:hAnsi="Arial Narrow" w:cs="Arial Narrow"/>
           <w:kern w:val="0"/>
-          <ns2:ligatures ns2:val="none"/>
+          <w14:ligatures w14:val="none"/>
         </w:rPr>
         <w:t xml:space="preserve"> y 19</w:t>
       </w:r>
@@ -2694,7 +2620,7 @@
           <w:color w:val="000000"/>
           <w:kern w:val="0"/>
           <w:lang w:eastAsia="es-PE"/>
-          <ns2:ligatures ns2:val="none"/>
+          <w14:ligatures w14:val="none"/>
         </w:rPr>
         <w:t/>
       </w:r>
@@ -2702,7 +2628,7 @@
         <w:rPr>
           <w:rFonts w:ascii="Arial Narrow" w:eastAsia="Arial Narrow" w:hAnsi="Arial Narrow" w:cs="Arial Narrow"/>
           <w:kern w:val="0"/>
-          <ns2:ligatures ns2:val="none"/>
+          <w14:ligatures w14:val="none"/>
         </w:rPr>
         <w:t xml:space="preserve"> del Código</w:t>
       </w:r>
@@ -2713,22 +2639,22 @@
           <w:color w:val="000000"/>
           <w:kern w:val="0"/>
           <w:lang w:eastAsia="es-PE"/>
-          <ns2:ligatures ns2:val="none"/>
+          <w14:ligatures w14:val="none"/>
         </w:rPr>
         <w:t>.</w:t>
       </w:r>
     </w:p>
-    <w:p ns2:paraId="72AE7239" ns2:textId="77777777">
+    <w:p>
       <w:pPr>
         <w:pStyle w:val="Prrafodelista"/>
         <w:rPr>
           <w:rFonts w:ascii="Arial Narrow" w:eastAsia="Arial Narrow" w:hAnsi="Arial Narrow" w:cs="Arial Narrow"/>
           <w:kern w:val="0"/>
-          <ns2:ligatures ns2:val="none"/>
-        </w:rPr>
-      </w:pPr>
-    </w:p>
-    <w:p ns2:paraId="1A4608D4" ns2:textId="0FA3C6B6">
+          <w14:ligatures w14:val="none"/>
+        </w:rPr>
+      </w:pPr>
+    </w:p>
+    <w:p>
       <w:pPr>
         <w:pStyle w:val="Prrafodelista"/>
         <w:numPr>
@@ -2741,14 +2667,14 @@
         <w:rPr>
           <w:rFonts w:ascii="Arial Narrow" w:eastAsia="Arial Narrow" w:hAnsi="Arial Narrow" w:cs="Arial Narrow"/>
           <w:kern w:val="0"/>
-          <ns2:ligatures ns2:val="none"/>
-        </w:rPr>
-      </w:pPr>
-      <w:r>
-        <w:rPr>
-          <w:rFonts w:ascii="Arial Narrow" w:eastAsia="Arial Narrow" w:hAnsi="Arial Narrow" w:cs="Arial Narrow"/>
-          <w:kern w:val="0"/>
-          <ns2:ligatures ns2:val="none"/>
+          <w14:ligatures w14:val="none"/>
+        </w:rPr>
+      </w:pPr>
+      <w:r>
+        <w:rPr>
+          <w:rFonts w:ascii="Arial Narrow" w:eastAsia="Arial Narrow" w:hAnsi="Arial Narrow" w:cs="Arial Narrow"/>
+          <w:kern w:val="0"/>
+          <w14:ligatures w14:val="none"/>
         </w:rPr>
         <w:t xml:space="preserve">Asimismo, la Secretaría Técnica, en ejercicio de sus facultades, considera que el hecho denunciado, consistente en que la compañía aseguradora habría tenido un trato discriminatorio con el señor [APELLIDO] , al hacer que pase una prueba poligráfica, pese a que no se encontró al momento del siniestro del 3 de abril de 2025, siendo la única motivación su nacionalidad venezolana. Por consiguiente, corresponde calificar el hecho materia de denuncia como una presunta infracción al numeral 1 del artículo 38 del Código.</w:t>
       </w:r>
@@ -2758,7 +2684,7 @@
           <w:color w:val="000000"/>
           <w:kern w:val="0"/>
           <w:lang w:eastAsia="es-PE"/>
-          <ns2:ligatures ns2:val="none"/>
+          <w14:ligatures w14:val="none"/>
         </w:rPr>
         <w:t xml:space="preserve"/>
       </w:r>
@@ -2766,7 +2692,7 @@
         <w:rPr>
           <w:rFonts w:ascii="Arial Narrow" w:eastAsia="Arial Narrow" w:hAnsi="Arial Narrow" w:cs="Arial Narrow"/>
           <w:kern w:val="0"/>
-          <ns2:ligatures ns2:val="none"/>
+          <w14:ligatures w14:val="none"/>
         </w:rPr>
         <w:t xml:space="preserve"/>
       </w:r>
@@ -2774,7 +2700,7 @@
         <w:rPr>
           <w:rFonts w:ascii="Arial Narrow" w:eastAsia="Arial Narrow" w:hAnsi="Arial Narrow" w:cs="Arial Narrow"/>
           <w:kern w:val="0"/>
-          <ns2:ligatures ns2:val="none"/>
+          <w14:ligatures w14:val="none"/>
         </w:rPr>
         <w:t/>
       </w:r>
@@ -2782,7 +2708,7 @@
         <w:rPr>
           <w:rFonts w:ascii="Arial Narrow" w:eastAsia="Arial Narrow" w:hAnsi="Arial Narrow" w:cs="Arial Narrow"/>
           <w:kern w:val="0"/>
-          <ns2:ligatures ns2:val="none"/>
+          <w14:ligatures w14:val="none"/>
         </w:rPr>
         <w:t/>
       </w:r>
@@ -2792,7 +2718,7 @@
           <w:rFonts w:ascii="Arial Narrow" w:eastAsia="Arial Narrow" w:hAnsi="Arial Narrow" w:cs="Arial"/>
           <w:kern w:val="0"/>
           <w:vertAlign w:val="superscript"/>
-          <ns2:ligatures ns2:val="none"/>
+          <w14:ligatures w14:val="none"/>
         </w:rPr>
         <w:footnoteReference w:id="5"/>
       </w:r>
@@ -2800,12 +2726,12 @@
         <w:rPr>
           <w:rFonts w:ascii="Arial Narrow" w:eastAsia="Arial Narrow" w:hAnsi="Arial Narrow" w:cs="Arial Narrow"/>
           <w:kern w:val="0"/>
-          <ns2:ligatures ns2:val="none"/>
+          <w14:ligatures w14:val="none"/>
         </w:rPr>
         <w:t/>
       </w:r>
     </w:p>
-    <w:p ns2:paraId="291EC64E" ns2:textId="77777777">
+    <w:p>
       <w:pPr>
         <w:pStyle w:val="Prrafodelista"/>
         <w:spacing w:after="0" w:line="240" w:lineRule="auto"/>
@@ -2814,11 +2740,11 @@
         <w:rPr>
           <w:rFonts w:ascii="Arial Narrow" w:eastAsia="Arial Narrow" w:hAnsi="Arial Narrow" w:cs="Arial Narrow"/>
           <w:kern w:val="0"/>
-          <ns2:ligatures ns2:val="none"/>
-        </w:rPr>
-      </w:pPr>
-    </w:p>
-    <w:p ns2:paraId="74607DD7" ns2:textId="04A13A60">
+          <w14:ligatures w14:val="none"/>
+        </w:rPr>
+      </w:pPr>
+    </w:p>
+    <w:p>
       <w:pPr>
         <w:pStyle w:val="Prrafodelista"/>
         <w:numPr>
@@ -2831,14 +2757,14 @@
         <w:rPr>
           <w:rFonts w:ascii="Arial Narrow" w:eastAsia="Arial Narrow" w:hAnsi="Arial Narrow" w:cs="Arial Narrow"/>
           <w:kern w:val="0"/>
-          <ns2:ligatures ns2:val="none"/>
-        </w:rPr>
-      </w:pPr>
-      <w:r>
-        <w:rPr>
-          <w:rFonts w:ascii="Arial Narrow" w:eastAsia="Arial Narrow" w:hAnsi="Arial Narrow" w:cs="Arial Narrow"/>
-          <w:kern w:val="0"/>
-          <ns2:ligatures ns2:val="none"/>
+          <w14:ligatures w14:val="none"/>
+        </w:rPr>
+      </w:pPr>
+      <w:r>
+        <w:rPr>
+          <w:rFonts w:ascii="Arial Narrow" w:eastAsia="Arial Narrow" w:hAnsi="Arial Narrow" w:cs="Arial Narrow"/>
+          <w:kern w:val="0"/>
+          <w14:ligatures w14:val="none"/>
         </w:rPr>
         <w:t>Asimismo,</w:t>
       </w:r>
@@ -2846,7 +2772,7 @@
         <w:rPr>
           <w:rFonts w:ascii="Arial Narrow" w:eastAsia="Arial Narrow" w:hAnsi="Arial Narrow" w:cs="Arial Narrow"/>
           <w:kern w:val="0"/>
-          <ns2:ligatures ns2:val="none"/>
+          <w14:ligatures w14:val="none"/>
         </w:rPr>
         <w:t xml:space="preserve"> la Secretaría Técnica, en ejercicio de sus facultades</w:t>
       </w:r>
@@ -2854,7 +2780,7 @@
         <w:rPr>
           <w:rFonts w:ascii="Arial Narrow" w:eastAsia="Arial Narrow" w:hAnsi="Arial Narrow" w:cs="Arial Narrow"/>
           <w:kern w:val="0"/>
-          <ns2:ligatures ns2:val="none"/>
+          <w14:ligatures w14:val="none"/>
         </w:rPr>
         <w:t xml:space="preserve">, </w:t>
       </w:r>
@@ -2864,7 +2790,7 @@
           <w:color w:val="000000"/>
           <w:kern w:val="0"/>
           <w:lang w:eastAsia="es-PE"/>
-          <ns2:ligatures ns2:val="none"/>
+          <w14:ligatures w14:val="none"/>
         </w:rPr>
         <w:t xml:space="preserve">considera </w:t>
       </w:r>
@@ -2872,7 +2798,7 @@
         <w:rPr>
           <w:rFonts w:ascii="Arial Narrow" w:eastAsia="Arial Narrow" w:hAnsi="Arial Narrow" w:cs="Arial Narrow"/>
           <w:kern w:val="0"/>
-          <ns2:ligatures ns2:val="none"/>
+          <w14:ligatures w14:val="none"/>
         </w:rPr>
         <w:t xml:space="preserve">que el hecho </w:t>
       </w:r>
@@ -2880,7 +2806,7 @@
         <w:rPr>
           <w:rFonts w:ascii="Arial Narrow" w:eastAsia="Arial Narrow" w:hAnsi="Arial Narrow" w:cs="Arial Narrow"/>
           <w:kern w:val="0"/>
-          <ns2:ligatures ns2:val="none"/>
+          <w14:ligatures w14:val="none"/>
         </w:rPr>
         <w:t xml:space="preserve">denunciado, consistente </w:t>
       </w:r>
@@ -2911,7 +2837,7 @@
         <w:rPr>
           <w:rFonts w:ascii="Arial Narrow" w:eastAsia="Arial Narrow" w:hAnsi="Arial Narrow" w:cs="Arial Narrow"/>
           <w:kern w:val="0"/>
-          <ns2:ligatures ns2:val="none"/>
+          <w14:ligatures w14:val="none"/>
         </w:rPr>
         <w:t>. Por consiguiente, corresponde calificar el hecho materia de denuncia como una presunta infracción al literal e) del artículo</w:t>
       </w:r>
@@ -2919,7 +2845,7 @@
         <w:rPr>
           <w:rFonts w:ascii="Arial Narrow" w:eastAsia="Arial Narrow" w:hAnsi="Arial Narrow" w:cs="Arial Narrow"/>
           <w:kern w:val="0"/>
-          <ns2:ligatures ns2:val="none"/>
+          <w14:ligatures w14:val="none"/>
         </w:rPr>
         <w:t xml:space="preserve"> 47 del Código</w:t>
       </w:r>
@@ -2929,7 +2855,7 @@
           <w:rFonts w:ascii="Arial Narrow" w:eastAsia="Arial Narrow" w:hAnsi="Arial Narrow" w:cs="Arial"/>
           <w:kern w:val="0"/>
           <w:vertAlign w:val="superscript"/>
-          <ns2:ligatures ns2:val="none"/>
+          <w14:ligatures w14:val="none"/>
         </w:rPr>
         <w:footnoteReference w:id="6"/>
       </w:r>
@@ -2937,23 +2863,23 @@
         <w:rPr>
           <w:rFonts w:ascii="Arial Narrow" w:eastAsia="Arial Narrow" w:hAnsi="Arial Narrow" w:cs="Arial Narrow"/>
           <w:kern w:val="0"/>
-          <ns2:ligatures ns2:val="none"/>
+          <w14:ligatures w14:val="none"/>
         </w:rPr>
         <w:t>.</w:t>
       </w:r>
     </w:p>
-    <w:p ns2:paraId="45A37AFF" ns2:textId="77777777">
-      <w:pPr>
-        <w:spacing w:after="0" w:line="240" w:lineRule="auto"/>
-        <w:jc w:val="both"/>
-        <w:rPr>
-          <w:rFonts w:ascii="Arial Narrow" w:eastAsia="Arial Narrow" w:hAnsi="Arial Narrow" w:cs="Arial Narrow"/>
-          <w:kern w:val="0"/>
-          <ns2:ligatures ns2:val="none"/>
-        </w:rPr>
-      </w:pPr>
-    </w:p>
-    <w:p ns2:paraId="5EA18411" ns2:textId="22CF31D9">
+    <w:p>
+      <w:pPr>
+        <w:spacing w:after="0" w:line="240" w:lineRule="auto"/>
+        <w:jc w:val="both"/>
+        <w:rPr>
+          <w:rFonts w:ascii="Arial Narrow" w:eastAsia="Arial Narrow" w:hAnsi="Arial Narrow" w:cs="Arial Narrow"/>
+          <w:kern w:val="0"/>
+          <w14:ligatures w14:val="none"/>
+        </w:rPr>
+      </w:pPr>
+    </w:p>
+    <w:p>
       <w:pPr>
         <w:pStyle w:val="Prrafodelista"/>
         <w:numPr>
@@ -2966,16 +2892,16 @@
         <w:rPr>
           <w:rFonts w:ascii="Arial Narrow" w:eastAsia="Arial Narrow" w:hAnsi="Arial Narrow" w:cs="Arial Narrow"/>
           <w:kern w:val="0"/>
-          <ns2:ligatures ns2:val="none"/>
-        </w:rPr>
-      </w:pPr>
-      <w:r>
-        <w:rPr>
-          <w:rFonts w:ascii="Arial Narrow" w:eastAsia="Times New Roman" w:hAnsi="Arial Narrow" w:cs="Arial"/>
-          <w:color w:val="000000"/>
-          <w:kern w:val="0"/>
-          <w:lang w:eastAsia="es-PE"/>
-          <ns2:ligatures ns2:val="none"/>
+          <w14:ligatures w14:val="none"/>
+        </w:rPr>
+      </w:pPr>
+      <w:r>
+        <w:rPr>
+          <w:rFonts w:ascii="Arial Narrow" w:eastAsia="Times New Roman" w:hAnsi="Arial Narrow" w:cs="Arial"/>
+          <w:color w:val="000000"/>
+          <w:kern w:val="0"/>
+          <w:lang w:eastAsia="es-PE"/>
+          <w14:ligatures w14:val="none"/>
         </w:rPr>
         <w:t xml:space="preserve">Además, </w:t>
       </w:r>
@@ -2983,7 +2909,7 @@
         <w:rPr>
           <w:rFonts w:ascii="Arial Narrow" w:eastAsia="Arial Narrow" w:hAnsi="Arial Narrow" w:cs="Arial Narrow"/>
           <w:kern w:val="0"/>
-          <ns2:ligatures ns2:val="none"/>
+          <w14:ligatures w14:val="none"/>
         </w:rPr>
         <w:t xml:space="preserve">la Secretaría Técnica, en ejercicio de sus facultades, </w:t>
       </w:r>
@@ -2993,7 +2919,7 @@
           <w:color w:val="000000"/>
           <w:kern w:val="0"/>
           <w:lang w:eastAsia="es-PE"/>
-          <ns2:ligatures ns2:val="none"/>
+          <w14:ligatures w14:val="none"/>
         </w:rPr>
         <w:t xml:space="preserve">considera </w:t>
       </w:r>
@@ -3001,7 +2927,7 @@
         <w:rPr>
           <w:rFonts w:ascii="Arial Narrow" w:eastAsia="Arial Narrow" w:hAnsi="Arial Narrow" w:cs="Arial Narrow"/>
           <w:kern w:val="0"/>
-          <ns2:ligatures ns2:val="none"/>
+          <w14:ligatures w14:val="none"/>
         </w:rPr>
         <w:t xml:space="preserve">que el hecho denunciado, consistente en que </w:t>
       </w:r>
@@ -3009,7 +2935,7 @@
         <w:rPr>
           <w:rFonts w:ascii="Arial Narrow" w:eastAsia="Arial Narrow" w:hAnsi="Arial Narrow" w:cs="Arial Narrow"/>
           <w:kern w:val="0"/>
-          <ns2:ligatures ns2:val="none"/>
+          <w14:ligatures w14:val="none"/>
         </w:rPr>
         <w:t>la compañía aseguradora no habría cumplido con brindar información clara y precisa de los alcances del Seguro Vehicular a la contratante, en la medida que no le entregó toda la documentación de manera previa a la contratación</w:t>
       </w:r>
@@ -3020,7 +2946,7 @@
           <w:color w:val="000000"/>
           <w:kern w:val="0"/>
           <w:lang w:eastAsia="es-PE"/>
-          <ns2:ligatures ns2:val="none"/>
+          <w14:ligatures w14:val="none"/>
         </w:rPr>
         <w:t xml:space="preserve">. Por consiguiente, corresponde calificar el hecho materia de denuncia como una presunta infracción al deber de información, tipificado en el </w:t>
       </w:r>
@@ -3032,7 +2958,7 @@
           <w:color w:val="000000"/>
           <w:kern w:val="0"/>
           <w:lang w:eastAsia="es-PE"/>
-          <ns2:ligatures ns2:val="none"/>
+          <w14:ligatures w14:val="none"/>
         </w:rPr>
         <w:t xml:space="preserve">artículo 1, numeral 1, literal b) </w:t>
       </w:r>
@@ -3044,7 +2970,7 @@
           <w:color w:val="000000"/>
           <w:kern w:val="0"/>
           <w:lang w:eastAsia="es-PE"/>
-          <ns2:ligatures ns2:val="none"/>
+          <w14:ligatures w14:val="none"/>
         </w:rPr>
         <w:t>y al artículo 2 del Código</w:t>
       </w:r>
@@ -3063,22 +2989,22 @@
           <w:color w:val="000000"/>
           <w:kern w:val="0"/>
           <w:lang w:eastAsia="es-PE"/>
-          <ns2:ligatures ns2:val="none"/>
+          <w14:ligatures w14:val="none"/>
         </w:rPr>
         <w:t xml:space="preserve">. </w:t>
       </w:r>
     </w:p>
-    <w:p ns2:paraId="1A9B29C9" ns2:textId="77777777">
+    <w:p>
       <w:pPr>
         <w:pStyle w:val="Prrafodelista"/>
         <w:rPr>
           <w:rFonts w:ascii="Arial Narrow" w:eastAsia="Arial Narrow" w:hAnsi="Arial Narrow" w:cs="Arial Narrow"/>
           <w:kern w:val="0"/>
-          <ns2:ligatures ns2:val="none"/>
-        </w:rPr>
-      </w:pPr>
-    </w:p>
-    <w:p ns2:paraId="18B95FC1" ns2:textId="6C55BCBF">
+          <w14:ligatures w14:val="none"/>
+        </w:rPr>
+      </w:pPr>
+    </w:p>
+    <w:p>
       <w:pPr>
         <w:pStyle w:val="Prrafodelista"/>
         <w:numPr>
@@ -3091,14 +3017,14 @@
         <w:rPr>
           <w:rFonts w:ascii="Arial Narrow" w:eastAsia="Arial Narrow" w:hAnsi="Arial Narrow" w:cs="Arial Narrow"/>
           <w:kern w:val="0"/>
-          <ns2:ligatures ns2:val="none"/>
-        </w:rPr>
-      </w:pPr>
-      <w:r>
-        <w:rPr>
-          <w:rFonts w:ascii="Arial Narrow" w:eastAsia="Arial Narrow" w:hAnsi="Arial Narrow" w:cs="Arial Narrow"/>
-          <w:kern w:val="0"/>
-          <ns2:ligatures ns2:val="none"/>
+          <w14:ligatures w14:val="none"/>
+        </w:rPr>
+      </w:pPr>
+      <w:r>
+        <w:rPr>
+          <w:rFonts w:ascii="Arial Narrow" w:eastAsia="Arial Narrow" w:hAnsi="Arial Narrow" w:cs="Arial Narrow"/>
+          <w:kern w:val="0"/>
+          <w14:ligatures w14:val="none"/>
         </w:rPr>
         <w:t xml:space="preserve">Asimismo, la Secretaría Técnica, en ejercicio de sus facultades, </w:t>
       </w:r>
@@ -3108,7 +3034,7 @@
           <w:color w:val="000000"/>
           <w:kern w:val="0"/>
           <w:lang w:eastAsia="es-PE"/>
-          <ns2:ligatures ns2:val="none"/>
+          <w14:ligatures w14:val="none"/>
         </w:rPr>
         <w:t xml:space="preserve">considera </w:t>
       </w:r>
@@ -3116,7 +3042,7 @@
         <w:rPr>
           <w:rFonts w:ascii="Arial Narrow" w:eastAsia="Arial Narrow" w:hAnsi="Arial Narrow" w:cs="Arial Narrow"/>
           <w:kern w:val="0"/>
-          <ns2:ligatures ns2:val="none"/>
+          <w14:ligatures w14:val="none"/>
         </w:rPr>
         <w:t xml:space="preserve">que el hecho denunciado, consistente en que </w:t>
       </w:r>
@@ -3124,7 +3050,7 @@
         <w:rPr>
           <w:rFonts w:ascii="Arial Narrow" w:eastAsia="Arial Narrow" w:hAnsi="Arial Narrow" w:cs="Arial Narrow"/>
           <w:kern w:val="0"/>
-          <ns2:ligatures ns2:val="none"/>
+          <w14:ligatures w14:val="none"/>
         </w:rPr>
         <w:t xml:space="preserve">la compañía aseguradora habría aplicado una presunta cláusula abusiva en el artículo 17 de las condiciones legales de la Póliza del Seguro Vehicular </w:t>
       </w:r>
@@ -3133,7 +3059,7 @@
         <w:rPr>
           <w:rFonts w:ascii="Arial Narrow" w:eastAsia="Arial Narrow" w:hAnsi="Arial Narrow" w:cs="Arial Narrow"/>
           <w:kern w:val="0"/>
-          <ns2:ligatures ns2:val="none"/>
+          <w14:ligatures w14:val="none"/>
         </w:rPr>
         <w:t/>
       </w:r>
@@ -3142,7 +3068,7 @@
         <w:rPr>
           <w:rFonts w:ascii="Arial Narrow" w:eastAsia="Arial Narrow" w:hAnsi="Arial Narrow" w:cs="Arial Narrow"/>
           <w:kern w:val="0"/>
-          <ns2:ligatures ns2:val="none"/>
+          <w14:ligatures w14:val="none"/>
         </w:rPr>
         <w:t xml:space="preserve"> 2010209580</w:t>
       </w:r>
@@ -3150,7 +3076,7 @@
         <w:rPr>
           <w:rFonts w:ascii="Arial Narrow" w:eastAsia="Arial Narrow" w:hAnsi="Arial Narrow" w:cs="Arial Narrow"/>
           <w:kern w:val="0"/>
-          <ns2:ligatures ns2:val="none"/>
+          <w14:ligatures w14:val="none"/>
         </w:rPr>
         <w:t xml:space="preserve">. Por </w:t>
       </w:r>
@@ -3158,7 +3084,7 @@
         <w:rPr>
           <w:rFonts w:ascii="Arial Narrow" w:eastAsia="Arial Narrow" w:hAnsi="Arial Narrow" w:cs="Arial Narrow"/>
           <w:kern w:val="0"/>
-          <ns2:ligatures ns2:val="none"/>
+          <w14:ligatures w14:val="none"/>
         </w:rPr>
         <w:lastRenderedPageBreak/>
         <w:t xml:space="preserve">consiguiente, corresponde calificar el hecho materia de denuncia como una presunta infracción al </w:t>
@@ -3167,7 +3093,7 @@
         <w:rPr>
           <w:rFonts w:ascii="Arial Narrow" w:eastAsia="Arial Narrow" w:hAnsi="Arial Narrow" w:cs="Arial Narrow"/>
           <w:kern w:val="0"/>
-          <ns2:ligatures ns2:val="none"/>
+          <w14:ligatures w14:val="none"/>
         </w:rPr>
         <w:t xml:space="preserve">numeral </w:t>
       </w:r>
@@ -3177,7 +3103,7 @@
           <w:color w:val="000000"/>
           <w:kern w:val="0"/>
           <w:lang w:eastAsia="es-PE"/>
-          <ns2:ligatures ns2:val="none"/>
+          <w14:ligatures w14:val="none"/>
         </w:rPr>
         <w:t>49.1 del artículo 49</w:t>
       </w:r>
@@ -3185,7 +3111,7 @@
         <w:rPr>
           <w:rFonts w:ascii="Arial Narrow" w:eastAsia="Arial Narrow" w:hAnsi="Arial Narrow" w:cs="Arial Narrow"/>
           <w:kern w:val="0"/>
-          <ns2:ligatures ns2:val="none"/>
+          <w14:ligatures w14:val="none"/>
         </w:rPr>
         <w:t/>
       </w:r>
@@ -3193,7 +3119,7 @@
         <w:rPr>
           <w:rFonts w:ascii="Arial Narrow" w:eastAsia="Arial Narrow" w:hAnsi="Arial Narrow" w:cs="Arial Narrow"/>
           <w:kern w:val="0"/>
-          <ns2:ligatures ns2:val="none"/>
+          <w14:ligatures w14:val="none"/>
         </w:rPr>
         <w:t xml:space="preserve"> del Código</w:t>
       </w:r>
@@ -3203,7 +3129,7 @@
           <w:rFonts w:ascii="Arial Narrow" w:eastAsia="Arial Narrow" w:hAnsi="Arial Narrow" w:cs="Arial"/>
           <w:kern w:val="0"/>
           <w:vertAlign w:val="superscript"/>
-          <ns2:ligatures ns2:val="none"/>
+          <w14:ligatures w14:val="none"/>
         </w:rPr>
         <w:footnoteReference w:id="8"/>
       </w:r>
@@ -3211,22 +3137,22 @@
         <w:rPr>
           <w:rFonts w:ascii="Arial Narrow" w:eastAsia="Arial Narrow" w:hAnsi="Arial Narrow" w:cs="Arial Narrow"/>
           <w:kern w:val="0"/>
-          <ns2:ligatures ns2:val="none"/>
+          <w14:ligatures w14:val="none"/>
         </w:rPr>
         <w:t>.</w:t>
       </w:r>
     </w:p>
-    <w:p ns2:paraId="52C9964A" ns2:textId="77777777">
+    <w:p>
       <w:pPr>
         <w:pStyle w:val="Prrafodelista"/>
         <w:rPr>
           <w:rFonts w:ascii="Arial Narrow" w:eastAsia="Arial Narrow" w:hAnsi="Arial Narrow" w:cs="Arial Narrow"/>
           <w:kern w:val="0"/>
-          <ns2:ligatures ns2:val="none"/>
-        </w:rPr>
-      </w:pPr>
-    </w:p>
-    <w:p ns2:paraId="0FEEAF59" ns2:textId="085265D6">
+          <w14:ligatures w14:val="none"/>
+        </w:rPr>
+      </w:pPr>
+    </w:p>
+    <w:p>
       <w:pPr>
         <w:pStyle w:val="Prrafodelista"/>
         <w:numPr>
@@ -3239,14 +3165,14 @@
         <w:rPr>
           <w:rFonts w:ascii="Arial Narrow" w:eastAsia="Arial Narrow" w:hAnsi="Arial Narrow" w:cs="Arial Narrow"/>
           <w:kern w:val="0"/>
-          <ns2:ligatures ns2:val="none"/>
-        </w:rPr>
-      </w:pPr>
-      <w:r>
-        <w:rPr>
-          <w:rFonts w:ascii="Arial Narrow" w:eastAsia="Arial Narrow" w:hAnsi="Arial Narrow" w:cs="Arial Narrow"/>
-          <w:kern w:val="0"/>
-          <ns2:ligatures ns2:val="none"/>
+          <w14:ligatures w14:val="none"/>
+        </w:rPr>
+      </w:pPr>
+      <w:r>
+        <w:rPr>
+          <w:rFonts w:ascii="Arial Narrow" w:eastAsia="Arial Narrow" w:hAnsi="Arial Narrow" w:cs="Arial Narrow"/>
+          <w:kern w:val="0"/>
+          <w14:ligatures w14:val="none"/>
         </w:rPr>
         <w:t xml:space="preserve">Así también, </w:t>
       </w:r>
@@ -3254,7 +3180,7 @@
         <w:rPr>
           <w:rFonts w:ascii="Arial Narrow" w:eastAsia="Arial Narrow" w:hAnsi="Arial Narrow" w:cs="Arial Narrow"/>
           <w:kern w:val="0"/>
-          <ns2:ligatures ns2:val="none"/>
+          <w14:ligatures w14:val="none"/>
         </w:rPr>
         <w:t xml:space="preserve">la Secretaría Técnica, en ejercicio de sus facultades, </w:t>
       </w:r>
@@ -3264,7 +3190,7 @@
           <w:color w:val="000000"/>
           <w:kern w:val="0"/>
           <w:lang w:eastAsia="es-PE"/>
-          <ns2:ligatures ns2:val="none"/>
+          <w14:ligatures w14:val="none"/>
         </w:rPr>
         <w:t xml:space="preserve">considera </w:t>
       </w:r>
@@ -3272,7 +3198,7 @@
         <w:rPr>
           <w:rFonts w:ascii="Arial Narrow" w:eastAsia="Arial Narrow" w:hAnsi="Arial Narrow" w:cs="Arial Narrow"/>
           <w:kern w:val="0"/>
-          <ns2:ligatures ns2:val="none"/>
+          <w14:ligatures w14:val="none"/>
         </w:rPr>
         <w:t xml:space="preserve">que el hecho denunciado, consistente en que </w:t>
       </w:r>
@@ -3280,7 +3206,7 @@
         <w:rPr>
           <w:rFonts w:ascii="Arial Narrow" w:eastAsia="Arial Narrow" w:hAnsi="Arial Narrow" w:cs="Arial Narrow"/>
           <w:kern w:val="0"/>
-          <ns2:ligatures ns2:val="none"/>
+          <w14:ligatures w14:val="none"/>
         </w:rPr>
         <w:t xml:space="preserve">la compañía aseguradora habría aplicado una presunta cláusula abusiva en el artículo 25 de las condiciones legales de la Póliza del Seguro Vehicular </w:t>
       </w:r>
@@ -3289,7 +3215,7 @@
         <w:rPr>
           <w:rFonts w:ascii="Arial Narrow" w:eastAsia="Arial Narrow" w:hAnsi="Arial Narrow" w:cs="Arial Narrow"/>
           <w:kern w:val="0"/>
-          <ns2:ligatures ns2:val="none"/>
+          <w14:ligatures w14:val="none"/>
         </w:rPr>
         <w:t/>
       </w:r>
@@ -3298,7 +3224,7 @@
         <w:rPr>
           <w:rFonts w:ascii="Arial Narrow" w:eastAsia="Arial Narrow" w:hAnsi="Arial Narrow" w:cs="Arial Narrow"/>
           <w:kern w:val="0"/>
-          <ns2:ligatures ns2:val="none"/>
+          <w14:ligatures w14:val="none"/>
         </w:rPr>
         <w:t xml:space="preserve"> 2010209580</w:t>
       </w:r>
@@ -3306,7 +3232,7 @@
         <w:rPr>
           <w:rFonts w:ascii="Arial Narrow" w:eastAsia="Arial Narrow" w:hAnsi="Arial Narrow" w:cs="Arial Narrow"/>
           <w:kern w:val="0"/>
-          <ns2:ligatures ns2:val="none"/>
+          <w14:ligatures w14:val="none"/>
         </w:rPr>
         <w:t xml:space="preserve">. Por consiguiente, corresponde calificar el hecho materia de denuncia como una presunta infracción al numeral </w:t>
       </w:r>
@@ -3316,7 +3242,7 @@
           <w:color w:val="000000"/>
           <w:kern w:val="0"/>
           <w:lang w:eastAsia="es-PE"/>
-          <ns2:ligatures ns2:val="none"/>
+          <w14:ligatures w14:val="none"/>
         </w:rPr>
         <w:t>49.1 del artículo 49</w:t>
       </w:r>
@@ -3324,7 +3250,7 @@
         <w:rPr>
           <w:rFonts w:ascii="Arial Narrow" w:eastAsia="Arial Narrow" w:hAnsi="Arial Narrow" w:cs="Arial Narrow"/>
           <w:kern w:val="0"/>
-          <ns2:ligatures ns2:val="none"/>
+          <w14:ligatures w14:val="none"/>
         </w:rPr>
         <w:t> del Código</w:t>
       </w:r>
@@ -3335,23 +3261,23 @@
           <w:color w:val="000000"/>
           <w:kern w:val="0"/>
           <w:lang w:eastAsia="es-PE"/>
-          <ns2:ligatures ns2:val="none"/>
+          <w14:ligatures w14:val="none"/>
         </w:rPr>
         <w:t>.</w:t>
       </w:r>
     </w:p>
-    <w:p ns2:paraId="3501BCCC" ns2:textId="77777777">
-      <w:pPr>
-        <w:spacing w:after="0" w:line="240" w:lineRule="auto"/>
-        <w:jc w:val="both"/>
-        <w:rPr>
-          <w:rFonts w:ascii="Arial Narrow" w:eastAsia="Arial Narrow" w:hAnsi="Arial Narrow" w:cs="Arial Narrow"/>
-          <w:kern w:val="0"/>
-          <ns2:ligatures ns2:val="none"/>
-        </w:rPr>
-      </w:pPr>
-    </w:p>
-    <w:p ns2:paraId="17C416A4" ns2:textId="453B66D8">
+    <w:p>
+      <w:pPr>
+        <w:spacing w:after="0" w:line="240" w:lineRule="auto"/>
+        <w:jc w:val="both"/>
+        <w:rPr>
+          <w:rFonts w:ascii="Arial Narrow" w:eastAsia="Arial Narrow" w:hAnsi="Arial Narrow" w:cs="Arial Narrow"/>
+          <w:kern w:val="0"/>
+          <w14:ligatures w14:val="none"/>
+        </w:rPr>
+      </w:pPr>
+    </w:p>
+    <w:p>
       <w:pPr>
         <w:pStyle w:val="Prrafodelista"/>
         <w:numPr>
@@ -3364,14 +3290,14 @@
         <w:rPr>
           <w:rFonts w:ascii="Arial Narrow" w:eastAsia="Arial Narrow" w:hAnsi="Arial Narrow" w:cs="Arial Narrow"/>
           <w:kern w:val="0"/>
-          <ns2:ligatures ns2:val="none"/>
-        </w:rPr>
-      </w:pPr>
-      <w:r>
-        <w:rPr>
-          <w:rFonts w:ascii="Arial Narrow" w:eastAsia="Arial Narrow" w:hAnsi="Arial Narrow" w:cs="Arial Narrow"/>
-          <w:kern w:val="0"/>
-          <ns2:ligatures ns2:val="none"/>
+          <w14:ligatures w14:val="none"/>
+        </w:rPr>
+      </w:pPr>
+      <w:r>
+        <w:rPr>
+          <w:rFonts w:ascii="Arial Narrow" w:eastAsia="Arial Narrow" w:hAnsi="Arial Narrow" w:cs="Arial Narrow"/>
+          <w:kern w:val="0"/>
+          <w14:ligatures w14:val="none"/>
         </w:rPr>
         <w:t xml:space="preserve">Así también, </w:t>
       </w:r>
@@ -3379,7 +3305,7 @@
         <w:rPr>
           <w:rFonts w:ascii="Arial Narrow" w:eastAsia="Arial Narrow" w:hAnsi="Arial Narrow" w:cs="Arial Narrow"/>
           <w:kern w:val="0"/>
-          <ns2:ligatures ns2:val="none"/>
+          <w14:ligatures w14:val="none"/>
         </w:rPr>
         <w:t xml:space="preserve">la Secretaría Técnica, en ejercicio de sus facultades, </w:t>
       </w:r>
@@ -3389,7 +3315,7 @@
           <w:color w:val="000000"/>
           <w:kern w:val="0"/>
           <w:lang w:eastAsia="es-PE"/>
-          <ns2:ligatures ns2:val="none"/>
+          <w14:ligatures w14:val="none"/>
         </w:rPr>
         <w:t xml:space="preserve">considera </w:t>
       </w:r>
@@ -3397,7 +3323,7 @@
         <w:rPr>
           <w:rFonts w:ascii="Arial Narrow" w:eastAsia="Arial Narrow" w:hAnsi="Arial Narrow" w:cs="Arial Narrow"/>
           <w:kern w:val="0"/>
-          <ns2:ligatures ns2:val="none"/>
+          <w14:ligatures w14:val="none"/>
         </w:rPr>
         <w:t xml:space="preserve">que el hecho denunciado, consistente en que </w:t>
       </w:r>
@@ -3405,7 +3331,7 @@
         <w:rPr>
           <w:rFonts w:ascii="Arial Narrow" w:eastAsia="Arial Narrow" w:hAnsi="Arial Narrow" w:cs="Arial Narrow"/>
           <w:kern w:val="0"/>
-          <ns2:ligatures ns2:val="none"/>
+          <w14:ligatures w14:val="none"/>
         </w:rPr>
         <w:t xml:space="preserve">la compañía aseguradora habría aplicado una presunta cláusula abusiva en el artículo 4 de las condiciones operativas de la Póliza del Seguro Vehicular </w:t>
       </w:r>
@@ -3414,7 +3340,7 @@
         <w:rPr>
           <w:rFonts w:ascii="Arial Narrow" w:eastAsia="Arial Narrow" w:hAnsi="Arial Narrow" w:cs="Arial Narrow"/>
           <w:kern w:val="0"/>
-          <ns2:ligatures ns2:val="none"/>
+          <w14:ligatures w14:val="none"/>
         </w:rPr>
         <w:t/>
       </w:r>
@@ -3423,7 +3349,7 @@
         <w:rPr>
           <w:rFonts w:ascii="Arial Narrow" w:eastAsia="Arial Narrow" w:hAnsi="Arial Narrow" w:cs="Arial Narrow"/>
           <w:kern w:val="0"/>
-          <ns2:ligatures ns2:val="none"/>
+          <w14:ligatures w14:val="none"/>
         </w:rPr>
         <w:t xml:space="preserve"> 2010209580</w:t>
       </w:r>
@@ -3431,7 +3357,7 @@
         <w:rPr>
           <w:rFonts w:ascii="Arial Narrow" w:eastAsia="Arial Narrow" w:hAnsi="Arial Narrow" w:cs="Arial Narrow"/>
           <w:kern w:val="0"/>
-          <ns2:ligatures ns2:val="none"/>
+          <w14:ligatures w14:val="none"/>
         </w:rPr>
         <w:t xml:space="preserve">. Por consiguiente, corresponde calificar el hecho materia de denuncia como una presunta infracción al numeral </w:t>
       </w:r>
@@ -3441,7 +3367,7 @@
           <w:color w:val="000000"/>
           <w:kern w:val="0"/>
           <w:lang w:eastAsia="es-PE"/>
-          <ns2:ligatures ns2:val="none"/>
+          <w14:ligatures w14:val="none"/>
         </w:rPr>
         <w:t>49.1 del artículo 49</w:t>
       </w:r>
@@ -3449,7 +3375,7 @@
         <w:rPr>
           <w:rFonts w:ascii="Arial Narrow" w:eastAsia="Arial Narrow" w:hAnsi="Arial Narrow" w:cs="Arial Narrow"/>
           <w:kern w:val="0"/>
-          <ns2:ligatures ns2:val="none"/>
+          <w14:ligatures w14:val="none"/>
         </w:rPr>
         <w:t> del Código</w:t>
       </w:r>
@@ -3460,23 +3386,23 @@
           <w:color w:val="000000"/>
           <w:kern w:val="0"/>
           <w:lang w:eastAsia="es-PE"/>
-          <ns2:ligatures ns2:val="none"/>
+          <w14:ligatures w14:val="none"/>
         </w:rPr>
         <w:t>.</w:t>
       </w:r>
     </w:p>
-    <w:p ns2:paraId="432038D6" ns2:textId="700675B8">
-      <w:pPr>
-        <w:spacing w:after="0" w:line="240" w:lineRule="auto"/>
-        <w:jc w:val="both"/>
-        <w:rPr>
-          <w:rFonts w:ascii="Arial Narrow" w:eastAsia="Arial Narrow" w:hAnsi="Arial Narrow" w:cs="Arial Narrow"/>
-          <w:kern w:val="0"/>
-          <ns2:ligatures ns2:val="none"/>
-        </w:rPr>
-      </w:pPr>
-    </w:p>
-    <w:p ns2:paraId="463134E5" ns2:textId="77777777">
+    <w:p>
+      <w:pPr>
+        <w:spacing w:after="0" w:line="240" w:lineRule="auto"/>
+        <w:jc w:val="both"/>
+        <w:rPr>
+          <w:rFonts w:ascii="Arial Narrow" w:eastAsia="Arial Narrow" w:hAnsi="Arial Narrow" w:cs="Arial Narrow"/>
+          <w:kern w:val="0"/>
+          <w14:ligatures w14:val="none"/>
+        </w:rPr>
+      </w:pPr>
+    </w:p>
+    <w:p>
       <w:pPr>
         <w:pStyle w:val="Prrafodelista"/>
         <w:numPr>
@@ -3490,7 +3416,7 @@
           <w:rFonts w:ascii="Arial Narrow" w:eastAsia="Calibri" w:hAnsi="Arial Narrow" w:cs="Arial Narrow"/>
           <w:kern w:val="0"/>
           <w:lang w:eastAsia="es-PE"/>
-          <ns2:ligatures ns2:val="none"/>
+          <w14:ligatures w14:val="none"/>
         </w:rPr>
       </w:pPr>
       <w:r>
@@ -3499,7 +3425,7 @@
           <w:color w:val="000000"/>
           <w:kern w:val="0"/>
           <w:lang w:eastAsia="es-PE"/>
-          <ns2:ligatures ns2:val="none"/>
+          <w14:ligatures w14:val="none"/>
         </w:rPr>
         <w:t>En tanto la denuncia reúne los requisitos establecidos por la norma citada, corresponde admitirla a trámite</w:t>
       </w:r>
@@ -3509,7 +3435,7 @@
           <w:rFonts w:ascii="Arial Narrow" w:eastAsia="Arial Narrow" w:hAnsi="Arial Narrow" w:cs="Arial Narrow"/>
           <w:kern w:val="0"/>
           <w:vertAlign w:val="superscript"/>
-          <ns2:ligatures ns2:val="none"/>
+          <w14:ligatures w14:val="none"/>
         </w:rPr>
         <w:footnoteReference w:id="9"/>
       </w:r>
@@ -3519,12 +3445,12 @@
           <w:color w:val="000000"/>
           <w:kern w:val="0"/>
           <w:lang w:eastAsia="es-PE"/>
-          <ns2:ligatures ns2:val="none"/>
+          <w14:ligatures w14:val="none"/>
         </w:rPr>
         <w:t>.</w:t>
       </w:r>
     </w:p>
-    <w:p ns2:paraId="68C71625" ns2:textId="77777777">
+    <w:p>
       <w:pPr>
         <w:spacing w:after="0" w:line="240" w:lineRule="auto"/>
         <w:ind w:left="567"/>
@@ -3535,11 +3461,11 @@
           <w:color w:val="000000"/>
           <w:kern w:val="0"/>
           <w:lang w:eastAsia="es-PE"/>
-          <ns2:ligatures ns2:val="none"/>
-        </w:rPr>
-      </w:pPr>
-    </w:p>
-    <w:p ns2:paraId="38A98B4B" ns2:textId="77777777">
+          <w14:ligatures w14:val="none"/>
+        </w:rPr>
+      </w:pPr>
+    </w:p>
+    <w:p>
       <w:pPr>
         <w:pStyle w:val="Prrafodelista"/>
         <w:numPr>
@@ -3559,17 +3485,17 @@
           <w:color w:val="000000"/>
           <w:kern w:val="0"/>
           <w:lang w:eastAsia="es-PE"/>
-          <ns2:ligatures ns2:val="none"/>
-        </w:rPr>
-      </w:pPr>
-      <w:r>
-        <w:rPr>
-          <w:rFonts w:ascii="Arial Narrow" w:eastAsia="Arial Narrow" w:hAnsi="Arial Narrow" w:cs="Arial Narrow"/>
-          <w:b/>
-          <w:color w:val="000000"/>
-          <w:kern w:val="0"/>
-          <w:lang w:eastAsia="es-PE"/>
-          <ns2:ligatures ns2:val="none"/>
+          <w14:ligatures w14:val="none"/>
+        </w:rPr>
+      </w:pPr>
+      <w:r>
+        <w:rPr>
+          <w:rFonts w:ascii="Arial Narrow" w:eastAsia="Arial Narrow" w:hAnsi="Arial Narrow" w:cs="Arial Narrow"/>
+          <w:b/>
+          <w:color w:val="000000"/>
+          <w:kern w:val="0"/>
+          <w:lang w:eastAsia="es-PE"/>
+          <w14:ligatures w14:val="none"/>
         </w:rPr>
         <w:t>REQUERIMIENTO DE INFORMACI</w:t>
       </w:r>
@@ -3580,7 +3506,7 @@
           <w:color w:val="000000"/>
           <w:kern w:val="0"/>
           <w:lang w:eastAsia="es-PE"/>
-          <ns2:ligatures ns2:val="none"/>
+          <w14:ligatures w14:val="none"/>
         </w:rPr>
         <w:t>Ó</w:t>
       </w:r>
@@ -3591,12 +3517,12 @@
           <w:color w:val="000000"/>
           <w:kern w:val="0"/>
           <w:lang w:eastAsia="es-PE"/>
-          <ns2:ligatures ns2:val="none"/>
+          <w14:ligatures w14:val="none"/>
         </w:rPr>
         <w:t>N</w:t>
       </w:r>
     </w:p>
-    <w:p ns2:paraId="5B518DC4" ns2:textId="77777777">
+    <w:p>
       <w:pPr>
         <w:spacing w:after="0" w:line="240" w:lineRule="auto"/>
         <w:jc w:val="both"/>
@@ -3605,11 +3531,11 @@
           <w:color w:val="000000"/>
           <w:kern w:val="0"/>
           <w:lang w:val="es-ES" w:eastAsia="es-ES"/>
-          <ns2:ligatures ns2:val="none"/>
-        </w:rPr>
-      </w:pPr>
-    </w:p>
-    <w:p ns2:paraId="62B88A04" ns2:textId="390D2A29">
+          <w14:ligatures w14:val="none"/>
+        </w:rPr>
+      </w:pPr>
+    </w:p>
+    <w:p>
       <w:pPr>
         <w:pStyle w:val="Prrafodelista"/>
         <w:numPr>
@@ -3624,7 +3550,7 @@
           <w:color w:val="000000"/>
           <w:kern w:val="0"/>
           <w:lang w:val="es-ES" w:eastAsia="es-ES"/>
-          <ns2:ligatures ns2:val="none"/>
+          <w14:ligatures w14:val="none"/>
         </w:rPr>
       </w:pPr>
       <w:r>
@@ -3633,7 +3559,7 @@
           <w:color w:val="000000"/>
           <w:kern w:val="0"/>
           <w:lang w:val="es-ES" w:eastAsia="es-ES"/>
-          <ns2:ligatures ns2:val="none"/>
+          <w14:ligatures w14:val="none"/>
         </w:rPr>
         <w:t xml:space="preserve">A efectos de tener mayores elementos que sirvan para la resolución definitiva del presente caso, la Secretaría Técnica, en ejercicio de </w:t>
       </w:r>
@@ -3643,7 +3569,7 @@
           <w:color w:val="000000"/>
           <w:kern w:val="0"/>
           <w:lang w:val="es-ES" w:eastAsia="es-ES"/>
-          <ns2:ligatures ns2:val="none"/>
+          <w14:ligatures w14:val="none"/>
         </w:rPr>
         <w:t>las facultades que la ley le confiere, conviene requerir a</w:t>
       </w:r>
@@ -3653,7 +3579,7 @@
           <w:color w:val="000000"/>
           <w:kern w:val="0"/>
           <w:lang w:val="es-ES" w:eastAsia="es-ES"/>
-          <ns2:ligatures ns2:val="none"/>
+          <w14:ligatures w14:val="none"/>
         </w:rPr>
         <w:t xml:space="preserve"> la compañía aseguradora </w:t>
       </w:r>
@@ -3663,7 +3589,7 @@
           <w:color w:val="000000"/>
           <w:kern w:val="0"/>
           <w:lang w:val="es-ES" w:eastAsia="es-ES"/>
-          <ns2:ligatures ns2:val="none"/>
+          <w14:ligatures w14:val="none"/>
         </w:rPr>
         <w:t>que, en un pla</w:t>
       </w:r>
@@ -3673,7 +3599,7 @@
           <w:color w:val="000000"/>
           <w:kern w:val="0"/>
           <w:lang w:val="es-ES" w:eastAsia="es-ES"/>
-          <ns2:ligatures ns2:val="none"/>
+          <w14:ligatures w14:val="none"/>
         </w:rPr>
         <w:t xml:space="preserve">zo no mayor de cinco (5) días hábiles contado a partir del día siguiente de la notificación de la presente resolución, cumpla con lo siguiente: </w:t>
       </w:r>
@@ -3683,7 +3609,7 @@
           <w:color w:val="000000"/>
           <w:kern w:val="0"/>
           <w:lang w:val="es-ES" w:eastAsia="es-ES"/>
-          <ns2:ligatures ns2:val="none"/>
+          <w14:ligatures w14:val="none"/>
         </w:rPr>
         <w:t xml:space="preserve">(i) presentar una copia completa, legible y debidamente suscrita de la Póliza </w:t>
       </w:r>
@@ -3694,7 +3620,7 @@
           <w:color w:val="000000"/>
           <w:kern w:val="0"/>
           <w:lang w:val="es-ES" w:eastAsia="es-ES"/>
-          <ns2:ligatures ns2:val="none"/>
+          <w14:ligatures w14:val="none"/>
         </w:rPr>
         <w:t/>
       </w:r>
@@ -3705,7 +3631,7 @@
           <w:color w:val="000000"/>
           <w:kern w:val="0"/>
           <w:lang w:val="es-ES" w:eastAsia="es-ES"/>
-          <ns2:ligatures ns2:val="none"/>
+          <w14:ligatures w14:val="none"/>
         </w:rPr>
         <w:t xml:space="preserve"> 2010209580</w:t>
       </w:r>
@@ -3715,7 +3641,7 @@
           <w:color w:val="000000"/>
           <w:kern w:val="0"/>
           <w:lang w:val="es-ES" w:eastAsia="es-ES"/>
-          <ns2:ligatures ns2:val="none"/>
+          <w14:ligatures w14:val="none"/>
         </w:rPr>
         <w:t xml:space="preserve"> </w:t>
       </w:r>
@@ -3725,7 +3651,7 @@
           <w:color w:val="000000"/>
           <w:kern w:val="0"/>
           <w:lang w:val="es-ES" w:eastAsia="es-ES"/>
-          <ns2:ligatures ns2:val="none"/>
+          <w14:ligatures w14:val="none"/>
         </w:rPr>
         <w:t>del Seguro Vehicular materia de denuncia, así como el cargo de remisión de la póliza; (</w:t>
       </w:r>
@@ -3736,7 +3662,7 @@
           <w:color w:val="000000"/>
           <w:kern w:val="0"/>
           <w:lang w:val="es-ES" w:eastAsia="es-ES"/>
-          <ns2:ligatures ns2:val="none"/>
+          <w14:ligatures w14:val="none"/>
         </w:rPr>
         <w:t>ii</w:t>
       </w:r>
@@ -3747,7 +3673,7 @@
           <w:color w:val="000000"/>
           <w:kern w:val="0"/>
           <w:lang w:val="es-ES" w:eastAsia="es-ES"/>
-          <ns2:ligatures ns2:val="none"/>
+          <w14:ligatures w14:val="none"/>
         </w:rPr>
         <w:t>) presentar los medios probatorios que justifiquen la negativa de otorgar a</w:t>
       </w:r>
@@ -3757,7 +3683,7 @@
           <w:color w:val="000000"/>
           <w:kern w:val="0"/>
           <w:lang w:val="es-ES" w:eastAsia="es-ES"/>
-          <ns2:ligatures ns2:val="none"/>
+          <w14:ligatures w14:val="none"/>
         </w:rPr>
         <w:t xml:space="preserve"> la</w:t>
       </w:r>
@@ -3767,7 +3693,7 @@
           <w:color w:val="000000"/>
           <w:kern w:val="0"/>
           <w:lang w:val="es-ES" w:eastAsia="es-ES"/>
-          <ns2:ligatures ns2:val="none"/>
+          <w14:ligatures w14:val="none"/>
         </w:rPr>
         <w:t xml:space="preserve"> denunciante la cobertura de la Póliza </w:t>
       </w:r>
@@ -3778,7 +3704,7 @@
           <w:color w:val="000000"/>
           <w:kern w:val="0"/>
           <w:lang w:val="es-ES" w:eastAsia="es-ES"/>
-          <ns2:ligatures ns2:val="none"/>
+          <w14:ligatures w14:val="none"/>
         </w:rPr>
         <w:t/>
       </w:r>
@@ -3789,7 +3715,7 @@
           <w:color w:val="000000"/>
           <w:kern w:val="0"/>
           <w:lang w:val="es-ES" w:eastAsia="es-ES"/>
-          <ns2:ligatures ns2:val="none"/>
+          <w14:ligatures w14:val="none"/>
         </w:rPr>
         <w:t xml:space="preserve"> 2010209580, y, (</w:t>
       </w:r>
@@ -3800,7 +3726,7 @@
           <w:color w:val="000000"/>
           <w:kern w:val="0"/>
           <w:lang w:val="es-ES" w:eastAsia="es-ES"/>
-          <ns2:ligatures ns2:val="none"/>
+          <w14:ligatures w14:val="none"/>
         </w:rPr>
         <w:t>iii</w:t>
       </w:r>
@@ -3811,7 +3737,7 @@
           <w:color w:val="000000"/>
           <w:kern w:val="0"/>
           <w:lang w:val="es-ES" w:eastAsia="es-ES"/>
-          <ns2:ligatures ns2:val="none"/>
+          <w14:ligatures w14:val="none"/>
         </w:rPr>
         <w:t xml:space="preserve">) presentar todas las comunicaciones cursadas con </w:t>
       </w:r>
@@ -3821,7 +3747,7 @@
           <w:color w:val="000000"/>
           <w:kern w:val="0"/>
           <w:lang w:val="es-ES" w:eastAsia="es-ES"/>
-          <ns2:ligatures ns2:val="none"/>
+          <w14:ligatures w14:val="none"/>
         </w:rPr>
         <w:t>los</w:t>
       </w:r>
@@ -3831,7 +3757,7 @@
           <w:color w:val="000000"/>
           <w:kern w:val="0"/>
           <w:lang w:val="es-ES" w:eastAsia="es-ES"/>
-          <ns2:ligatures ns2:val="none"/>
+          <w14:ligatures w14:val="none"/>
         </w:rPr>
         <w:t xml:space="preserve"> denunciante</w:t>
       </w:r>
@@ -3841,7 +3767,7 @@
           <w:color w:val="000000"/>
           <w:kern w:val="0"/>
           <w:lang w:val="es-ES" w:eastAsia="es-ES"/>
-          <ns2:ligatures ns2:val="none"/>
+          <w14:ligatures w14:val="none"/>
         </w:rPr>
         <w:t>s</w:t>
       </w:r>
@@ -3851,7 +3777,7 @@
           <w:color w:val="000000"/>
           <w:kern w:val="0"/>
           <w:lang w:val="es-ES" w:eastAsia="es-ES"/>
-          <ns2:ligatures ns2:val="none"/>
+          <w14:ligatures w14:val="none"/>
         </w:rPr>
         <w:t xml:space="preserve"> en virtud del hecho materia de denuncia</w:t>
       </w:r>
@@ -3861,12 +3787,12 @@
           <w:color w:val="000000"/>
           <w:kern w:val="0"/>
           <w:lang w:val="es-ES" w:eastAsia="es-ES"/>
-          <ns2:ligatures ns2:val="none"/>
+          <w14:ligatures w14:val="none"/>
         </w:rPr>
         <w:t>.</w:t>
       </w:r>
     </w:p>
-    <w:p ns2:paraId="5C93B848" ns2:textId="77777777">
+    <w:p>
       <w:pPr>
         <w:pStyle w:val="Prrafodelista"/>
         <w:spacing w:after="0" w:line="240" w:lineRule="auto"/>
@@ -3877,11 +3803,11 @@
           <w:color w:val="000000"/>
           <w:kern w:val="0"/>
           <w:lang w:val="es-ES" w:eastAsia="es-ES"/>
-          <ns2:ligatures ns2:val="none"/>
-        </w:rPr>
-      </w:pPr>
-    </w:p>
-    <w:p ns2:paraId="2A119386" ns2:textId="77777777">
+          <w14:ligatures w14:val="none"/>
+        </w:rPr>
+      </w:pPr>
+    </w:p>
+    <w:p>
       <w:pPr>
         <w:pStyle w:val="Prrafodelista"/>
         <w:numPr>
@@ -3901,36 +3827,36 @@
           <w:color w:val="000000"/>
           <w:kern w:val="0"/>
           <w:lang w:eastAsia="es-PE"/>
-          <ns2:ligatures ns2:val="none"/>
-        </w:rPr>
-      </w:pPr>
-      <w:r>
-        <w:rPr>
-          <w:rFonts w:ascii="Arial Narrow" w:eastAsia="Arial Narrow" w:hAnsi="Arial Narrow" w:cs="Arial Narrow"/>
-          <w:b/>
-          <w:color w:val="000000"/>
-          <w:kern w:val="0"/>
-          <w:lang w:eastAsia="es-PE"/>
-          <ns2:ligatures ns2:val="none"/>
+          <w14:ligatures w14:val="none"/>
+        </w:rPr>
+      </w:pPr>
+      <w:r>
+        <w:rPr>
+          <w:rFonts w:ascii="Arial Narrow" w:eastAsia="Arial Narrow" w:hAnsi="Arial Narrow" w:cs="Arial Narrow"/>
+          <w:b/>
+          <w:color w:val="000000"/>
+          <w:kern w:val="0"/>
+          <w:lang w:eastAsia="es-PE"/>
+          <w14:ligatures w14:val="none"/>
         </w:rPr>
         <w:t xml:space="preserve">RESOLUCIÓN DE LA SECRETARÍA TÉCNICA </w:t>
       </w:r>
     </w:p>
-    <w:p ns2:paraId="7F554EB2" ns2:textId="77777777">
-      <w:pPr>
-        <w:spacing w:after="0" w:line="240" w:lineRule="auto"/>
-        <w:jc w:val="both"/>
-        <w:rPr>
-          <w:rFonts w:ascii="Arial Narrow" w:eastAsia="Arial Narrow" w:hAnsi="Arial Narrow" w:cs="Arial Narrow"/>
-          <w:b/>
-          <w:color w:val="000000"/>
-          <w:kern w:val="0"/>
-          <w:lang w:eastAsia="es-PE"/>
-          <ns2:ligatures ns2:val="none"/>
-        </w:rPr>
-      </w:pPr>
-    </w:p>
-    <w:p ns2:paraId="0DC429BD" ns2:textId="39BA11A1">
+    <w:p>
+      <w:pPr>
+        <w:spacing w:after="0" w:line="240" w:lineRule="auto"/>
+        <w:jc w:val="both"/>
+        <w:rPr>
+          <w:rFonts w:ascii="Arial Narrow" w:eastAsia="Arial Narrow" w:hAnsi="Arial Narrow" w:cs="Arial Narrow"/>
+          <w:b/>
+          <w:color w:val="000000"/>
+          <w:kern w:val="0"/>
+          <w:lang w:eastAsia="es-PE"/>
+          <w14:ligatures w14:val="none"/>
+        </w:rPr>
+      </w:pPr>
+    </w:p>
+    <w:p>
       <w:pPr>
         <w:spacing w:after="0" w:line="240" w:lineRule="auto"/>
         <w:jc w:val="both"/>
@@ -3939,17 +3865,17 @@
           <w:color w:val="000000"/>
           <w:kern w:val="0"/>
           <w:lang w:eastAsia="es-PE"/>
-          <ns2:ligatures ns2:val="none"/>
-        </w:rPr>
-      </w:pPr>
-      <w:r>
-        <w:rPr>
-          <w:rFonts w:ascii="Arial Narrow" w:eastAsia="Arial Narrow" w:hAnsi="Arial Narrow" w:cs="Arial Narrow"/>
-          <w:b/>
-          <w:color w:val="000000"/>
-          <w:kern w:val="0"/>
-          <w:lang w:eastAsia="es-PE"/>
-          <ns2:ligatures ns2:val="none"/>
+          <w14:ligatures w14:val="none"/>
+        </w:rPr>
+      </w:pPr>
+      <w:r>
+        <w:rPr>
+          <w:rFonts w:ascii="Arial Narrow" w:eastAsia="Arial Narrow" w:hAnsi="Arial Narrow" w:cs="Arial Narrow"/>
+          <w:b/>
+          <w:color w:val="000000"/>
+          <w:kern w:val="0"/>
+          <w:lang w:eastAsia="es-PE"/>
+          <w14:ligatures w14:val="none"/>
         </w:rPr>
         <w:t xml:space="preserve">PRIMERO: admitir a trámite la denuncia del 5 de junio de 2025, subsanado con el escrito del 5 de agosto de 2025, interpuesta por la señora [APELLIDO] Fernández y al señor [APELLIDO] contra Pacífico Compañía de Seguros y Reaseguros S.A., por lo siguiente:</w:t>
       </w:r>
@@ -3960,7 +3886,7 @@
           <w:kern w:val="0"/>
           <w:shd w:val="clear" w:color="auto" w:fill="FFFFFF"/>
           <w:lang w:eastAsia="es-PE"/>
-          <ns2:ligatures ns2:val="none"/>
+          <w14:ligatures w14:val="none"/>
         </w:rPr>
         <w:t xml:space="preserve"/>
       </w:r>
@@ -3970,7 +3896,7 @@
           <w:color w:val="000000"/>
           <w:kern w:val="0"/>
           <w:lang w:val="es-ES" w:eastAsia="es-ES"/>
-          <ns2:ligatures ns2:val="none"/>
+          <w14:ligatures w14:val="none"/>
         </w:rPr>
         <w:t/>
       </w:r>
@@ -3980,7 +3906,7 @@
           <w:color w:val="000000"/>
           <w:kern w:val="0"/>
           <w:lang w:val="es-ES" w:eastAsia="es-ES"/>
-          <ns2:ligatures ns2:val="none"/>
+          <w14:ligatures w14:val="none"/>
         </w:rPr>
         <w:t xml:space="preserve"/>
       </w:r>
@@ -3990,7 +3916,7 @@
           <w:color w:val="000000"/>
           <w:kern w:val="0"/>
           <w:lang w:val="es-ES" w:eastAsia="es-ES"/>
-          <ns2:ligatures ns2:val="none"/>
+          <w14:ligatures w14:val="none"/>
         </w:rPr>
         <w:t/>
       </w:r>
@@ -4000,7 +3926,7 @@
           <w:color w:val="000000"/>
           <w:kern w:val="0"/>
           <w:lang w:val="es-ES" w:eastAsia="es-ES"/>
-          <ns2:ligatures ns2:val="none"/>
+          <w14:ligatures w14:val="none"/>
         </w:rPr>
         <w:t xml:space="preserve"/>
       </w:r>
@@ -4011,7 +3937,7 @@
           <w:kern w:val="0"/>
           <w:shd w:val="clear" w:color="auto" w:fill="FFFFFF"/>
           <w:lang w:eastAsia="es-PE"/>
-          <ns2:ligatures ns2:val="none"/>
+          <w14:ligatures w14:val="none"/>
         </w:rPr>
         <w:t xml:space="preserve"/>
       </w:r>
@@ -4022,7 +3948,7 @@
           <w:kern w:val="0"/>
           <w:shd w:val="clear" w:color="auto" w:fill="FFFFFF"/>
           <w:lang w:eastAsia="es-PE"/>
-          <ns2:ligatures ns2:val="none"/>
+          <w14:ligatures w14:val="none"/>
         </w:rPr>
         <w:t xml:space="preserve"/>
       </w:r>
@@ -4034,7 +3960,7 @@
           <w:kern w:val="0"/>
           <w:shd w:val="clear" w:color="auto" w:fill="FFFFFF"/>
           <w:lang w:eastAsia="es-PE"/>
-          <ns2:ligatures ns2:val="none"/>
+          <w14:ligatures w14:val="none"/>
         </w:rPr>
         <w:t/>
       </w:r>
@@ -4046,7 +3972,7 @@
           <w:kern w:val="0"/>
           <w:shd w:val="clear" w:color="auto" w:fill="FFFFFF"/>
           <w:lang w:eastAsia="es-PE"/>
-          <ns2:ligatures ns2:val="none"/>
+          <w14:ligatures w14:val="none"/>
         </w:rPr>
         <w:t xml:space="preserve"/>
       </w:r>
@@ -4057,7 +3983,7 @@
           <w:kern w:val="0"/>
           <w:shd w:val="clear" w:color="auto" w:fill="FFFFFF"/>
           <w:lang w:eastAsia="es-PE"/>
-          <ns2:ligatures ns2:val="none"/>
+          <w14:ligatures w14:val="none"/>
         </w:rPr>
         <w:t/>
       </w:r>
@@ -4068,7 +3994,7 @@
           <w:kern w:val="0"/>
           <w:shd w:val="clear" w:color="auto" w:fill="FFFFFF"/>
           <w:lang w:eastAsia="es-PE"/>
-          <ns2:ligatures ns2:val="none"/>
+          <w14:ligatures w14:val="none"/>
         </w:rPr>
         <w:t xml:space="preserve"/>
       </w:r>
@@ -4079,7 +4005,7 @@
           <w:kern w:val="0"/>
           <w:shd w:val="clear" w:color="auto" w:fill="FFFFFF"/>
           <w:lang w:eastAsia="es-PE"/>
-          <ns2:ligatures ns2:val="none"/>
+          <w14:ligatures w14:val="none"/>
         </w:rPr>
         <w:t/>
       </w:r>
@@ -4090,7 +4016,7 @@
           <w:kern w:val="0"/>
           <w:shd w:val="clear" w:color="auto" w:fill="FFFFFF"/>
           <w:lang w:eastAsia="es-PE"/>
-          <ns2:ligatures ns2:val="none"/>
+          <w14:ligatures w14:val="none"/>
         </w:rPr>
         <w:t xml:space="preserve"/>
       </w:r>
@@ -4108,7 +4034,7 @@
           <w:kern w:val="0"/>
           <w:shd w:val="clear" w:color="auto" w:fill="FFFFFF"/>
           <w:lang w:eastAsia="es-PE"/>
-          <ns2:ligatures ns2:val="none"/>
+          <w14:ligatures w14:val="none"/>
         </w:rPr>
         <w:t xml:space="preserve"/>
       </w:r>
@@ -4119,22 +4045,22 @@
           <w:kern w:val="0"/>
           <w:shd w:val="clear" w:color="auto" w:fill="FFFFFF"/>
           <w:lang w:eastAsia="es-PE"/>
-          <ns2:ligatures ns2:val="none"/>
+          <w14:ligatures w14:val="none"/>
         </w:rPr>
         <w:t/>
       </w:r>
     </w:p>
-    <w:p ns2:paraId="1FFE332A" ns2:textId="77777777">
+    <w:p>
       <w:pPr>
         <w:pStyle w:val="Prrafodelista"/>
         <w:rPr>
           <w:rFonts w:ascii="Arial Narrow" w:eastAsia="Arial Narrow" w:hAnsi="Arial Narrow" w:cs="Arial Narrow"/>
           <w:kern w:val="0"/>
-          <ns2:ligatures ns2:val="none"/>
-        </w:rPr>
-      </w:pPr>
-    </w:p>
-    <w:p ns2:paraId="28B05E00" ns2:textId="77777777">
+          <w14:ligatures w14:val="none"/>
+        </w:rPr>
+      </w:pPr>
+    </w:p>
+    <w:p>
       <w:pPr>
         <w:pStyle w:val="Prrafodelista"/>
         <w:numPr>
@@ -4151,7 +4077,7 @@
         <w:rPr>
           <w:rFonts w:ascii="Arial Narrow" w:eastAsia="Arial Narrow" w:hAnsi="Arial Narrow" w:cs="Arial Narrow"/>
           <w:kern w:val="0"/>
-          <ns2:ligatures ns2:val="none"/>
+          <w14:ligatures w14:val="none"/>
         </w:rPr>
       </w:pPr>
       <w:r>
@@ -4160,7 +4086,7 @@
           <w:color w:val="000000"/>
           <w:kern w:val="0"/>
           <w:lang w:eastAsia="es-PE"/>
-          <ns2:ligatures ns2:val="none"/>
+          <w14:ligatures w14:val="none"/>
         </w:rPr>
         <w:t>Presunta</w:t>
       </w:r>
@@ -4170,7 +4096,7 @@
           <w:kern w:val="0"/>
           <w:shd w:val="clear" w:color="auto" w:fill="FFFFFF"/>
           <w:lang w:eastAsia="es-PE"/>
-          <ns2:ligatures ns2:val="none"/>
+          <w14:ligatures w14:val="none"/>
         </w:rPr>
         <w:t xml:space="preserve"> infracción a los artículos 18 y 19</w:t>
       </w:r>
@@ -4179,7 +4105,7 @@
           <w:rFonts w:ascii="Arial Narrow" w:eastAsia="Calibri" w:hAnsi="Arial Narrow" w:cs="Arial Narrow"/>
           <w:kern w:val="0"/>
           <w:lang w:eastAsia="es-PE"/>
-          <ns2:ligatures ns2:val="none"/>
+          <w14:ligatures w14:val="none"/>
         </w:rPr>
         <w:t xml:space="preserve"> de </w:t>
       </w:r>
@@ -4189,7 +4115,7 @@
           <w:kern w:val="0"/>
           <w:shd w:val="clear" w:color="auto" w:fill="FFFFFF"/>
           <w:lang w:eastAsia="es-PE"/>
-          <ns2:ligatures ns2:val="none"/>
+          <w14:ligatures w14:val="none"/>
         </w:rPr>
         <w:t>la Ley 29571, Código de Protección y Defensa del Consumidor, en tanto</w:t>
       </w:r>
@@ -4197,7 +4123,7 @@
         <w:rPr>
           <w:rFonts w:ascii="Arial Narrow" w:eastAsia="Arial Narrow" w:hAnsi="Arial Narrow" w:cs="Arial Narrow"/>
           <w:kern w:val="0"/>
-          <ns2:ligatures ns2:val="none"/>
+          <w14:ligatures w14:val="none"/>
         </w:rPr>
         <w:t xml:space="preserve"> </w:t>
       </w:r>
@@ -4205,7 +4131,7 @@
         <w:rPr>
           <w:rFonts w:ascii="Arial Narrow" w:eastAsia="Arial Narrow" w:hAnsi="Arial Narrow" w:cs="Arial Narrow"/>
           <w:kern w:val="0"/>
-          <ns2:ligatures ns2:val="none"/>
+          <w14:ligatures w14:val="none"/>
         </w:rPr>
         <w:t xml:space="preserve">la compañía aseguradora se habría negado injustificadamente a otorgar la cobertura del Seguro vehicular - </w:t>
       </w:r>
@@ -4215,7 +4141,7 @@
           <w:color w:val="000000"/>
           <w:kern w:val="0"/>
           <w:lang w:eastAsia="es-ES"/>
-          <ns2:ligatures ns2:val="none"/>
+          <w14:ligatures w14:val="none"/>
         </w:rPr>
         <w:t>Póliza 2010209580 por el robo del vehículo asegurado el 3 de abril de 2025</w:t>
       </w:r>
@@ -4223,12 +4149,12 @@
         <w:rPr>
           <w:rFonts w:ascii="Arial Narrow" w:eastAsia="Arial Narrow" w:hAnsi="Arial Narrow" w:cs="Arial Narrow"/>
           <w:kern w:val="0"/>
-          <ns2:ligatures ns2:val="none"/>
+          <w14:ligatures w14:val="none"/>
         </w:rPr>
         <w:t>.</w:t>
       </w:r>
     </w:p>
-    <w:p ns2:paraId="212A0A10" ns2:textId="77777777">
+    <w:p>
       <w:pPr>
         <w:pStyle w:val="Prrafodelista"/>
         <w:spacing w:after="0" w:line="240" w:lineRule="auto"/>
@@ -4237,11 +4163,11 @@
         <w:rPr>
           <w:rFonts w:ascii="Arial Narrow" w:eastAsia="Arial Narrow" w:hAnsi="Arial Narrow" w:cs="Arial Narrow"/>
           <w:kern w:val="0"/>
-          <ns2:ligatures ns2:val="none"/>
-        </w:rPr>
-      </w:pPr>
-    </w:p>
-    <w:p ns2:paraId="16FAC01B" ns2:textId="1A481936">
+          <w14:ligatures w14:val="none"/>
+        </w:rPr>
+      </w:pPr>
+    </w:p>
+    <w:p>
       <w:pPr>
         <w:pStyle w:val="Prrafodelista"/>
         <w:numPr>
@@ -4258,7 +4184,7 @@
         <w:rPr>
           <w:rFonts w:ascii="Arial Narrow" w:eastAsia="Arial Narrow" w:hAnsi="Arial Narrow" w:cs="Arial Narrow"/>
           <w:kern w:val="0"/>
-          <ns2:ligatures ns2:val="none"/>
+          <w14:ligatures w14:val="none"/>
         </w:rPr>
       </w:pPr>
       <w:r>
@@ -4267,7 +4193,7 @@
           <w:color w:val="000000"/>
           <w:kern w:val="0"/>
           <w:lang w:eastAsia="es-PE"/>
-          <ns2:ligatures ns2:val="none"/>
+          <w14:ligatures w14:val="none"/>
         </w:rPr>
         <w:lastRenderedPageBreak/>
         <w:t>Presunta</w:t>
@@ -4278,7 +4204,7 @@
           <w:kern w:val="0"/>
           <w:shd w:val="clear" w:color="auto" w:fill="FFFFFF"/>
           <w:lang w:eastAsia="es-PE"/>
-          <ns2:ligatures ns2:val="none"/>
+          <w14:ligatures w14:val="none"/>
         </w:rPr>
         <w:t xml:space="preserve"> infracción a los artículos 18 y 19</w:t>
       </w:r>
@@ -4287,7 +4213,7 @@
           <w:rFonts w:ascii="Arial Narrow" w:eastAsia="Calibri" w:hAnsi="Arial Narrow" w:cs="Arial Narrow"/>
           <w:kern w:val="0"/>
           <w:lang w:eastAsia="es-PE"/>
-          <ns2:ligatures ns2:val="none"/>
+          <w14:ligatures w14:val="none"/>
         </w:rPr>
         <w:t xml:space="preserve"> de </w:t>
       </w:r>
@@ -4297,7 +4223,7 @@
           <w:kern w:val="0"/>
           <w:shd w:val="clear" w:color="auto" w:fill="FFFFFF"/>
           <w:lang w:eastAsia="es-PE"/>
-          <ns2:ligatures ns2:val="none"/>
+          <w14:ligatures w14:val="none"/>
         </w:rPr>
         <w:t>la Ley 29571, Código de Protección y Defensa del Consumidor, en tanto</w:t>
       </w:r>
@@ -4305,7 +4231,7 @@
         <w:rPr>
           <w:rFonts w:ascii="Arial Narrow" w:eastAsia="Arial Narrow" w:hAnsi="Arial Narrow" w:cs="Arial Narrow"/>
           <w:kern w:val="0"/>
-          <ns2:ligatures ns2:val="none"/>
+          <w14:ligatures w14:val="none"/>
         </w:rPr>
         <w:t xml:space="preserve"> </w:t>
       </w:r>
@@ -4313,7 +4239,7 @@
         <w:rPr>
           <w:rFonts w:ascii="Arial Narrow" w:eastAsia="Arial Narrow" w:hAnsi="Arial Narrow" w:cs="Arial Narrow"/>
           <w:kern w:val="0"/>
-          <ns2:ligatures ns2:val="none"/>
+          <w14:ligatures w14:val="none"/>
         </w:rPr>
         <w:t xml:space="preserve">la compañía aseguradora </w:t>
       </w:r>
@@ -4323,7 +4249,7 @@
           <w:color w:val="000000"/>
           <w:kern w:val="0"/>
           <w:lang w:eastAsia="es-ES"/>
-          <ns2:ligatures ns2:val="none"/>
+          <w14:ligatures w14:val="none"/>
         </w:rPr>
         <w:t>habría consignado información errónea en las condiciones particulares de la Póliza 2010209580 respecto a los correos electrónicos de los asegurados</w:t>
       </w:r>
@@ -4333,12 +4259,12 @@
           <w:color w:val="000000"/>
           <w:kern w:val="0"/>
           <w:lang w:eastAsia="es-ES"/>
-          <ns2:ligatures ns2:val="none"/>
+          <w14:ligatures w14:val="none"/>
         </w:rPr>
         <w:t>.</w:t>
       </w:r>
     </w:p>
-    <w:p ns2:paraId="3C37F4CA" ns2:textId="77777777">
+    <w:p>
       <w:pPr>
         <w:spacing w:after="0" w:line="240" w:lineRule="auto"/>
         <w:jc w:val="both"/>
@@ -4347,11 +4273,11 @@
           <w:color w:val="000000"/>
           <w:kern w:val="0"/>
           <w:lang w:eastAsia="es-PE"/>
-          <ns2:ligatures ns2:val="none"/>
-        </w:rPr>
-      </w:pPr>
-    </w:p>
-    <w:p ns2:paraId="42B5D9D8" ns2:textId="701EAF1E">
+          <w14:ligatures w14:val="none"/>
+        </w:rPr>
+      </w:pPr>
+    </w:p>
+    <w:p>
       <w:pPr>
         <w:pStyle w:val="Prrafodelista"/>
         <w:numPr>
@@ -4368,7 +4294,7 @@
         <w:rPr>
           <w:rFonts w:ascii="Arial Narrow" w:eastAsia="Arial Narrow" w:hAnsi="Arial Narrow" w:cs="Arial Narrow"/>
           <w:kern w:val="0"/>
-          <ns2:ligatures ns2:val="none"/>
+          <w14:ligatures w14:val="none"/>
         </w:rPr>
       </w:pPr>
       <w:r>
@@ -4377,7 +4303,7 @@
           <w:color w:val="000000"/>
           <w:kern w:val="0"/>
           <w:lang w:eastAsia="es-PE"/>
-          <ns2:ligatures ns2:val="none"/>
+          <w14:ligatures w14:val="none"/>
         </w:rPr>
         <w:t xml:space="preserve">Presunta infracción en el numeral 1 del artículo 38 de la Ley 29571, Código de Protección y Defensa del Consumidor, en tanto la compañía aseguradora habría tenido un trato discriminatorio con el señor [APELLIDO] , al hacer que pase una prueba poligráfica, pese a que no se encontró al momento del siniestro del 3 de abril de 2025, siendo la única motivación su nacionalidad venezolana. </w:t>
       </w:r>
@@ -4387,7 +4313,7 @@
           <w:kern w:val="0"/>
           <w:shd w:val="clear" w:color="auto" w:fill="FFFFFF"/>
           <w:lang w:eastAsia="es-PE"/>
-          <ns2:ligatures ns2:val="none"/>
+          <w14:ligatures w14:val="none"/>
         </w:rPr>
         <w:t xml:space="preserve"/>
       </w:r>
@@ -4397,7 +4323,7 @@
           <w:kern w:val="0"/>
           <w:shd w:val="clear" w:color="auto" w:fill="FFFFFF"/>
           <w:lang w:eastAsia="es-PE"/>
-          <ns2:ligatures ns2:val="none"/>
+          <w14:ligatures w14:val="none"/>
         </w:rPr>
         <w:t xml:space="preserve"/>
       </w:r>
@@ -4405,7 +4331,7 @@
         <w:rPr>
           <w:rFonts w:ascii="Arial Narrow" w:eastAsia="Arial Narrow" w:hAnsi="Arial Narrow" w:cs="Arial Narrow"/>
           <w:kern w:val="0"/>
-          <ns2:ligatures ns2:val="none"/>
+          <w14:ligatures w14:val="none"/>
         </w:rPr>
         <w:t xml:space="preserve"/>
       </w:r>
@@ -4413,7 +4339,7 @@
         <w:rPr>
           <w:rFonts w:ascii="Arial Narrow" w:eastAsia="Arial Narrow" w:hAnsi="Arial Narrow" w:cs="Arial Narrow"/>
           <w:kern w:val="0"/>
-          <ns2:ligatures ns2:val="none"/>
+          <w14:ligatures w14:val="none"/>
         </w:rPr>
         <w:t xml:space="preserve"/>
       </w:r>
@@ -4422,7 +4348,7 @@
           <w:rFonts w:ascii="Arial Narrow" w:eastAsia="Calibri" w:hAnsi="Arial Narrow" w:cs="Arial Narrow"/>
           <w:kern w:val="0"/>
           <w:lang w:eastAsia="es-PE"/>
-          <ns2:ligatures ns2:val="none"/>
+          <w14:ligatures w14:val="none"/>
         </w:rPr>
         <w:t xml:space="preserve"/>
       </w:r>
@@ -4432,7 +4358,7 @@
           <w:kern w:val="0"/>
           <w:shd w:val="clear" w:color="auto" w:fill="FFFFFF"/>
           <w:lang w:eastAsia="es-PE"/>
-          <ns2:ligatures ns2:val="none"/>
+          <w14:ligatures w14:val="none"/>
         </w:rPr>
         <w:t/>
       </w:r>
@@ -4440,7 +4366,7 @@
         <w:rPr>
           <w:rFonts w:ascii="Arial Narrow" w:eastAsia="Arial Narrow" w:hAnsi="Arial Narrow" w:cs="Arial Narrow"/>
           <w:kern w:val="0"/>
-          <ns2:ligatures ns2:val="none"/>
+          <w14:ligatures w14:val="none"/>
         </w:rPr>
         <w:t xml:space="preserve"/>
       </w:r>
@@ -4448,7 +4374,7 @@
         <w:rPr>
           <w:rFonts w:ascii="Arial Narrow" w:eastAsia="Arial Narrow" w:hAnsi="Arial Narrow" w:cs="Arial Narrow"/>
           <w:kern w:val="0"/>
-          <ns2:ligatures ns2:val="none"/>
+          <w14:ligatures w14:val="none"/>
         </w:rPr>
         <w:t xml:space="preserve"/>
       </w:r>
@@ -4459,7 +4385,7 @@
           <w:kern w:val="0"/>
           <w:shd w:val="clear" w:color="auto" w:fill="FFFFFF"/>
           <w:lang w:eastAsia="es-PE"/>
-          <ns2:ligatures ns2:val="none"/>
+          <w14:ligatures w14:val="none"/>
         </w:rPr>
         <w:t/>
       </w:r>
@@ -4467,7 +4393,7 @@
         <w:rPr>
           <w:rFonts w:ascii="Arial Narrow" w:eastAsia="Arial Narrow" w:hAnsi="Arial Narrow" w:cs="Arial Narrow"/>
           <w:kern w:val="0"/>
-          <ns2:ligatures ns2:val="none"/>
+          <w14:ligatures w14:val="none"/>
         </w:rPr>
         <w:t/>
       </w:r>
@@ -4475,12 +4401,12 @@
         <w:rPr>
           <w:rFonts w:ascii="Arial Narrow" w:eastAsia="Arial Narrow" w:hAnsi="Arial Narrow" w:cs="Arial Narrow"/>
           <w:kern w:val="0"/>
-          <ns2:ligatures ns2:val="none"/>
+          <w14:ligatures w14:val="none"/>
         </w:rPr>
         <w:t xml:space="preserve"/>
       </w:r>
     </w:p>
-    <w:p ns2:paraId="130BB1EF" ns2:textId="77777777">
+    <w:p>
       <w:pPr>
         <w:spacing w:after="0" w:line="240" w:lineRule="auto"/>
         <w:jc w:val="both"/>
@@ -4489,11 +4415,11 @@
           <w:color w:val="000000"/>
           <w:kern w:val="0"/>
           <w:lang w:eastAsia="es-PE"/>
-          <ns2:ligatures ns2:val="none"/>
-        </w:rPr>
-      </w:pPr>
-    </w:p>
-    <w:p ns2:paraId="3981EC56" ns2:textId="7B4D158A">
+          <w14:ligatures w14:val="none"/>
+        </w:rPr>
+      </w:pPr>
+    </w:p>
+    <w:p>
       <w:pPr>
         <w:pStyle w:val="Prrafodelista"/>
         <w:numPr>
@@ -4511,7 +4437,7 @@
           <w:rFonts w:ascii="Arial Narrow" w:eastAsia="Calibri" w:hAnsi="Arial Narrow" w:cs="Arial Narrow"/>
           <w:kern w:val="0"/>
           <w:lang w:eastAsia="es-PE"/>
-          <ns2:ligatures ns2:val="none"/>
+          <w14:ligatures w14:val="none"/>
         </w:rPr>
       </w:pPr>
       <w:r>
@@ -4520,7 +4446,7 @@
           <w:color w:val="000000"/>
           <w:kern w:val="0"/>
           <w:lang w:eastAsia="es-PE"/>
-          <ns2:ligatures ns2:val="none"/>
+          <w14:ligatures w14:val="none"/>
         </w:rPr>
         <w:t>Presunta</w:t>
       </w:r>
@@ -4530,7 +4456,7 @@
           <w:kern w:val="0"/>
           <w:shd w:val="clear" w:color="auto" w:fill="FFFFFF"/>
           <w:lang w:eastAsia="es-PE"/>
-          <ns2:ligatures ns2:val="none"/>
+          <w14:ligatures w14:val="none"/>
         </w:rPr>
         <w:t xml:space="preserve"> </w:t>
       </w:r>
@@ -4540,7 +4466,7 @@
           <w:kern w:val="0"/>
           <w:shd w:val="clear" w:color="auto" w:fill="FFFFFF"/>
           <w:lang w:eastAsia="es-PE"/>
-          <ns2:ligatures ns2:val="none"/>
+          <w14:ligatures w14:val="none"/>
         </w:rPr>
         <w:t xml:space="preserve">infracción </w:t>
       </w:r>
@@ -4550,7 +4476,7 @@
           <w:kern w:val="0"/>
           <w:shd w:val="clear" w:color="auto" w:fill="FFFFFF"/>
           <w:lang w:eastAsia="es-PE"/>
-          <ns2:ligatures ns2:val="none"/>
+          <w14:ligatures w14:val="none"/>
         </w:rPr>
         <w:t xml:space="preserve">al </w:t>
       </w:r>
@@ -4558,7 +4484,7 @@
         <w:rPr>
           <w:rFonts w:ascii="Arial Narrow" w:eastAsia="Arial Narrow" w:hAnsi="Arial Narrow" w:cs="Arial Narrow"/>
           <w:kern w:val="0"/>
-          <ns2:ligatures ns2:val="none"/>
+          <w14:ligatures w14:val="none"/>
         </w:rPr>
         <w:t>literal e) del artículo 47</w:t>
       </w:r>
@@ -4566,7 +4492,7 @@
         <w:rPr>
           <w:rFonts w:ascii="Arial Narrow" w:eastAsia="Arial Narrow" w:hAnsi="Arial Narrow" w:cs="Arial Narrow"/>
           <w:kern w:val="0"/>
-          <ns2:ligatures ns2:val="none"/>
+          <w14:ligatures w14:val="none"/>
         </w:rPr>
         <w:t/>
       </w:r>
@@ -4574,7 +4500,7 @@
         <w:rPr>
           <w:rFonts w:ascii="Arial Narrow" w:eastAsia="Arial Narrow" w:hAnsi="Arial Narrow" w:cs="Arial Narrow"/>
           <w:kern w:val="0"/>
-          <ns2:ligatures ns2:val="none"/>
+          <w14:ligatures w14:val="none"/>
         </w:rPr>
         <w:t xml:space="preserve"> del Código</w:t>
       </w:r>
@@ -4583,7 +4509,7 @@
           <w:rFonts w:ascii="Arial Narrow" w:eastAsia="Calibri" w:hAnsi="Arial Narrow" w:cs="Arial Narrow"/>
           <w:kern w:val="0"/>
           <w:lang w:eastAsia="es-PE"/>
-          <ns2:ligatures ns2:val="none"/>
+          <w14:ligatures w14:val="none"/>
         </w:rPr>
         <w:t xml:space="preserve"> </w:t>
       </w:r>
@@ -4592,7 +4518,7 @@
           <w:rFonts w:ascii="Arial Narrow" w:eastAsia="Calibri" w:hAnsi="Arial Narrow" w:cs="Arial Narrow"/>
           <w:kern w:val="0"/>
           <w:lang w:eastAsia="es-PE"/>
-          <ns2:ligatures ns2:val="none"/>
+          <w14:ligatures w14:val="none"/>
         </w:rPr>
         <w:t xml:space="preserve">de </w:t>
       </w:r>
@@ -4602,7 +4528,7 @@
           <w:kern w:val="0"/>
           <w:shd w:val="clear" w:color="auto" w:fill="FFFFFF"/>
           <w:lang w:eastAsia="es-PE"/>
-          <ns2:ligatures ns2:val="none"/>
+          <w14:ligatures w14:val="none"/>
         </w:rPr>
         <w:t xml:space="preserve">la Ley 29571, Código de Protección y Defensa del Consumidor, en tanto </w:t>
       </w:r>
@@ -4654,7 +4580,7 @@
           <w:color w:val="000000"/>
           <w:kern w:val="0"/>
           <w:lang w:eastAsia="es-ES"/>
-          <ns2:ligatures ns2:val="none"/>
+          <w14:ligatures w14:val="none"/>
         </w:rPr>
         <w:t xml:space="preserve">póliza completa del Seguro Vehicular </w:t>
       </w:r>
@@ -4664,7 +4590,7 @@
           <w:color w:val="000000"/>
           <w:kern w:val="0"/>
           <w:lang w:eastAsia="es-ES"/>
-          <ns2:ligatures ns2:val="none"/>
+          <w14:ligatures w14:val="none"/>
         </w:rPr>
         <w:t xml:space="preserve">2010209580 </w:t>
       </w:r>
@@ -4690,7 +4616,7 @@
         <w:t>.</w:t>
       </w:r>
     </w:p>
-    <w:p ns2:paraId="48546D51" ns2:textId="77777777">
+    <w:p>
       <w:pPr>
         <w:pStyle w:val="Prrafodelista"/>
         <w:spacing w:after="0" w:line="240" w:lineRule="auto"/>
@@ -4699,11 +4625,11 @@
         <w:rPr>
           <w:rFonts w:ascii="Arial Narrow" w:eastAsia="Arial Narrow" w:hAnsi="Arial Narrow" w:cs="Arial Narrow"/>
           <w:kern w:val="0"/>
-          <ns2:ligatures ns2:val="none"/>
-        </w:rPr>
-      </w:pPr>
-    </w:p>
-    <w:p ns2:paraId="40FF65BE" ns2:textId="51F9C91E">
+          <w14:ligatures w14:val="none"/>
+        </w:rPr>
+      </w:pPr>
+    </w:p>
+    <w:p>
       <w:pPr>
         <w:pStyle w:val="Prrafodelista"/>
         <w:numPr>
@@ -4720,7 +4646,7 @@
         <w:rPr>
           <w:rFonts w:ascii="Arial Narrow" w:eastAsia="Arial Narrow" w:hAnsi="Arial Narrow" w:cs="Arial Narrow"/>
           <w:kern w:val="0"/>
-          <ns2:ligatures ns2:val="none"/>
+          <w14:ligatures w14:val="none"/>
         </w:rPr>
       </w:pPr>
       <w:r>
@@ -4729,7 +4655,7 @@
           <w:color w:val="000000"/>
           <w:kern w:val="0"/>
           <w:lang w:eastAsia="es-PE"/>
-          <ns2:ligatures ns2:val="none"/>
+          <w14:ligatures w14:val="none"/>
         </w:rPr>
         <w:t>Presunta</w:t>
       </w:r>
@@ -4739,7 +4665,7 @@
           <w:kern w:val="0"/>
           <w:shd w:val="clear" w:color="auto" w:fill="FFFFFF"/>
           <w:lang w:eastAsia="es-PE"/>
-          <ns2:ligatures ns2:val="none"/>
+          <w14:ligatures w14:val="none"/>
         </w:rPr>
         <w:t xml:space="preserve"> infracción </w:t>
       </w:r>
@@ -4747,7 +4673,7 @@
         <w:rPr>
           <w:rFonts w:ascii="Arial Narrow" w:eastAsia="Arial Narrow" w:hAnsi="Arial Narrow" w:cs="Arial Narrow"/>
           <w:kern w:val="0"/>
-          <ns2:ligatures ns2:val="none"/>
+          <w14:ligatures w14:val="none"/>
         </w:rPr>
         <w:t xml:space="preserve">al artículo 1, numeral 1, literal b) y al artículo 2 de </w:t>
       </w:r>
@@ -4757,7 +4683,7 @@
           <w:kern w:val="0"/>
           <w:shd w:val="clear" w:color="auto" w:fill="FFFFFF"/>
           <w:lang w:eastAsia="es-PE"/>
-          <ns2:ligatures ns2:val="none"/>
+          <w14:ligatures w14:val="none"/>
         </w:rPr>
         <w:t>la Ley 29571, Código de Protección y Defensa del Consumidor, en tanto</w:t>
       </w:r>
@@ -4765,7 +4691,7 @@
         <w:rPr>
           <w:rFonts w:ascii="Arial Narrow" w:eastAsia="Arial Narrow" w:hAnsi="Arial Narrow" w:cs="Arial Narrow"/>
           <w:kern w:val="0"/>
-          <ns2:ligatures ns2:val="none"/>
+          <w14:ligatures w14:val="none"/>
         </w:rPr>
         <w:t xml:space="preserve"> </w:t>
       </w:r>
@@ -4773,7 +4699,7 @@
         <w:rPr>
           <w:rFonts w:ascii="Arial Narrow" w:eastAsia="Arial Narrow" w:hAnsi="Arial Narrow" w:cs="Arial Narrow"/>
           <w:kern w:val="0"/>
-          <ns2:ligatures ns2:val="none"/>
+          <w14:ligatures w14:val="none"/>
         </w:rPr>
         <w:t>la</w:t>
       </w:r>
@@ -4788,7 +4714,7 @@
         <w:rPr>
           <w:rFonts w:ascii="Arial Narrow" w:eastAsia="Arial Narrow" w:hAnsi="Arial Narrow" w:cs="Arial Narrow"/>
           <w:kern w:val="0"/>
-          <ns2:ligatures ns2:val="none"/>
+          <w14:ligatures w14:val="none"/>
         </w:rPr>
         <w:t>información clara y precisa de los alcances del Seguro Vehicular a la contratante, en la medida que no le entregó toda la documentación de manera previa a la contratación</w:t>
       </w:r>
@@ -4796,23 +4722,23 @@
         <w:rPr>
           <w:rFonts w:ascii="Arial Narrow" w:eastAsia="Arial Narrow" w:hAnsi="Arial Narrow" w:cs="Arial Narrow"/>
           <w:kern w:val="0"/>
-          <ns2:ligatures ns2:val="none"/>
+          <w14:ligatures w14:val="none"/>
         </w:rPr>
         <w:t>.</w:t>
       </w:r>
     </w:p>
-    <w:p ns2:paraId="042B3F54" ns2:textId="77777777">
-      <w:pPr>
-        <w:spacing w:after="0" w:line="240" w:lineRule="auto"/>
-        <w:jc w:val="both"/>
-        <w:rPr>
-          <w:rFonts w:ascii="Arial Narrow" w:eastAsia="Arial Narrow" w:hAnsi="Arial Narrow" w:cs="Arial Narrow"/>
-          <w:kern w:val="0"/>
-          <ns2:ligatures ns2:val="none"/>
-        </w:rPr>
-      </w:pPr>
-    </w:p>
-    <w:p ns2:paraId="5EB479FE" ns2:textId="6AED41AE">
+    <w:p>
+      <w:pPr>
+        <w:spacing w:after="0" w:line="240" w:lineRule="auto"/>
+        <w:jc w:val="both"/>
+        <w:rPr>
+          <w:rFonts w:ascii="Arial Narrow" w:eastAsia="Arial Narrow" w:hAnsi="Arial Narrow" w:cs="Arial Narrow"/>
+          <w:kern w:val="0"/>
+          <w14:ligatures w14:val="none"/>
+        </w:rPr>
+      </w:pPr>
+    </w:p>
+    <w:p>
       <w:pPr>
         <w:pStyle w:val="Prrafodelista"/>
         <w:numPr>
@@ -4831,7 +4757,7 @@
           <w:color w:val="000000"/>
           <w:kern w:val="0"/>
           <w:lang w:eastAsia="es-PE"/>
-          <ns2:ligatures ns2:val="none"/>
+          <w14:ligatures w14:val="none"/>
         </w:rPr>
       </w:pPr>
       <w:r>
@@ -4840,7 +4766,7 @@
           <w:color w:val="000000"/>
           <w:kern w:val="0"/>
           <w:lang w:eastAsia="es-PE"/>
-          <ns2:ligatures ns2:val="none"/>
+          <w14:ligatures w14:val="none"/>
         </w:rPr>
         <w:t>Presunta infracción al numeral 49.1 del artículo 49</w:t>
       </w:r>
@@ -4848,7 +4774,7 @@
         <w:rPr>
           <w:rFonts w:ascii="Arial Narrow" w:eastAsia="Arial Narrow" w:hAnsi="Arial Narrow" w:cs="Arial Narrow"/>
           <w:kern w:val="0"/>
-          <ns2:ligatures ns2:val="none"/>
+          <w14:ligatures w14:val="none"/>
         </w:rPr>
         <w:t/>
       </w:r>
@@ -4858,7 +4784,7 @@
           <w:color w:val="000000"/>
           <w:kern w:val="0"/>
           <w:lang w:eastAsia="es-PE"/>
-          <ns2:ligatures ns2:val="none"/>
+          <w14:ligatures w14:val="none"/>
         </w:rPr>
         <w:t xml:space="preserve"> y al literal a) del artículo 51 de la Ley 29571, Código de Protección y Defensa del Consumidor, en la medida que </w:t>
       </w:r>
@@ -4868,7 +4794,7 @@
           <w:color w:val="000000"/>
           <w:kern w:val="0"/>
           <w:lang w:eastAsia="es-PE"/>
-          <ns2:ligatures ns2:val="none"/>
+          <w14:ligatures w14:val="none"/>
         </w:rPr>
         <w:t xml:space="preserve">la compañía aseguradora habría aplicado una presunta cláusula abusiva en el artículo 17 de las condiciones legales de la Póliza del </w:t>
       </w:r>
@@ -4878,7 +4804,7 @@
           <w:color w:val="000000"/>
           <w:kern w:val="0"/>
           <w:lang w:eastAsia="es-ES"/>
-          <ns2:ligatures ns2:val="none"/>
+          <w14:ligatures w14:val="none"/>
         </w:rPr>
         <w:t>Seguro Vehicular 2010209580</w:t>
       </w:r>
@@ -4888,23 +4814,23 @@
           <w:color w:val="000000"/>
           <w:kern w:val="0"/>
           <w:lang w:eastAsia="es-PE"/>
-          <ns2:ligatures ns2:val="none"/>
+          <w14:ligatures w14:val="none"/>
         </w:rPr>
         <w:t>.</w:t>
       </w:r>
     </w:p>
-    <w:p ns2:paraId="3664BD71" ns2:textId="77777777">
-      <w:pPr>
-        <w:spacing w:after="0" w:line="240" w:lineRule="auto"/>
-        <w:jc w:val="both"/>
-        <w:rPr>
-          <w:rFonts w:ascii="Arial Narrow" w:eastAsia="Arial Narrow" w:hAnsi="Arial Narrow" w:cs="Arial Narrow"/>
-          <w:kern w:val="0"/>
-          <ns2:ligatures ns2:val="none"/>
-        </w:rPr>
-      </w:pPr>
-    </w:p>
-    <w:p ns2:paraId="32B59EFE" ns2:textId="2AFDB150">
+    <w:p>
+      <w:pPr>
+        <w:spacing w:after="0" w:line="240" w:lineRule="auto"/>
+        <w:jc w:val="both"/>
+        <w:rPr>
+          <w:rFonts w:ascii="Arial Narrow" w:eastAsia="Arial Narrow" w:hAnsi="Arial Narrow" w:cs="Arial Narrow"/>
+          <w:kern w:val="0"/>
+          <w14:ligatures w14:val="none"/>
+        </w:rPr>
+      </w:pPr>
+    </w:p>
+    <w:p>
       <w:pPr>
         <w:pStyle w:val="Prrafodelista"/>
         <w:numPr>
@@ -4923,7 +4849,7 @@
           <w:color w:val="000000"/>
           <w:kern w:val="0"/>
           <w:lang w:eastAsia="es-PE"/>
-          <ns2:ligatures ns2:val="none"/>
+          <w14:ligatures w14:val="none"/>
         </w:rPr>
       </w:pPr>
       <w:r>
@@ -4932,7 +4858,7 @@
           <w:color w:val="000000"/>
           <w:kern w:val="0"/>
           <w:lang w:eastAsia="es-PE"/>
-          <ns2:ligatures ns2:val="none"/>
+          <w14:ligatures w14:val="none"/>
         </w:rPr>
         <w:t>Presunta infracción al numeral 49.1 del artículo 49</w:t>
       </w:r>
@@ -4940,7 +4866,7 @@
         <w:rPr>
           <w:rFonts w:ascii="Arial Narrow" w:eastAsia="Arial Narrow" w:hAnsi="Arial Narrow" w:cs="Arial Narrow"/>
           <w:kern w:val="0"/>
-          <ns2:ligatures ns2:val="none"/>
+          <w14:ligatures w14:val="none"/>
         </w:rPr>
         <w:t/>
       </w:r>
@@ -4950,7 +4876,7 @@
           <w:color w:val="000000"/>
           <w:kern w:val="0"/>
           <w:lang w:eastAsia="es-PE"/>
-          <ns2:ligatures ns2:val="none"/>
+          <w14:ligatures w14:val="none"/>
         </w:rPr>
         <w:t xml:space="preserve"> y al literal a) del artículo 51 de la Ley 29571, Código de Protección y Defensa del Consumidor, en la medida que </w:t>
       </w:r>
@@ -4960,7 +4886,7 @@
           <w:color w:val="000000"/>
           <w:kern w:val="0"/>
           <w:lang w:eastAsia="es-PE"/>
-          <ns2:ligatures ns2:val="none"/>
+          <w14:ligatures w14:val="none"/>
         </w:rPr>
         <w:t xml:space="preserve">la compañía aseguradora habría aplicado una presunta cláusula abusiva en el artículo 25 de las condiciones legales de la Póliza del </w:t>
       </w:r>
@@ -4970,7 +4896,7 @@
           <w:color w:val="000000"/>
           <w:kern w:val="0"/>
           <w:lang w:eastAsia="es-ES"/>
-          <ns2:ligatures ns2:val="none"/>
+          <w14:ligatures w14:val="none"/>
         </w:rPr>
         <w:t xml:space="preserve">Seguro Vehicular </w:t>
       </w:r>
@@ -4981,7 +4907,7 @@
           <w:color w:val="000000"/>
           <w:kern w:val="0"/>
           <w:lang w:eastAsia="es-ES"/>
-          <ns2:ligatures ns2:val="none"/>
+          <w14:ligatures w14:val="none"/>
         </w:rPr>
         <w:t/>
       </w:r>
@@ -4992,7 +4918,7 @@
           <w:color w:val="000000"/>
           <w:kern w:val="0"/>
           <w:lang w:eastAsia="es-ES"/>
-          <ns2:ligatures ns2:val="none"/>
+          <w14:ligatures w14:val="none"/>
         </w:rPr>
         <w:t xml:space="preserve"> 2010209580</w:t>
       </w:r>
@@ -5002,23 +4928,23 @@
           <w:color w:val="000000"/>
           <w:kern w:val="0"/>
           <w:lang w:eastAsia="es-PE"/>
-          <ns2:ligatures ns2:val="none"/>
+          <w14:ligatures w14:val="none"/>
         </w:rPr>
         <w:t>.</w:t>
       </w:r>
     </w:p>
-    <w:p ns2:paraId="4D1ED3F1" ns2:textId="77777777">
-      <w:pPr>
-        <w:spacing w:after="0" w:line="240" w:lineRule="auto"/>
-        <w:jc w:val="both"/>
-        <w:rPr>
-          <w:rFonts w:ascii="Arial Narrow" w:eastAsia="Arial Narrow" w:hAnsi="Arial Narrow" w:cs="Arial Narrow"/>
-          <w:kern w:val="0"/>
-          <ns2:ligatures ns2:val="none"/>
-        </w:rPr>
-      </w:pPr>
-    </w:p>
-    <w:p ns2:paraId="51C455CA" ns2:textId="618822B3">
+    <w:p>
+      <w:pPr>
+        <w:spacing w:after="0" w:line="240" w:lineRule="auto"/>
+        <w:jc w:val="both"/>
+        <w:rPr>
+          <w:rFonts w:ascii="Arial Narrow" w:eastAsia="Arial Narrow" w:hAnsi="Arial Narrow" w:cs="Arial Narrow"/>
+          <w:kern w:val="0"/>
+          <w14:ligatures w14:val="none"/>
+        </w:rPr>
+      </w:pPr>
+    </w:p>
+    <w:p>
       <w:pPr>
         <w:pStyle w:val="Prrafodelista"/>
         <w:numPr>
@@ -5037,7 +4963,7 @@
           <w:color w:val="000000"/>
           <w:kern w:val="0"/>
           <w:lang w:eastAsia="es-PE"/>
-          <ns2:ligatures ns2:val="none"/>
+          <w14:ligatures w14:val="none"/>
         </w:rPr>
       </w:pPr>
       <w:r>
@@ -5046,7 +4972,7 @@
           <w:color w:val="000000"/>
           <w:kern w:val="0"/>
           <w:lang w:eastAsia="es-PE"/>
-          <ns2:ligatures ns2:val="none"/>
+          <w14:ligatures w14:val="none"/>
         </w:rPr>
         <w:t>Presunta infracción al numeral 49.1 del artículo 49</w:t>
       </w:r>
@@ -5054,7 +4980,7 @@
         <w:rPr>
           <w:rFonts w:ascii="Arial Narrow" w:eastAsia="Arial Narrow" w:hAnsi="Arial Narrow" w:cs="Arial Narrow"/>
           <w:kern w:val="0"/>
-          <ns2:ligatures ns2:val="none"/>
+          <w14:ligatures w14:val="none"/>
         </w:rPr>
         <w:t/>
       </w:r>
@@ -5064,7 +4990,7 @@
           <w:color w:val="000000"/>
           <w:kern w:val="0"/>
           <w:lang w:eastAsia="es-PE"/>
-          <ns2:ligatures ns2:val="none"/>
+          <w14:ligatures w14:val="none"/>
         </w:rPr>
         <w:t xml:space="preserve"> y al literal a) del artículo 51 de la Ley 29571, Código de Protección y Defensa del Consumidor, en la medida que </w:t>
       </w:r>
@@ -5074,7 +5000,7 @@
           <w:color w:val="000000"/>
           <w:kern w:val="0"/>
           <w:lang w:eastAsia="es-PE"/>
-          <ns2:ligatures ns2:val="none"/>
+          <w14:ligatures w14:val="none"/>
         </w:rPr>
         <w:t xml:space="preserve">la compañía aseguradora habría aplicado una presunta cláusula abusiva en el artículo 4 de las condiciones operativas de la Póliza del </w:t>
       </w:r>
@@ -5084,7 +5010,7 @@
           <w:color w:val="000000"/>
           <w:kern w:val="0"/>
           <w:lang w:eastAsia="es-ES"/>
-          <ns2:ligatures ns2:val="none"/>
+          <w14:ligatures w14:val="none"/>
         </w:rPr>
         <w:t>Seguro Vehicular 2010209580</w:t>
       </w:r>
@@ -5094,23 +5020,23 @@
           <w:color w:val="000000"/>
           <w:kern w:val="0"/>
           <w:lang w:eastAsia="es-PE"/>
-          <ns2:ligatures ns2:val="none"/>
+          <w14:ligatures w14:val="none"/>
         </w:rPr>
         <w:t>.</w:t>
       </w:r>
     </w:p>
-    <w:p ns2:paraId="4E127D7B" ns2:textId="77777777">
-      <w:pPr>
-        <w:spacing w:after="0" w:line="240" w:lineRule="auto"/>
-        <w:jc w:val="both"/>
-        <w:rPr>
-          <w:rFonts w:ascii="Arial Narrow" w:eastAsia="Arial Narrow" w:hAnsi="Arial Narrow" w:cs="Arial Narrow"/>
-          <w:kern w:val="0"/>
-          <ns2:ligatures ns2:val="none"/>
-        </w:rPr>
-      </w:pPr>
-    </w:p>
-    <w:p ns2:paraId="0A292C9F" ns2:textId="28B9FBA6">
+    <w:p>
+      <w:pPr>
+        <w:spacing w:after="0" w:line="240" w:lineRule="auto"/>
+        <w:jc w:val="both"/>
+        <w:rPr>
+          <w:rFonts w:ascii="Arial Narrow" w:eastAsia="Arial Narrow" w:hAnsi="Arial Narrow" w:cs="Arial Narrow"/>
+          <w:kern w:val="0"/>
+          <w14:ligatures w14:val="none"/>
+        </w:rPr>
+      </w:pPr>
+    </w:p>
+    <w:p>
       <w:pPr>
         <w:spacing w:line="240" w:lineRule="auto"/>
         <w:contextualSpacing/>
@@ -5118,17 +5044,17 @@
         <w:rPr>
           <w:rFonts w:ascii="Arial Narrow" w:eastAsia="Calibri" w:hAnsi="Arial Narrow" w:cs="Arial"/>
           <w:kern w:val="0"/>
-          <ns2:ligatures ns2:val="none"/>
-        </w:rPr>
-      </w:pPr>
-      <w:r>
-        <w:rPr>
-          <w:rFonts w:ascii="Arial Narrow" w:eastAsia="Arial Narrow" w:hAnsi="Arial Narrow" w:cs="Arial Narrow"/>
-          <w:b/>
-          <w:color w:val="000000"/>
-          <w:kern w:val="0"/>
-          <w:lang w:eastAsia="es-PE"/>
-          <ns2:ligatures ns2:val="none"/>
+          <w14:ligatures w14:val="none"/>
+        </w:rPr>
+      </w:pPr>
+      <w:r>
+        <w:rPr>
+          <w:rFonts w:ascii="Arial Narrow" w:eastAsia="Arial Narrow" w:hAnsi="Arial Narrow" w:cs="Arial Narrow"/>
+          <w:b/>
+          <w:color w:val="000000"/>
+          <w:kern w:val="0"/>
+          <w:lang w:eastAsia="es-PE"/>
+          <w14:ligatures w14:val="none"/>
         </w:rPr>
         <w:t>SEGUNDO:</w:t>
       </w:r>
@@ -5138,7 +5064,7 @@
           <w:color w:val="000000"/>
           <w:kern w:val="0"/>
           <w:lang w:eastAsia="es-PE"/>
-          <ns2:ligatures ns2:val="none"/>
+          <w14:ligatures w14:val="none"/>
         </w:rPr>
         <w:t xml:space="preserve"> tener por ofrecidos los medios probatorios presentados en el escrito de denuncia </w:t>
       </w:r>
@@ -5148,7 +5074,7 @@
           <w:color w:val="000000"/>
           <w:kern w:val="0"/>
           <w:lang w:val="es-ES" w:eastAsia="es-ES"/>
-          <ns2:ligatures ns2:val="none"/>
+          <w14:ligatures w14:val="none"/>
         </w:rPr>
         <w:t xml:space="preserve">del </w:t>
       </w:r>
@@ -5158,7 +5084,7 @@
           <w:color w:val="000000"/>
           <w:kern w:val="0"/>
           <w:lang w:val="es-ES" w:eastAsia="es-ES"/>
-          <ns2:ligatures ns2:val="none"/>
+          <w14:ligatures w14:val="none"/>
         </w:rPr>
         <w:t>5 de junio de 2025</w:t>
       </w:r>
@@ -5168,7 +5094,7 @@
           <w:color w:val="000000"/>
           <w:kern w:val="0"/>
           <w:lang w:val="es-ES" w:eastAsia="es-ES"/>
-          <ns2:ligatures ns2:val="none"/>
+          <w14:ligatures w14:val="none"/>
         </w:rPr>
         <w:t xml:space="preserve">, subsanado con el escrito del </w:t>
       </w:r>
@@ -5178,7 +5104,7 @@
           <w:color w:val="000000"/>
           <w:kern w:val="0"/>
           <w:lang w:val="es-ES" w:eastAsia="es-ES"/>
-          <ns2:ligatures ns2:val="none"/>
+          <w14:ligatures w14:val="none"/>
         </w:rPr>
         <w:t>5 de agosto de 2025</w:t>
       </w:r>
@@ -5186,12 +5112,12 @@
         <w:rPr>
           <w:rFonts w:ascii="Arial Narrow" w:eastAsia="Calibri" w:hAnsi="Arial Narrow" w:cs="Arial"/>
           <w:kern w:val="0"/>
-          <ns2:ligatures ns2:val="none"/>
+          <w14:ligatures w14:val="none"/>
         </w:rPr>
         <w:t>.</w:t>
       </w:r>
     </w:p>
-    <w:p ns2:paraId="68A17E97" ns2:textId="77777777">
+    <w:p>
       <w:pPr>
         <w:spacing w:line="240" w:lineRule="auto"/>
         <w:contextualSpacing/>
@@ -5201,30 +5127,30 @@
           <w:color w:val="000000"/>
           <w:kern w:val="0"/>
           <w:lang w:eastAsia="es-PE"/>
-          <ns2:ligatures ns2:val="none"/>
-        </w:rPr>
-      </w:pPr>
-    </w:p>
-    <w:p ns2:paraId="168254DA" ns2:textId="7AE7B905">
-      <w:pPr>
-        <w:spacing w:after="0" w:line="240" w:lineRule="auto"/>
-        <w:jc w:val="both"/>
-        <w:rPr>
-          <w:rFonts w:ascii="Arial Narrow" w:eastAsia="Arial Narrow" w:hAnsi="Arial Narrow" w:cs="Arial Narrow"/>
-          <w:color w:val="000000"/>
-          <w:kern w:val="0"/>
-          <w:lang w:eastAsia="es-PE"/>
-          <ns2:ligatures ns2:val="none"/>
-        </w:rPr>
-      </w:pPr>
-      <w:r>
-        <w:rPr>
-          <w:rFonts w:ascii="Arial Narrow" w:eastAsia="Arial Narrow" w:hAnsi="Arial Narrow" w:cs="Arial Narrow"/>
-          <w:b/>
-          <w:color w:val="000000"/>
-          <w:kern w:val="0"/>
-          <w:lang w:eastAsia="es-PE"/>
-          <ns2:ligatures ns2:val="none"/>
+          <w14:ligatures w14:val="none"/>
+        </w:rPr>
+      </w:pPr>
+    </w:p>
+    <w:p>
+      <w:pPr>
+        <w:spacing w:after="0" w:line="240" w:lineRule="auto"/>
+        <w:jc w:val="both"/>
+        <w:rPr>
+          <w:rFonts w:ascii="Arial Narrow" w:eastAsia="Arial Narrow" w:hAnsi="Arial Narrow" w:cs="Arial Narrow"/>
+          <w:color w:val="000000"/>
+          <w:kern w:val="0"/>
+          <w:lang w:eastAsia="es-PE"/>
+          <w14:ligatures w14:val="none"/>
+        </w:rPr>
+      </w:pPr>
+      <w:r>
+        <w:rPr>
+          <w:rFonts w:ascii="Arial Narrow" w:eastAsia="Arial Narrow" w:hAnsi="Arial Narrow" w:cs="Arial Narrow"/>
+          <w:b/>
+          <w:color w:val="000000"/>
+          <w:kern w:val="0"/>
+          <w:lang w:eastAsia="es-PE"/>
+          <w14:ligatures w14:val="none"/>
         </w:rPr>
         <w:t xml:space="preserve">TERCERO: </w:t>
       </w:r>
@@ -5234,7 +5160,7 @@
           <w:color w:val="000000"/>
           <w:kern w:val="0"/>
           <w:lang w:eastAsia="es-PE"/>
-          <ns2:ligatures ns2:val="none"/>
+          <w14:ligatures w14:val="none"/>
         </w:rPr>
         <w:t xml:space="preserve">requerir a </w:t>
       </w:r>
@@ -5251,12 +5177,12 @@
           <w:color w:val="000000"/>
           <w:kern w:val="0"/>
           <w:lang w:eastAsia="es-PE"/>
-          <ns2:ligatures ns2:val="none"/>
+          <w14:ligatures w14:val="none"/>
         </w:rPr>
         <w:t>que cumpla con lo siguiente:</w:t>
       </w:r>
     </w:p>
-    <w:p ns2:paraId="20FDFB8D" ns2:textId="77777777">
+    <w:p>
       <w:pPr>
         <w:spacing w:after="0" w:line="240" w:lineRule="auto"/>
         <w:jc w:val="both"/>
@@ -5265,11 +5191,11 @@
           <w:color w:val="000000"/>
           <w:kern w:val="0"/>
           <w:lang w:eastAsia="es-PE"/>
-          <ns2:ligatures ns2:val="none"/>
-        </w:rPr>
-      </w:pPr>
-    </w:p>
-    <w:p ns2:paraId="4AA80738" ns2:textId="77777777">
+          <w14:ligatures w14:val="none"/>
+        </w:rPr>
+      </w:pPr>
+    </w:p>
+    <w:p>
       <w:pPr>
         <w:numPr>
           <w:ilvl w:val="0"/>
@@ -5283,16 +5209,16 @@
           <w:color w:val="000000"/>
           <w:kern w:val="0"/>
           <w:lang w:eastAsia="es-PE"/>
-          <ns2:ligatures ns2:val="none"/>
-        </w:rPr>
-      </w:pPr>
-      <w:r>
-        <w:rPr>
-          <w:rFonts w:ascii="Arial Narrow" w:eastAsia="Arial Narrow" w:hAnsi="Arial Narrow" w:cs="Arial Narrow"/>
-          <w:color w:val="000000"/>
-          <w:kern w:val="0"/>
-          <w:lang w:eastAsia="es-PE"/>
-          <ns2:ligatures ns2:val="none"/>
+          <w14:ligatures w14:val="none"/>
+        </w:rPr>
+      </w:pPr>
+      <w:r>
+        <w:rPr>
+          <w:rFonts w:ascii="Arial Narrow" w:eastAsia="Arial Narrow" w:hAnsi="Arial Narrow" w:cs="Arial Narrow"/>
+          <w:color w:val="000000"/>
+          <w:kern w:val="0"/>
+          <w:lang w:eastAsia="es-PE"/>
+          <w14:ligatures w14:val="none"/>
         </w:rPr>
         <w:t>presentar documentos que acrediten su inscripción en los Registros Públicos o una declaración jurada que indique que cuenta con dicha inscripción</w:t>
       </w:r>
@@ -5302,12 +5228,12 @@
           <w:color w:val="000000"/>
           <w:kern w:val="0"/>
           <w:lang w:eastAsia="es-PE"/>
-          <ns2:ligatures ns2:val="none"/>
+          <w14:ligatures w14:val="none"/>
         </w:rPr>
         <w:t>;</w:t>
       </w:r>
     </w:p>
-    <w:p ns2:paraId="2B29D59F" ns2:textId="77777777">
+    <w:p>
       <w:pPr>
         <w:numPr>
           <w:ilvl w:val="0"/>
@@ -5321,21 +5247,21 @@
           <w:color w:val="000000"/>
           <w:kern w:val="0"/>
           <w:lang w:eastAsia="es-PE"/>
-          <ns2:ligatures ns2:val="none"/>
-        </w:rPr>
-      </w:pPr>
-      <w:r>
-        <w:rPr>
-          <w:rFonts w:ascii="Arial Narrow" w:eastAsia="Arial Narrow" w:hAnsi="Arial Narrow" w:cs="Arial Narrow"/>
-          <w:color w:val="000000"/>
-          <w:kern w:val="0"/>
-          <w:lang w:eastAsia="es-PE"/>
-          <ns2:ligatures ns2:val="none"/>
+          <w14:ligatures w14:val="none"/>
+        </w:rPr>
+      </w:pPr>
+      <w:r>
+        <w:rPr>
+          <w:rFonts w:ascii="Arial Narrow" w:eastAsia="Arial Narrow" w:hAnsi="Arial Narrow" w:cs="Arial Narrow"/>
+          <w:color w:val="000000"/>
+          <w:kern w:val="0"/>
+          <w:lang w:eastAsia="es-PE"/>
+          <w14:ligatures w14:val="none"/>
         </w:rPr>
         <w:t>presentar copia simple de las facultades de representación de su representante legal en el presente procedimiento o la declaración jurada que indique que cuenta con dichas facultades y que estas se encuentran vigentes;</w:t>
       </w:r>
     </w:p>
-    <w:p ns2:paraId="7EF50C46" ns2:textId="77777777">
+    <w:p>
       <w:pPr>
         <w:numPr>
           <w:ilvl w:val="0"/>
@@ -5349,21 +5275,21 @@
           <w:color w:val="000000"/>
           <w:kern w:val="0"/>
           <w:lang w:eastAsia="es-PE"/>
-          <ns2:ligatures ns2:val="none"/>
-        </w:rPr>
-      </w:pPr>
-      <w:r>
-        <w:rPr>
-          <w:rFonts w:ascii="Arial Narrow" w:eastAsia="Arial Narrow" w:hAnsi="Arial Narrow" w:cs="Arial Narrow"/>
-          <w:color w:val="000000"/>
-          <w:kern w:val="0"/>
-          <w:lang w:eastAsia="es-PE"/>
-          <ns2:ligatures ns2:val="none"/>
+          <w14:ligatures w14:val="none"/>
+        </w:rPr>
+      </w:pPr>
+      <w:r>
+        <w:rPr>
+          <w:rFonts w:ascii="Arial Narrow" w:eastAsia="Arial Narrow" w:hAnsi="Arial Narrow" w:cs="Arial Narrow"/>
+          <w:color w:val="000000"/>
+          <w:kern w:val="0"/>
+          <w:lang w:eastAsia="es-PE"/>
+          <w14:ligatures w14:val="none"/>
         </w:rPr>
         <w:t>consignar el Número de Registro Único de Contribuyentes (RUC); y,</w:t>
       </w:r>
     </w:p>
-    <w:p ns2:paraId="19E4DFA1" ns2:textId="77777777">
+    <w:p>
       <w:pPr>
         <w:numPr>
           <w:ilvl w:val="0"/>
@@ -5375,16 +5301,16 @@
         <w:rPr>
           <w:rFonts w:ascii="Arial Narrow" w:eastAsia="Calibri" w:hAnsi="Arial Narrow" w:cs="Arial"/>
           <w:kern w:val="0"/>
-          <ns2:ligatures ns2:val="none"/>
-        </w:rPr>
-      </w:pPr>
-      <w:r>
-        <w:rPr>
-          <w:rFonts w:ascii="Arial Narrow" w:eastAsia="Arial Narrow" w:hAnsi="Arial Narrow" w:cs="Arial Narrow"/>
-          <w:color w:val="000000"/>
-          <w:kern w:val="0"/>
-          <w:lang w:eastAsia="es-PE"/>
-          <ns2:ligatures ns2:val="none"/>
+          <w14:ligatures w14:val="none"/>
+        </w:rPr>
+      </w:pPr>
+      <w:r>
+        <w:rPr>
+          <w:rFonts w:ascii="Arial Narrow" w:eastAsia="Arial Narrow" w:hAnsi="Arial Narrow" w:cs="Arial Narrow"/>
+          <w:color w:val="000000"/>
+          <w:kern w:val="0"/>
+          <w:lang w:eastAsia="es-PE"/>
+          <w14:ligatures w14:val="none"/>
         </w:rPr>
         <w:t>fijar domicilio procesal para el procedimiento, de conformidad con el numeral 1 del artículo 442</w:t>
       </w:r>
@@ -5394,7 +5320,7 @@
           <w:color w:val="000000"/>
           <w:kern w:val="0"/>
           <w:lang w:eastAsia="es-PE"/>
-          <ns2:ligatures ns2:val="none"/>
+          <w14:ligatures w14:val="none"/>
         </w:rPr>
         <w:t/>
       </w:r>
@@ -5404,7 +5330,7 @@
           <w:color w:val="000000"/>
           <w:kern w:val="0"/>
           <w:lang w:eastAsia="es-PE"/>
-          <ns2:ligatures ns2:val="none"/>
+          <w14:ligatures w14:val="none"/>
         </w:rPr>
         <w:t xml:space="preserve"> del Código Procesal Civil. </w:t>
       </w:r>
@@ -5412,7 +5338,7 @@
         <w:rPr>
           <w:rFonts w:ascii="Arial Narrow" w:eastAsia="Calibri" w:hAnsi="Arial Narrow" w:cs="Arial"/>
           <w:kern w:val="0"/>
-          <ns2:ligatures ns2:val="none"/>
+          <w14:ligatures w14:val="none"/>
         </w:rPr>
         <w:t>Para ello podrá señalar domicilio físico o una dirección electrónica a la que pueda remitirse las notificaciones</w:t>
       </w:r>
@@ -5421,12 +5347,12 @@
           <w:rFonts w:ascii="Arial Narrow" w:eastAsia="Arial" w:hAnsi="Arial Narrow" w:cs="Arial"/>
           <w:kern w:val="0"/>
           <w:lang w:val="es"/>
-          <ns2:ligatures ns2:val="none"/>
+          <w14:ligatures w14:val="none"/>
         </w:rPr>
         <w:t>;</w:t>
       </w:r>
     </w:p>
-    <w:p ns2:paraId="7C63E340" ns2:textId="77777777">
+    <w:p>
       <w:pPr>
         <w:numPr>
           <w:ilvl w:val="0"/>
@@ -5438,14 +5364,14 @@
         <w:rPr>
           <w:rFonts w:ascii="Arial Narrow" w:eastAsia="Calibri" w:hAnsi="Arial Narrow" w:cs="Arial"/>
           <w:kern w:val="0"/>
-          <ns2:ligatures ns2:val="none"/>
+          <w14:ligatures w14:val="none"/>
         </w:rPr>
       </w:pPr>
       <w:r>
         <w:rPr>
           <w:rFonts w:ascii="Arial Narrow" w:eastAsia="Calibri" w:hAnsi="Arial Narrow" w:cs="Arial"/>
           <w:kern w:val="0"/>
-          <ns2:ligatures ns2:val="none"/>
+          <w14:ligatures w14:val="none"/>
         </w:rPr>
         <w:t xml:space="preserve">en caso califique como </w:t>
       </w:r>
@@ -5454,7 +5380,7 @@
         <w:rPr>
           <w:rFonts w:ascii="Arial Narrow" w:eastAsia="Calibri" w:hAnsi="Arial Narrow" w:cs="Arial"/>
           <w:kern w:val="0"/>
-          <ns2:ligatures ns2:val="none"/>
+          <w14:ligatures w14:val="none"/>
         </w:rPr>
         <w:t>micro empresa</w:t>
       </w:r>
@@ -5463,7 +5389,7 @@
         <w:rPr>
           <w:rFonts w:ascii="Arial Narrow" w:eastAsia="Calibri" w:hAnsi="Arial Narrow" w:cs="Arial"/>
           <w:kern w:val="0"/>
-          <ns2:ligatures ns2:val="none"/>
+          <w14:ligatures w14:val="none"/>
         </w:rPr>
         <w:t xml:space="preserve"> o pequeña empresa, presentar los documentos que acrediten su volumen de ventas o ingresos brutos percibidos el año anterior relativo a todas sus actividades </w:t>
       </w:r>
@@ -5471,7 +5397,7 @@
         <w:rPr>
           <w:rFonts w:ascii="Arial Narrow" w:eastAsia="Calibri" w:hAnsi="Arial Narrow" w:cs="Arial"/>
           <w:kern w:val="0"/>
-          <ns2:ligatures ns2:val="none"/>
+          <w14:ligatures w14:val="none"/>
         </w:rPr>
         <w:lastRenderedPageBreak/>
         <w:t>económicas y el número de trabajadores con el que cuenta</w:t>
@@ -5482,7 +5408,7 @@
           <w:rFonts w:ascii="Arial Narrow" w:eastAsia="Calibri" w:hAnsi="Arial Narrow" w:cs="Arial"/>
           <w:kern w:val="0"/>
           <w:vertAlign w:val="superscript"/>
-          <ns2:ligatures ns2:val="none"/>
+          <w14:ligatures w14:val="none"/>
         </w:rPr>
         <w:footnoteReference w:id="10"/>
       </w:r>
@@ -5490,7 +5416,7 @@
         <w:rPr>
           <w:rFonts w:ascii="Arial Narrow" w:eastAsia="Calibri" w:hAnsi="Arial Narrow" w:cs="Arial"/>
           <w:kern w:val="0"/>
-          <ns2:ligatures ns2:val="none"/>
+          <w14:ligatures w14:val="none"/>
         </w:rPr>
         <w:t>. Ello, a fin de que la Comisión pueda meritar dicha documentación, conforme lo establece el artículo 110</w:t>
       </w:r>
@@ -5500,7 +5426,7 @@
           <w:color w:val="000000"/>
           <w:kern w:val="0"/>
           <w:lang w:eastAsia="es-PE"/>
-          <ns2:ligatures ns2:val="none"/>
+          <w14:ligatures w14:val="none"/>
         </w:rPr>
         <w:t/>
       </w:r>
@@ -5508,7 +5434,7 @@
         <w:rPr>
           <w:rFonts w:ascii="Arial Narrow" w:eastAsia="Calibri" w:hAnsi="Arial Narrow" w:cs="Arial"/>
           <w:kern w:val="0"/>
-          <ns2:ligatures ns2:val="none"/>
+          <w14:ligatures w14:val="none"/>
         </w:rPr>
         <w:t xml:space="preserve"> del </w:t>
       </w:r>
@@ -5517,7 +5443,7 @@
           <w:rFonts w:ascii="Arial Narrow" w:eastAsia="Calibri" w:hAnsi="Arial Narrow" w:cs="Arial"/>
           <w:spacing w:val="-2"/>
           <w:kern w:val="0"/>
-          <ns2:ligatures ns2:val="none"/>
+          <w14:ligatures w14:val="none"/>
         </w:rPr>
         <w:t>Código</w:t>
       </w:r>
@@ -5528,7 +5454,7 @@
           <w:spacing w:val="-2"/>
           <w:kern w:val="0"/>
           <w:vertAlign w:val="superscript"/>
-          <ns2:ligatures ns2:val="none"/>
+          <w14:ligatures w14:val="none"/>
         </w:rPr>
         <w:footnoteReference w:id="11"/>
       </w:r>
@@ -5537,12 +5463,12 @@
           <w:rFonts w:ascii="Arial Narrow" w:eastAsia="Calibri" w:hAnsi="Arial Narrow" w:cs="Arial"/>
           <w:spacing w:val="-2"/>
           <w:kern w:val="0"/>
-          <ns2:ligatures ns2:val="none"/>
+          <w14:ligatures w14:val="none"/>
         </w:rPr>
         <w:t>.</w:t>
       </w:r>
     </w:p>
-    <w:p ns2:paraId="1F11FE32" ns2:textId="77777777">
+    <w:p>
       <w:pPr>
         <w:spacing w:after="0" w:line="240" w:lineRule="auto"/>
         <w:ind w:left="567"/>
@@ -5552,20 +5478,20 @@
           <w:color w:val="000000"/>
           <w:kern w:val="0"/>
           <w:lang w:eastAsia="es-PE"/>
-          <ns2:ligatures ns2:val="none"/>
-        </w:rPr>
-      </w:pPr>
-    </w:p>
-    <w:p>
-      <w:pPr>
-        <w:spacing w:after="0" w:line="240" w:lineRule="auto"/>
-        <w:jc w:val="both"/>
-        <w:rPr>
-          <w:rFonts w:ascii="Arial Narrow" w:eastAsia="Arial Narrow" w:hAnsi="Arial Narrow" w:cs="Arial Narrow"/>
-          <w:color w:val="000000"/>
-          <w:kern w:val="0"/>
-          <w:lang w:eastAsia="es-PE"/>
-          <ns2:ligatures ns2:val="none"/>
+          <w14:ligatures w14:val="none"/>
+        </w:rPr>
+      </w:pPr>
+    </w:p>
+    <w:p>
+      <w:pPr>
+        <w:spacing w:after="0" w:line="240" w:lineRule="auto"/>
+        <w:jc w:val="both"/>
+        <w:rPr>
+          <w:rFonts w:ascii="Arial Narrow" w:eastAsia="Arial Narrow" w:hAnsi="Arial Narrow" w:cs="Arial Narrow"/>
+          <w:color w:val="000000"/>
+          <w:kern w:val="0"/>
+          <w:lang w:eastAsia="es-PE"/>
+          <w14:ligatures w14:val="none"/>
         </w:rPr>
       </w:pPr>
       <w:r>
@@ -5584,42 +5510,82 @@
           <w:sz w:val="20"/>
           <w:szCs w:val="20"/>
         </w:rPr>
-        <w:t xml:space="preserve">correr traslado de la presente resolución a Pacífico Compañía de Seguros y Reaseguros S.A. para que, de conformidad con lo dispuesto por el artículo 26 de la Ley sobre Facultades, Normas y Organización del Indecopi, aprobada por Decreto Legislativo 807, presente sus descargos sobre la imputación de cargos realizada en un plazo no mayor a cinco (5) días hábiles contado a partir del día siguiente de la notificación de la presente resolución, vencido el cual, el Secretario Técnico declarará en rebeldía al denunciado que no lo hubiera presentado. Debe precisarse que de conformidad con lo establecido por el artículo 223 del Texto Único Ordenado de la Ley 27444, Ley del Procedimiento Administrativo General, las alegaciones y los hechos relevantes de la reclamación, salvo que hayan sido específicamente negadas en la contestación, se tendrán por aceptadas o merituadas como ciertas.</w:t>
-      </w:r>
-    </w:p>
-    <w:p ns2:paraId="228F876C" ns2:textId="77777777">
-      <w:pPr>
-        <w:spacing w:after="0" w:line="240" w:lineRule="auto"/>
-        <w:jc w:val="both"/>
-        <w:rPr>
-          <w:rFonts w:ascii="Arial Narrow" w:eastAsia="Arial Narrow" w:hAnsi="Arial Narrow" w:cs="Arial Narrow"/>
-          <w:color w:val="000000"/>
-          <w:kern w:val="0"/>
-          <w:lang w:eastAsia="es-PE"/>
-          <ns2:ligatures ns2:val="none"/>
-        </w:rPr>
-      </w:pPr>
-    </w:p>
-    <w:p ns2:paraId="774AFBA5" ns2:textId="08FACD80">
-      <w:pPr>
-        <w:spacing w:after="0" w:line="240" w:lineRule="auto"/>
-        <w:jc w:val="both"/>
-        <w:rPr>
-          <w:rFonts w:ascii="Arial Narrow" w:eastAsia="Times New Roman" w:hAnsi="Arial Narrow" w:cs="Arial"/>
-          <w:color w:val="000000"/>
-          <w:kern w:val="0"/>
+        <w:t xml:space="preserve">correr traslado de la presente resolución a Pacífico Compañía de Seguros y Reaseguros S.A. para que, de conformidad con lo dispuesto por el artículo 26 de la Ley sobre Facultades, Normas y Organización del Indecopi, aprobada por Decreto Legislativo 807</w:t>
+      </w:r>
+      <w:r>
+        <w:rPr>
+          <w:rStyle w:val="Refdenotaalpie"/>
+          <w:rFonts w:ascii="Arial Narrow" w:eastAsia="Times New Roman" w:hAnsi="Arial Narrow" w:cs="Times New Roman"/>
+          <w:color w:val="000000"/>
+          <w:kern w:val="0"/>
+          <w:vertAlign w:val="superscript"/>
           <w:lang w:val="es-ES" w:eastAsia="es-ES"/>
-          <ns2:ligatures ns2:val="none"/>
-        </w:rPr>
-      </w:pPr>
-      <w:r>
-        <w:rPr>
-          <w:rFonts w:ascii="Arial Narrow" w:eastAsia="Arial Narrow" w:hAnsi="Arial Narrow" w:cs="Arial Narrow"/>
-          <w:b/>
-          <w:color w:val="000000"/>
-          <w:kern w:val="0"/>
-          <w:lang w:eastAsia="es-PE"/>
-          <ns2:ligatures ns2:val="none"/>
+          <w14:ligatures w14:val="none"/>
+        </w:rPr>
+        <w:footnoteReference w:id="17"/>
+      </w:r>
+      <w:r>
+        <w:rPr>
+          <w:rFonts w:ascii="Arial Narrow" w:hAnsi="Arial Narrow" w:cs="Arial Narrow"/>
+          <w:sz w:val="20"/>
+          <w:szCs w:val="20"/>
+        </w:rPr>
+        <w:t xml:space="preserve">, presente sus descargos sobre la imputación de cargos realizada en un plazo no mayor a cinco (5) días hábiles contado a partir del día siguiente de la notificación de la presente resolución, vencido el cual, el Secretario Técnico declarará en rebeldía al denunciado que no lo hubiera presentado. Debe precisarse que de conformidad con lo establecido por el artículo 223 del Texto Único Ordenado de la Ley 27444, Ley del Procedimiento Administrativo General</w:t>
+      </w:r>
+      <w:r>
+        <w:rPr>
+          <w:rStyle w:val="Refdenotaalpie"/>
+          <w:rFonts w:ascii="Arial Narrow" w:eastAsia="Times New Roman" w:hAnsi="Arial Narrow" w:cs="Times New Roman"/>
+          <w:color w:val="000000"/>
+          <w:kern w:val="0"/>
+          <w:vertAlign w:val="superscript"/>
+          <w:lang w:val="es-ES" w:eastAsia="es-ES"/>
+          <w14:ligatures w14:val="none"/>
+        </w:rPr>
+        <w:footnoteReference w:id="18"/>
+      </w:r>
+      <w:r>
+        <w:rPr>
+          <w:rFonts w:ascii="Arial Narrow" w:hAnsi="Arial Narrow" w:cs="Arial Narrow"/>
+          <w:sz w:val="20"/>
+          <w:szCs w:val="20"/>
+        </w:rPr>
+        <w:t xml:space="preserve">, las alegaciones y los hechos relevantes de la reclamación, salvo que hayan sido específicamente negadas en la contestación, se tendrán por aceptadas o merituadas como ciertas.</w:t>
+      </w:r>
+    </w:p>
+    <w:p>
+      <w:pPr>
+        <w:spacing w:after="0" w:line="240" w:lineRule="auto"/>
+        <w:jc w:val="both"/>
+        <w:rPr>
+          <w:rFonts w:ascii="Arial Narrow" w:eastAsia="Arial Narrow" w:hAnsi="Arial Narrow" w:cs="Arial Narrow"/>
+          <w:color w:val="000000"/>
+          <w:kern w:val="0"/>
+          <w:lang w:eastAsia="es-PE"/>
+          <w14:ligatures w14:val="none"/>
+        </w:rPr>
+      </w:pPr>
+    </w:p>
+    <w:p>
+      <w:pPr>
+        <w:spacing w:after="0" w:line="240" w:lineRule="auto"/>
+        <w:jc w:val="both"/>
+        <w:rPr>
+          <w:rFonts w:ascii="Arial Narrow" w:eastAsia="Times New Roman" w:hAnsi="Arial Narrow" w:cs="Arial"/>
+          <w:color w:val="000000"/>
+          <w:kern w:val="0"/>
+          <w:lang w:val="es-ES" w:eastAsia="es-ES"/>
+          <w14:ligatures w14:val="none"/>
+        </w:rPr>
+      </w:pPr>
+      <w:r>
+        <w:rPr>
+          <w:rFonts w:ascii="Arial Narrow" w:eastAsia="Arial Narrow" w:hAnsi="Arial Narrow" w:cs="Arial Narrow"/>
+          <w:b/>
+          <w:color w:val="000000"/>
+          <w:kern w:val="0"/>
+          <w:lang w:eastAsia="es-PE"/>
+          <w14:ligatures w14:val="none"/>
         </w:rPr>
         <w:t xml:space="preserve">QUINTO: </w:t>
       </w:r>
@@ -5630,7 +5596,7 @@
           <w:color w:val="000000"/>
           <w:kern w:val="0"/>
           <w:lang w:eastAsia="es-ES"/>
-          <ns2:ligatures ns2:val="none"/>
+          <w14:ligatures w14:val="none"/>
         </w:rPr>
         <w:t xml:space="preserve">requerir </w:t>
       </w:r>
@@ -5640,7 +5606,7 @@
           <w:color w:val="000000"/>
           <w:kern w:val="0"/>
           <w:lang w:val="es-ES" w:eastAsia="es-ES"/>
-          <ns2:ligatures ns2:val="none"/>
+          <w14:ligatures w14:val="none"/>
         </w:rPr>
         <w:t xml:space="preserve">que, en un </w:t>
       </w:r>
@@ -5650,7 +5616,7 @@
           <w:color w:val="000000"/>
           <w:kern w:val="0"/>
           <w:lang w:eastAsia="es-ES"/>
-          <ns2:ligatures ns2:val="none"/>
+          <w14:ligatures w14:val="none"/>
         </w:rPr>
         <w:t>plazo no mayor de cinco (5) días hábiles contado a partir del día siguiente de la notificación de la presente resolución</w:t>
       </w:r>
@@ -5661,7 +5627,7 @@
           <w:color w:val="000000"/>
           <w:kern w:val="0"/>
           <w:lang w:eastAsia="es-ES"/>
-          <ns2:ligatures ns2:val="none"/>
+          <w14:ligatures w14:val="none"/>
         </w:rPr>
         <w:t xml:space="preserve">, </w:t>
       </w:r>
@@ -5673,7 +5639,7 @@
           <w:kern w:val="0"/>
           <w:shd w:val="clear" w:color="auto" w:fill="FFFFFF"/>
           <w:lang w:eastAsia="es-PE"/>
-          <ns2:ligatures ns2:val="none"/>
+          <w14:ligatures w14:val="none"/>
         </w:rPr>
         <w:t>el proveedor denunciado</w:t>
       </w:r>
@@ -5683,7 +5649,7 @@
           <w:color w:val="000000"/>
           <w:kern w:val="0"/>
           <w:lang w:eastAsia="es-ES"/>
-          <ns2:ligatures ns2:val="none"/>
+          <w14:ligatures w14:val="none"/>
         </w:rPr>
         <w:t xml:space="preserve"> </w:t>
       </w:r>
@@ -5694,7 +5660,7 @@
           <w:color w:val="000000"/>
           <w:kern w:val="0"/>
           <w:lang w:val="es-ES" w:eastAsia="es-ES"/>
-          <ns2:ligatures ns2:val="none"/>
+          <w14:ligatures w14:val="none"/>
         </w:rPr>
         <w:t xml:space="preserve">cumpla con: </w:t>
       </w:r>
@@ -5704,7 +5670,7 @@
           <w:color w:val="000000"/>
           <w:kern w:val="0"/>
           <w:lang w:val="es-ES" w:eastAsia="es-ES"/>
-          <ns2:ligatures ns2:val="none"/>
+          <w14:ligatures w14:val="none"/>
         </w:rPr>
         <w:t>(i) presentar una copia completa, legible y debidamente suscrita de la Póliza 2010209580</w:t>
       </w:r>
@@ -5714,7 +5680,7 @@
           <w:color w:val="000000"/>
           <w:kern w:val="0"/>
           <w:lang w:val="es-ES" w:eastAsia="es-ES"/>
-          <ns2:ligatures ns2:val="none"/>
+          <w14:ligatures w14:val="none"/>
         </w:rPr>
         <w:t xml:space="preserve"> </w:t>
       </w:r>
@@ -5724,7 +5690,7 @@
           <w:color w:val="000000"/>
           <w:kern w:val="0"/>
           <w:lang w:val="es-ES" w:eastAsia="es-ES"/>
-          <ns2:ligatures ns2:val="none"/>
+          <w14:ligatures w14:val="none"/>
         </w:rPr>
         <w:t>del Seguro Vehicular materia de denuncia, así como el cargo de remisión de la póliza; (</w:t>
       </w:r>
@@ -5735,7 +5701,7 @@
           <w:color w:val="000000"/>
           <w:kern w:val="0"/>
           <w:lang w:val="es-ES" w:eastAsia="es-ES"/>
-          <ns2:ligatures ns2:val="none"/>
+          <w14:ligatures w14:val="none"/>
         </w:rPr>
         <w:t>ii</w:t>
       </w:r>
@@ -5746,7 +5712,7 @@
           <w:color w:val="000000"/>
           <w:kern w:val="0"/>
           <w:lang w:val="es-ES" w:eastAsia="es-ES"/>
-          <ns2:ligatures ns2:val="none"/>
+          <w14:ligatures w14:val="none"/>
         </w:rPr>
         <w:t>) presentar los medios probatorios que justifiquen la negativa de otorgar a</w:t>
       </w:r>
@@ -5756,7 +5722,7 @@
           <w:color w:val="000000"/>
           <w:kern w:val="0"/>
           <w:lang w:val="es-ES" w:eastAsia="es-ES"/>
-          <ns2:ligatures ns2:val="none"/>
+          <w14:ligatures w14:val="none"/>
         </w:rPr>
         <w:t xml:space="preserve"> la</w:t>
       </w:r>
@@ -5766,7 +5732,7 @@
           <w:color w:val="000000"/>
           <w:kern w:val="0"/>
           <w:lang w:val="es-ES" w:eastAsia="es-ES"/>
-          <ns2:ligatures ns2:val="none"/>
+          <w14:ligatures w14:val="none"/>
         </w:rPr>
         <w:t xml:space="preserve"> denunciante la cobertura de la Póliza 2010209580, y, (</w:t>
       </w:r>
@@ -5777,7 +5743,7 @@
           <w:color w:val="000000"/>
           <w:kern w:val="0"/>
           <w:lang w:val="es-ES" w:eastAsia="es-ES"/>
-          <ns2:ligatures ns2:val="none"/>
+          <w14:ligatures w14:val="none"/>
         </w:rPr>
         <w:t>iii</w:t>
       </w:r>
@@ -5788,7 +5754,7 @@
           <w:color w:val="000000"/>
           <w:kern w:val="0"/>
           <w:lang w:val="es-ES" w:eastAsia="es-ES"/>
-          <ns2:ligatures ns2:val="none"/>
+          <w14:ligatures w14:val="none"/>
         </w:rPr>
         <w:t xml:space="preserve">) presentar todas las comunicaciones cursadas con </w:t>
       </w:r>
@@ -5798,7 +5764,7 @@
           <w:color w:val="000000"/>
           <w:kern w:val="0"/>
           <w:lang w:val="es-ES" w:eastAsia="es-ES"/>
-          <ns2:ligatures ns2:val="none"/>
+          <w14:ligatures w14:val="none"/>
         </w:rPr>
         <w:t>los</w:t>
       </w:r>
@@ -5808,7 +5774,7 @@
           <w:color w:val="000000"/>
           <w:kern w:val="0"/>
           <w:lang w:val="es-ES" w:eastAsia="es-ES"/>
-          <ns2:ligatures ns2:val="none"/>
+          <w14:ligatures w14:val="none"/>
         </w:rPr>
         <w:t xml:space="preserve"> denunciante</w:t>
       </w:r>
@@ -5818,7 +5784,7 @@
           <w:color w:val="000000"/>
           <w:kern w:val="0"/>
           <w:lang w:val="es-ES" w:eastAsia="es-ES"/>
-          <ns2:ligatures ns2:val="none"/>
+          <w14:ligatures w14:val="none"/>
         </w:rPr>
         <w:t>s</w:t>
       </w:r>
@@ -5828,7 +5794,7 @@
           <w:color w:val="000000"/>
           <w:kern w:val="0"/>
           <w:lang w:val="es-ES" w:eastAsia="es-ES"/>
-          <ns2:ligatures ns2:val="none"/>
+          <w14:ligatures w14:val="none"/>
         </w:rPr>
         <w:t xml:space="preserve"> en virtud del hecho materia de denuncia</w:t>
       </w:r>
@@ -5838,12 +5804,12 @@
           <w:color w:val="000000"/>
           <w:kern w:val="0"/>
           <w:lang w:val="es-ES" w:eastAsia="es-ES"/>
-          <ns2:ligatures ns2:val="none"/>
+          <w14:ligatures w14:val="none"/>
         </w:rPr>
         <w:t>.</w:t>
       </w:r>
     </w:p>
-    <w:p ns2:paraId="12A4D8BD" ns2:textId="77777777">
+    <w:p>
       <w:pPr>
         <w:spacing w:after="0" w:line="240" w:lineRule="auto"/>
         <w:jc w:val="both"/>
@@ -5853,30 +5819,30 @@
           <w:color w:val="000000"/>
           <w:kern w:val="0"/>
           <w:lang w:val="es-ES" w:eastAsia="es-PE"/>
-          <ns2:ligatures ns2:val="none"/>
-        </w:rPr>
-      </w:pPr>
-    </w:p>
-    <w:p ns2:paraId="591B7E6F" ns2:textId="77777777">
-      <w:pPr>
-        <w:spacing w:after="0" w:line="240" w:lineRule="auto"/>
-        <w:jc w:val="both"/>
-        <w:rPr>
-          <w:rFonts w:ascii="Arial Narrow" w:eastAsia="Arial Narrow" w:hAnsi="Arial Narrow" w:cs="Arial Narrow"/>
-          <w:color w:val="000000"/>
-          <w:kern w:val="0"/>
-          <w:lang w:eastAsia="es-PE"/>
-          <ns2:ligatures ns2:val="none"/>
-        </w:rPr>
-      </w:pPr>
-      <w:r>
-        <w:rPr>
-          <w:rFonts w:ascii="Arial Narrow" w:eastAsia="Arial Narrow" w:hAnsi="Arial Narrow" w:cs="Arial Narrow"/>
-          <w:b/>
-          <w:color w:val="000000"/>
-          <w:kern w:val="0"/>
-          <w:lang w:eastAsia="es-PE"/>
-          <ns2:ligatures ns2:val="none"/>
+          <w14:ligatures w14:val="none"/>
+        </w:rPr>
+      </w:pPr>
+    </w:p>
+    <w:p>
+      <w:pPr>
+        <w:spacing w:after="0" w:line="240" w:lineRule="auto"/>
+        <w:jc w:val="both"/>
+        <w:rPr>
+          <w:rFonts w:ascii="Arial Narrow" w:eastAsia="Arial Narrow" w:hAnsi="Arial Narrow" w:cs="Arial Narrow"/>
+          <w:color w:val="000000"/>
+          <w:kern w:val="0"/>
+          <w:lang w:eastAsia="es-PE"/>
+          <w14:ligatures w14:val="none"/>
+        </w:rPr>
+      </w:pPr>
+      <w:r>
+        <w:rPr>
+          <w:rFonts w:ascii="Arial Narrow" w:eastAsia="Arial Narrow" w:hAnsi="Arial Narrow" w:cs="Arial Narrow"/>
+          <w:b/>
+          <w:color w:val="000000"/>
+          <w:kern w:val="0"/>
+          <w:lang w:eastAsia="es-PE"/>
+          <w14:ligatures w14:val="none"/>
         </w:rPr>
         <w:t>SEXTO:</w:t>
       </w:r>
@@ -5886,7 +5852,7 @@
           <w:color w:val="000000"/>
           <w:kern w:val="0"/>
           <w:lang w:eastAsia="es-PE"/>
-          <ns2:ligatures ns2:val="none"/>
+          <w14:ligatures w14:val="none"/>
         </w:rPr>
         <w:t xml:space="preserve"> </w:t>
       </w:r>
@@ -5897,7 +5863,7 @@
           <w:color w:val="000000"/>
           <w:kern w:val="0"/>
           <w:lang w:eastAsia="es-PE"/>
-          <ns2:ligatures ns2:val="none"/>
+          <w14:ligatures w14:val="none"/>
         </w:rPr>
         <w:t>informar a las partes que el artículo 110</w:t>
       </w:r>
@@ -5907,7 +5873,7 @@
           <w:color w:val="000000"/>
           <w:kern w:val="0"/>
           <w:lang w:eastAsia="es-PE"/>
-          <ns2:ligatures ns2:val="none"/>
+          <w14:ligatures w14:val="none"/>
         </w:rPr>
         <w:t/>
       </w:r>
@@ -5917,7 +5883,7 @@
           <w:color w:val="000000"/>
           <w:kern w:val="0"/>
           <w:lang w:eastAsia="es-PE"/>
-          <ns2:ligatures ns2:val="none"/>
+          <w14:ligatures w14:val="none"/>
         </w:rPr>
         <w:t xml:space="preserve"> de la Ley 29571, Código de Protección y Defensa del Consumidor</w:t>
       </w:r>
@@ -5929,7 +5895,7 @@
           <w:kern w:val="0"/>
           <w:vertAlign w:val="superscript"/>
           <w:lang w:eastAsia="es-PE"/>
-          <ns2:ligatures ns2:val="none"/>
+          <w14:ligatures w14:val="none"/>
         </w:rPr>
         <w:footnoteReference w:id="12"/>
       </w:r>
@@ -5939,7 +5905,7 @@
           <w:color w:val="000000"/>
           <w:kern w:val="0"/>
           <w:lang w:eastAsia="es-PE"/>
-          <ns2:ligatures ns2:val="none"/>
+          <w14:ligatures w14:val="none"/>
         </w:rPr>
         <w:t>, faculta a la Comisión a calificar las infracciones de la referida norma como leves, graves o muy graves e imponer sanciones que van desde una amonestación hasta una multa por un máximo de 450 Unidades Impositivas Tributarias, sin perjuicio de las medidas correctivas, reparadoras y complementarias, que puedan ordenarse de acuerdo a lo estipulado en los artículos 114</w:t>
       </w:r>
@@ -5949,7 +5915,7 @@
           <w:color w:val="000000"/>
           <w:kern w:val="0"/>
           <w:lang w:eastAsia="es-PE"/>
-          <ns2:ligatures ns2:val="none"/>
+          <w14:ligatures w14:val="none"/>
         </w:rPr>
         <w:t/>
       </w:r>
@@ -5959,7 +5925,7 @@
           <w:color w:val="000000"/>
           <w:kern w:val="0"/>
           <w:lang w:eastAsia="es-PE"/>
-          <ns2:ligatures ns2:val="none"/>
+          <w14:ligatures w14:val="none"/>
         </w:rPr>
         <w:t>, 115</w:t>
       </w:r>
@@ -5969,7 +5935,7 @@
           <w:color w:val="000000"/>
           <w:kern w:val="0"/>
           <w:lang w:eastAsia="es-PE"/>
-          <ns2:ligatures ns2:val="none"/>
+          <w14:ligatures w14:val="none"/>
         </w:rPr>
         <w:t/>
       </w:r>
@@ -5979,7 +5945,7 @@
           <w:color w:val="000000"/>
           <w:kern w:val="0"/>
           <w:lang w:eastAsia="es-PE"/>
-          <ns2:ligatures ns2:val="none"/>
+          <w14:ligatures w14:val="none"/>
         </w:rPr>
         <w:t xml:space="preserve"> y 116</w:t>
       </w:r>
@@ -5989,7 +5955,7 @@
           <w:color w:val="000000"/>
           <w:kern w:val="0"/>
           <w:lang w:eastAsia="es-PE"/>
-          <ns2:ligatures ns2:val="none"/>
+          <w14:ligatures w14:val="none"/>
         </w:rPr>
         <w:t/>
       </w:r>
@@ -5999,7 +5965,7 @@
           <w:color w:val="000000"/>
           <w:kern w:val="0"/>
           <w:lang w:eastAsia="es-PE"/>
-          <ns2:ligatures ns2:val="none"/>
+          <w14:ligatures w14:val="none"/>
         </w:rPr>
         <w:t xml:space="preserve"> de la referida norma</w:t>
       </w:r>
@@ -6011,7 +5977,7 @@
           <w:kern w:val="0"/>
           <w:vertAlign w:val="superscript"/>
           <w:lang w:eastAsia="es-PE"/>
-          <ns2:ligatures ns2:val="none"/>
+          <w14:ligatures w14:val="none"/>
         </w:rPr>
         <w:footnoteReference w:id="13"/>
       </w:r>
@@ -6021,7 +5987,7 @@
           <w:color w:val="000000"/>
           <w:kern w:val="0"/>
           <w:lang w:eastAsia="es-PE"/>
-          <ns2:ligatures ns2:val="none"/>
+          <w14:ligatures w14:val="none"/>
         </w:rPr>
         <w:t xml:space="preserve">. </w:t>
       </w:r>
@@ -6032,7 +5998,7 @@
           <w:color w:val="000000"/>
           <w:kern w:val="0"/>
           <w:lang w:eastAsia="es-PE"/>
-          <ns2:ligatures ns2:val="none"/>
+          <w14:ligatures w14:val="none"/>
         </w:rPr>
         <w:lastRenderedPageBreak/>
         <w:t>Asimismo, se consideran circunstancias atenuantes para la graduación de la sanción, el allanamiento de la denuncia o el reconocimiento de las pretensiones en ella contenidas, de acuerdo con el artículo 112</w:t>
@@ -6043,7 +6009,7 @@
           <w:color w:val="000000"/>
           <w:kern w:val="0"/>
           <w:lang w:eastAsia="es-PE"/>
-          <ns2:ligatures ns2:val="none"/>
+          <w14:ligatures w14:val="none"/>
         </w:rPr>
         <w:t/>
       </w:r>
@@ -6053,7 +6019,7 @@
           <w:color w:val="000000"/>
           <w:kern w:val="0"/>
           <w:lang w:eastAsia="es-PE"/>
-          <ns2:ligatures ns2:val="none"/>
+          <w14:ligatures w14:val="none"/>
         </w:rPr>
         <w:t xml:space="preserve"> del Código</w:t>
       </w:r>
@@ -6065,7 +6031,7 @@
           <w:kern w:val="0"/>
           <w:vertAlign w:val="superscript"/>
           <w:lang w:eastAsia="es-PE"/>
-          <ns2:ligatures ns2:val="none"/>
+          <w14:ligatures w14:val="none"/>
         </w:rPr>
         <w:footnoteReference w:id="14"/>
       </w:r>
@@ -6075,12 +6041,12 @@
           <w:color w:val="000000"/>
           <w:kern w:val="0"/>
           <w:lang w:eastAsia="es-PE"/>
-          <ns2:ligatures ns2:val="none"/>
+          <w14:ligatures w14:val="none"/>
         </w:rPr>
         <w:t>.</w:t>
       </w:r>
     </w:p>
-    <w:p ns2:paraId="0ECE55DF" ns2:textId="77777777">
+    <w:p>
       <w:pPr>
         <w:shd w:val="clear" w:color="auto" w:fill="FFFFFF"/>
         <w:spacing w:after="0" w:line="240" w:lineRule="auto"/>
@@ -6091,11 +6057,11 @@
           <w:color w:val="000000"/>
           <w:kern w:val="0"/>
           <w:lang w:eastAsia="es-PE"/>
-          <ns2:ligatures ns2:val="none"/>
-        </w:rPr>
-      </w:pPr>
-    </w:p>
-    <w:p ns2:paraId="1CC114EB" ns2:textId="77777777">
+          <w14:ligatures w14:val="none"/>
+        </w:rPr>
+      </w:pPr>
+    </w:p>
+    <w:p>
       <w:pPr>
         <w:shd w:val="clear" w:color="auto" w:fill="FFFFFF"/>
         <w:spacing w:after="0" w:line="240" w:lineRule="auto"/>
@@ -6105,17 +6071,17 @@
           <w:color w:val="000000"/>
           <w:kern w:val="0"/>
           <w:lang w:eastAsia="es-PE"/>
-          <ns2:ligatures ns2:val="none"/>
-        </w:rPr>
-      </w:pPr>
-      <w:r>
-        <w:rPr>
-          <w:rFonts w:ascii="Arial Narrow" w:eastAsia="Arial Narrow" w:hAnsi="Arial Narrow" w:cs="Arial Narrow"/>
-          <w:b/>
-          <w:color w:val="000000"/>
-          <w:kern w:val="0"/>
-          <w:lang w:eastAsia="es-PE"/>
-          <ns2:ligatures ns2:val="none"/>
+          <w14:ligatures w14:val="none"/>
+        </w:rPr>
+      </w:pPr>
+      <w:r>
+        <w:rPr>
+          <w:rFonts w:ascii="Arial Narrow" w:eastAsia="Arial Narrow" w:hAnsi="Arial Narrow" w:cs="Arial Narrow"/>
+          <w:b/>
+          <w:color w:val="000000"/>
+          <w:kern w:val="0"/>
+          <w:lang w:eastAsia="es-PE"/>
+          <w14:ligatures w14:val="none"/>
         </w:rPr>
         <w:t>SÉTIMO:</w:t>
       </w:r>
@@ -6125,7 +6091,7 @@
           <w:color w:val="000000"/>
           <w:kern w:val="0"/>
           <w:lang w:eastAsia="es-PE"/>
-          <ns2:ligatures ns2:val="none"/>
+          <w14:ligatures w14:val="none"/>
         </w:rPr>
         <w:t xml:space="preserve"> informar a las partes que conforme a lo establecido en el artículo 39</w:t>
       </w:r>
@@ -6135,7 +6101,7 @@
           <w:color w:val="000000"/>
           <w:kern w:val="0"/>
           <w:lang w:eastAsia="es-PE"/>
-          <ns2:ligatures ns2:val="none"/>
+          <w14:ligatures w14:val="none"/>
         </w:rPr>
         <w:t/>
       </w:r>
@@ -6145,12 +6111,12 @@
           <w:color w:val="000000"/>
           <w:kern w:val="0"/>
           <w:lang w:eastAsia="es-PE"/>
-          <ns2:ligatures ns2:val="none"/>
+          <w14:ligatures w14:val="none"/>
         </w:rPr>
         <w:t xml:space="preserve"> de la Ley sobre Facultades, Normas y Organización del Indecopi, aprobada por Decreto Legislativo 807, los gastos por los peritajes realizados, actuación de pruebas, inspecciones y otros derivados de la tramitación del proceso serán de cargo de la parte que solicita la prueba, salvo pacto en contrario. En todos los casos, la resolución final determinará si los gastos deben ser asumidos por alguna de las partes, o reembolsados a la otra parte o al Indecopi, según sea el caso, de manera adicional a la sanción que haya podido imponerse. </w:t>
       </w:r>
     </w:p>
-    <w:p ns2:paraId="364C4B19" ns2:textId="77777777">
+    <w:p>
       <w:pPr>
         <w:shd w:val="clear" w:color="auto" w:fill="FFFFFF"/>
         <w:spacing w:after="0" w:line="240" w:lineRule="auto"/>
@@ -6160,11 +6126,11 @@
           <w:color w:val="000000"/>
           <w:kern w:val="0"/>
           <w:lang w:eastAsia="es-PE"/>
-          <ns2:ligatures ns2:val="none"/>
-        </w:rPr>
-      </w:pPr>
-    </w:p>
-    <w:p ns2:paraId="27E9BBC0" ns2:textId="77777777">
+          <w14:ligatures w14:val="none"/>
+        </w:rPr>
+      </w:pPr>
+    </w:p>
+    <w:p>
       <w:pPr>
         <w:suppressAutoHyphens/>
         <w:spacing w:after="0" w:line="240" w:lineRule="auto"/>
@@ -6173,7 +6139,7 @@
           <w:rFonts w:ascii="Arial Narrow" w:eastAsia="Calibri" w:hAnsi="Arial Narrow" w:cs="Arial"/>
           <w:kern w:val="0"/>
           <w:u w:val="single"/>
-          <ns2:ligatures ns2:val="none"/>
+          <w14:ligatures w14:val="none"/>
         </w:rPr>
       </w:pPr>
       <w:r>
@@ -6182,7 +6148,7 @@
           <w:b/>
           <w:bCs/>
           <w:kern w:val="0"/>
-          <ns2:ligatures ns2:val="none"/>
+          <w14:ligatures w14:val="none"/>
         </w:rPr>
         <w:t>OCTAVO</w:t>
       </w:r>
@@ -6191,7 +6157,7 @@
           <w:rFonts w:ascii="Arial Narrow" w:eastAsia="Calibri" w:hAnsi="Arial Narrow" w:cs="Arial"/>
           <w:b/>
           <w:kern w:val="0"/>
-          <ns2:ligatures ns2:val="none"/>
+          <w14:ligatures w14:val="none"/>
         </w:rPr>
         <w:t>:</w:t>
       </w:r>
@@ -6199,7 +6165,7 @@
         <w:rPr>
           <w:rFonts w:ascii="Arial Narrow" w:eastAsia="Calibri" w:hAnsi="Arial Narrow" w:cs="Arial"/>
           <w:kern w:val="0"/>
-          <ns2:ligatures ns2:val="none"/>
+          <w14:ligatures w14:val="none"/>
         </w:rPr>
         <w:t xml:space="preserve"> comunicar a las partes que, </w:t>
       </w:r>
@@ -6208,7 +6174,7 @@
         <w:rPr>
           <w:rFonts w:ascii="Arial Narrow" w:eastAsia="Calibri" w:hAnsi="Arial Narrow" w:cs="Arial"/>
           <w:kern w:val="0"/>
-          <ns2:ligatures ns2:val="none"/>
+          <w14:ligatures w14:val="none"/>
         </w:rPr>
         <w:t>de acuerdo a</w:t>
       </w:r>
@@ -6217,7 +6183,7 @@
         <w:rPr>
           <w:rFonts w:ascii="Arial Narrow" w:eastAsia="Calibri" w:hAnsi="Arial Narrow" w:cs="Arial"/>
           <w:kern w:val="0"/>
-          <ns2:ligatures ns2:val="none"/>
+          <w14:ligatures w14:val="none"/>
         </w:rPr>
         <w:t xml:space="preserve"> lo señalado por el artículo 29</w:t>
       </w:r>
@@ -6227,7 +6193,7 @@
           <w:color w:val="000000"/>
           <w:kern w:val="0"/>
           <w:lang w:eastAsia="es-PE"/>
-          <ns2:ligatures ns2:val="none"/>
+          <w14:ligatures w14:val="none"/>
         </w:rPr>
         <w:t/>
       </w:r>
@@ -6235,7 +6201,7 @@
         <w:rPr>
           <w:rFonts w:ascii="Arial Narrow" w:eastAsia="Calibri" w:hAnsi="Arial Narrow" w:cs="Arial"/>
           <w:kern w:val="0"/>
-          <ns2:ligatures ns2:val="none"/>
+          <w14:ligatures w14:val="none"/>
         </w:rPr>
         <w:t xml:space="preserve"> del Decreto Legislativo 807</w:t>
       </w:r>
@@ -6245,7 +6211,7 @@
           <w:rFonts w:ascii="Arial Narrow" w:eastAsia="Calibri" w:hAnsi="Arial Narrow" w:cs="Arial"/>
           <w:kern w:val="0"/>
           <w:vertAlign w:val="superscript"/>
-          <ns2:ligatures ns2:val="none"/>
+          <w14:ligatures w14:val="none"/>
         </w:rPr>
         <w:footnoteReference w:id="15"/>
       </w:r>
@@ -6253,7 +6219,7 @@
         <w:rPr>
           <w:rFonts w:ascii="Arial Narrow" w:eastAsia="Calibri" w:hAnsi="Arial Narrow" w:cs="Arial"/>
           <w:kern w:val="0"/>
-          <ns2:ligatures ns2:val="none"/>
+          <w14:ligatures w14:val="none"/>
         </w:rPr>
         <w:t xml:space="preserve">, hasta antes de la emisión de la Resolución Final tienen la posibilidad de solicitar una audiencia de conciliación. En caso deleguen a favor de una tercera persona su actuación en la diligencia programada, </w:t>
       </w:r>
@@ -6261,7 +6227,7 @@
         <w:rPr>
           <w:rFonts w:ascii="Arial Narrow" w:eastAsia="Calibri" w:hAnsi="Arial Narrow" w:cs="Arial"/>
           <w:kern w:val="0"/>
-          <ns2:ligatures ns2:val="none"/>
+          <w14:ligatures w14:val="none"/>
         </w:rPr>
         <w:lastRenderedPageBreak/>
         <w:t xml:space="preserve">esta deberá presentar un poder especial con firma legalizada ante Notario Público, donde conste </w:t>
@@ -6271,7 +6237,7 @@
           <w:rFonts w:ascii="Arial Narrow" w:eastAsia="Calibri" w:hAnsi="Arial Narrow" w:cs="Arial"/>
           <w:kern w:val="0"/>
           <w:u w:val="single"/>
-          <ns2:ligatures ns2:val="none"/>
+          <w14:ligatures w14:val="none"/>
         </w:rPr>
         <w:t>expresamente su facultad para asistir y conciliar en su representación</w:t>
       </w:r>
@@ -6280,7 +6246,7 @@
           <w:rFonts w:ascii="Arial Narrow" w:eastAsia="Calibri" w:hAnsi="Arial Narrow" w:cs="Arial"/>
           <w:bCs/>
           <w:kern w:val="0"/>
-          <ns2:ligatures ns2:val="none"/>
+          <w14:ligatures w14:val="none"/>
         </w:rPr>
         <w:t>.</w:t>
       </w:r>
@@ -6290,7 +6256,7 @@
           <w:b/>
           <w:bCs/>
           <w:kern w:val="0"/>
-          <ns2:ligatures ns2:val="none"/>
+          <w14:ligatures w14:val="none"/>
         </w:rPr>
         <w:t xml:space="preserve"> </w:t>
       </w:r>
@@ -6299,12 +6265,12 @@
           <w:rFonts w:ascii="Arial Narrow" w:eastAsia="Calibri" w:hAnsi="Arial Narrow" w:cs="Arial"/>
           <w:kern w:val="0"/>
           <w:u w:val="single"/>
-          <ns2:ligatures ns2:val="none"/>
+          <w14:ligatures w14:val="none"/>
         </w:rPr>
         <w:t xml:space="preserve">Ello bajo apercibimiento de no realizar la audiencia de conciliación y levantar el acta de inasistencia correspondiente. </w:t>
       </w:r>
     </w:p>
-    <w:p ns2:paraId="4CD47B08" ns2:textId="77777777">
+    <w:p>
       <w:pPr>
         <w:suppressAutoHyphens/>
         <w:spacing w:after="0" w:line="240" w:lineRule="auto"/>
@@ -6313,11 +6279,11 @@
           <w:rFonts w:ascii="Arial Narrow" w:eastAsia="Calibri" w:hAnsi="Arial Narrow" w:cs="Arial"/>
           <w:kern w:val="0"/>
           <w:u w:val="single"/>
-          <ns2:ligatures ns2:val="none"/>
-        </w:rPr>
-      </w:pPr>
-    </w:p>
-    <w:p ns2:paraId="0E80CA49" ns2:textId="77777777">
+          <w14:ligatures w14:val="none"/>
+        </w:rPr>
+      </w:pPr>
+    </w:p>
+    <w:p>
       <w:pPr>
         <w:suppressAutoHyphens/>
         <w:spacing w:after="0" w:line="240" w:lineRule="auto"/>
@@ -6327,7 +6293,7 @@
           <w:color w:val="000000"/>
           <w:kern w:val="0"/>
           <w:lang w:eastAsia="es-PE"/>
-          <ns2:ligatures ns2:val="none"/>
+          <w14:ligatures w14:val="none"/>
         </w:rPr>
       </w:pPr>
       <w:r>
@@ -6337,7 +6303,7 @@
           <w:color w:val="000000"/>
           <w:kern w:val="0"/>
           <w:lang w:eastAsia="es-PE"/>
-          <ns2:ligatures ns2:val="none"/>
+          <w14:ligatures w14:val="none"/>
         </w:rPr>
         <w:t>NOVENO:</w:t>
       </w:r>
@@ -6347,14 +6313,14 @@
           <w:color w:val="000000"/>
           <w:kern w:val="0"/>
           <w:lang w:eastAsia="es-PE"/>
-          <ns2:ligatures ns2:val="none"/>
+          <w14:ligatures w14:val="none"/>
         </w:rPr>
         <w:t xml:space="preserve"> poner en conocimiento de las partes que, antes de la emisión de la Resolución Final, tienen la posibilidad de formular su desistimiento o presentar el acuerdo arribado mediante la conciliación, mediación, transacción o cualquier otro que, de forma indubitable, deje constancia que se ha solucionado la controversia materia de denuncia.</w:t>
       </w:r>
       <w:bookmarkStart w:id="9" w:name="h.gjdgxs" w:colFirst="0" w:colLast="0"/>
       <w:bookmarkEnd w:id="9"/>
     </w:p>
-    <w:p ns2:paraId="7DDD06F7" ns2:textId="77777777">
+    <w:p>
       <w:pPr>
         <w:suppressAutoHyphens/>
         <w:spacing w:after="0" w:line="240" w:lineRule="auto"/>
@@ -6364,11 +6330,11 @@
           <w:color w:val="000000"/>
           <w:kern w:val="0"/>
           <w:lang w:eastAsia="es-PE"/>
-          <ns2:ligatures ns2:val="none"/>
-        </w:rPr>
-      </w:pPr>
-    </w:p>
-    <w:p ns2:paraId="236137A1" ns2:textId="5CED4D22">
+          <w14:ligatures w14:val="none"/>
+        </w:rPr>
+      </w:pPr>
+    </w:p>
+    <w:p>
       <w:pPr>
         <w:suppressAutoHyphens/>
         <w:spacing w:after="0" w:line="240" w:lineRule="auto"/>
@@ -6391,7 +6357,7 @@
           <w:b/>
           <w:spacing w:val="-3"/>
           <w:kern w:val="0"/>
-          <ns2:ligatures ns2:val="none"/>
+          <w14:ligatures w14:val="none"/>
         </w:rPr>
         <w:t/>
       </w:r>
@@ -6401,7 +6367,7 @@
           <w:bCs/>
           <w:spacing w:val="-3"/>
           <w:kern w:val="0"/>
-          <ns2:ligatures ns2:val="none"/>
+          <w14:ligatures w14:val="none"/>
         </w:rPr>
         <w:t xml:space="preserve"/>
       </w:r>
@@ -6411,7 +6377,7 @@
           <w:bCs/>
           <w:spacing w:val="-3"/>
           <w:kern w:val="0"/>
-          <ns2:ligatures ns2:val="none"/>
+          <w14:ligatures w14:val="none"/>
         </w:rPr>
         <w:t xml:space="preserve"/>
       </w:r>
@@ -6421,7 +6387,7 @@
           <w:bCs/>
           <w:spacing w:val="-3"/>
           <w:kern w:val="0"/>
-          <ns2:ligatures ns2:val="none"/>
+          <w14:ligatures w14:val="none"/>
         </w:rPr>
         <w:t xml:space="preserve"/>
       </w:r>
@@ -6432,7 +6398,7 @@
           <w:bCs/>
           <w:spacing w:val="-3"/>
           <w:kern w:val="0"/>
-          <ns2:ligatures ns2:val="none"/>
+          <w14:ligatures w14:val="none"/>
         </w:rPr>
         <w:t/>
       </w:r>
@@ -6443,7 +6409,7 @@
           <w:bCs/>
           <w:spacing w:val="-3"/>
           <w:kern w:val="0"/>
-          <ns2:ligatures ns2:val="none"/>
+          <w14:ligatures w14:val="none"/>
         </w:rPr>
         <w:t xml:space="preserve"/>
       </w:r>
@@ -6453,7 +6419,7 @@
           <w:bCs/>
           <w:spacing w:val="-3"/>
           <w:kern w:val="0"/>
-          <ns2:ligatures ns2:val="none"/>
+          <w14:ligatures w14:val="none"/>
         </w:rPr>
         <w:t/>
       </w:r>
@@ -6463,7 +6429,7 @@
           <w:bCs/>
           <w:spacing w:val="-3"/>
           <w:kern w:val="0"/>
-          <ns2:ligatures ns2:val="none"/>
+          <w14:ligatures w14:val="none"/>
         </w:rPr>
         <w:t xml:space="preserve"/>
       </w:r>
@@ -6473,7 +6439,7 @@
           <w:bCs/>
           <w:spacing w:val="-3"/>
           <w:kern w:val="0"/>
-          <ns2:ligatures ns2:val="none"/>
+          <w14:ligatures w14:val="none"/>
         </w:rPr>
         <w:t/>
       </w:r>
@@ -6483,7 +6449,7 @@
           <w:bCs/>
           <w:spacing w:val="-3"/>
           <w:kern w:val="0"/>
-          <ns2:ligatures ns2:val="none"/>
+          <w14:ligatures w14:val="none"/>
         </w:rPr>
         <w:t xml:space="preserve"/>
       </w:r>
@@ -6542,7 +6508,7 @@
           <w:color w:val="000000"/>
           <w:kern w:val="0"/>
           <w:lang w:eastAsia="es-PE"/>
-          <ns2:ligatures ns2:val="none"/>
+          <w14:ligatures w14:val="none"/>
         </w:rPr>
         <w:t/>
       </w:r>
@@ -6566,7 +6532,7 @@
           <w:color w:val="000000"/>
           <w:kern w:val="0"/>
           <w:lang w:eastAsia="es-PE"/>
-          <ns2:ligatures ns2:val="none"/>
+          <w14:ligatures w14:val="none"/>
         </w:rPr>
         <w:t/>
       </w:r>
@@ -6592,7 +6558,7 @@
         <w:t/>
       </w:r>
     </w:p>
-    <w:p ns2:paraId="639FE5BE" ns2:textId="77777777">
+    <w:p>
       <w:pPr>
         <w:suppressAutoHyphens/>
         <w:spacing w:after="0" w:line="240" w:lineRule="auto"/>
@@ -6602,7 +6568,7 @@
         </w:rPr>
       </w:pPr>
     </w:p>
-    <w:p ns2:paraId="23716787" ns2:textId="1A1CCE36">
+    <w:p>
       <w:pPr>
         <w:suppressAutoHyphens/>
         <w:spacing w:line="240" w:lineRule="auto"/>
@@ -6704,64 +6670,64 @@
         <w:t>efectúe el acuse de recibo mediante la confirmación de recepción de la notificación remitida por este despacho a su Casilla Electrónica, dentro de los cinco (5) primeros días hábiles siguientes a la fecha en que recibe la notificación.</w:t>
       </w:r>
     </w:p>
-    <w:p ns2:paraId="418E1D52" ns2:textId="77777777">
-      <w:pPr>
-        <w:spacing w:after="0" w:line="240" w:lineRule="auto"/>
-        <w:jc w:val="both"/>
-        <w:rPr>
-          <w:rFonts w:ascii="Arial Narrow" w:eastAsia="Arial Narrow" w:hAnsi="Arial Narrow" w:cs="Arial Narrow"/>
-          <w:b/>
-          <w:color w:val="000000"/>
-          <w:kern w:val="0"/>
-          <w:lang w:eastAsia="es-PE"/>
-          <ns2:ligatures ns2:val="none"/>
-        </w:rPr>
-      </w:pPr>
-    </w:p>
-    <w:p ns2:paraId="0407B94C" ns2:textId="77777777">
-      <w:pPr>
-        <w:spacing w:after="0" w:line="240" w:lineRule="auto"/>
-        <w:jc w:val="both"/>
-        <w:rPr>
-          <w:rFonts w:ascii="Arial Narrow" w:eastAsia="Arial Narrow" w:hAnsi="Arial Narrow" w:cs="Arial Narrow"/>
-          <w:b/>
-          <w:color w:val="000000"/>
-          <w:kern w:val="0"/>
-          <w:lang w:eastAsia="es-PE"/>
-          <ns2:ligatures ns2:val="none"/>
-        </w:rPr>
-      </w:pPr>
-    </w:p>
-    <w:p ns2:paraId="375C384E" ns2:textId="77777777">
-      <w:pPr>
-        <w:spacing w:after="0" w:line="240" w:lineRule="auto"/>
-        <w:jc w:val="both"/>
-        <w:rPr>
-          <w:rFonts w:ascii="Arial Narrow" w:eastAsia="Arial Narrow" w:hAnsi="Arial Narrow" w:cs="Arial Narrow"/>
-          <w:b/>
-          <w:color w:val="000000"/>
-          <w:kern w:val="0"/>
-          <w:lang w:eastAsia="es-PE"/>
-          <ns2:ligatures ns2:val="none"/>
-        </w:rPr>
-      </w:pPr>
-    </w:p>
-    <w:p ns2:paraId="5511BCB1" ns2:textId="77777777">
-      <w:pPr>
-        <w:spacing w:after="0" w:line="240" w:lineRule="auto"/>
-        <w:jc w:val="both"/>
-        <w:rPr>
-          <w:rFonts w:ascii="Arial Narrow" w:eastAsia="Arial Narrow" w:hAnsi="Arial Narrow" w:cs="Arial Narrow"/>
-          <w:b/>
-          <w:color w:val="000000"/>
-          <w:kern w:val="0"/>
-          <w:lang w:eastAsia="es-PE"/>
-          <ns2:ligatures ns2:val="none"/>
+    <w:p>
+      <w:pPr>
+        <w:spacing w:after="0" w:line="240" w:lineRule="auto"/>
+        <w:jc w:val="both"/>
+        <w:rPr>
+          <w:rFonts w:ascii="Arial Narrow" w:eastAsia="Arial Narrow" w:hAnsi="Arial Narrow" w:cs="Arial Narrow"/>
+          <w:b/>
+          <w:color w:val="000000"/>
+          <w:kern w:val="0"/>
+          <w:lang w:eastAsia="es-PE"/>
+          <w14:ligatures w14:val="none"/>
+        </w:rPr>
+      </w:pPr>
+    </w:p>
+    <w:p>
+      <w:pPr>
+        <w:spacing w:after="0" w:line="240" w:lineRule="auto"/>
+        <w:jc w:val="both"/>
+        <w:rPr>
+          <w:rFonts w:ascii="Arial Narrow" w:eastAsia="Arial Narrow" w:hAnsi="Arial Narrow" w:cs="Arial Narrow"/>
+          <w:b/>
+          <w:color w:val="000000"/>
+          <w:kern w:val="0"/>
+          <w:lang w:eastAsia="es-PE"/>
+          <w14:ligatures w14:val="none"/>
+        </w:rPr>
+      </w:pPr>
+    </w:p>
+    <w:p>
+      <w:pPr>
+        <w:spacing w:after="0" w:line="240" w:lineRule="auto"/>
+        <w:jc w:val="both"/>
+        <w:rPr>
+          <w:rFonts w:ascii="Arial Narrow" w:eastAsia="Arial Narrow" w:hAnsi="Arial Narrow" w:cs="Arial Narrow"/>
+          <w:b/>
+          <w:color w:val="000000"/>
+          <w:kern w:val="0"/>
+          <w:lang w:eastAsia="es-PE"/>
+          <w14:ligatures w14:val="none"/>
+        </w:rPr>
+      </w:pPr>
+    </w:p>
+    <w:p>
+      <w:pPr>
+        <w:spacing w:after="0" w:line="240" w:lineRule="auto"/>
+        <w:jc w:val="both"/>
+        <w:rPr>
+          <w:rFonts w:ascii="Arial Narrow" w:eastAsia="Arial Narrow" w:hAnsi="Arial Narrow" w:cs="Arial Narrow"/>
+          <w:b/>
+          <w:color w:val="000000"/>
+          <w:kern w:val="0"/>
+          <w:lang w:eastAsia="es-PE"/>
+          <w14:ligatures w14:val="none"/>
         </w:rPr>
       </w:pPr>
     </w:p>
     <w:bookmarkEnd w:id="0"/>
-    <w:p ns2:paraId="1D35E1AC" ns2:textId="77777777">
+    <w:p>
       <w:pPr>
         <w:shd w:val="clear" w:color="auto" w:fill="FFFFFF"/>
         <w:spacing w:after="0" w:line="240" w:lineRule="auto"/>
@@ -6772,7 +6738,7 @@
           <w:bCs/>
           <w:color w:val="000000"/>
           <w:kern w:val="0"/>
-          <ns2:ligatures ns2:val="none"/>
+          <w14:ligatures w14:val="none"/>
         </w:rPr>
       </w:pPr>
       <w:r>
@@ -6782,12 +6748,12 @@
           <w:bCs/>
           <w:color w:val="000000"/>
           <w:kern w:val="0"/>
-          <ns2:ligatures ns2:val="none"/>
+          <w14:ligatures w14:val="none"/>
         </w:rPr>
         <w:t xml:space="preserve">EVELING ROA QUISPE</w:t>
       </w:r>
     </w:p>
-    <w:p ns2:paraId="371F5109" ns2:textId="77777777">
+    <w:p>
       <w:pPr>
         <w:shd w:val="clear" w:color="auto" w:fill="FFFFFF"/>
         <w:spacing w:after="0" w:line="240" w:lineRule="auto"/>
@@ -6798,7 +6764,7 @@
           <w:bCs/>
           <w:color w:val="000000"/>
           <w:kern w:val="0"/>
-          <ns2:ligatures ns2:val="none"/>
+          <w14:ligatures w14:val="none"/>
         </w:rPr>
       </w:pPr>
       <w:r>
@@ -6808,12 +6774,12 @@
           <w:bCs/>
           <w:color w:val="000000"/>
           <w:kern w:val="0"/>
-          <ns2:ligatures ns2:val="none"/>
+          <w14:ligatures w14:val="none"/>
         </w:rPr>
         <w:t xml:space="preserve">Secretaria Técnica</w:t>
       </w:r>
     </w:p>
-    <w:p ns2:paraId="4774A009" ns2:textId="77777777">
+    <w:p>
       <w:pPr>
         <w:shd w:val="clear" w:color="auto" w:fill="FFFFFF"/>
         <w:spacing w:after="0" w:line="240" w:lineRule="auto"/>
@@ -6822,7 +6788,7 @@
           <w:rFonts w:ascii="Arial Narrow" w:eastAsia="Calibri" w:hAnsi="Arial Narrow" w:cs="Times New Roman"/>
           <w:color w:val="000000"/>
           <w:kern w:val="0"/>
-          <ns2:ligatures ns2:val="none"/>
+          <w14:ligatures w14:val="none"/>
         </w:rPr>
       </w:pPr>
       <w:r>
@@ -6832,7 +6798,7 @@
           <w:bCs/>
           <w:color w:val="000000"/>
           <w:kern w:val="0"/>
-          <ns2:ligatures ns2:val="none"/>
+          <w14:ligatures w14:val="none"/>
         </w:rPr>
         <w:t>Comisión </w:t>
       </w:r>
@@ -6844,7 +6810,7 @@
           <w:color w:val="000000"/>
           <w:kern w:val="0"/>
           <w:shd w:val="clear" w:color="auto" w:fill="FFFFFF"/>
-          <ns2:ligatures ns2:val="none"/>
+          <w14:ligatures w14:val="none"/>
         </w:rPr>
         <w:t>de</w:t>
       </w:r>
@@ -6855,7 +6821,7 @@
           <w:bCs/>
           <w:color w:val="000000"/>
           <w:kern w:val="0"/>
-          <ns2:ligatures ns2:val="none"/>
+          <w14:ligatures w14:val="none"/>
         </w:rPr>
         <w:t> Protección</w:t>
       </w:r>
@@ -6866,26 +6832,26 @@
           <w:bCs/>
           <w:color w:val="000000"/>
           <w:kern w:val="0"/>
-          <ns2:ligatures ns2:val="none"/>
+          <w14:ligatures w14:val="none"/>
         </w:rPr>
         <w:t xml:space="preserve"> al Consumidor 1</w:t>
       </w:r>
     </w:p>
-    <w:p ns2:paraId="602C43F9" ns2:textId="77777777">
-      <w:pPr>
-        <w:spacing w:after="0" w:line="240" w:lineRule="auto"/>
-        <w:jc w:val="both"/>
-        <w:rPr>
-          <w:rFonts w:ascii="Arial Narrow" w:eastAsia="Arial Narrow" w:hAnsi="Arial Narrow" w:cs="Arial Narrow"/>
-          <w:b/>
-          <w:color w:val="000000"/>
-          <w:kern w:val="0"/>
-          <w:lang w:eastAsia="es-PE"/>
-          <ns2:ligatures ns2:val="none"/>
-        </w:rPr>
-      </w:pPr>
-    </w:p>
-    <w:p ns2:paraId="74AAB5F4" ns2:textId="18AA49E5">
+    <w:p>
+      <w:pPr>
+        <w:spacing w:after="0" w:line="240" w:lineRule="auto"/>
+        <w:jc w:val="both"/>
+        <w:rPr>
+          <w:rFonts w:ascii="Arial Narrow" w:eastAsia="Arial Narrow" w:hAnsi="Arial Narrow" w:cs="Arial Narrow"/>
+          <w:b/>
+          <w:color w:val="000000"/>
+          <w:kern w:val="0"/>
+          <w:lang w:eastAsia="es-PE"/>
+          <w14:ligatures w14:val="none"/>
+        </w:rPr>
+      </w:pPr>
+    </w:p>
+    <w:p>
       <w:pPr>
         <w:spacing w:after="0" w:line="240" w:lineRule="auto"/>
         <w:jc w:val="both"/>
@@ -6903,14 +6869,14 @@
           <w:sz w:val="16"/>
           <w:szCs w:val="16"/>
           <w:lang w:eastAsia="es-PE"/>
-          <ns2:ligatures ns2:val="none"/>
+          <w14:ligatures w14:val="none"/>
         </w:rPr>
         <w:t>LSM/JCQ</w:t>
       </w:r>
     </w:p>
     <w:sectPr>
-      <w:headerReference w:type="default" ns3:id="rId8"/>
-      <w:footerReference w:type="default" ns3:id="rId9"/>
+      <w:headerReference w:type="default" r:id="rId8"/>
+      <w:footerReference w:type="default" r:id="rId9"/>
       <w:pgSz w:w="11906" w:h="16838"/>
       <w:pgMar w:top="1417" w:right="1701" w:bottom="1417" w:left="1701" w:header="708" w:footer="708" w:gutter="0"/>
       <w:cols w:space="708"/>
@@ -6921,7 +6887,7 @@
 </file>
 
 <file path=word/endnotes.xml><?xml version="1.0" encoding="utf-8"?>
-<w:endnotes xmlns:wpc="http://schemas.microsoft.com/office/word/2010/wordprocessingCanvas" xmlns:cx="http://schemas.microsoft.com/office/drawing/2014/chartex" xmlns:cx1="http://schemas.microsoft.com/office/drawing/2015/9/8/chartex" xmlns:cx2="http://schemas.microsoft.com/office/drawing/2015/10/21/chartex" xmlns:cx3="http://schemas.microsoft.com/office/drawing/2016/5/9/chartex" xmlns:cx4="http://schemas.microsoft.com/office/drawing/2016/5/10/chartex" xmlns:cx5="http://schemas.microsoft.com/office/drawing/2016/5/11/chartex" xmlns:cx6="http://schemas.microsoft.com/office/drawing/2016/5/12/chartex" xmlns:cx7="http://schemas.microsoft.com/office/drawing/2016/5/13/chartex" xmlns:cx8="http://schemas.microsoft.com/office/drawing/2016/5/14/chartex" xmlns:mc="http://schemas.openxmlformats.org/markup-compatibility/2006" xmlns:aink="http://schemas.microsoft.com/office/drawing/2016/ink" xmlns:am3d="http://schemas.microsoft.com/office/drawing/2017/model3d" xmlns:o="urn:schemas-microsoft-com:office:office" xmlns:oel="http://schemas.microsoft.com/office/2019/extlst" xmlns:r="http://schemas.openxmlformats.org/officeDocument/2006/relationships" xmlns:m="http://schemas.openxmlformats.org/officeDocument/2006/math" xmlns:v="urn:schemas-microsoft-com:vml" xmlns:wp14="http://schemas.microsoft.com/office/word/2010/wordprocessingDrawing" xmlns:wp="http://schemas.openxmlformats.org/drawingml/2006/wordprocessingDrawing" xmlns:w10="urn:schemas-microsoft-com:office:word" xmlns:w="http://schemas.openxmlformats.org/wordprocessingml/2006/main" xmlns:w14="http://schemas.microsoft.com/office/word/2010/wordml" xmlns:w15="http://schemas.microsoft.com/office/word/2012/wordml" xmlns:w16cex="http://schemas.microsoft.com/office/word/2018/wordml/cex" xmlns:w16cid="http://schemas.microsoft.com/office/word/2016/wordml/cid" xmlns:w16="http://schemas.microsoft.com/office/word/2018/wordml" xmlns:w16du="http://schemas.microsoft.com/office/word/2023/wordml/word16du" xmlns:w16sdtdh="http://schemas.microsoft.com/office/word/2020/wordml/sdtdatahash" xmlns:w16sdtfl="http://schemas.microsoft.com/office/word/2024/wordml/sdtformatlock" xmlns:w16se="http://schemas.microsoft.com/office/word/2015/wordml/symex" xmlns:wpg="http://schemas.microsoft.com/office/word/2010/wordprocessingGroup" xmlns:wpi="http://schemas.microsoft.com/office/word/2010/wordprocessingInk" xmlns:wne="http://schemas.microsoft.com/office/word/2006/wordml" xmlns:wps="http://schemas.microsoft.com/office/word/2010/wordprocessingShape" mc:Ignorable="w14 w15 w16se w16cid w16 w16cex w16sdtdh w16sdtfl w16du wp14">
+<w:endnotes xmlns:mc="http://schemas.openxmlformats.org/markup-compatibility/2006" xmlns:r="http://schemas.openxmlformats.org/officeDocument/2006/relationships" xmlns:w="http://schemas.openxmlformats.org/wordprocessingml/2006/main" xmlns:w14="http://schemas.microsoft.com/office/word/2010/wordml" xmlns:w15="http://schemas.microsoft.com/office/word/2012/wordml" xmlns:w16="http://schemas.microsoft.com/office/word/2018/wordml" xmlns:w16cex="http://schemas.microsoft.com/office/word/2018/wordml/cex" xmlns:w16cid="http://schemas.microsoft.com/office/word/2016/wordml/cid" xmlns:w16du="http://schemas.microsoft.com/office/word/2023/wordml/word16du" xmlns:w16sdtdh="http://schemas.microsoft.com/office/word/2020/wordml/sdtdatahash" xmlns:w16se="http://schemas.microsoft.com/office/word/2015/wordml/symex" xmlns:wp14="http://schemas.microsoft.com/office/word/2010/wordprocessingDrawing" mc:Ignorable="w14 w15 w16se w16cid w16 w16cex w16sdtdh w16du wp14">
   <w:endnote w:type="separator" w:id="-1">
     <w:p>
       <w:pPr>
@@ -6946,7 +6912,7 @@
 </file>
 
 <file path=word/footer1.xml><?xml version="1.0" encoding="utf-8"?>
-<w:ftr xmlns:wpc="http://schemas.microsoft.com/office/word/2010/wordprocessingCanvas" xmlns:cx="http://schemas.microsoft.com/office/drawing/2014/chartex" xmlns:cx1="http://schemas.microsoft.com/office/drawing/2015/9/8/chartex" xmlns:cx2="http://schemas.microsoft.com/office/drawing/2015/10/21/chartex" xmlns:cx3="http://schemas.microsoft.com/office/drawing/2016/5/9/chartex" xmlns:cx4="http://schemas.microsoft.com/office/drawing/2016/5/10/chartex" xmlns:cx5="http://schemas.microsoft.com/office/drawing/2016/5/11/chartex" xmlns:cx6="http://schemas.microsoft.com/office/drawing/2016/5/12/chartex" xmlns:cx7="http://schemas.microsoft.com/office/drawing/2016/5/13/chartex" xmlns:cx8="http://schemas.microsoft.com/office/drawing/2016/5/14/chartex" xmlns:mc="http://schemas.openxmlformats.org/markup-compatibility/2006" xmlns:aink="http://schemas.microsoft.com/office/drawing/2016/ink" xmlns:am3d="http://schemas.microsoft.com/office/drawing/2017/model3d" xmlns:o="urn:schemas-microsoft-com:office:office" xmlns:oel="http://schemas.microsoft.com/office/2019/extlst" xmlns:r="http://schemas.openxmlformats.org/officeDocument/2006/relationships" xmlns:m="http://schemas.openxmlformats.org/officeDocument/2006/math" xmlns:v="urn:schemas-microsoft-com:vml" xmlns:wp14="http://schemas.microsoft.com/office/word/2010/wordprocessingDrawing" xmlns:wp="http://schemas.openxmlformats.org/drawingml/2006/wordprocessingDrawing" xmlns:w10="urn:schemas-microsoft-com:office:word" xmlns:w="http://schemas.openxmlformats.org/wordprocessingml/2006/main" xmlns:w14="http://schemas.microsoft.com/office/word/2010/wordml" xmlns:w15="http://schemas.microsoft.com/office/word/2012/wordml" xmlns:w16cex="http://schemas.microsoft.com/office/word/2018/wordml/cex" xmlns:w16cid="http://schemas.microsoft.com/office/word/2016/wordml/cid" xmlns:w16="http://schemas.microsoft.com/office/word/2018/wordml" xmlns:w16du="http://schemas.microsoft.com/office/word/2023/wordml/word16du" xmlns:w16sdtdh="http://schemas.microsoft.com/office/word/2020/wordml/sdtdatahash" xmlns:w16sdtfl="http://schemas.microsoft.com/office/word/2024/wordml/sdtformatlock" xmlns:w16se="http://schemas.microsoft.com/office/word/2015/wordml/symex" xmlns:wpg="http://schemas.microsoft.com/office/word/2010/wordprocessingGroup" xmlns:wpi="http://schemas.microsoft.com/office/word/2010/wordprocessingInk" xmlns:wne="http://schemas.microsoft.com/office/word/2006/wordml" xmlns:wps="http://schemas.microsoft.com/office/word/2010/wordprocessingShape" mc:Ignorable="w14 w15 w16se w16cid w16 w16cex w16sdtdh w16sdtfl w16du wp14">
+<w:ftr xmlns:mc="http://schemas.openxmlformats.org/markup-compatibility/2006" xmlns:r="http://schemas.openxmlformats.org/officeDocument/2006/relationships" xmlns:w="http://schemas.openxmlformats.org/wordprocessingml/2006/main" xmlns:w14="http://schemas.microsoft.com/office/word/2010/wordml" xmlns:w15="http://schemas.microsoft.com/office/word/2012/wordml" xmlns:w16="http://schemas.microsoft.com/office/word/2018/wordml" xmlns:w16cex="http://schemas.microsoft.com/office/word/2018/wordml/cex" xmlns:w16cid="http://schemas.microsoft.com/office/word/2016/wordml/cid" xmlns:w16du="http://schemas.microsoft.com/office/word/2023/wordml/word16du" xmlns:w16sdtdh="http://schemas.microsoft.com/office/word/2020/wordml/sdtdatahash" xmlns:w16se="http://schemas.microsoft.com/office/word/2015/wordml/symex" xmlns:wp14="http://schemas.microsoft.com/office/word/2010/wordprocessingDrawing" mc:Ignorable="w14 w15 w16se w16cid w16 w16cex w16sdtdh w16du wp14">
   <w:p>
     <w:pPr>
       <w:pBdr>
@@ -7025,7 +6991,7 @@
 </file>
 
 <file path=word/footnotes.xml><?xml version="1.0" encoding="utf-8"?>
-<w:footnotes xmlns:wpc="http://schemas.microsoft.com/office/word/2010/wordprocessingCanvas" xmlns:cx="http://schemas.microsoft.com/office/drawing/2014/chartex" xmlns:cx1="http://schemas.microsoft.com/office/drawing/2015/9/8/chartex" xmlns:cx2="http://schemas.microsoft.com/office/drawing/2015/10/21/chartex" xmlns:cx3="http://schemas.microsoft.com/office/drawing/2016/5/9/chartex" xmlns:cx4="http://schemas.microsoft.com/office/drawing/2016/5/10/chartex" xmlns:cx5="http://schemas.microsoft.com/office/drawing/2016/5/11/chartex" xmlns:cx6="http://schemas.microsoft.com/office/drawing/2016/5/12/chartex" xmlns:cx7="http://schemas.microsoft.com/office/drawing/2016/5/13/chartex" xmlns:cx8="http://schemas.microsoft.com/office/drawing/2016/5/14/chartex" xmlns:mc="http://schemas.openxmlformats.org/markup-compatibility/2006" xmlns:aink="http://schemas.microsoft.com/office/drawing/2016/ink" xmlns:am3d="http://schemas.microsoft.com/office/drawing/2017/model3d" xmlns:o="urn:schemas-microsoft-com:office:office" xmlns:oel="http://schemas.microsoft.com/office/2019/extlst" xmlns:r="http://schemas.openxmlformats.org/officeDocument/2006/relationships" xmlns:m="http://schemas.openxmlformats.org/officeDocument/2006/math" xmlns:v="urn:schemas-microsoft-com:vml" xmlns:wp14="http://schemas.microsoft.com/office/word/2010/wordprocessingDrawing" xmlns:wp="http://schemas.openxmlformats.org/drawingml/2006/wordprocessingDrawing" xmlns:w10="urn:schemas-microsoft-com:office:word" xmlns:w="http://schemas.openxmlformats.org/wordprocessingml/2006/main" xmlns:w14="http://schemas.microsoft.com/office/word/2010/wordml" xmlns:w15="http://schemas.microsoft.com/office/word/2012/wordml" xmlns:w16cex="http://schemas.microsoft.com/office/word/2018/wordml/cex" xmlns:w16cid="http://schemas.microsoft.com/office/word/2016/wordml/cid" xmlns:w16="http://schemas.microsoft.com/office/word/2018/wordml" xmlns:w16du="http://schemas.microsoft.com/office/word/2023/wordml/word16du" xmlns:w16sdtdh="http://schemas.microsoft.com/office/word/2020/wordml/sdtdatahash" xmlns:w16sdtfl="http://schemas.microsoft.com/office/word/2024/wordml/sdtformatlock" xmlns:w16se="http://schemas.microsoft.com/office/word/2015/wordml/symex" xmlns:wpg="http://schemas.microsoft.com/office/word/2010/wordprocessingGroup" xmlns:wpi="http://schemas.microsoft.com/office/word/2010/wordprocessingInk" xmlns:wne="http://schemas.microsoft.com/office/word/2006/wordml" xmlns:wps="http://schemas.microsoft.com/office/word/2010/wordprocessingShape" mc:Ignorable="w14 w15 w16se w16cid w16 w16cex w16sdtdh w16sdtfl w16du wp14">
+<w:footnotes xmlns:mc="http://schemas.openxmlformats.org/markup-compatibility/2006" xmlns:r="http://schemas.openxmlformats.org/officeDocument/2006/relationships" xmlns:w="http://schemas.openxmlformats.org/wordprocessingml/2006/main" xmlns:w14="http://schemas.microsoft.com/office/word/2010/wordml" xmlns:w15="http://schemas.microsoft.com/office/word/2012/wordml" xmlns:w16="http://schemas.microsoft.com/office/word/2018/wordml" xmlns:w16cex="http://schemas.microsoft.com/office/word/2018/wordml/cex" xmlns:w16cid="http://schemas.microsoft.com/office/word/2016/wordml/cid" xmlns:w16du="http://schemas.microsoft.com/office/word/2023/wordml/word16du" xmlns:w16sdtdh="http://schemas.microsoft.com/office/word/2020/wordml/sdtdatahash" xmlns:w16se="http://schemas.microsoft.com/office/word/2015/wordml/symex" xmlns:wp14="http://schemas.microsoft.com/office/word/2010/wordprocessingDrawing" mc:Ignorable="w14 w15 w16se w16cid w16 w16cex w16sdtdh w16du wp14">
   <w:footnote w:type="separator" w:id="-1">
     <w:p>
       <w:pPr>
@@ -9042,6 +9008,161 @@
       </w:pPr>
     </w:p>
   </w:footnote>
+  <w:footnote w:id="17">
+    <w:p>
+      <w:pPr>
+        <w:pStyle w:val="Textonotapie"/>
+        <w:ind w:left="567" w:hanging="567"/>
+        <w:jc w:val="both"/>
+      </w:pPr>
+      <w:r>
+        <w:rPr>
+          <w:rStyle w:val="Refdenotaalpie"/>
+          <w:rFonts w:ascii="Arial Narrow" w:hAnsi="Arial Narrow" w:cs="Arial"/>
+          <w:sz w:val="16"/>
+          <w:szCs w:val="14"/>
+          <w:vertAlign w:val="superscript"/>
+        </w:rPr>
+        <w:footnoteRef/>
+      </w:r>
+      <w:r>
+        <w:rPr>
+          <w:rFonts w:ascii="Arial Narrow" w:hAnsi="Arial Narrow" w:cs="Arial"/>
+          <w:sz w:val="14"/>
+          <w:szCs w:val="14"/>
+        </w:rPr>
+        <w:tab/>
+      </w:r>
+      <w:r>
+        <w:rPr>
+          <w:rFonts w:ascii="Arial Narrow" w:hAnsi="Arial Narrow" w:cs="Arial"/>
+          <w:b/>
+          <w:bCs/>
+          <w:sz w:val="14"/>
+          <w:szCs w:val="14"/>
+        </w:rPr>
+        <w:t xml:space="preserve">DECRETO LEGISLATIVO 807, LEY SOBRE FACULTADES, NORMAS Y ORGANIZACIÓN DEL INDECOPI, publicado el 18 de abril de 1996</w:t>
+      </w:r>
+    </w:p>
+    <w:p>
+      <w:pPr>
+        <w:pStyle w:val="Textonotapie"/>
+        <w:ind w:left="567" w:hanging="567"/>
+        <w:jc w:val="both"/>
+      </w:pPr>
+      <w:r>
+        <w:rPr>
+          <w:rFonts w:ascii="Arial Narrow" w:hAnsi="Arial Narrow" w:cs="Arial"/>
+          <w:sz w:val="14"/>
+          <w:szCs w:val="14"/>
+        </w:rPr>
+        <w:tab/>
+      </w:r>
+      <w:r>
+        <w:rPr>
+          <w:rFonts w:ascii="Arial Narrow" w:hAnsi="Arial Narrow" w:cs="Arial"/>
+          <w:b/>
+          <w:bCs/>
+          <w:sz w:val="14"/>
+          <w:szCs w:val="14"/>
+        </w:rPr>
+        <w:t xml:space="preserve">Artículo 26.-</w:t>
+      </w:r>
+      <w:r>
+        <w:rPr>
+          <w:rFonts w:ascii="Arial Narrow" w:hAnsi="Arial Narrow" w:cs="Arial"/>
+          <w:sz w:val="14"/>
+          <w:szCs w:val="14"/>
+        </w:rPr>
+        <w:t xml:space="preserve"> Una vez admitida a trámite la denuncia, se correrá traslado de la misma al denunciado, a fin de que éste presente su descargo. El plazo para la presentación del descargo será de cinco (5) días contados desde la notificación, vencido el cual, el Secretario Técnico declarará en rebeldía al denunciado que no lo hubiera presentado.</w:t>
+      </w:r>
+    </w:p>
+  </w:footnote>
+  <w:footnote w:id="18">
+    <w:p>
+      <w:pPr>
+        <w:pStyle w:val="Textonotapie"/>
+        <w:ind w:left="567" w:hanging="567"/>
+        <w:jc w:val="both"/>
+      </w:pPr>
+      <w:r>
+        <w:rPr>
+          <w:rStyle w:val="Refdenotaalpie"/>
+          <w:rFonts w:ascii="Arial Narrow" w:hAnsi="Arial Narrow" w:cs="Arial"/>
+          <w:sz w:val="16"/>
+          <w:szCs w:val="14"/>
+          <w:vertAlign w:val="superscript"/>
+        </w:rPr>
+        <w:footnoteRef/>
+      </w:r>
+      <w:r>
+        <w:rPr>
+          <w:rFonts w:ascii="Arial Narrow" w:hAnsi="Arial Narrow" w:cs="Arial"/>
+          <w:sz w:val="14"/>
+          <w:szCs w:val="14"/>
+        </w:rPr>
+        <w:tab/>
+      </w:r>
+      <w:r>
+        <w:rPr>
+          <w:rFonts w:ascii="Arial Narrow" w:hAnsi="Arial Narrow" w:cs="Arial"/>
+          <w:b/>
+          <w:bCs/>
+          <w:sz w:val="14"/>
+          <w:szCs w:val="14"/>
+        </w:rPr>
+        <w:t xml:space="preserve">DECRETO SUPREMO 006-2026-JUS, TEXTO ÚNICO ORDENADO DE LA LEY 27444, LEY DEL PROCEDIMIENTO ADMINISTRATIVO GENERAL, publicado el 30 de abril de 2026</w:t>
+      </w:r>
+    </w:p>
+    <w:p>
+      <w:pPr>
+        <w:pStyle w:val="Textonotapie"/>
+        <w:ind w:left="567" w:hanging="567"/>
+        <w:jc w:val="both"/>
+      </w:pPr>
+      <w:r>
+        <w:rPr>
+          <w:rFonts w:ascii="Arial Narrow" w:hAnsi="Arial Narrow" w:cs="Arial"/>
+          <w:sz w:val="14"/>
+          <w:szCs w:val="14"/>
+        </w:rPr>
+        <w:tab/>
+      </w:r>
+      <w:r>
+        <w:rPr>
+          <w:rFonts w:ascii="Arial Narrow" w:hAnsi="Arial Narrow" w:cs="Arial"/>
+          <w:b/>
+          <w:bCs/>
+          <w:sz w:val="14"/>
+          <w:szCs w:val="14"/>
+        </w:rPr>
+        <w:t xml:space="preserve">Artículo 223.- Contestación de la reclamación</w:t>
+      </w:r>
+    </w:p>
+    <w:p>
+      <w:pPr>
+        <w:pStyle w:val="Textonotapie"/>
+        <w:ind w:left="567" w:hanging="567"/>
+        <w:jc w:val="both"/>
+      </w:pPr>
+      <w:r>
+        <w:rPr>
+          <w:rFonts w:ascii="Arial Narrow" w:hAnsi="Arial Narrow" w:cs="Arial"/>
+          <w:sz w:val="14"/>
+          <w:szCs w:val="14"/>
+        </w:rPr>
+        <w:tab/>
+      </w:r>
+      <w:r>
+        <w:rPr>
+          <w:rFonts w:ascii="Arial Narrow" w:hAnsi="Arial Narrow" w:cs="Arial"/>
+          <w:sz w:val="14"/>
+          <w:szCs w:val="14"/>
+        </w:rPr>
+        <w:t xml:space="preserve">223.1 El reclamado deberá presentar la contestación de la reclamación dentro de los quince (15) días posteriores a la notificación de ésta; vencido este plazo, la Administración declarará en rebeldía al reclamado que no la hubiera presentado. La contestación deberá contener los requisitos de los escritos previstos en el artículo 113 de la presente Ley, así como la absolución de todos los asuntos controvertidos de hecho y de derecho, Las alegaciones y los hechos relevantes de la reclamación, salvo que hayan sido específicamente negadas en la contestación, se tendrán por aceptadas o merituadas como ciertas.</w:t>
+      </w:r>
+    </w:p>
+  </w:footnote>
   <w:footnote w:id="12">
     <w:p>
       <w:pPr>
@@ -10604,7 +10725,7 @@
 </file>
 
 <file path=word/header1.xml><?xml version="1.0" encoding="utf-8"?>
-<w:hdr xmlns:wpc="http://schemas.microsoft.com/office/word/2010/wordprocessingCanvas" xmlns:cx="http://schemas.microsoft.com/office/drawing/2014/chartex" xmlns:cx1="http://schemas.microsoft.com/office/drawing/2015/9/8/chartex" xmlns:cx2="http://schemas.microsoft.com/office/drawing/2015/10/21/chartex" xmlns:cx3="http://schemas.microsoft.com/office/drawing/2016/5/9/chartex" xmlns:cx4="http://schemas.microsoft.com/office/drawing/2016/5/10/chartex" xmlns:cx5="http://schemas.microsoft.com/office/drawing/2016/5/11/chartex" xmlns:cx6="http://schemas.microsoft.com/office/drawing/2016/5/12/chartex" xmlns:cx7="http://schemas.microsoft.com/office/drawing/2016/5/13/chartex" xmlns:cx8="http://schemas.microsoft.com/office/drawing/2016/5/14/chartex" xmlns:mc="http://schemas.openxmlformats.org/markup-compatibility/2006" xmlns:aink="http://schemas.microsoft.com/office/drawing/2016/ink" xmlns:am3d="http://schemas.microsoft.com/office/drawing/2017/model3d" xmlns:o="urn:schemas-microsoft-com:office:office" xmlns:oel="http://schemas.microsoft.com/office/2019/extlst" xmlns:r="http://schemas.openxmlformats.org/officeDocument/2006/relationships" xmlns:m="http://schemas.openxmlformats.org/officeDocument/2006/math" xmlns:v="urn:schemas-microsoft-com:vml" xmlns:wp14="http://schemas.microsoft.com/office/word/2010/wordprocessingDrawing" xmlns:wp="http://schemas.openxmlformats.org/drawingml/2006/wordprocessingDrawing" xmlns:w10="urn:schemas-microsoft-com:office:word" xmlns:w="http://schemas.openxmlformats.org/wordprocessingml/2006/main" xmlns:w14="http://schemas.microsoft.com/office/word/2010/wordml" xmlns:w15="http://schemas.microsoft.com/office/word/2012/wordml" xmlns:w16cex="http://schemas.microsoft.com/office/word/2018/wordml/cex" xmlns:w16cid="http://schemas.microsoft.com/office/word/2016/wordml/cid" xmlns:w16="http://schemas.microsoft.com/office/word/2018/wordml" xmlns:w16du="http://schemas.microsoft.com/office/word/2023/wordml/word16du" xmlns:w16sdtdh="http://schemas.microsoft.com/office/word/2020/wordml/sdtdatahash" xmlns:w16sdtfl="http://schemas.microsoft.com/office/word/2024/wordml/sdtformatlock" xmlns:w16se="http://schemas.microsoft.com/office/word/2015/wordml/symex" xmlns:wpg="http://schemas.microsoft.com/office/word/2010/wordprocessingGroup" xmlns:wpi="http://schemas.microsoft.com/office/word/2010/wordprocessingInk" xmlns:wne="http://schemas.microsoft.com/office/word/2006/wordml" xmlns:wps="http://schemas.microsoft.com/office/word/2010/wordprocessingShape" mc:Ignorable="w14 w15 w16se w16cid w16 w16cex w16sdtdh w16sdtfl w16du wp14">
+<w:hdr xmlns:a="http://schemas.openxmlformats.org/drawingml/2006/main" xmlns:a14="http://schemas.microsoft.com/office/drawing/2010/main" xmlns:mc="http://schemas.openxmlformats.org/markup-compatibility/2006" xmlns:pic="http://schemas.openxmlformats.org/drawingml/2006/picture" xmlns:r="http://schemas.openxmlformats.org/officeDocument/2006/relationships" xmlns:w="http://schemas.openxmlformats.org/wordprocessingml/2006/main" xmlns:w14="http://schemas.microsoft.com/office/word/2010/wordml" xmlns:w15="http://schemas.microsoft.com/office/word/2012/wordml" xmlns:w16="http://schemas.microsoft.com/office/word/2018/wordml" xmlns:w16cex="http://schemas.microsoft.com/office/word/2018/wordml/cex" xmlns:w16cid="http://schemas.microsoft.com/office/word/2016/wordml/cid" xmlns:w16du="http://schemas.microsoft.com/office/word/2023/wordml/word16du" xmlns:w16sdtdh="http://schemas.microsoft.com/office/word/2020/wordml/sdtdatahash" xmlns:w16se="http://schemas.microsoft.com/office/word/2015/wordml/symex" xmlns:wp="http://schemas.openxmlformats.org/drawingml/2006/wordprocessingDrawing" xmlns:wp14="http://schemas.microsoft.com/office/word/2010/wordprocessingDrawing" mc:Ignorable="w14 w15 w16se w16cid w16 w16cex w16sdtdh w16du wp14">
   <w:tbl>
     <w:tblPr>
       <w:tblW w:w="8645" w:type="dxa"/>

--- a/plantillas_maestras/01_seguro_vehicular/discriminacion/2_o_mas_ddos_varios/mujer/TPL_1519_2025_SEGURO_VEHICULAR_DISCRIMINACION_ASEGURADORA_MUJER_R2.docx
+++ b/plantillas_maestras/01_seguro_vehicular/discriminacion/2_o_mas_ddos_varios/mujer/TPL_1519_2025_SEGURO_VEHICULAR_DISCRIMINACION_ASEGURADORA_MUJER_R2.docx
@@ -735,55 +735,7 @@
           <w:lang w:val="es-ES" w:eastAsia="es-ES"/>
           <w14:ligatures w14:val="none"/>
         </w:rPr>
-        <w:t xml:space="preserve">Mediante el escrito del 5 de junio de 2025, subsanado con el escrito del 5 de agosto de 2025, la señora [APELLIDO] y el señor [APELLIDO] denunciaron a Pacífico por presuntas infracciones a la Ley 29571, Código de Protección y Defensa del Consumidor (en adelante, Código), señalando lo siguiente:</w:t>
-      </w:r>
-      <w:r>
-        <w:rPr>
-          <w:rFonts w:ascii="Arial Narrow" w:eastAsia="Arial Narrow" w:hAnsi="Arial Narrow" w:cs="Arial Narrow"/>
-          <w:color w:val="000000"/>
-          <w:kern w:val="0"/>
-          <w:sz w:val="22"/>
-          <w:szCs w:val="22"/>
-          <w:lang w:val="es-ES" w:eastAsia="es-ES"/>
-          <w14:ligatures w14:val="none"/>
-        </w:rPr>
-        <w:t/>
-      </w:r>
-      <w:r>
-        <w:rPr>
-          <w:rFonts w:ascii="Arial Narrow" w:eastAsia="Arial Narrow" w:hAnsi="Arial Narrow" w:cs="Arial Narrow"/>
-          <w:color w:val="000000"/>
-          <w:kern w:val="0"/>
-          <w:sz w:val="22"/>
-          <w:szCs w:val="22"/>
-          <w:lang w:val="es-ES" w:eastAsia="es-ES"/>
-          <w14:ligatures w14:val="none"/>
-        </w:rPr>
-        <w:t xml:space="preserve"/>
-      </w:r>
-      <w:r>
-        <w:rPr>
-          <w:rFonts w:ascii="Arial Narrow" w:eastAsia="Arial Narrow" w:hAnsi="Arial Narrow" w:cs="Arial Narrow"/>
-          <w:color w:val="000000"/>
-          <w:kern w:val="0"/>
-          <w:sz w:val="22"/>
-          <w:szCs w:val="22"/>
-          <w:lang w:val="es-ES" w:eastAsia="es-ES"/>
-          <w14:ligatures w14:val="none"/>
-        </w:rPr>
-        <w:t/>
-      </w:r>
-      <w:r>
-        <w:rPr>
-          <w:rFonts w:ascii="Arial Narrow" w:eastAsia="Arial Narrow" w:hAnsi="Arial Narrow" w:cs="Arial Narrow"/>
-          <w:color w:val="000000"/>
-          <w:kern w:val="0"/>
-          <w:sz w:val="22"/>
-          <w:szCs w:val="22"/>
-          <w:lang w:val="es-ES" w:eastAsia="es-ES"/>
-          <w14:ligatures w14:val="none"/>
-        </w:rPr>
-        <w:t/>
+        <w:t xml:space="preserve">Mediante el escrito del 5 de junio de 2025, subsanado con el escrito del 5 de agosto de 2025, la señora [APELLIDO] y el señor [APELLIDO] denunciaron a Pacífico por presuntas infracciones a la Ley 29571, Código de Protección y Defensa del Consumidor</w:t>
       </w:r>
       <w:r>
         <w:rPr>
@@ -802,46 +754,50 @@
       <w:r>
         <w:rPr>
           <w:rFonts w:ascii="Arial Narrow" w:eastAsia="Arial Narrow" w:hAnsi="Arial Narrow" w:cs="Arial Narrow"/>
-          <w:kern w:val="0"/>
-          <w14:ligatures w14:val="none"/>
-          <w:sz w:val="22"/>
-          <w:szCs w:val="22"/>
+          <w:color w:val="000000"/>
+          <w:kern w:val="0"/>
+          <w:sz w:val="22"/>
+          <w:szCs w:val="22"/>
+          <w:lang w:val="es-ES" w:eastAsia="es-ES"/>
+          <w14:ligatures w14:val="none"/>
+        </w:rPr>
+        <w:t xml:space="preserve"> (en adelante, Código), señalando lo siguiente:</w:t>
+      </w:r>
+      <w:r>
+        <w:rPr>
+          <w:rFonts w:ascii="Arial Narrow" w:eastAsia="Arial Narrow" w:hAnsi="Arial Narrow" w:cs="Arial Narrow"/>
+          <w:color w:val="000000"/>
+          <w:kern w:val="0"/>
+          <w:sz w:val="22"/>
+          <w:szCs w:val="22"/>
+          <w:lang w:val="es-ES" w:eastAsia="es-ES"/>
+          <w14:ligatures w14:val="none"/>
+        </w:rPr>
+        <w:t/>
+      </w:r>
+      <w:r>
+        <w:rPr>
+          <w:rFonts w:ascii="Arial Narrow" w:eastAsia="Arial Narrow" w:hAnsi="Arial Narrow" w:cs="Arial Narrow"/>
+          <w:color w:val="000000"/>
+          <w:kern w:val="0"/>
+          <w:sz w:val="22"/>
+          <w:szCs w:val="22"/>
+          <w:lang w:val="es-ES" w:eastAsia="es-ES"/>
+          <w14:ligatures w14:val="none"/>
         </w:rPr>
         <w:t xml:space="preserve"/>
       </w:r>
       <w:r>
         <w:rPr>
           <w:rFonts w:ascii="Arial Narrow" w:eastAsia="Arial Narrow" w:hAnsi="Arial Narrow" w:cs="Arial Narrow"/>
-          <w:kern w:val="0"/>
-          <w14:ligatures w14:val="none"/>
-          <w:sz w:val="22"/>
-          <w:szCs w:val="22"/>
+          <w:color w:val="000000"/>
+          <w:kern w:val="0"/>
+          <w:sz w:val="22"/>
+          <w:szCs w:val="22"/>
+          <w:lang w:val="es-ES" w:eastAsia="es-ES"/>
+          <w14:ligatures w14:val="none"/>
         </w:rPr>
         <w:t/>
-      </w:r>
-      <w:r>
-        <w:rPr>
-          <w:rFonts w:ascii="Arial Narrow" w:eastAsia="Arial Narrow" w:hAnsi="Arial Narrow" w:cs="Arial Narrow"/>
-          <w:color w:val="000000"/>
-          <w:kern w:val="0"/>
-          <w:sz w:val="22"/>
-          <w:szCs w:val="22"/>
-          <w:lang w:val="es-ES" w:eastAsia="es-ES"/>
-          <w14:ligatures w14:val="none"/>
-        </w:rPr>
-        <w:t xml:space="preserve"/>
-      </w:r>
-      <w:r>
-        <w:rPr>
-          <w:rFonts w:ascii="Arial Narrow" w:eastAsia="Arial Narrow" w:hAnsi="Arial Narrow" w:cs="Arial Narrow"/>
-          <w:color w:val="000000"/>
-          <w:kern w:val="0"/>
-          <w:sz w:val="22"/>
-          <w:szCs w:val="22"/>
-          <w:lang w:val="es-ES" w:eastAsia="es-ES"/>
-          <w14:ligatures w14:val="none"/>
-        </w:rPr>
-        <w:t xml:space="preserve"/>
       </w:r>
       <w:r>
         <w:rPr>
@@ -868,6 +824,62 @@
           <w14:ligatures w14:val="none"/>
         </w:rPr>
         <w:footnoteReference w:id="2"/>
+      </w:r>
+      <w:r>
+        <w:rPr>
+          <w:rFonts w:ascii="Arial Narrow" w:eastAsia="Arial Narrow" w:hAnsi="Arial Narrow" w:cs="Arial Narrow"/>
+          <w:kern w:val="0"/>
+          <w14:ligatures w14:val="none"/>
+          <w:sz w:val="22"/>
+          <w:szCs w:val="22"/>
+        </w:rPr>
+        <w:t xml:space="preserve"/>
+      </w:r>
+      <w:r>
+        <w:rPr>
+          <w:rFonts w:ascii="Arial Narrow" w:eastAsia="Arial Narrow" w:hAnsi="Arial Narrow" w:cs="Arial Narrow"/>
+          <w:kern w:val="0"/>
+          <w14:ligatures w14:val="none"/>
+          <w:sz w:val="22"/>
+          <w:szCs w:val="22"/>
+        </w:rPr>
+        <w:t/>
+      </w:r>
+      <w:r>
+        <w:rPr>
+          <w:rFonts w:ascii="Arial Narrow" w:eastAsia="Arial Narrow" w:hAnsi="Arial Narrow" w:cs="Arial Narrow"/>
+          <w:color w:val="000000"/>
+          <w:kern w:val="0"/>
+          <w:sz w:val="22"/>
+          <w:szCs w:val="22"/>
+          <w:lang w:val="es-ES" w:eastAsia="es-ES"/>
+          <w14:ligatures w14:val="none"/>
+        </w:rPr>
+        <w:t xml:space="preserve"/>
+      </w:r>
+      <w:r>
+        <w:rPr>
+          <w:rFonts w:ascii="Arial Narrow" w:eastAsia="Arial Narrow" w:hAnsi="Arial Narrow" w:cs="Arial Narrow"/>
+          <w:color w:val="000000"/>
+          <w:kern w:val="0"/>
+          <w:sz w:val="22"/>
+          <w:szCs w:val="22"/>
+          <w:lang w:val="es-ES" w:eastAsia="es-ES"/>
+          <w14:ligatures w14:val="none"/>
+        </w:rPr>
+        <w:t xml:space="preserve"/>
+      </w:r>
+      <w:r>
+        <w:rPr>
+          <w:rFonts w:ascii="Arial Narrow" w:eastAsia="Arial Narrow" w:hAnsi="Arial Narrow" w:cs="Arial Narrow"/>
+          <w:color w:val="000000"/>
+          <w:kern w:val="0"/>
+          <w:sz w:val="22"/>
+          <w:szCs w:val="22"/>
+          <w:lang w:val="es-ES" w:eastAsia="es-ES"/>
+          <w14:ligatures w14:val="none"/>
+        </w:rPr>
+        <w:t/>
       </w:r>
       <w:r>
         <w:rPr>
@@ -4584,7 +4596,19 @@
           <w:lang w:eastAsia="es-PE"/>
           <w14:ligatures w14:val="none"/>
         </w:rPr>
-        <w:t xml:space="preserve">PRIMERO: admitir a trámite la denuncia del 5 de junio de 2025, subsanado con el escrito del 5 de agosto de 2025, interpuesta por la señora [APELLIDO] Fernández y al señor [APELLIDO] contra Pacífico Compañía de Seguros y Reaseguros S.A., por lo siguiente:</w:t>
+        <w:t xml:space="preserve">PRIMERO:</w:t>
+      </w:r>
+      <w:r>
+        <w:rPr>
+          <w:rFonts w:ascii="Arial Narrow" w:eastAsia="Arial Narrow" w:hAnsi="Arial Narrow" w:cs="Arial Narrow"/>
+          <w:color w:val="000000"/>
+          <w:kern w:val="0"/>
+          <w:sz w:val="22"/>
+          <w:szCs w:val="22"/>
+          <w:lang w:eastAsia="es-PE"/>
+          <w14:ligatures w14:val="none"/>
+        </w:rPr>
+        <w:t xml:space="preserve"> admitir a trámite la denuncia del 5 de junio de 2025, subsanado con el escrito del 5 de agosto de 2025, interpuesta por la señora [APELLIDO] Fernández y al señor [APELLIDO] contra Pacífico Compañía de Seguros y Reaseguros S.A., por lo siguiente:</w:t>
       </w:r>
       <w:r>
         <w:rPr>
@@ -4756,7 +4780,6 @@
       <w:r>
         <w:rPr>
           <w:rFonts w:ascii="Arial Narrow" w:eastAsia="Arial Narrow" w:hAnsi="Arial Narrow" w:cs="Arial Narrow"/>
-          <w:bCs/>
           <w:sz w:val="22"/>
           <w:szCs w:val="22"/>
         </w:rPr>
@@ -6103,7 +6126,19 @@
           <w:lang w:eastAsia="es-PE"/>
           <w14:ligatures w14:val="none"/>
         </w:rPr>
-        <w:t xml:space="preserve">TERCERO: </w:t>
+        <w:t xml:space="preserve">TERCERO:</w:t>
+      </w:r>
+      <w:r>
+        <w:rPr>
+          <w:rFonts w:ascii="Arial Narrow" w:eastAsia="Arial Narrow" w:hAnsi="Arial Narrow" w:cs="Arial Narrow"/>
+          <w:color w:val="000000"/>
+          <w:kern w:val="0"/>
+          <w:sz w:val="22"/>
+          <w:szCs w:val="22"/>
+          <w:lang w:eastAsia="es-PE"/>
+          <w14:ligatures w14:val="none"/>
+        </w:rPr>
+        <w:t xml:space="preserve"> </w:t>
       </w:r>
       <w:r>
         <w:rPr>
@@ -6120,7 +6155,6 @@
       <w:r>
         <w:rPr>
           <w:rFonts w:ascii="Arial Narrow" w:eastAsia="Arial Narrow" w:hAnsi="Arial Narrow" w:cs="Arial Narrow"/>
-          <w:bCs/>
           <w:sz w:val="22"/>
           <w:szCs w:val="22"/>
         </w:rPr>
@@ -6515,7 +6549,15 @@
           <w:sz w:val="22"/>
           <w:szCs w:val="22"/>
         </w:rPr>
-        <w:t xml:space="preserve">CUARTO: </w:t>
+        <w:t xml:space="preserve">CUARTO:</w:t>
+      </w:r>
+      <w:r>
+        <w:rPr>
+          <w:rFonts w:ascii="Arial Narrow" w:eastAsia="Arial Narrow" w:hAnsi="Arial Narrow" w:cs="Arial Narrow"/>
+          <w:sz w:val="22"/>
+          <w:szCs w:val="22"/>
+        </w:rPr>
+        <w:t xml:space="preserve"> </w:t>
       </w:r>
       <w:r>
         <w:rPr>
@@ -6537,7 +6579,7 @@
           <w:lang w:val="es-ES" w:eastAsia="es-ES"/>
           <w14:ligatures w14:val="none"/>
         </w:rPr>
-        <w:footnoteReference w:id="17"/>
+        <w:footnoteReference w:id="12"/>
       </w:r>
       <w:r>
         <w:rPr>
@@ -6559,7 +6601,7 @@
           <w:lang w:val="es-ES" w:eastAsia="es-ES"/>
           <w14:ligatures w14:val="none"/>
         </w:rPr>
-        <w:footnoteReference w:id="18"/>
+        <w:footnoteReference w:id="13"/>
       </w:r>
       <w:r>
         <w:rPr>
@@ -6610,7 +6652,19 @@
           <w:lang w:eastAsia="es-PE"/>
           <w14:ligatures w14:val="none"/>
         </w:rPr>
-        <w:t xml:space="preserve">QUINTO: </w:t>
+        <w:t xml:space="preserve">QUINTO:</w:t>
+      </w:r>
+      <w:r>
+        <w:rPr>
+          <w:rFonts w:ascii="Arial Narrow" w:eastAsia="Arial Narrow" w:hAnsi="Arial Narrow" w:cs="Arial Narrow"/>
+          <w:color w:val="000000"/>
+          <w:kern w:val="0"/>
+          <w:sz w:val="22"/>
+          <w:szCs w:val="22"/>
+          <w:lang w:eastAsia="es-PE"/>
+          <w14:ligatures w14:val="none"/>
+        </w:rPr>
+        <w:t xml:space="preserve"> </w:t>
       </w:r>
       <w:bookmarkStart w:id="6" w:name="_Hlk188286813"/>
       <w:r>
@@ -6978,7 +7032,7 @@
           <w:lang w:eastAsia="es-PE"/>
           <w14:ligatures w14:val="none"/>
         </w:rPr>
-        <w:footnoteReference w:id="12"/>
+        <w:footnoteReference w:id="14"/>
       </w:r>
       <w:r>
         <w:rPr>
@@ -7076,7 +7130,7 @@
           <w:lang w:eastAsia="es-PE"/>
           <w14:ligatures w14:val="none"/>
         </w:rPr>
-        <w:footnoteReference w:id="13"/>
+        <w:footnoteReference w:id="15"/>
       </w:r>
       <w:r>
         <w:rPr>
@@ -7140,7 +7194,7 @@
           <w:lang w:eastAsia="es-PE"/>
           <w14:ligatures w14:val="none"/>
         </w:rPr>
-        <w:footnoteReference w:id="14"/>
+        <w:footnoteReference w:id="16"/>
       </w:r>
       <w:r>
         <w:rPr>
@@ -7354,7 +7408,7 @@
           <w:vertAlign w:val="superscript"/>
           <w14:ligatures w14:val="none"/>
         </w:rPr>
-        <w:footnoteReference w:id="15"/>
+        <w:footnoteReference w:id="17"/>
       </w:r>
       <w:r>
         <w:rPr>
@@ -7383,7 +7437,6 @@
           <w:kern w:val="0"/>
           <w:sz w:val="22"/>
           <w:szCs w:val="22"/>
-          <w:u w:val="single"/>
           <w14:ligatures w14:val="none"/>
         </w:rPr>
         <w:t>expresamente su facultad para asistir y conciliar en su representación</w:t>
@@ -7391,7 +7444,6 @@
       <w:r>
         <w:rPr>
           <w:rFonts w:ascii="Arial Narrow" w:eastAsia="Arial Narrow" w:hAnsi="Arial Narrow" w:cs="Arial Narrow"/>
-          <w:bCs/>
           <w:kern w:val="0"/>
           <w14:ligatures w14:val="none"/>
           <w:sz w:val="22"/>
@@ -7402,8 +7454,6 @@
       <w:r>
         <w:rPr>
           <w:rFonts w:ascii="Arial Narrow" w:eastAsia="Arial Narrow" w:hAnsi="Arial Narrow" w:cs="Arial Narrow"/>
-          <w:b/>
-          <w:bCs/>
           <w:kern w:val="0"/>
           <w14:ligatures w14:val="none"/>
           <w:sz w:val="22"/>
@@ -7417,7 +7467,6 @@
           <w:kern w:val="0"/>
           <w:sz w:val="22"/>
           <w:szCs w:val="22"/>
-          <w:u w:val="single"/>
           <w14:ligatures w14:val="none"/>
         </w:rPr>
         <w:t xml:space="preserve">Ello bajo apercibimiento de no realizar la audiencia de conciliación y levantar el acta de inasistencia correspondiente. </w:t>
@@ -7516,15 +7565,23 @@
           <w:sz w:val="22"/>
           <w:szCs w:val="22"/>
         </w:rPr>
-        <w:t xml:space="preserve">DÉCIMO: </w:t>
-      </w:r>
-      <w:r>
-        <w:rPr>
-          <w:rFonts w:ascii="Arial Narrow" w:eastAsia="Arial Narrow" w:hAnsi="Arial Narrow" w:cs="Arial Narrow"/>
-          <w:sz w:val="22"/>
-          <w:szCs w:val="22"/>
-        </w:rPr>
-        <w:t xml:space="preserve">requerir a la señora [APELLIDO] Fernández y al señor [APELLIDO] para que, dentro del plazo de dos (2) días hábiles siguientes a la fecha en que reciban la notificación en su bandeja de correo electrónico, efectúen la confirmación de recepción de la notificación remitida por este despacho a su correo electrónico, de conformidad con el segundo párrafo del numeral 4 del artículo 20 del Texto Único Ordenado de la Ley del Procedimiento Administrativo General, aprobado mediante Decreto Supremo 006-2026-JUS, bajo apercibimiento de rehacer el acto de notificación y notificarle conforme al numeral 1 del artículo 20 del citado cuerpo normativo.</w:t>
+        <w:t xml:space="preserve">DÉCIMO:</w:t>
+      </w:r>
+      <w:r>
+        <w:rPr>
+          <w:rFonts w:ascii="Arial Narrow" w:eastAsia="Arial Narrow" w:hAnsi="Arial Narrow" w:cs="Arial Narrow"/>
+          <w:sz w:val="22"/>
+          <w:szCs w:val="22"/>
+        </w:rPr>
+        <w:t xml:space="preserve"> </w:t>
+      </w:r>
+      <w:r>
+        <w:rPr>
+          <w:rFonts w:ascii="Arial Narrow" w:eastAsia="Arial Narrow" w:hAnsi="Arial Narrow" w:cs="Arial Narrow"/>
+          <w:sz w:val="22"/>
+          <w:szCs w:val="22"/>
+        </w:rPr>
+        <w:t xml:space="preserve">requerir a la señora [APELLIDO] Fernández y al señor [APELLIDO] para que, dentro del plazo de dos (2) días hábiles siguientes a la fecha en que reciban la notificación en su bandeja de correo electrónico, efectúen la confirmación de recepción de la notificación remitida por este despacho a su correo electrónico, de conformidad con el segundo párrafo del numeral 4 del artículo 20 del Texto Único Ordenado de la Ley del Procedimiento Administrativo General, aprobado mediante Decreto Supremo 006-2026-JUS, bajo apercibimiento de rehacer el acto de notificación y notificarles conforme al numeral 1 del artículo 20 del citado cuerpo normativo.</w:t>
       </w:r>
       <w:r>
         <w:rPr>
@@ -7760,7 +7817,7 @@
           <w:szCs w:val="22"/>
           <w:vertAlign w:val="superscript"/>
         </w:rPr>
-        <w:footnoteReference w:id="16"/>
+        <w:footnoteReference w:id="18"/>
       </w:r>
       <w:r>
         <w:rPr>
@@ -7972,6 +8029,36 @@
       </w:pPr>
     </w:p>
     <w:bookmarkEnd w:id="0"/>
+    <w:p>
+      <w:pPr>
+        <w:shd w:val="clear" w:color="auto" w:fill="FFFFFF"/>
+        <w:spacing w:after="0" w:line="240" w:lineRule="auto"/>
+        <w:jc w:val="center"/>
+        <w:rPr>
+          <w:rFonts w:ascii="Arial Narrow" w:eastAsia="Arial Narrow" w:hAnsi="Arial Narrow" w:cs="Arial Narrow"/>
+          <w:b/>
+          <w:bCs/>
+          <w:color w:val="000000"/>
+          <w:kern w:val="0"/>
+          <w14:ligatures w14:val="none"/>
+          <w:sz w:val="22"/>
+          <w:szCs w:val="22"/>
+        </w:rPr>
+      </w:pPr>
+      <w:r>
+        <w:rPr>
+          <w:rFonts w:ascii="Arial Narrow" w:eastAsia="Arial Narrow" w:hAnsi="Arial Narrow" w:cs="Arial Narrow"/>
+          <w:b/>
+          <w:bCs/>
+          <w:color w:val="000000"/>
+          <w:kern w:val="0"/>
+          <w14:ligatures w14:val="none"/>
+          <w:sz w:val="22"/>
+          <w:szCs w:val="22"/>
+        </w:rPr>
+        <w:t xml:space="preserve">Firmado digitalmente por</w:t>
+      </w:r>
+    </w:p>
     <w:p>
       <w:pPr>
         <w:shd w:val="clear" w:color="auto" w:fill="FFFFFF"/>
@@ -8281,6 +8368,9 @@
     <w:p>
       <w:pPr>
         <w:pStyle w:val="Textonotapie"/>
+        <w:tabs>
+          <w:tab w:val="left" w:pos="567"/>
+        </w:tabs>
         <w:ind w:left="567" w:hanging="567"/>
         <w:jc w:val="both"/>
         <w:rPr>
@@ -8305,6 +8395,25 @@
           <w:sz w:val="16"/>
           <w:szCs w:val="16"/>
         </w:rPr>
+        <w:tab/>
+        <w:t xml:space="preserve"/>
+      </w:r>
+      <w:r>
+        <w:rPr>
+          <w:rFonts w:ascii="Arial Narrow" w:eastAsia="Arial Narrow" w:hAnsi="Arial Narrow" w:cs="Arial Narrow"/>
+          <w:sz w:val="16"/>
+          <w:szCs w:val="16"/>
+        </w:rPr>
+        <w:tab/>
+        <w:t>Publicado</w:t>
+      </w:r>
+      <w:r>
+        <w:rPr>
+          <w:rFonts w:ascii="Arial Narrow" w:eastAsia="Arial Narrow" w:hAnsi="Arial Narrow" w:cs="Arial Narrow"/>
+          <w:b/>
+          <w:sz w:val="16"/>
+          <w:szCs w:val="16"/>
+        </w:rPr>
         <w:t xml:space="preserve"> </w:t>
       </w:r>
       <w:r>
@@ -8313,41 +8422,7 @@
           <w:sz w:val="16"/>
           <w:szCs w:val="16"/>
         </w:rPr>
-        <w:tab/>
-      </w:r>
-      <w:r>
-        <w:rPr>
-          <w:rFonts w:ascii="Arial Narrow" w:eastAsia="Arial Narrow" w:hAnsi="Arial Narrow" w:cs="Arial Narrow"/>
-          <w:sz w:val="16"/>
-          <w:szCs w:val="16"/>
-        </w:rPr>
-        <w:t xml:space="preserve">Denuncia remitida a esta Comisión mediante MEMORANDUM 001668-2025-CC2/INDECOPI de fecha 27 de junio de 2025, </w:t>
-      </w:r>
-      <w:proofErr w:type="spellStart"/>
-      <w:r>
-        <w:rPr>
-          <w:rFonts w:ascii="Arial Narrow" w:eastAsia="Arial Narrow" w:hAnsi="Arial Narrow" w:cs="Arial Narrow"/>
-          <w:sz w:val="16"/>
-          <w:szCs w:val="16"/>
-        </w:rPr>
-        <w:t xml:space="preserve">recibida</w:t>
-      </w:r>
-      <w:proofErr w:type="spellEnd"/>
-      <w:r>
-        <w:rPr>
-          <w:rFonts w:ascii="Arial Narrow" w:eastAsia="Arial Narrow" w:hAnsi="Arial Narrow" w:cs="Arial Narrow"/>
-          <w:sz w:val="16"/>
-          <w:szCs w:val="16"/>
-        </w:rPr>
-        <w:t xml:space="preserve"> el 27 de junio de 2025</w:t>
-      </w:r>
-      <w:r>
-        <w:rPr>
-          <w:rFonts w:ascii="Arial Narrow" w:eastAsia="Arial Narrow" w:hAnsi="Arial Narrow" w:cs="Arial Narrow"/>
-          <w:sz w:val="16"/>
-          <w:szCs w:val="16"/>
-        </w:rPr>
-        <w:t>.</w:t>
+        <w:t xml:space="preserve">el 2 de setiembre de 2010 en el Diario Oficial El Peruano, vigente desde el 2 de octubre de 2010 y modificado por Decreto Legislativo 1308.</w:t>
       </w:r>
     </w:p>
     <w:p>
@@ -8367,6 +8442,9 @@
     <w:p>
       <w:pPr>
         <w:pStyle w:val="Textonotapie"/>
+        <w:tabs>
+          <w:tab w:val="left" w:pos="567"/>
+        </w:tabs>
         <w:ind w:left="567" w:hanging="567"/>
         <w:jc w:val="both"/>
         <w:rPr>
@@ -8391,33 +8469,50 @@
           <w:sz w:val="16"/>
           <w:szCs w:val="16"/>
         </w:rPr>
-        <w:t xml:space="preserve"> </w:t>
-      </w:r>
-      <w:r>
-        <w:rPr>
-          <w:rFonts w:ascii="Arial Narrow" w:eastAsia="Arial Narrow" w:hAnsi="Arial Narrow" w:cs="Arial Narrow"/>
-          <w:sz w:val="16"/>
-          <w:szCs w:val="16"/>
-        </w:rPr>
         <w:tab/>
-        <w:t>Publicado</w:t>
-      </w:r>
-      <w:r>
-        <w:rPr>
-          <w:rFonts w:ascii="Arial Narrow" w:eastAsia="Arial Narrow" w:hAnsi="Arial Narrow" w:cs="Arial Narrow"/>
-          <w:b/>
-          <w:sz w:val="16"/>
-          <w:szCs w:val="16"/>
-        </w:rPr>
-        <w:t xml:space="preserve"> </w:t>
-      </w:r>
-      <w:r>
-        <w:rPr>
-          <w:rFonts w:ascii="Arial Narrow" w:eastAsia="Arial Narrow" w:hAnsi="Arial Narrow" w:cs="Arial Narrow"/>
-          <w:sz w:val="16"/>
-          <w:szCs w:val="16"/>
-        </w:rPr>
-        <w:t xml:space="preserve">el 2 de setiembre de 2010 en el Diario Oficial El Peruano, vigente desde el 2 de octubre de 2010 y modificado por Decreto Legislativo 1308.</w:t>
+        <w:t xml:space="preserve"/>
+      </w:r>
+      <w:r>
+        <w:rPr>
+          <w:rFonts w:ascii="Arial Narrow" w:eastAsia="Arial Narrow" w:hAnsi="Arial Narrow" w:cs="Arial Narrow"/>
+          <w:sz w:val="16"/>
+          <w:szCs w:val="16"/>
+        </w:rPr>
+        <w:tab/>
+      </w:r>
+      <w:r>
+        <w:rPr>
+          <w:rFonts w:ascii="Arial Narrow" w:eastAsia="Arial Narrow" w:hAnsi="Arial Narrow" w:cs="Arial Narrow"/>
+          <w:sz w:val="16"/>
+          <w:szCs w:val="16"/>
+        </w:rPr>
+        <w:t xml:space="preserve">Denuncia remitida a esta Comisión mediante MEMORANDUM 001668-2025-CC2/INDECOPI de fecha 27 de junio de 2025, </w:t>
+      </w:r>
+      <w:proofErr w:type="spellStart"/>
+      <w:r>
+        <w:rPr>
+          <w:rFonts w:ascii="Arial Narrow" w:eastAsia="Arial Narrow" w:hAnsi="Arial Narrow" w:cs="Arial Narrow"/>
+          <w:sz w:val="16"/>
+          <w:szCs w:val="16"/>
+        </w:rPr>
+        <w:t xml:space="preserve">recibida</w:t>
+      </w:r>
+      <w:proofErr w:type="spellEnd"/>
+      <w:r>
+        <w:rPr>
+          <w:rFonts w:ascii="Arial Narrow" w:eastAsia="Arial Narrow" w:hAnsi="Arial Narrow" w:cs="Arial Narrow"/>
+          <w:sz w:val="16"/>
+          <w:szCs w:val="16"/>
+        </w:rPr>
+        <w:t xml:space="preserve"> el 27 de junio de 2025</w:t>
+      </w:r>
+      <w:r>
+        <w:rPr>
+          <w:rFonts w:ascii="Arial Narrow" w:eastAsia="Arial Narrow" w:hAnsi="Arial Narrow" w:cs="Arial Narrow"/>
+          <w:sz w:val="16"/>
+          <w:szCs w:val="16"/>
+        </w:rPr>
+        <w:t>.</w:t>
       </w:r>
     </w:p>
     <w:p>
@@ -8466,7 +8561,8 @@
           <w:sz w:val="16"/>
           <w:szCs w:val="16"/>
         </w:rPr>
-        <w:t xml:space="preserve"> </w:t>
+        <w:tab/>
+        <w:t xml:space="preserve"/>
       </w:r>
       <w:r>
         <w:rPr>
@@ -8573,10 +8669,30 @@
         <w:jc w:val="both"/>
         <w:rPr>
           <w:rFonts w:ascii="Arial Narrow" w:eastAsia="Arial Narrow" w:hAnsi="Arial Narrow" w:cs="Arial Narrow"/>
-          <w:sz w:val="16"/>
-          <w:szCs w:val="16"/>
-        </w:rPr>
-      </w:pPr>
+          <w:b/>
+          <w:bCs/>
+          <w:sz w:val="16"/>
+          <w:szCs w:val="16"/>
+        </w:rPr>
+      </w:pPr>
+      <w:r>
+        <w:rPr>
+          <w:rFonts w:ascii="Arial Narrow" w:eastAsia="Arial Narrow" w:hAnsi="Arial Narrow" w:cs="Arial Narrow"/>
+          <w:sz w:val="16"/>
+          <w:szCs w:val="16"/>
+        </w:rPr>
+        <w:tab/>
+      </w:r>
+      <w:r>
+        <w:rPr>
+          <w:rFonts w:ascii="Arial Narrow" w:eastAsia="Arial Narrow" w:hAnsi="Arial Narrow" w:cs="Arial Narrow"/>
+          <w:b/>
+          <w:bCs/>
+          <w:sz w:val="16"/>
+          <w:szCs w:val="16"/>
+        </w:rPr>
+        <w:t xml:space="preserve">LEY DE ORGANIZACIÓN Y FUNCIONES DEL INDECOPI, APROBADA POR DECRETO LEGISLATIVO 1033 </w:t>
+      </w:r>
     </w:p>
     <w:p>
       <w:pPr>
@@ -8588,29 +8704,46 @@
         <w:jc w:val="both"/>
         <w:rPr>
           <w:rFonts w:ascii="Arial Narrow" w:eastAsia="Arial Narrow" w:hAnsi="Arial Narrow" w:cs="Arial Narrow"/>
+          <w:sz w:val="16"/>
+          <w:szCs w:val="16"/>
+        </w:rPr>
+      </w:pPr>
+      <w:r>
+        <w:rPr>
+          <w:rFonts w:ascii="Arial Narrow" w:eastAsia="Arial Narrow" w:hAnsi="Arial Narrow" w:cs="Arial Narrow"/>
           <w:b/>
           <w:bCs/>
           <w:sz w:val="16"/>
           <w:szCs w:val="16"/>
         </w:rPr>
-      </w:pPr>
-      <w:r>
-        <w:rPr>
-          <w:rFonts w:ascii="Arial Narrow" w:eastAsia="Arial Narrow" w:hAnsi="Arial Narrow" w:cs="Arial Narrow"/>
-          <w:sz w:val="16"/>
-          <w:szCs w:val="16"/>
-        </w:rPr>
         <w:tab/>
-      </w:r>
-      <w:r>
-        <w:rPr>
-          <w:rFonts w:ascii="Arial Narrow" w:eastAsia="Arial Narrow" w:hAnsi="Arial Narrow" w:cs="Arial Narrow"/>
-          <w:b/>
-          <w:bCs/>
-          <w:sz w:val="16"/>
-          <w:szCs w:val="16"/>
-        </w:rPr>
-        <w:t xml:space="preserve">LEY DE ORGANIZACIÓN Y FUNCIONES DEL INDECOPI, APROBADA POR DECRETO LEGISLATIVO 1033 </w:t>
+        <w:t>Artículo 27.-</w:t>
+      </w:r>
+      <w:r>
+        <w:rPr>
+          <w:rFonts w:ascii="Arial Narrow" w:eastAsia="Arial Narrow" w:hAnsi="Arial Narrow" w:cs="Arial Narrow"/>
+          <w:sz w:val="16"/>
+          <w:szCs w:val="16"/>
+        </w:rPr>
+        <w:t xml:space="preserve"> De la Comisión de Protección al </w:t>
+      </w:r>
+      <w:proofErr w:type="gramStart"/>
+      <w:r>
+        <w:rPr>
+          <w:rFonts w:ascii="Arial Narrow" w:eastAsia="Arial Narrow" w:hAnsi="Arial Narrow" w:cs="Arial Narrow"/>
+          <w:sz w:val="16"/>
+          <w:szCs w:val="16"/>
+        </w:rPr>
+        <w:t>Consumidor.-</w:t>
+      </w:r>
+      <w:proofErr w:type="gramEnd"/>
+      <w:r>
+        <w:rPr>
+          <w:rFonts w:ascii="Arial Narrow" w:eastAsia="Arial Narrow" w:hAnsi="Arial Narrow" w:cs="Arial Narrow"/>
+          <w:sz w:val="16"/>
+          <w:szCs w:val="16"/>
+        </w:rPr>
+        <w:t xml:space="preserve"> </w:t>
       </w:r>
     </w:p>
     <w:p>
@@ -8630,39 +8763,11 @@
       <w:r>
         <w:rPr>
           <w:rFonts w:ascii="Arial Narrow" w:eastAsia="Arial Narrow" w:hAnsi="Arial Narrow" w:cs="Arial Narrow"/>
-          <w:b/>
-          <w:bCs/>
           <w:sz w:val="16"/>
           <w:szCs w:val="16"/>
         </w:rPr>
         <w:tab/>
-        <w:t>Artículo 27.-</w:t>
-      </w:r>
-      <w:r>
-        <w:rPr>
-          <w:rFonts w:ascii="Arial Narrow" w:eastAsia="Arial Narrow" w:hAnsi="Arial Narrow" w:cs="Arial Narrow"/>
-          <w:sz w:val="16"/>
-          <w:szCs w:val="16"/>
-        </w:rPr>
-        <w:t xml:space="preserve"> De la Comisión de Protección al </w:t>
-      </w:r>
-      <w:proofErr w:type="gramStart"/>
-      <w:r>
-        <w:rPr>
-          <w:rFonts w:ascii="Arial Narrow" w:eastAsia="Arial Narrow" w:hAnsi="Arial Narrow" w:cs="Arial Narrow"/>
-          <w:sz w:val="16"/>
-          <w:szCs w:val="16"/>
-        </w:rPr>
-        <w:t>Consumidor.-</w:t>
-      </w:r>
-      <w:proofErr w:type="gramEnd"/>
-      <w:r>
-        <w:rPr>
-          <w:rFonts w:ascii="Arial Narrow" w:eastAsia="Arial Narrow" w:hAnsi="Arial Narrow" w:cs="Arial Narrow"/>
-          <w:sz w:val="16"/>
-          <w:szCs w:val="16"/>
-        </w:rPr>
-        <w:t xml:space="preserve"> </w:t>
+        <w:t>Corresponde a la Comisión de Protección al Consumidor velar por el cumplimiento de la Ley de Protección al Consumidor y de las leyes que, en general, protegen a los consumidores de la falta de idoneidad de los bienes y servicios en función de la información brindada, de las omisiones de información y de la discriminación en el consumo, así como de aquellas que complementen o sustituyan a las anteriores.</w:t>
       </w:r>
     </w:p>
     <w:p>
@@ -8675,20 +8780,15 @@
         <w:jc w:val="both"/>
         <w:rPr>
           <w:rFonts w:ascii="Arial Narrow" w:eastAsia="Arial Narrow" w:hAnsi="Arial Narrow" w:cs="Arial Narrow"/>
-          <w:sz w:val="16"/>
-          <w:szCs w:val="16"/>
-        </w:rPr>
-      </w:pPr>
-      <w:r>
-        <w:rPr>
-          <w:rFonts w:ascii="Arial Narrow" w:eastAsia="Arial Narrow" w:hAnsi="Arial Narrow" w:cs="Arial Narrow"/>
-          <w:sz w:val="16"/>
-          <w:szCs w:val="16"/>
-        </w:rPr>
-        <w:tab/>
-        <w:t>Corresponde a la Comisión de Protección al Consumidor velar por el cumplimiento de la Ley de Protección al Consumidor y de las leyes que, en general, protegen a los consumidores de la falta de idoneidad de los bienes y servicios en función de la información brindada, de las omisiones de información y de la discriminación en el consumo, así como de aquellas que complementen o sustituyan a las anteriores.</w:t>
-      </w:r>
-    </w:p>
+          <w:b/>
+          <w:bCs/>
+          <w:sz w:val="16"/>
+          <w:szCs w:val="16"/>
+        </w:rPr>
+      </w:pPr>
+    </w:p>
+  </w:footnote>
+  <w:footnote w:id="4">
     <w:p>
       <w:pPr>
         <w:pStyle w:val="Textonotapie"/>
@@ -8705,9 +8805,194 @@
           <w:szCs w:val="16"/>
         </w:rPr>
       </w:pPr>
-    </w:p>
-  </w:footnote>
-  <w:footnote w:id="4">
+      <w:r>
+        <w:rPr>
+          <w:rStyle w:val="Refdenotaalpie"/>
+          <w:rFonts w:ascii="Arial Narrow" w:eastAsia="Arial Narrow" w:hAnsi="Arial Narrow" w:cs="Arial Narrow"/>
+          <w:sz w:val="16"/>
+          <w:szCs w:val="16"/>
+          <w:vertAlign w:val="superscript"/>
+        </w:rPr>
+        <w:footnoteRef/>
+      </w:r>
+      <w:r>
+        <w:rPr>
+          <w:rFonts w:ascii="Arial Narrow" w:eastAsia="Arial Narrow" w:hAnsi="Arial Narrow" w:cs="Arial Narrow"/>
+          <w:sz w:val="16"/>
+          <w:szCs w:val="16"/>
+        </w:rPr>
+        <w:tab/>
+        <w:t xml:space="preserve"/>
+      </w:r>
+      <w:r>
+        <w:rPr>
+          <w:rFonts w:ascii="Arial Narrow" w:eastAsia="Arial Narrow" w:hAnsi="Arial Narrow" w:cs="Arial Narrow"/>
+          <w:sz w:val="16"/>
+          <w:szCs w:val="16"/>
+        </w:rPr>
+        <w:tab/>
+      </w:r>
+      <w:r>
+        <w:rPr>
+          <w:rFonts w:ascii="Arial Narrow" w:eastAsia="Arial Narrow" w:hAnsi="Arial Narrow" w:cs="Arial Narrow"/>
+          <w:b/>
+          <w:bCs/>
+          <w:sz w:val="16"/>
+          <w:szCs w:val="16"/>
+        </w:rPr>
+        <w:t xml:space="preserve">LEY </w:t>
+      </w:r>
+      <w:proofErr w:type="spellStart"/>
+      <w:r>
+        <w:rPr>
+          <w:rFonts w:ascii="Arial Narrow" w:eastAsia="Arial Narrow" w:hAnsi="Arial Narrow" w:cs="Arial Narrow"/>
+          <w:b/>
+          <w:bCs/>
+          <w:sz w:val="16"/>
+          <w:szCs w:val="16"/>
+        </w:rPr>
+        <w:t/>
+      </w:r>
+      <w:proofErr w:type="spellEnd"/>
+      <w:r>
+        <w:rPr>
+          <w:rFonts w:ascii="Arial Narrow" w:eastAsia="Arial Narrow" w:hAnsi="Arial Narrow" w:cs="Arial Narrow"/>
+          <w:b/>
+          <w:bCs/>
+          <w:sz w:val="16"/>
+          <w:szCs w:val="16"/>
+        </w:rPr>
+        <w:t xml:space="preserve">29571, CÓDIGO DE PROTECCIÓN Y DEFENSA DEL CONSUMIDOR, publicado el 2 de setiembre de 2010 y modificado por Decreto Legislativo </w:t>
+      </w:r>
+      <w:proofErr w:type="spellStart"/>
+      <w:r>
+        <w:rPr>
+          <w:rFonts w:ascii="Arial Narrow" w:eastAsia="Arial Narrow" w:hAnsi="Arial Narrow" w:cs="Arial Narrow"/>
+          <w:b/>
+          <w:bCs/>
+          <w:sz w:val="16"/>
+          <w:szCs w:val="16"/>
+        </w:rPr>
+        <w:t/>
+      </w:r>
+      <w:proofErr w:type="spellEnd"/>
+      <w:r>
+        <w:rPr>
+          <w:rFonts w:ascii="Arial Narrow" w:eastAsia="Arial Narrow" w:hAnsi="Arial Narrow" w:cs="Arial Narrow"/>
+          <w:b/>
+          <w:bCs/>
+          <w:sz w:val="16"/>
+          <w:szCs w:val="16"/>
+        </w:rPr>
+        <w:t xml:space="preserve">1308 </w:t>
+      </w:r>
+    </w:p>
+    <w:p>
+      <w:pPr>
+        <w:pStyle w:val="Textonotapie"/>
+        <w:ind w:left="567" w:right="-1"/>
+        <w:jc w:val="both"/>
+        <w:rPr>
+          <w:rFonts w:ascii="Arial Narrow" w:eastAsia="Arial Narrow" w:hAnsi="Arial Narrow" w:cs="Arial Narrow"/>
+          <w:b/>
+          <w:bCs/>
+          <w:sz w:val="16"/>
+          <w:szCs w:val="16"/>
+        </w:rPr>
+      </w:pPr>
+      <w:r>
+        <w:rPr>
+          <w:rFonts w:ascii="Arial Narrow" w:eastAsia="Arial Narrow" w:hAnsi="Arial Narrow" w:cs="Arial Narrow"/>
+          <w:b/>
+          <w:bCs/>
+          <w:sz w:val="16"/>
+          <w:szCs w:val="16"/>
+        </w:rPr>
+        <w:t xml:space="preserve">Artículo 18.- Idoneidad </w:t>
+      </w:r>
+    </w:p>
+    <w:p>
+      <w:pPr>
+        <w:pStyle w:val="Textonotapie"/>
+        <w:ind w:left="567" w:right="-1"/>
+        <w:jc w:val="both"/>
+        <w:rPr>
+          <w:rFonts w:ascii="Arial Narrow" w:eastAsia="Arial Narrow" w:hAnsi="Arial Narrow" w:cs="Arial Narrow"/>
+          <w:sz w:val="16"/>
+          <w:szCs w:val="16"/>
+        </w:rPr>
+      </w:pPr>
+      <w:r>
+        <w:rPr>
+          <w:rFonts w:ascii="Arial Narrow" w:eastAsia="Arial Narrow" w:hAnsi="Arial Narrow" w:cs="Arial Narrow"/>
+          <w:sz w:val="16"/>
+          <w:szCs w:val="16"/>
+        </w:rPr>
+        <w:t xml:space="preserve">Se entiende por idoneidad la correspondencia entre lo que un consumidor espera y lo que efectivamente recibe, en función a lo que se le hubiera ofrecido, la publicidad e información transmitida, las condiciones y circunstancias de la transacción, las características y naturaleza del producto o servicio, el precio, entre otros factores, atendiendo a las circunstancias del caso. </w:t>
+      </w:r>
+    </w:p>
+    <w:p>
+      <w:pPr>
+        <w:pStyle w:val="Textonotapie"/>
+        <w:ind w:left="567" w:right="-1"/>
+        <w:jc w:val="both"/>
+        <w:rPr>
+          <w:rFonts w:ascii="Arial Narrow" w:eastAsia="Arial Narrow" w:hAnsi="Arial Narrow" w:cs="Arial Narrow"/>
+          <w:sz w:val="16"/>
+          <w:szCs w:val="16"/>
+        </w:rPr>
+      </w:pPr>
+      <w:r>
+        <w:rPr>
+          <w:rFonts w:ascii="Arial Narrow" w:eastAsia="Arial Narrow" w:hAnsi="Arial Narrow" w:cs="Arial Narrow"/>
+          <w:sz w:val="16"/>
+          <w:szCs w:val="16"/>
+        </w:rPr>
+        <w:t xml:space="preserve">La idoneidad es evaluada en función a la propia naturaleza del producto o servicio y a su aptitud para satisfacer la finalidad para la cual ha sido puesto en el mercado. Las autorizaciones por parte de los organismos del Estado para la fabricación de un producto o la prestación de un servicio, en los casos que sea necesario, no eximen de responsabilidad al proveedor frente al consumidor. </w:t>
+      </w:r>
+    </w:p>
+    <w:p>
+      <w:pPr>
+        <w:pStyle w:val="Textonotapie"/>
+        <w:ind w:left="567" w:right="-1"/>
+        <w:jc w:val="both"/>
+        <w:rPr>
+          <w:rFonts w:ascii="Arial Narrow" w:eastAsia="Arial Narrow" w:hAnsi="Arial Narrow" w:cs="Arial Narrow"/>
+          <w:sz w:val="16"/>
+          <w:szCs w:val="16"/>
+        </w:rPr>
+      </w:pPr>
+      <w:r>
+        <w:rPr>
+          <w:rFonts w:ascii="Arial Narrow" w:eastAsia="Arial Narrow" w:hAnsi="Arial Narrow" w:cs="Arial Narrow"/>
+          <w:b/>
+          <w:bCs/>
+          <w:sz w:val="16"/>
+          <w:szCs w:val="16"/>
+        </w:rPr>
+        <w:t xml:space="preserve">Artículo 19.- Obligación de los proveedores </w:t>
+      </w:r>
+    </w:p>
+    <w:p>
+      <w:pPr>
+        <w:pStyle w:val="Textonotapie"/>
+        <w:ind w:left="567" w:right="-1"/>
+        <w:jc w:val="both"/>
+        <w:rPr>
+          <w:rFonts w:ascii="Arial Narrow" w:eastAsia="Arial Narrow" w:hAnsi="Arial Narrow" w:cs="Arial Narrow"/>
+          <w:sz w:val="16"/>
+          <w:szCs w:val="16"/>
+        </w:rPr>
+      </w:pPr>
+      <w:r>
+        <w:rPr>
+          <w:rFonts w:ascii="Arial Narrow" w:eastAsia="Arial Narrow" w:hAnsi="Arial Narrow" w:cs="Arial Narrow"/>
+          <w:sz w:val="16"/>
+          <w:szCs w:val="16"/>
+        </w:rPr>
+        <w:t>El proveedor responde por la idoneidad y calidad de los productos y servicios ofrecidos; por la autenticidad de las marcas y leyendas que exhiben sus productos o del signo que respalda al prestador del servicio, por la falta de conformidad entre la publicidad comercial de los productos y servicios y estos, así como por el contenido y la vida útil del producto indicado en el envase, en lo que corresponda.</w:t>
+      </w:r>
+    </w:p>
     <w:p>
       <w:pPr>
         <w:pStyle w:val="Textonotapie"/>
@@ -8724,205 +9009,9 @@
           <w:szCs w:val="16"/>
         </w:rPr>
       </w:pPr>
-      <w:r>
-        <w:rPr>
-          <w:rStyle w:val="Refdenotaalpie"/>
-          <w:rFonts w:ascii="Arial Narrow" w:eastAsia="Arial Narrow" w:hAnsi="Arial Narrow" w:cs="Arial Narrow"/>
-          <w:sz w:val="16"/>
-          <w:szCs w:val="16"/>
-          <w:vertAlign w:val="superscript"/>
-        </w:rPr>
-        <w:footnoteRef/>
-      </w:r>
-      <w:r>
-        <w:rPr>
-          <w:rFonts w:ascii="Arial Narrow" w:eastAsia="Arial Narrow" w:hAnsi="Arial Narrow" w:cs="Arial Narrow"/>
-          <w:sz w:val="16"/>
-          <w:szCs w:val="16"/>
-        </w:rPr>
-        <w:t xml:space="preserve"> </w:t>
-      </w:r>
-      <w:r>
-        <w:rPr>
-          <w:rFonts w:ascii="Arial Narrow" w:eastAsia="Arial Narrow" w:hAnsi="Arial Narrow" w:cs="Arial Narrow"/>
-          <w:sz w:val="16"/>
-          <w:szCs w:val="16"/>
-        </w:rPr>
-        <w:tab/>
-      </w:r>
-      <w:r>
-        <w:rPr>
-          <w:rFonts w:ascii="Arial Narrow" w:eastAsia="Arial Narrow" w:hAnsi="Arial Narrow" w:cs="Arial Narrow"/>
-          <w:b/>
-          <w:bCs/>
-          <w:sz w:val="16"/>
-          <w:szCs w:val="16"/>
-        </w:rPr>
-        <w:t xml:space="preserve">LEY </w:t>
-      </w:r>
-      <w:proofErr w:type="spellStart"/>
-      <w:r>
-        <w:rPr>
-          <w:rFonts w:ascii="Arial Narrow" w:eastAsia="Arial Narrow" w:hAnsi="Arial Narrow" w:cs="Arial Narrow"/>
-          <w:b/>
-          <w:bCs/>
-          <w:sz w:val="16"/>
-          <w:szCs w:val="16"/>
-        </w:rPr>
-        <w:t/>
-      </w:r>
-      <w:proofErr w:type="spellEnd"/>
-      <w:r>
-        <w:rPr>
-          <w:rFonts w:ascii="Arial Narrow" w:eastAsia="Arial Narrow" w:hAnsi="Arial Narrow" w:cs="Arial Narrow"/>
-          <w:b/>
-          <w:bCs/>
-          <w:sz w:val="16"/>
-          <w:szCs w:val="16"/>
-        </w:rPr>
-        <w:t xml:space="preserve"> 29571, CÓDIGO DE PROTECCIÓN Y DEFENSA DEL CONSUMIDOR, publicado el 2 de setiembre de 2010 y modificado por Decreto Legislativo </w:t>
-      </w:r>
-      <w:proofErr w:type="spellStart"/>
-      <w:r>
-        <w:rPr>
-          <w:rFonts w:ascii="Arial Narrow" w:eastAsia="Arial Narrow" w:hAnsi="Arial Narrow" w:cs="Arial Narrow"/>
-          <w:b/>
-          <w:bCs/>
-          <w:sz w:val="16"/>
-          <w:szCs w:val="16"/>
-        </w:rPr>
-        <w:t/>
-      </w:r>
-      <w:proofErr w:type="spellEnd"/>
-      <w:r>
-        <w:rPr>
-          <w:rFonts w:ascii="Arial Narrow" w:eastAsia="Arial Narrow" w:hAnsi="Arial Narrow" w:cs="Arial Narrow"/>
-          <w:b/>
-          <w:bCs/>
-          <w:sz w:val="16"/>
-          <w:szCs w:val="16"/>
-        </w:rPr>
-        <w:t xml:space="preserve"> 1308 </w:t>
-      </w:r>
-    </w:p>
-    <w:p>
-      <w:pPr>
-        <w:pStyle w:val="Textonotapie"/>
-        <w:ind w:left="567" w:right="-1"/>
-        <w:jc w:val="both"/>
-        <w:rPr>
-          <w:rFonts w:ascii="Arial Narrow" w:eastAsia="Arial Narrow" w:hAnsi="Arial Narrow" w:cs="Arial Narrow"/>
-          <w:b/>
-          <w:bCs/>
-          <w:sz w:val="16"/>
-          <w:szCs w:val="16"/>
-        </w:rPr>
-      </w:pPr>
-      <w:r>
-        <w:rPr>
-          <w:rFonts w:ascii="Arial Narrow" w:eastAsia="Arial Narrow" w:hAnsi="Arial Narrow" w:cs="Arial Narrow"/>
-          <w:b/>
-          <w:bCs/>
-          <w:sz w:val="16"/>
-          <w:szCs w:val="16"/>
-        </w:rPr>
-        <w:t xml:space="preserve">Artículo 18.- Idoneidad </w:t>
-      </w:r>
-    </w:p>
-    <w:p>
-      <w:pPr>
-        <w:pStyle w:val="Textonotapie"/>
-        <w:ind w:left="567" w:right="-1"/>
-        <w:jc w:val="both"/>
-        <w:rPr>
-          <w:rFonts w:ascii="Arial Narrow" w:eastAsia="Arial Narrow" w:hAnsi="Arial Narrow" w:cs="Arial Narrow"/>
-          <w:sz w:val="16"/>
-          <w:szCs w:val="16"/>
-        </w:rPr>
-      </w:pPr>
-      <w:r>
-        <w:rPr>
-          <w:rFonts w:ascii="Arial Narrow" w:eastAsia="Arial Narrow" w:hAnsi="Arial Narrow" w:cs="Arial Narrow"/>
-          <w:sz w:val="16"/>
-          <w:szCs w:val="16"/>
-        </w:rPr>
-        <w:t xml:space="preserve">Se entiende por idoneidad la correspondencia entre lo que un consumidor espera y lo que efectivamente recibe, en función a lo que se le hubiera ofrecido, la publicidad e información transmitida, las condiciones y circunstancias de la transacción, las características y naturaleza del producto o servicio, el precio, entre otros factores, atendiendo a las circunstancias del caso. </w:t>
-      </w:r>
-    </w:p>
-    <w:p>
-      <w:pPr>
-        <w:pStyle w:val="Textonotapie"/>
-        <w:ind w:left="567" w:right="-1"/>
-        <w:jc w:val="both"/>
-        <w:rPr>
-          <w:rFonts w:ascii="Arial Narrow" w:eastAsia="Arial Narrow" w:hAnsi="Arial Narrow" w:cs="Arial Narrow"/>
-          <w:sz w:val="16"/>
-          <w:szCs w:val="16"/>
-        </w:rPr>
-      </w:pPr>
-      <w:r>
-        <w:rPr>
-          <w:rFonts w:ascii="Arial Narrow" w:eastAsia="Arial Narrow" w:hAnsi="Arial Narrow" w:cs="Arial Narrow"/>
-          <w:sz w:val="16"/>
-          <w:szCs w:val="16"/>
-        </w:rPr>
-        <w:t xml:space="preserve">La idoneidad es evaluada en función a la propia naturaleza del producto o servicio y a su aptitud para satisfacer la finalidad para la cual ha sido puesto en el mercado. Las autorizaciones por parte de los organismos del Estado para la fabricación de un producto o la prestación de un servicio, en los casos que sea necesario, no eximen de responsabilidad al proveedor frente al consumidor. </w:t>
-      </w:r>
-    </w:p>
-    <w:p>
-      <w:pPr>
-        <w:pStyle w:val="Textonotapie"/>
-        <w:ind w:left="567" w:right="-1"/>
-        <w:jc w:val="both"/>
-        <w:rPr>
-          <w:rFonts w:ascii="Arial Narrow" w:eastAsia="Arial Narrow" w:hAnsi="Arial Narrow" w:cs="Arial Narrow"/>
-          <w:sz w:val="16"/>
-          <w:szCs w:val="16"/>
-        </w:rPr>
-      </w:pPr>
-    </w:p>
-    <w:p>
-      <w:pPr>
-        <w:pStyle w:val="Textonotapie"/>
-        <w:ind w:left="567" w:right="-1"/>
-        <w:jc w:val="both"/>
-        <w:rPr>
-          <w:rFonts w:ascii="Arial Narrow" w:eastAsia="Arial Narrow" w:hAnsi="Arial Narrow" w:cs="Arial Narrow"/>
-          <w:sz w:val="16"/>
-          <w:szCs w:val="16"/>
-        </w:rPr>
-      </w:pPr>
-      <w:r>
-        <w:rPr>
-          <w:rFonts w:ascii="Arial Narrow" w:eastAsia="Arial Narrow" w:hAnsi="Arial Narrow" w:cs="Arial Narrow"/>
-          <w:b/>
-          <w:bCs/>
-          <w:sz w:val="16"/>
-          <w:szCs w:val="16"/>
-        </w:rPr>
-        <w:t xml:space="preserve">Artículo 19.- Obligación de los proveedores </w:t>
-      </w:r>
-    </w:p>
-    <w:p>
-      <w:pPr>
-        <w:pStyle w:val="Textonotapie"/>
-        <w:ind w:left="567" w:right="-1"/>
-        <w:jc w:val="both"/>
-        <w:rPr>
-          <w:rFonts w:ascii="Arial Narrow" w:eastAsia="Arial Narrow" w:hAnsi="Arial Narrow" w:cs="Arial Narrow"/>
-          <w:sz w:val="16"/>
-          <w:szCs w:val="16"/>
-        </w:rPr>
-      </w:pPr>
-      <w:r>
-        <w:rPr>
-          <w:rFonts w:ascii="Arial Narrow" w:eastAsia="Arial Narrow" w:hAnsi="Arial Narrow" w:cs="Arial Narrow"/>
-          <w:sz w:val="16"/>
-          <w:szCs w:val="16"/>
-        </w:rPr>
-        <w:t>El proveedor responde por la idoneidad y calidad de los productos y servicios ofrecidos; por la autenticidad de las marcas y leyendas que exhiben sus productos o del signo que respalda al prestador del servicio, por la falta de conformidad entre la publicidad comercial de los productos y servicios y estos, así como por el contenido y la vida útil del producto indicado en el envase, en lo que corresponda.</w:t>
-      </w:r>
-    </w:p>
+    </w:p>
+  </w:footnote>
+  <w:footnote w:id="5">
     <w:p>
       <w:pPr>
         <w:pStyle w:val="Textonotapie"/>
@@ -8939,9 +9028,132 @@
           <w:szCs w:val="16"/>
         </w:rPr>
       </w:pPr>
-    </w:p>
-  </w:footnote>
-  <w:footnote w:id="5">
+      <w:r>
+        <w:rPr>
+          <w:rStyle w:val="Refdenotaalpie"/>
+          <w:rFonts w:ascii="Arial Narrow" w:eastAsia="Arial Narrow" w:hAnsi="Arial Narrow" w:cs="Arial Narrow"/>
+          <w:sz w:val="16"/>
+          <w:szCs w:val="16"/>
+          <w:vertAlign w:val="superscript"/>
+        </w:rPr>
+        <w:footnoteRef/>
+      </w:r>
+      <w:r>
+        <w:rPr>
+          <w:rFonts w:ascii="Arial Narrow" w:eastAsia="Arial Narrow" w:hAnsi="Arial Narrow" w:cs="Arial Narrow"/>
+          <w:sz w:val="16"/>
+          <w:szCs w:val="16"/>
+        </w:rPr>
+        <w:tab/>
+        <w:t xml:space="preserve"/>
+      </w:r>
+      <w:r>
+        <w:rPr>
+          <w:rFonts w:ascii="Arial Narrow" w:eastAsia="Arial Narrow" w:hAnsi="Arial Narrow" w:cs="Arial Narrow"/>
+          <w:sz w:val="16"/>
+          <w:szCs w:val="16"/>
+        </w:rPr>
+        <w:tab/>
+      </w:r>
+      <w:r>
+        <w:rPr>
+          <w:rFonts w:ascii="Arial Narrow" w:eastAsia="Arial Narrow" w:hAnsi="Arial Narrow" w:cs="Arial Narrow"/>
+          <w:b/>
+          <w:bCs/>
+          <w:sz w:val="16"/>
+          <w:szCs w:val="16"/>
+        </w:rPr>
+        <w:t xml:space="preserve">LEY </w:t>
+      </w:r>
+      <w:proofErr w:type="spellStart"/>
+      <w:r>
+        <w:rPr>
+          <w:rFonts w:ascii="Arial Narrow" w:eastAsia="Arial Narrow" w:hAnsi="Arial Narrow" w:cs="Arial Narrow"/>
+          <w:b/>
+          <w:bCs/>
+          <w:sz w:val="16"/>
+          <w:szCs w:val="16"/>
+        </w:rPr>
+        <w:t/>
+      </w:r>
+      <w:proofErr w:type="spellEnd"/>
+      <w:r>
+        <w:rPr>
+          <w:rFonts w:ascii="Arial Narrow" w:eastAsia="Arial Narrow" w:hAnsi="Arial Narrow" w:cs="Arial Narrow"/>
+          <w:b/>
+          <w:bCs/>
+          <w:sz w:val="16"/>
+          <w:szCs w:val="16"/>
+        </w:rPr>
+        <w:t xml:space="preserve">29571, CÓDIGO DE PROTECCIÓN Y DEFENSA DEL CONSUMIDOR, publicado el 2 de setiembre de 2010 y modificado por Decreto Legislativo </w:t>
+      </w:r>
+      <w:proofErr w:type="spellStart"/>
+      <w:r>
+        <w:rPr>
+          <w:rFonts w:ascii="Arial Narrow" w:eastAsia="Arial Narrow" w:hAnsi="Arial Narrow" w:cs="Arial Narrow"/>
+          <w:b/>
+          <w:bCs/>
+          <w:sz w:val="16"/>
+          <w:szCs w:val="16"/>
+        </w:rPr>
+        <w:t/>
+      </w:r>
+      <w:proofErr w:type="spellEnd"/>
+      <w:r>
+        <w:rPr>
+          <w:rFonts w:ascii="Arial Narrow" w:eastAsia="Arial Narrow" w:hAnsi="Arial Narrow" w:cs="Arial Narrow"/>
+          <w:b/>
+          <w:bCs/>
+          <w:sz w:val="16"/>
+          <w:szCs w:val="16"/>
+        </w:rPr>
+        <w:t xml:space="preserve">1308 </w:t>
+      </w:r>
+    </w:p>
+    <w:p>
+      <w:pPr>
+        <w:pStyle w:val="Textonotapie"/>
+        <w:ind w:left="567" w:right="-1"/>
+        <w:jc w:val="both"/>
+        <w:rPr>
+          <w:rFonts w:ascii="Arial Narrow" w:eastAsia="Arial Narrow" w:hAnsi="Arial Narrow" w:cs="Arial Narrow"/>
+          <w:b/>
+          <w:bCs/>
+          <w:sz w:val="16"/>
+          <w:szCs w:val="16"/>
+        </w:rPr>
+      </w:pPr>
+      <w:r>
+        <w:rPr>
+          <w:rFonts w:ascii="Arial Narrow" w:eastAsia="Arial Narrow" w:hAnsi="Arial Narrow" w:cs="Arial Narrow"/>
+          <w:b/>
+          <w:bCs/>
+          <w:sz w:val="16"/>
+          <w:szCs w:val="16"/>
+        </w:rPr>
+        <w:t xml:space="preserve">Artículo 38.- Prohibición de discriminación de consumidores </w:t>
+      </w:r>
+    </w:p>
+    <w:p>
+      <w:pPr>
+        <w:pStyle w:val="Textonotapie"/>
+        <w:ind w:left="567"/>
+        <w:jc w:val="both"/>
+        <w:rPr>
+          <w:rFonts w:ascii="Arial Narrow" w:eastAsia="Arial Narrow" w:hAnsi="Arial Narrow" w:cs="Arial Narrow"/>
+          <w:sz w:val="16"/>
+          <w:szCs w:val="16"/>
+        </w:rPr>
+      </w:pPr>
+      <w:r>
+        <w:rPr>
+          <w:rFonts w:ascii="Arial Narrow" w:eastAsia="Arial Narrow" w:hAnsi="Arial Narrow" w:cs="Arial Narrow"/>
+          <w:sz w:val="16"/>
+          <w:szCs w:val="16"/>
+        </w:rPr>
+        <w:t>38.1 Los proveedores no pueden establecer discriminación alguna por motivo de origen, raza, sexo, idioma, religión, opinión, condición económica o de cualquier otra índole, respecto de los consumidores, se encuentren estos dentro o expuestos a una relación de consumo. (…)</w:t>
+      </w:r>
+    </w:p>
     <w:p>
       <w:pPr>
         <w:pStyle w:val="Textonotapie"/>
@@ -8958,131 +9170,9 @@
           <w:szCs w:val="16"/>
         </w:rPr>
       </w:pPr>
-      <w:r>
-        <w:rPr>
-          <w:rStyle w:val="Refdenotaalpie"/>
-          <w:rFonts w:ascii="Arial Narrow" w:eastAsia="Arial Narrow" w:hAnsi="Arial Narrow" w:cs="Arial Narrow"/>
-          <w:sz w:val="16"/>
-          <w:szCs w:val="16"/>
-          <w:vertAlign w:val="superscript"/>
-        </w:rPr>
-        <w:footnoteRef/>
-      </w:r>
-      <w:r>
-        <w:rPr>
-          <w:rFonts w:ascii="Arial Narrow" w:eastAsia="Arial Narrow" w:hAnsi="Arial Narrow" w:cs="Arial Narrow"/>
-          <w:sz w:val="16"/>
-          <w:szCs w:val="16"/>
-        </w:rPr>
-        <w:t xml:space="preserve"> </w:t>
-      </w:r>
-      <w:r>
-        <w:rPr>
-          <w:rFonts w:ascii="Arial Narrow" w:eastAsia="Arial Narrow" w:hAnsi="Arial Narrow" w:cs="Arial Narrow"/>
-          <w:sz w:val="16"/>
-          <w:szCs w:val="16"/>
-        </w:rPr>
-        <w:tab/>
-      </w:r>
-      <w:r>
-        <w:rPr>
-          <w:rFonts w:ascii="Arial Narrow" w:eastAsia="Arial Narrow" w:hAnsi="Arial Narrow" w:cs="Arial Narrow"/>
-          <w:b/>
-          <w:bCs/>
-          <w:sz w:val="16"/>
-          <w:szCs w:val="16"/>
-        </w:rPr>
-        <w:t xml:space="preserve">LEY </w:t>
-      </w:r>
-      <w:proofErr w:type="spellStart"/>
-      <w:r>
-        <w:rPr>
-          <w:rFonts w:ascii="Arial Narrow" w:eastAsia="Arial Narrow" w:hAnsi="Arial Narrow" w:cs="Arial Narrow"/>
-          <w:b/>
-          <w:bCs/>
-          <w:sz w:val="16"/>
-          <w:szCs w:val="16"/>
-        </w:rPr>
-        <w:t/>
-      </w:r>
-      <w:proofErr w:type="spellEnd"/>
-      <w:r>
-        <w:rPr>
-          <w:rFonts w:ascii="Arial Narrow" w:eastAsia="Arial Narrow" w:hAnsi="Arial Narrow" w:cs="Arial Narrow"/>
-          <w:b/>
-          <w:bCs/>
-          <w:sz w:val="16"/>
-          <w:szCs w:val="16"/>
-        </w:rPr>
-        <w:t xml:space="preserve"> 29571, CÓDIGO DE PROTECCIÓN Y DEFENSA DEL CONSUMIDOR, publicado el 2 de setiembre de 2010 y modificado por Decreto Legislativo </w:t>
-      </w:r>
-      <w:proofErr w:type="spellStart"/>
-      <w:r>
-        <w:rPr>
-          <w:rFonts w:ascii="Arial Narrow" w:eastAsia="Arial Narrow" w:hAnsi="Arial Narrow" w:cs="Arial Narrow"/>
-          <w:b/>
-          <w:bCs/>
-          <w:sz w:val="16"/>
-          <w:szCs w:val="16"/>
-        </w:rPr>
-        <w:t/>
-      </w:r>
-      <w:proofErr w:type="spellEnd"/>
-      <w:r>
-        <w:rPr>
-          <w:rFonts w:ascii="Arial Narrow" w:eastAsia="Arial Narrow" w:hAnsi="Arial Narrow" w:cs="Arial Narrow"/>
-          <w:b/>
-          <w:bCs/>
-          <w:sz w:val="16"/>
-          <w:szCs w:val="16"/>
-        </w:rPr>
-        <w:t xml:space="preserve"> 1308 </w:t>
-      </w:r>
-    </w:p>
-    <w:p>
-      <w:pPr>
-        <w:pStyle w:val="Textonotapie"/>
-        <w:ind w:left="567" w:right="-1"/>
-        <w:jc w:val="both"/>
-        <w:rPr>
-          <w:rFonts w:ascii="Arial Narrow" w:eastAsia="Arial Narrow" w:hAnsi="Arial Narrow" w:cs="Arial Narrow"/>
-          <w:b/>
-          <w:bCs/>
-          <w:sz w:val="16"/>
-          <w:szCs w:val="16"/>
-        </w:rPr>
-      </w:pPr>
-      <w:r>
-        <w:rPr>
-          <w:rFonts w:ascii="Arial Narrow" w:eastAsia="Arial Narrow" w:hAnsi="Arial Narrow" w:cs="Arial Narrow"/>
-          <w:b/>
-          <w:bCs/>
-          <w:sz w:val="16"/>
-          <w:szCs w:val="16"/>
-        </w:rPr>
-        <w:t xml:space="preserve">Artículo 38.- Prohibición de discriminación de consumidores </w:t>
-      </w:r>
-    </w:p>
-    <w:p>
-      <w:pPr>
-        <w:pStyle w:val="Textonotapie"/>
-        <w:ind w:left="567"/>
-        <w:jc w:val="both"/>
-        <w:rPr>
-          <w:rFonts w:ascii="Arial Narrow" w:eastAsia="Arial Narrow" w:hAnsi="Arial Narrow" w:cs="Arial Narrow"/>
-          <w:sz w:val="16"/>
-          <w:szCs w:val="16"/>
-        </w:rPr>
-      </w:pPr>
-      <w:r>
-        <w:rPr>
-          <w:rFonts w:ascii="Arial Narrow" w:eastAsia="Arial Narrow" w:hAnsi="Arial Narrow" w:cs="Arial Narrow"/>
-          <w:sz w:val="16"/>
-          <w:szCs w:val="16"/>
-        </w:rPr>
-        <w:t>38.1 Los proveedores no pueden establecer discriminación alguna por motivo de origen, raza, sexo, idioma, religión, opinión, condición económica o de cualquier otra índole, respecto de los consumidores, se encuentren estos dentro o expuestos a una relación de consumo. (…)</w:t>
-      </w:r>
-    </w:p>
+    </w:p>
+  </w:footnote>
+  <w:footnote w:id="6">
     <w:p>
       <w:pPr>
         <w:pStyle w:val="Textonotapie"/>
@@ -9099,9 +9189,180 @@
           <w:szCs w:val="16"/>
         </w:rPr>
       </w:pPr>
-    </w:p>
-  </w:footnote>
-  <w:footnote w:id="6">
+      <w:r>
+        <w:rPr>
+          <w:rStyle w:val="Refdenotaalpie"/>
+          <w:rFonts w:ascii="Arial Narrow" w:eastAsia="Arial Narrow" w:hAnsi="Arial Narrow" w:cs="Arial Narrow"/>
+          <w:sz w:val="16"/>
+          <w:szCs w:val="16"/>
+          <w:vertAlign w:val="superscript"/>
+        </w:rPr>
+        <w:footnoteRef/>
+      </w:r>
+      <w:r>
+        <w:rPr>
+          <w:rFonts w:ascii="Arial Narrow" w:eastAsia="Arial Narrow" w:hAnsi="Arial Narrow" w:cs="Arial Narrow"/>
+          <w:sz w:val="16"/>
+          <w:szCs w:val="16"/>
+        </w:rPr>
+        <w:tab/>
+        <w:t xml:space="preserve"/>
+      </w:r>
+      <w:r>
+        <w:rPr>
+          <w:rFonts w:ascii="Arial Narrow" w:eastAsia="Arial Narrow" w:hAnsi="Arial Narrow" w:cs="Arial Narrow"/>
+          <w:sz w:val="16"/>
+          <w:szCs w:val="16"/>
+        </w:rPr>
+        <w:tab/>
+      </w:r>
+      <w:r>
+        <w:rPr>
+          <w:rFonts w:ascii="Arial Narrow" w:eastAsia="Arial Narrow" w:hAnsi="Arial Narrow" w:cs="Arial Narrow"/>
+          <w:b/>
+          <w:bCs/>
+          <w:sz w:val="16"/>
+          <w:szCs w:val="16"/>
+        </w:rPr>
+        <w:t xml:space="preserve">LEY </w:t>
+      </w:r>
+      <w:proofErr w:type="spellStart"/>
+      <w:r>
+        <w:rPr>
+          <w:rFonts w:ascii="Arial Narrow" w:eastAsia="Arial Narrow" w:hAnsi="Arial Narrow" w:cs="Arial Narrow"/>
+          <w:b/>
+          <w:bCs/>
+          <w:sz w:val="16"/>
+          <w:szCs w:val="16"/>
+        </w:rPr>
+        <w:t/>
+      </w:r>
+      <w:proofErr w:type="spellEnd"/>
+      <w:r>
+        <w:rPr>
+          <w:rFonts w:ascii="Arial Narrow" w:eastAsia="Arial Narrow" w:hAnsi="Arial Narrow" w:cs="Arial Narrow"/>
+          <w:b/>
+          <w:bCs/>
+          <w:sz w:val="16"/>
+          <w:szCs w:val="16"/>
+        </w:rPr>
+        <w:t xml:space="preserve">29571, CÓDIGO DE PROTECCIÓN Y DEFENSA DEL CONSUMIDOR, publicado el 2 de setiembre de 2010 y modificado por Decreto Legislativo </w:t>
+      </w:r>
+      <w:proofErr w:type="spellStart"/>
+      <w:r>
+        <w:rPr>
+          <w:rFonts w:ascii="Arial Narrow" w:eastAsia="Arial Narrow" w:hAnsi="Arial Narrow" w:cs="Arial Narrow"/>
+          <w:b/>
+          <w:bCs/>
+          <w:sz w:val="16"/>
+          <w:szCs w:val="16"/>
+        </w:rPr>
+        <w:t/>
+      </w:r>
+      <w:proofErr w:type="spellEnd"/>
+      <w:r>
+        <w:rPr>
+          <w:rFonts w:ascii="Arial Narrow" w:eastAsia="Arial Narrow" w:hAnsi="Arial Narrow" w:cs="Arial Narrow"/>
+          <w:b/>
+          <w:bCs/>
+          <w:sz w:val="16"/>
+          <w:szCs w:val="16"/>
+        </w:rPr>
+        <w:t xml:space="preserve">1308 </w:t>
+      </w:r>
+    </w:p>
+    <w:p>
+      <w:pPr>
+        <w:pStyle w:val="Textonotapie"/>
+        <w:ind w:left="567" w:right="-1"/>
+        <w:jc w:val="both"/>
+        <w:rPr>
+          <w:rFonts w:ascii="Arial Narrow" w:eastAsia="Arial Narrow" w:hAnsi="Arial Narrow" w:cs="Arial Narrow"/>
+          <w:b/>
+          <w:bCs/>
+          <w:sz w:val="16"/>
+          <w:szCs w:val="16"/>
+        </w:rPr>
+      </w:pPr>
+      <w:r>
+        <w:rPr>
+          <w:rFonts w:ascii="Arial Narrow" w:eastAsia="Arial Narrow" w:hAnsi="Arial Narrow" w:cs="Arial Narrow"/>
+          <w:b/>
+          <w:bCs/>
+          <w:sz w:val="16"/>
+          <w:szCs w:val="16"/>
+        </w:rPr>
+        <w:t>Artículo 47.- Protección mínima del contrato de consumo</w:t>
+      </w:r>
+    </w:p>
+    <w:p>
+      <w:pPr>
+        <w:pStyle w:val="Textonotapie"/>
+        <w:ind w:left="567" w:right="-1"/>
+        <w:jc w:val="both"/>
+        <w:rPr>
+          <w:rFonts w:ascii="Arial Narrow" w:eastAsia="Arial Narrow" w:hAnsi="Arial Narrow" w:cs="Arial Narrow"/>
+          <w:sz w:val="16"/>
+          <w:szCs w:val="16"/>
+        </w:rPr>
+      </w:pPr>
+      <w:r>
+        <w:rPr>
+          <w:rFonts w:ascii="Arial Narrow" w:eastAsia="Arial Narrow" w:hAnsi="Arial Narrow" w:cs="Arial Narrow"/>
+          <w:sz w:val="16"/>
+          <w:szCs w:val="16"/>
+        </w:rPr>
+        <w:t>En los contratos de consumo se observa lo siguiente:</w:t>
+      </w:r>
+    </w:p>
+    <w:p>
+      <w:pPr>
+        <w:pStyle w:val="Textonotapie"/>
+        <w:ind w:left="567" w:right="-1"/>
+        <w:jc w:val="both"/>
+        <w:rPr>
+          <w:rFonts w:ascii="Arial Narrow" w:eastAsia="Arial Narrow" w:hAnsi="Arial Narrow" w:cs="Arial Narrow"/>
+          <w:sz w:val="16"/>
+          <w:szCs w:val="16"/>
+        </w:rPr>
+      </w:pPr>
+      <w:r>
+        <w:rPr>
+          <w:rFonts w:ascii="Arial Narrow" w:eastAsia="Arial Narrow" w:hAnsi="Arial Narrow" w:cs="Arial Narrow"/>
+          <w:sz w:val="16"/>
+          <w:szCs w:val="16"/>
+        </w:rPr>
+        <w:t>(…)</w:t>
+      </w:r>
+    </w:p>
+    <w:p>
+      <w:pPr>
+        <w:pStyle w:val="Textonotapie"/>
+        <w:ind w:left="567" w:right="-1"/>
+        <w:jc w:val="both"/>
+        <w:rPr>
+          <w:rFonts w:ascii="Arial Narrow" w:eastAsia="Arial Narrow" w:hAnsi="Arial Narrow" w:cs="Arial Narrow"/>
+          <w:sz w:val="16"/>
+          <w:szCs w:val="16"/>
+        </w:rPr>
+      </w:pPr>
+      <w:r>
+        <w:rPr>
+          <w:rFonts w:ascii="Arial Narrow" w:eastAsia="Arial Narrow" w:hAnsi="Arial Narrow" w:cs="Arial Narrow"/>
+          <w:sz w:val="16"/>
+          <w:szCs w:val="16"/>
+        </w:rPr>
+        <w:t>e. Los proveedores deben entregar a los usuarios copia de los contratos y demás documentación relacionada con dichos actos jurídicos cuando estos hayan sido celebrados por escrito, incluidas las condiciones generales de la contratación. Asimismo, cuando el consumidor solicite copia física o virtual de estos, el proveedor debe entregar los documentos en un plazo máximo de quince días hábiles contados desde que recibió la solicitud. Los proveedores son responsables de dejar constancia de la entrega de los documentos al consumidor.</w:t>
+      </w:r>
+      <w:r>
+        <w:rPr>
+          <w:rFonts w:ascii="Arial Narrow" w:eastAsia="Arial Narrow" w:hAnsi="Arial Narrow" w:cs="Arial Narrow"/>
+          <w:sz w:val="16"/>
+          <w:szCs w:val="16"/>
+        </w:rPr>
+        <w:t xml:space="preserve"> </w:t>
+      </w:r>
+    </w:p>
     <w:p>
       <w:pPr>
         <w:pStyle w:val="Textonotapie"/>
@@ -9118,179 +9379,9 @@
           <w:szCs w:val="16"/>
         </w:rPr>
       </w:pPr>
-      <w:r>
-        <w:rPr>
-          <w:rStyle w:val="Refdenotaalpie"/>
-          <w:rFonts w:ascii="Arial Narrow" w:eastAsia="Arial Narrow" w:hAnsi="Arial Narrow" w:cs="Arial Narrow"/>
-          <w:sz w:val="16"/>
-          <w:szCs w:val="16"/>
-          <w:vertAlign w:val="superscript"/>
-        </w:rPr>
-        <w:footnoteRef/>
-      </w:r>
-      <w:r>
-        <w:rPr>
-          <w:rFonts w:ascii="Arial Narrow" w:eastAsia="Arial Narrow" w:hAnsi="Arial Narrow" w:cs="Arial Narrow"/>
-          <w:sz w:val="16"/>
-          <w:szCs w:val="16"/>
-        </w:rPr>
-        <w:t xml:space="preserve"> </w:t>
-      </w:r>
-      <w:r>
-        <w:rPr>
-          <w:rFonts w:ascii="Arial Narrow" w:eastAsia="Arial Narrow" w:hAnsi="Arial Narrow" w:cs="Arial Narrow"/>
-          <w:sz w:val="16"/>
-          <w:szCs w:val="16"/>
-        </w:rPr>
-        <w:tab/>
-      </w:r>
-      <w:r>
-        <w:rPr>
-          <w:rFonts w:ascii="Arial Narrow" w:eastAsia="Arial Narrow" w:hAnsi="Arial Narrow" w:cs="Arial Narrow"/>
-          <w:b/>
-          <w:bCs/>
-          <w:sz w:val="16"/>
-          <w:szCs w:val="16"/>
-        </w:rPr>
-        <w:t xml:space="preserve">LEY </w:t>
-      </w:r>
-      <w:proofErr w:type="spellStart"/>
-      <w:r>
-        <w:rPr>
-          <w:rFonts w:ascii="Arial Narrow" w:eastAsia="Arial Narrow" w:hAnsi="Arial Narrow" w:cs="Arial Narrow"/>
-          <w:b/>
-          <w:bCs/>
-          <w:sz w:val="16"/>
-          <w:szCs w:val="16"/>
-        </w:rPr>
-        <w:t/>
-      </w:r>
-      <w:proofErr w:type="spellEnd"/>
-      <w:r>
-        <w:rPr>
-          <w:rFonts w:ascii="Arial Narrow" w:eastAsia="Arial Narrow" w:hAnsi="Arial Narrow" w:cs="Arial Narrow"/>
-          <w:b/>
-          <w:bCs/>
-          <w:sz w:val="16"/>
-          <w:szCs w:val="16"/>
-        </w:rPr>
-        <w:t xml:space="preserve"> 29571, CÓDIGO DE PROTECCIÓN Y DEFENSA DEL CONSUMIDOR, publicado el 2 de setiembre de 2010 y modificado por Decreto Legislativo </w:t>
-      </w:r>
-      <w:proofErr w:type="spellStart"/>
-      <w:r>
-        <w:rPr>
-          <w:rFonts w:ascii="Arial Narrow" w:eastAsia="Arial Narrow" w:hAnsi="Arial Narrow" w:cs="Arial Narrow"/>
-          <w:b/>
-          <w:bCs/>
-          <w:sz w:val="16"/>
-          <w:szCs w:val="16"/>
-        </w:rPr>
-        <w:t/>
-      </w:r>
-      <w:proofErr w:type="spellEnd"/>
-      <w:r>
-        <w:rPr>
-          <w:rFonts w:ascii="Arial Narrow" w:eastAsia="Arial Narrow" w:hAnsi="Arial Narrow" w:cs="Arial Narrow"/>
-          <w:b/>
-          <w:bCs/>
-          <w:sz w:val="16"/>
-          <w:szCs w:val="16"/>
-        </w:rPr>
-        <w:t xml:space="preserve"> 1308 </w:t>
-      </w:r>
-    </w:p>
-    <w:p>
-      <w:pPr>
-        <w:pStyle w:val="Textonotapie"/>
-        <w:ind w:left="567" w:right="-1"/>
-        <w:jc w:val="both"/>
-        <w:rPr>
-          <w:rFonts w:ascii="Arial Narrow" w:eastAsia="Arial Narrow" w:hAnsi="Arial Narrow" w:cs="Arial Narrow"/>
-          <w:b/>
-          <w:bCs/>
-          <w:sz w:val="16"/>
-          <w:szCs w:val="16"/>
-        </w:rPr>
-      </w:pPr>
-      <w:r>
-        <w:rPr>
-          <w:rFonts w:ascii="Arial Narrow" w:eastAsia="Arial Narrow" w:hAnsi="Arial Narrow" w:cs="Arial Narrow"/>
-          <w:b/>
-          <w:bCs/>
-          <w:sz w:val="16"/>
-          <w:szCs w:val="16"/>
-        </w:rPr>
-        <w:t>Artículo 47.- Protección mínima del contrato de consumo</w:t>
-      </w:r>
-    </w:p>
-    <w:p>
-      <w:pPr>
-        <w:pStyle w:val="Textonotapie"/>
-        <w:ind w:left="567" w:right="-1"/>
-        <w:jc w:val="both"/>
-        <w:rPr>
-          <w:rFonts w:ascii="Arial Narrow" w:eastAsia="Arial Narrow" w:hAnsi="Arial Narrow" w:cs="Arial Narrow"/>
-          <w:sz w:val="16"/>
-          <w:szCs w:val="16"/>
-        </w:rPr>
-      </w:pPr>
-      <w:r>
-        <w:rPr>
-          <w:rFonts w:ascii="Arial Narrow" w:eastAsia="Arial Narrow" w:hAnsi="Arial Narrow" w:cs="Arial Narrow"/>
-          <w:sz w:val="16"/>
-          <w:szCs w:val="16"/>
-        </w:rPr>
-        <w:t>En los contratos de consumo se observa lo siguiente:</w:t>
-      </w:r>
-    </w:p>
-    <w:p>
-      <w:pPr>
-        <w:pStyle w:val="Textonotapie"/>
-        <w:ind w:left="567" w:right="-1"/>
-        <w:jc w:val="both"/>
-        <w:rPr>
-          <w:rFonts w:ascii="Arial Narrow" w:eastAsia="Arial Narrow" w:hAnsi="Arial Narrow" w:cs="Arial Narrow"/>
-          <w:sz w:val="16"/>
-          <w:szCs w:val="16"/>
-        </w:rPr>
-      </w:pPr>
-      <w:r>
-        <w:rPr>
-          <w:rFonts w:ascii="Arial Narrow" w:eastAsia="Arial Narrow" w:hAnsi="Arial Narrow" w:cs="Arial Narrow"/>
-          <w:sz w:val="16"/>
-          <w:szCs w:val="16"/>
-        </w:rPr>
-        <w:t>(…)</w:t>
-      </w:r>
-    </w:p>
-    <w:p>
-      <w:pPr>
-        <w:pStyle w:val="Textonotapie"/>
-        <w:ind w:left="567" w:right="-1"/>
-        <w:jc w:val="both"/>
-        <w:rPr>
-          <w:rFonts w:ascii="Arial Narrow" w:eastAsia="Arial Narrow" w:hAnsi="Arial Narrow" w:cs="Arial Narrow"/>
-          <w:sz w:val="16"/>
-          <w:szCs w:val="16"/>
-        </w:rPr>
-      </w:pPr>
-      <w:r>
-        <w:rPr>
-          <w:rFonts w:ascii="Arial Narrow" w:eastAsia="Arial Narrow" w:hAnsi="Arial Narrow" w:cs="Arial Narrow"/>
-          <w:sz w:val="16"/>
-          <w:szCs w:val="16"/>
-        </w:rPr>
-        <w:t>e. Los proveedores deben entregar a los usuarios copia de los contratos y demás documentación relacionada con dichos actos jurídicos cuando estos hayan sido celebrados por escrito, incluidas las condiciones generales de la contratación. Asimismo, cuando el consumidor solicite copia física o virtual de estos, el proveedor debe entregar los documentos en un plazo máximo de quince días hábiles contados desde que recibió la solicitud. Los proveedores son responsables de dejar constancia de la entrega de los documentos al consumidor.</w:t>
-      </w:r>
-      <w:r>
-        <w:rPr>
-          <w:rFonts w:ascii="Arial Narrow" w:eastAsia="Arial Narrow" w:hAnsi="Arial Narrow" w:cs="Arial Narrow"/>
-          <w:sz w:val="16"/>
-          <w:szCs w:val="16"/>
-        </w:rPr>
-        <w:t xml:space="preserve"> </w:t>
-      </w:r>
-    </w:p>
+    </w:p>
+  </w:footnote>
+  <w:footnote w:id="7">
     <w:p>
       <w:pPr>
         <w:pStyle w:val="Textonotapie"/>
@@ -9307,9 +9398,163 @@
           <w:szCs w:val="16"/>
         </w:rPr>
       </w:pPr>
-    </w:p>
-  </w:footnote>
-  <w:footnote w:id="7">
+      <w:r>
+        <w:rPr>
+          <w:rStyle w:val="Refdenotaalpie"/>
+          <w:rFonts w:ascii="Arial Narrow" w:eastAsia="Arial Narrow" w:hAnsi="Arial Narrow" w:cs="Arial Narrow"/>
+          <w:sz w:val="16"/>
+          <w:szCs w:val="16"/>
+          <w:vertAlign w:val="superscript"/>
+        </w:rPr>
+        <w:footnoteRef/>
+      </w:r>
+      <w:r>
+        <w:rPr>
+          <w:rFonts w:ascii="Arial Narrow" w:eastAsia="Arial Narrow" w:hAnsi="Arial Narrow" w:cs="Arial Narrow"/>
+          <w:sz w:val="16"/>
+          <w:szCs w:val="16"/>
+        </w:rPr>
+        <w:tab/>
+        <w:t xml:space="preserve"/>
+      </w:r>
+      <w:r>
+        <w:rPr>
+          <w:rFonts w:ascii="Arial Narrow" w:eastAsia="Arial Narrow" w:hAnsi="Arial Narrow" w:cs="Arial Narrow"/>
+          <w:sz w:val="16"/>
+          <w:szCs w:val="16"/>
+        </w:rPr>
+        <w:tab/>
+      </w:r>
+      <w:r>
+        <w:rPr>
+          <w:rFonts w:ascii="Arial Narrow" w:eastAsia="Arial Narrow" w:hAnsi="Arial Narrow" w:cs="Arial Narrow"/>
+          <w:b/>
+          <w:bCs/>
+          <w:sz w:val="16"/>
+          <w:szCs w:val="16"/>
+        </w:rPr>
+        <w:t xml:space="preserve">LEY </w:t>
+      </w:r>
+      <w:proofErr w:type="spellStart"/>
+      <w:r>
+        <w:rPr>
+          <w:rFonts w:ascii="Arial Narrow" w:eastAsia="Arial Narrow" w:hAnsi="Arial Narrow" w:cs="Arial Narrow"/>
+          <w:b/>
+          <w:bCs/>
+          <w:sz w:val="16"/>
+          <w:szCs w:val="16"/>
+        </w:rPr>
+        <w:t/>
+      </w:r>
+      <w:proofErr w:type="spellEnd"/>
+      <w:r>
+        <w:rPr>
+          <w:rFonts w:ascii="Arial Narrow" w:eastAsia="Arial Narrow" w:hAnsi="Arial Narrow" w:cs="Arial Narrow"/>
+          <w:b/>
+          <w:bCs/>
+          <w:sz w:val="16"/>
+          <w:szCs w:val="16"/>
+        </w:rPr>
+        <w:t xml:space="preserve">29571, CÓDIGO DE PROTECCIÓN Y DEFENSA DEL CONSUMIDOR, publicado el 2 de setiembre de 2010 y modificado por Decreto Legislativo </w:t>
+      </w:r>
+      <w:proofErr w:type="spellStart"/>
+      <w:r>
+        <w:rPr>
+          <w:rFonts w:ascii="Arial Narrow" w:eastAsia="Arial Narrow" w:hAnsi="Arial Narrow" w:cs="Arial Narrow"/>
+          <w:b/>
+          <w:bCs/>
+          <w:sz w:val="16"/>
+          <w:szCs w:val="16"/>
+        </w:rPr>
+        <w:t/>
+      </w:r>
+      <w:proofErr w:type="spellEnd"/>
+      <w:r>
+        <w:rPr>
+          <w:rFonts w:ascii="Arial Narrow" w:eastAsia="Arial Narrow" w:hAnsi="Arial Narrow" w:cs="Arial Narrow"/>
+          <w:b/>
+          <w:bCs/>
+          <w:sz w:val="16"/>
+          <w:szCs w:val="16"/>
+        </w:rPr>
+        <w:t xml:space="preserve">1308 </w:t>
+      </w:r>
+    </w:p>
+    <w:p>
+      <w:pPr>
+        <w:pStyle w:val="Textonotapie"/>
+        <w:ind w:firstLine="567"/>
+        <w:rPr>
+          <w:rFonts w:ascii="Arial Narrow" w:eastAsia="Arial Narrow" w:hAnsi="Arial Narrow" w:cs="Arial Narrow"/>
+          <w:b/>
+          <w:bCs/>
+          <w:sz w:val="16"/>
+          <w:szCs w:val="16"/>
+        </w:rPr>
+      </w:pPr>
+      <w:r>
+        <w:rPr>
+          <w:rFonts w:ascii="Arial Narrow" w:eastAsia="Arial Narrow" w:hAnsi="Arial Narrow" w:cs="Arial Narrow"/>
+          <w:b/>
+          <w:bCs/>
+          <w:sz w:val="16"/>
+          <w:szCs w:val="16"/>
+        </w:rPr>
+        <w:t>Artículo 1.- Derechos de los consumidores</w:t>
+      </w:r>
+    </w:p>
+    <w:p>
+      <w:pPr>
+        <w:pStyle w:val="Textonotapie"/>
+        <w:tabs>
+          <w:tab w:val="left" w:pos="567"/>
+        </w:tabs>
+        <w:rPr>
+          <w:rFonts w:ascii="Arial Narrow" w:eastAsia="Arial Narrow" w:hAnsi="Arial Narrow" w:cs="Arial Narrow"/>
+          <w:sz w:val="16"/>
+          <w:szCs w:val="16"/>
+        </w:rPr>
+      </w:pPr>
+      <w:r>
+        <w:rPr>
+          <w:rFonts w:ascii="Arial Narrow" w:eastAsia="Arial Narrow" w:hAnsi="Arial Narrow" w:cs="Arial Narrow"/>
+          <w:sz w:val="16"/>
+          <w:szCs w:val="16"/>
+        </w:rPr>
+        <w:tab/>
+        <w:t>1.1 (…)</w:t>
+      </w:r>
+    </w:p>
+    <w:p>
+      <w:pPr>
+        <w:pStyle w:val="Textonotapie"/>
+        <w:tabs>
+          <w:tab w:val="left" w:pos="567"/>
+        </w:tabs>
+        <w:ind w:left="570"/>
+        <w:rPr>
+          <w:rFonts w:ascii="Arial Narrow" w:eastAsia="Arial Narrow" w:hAnsi="Arial Narrow" w:cs="Arial Narrow"/>
+          <w:sz w:val="16"/>
+          <w:szCs w:val="16"/>
+        </w:rPr>
+      </w:pPr>
+      <w:r>
+        <w:rPr>
+          <w:rFonts w:ascii="Arial Narrow" w:eastAsia="Arial Narrow" w:hAnsi="Arial Narrow" w:cs="Arial Narrow"/>
+          <w:sz w:val="16"/>
+          <w:szCs w:val="16"/>
+        </w:rPr>
+        <w:t xml:space="preserve">b. </w:t>
+      </w:r>
+      <w:r>
+        <w:rPr>
+          <w:rFonts w:ascii="Arial Narrow" w:eastAsia="Arial Narrow" w:hAnsi="Arial Narrow" w:cs="Arial Narrow"/>
+          <w:sz w:val="16"/>
+          <w:szCs w:val="16"/>
+        </w:rPr>
+        <w:t xml:space="preserve">Derecho a acceder a información oportuna, suficiente, veraz y fácilmente accesible, relevante para tomar una decisión o realizar una elección de consumo que se ajuste a sus intereses, así como para efectuar un uso o consumo adecuado de los productos o servicios. </w:t>
+      </w:r>
+    </w:p>
     <w:p>
       <w:pPr>
         <w:pStyle w:val="Textonotapie"/>
@@ -9320,30 +9565,10 @@
         <w:jc w:val="both"/>
         <w:rPr>
           <w:rFonts w:ascii="Arial Narrow" w:eastAsia="Arial Narrow" w:hAnsi="Arial Narrow" w:cs="Arial Narrow"/>
-          <w:b/>
-          <w:bCs/>
-          <w:sz w:val="16"/>
-          <w:szCs w:val="16"/>
-        </w:rPr>
-      </w:pPr>
-      <w:r>
-        <w:rPr>
-          <w:rStyle w:val="Refdenotaalpie"/>
-          <w:rFonts w:ascii="Arial Narrow" w:eastAsia="Arial Narrow" w:hAnsi="Arial Narrow" w:cs="Arial Narrow"/>
-          <w:sz w:val="16"/>
-          <w:szCs w:val="16"/>
-          <w:vertAlign w:val="superscript"/>
-        </w:rPr>
-        <w:footnoteRef/>
-      </w:r>
-      <w:r>
-        <w:rPr>
-          <w:rFonts w:ascii="Arial Narrow" w:eastAsia="Arial Narrow" w:hAnsi="Arial Narrow" w:cs="Arial Narrow"/>
-          <w:sz w:val="16"/>
-          <w:szCs w:val="16"/>
-        </w:rPr>
-        <w:t xml:space="preserve"> </w:t>
-      </w:r>
+          <w:sz w:val="16"/>
+          <w:szCs w:val="16"/>
+        </w:rPr>
+      </w:pPr>
       <w:r>
         <w:rPr>
           <w:rFonts w:ascii="Arial Narrow" w:eastAsia="Arial Narrow" w:hAnsi="Arial Narrow" w:cs="Arial Narrow"/>
@@ -9351,66 +9576,14 @@
           <w:szCs w:val="16"/>
         </w:rPr>
         <w:tab/>
-      </w:r>
-      <w:r>
-        <w:rPr>
-          <w:rFonts w:ascii="Arial Narrow" w:eastAsia="Arial Narrow" w:hAnsi="Arial Narrow" w:cs="Arial Narrow"/>
-          <w:b/>
-          <w:bCs/>
-          <w:sz w:val="16"/>
-          <w:szCs w:val="16"/>
-        </w:rPr>
-        <w:t xml:space="preserve">LEY </w:t>
-      </w:r>
-      <w:proofErr w:type="spellStart"/>
-      <w:r>
-        <w:rPr>
-          <w:rFonts w:ascii="Arial Narrow" w:eastAsia="Arial Narrow" w:hAnsi="Arial Narrow" w:cs="Arial Narrow"/>
-          <w:b/>
-          <w:bCs/>
-          <w:sz w:val="16"/>
-          <w:szCs w:val="16"/>
-        </w:rPr>
-        <w:t/>
-      </w:r>
-      <w:proofErr w:type="spellEnd"/>
-      <w:r>
-        <w:rPr>
-          <w:rFonts w:ascii="Arial Narrow" w:eastAsia="Arial Narrow" w:hAnsi="Arial Narrow" w:cs="Arial Narrow"/>
-          <w:b/>
-          <w:bCs/>
-          <w:sz w:val="16"/>
-          <w:szCs w:val="16"/>
-        </w:rPr>
-        <w:t xml:space="preserve"> 29571, CÓDIGO DE PROTECCIÓN Y DEFENSA DEL CONSUMIDOR, publicado el 2 de setiembre de 2010 y modificado por Decreto Legislativo </w:t>
-      </w:r>
-      <w:proofErr w:type="spellStart"/>
-      <w:r>
-        <w:rPr>
-          <w:rFonts w:ascii="Arial Narrow" w:eastAsia="Arial Narrow" w:hAnsi="Arial Narrow" w:cs="Arial Narrow"/>
-          <w:b/>
-          <w:bCs/>
-          <w:sz w:val="16"/>
-          <w:szCs w:val="16"/>
-        </w:rPr>
-        <w:t/>
-      </w:r>
-      <w:proofErr w:type="spellEnd"/>
-      <w:r>
-        <w:rPr>
-          <w:rFonts w:ascii="Arial Narrow" w:eastAsia="Arial Narrow" w:hAnsi="Arial Narrow" w:cs="Arial Narrow"/>
-          <w:b/>
-          <w:bCs/>
-          <w:sz w:val="16"/>
-          <w:szCs w:val="16"/>
-        </w:rPr>
-        <w:t xml:space="preserve"> 1308 </w:t>
+        <w:t>(…).</w:t>
       </w:r>
     </w:p>
     <w:p>
       <w:pPr>
         <w:pStyle w:val="Textonotapie"/>
         <w:ind w:firstLine="567"/>
+        <w:jc w:val="both"/>
         <w:rPr>
           <w:rFonts w:ascii="Arial Narrow" w:eastAsia="Arial Narrow" w:hAnsi="Arial Narrow" w:cs="Arial Narrow"/>
           <w:b/>
@@ -9427,7 +9600,7 @@
           <w:sz w:val="16"/>
           <w:szCs w:val="16"/>
         </w:rPr>
-        <w:t>Artículo 1.- Derechos de los consumidores</w:t>
+        <w:t>Artículo 2.- Información relevante</w:t>
       </w:r>
     </w:p>
     <w:p>
@@ -9436,20 +9609,21 @@
         <w:tabs>
           <w:tab w:val="left" w:pos="567"/>
         </w:tabs>
-        <w:rPr>
-          <w:rFonts w:ascii="Arial Narrow" w:eastAsia="Arial Narrow" w:hAnsi="Arial Narrow" w:cs="Arial Narrow"/>
-          <w:sz w:val="16"/>
-          <w:szCs w:val="16"/>
-        </w:rPr>
-      </w:pPr>
-      <w:r>
-        <w:rPr>
-          <w:rFonts w:ascii="Arial Narrow" w:eastAsia="Arial Narrow" w:hAnsi="Arial Narrow" w:cs="Arial Narrow"/>
-          <w:sz w:val="16"/>
-          <w:szCs w:val="16"/>
-        </w:rPr>
-        <w:tab/>
-        <w:t>1.1 (…)</w:t>
+        <w:ind w:left="567"/>
+        <w:jc w:val="both"/>
+        <w:rPr>
+          <w:rFonts w:ascii="Arial Narrow" w:eastAsia="Arial Narrow" w:hAnsi="Arial Narrow" w:cs="Arial Narrow"/>
+          <w:sz w:val="16"/>
+          <w:szCs w:val="16"/>
+        </w:rPr>
+      </w:pPr>
+      <w:r>
+        <w:rPr>
+          <w:rFonts w:ascii="Arial Narrow" w:eastAsia="Arial Narrow" w:hAnsi="Arial Narrow" w:cs="Arial Narrow"/>
+          <w:sz w:val="16"/>
+          <w:szCs w:val="16"/>
+        </w:rPr>
+        <w:t xml:space="preserve">2.1 El proveedor tiene la obligación de ofrecer al consumidor toda la información relevante para tomar una decisión o realizar una elección adecuada de consumo, así como para efectuar un uso o consumo adecuado de los productos o servicios. </w:t>
       </w:r>
     </w:p>
     <w:p>
@@ -9458,28 +9632,75 @@
         <w:tabs>
           <w:tab w:val="left" w:pos="567"/>
         </w:tabs>
-        <w:ind w:left="570"/>
-        <w:rPr>
-          <w:rFonts w:ascii="Arial Narrow" w:eastAsia="Arial Narrow" w:hAnsi="Arial Narrow" w:cs="Arial Narrow"/>
-          <w:sz w:val="16"/>
-          <w:szCs w:val="16"/>
-        </w:rPr>
-      </w:pPr>
-      <w:r>
-        <w:rPr>
-          <w:rFonts w:ascii="Arial Narrow" w:eastAsia="Arial Narrow" w:hAnsi="Arial Narrow" w:cs="Arial Narrow"/>
-          <w:sz w:val="16"/>
-          <w:szCs w:val="16"/>
-        </w:rPr>
-        <w:t xml:space="preserve">b. </w:t>
-      </w:r>
-      <w:r>
-        <w:rPr>
-          <w:rFonts w:ascii="Arial Narrow" w:eastAsia="Arial Narrow" w:hAnsi="Arial Narrow" w:cs="Arial Narrow"/>
-          <w:sz w:val="16"/>
-          <w:szCs w:val="16"/>
-        </w:rPr>
-        <w:t xml:space="preserve">Derecho a acceder a información oportuna, suficiente, veraz y fácilmente accesible, relevante para tomar una decisión o realizar una elección de consumo que se ajuste a sus intereses, así como para efectuar un uso o consumo adecuado de los productos o servicios. </w:t>
+        <w:ind w:left="567"/>
+        <w:jc w:val="both"/>
+        <w:rPr>
+          <w:rFonts w:ascii="Arial Narrow" w:eastAsia="Arial Narrow" w:hAnsi="Arial Narrow" w:cs="Arial Narrow"/>
+          <w:sz w:val="16"/>
+          <w:szCs w:val="16"/>
+        </w:rPr>
+      </w:pPr>
+      <w:r>
+        <w:rPr>
+          <w:rFonts w:ascii="Arial Narrow" w:eastAsia="Arial Narrow" w:hAnsi="Arial Narrow" w:cs="Arial Narrow"/>
+          <w:sz w:val="16"/>
+          <w:szCs w:val="16"/>
+        </w:rPr>
+        <w:t xml:space="preserve">2.2 La información debe ser veraz, suficiente, de fácil comprensión, apropiada, oportuna y fácilmente accesible, debiendo ser brindada en idioma castellano. </w:t>
+      </w:r>
+    </w:p>
+    <w:p>
+      <w:pPr>
+        <w:pStyle w:val="Textonotapie"/>
+        <w:tabs>
+          <w:tab w:val="left" w:pos="567"/>
+        </w:tabs>
+        <w:ind w:left="567"/>
+        <w:jc w:val="both"/>
+        <w:rPr>
+          <w:rFonts w:ascii="Arial Narrow" w:eastAsia="Arial Narrow" w:hAnsi="Arial Narrow" w:cs="Arial Narrow"/>
+          <w:sz w:val="16"/>
+          <w:szCs w:val="16"/>
+        </w:rPr>
+      </w:pPr>
+      <w:r>
+        <w:rPr>
+          <w:rFonts w:ascii="Arial Narrow" w:eastAsia="Arial Narrow" w:hAnsi="Arial Narrow" w:cs="Arial Narrow"/>
+          <w:sz w:val="16"/>
+          <w:szCs w:val="16"/>
+        </w:rPr>
+        <w:t xml:space="preserve">2.3 Sin perjuicio de las exigencias concretas de las normas sectoriales correspondientes, para analizar la información relevante se tiene en consideración a toda aquella sin la cual no se hubiera adoptado la decisión de consumo o se hubiera efectuado en términos substancialmente distintos. Para ello se debe examinar si la información omitida desnaturaliza las condiciones en que se realizó la oferta al consumidor. </w:t>
+      </w:r>
+    </w:p>
+    <w:p>
+      <w:pPr>
+        <w:pStyle w:val="Textonotapie"/>
+        <w:tabs>
+          <w:tab w:val="left" w:pos="567"/>
+        </w:tabs>
+        <w:ind w:left="567"/>
+        <w:jc w:val="both"/>
+        <w:rPr>
+          <w:rFonts w:ascii="Arial Narrow" w:eastAsia="Arial Narrow" w:hAnsi="Arial Narrow" w:cs="Arial Narrow"/>
+          <w:sz w:val="16"/>
+          <w:szCs w:val="16"/>
+        </w:rPr>
+      </w:pPr>
+      <w:r>
+        <w:rPr>
+          <w:rFonts w:ascii="Arial Narrow" w:eastAsia="Arial Narrow" w:hAnsi="Arial Narrow" w:cs="Arial Narrow"/>
+          <w:sz w:val="16"/>
+          <w:szCs w:val="16"/>
+        </w:rPr>
+        <w:t>2.4 Al evaluarse la información, deben considerarse los problemas de confusión que generarían al consumidor el suministro de información excesiva o sumamente compleja, atendiendo a la naturaleza del producto adquirido o al servicio contratado</w:t>
+      </w:r>
+      <w:r>
+        <w:rPr>
+          <w:rFonts w:ascii="Arial Narrow" w:eastAsia="Arial Narrow" w:hAnsi="Arial Narrow" w:cs="Arial Narrow"/>
+          <w:sz w:val="16"/>
+          <w:szCs w:val="16"/>
+        </w:rPr>
+        <w:t xml:space="preserve">. </w:t>
       </w:r>
     </w:p>
     <w:p>
@@ -9492,20 +9713,15 @@
         <w:jc w:val="both"/>
         <w:rPr>
           <w:rFonts w:ascii="Arial Narrow" w:eastAsia="Arial Narrow" w:hAnsi="Arial Narrow" w:cs="Arial Narrow"/>
-          <w:sz w:val="16"/>
-          <w:szCs w:val="16"/>
-        </w:rPr>
-      </w:pPr>
-      <w:r>
-        <w:rPr>
-          <w:rFonts w:ascii="Arial Narrow" w:eastAsia="Arial Narrow" w:hAnsi="Arial Narrow" w:cs="Arial Narrow"/>
-          <w:sz w:val="16"/>
-          <w:szCs w:val="16"/>
-        </w:rPr>
-        <w:tab/>
-        <w:t>(…).</w:t>
-      </w:r>
-    </w:p>
+          <w:b/>
+          <w:bCs/>
+          <w:sz w:val="16"/>
+          <w:szCs w:val="16"/>
+        </w:rPr>
+      </w:pPr>
+    </w:p>
+  </w:footnote>
+  <w:footnote w:id="8">
     <w:p>
       <w:pPr>
         <w:pStyle w:val="Textonotapie"/>
@@ -9522,11 +9738,92 @@
           <w:szCs w:val="16"/>
         </w:rPr>
       </w:pPr>
+      <w:r>
+        <w:rPr>
+          <w:rStyle w:val="Refdenotaalpie"/>
+          <w:rFonts w:ascii="Arial Narrow" w:eastAsia="Arial Narrow" w:hAnsi="Arial Narrow" w:cs="Arial Narrow"/>
+          <w:sz w:val="16"/>
+          <w:szCs w:val="16"/>
+          <w:vertAlign w:val="superscript"/>
+        </w:rPr>
+        <w:footnoteRef/>
+      </w:r>
+      <w:r>
+        <w:rPr>
+          <w:rFonts w:ascii="Arial Narrow" w:eastAsia="Arial Narrow" w:hAnsi="Arial Narrow" w:cs="Arial Narrow"/>
+          <w:sz w:val="16"/>
+          <w:szCs w:val="16"/>
+        </w:rPr>
+        <w:tab/>
+        <w:t xml:space="preserve"/>
+      </w:r>
+      <w:r>
+        <w:rPr>
+          <w:rFonts w:ascii="Arial Narrow" w:eastAsia="Arial Narrow" w:hAnsi="Arial Narrow" w:cs="Arial Narrow"/>
+          <w:sz w:val="16"/>
+          <w:szCs w:val="16"/>
+        </w:rPr>
+        <w:tab/>
+      </w:r>
+      <w:r>
+        <w:rPr>
+          <w:rFonts w:ascii="Arial Narrow" w:eastAsia="Arial Narrow" w:hAnsi="Arial Narrow" w:cs="Arial Narrow"/>
+          <w:b/>
+          <w:bCs/>
+          <w:sz w:val="16"/>
+          <w:szCs w:val="16"/>
+        </w:rPr>
+        <w:t xml:space="preserve">LEY </w:t>
+      </w:r>
+      <w:proofErr w:type="spellStart"/>
+      <w:r>
+        <w:rPr>
+          <w:rFonts w:ascii="Arial Narrow" w:eastAsia="Arial Narrow" w:hAnsi="Arial Narrow" w:cs="Arial Narrow"/>
+          <w:b/>
+          <w:bCs/>
+          <w:sz w:val="16"/>
+          <w:szCs w:val="16"/>
+        </w:rPr>
+        <w:t/>
+      </w:r>
+      <w:proofErr w:type="spellEnd"/>
+      <w:r>
+        <w:rPr>
+          <w:rFonts w:ascii="Arial Narrow" w:eastAsia="Arial Narrow" w:hAnsi="Arial Narrow" w:cs="Arial Narrow"/>
+          <w:b/>
+          <w:bCs/>
+          <w:sz w:val="16"/>
+          <w:szCs w:val="16"/>
+        </w:rPr>
+        <w:t xml:space="preserve">29571, CÓDIGO DE PROTECCIÓN Y DEFENSA DEL CONSUMIDOR, publicado el 2 de setiembre de 2010 y modificado por Decreto Legislativo </w:t>
+      </w:r>
+      <w:proofErr w:type="spellStart"/>
+      <w:r>
+        <w:rPr>
+          <w:rFonts w:ascii="Arial Narrow" w:eastAsia="Arial Narrow" w:hAnsi="Arial Narrow" w:cs="Arial Narrow"/>
+          <w:b/>
+          <w:bCs/>
+          <w:sz w:val="16"/>
+          <w:szCs w:val="16"/>
+        </w:rPr>
+        <w:t/>
+      </w:r>
+      <w:proofErr w:type="spellEnd"/>
+      <w:r>
+        <w:rPr>
+          <w:rFonts w:ascii="Arial Narrow" w:eastAsia="Arial Narrow" w:hAnsi="Arial Narrow" w:cs="Arial Narrow"/>
+          <w:b/>
+          <w:bCs/>
+          <w:sz w:val="16"/>
+          <w:szCs w:val="16"/>
+        </w:rPr>
+        <w:t xml:space="preserve">1308 </w:t>
+      </w:r>
     </w:p>
     <w:p>
       <w:pPr>
         <w:pStyle w:val="Textonotapie"/>
-        <w:ind w:firstLine="567"/>
+        <w:ind w:left="567"/>
         <w:jc w:val="both"/>
         <w:rPr>
           <w:rFonts w:ascii="Arial Narrow" w:eastAsia="Arial Narrow" w:hAnsi="Arial Narrow" w:cs="Arial Narrow"/>
@@ -9544,15 +9841,12 @@
           <w:sz w:val="16"/>
           <w:szCs w:val="16"/>
         </w:rPr>
-        <w:t>Artículo 2.- Información relevante</w:t>
+        <w:t>Artículo 49.- Definición de cláusulas abusivas</w:t>
       </w:r>
     </w:p>
     <w:p>
       <w:pPr>
         <w:pStyle w:val="Textonotapie"/>
-        <w:tabs>
-          <w:tab w:val="left" w:pos="567"/>
-        </w:tabs>
         <w:ind w:left="567"/>
         <w:jc w:val="both"/>
         <w:rPr>
@@ -9567,84 +9861,15 @@
           <w:sz w:val="16"/>
           <w:szCs w:val="16"/>
         </w:rPr>
-        <w:t xml:space="preserve">2.1 El proveedor tiene la obligación de ofrecer al consumidor toda la información relevante para tomar una decisión o realizar una elección adecuada de consumo, así como para efectuar un uso o consumo adecuado de los productos o servicios. </w:t>
-      </w:r>
-    </w:p>
-    <w:p>
-      <w:pPr>
-        <w:pStyle w:val="Textonotapie"/>
-        <w:tabs>
-          <w:tab w:val="left" w:pos="567"/>
-        </w:tabs>
-        <w:ind w:left="567"/>
-        <w:jc w:val="both"/>
-        <w:rPr>
-          <w:rFonts w:ascii="Arial Narrow" w:eastAsia="Arial Narrow" w:hAnsi="Arial Narrow" w:cs="Arial Narrow"/>
-          <w:sz w:val="16"/>
-          <w:szCs w:val="16"/>
-        </w:rPr>
-      </w:pPr>
-      <w:r>
-        <w:rPr>
-          <w:rFonts w:ascii="Arial Narrow" w:eastAsia="Arial Narrow" w:hAnsi="Arial Narrow" w:cs="Arial Narrow"/>
-          <w:sz w:val="16"/>
-          <w:szCs w:val="16"/>
-        </w:rPr>
-        <w:t xml:space="preserve">2.2 La información debe ser veraz, suficiente, de fácil comprensión, apropiada, oportuna y fácilmente accesible, debiendo ser brindada en idioma castellano. </w:t>
-      </w:r>
-    </w:p>
-    <w:p>
-      <w:pPr>
-        <w:pStyle w:val="Textonotapie"/>
-        <w:tabs>
-          <w:tab w:val="left" w:pos="567"/>
-        </w:tabs>
-        <w:ind w:left="567"/>
-        <w:jc w:val="both"/>
-        <w:rPr>
-          <w:rFonts w:ascii="Arial Narrow" w:eastAsia="Arial Narrow" w:hAnsi="Arial Narrow" w:cs="Arial Narrow"/>
-          <w:sz w:val="16"/>
-          <w:szCs w:val="16"/>
-        </w:rPr>
-      </w:pPr>
-      <w:r>
-        <w:rPr>
-          <w:rFonts w:ascii="Arial Narrow" w:eastAsia="Arial Narrow" w:hAnsi="Arial Narrow" w:cs="Arial Narrow"/>
-          <w:sz w:val="16"/>
-          <w:szCs w:val="16"/>
-        </w:rPr>
-        <w:t xml:space="preserve">2.3 Sin perjuicio de las exigencias concretas de las normas sectoriales correspondientes, para analizar la información relevante se tiene en consideración a toda aquella sin la cual no se hubiera adoptado la decisión de consumo o se hubiera efectuado en términos substancialmente distintos. Para ello se debe examinar si la información omitida desnaturaliza las condiciones en que se realizó la oferta al consumidor. </w:t>
-      </w:r>
-    </w:p>
-    <w:p>
-      <w:pPr>
-        <w:pStyle w:val="Textonotapie"/>
-        <w:tabs>
-          <w:tab w:val="left" w:pos="567"/>
-        </w:tabs>
-        <w:ind w:left="567"/>
-        <w:jc w:val="both"/>
-        <w:rPr>
-          <w:rFonts w:ascii="Arial Narrow" w:eastAsia="Arial Narrow" w:hAnsi="Arial Narrow" w:cs="Arial Narrow"/>
-          <w:sz w:val="16"/>
-          <w:szCs w:val="16"/>
-        </w:rPr>
-      </w:pPr>
-      <w:r>
-        <w:rPr>
-          <w:rFonts w:ascii="Arial Narrow" w:eastAsia="Arial Narrow" w:hAnsi="Arial Narrow" w:cs="Arial Narrow"/>
-          <w:sz w:val="16"/>
-          <w:szCs w:val="16"/>
-        </w:rPr>
-        <w:t>2.4 Al evaluarse la información, deben considerarse los problemas de confusión que generarían al consumidor el suministro de información excesiva o sumamente compleja, atendiendo a la naturaleza del producto adquirido o al servicio contratado</w:t>
-      </w:r>
-      <w:r>
-        <w:rPr>
-          <w:rFonts w:ascii="Arial Narrow" w:eastAsia="Arial Narrow" w:hAnsi="Arial Narrow" w:cs="Arial Narrow"/>
-          <w:sz w:val="16"/>
-          <w:szCs w:val="16"/>
-        </w:rPr>
-        <w:t xml:space="preserve">. </w:t>
+        <w:t>49.1 En los contratos por adhesión y en las cláusulas generales de contratación no aprobadas administrativamente, se consideran cláusulas abusivas y, por tanto, inexigibles todas aquellas estipulaciones no negociadas individualmente que, en contra de las exigencias de la buena fe, coloquen al consumidor, en su perjuicio, en una situación de desventaja o desigualdad o anulen sus derechos</w:t>
+      </w:r>
+      <w:r>
+        <w:rPr>
+          <w:rFonts w:ascii="Arial Narrow" w:eastAsia="Arial Narrow" w:hAnsi="Arial Narrow" w:cs="Arial Narrow"/>
+          <w:sz w:val="16"/>
+          <w:szCs w:val="16"/>
+        </w:rPr>
+        <w:t>. (…)</w:t>
       </w:r>
     </w:p>
     <w:p>
@@ -9665,7 +9890,7 @@
       </w:pPr>
     </w:p>
   </w:footnote>
-  <w:footnote w:id="8">
+  <w:footnote w:id="9">
     <w:p>
       <w:pPr>
         <w:pStyle w:val="Textonotapie"/>
@@ -9676,143 +9901,72 @@
         <w:jc w:val="both"/>
         <w:rPr>
           <w:rFonts w:ascii="Arial Narrow" w:eastAsia="Arial Narrow" w:hAnsi="Arial Narrow" w:cs="Arial Narrow"/>
+          <w:sz w:val="16"/>
+          <w:szCs w:val="16"/>
+        </w:rPr>
+      </w:pPr>
+      <w:r>
+        <w:rPr>
+          <w:rStyle w:val="Refdenotaalpie"/>
+          <w:rFonts w:ascii="Arial Narrow" w:eastAsia="Arial Narrow" w:hAnsi="Arial Narrow" w:cs="Arial Narrow"/>
+          <w:sz w:val="16"/>
+          <w:szCs w:val="16"/>
+          <w:vertAlign w:val="superscript"/>
+        </w:rPr>
+        <w:footnoteRef/>
+      </w:r>
+      <w:r>
+        <w:rPr>
+          <w:rFonts w:ascii="Arial Narrow" w:eastAsia="Arial Narrow" w:hAnsi="Arial Narrow" w:cs="Arial Narrow"/>
+          <w:sz w:val="16"/>
+          <w:szCs w:val="16"/>
+        </w:rPr>
+        <w:tab/>
+        <w:t xml:space="preserve"/>
+      </w:r>
+      <w:r>
+        <w:rPr>
+          <w:rFonts w:ascii="Arial Narrow" w:eastAsia="Arial Narrow" w:hAnsi="Arial Narrow" w:cs="Arial Narrow"/>
+          <w:sz w:val="16"/>
+          <w:szCs w:val="16"/>
+        </w:rPr>
+        <w:tab/>
+      </w:r>
+      <w:r>
+        <w:rPr>
+          <w:rFonts w:ascii="Arial Narrow" w:eastAsia="Arial Narrow" w:hAnsi="Arial Narrow" w:cs="Arial Narrow"/>
           <w:b/>
           <w:bCs/>
           <w:sz w:val="16"/>
           <w:szCs w:val="16"/>
         </w:rPr>
-      </w:pPr>
-      <w:r>
-        <w:rPr>
-          <w:rStyle w:val="Refdenotaalpie"/>
-          <w:rFonts w:ascii="Arial Narrow" w:eastAsia="Arial Narrow" w:hAnsi="Arial Narrow" w:cs="Arial Narrow"/>
-          <w:sz w:val="16"/>
-          <w:szCs w:val="16"/>
-          <w:vertAlign w:val="superscript"/>
-        </w:rPr>
-        <w:footnoteRef/>
-      </w:r>
-      <w:r>
-        <w:rPr>
-          <w:rFonts w:ascii="Arial Narrow" w:eastAsia="Arial Narrow" w:hAnsi="Arial Narrow" w:cs="Arial Narrow"/>
-          <w:sz w:val="16"/>
-          <w:szCs w:val="16"/>
-        </w:rPr>
-        <w:t xml:space="preserve"> </w:t>
-      </w:r>
-      <w:r>
-        <w:rPr>
-          <w:rFonts w:ascii="Arial Narrow" w:eastAsia="Arial Narrow" w:hAnsi="Arial Narrow" w:cs="Arial Narrow"/>
-          <w:sz w:val="16"/>
-          <w:szCs w:val="16"/>
-        </w:rPr>
-        <w:tab/>
-      </w:r>
-      <w:r>
-        <w:rPr>
-          <w:rFonts w:ascii="Arial Narrow" w:eastAsia="Arial Narrow" w:hAnsi="Arial Narrow" w:cs="Arial Narrow"/>
-          <w:b/>
-          <w:bCs/>
-          <w:sz w:val="16"/>
-          <w:szCs w:val="16"/>
-        </w:rPr>
-        <w:t xml:space="preserve">LEY </w:t>
-      </w:r>
-      <w:proofErr w:type="spellStart"/>
-      <w:r>
-        <w:rPr>
-          <w:rFonts w:ascii="Arial Narrow" w:eastAsia="Arial Narrow" w:hAnsi="Arial Narrow" w:cs="Arial Narrow"/>
-          <w:b/>
-          <w:bCs/>
-          <w:sz w:val="16"/>
-          <w:szCs w:val="16"/>
-        </w:rPr>
-        <w:t/>
-      </w:r>
-      <w:proofErr w:type="spellEnd"/>
-      <w:r>
-        <w:rPr>
-          <w:rFonts w:ascii="Arial Narrow" w:eastAsia="Arial Narrow" w:hAnsi="Arial Narrow" w:cs="Arial Narrow"/>
-          <w:b/>
-          <w:bCs/>
-          <w:sz w:val="16"/>
-          <w:szCs w:val="16"/>
-        </w:rPr>
-        <w:t xml:space="preserve"> 29571, CÓDIGO DE PROTECCIÓN Y DEFENSA DEL CONSUMIDOR, publicado el 2 de setiembre de 2010 y modificado por Decreto Legislativo </w:t>
-      </w:r>
-      <w:proofErr w:type="spellStart"/>
-      <w:r>
-        <w:rPr>
-          <w:rFonts w:ascii="Arial Narrow" w:eastAsia="Arial Narrow" w:hAnsi="Arial Narrow" w:cs="Arial Narrow"/>
-          <w:b/>
-          <w:bCs/>
-          <w:sz w:val="16"/>
-          <w:szCs w:val="16"/>
-        </w:rPr>
-        <w:t/>
-      </w:r>
-      <w:proofErr w:type="spellEnd"/>
-      <w:r>
-        <w:rPr>
-          <w:rFonts w:ascii="Arial Narrow" w:eastAsia="Arial Narrow" w:hAnsi="Arial Narrow" w:cs="Arial Narrow"/>
-          <w:b/>
-          <w:bCs/>
-          <w:sz w:val="16"/>
-          <w:szCs w:val="16"/>
-        </w:rPr>
-        <w:t xml:space="preserve"> 1308 </w:t>
-      </w:r>
-    </w:p>
-    <w:p>
-      <w:pPr>
-        <w:pStyle w:val="Textonotapie"/>
-        <w:ind w:left="567"/>
-        <w:jc w:val="both"/>
-        <w:rPr>
-          <w:rFonts w:ascii="Arial Narrow" w:eastAsia="Arial Narrow" w:hAnsi="Arial Narrow" w:cs="Arial Narrow"/>
-          <w:b/>
-          <w:bCs/>
-          <w:sz w:val="16"/>
-          <w:szCs w:val="16"/>
-        </w:rPr>
-      </w:pPr>
-      <w:r>
-        <w:rPr>
-          <w:rFonts w:ascii="Arial Narrow" w:eastAsia="Arial Narrow" w:hAnsi="Arial Narrow" w:cs="Arial Narrow"/>
-          <w:b/>
-          <w:bCs/>
-          <w:sz w:val="16"/>
-          <w:szCs w:val="16"/>
-        </w:rPr>
-        <w:t>Artículo 49.- Definición de cláusulas abusivas</w:t>
-      </w:r>
-    </w:p>
-    <w:p>
-      <w:pPr>
-        <w:pStyle w:val="Textonotapie"/>
-        <w:ind w:left="567"/>
-        <w:jc w:val="both"/>
-        <w:rPr>
-          <w:rFonts w:ascii="Arial Narrow" w:eastAsia="Arial Narrow" w:hAnsi="Arial Narrow" w:cs="Arial Narrow"/>
-          <w:sz w:val="16"/>
-          <w:szCs w:val="16"/>
-        </w:rPr>
-      </w:pPr>
-      <w:r>
-        <w:rPr>
-          <w:rFonts w:ascii="Arial Narrow" w:eastAsia="Arial Narrow" w:hAnsi="Arial Narrow" w:cs="Arial Narrow"/>
-          <w:sz w:val="16"/>
-          <w:szCs w:val="16"/>
-        </w:rPr>
-        <w:t>49.1 En los contratos por adhesión y en las cláusulas generales de contratación no aprobadas administrativamente, se consideran cláusulas abusivas y, por tanto, inexigibles todas aquellas estipulaciones no negociadas individualmente que, en contra de las exigencias de la buena fe, coloquen al consumidor, en su perjuicio, en una situación de desventaja o desigualdad o anulen sus derechos</w:t>
-      </w:r>
-      <w:r>
-        <w:rPr>
-          <w:rFonts w:ascii="Arial Narrow" w:eastAsia="Arial Narrow" w:hAnsi="Arial Narrow" w:cs="Arial Narrow"/>
-          <w:sz w:val="16"/>
-          <w:szCs w:val="16"/>
-        </w:rPr>
-        <w:t>. (…)</w:t>
+        <w:t>LEY SOBRE FACULTADES, NORMAS Y ORGANIZACIÓN DEL INDECOPI, APROBADA POR DECRETO LEGISLATIVO 807 Artículo 24.-</w:t>
+      </w:r>
+      <w:r>
+        <w:rPr>
+          <w:rFonts w:ascii="Arial Narrow" w:eastAsia="Arial Narrow" w:hAnsi="Arial Narrow" w:cs="Arial Narrow"/>
+          <w:sz w:val="16"/>
+          <w:szCs w:val="16"/>
+        </w:rPr>
+        <w:t xml:space="preserve"> El </w:t>
+      </w:r>
+      <w:proofErr w:type="gramStart"/>
+      <w:r>
+        <w:rPr>
+          <w:rFonts w:ascii="Arial Narrow" w:eastAsia="Arial Narrow" w:hAnsi="Arial Narrow" w:cs="Arial Narrow"/>
+          <w:sz w:val="16"/>
+          <w:szCs w:val="16"/>
+        </w:rPr>
+        <w:t>Secretario Técnico</w:t>
+      </w:r>
+      <w:proofErr w:type="gramEnd"/>
+      <w:r>
+        <w:rPr>
+          <w:rFonts w:ascii="Arial Narrow" w:eastAsia="Arial Narrow" w:hAnsi="Arial Narrow" w:cs="Arial Narrow"/>
+          <w:sz w:val="16"/>
+          <w:szCs w:val="16"/>
+        </w:rPr>
+        <w:t xml:space="preserve"> se encargará de la tramitación del procedimiento. Para ello, cuenta con las siguientes facultades:</w:t>
       </w:r>
     </w:p>
     <w:p>
@@ -9825,15 +9979,20 @@
         <w:jc w:val="both"/>
         <w:rPr>
           <w:rFonts w:ascii="Arial Narrow" w:eastAsia="Arial Narrow" w:hAnsi="Arial Narrow" w:cs="Arial Narrow"/>
-          <w:b/>
-          <w:bCs/>
-          <w:sz w:val="16"/>
-          <w:szCs w:val="16"/>
-        </w:rPr>
-      </w:pPr>
-    </w:p>
-  </w:footnote>
-  <w:footnote w:id="9">
+          <w:sz w:val="16"/>
+          <w:szCs w:val="16"/>
+        </w:rPr>
+      </w:pPr>
+      <w:r>
+        <w:rPr>
+          <w:rFonts w:ascii="Arial Narrow" w:eastAsia="Arial Narrow" w:hAnsi="Arial Narrow" w:cs="Arial Narrow"/>
+          <w:sz w:val="16"/>
+          <w:szCs w:val="16"/>
+        </w:rPr>
+        <w:tab/>
+        <w:t xml:space="preserve">(...) </w:t>
+      </w:r>
+    </w:p>
     <w:p>
       <w:pPr>
         <w:pStyle w:val="Textonotapie"/>
@@ -9850,65 +10009,12 @@
       </w:pPr>
       <w:r>
         <w:rPr>
-          <w:rStyle w:val="Refdenotaalpie"/>
-          <w:rFonts w:ascii="Arial Narrow" w:eastAsia="Arial Narrow" w:hAnsi="Arial Narrow" w:cs="Arial Narrow"/>
-          <w:sz w:val="16"/>
-          <w:szCs w:val="16"/>
-          <w:vertAlign w:val="superscript"/>
-        </w:rPr>
-        <w:footnoteRef/>
-      </w:r>
-      <w:r>
-        <w:rPr>
-          <w:rFonts w:ascii="Arial Narrow" w:eastAsia="Arial Narrow" w:hAnsi="Arial Narrow" w:cs="Arial Narrow"/>
-          <w:sz w:val="16"/>
-          <w:szCs w:val="16"/>
-        </w:rPr>
-        <w:t xml:space="preserve"> </w:t>
-      </w:r>
-      <w:r>
-        <w:rPr>
           <w:rFonts w:ascii="Arial Narrow" w:eastAsia="Arial Narrow" w:hAnsi="Arial Narrow" w:cs="Arial Narrow"/>
           <w:sz w:val="16"/>
           <w:szCs w:val="16"/>
         </w:rPr>
         <w:tab/>
-      </w:r>
-      <w:r>
-        <w:rPr>
-          <w:rFonts w:ascii="Arial Narrow" w:eastAsia="Arial Narrow" w:hAnsi="Arial Narrow" w:cs="Arial Narrow"/>
-          <w:b/>
-          <w:bCs/>
-          <w:sz w:val="16"/>
-          <w:szCs w:val="16"/>
-        </w:rPr>
-        <w:t>LEY SOBRE FACULTADES, NORMAS Y ORGANIZACIÓN DEL INDECOPI, APROBADA POR DECRETO LEGISLATIVO 807 Artículo 24.-</w:t>
-      </w:r>
-      <w:r>
-        <w:rPr>
-          <w:rFonts w:ascii="Arial Narrow" w:eastAsia="Arial Narrow" w:hAnsi="Arial Narrow" w:cs="Arial Narrow"/>
-          <w:sz w:val="16"/>
-          <w:szCs w:val="16"/>
-        </w:rPr>
-        <w:t xml:space="preserve"> El </w:t>
-      </w:r>
-      <w:proofErr w:type="gramStart"/>
-      <w:r>
-        <w:rPr>
-          <w:rFonts w:ascii="Arial Narrow" w:eastAsia="Arial Narrow" w:hAnsi="Arial Narrow" w:cs="Arial Narrow"/>
-          <w:sz w:val="16"/>
-          <w:szCs w:val="16"/>
-        </w:rPr>
-        <w:t>Secretario Técnico</w:t>
-      </w:r>
-      <w:proofErr w:type="gramEnd"/>
-      <w:r>
-        <w:rPr>
-          <w:rFonts w:ascii="Arial Narrow" w:eastAsia="Arial Narrow" w:hAnsi="Arial Narrow" w:cs="Arial Narrow"/>
-          <w:sz w:val="16"/>
-          <w:szCs w:val="16"/>
-        </w:rPr>
-        <w:t xml:space="preserve"> se encargará de la tramitación del procedimiento. Para ello, cuenta con las siguientes facultades:</w:t>
+        <w:t xml:space="preserve">c) Admitir denuncias a trámite, en aquellos casos en que la Comisión le haya delegado esta facultad. </w:t>
       </w:r>
     </w:p>
     <w:p>
@@ -9932,7 +10038,7 @@
           <w:szCs w:val="16"/>
         </w:rPr>
         <w:tab/>
-        <w:t xml:space="preserve">(...) </w:t>
+        <w:t>(...).</w:t>
       </w:r>
     </w:p>
     <w:p>
@@ -9949,30 +10055,33 @@
           <w:szCs w:val="16"/>
         </w:rPr>
       </w:pPr>
-      <w:r>
-        <w:rPr>
-          <w:rFonts w:ascii="Arial Narrow" w:eastAsia="Arial Narrow" w:hAnsi="Arial Narrow" w:cs="Arial Narrow"/>
-          <w:sz w:val="16"/>
-          <w:szCs w:val="16"/>
-        </w:rPr>
-        <w:tab/>
-        <w:t xml:space="preserve">c) Admitir denuncias a trámite, en aquellos casos en que la Comisión le haya delegado esta facultad. </w:t>
-      </w:r>
-    </w:p>
+    </w:p>
+  </w:footnote>
+  <w:footnote w:id="10">
     <w:p>
       <w:pPr>
         <w:pStyle w:val="Textonotapie"/>
         <w:tabs>
           <w:tab w:val="left" w:pos="567"/>
         </w:tabs>
-        <w:ind w:left="567" w:right="-1" w:hanging="567"/>
-        <w:jc w:val="both"/>
-        <w:rPr>
-          <w:rFonts w:ascii="Arial Narrow" w:eastAsia="Arial Narrow" w:hAnsi="Arial Narrow" w:cs="Arial Narrow"/>
-          <w:sz w:val="16"/>
-          <w:szCs w:val="16"/>
-        </w:rPr>
-      </w:pPr>
+        <w:ind w:left="567" w:hanging="567"/>
+        <w:jc w:val="both"/>
+        <w:rPr>
+          <w:rFonts w:ascii="Arial Narrow" w:eastAsia="Arial Narrow" w:hAnsi="Arial Narrow" w:cs="Arial Narrow"/>
+          <w:sz w:val="16"/>
+          <w:szCs w:val="16"/>
+        </w:rPr>
+      </w:pPr>
+      <w:r>
+        <w:rPr>
+          <w:rStyle w:val="Refdenotaalpie"/>
+          <w:rFonts w:ascii="Arial Narrow" w:eastAsia="Arial Narrow" w:hAnsi="Arial Narrow" w:cs="Arial Narrow"/>
+          <w:sz w:val="16"/>
+          <w:szCs w:val="16"/>
+          <w:vertAlign w:val="superscript"/>
+        </w:rPr>
+        <w:footnoteRef/>
+      </w:r>
       <w:r>
         <w:rPr>
           <w:rFonts w:ascii="Arial Narrow" w:eastAsia="Arial Narrow" w:hAnsi="Arial Narrow" w:cs="Arial Narrow"/>
@@ -9980,52 +10089,74 @@
           <w:szCs w:val="16"/>
         </w:rPr>
         <w:tab/>
-        <w:t>(...).</w:t>
-      </w:r>
-    </w:p>
+        <w:t xml:space="preserve"/>
+      </w:r>
+      <w:r>
+        <w:rPr>
+          <w:rFonts w:ascii="Arial Narrow" w:eastAsia="Arial Narrow" w:hAnsi="Arial Narrow" w:cs="Arial Narrow"/>
+          <w:sz w:val="16"/>
+          <w:szCs w:val="16"/>
+        </w:rPr>
+        <w:tab/>
+        <w:t xml:space="preserve">El número de trabajadores se atenderá siempre que la empresa haya sido constituida antes de la vigencia de la Ley </w:t>
+      </w:r>
+      <w:proofErr w:type="spellStart"/>
+      <w:r>
+        <w:rPr>
+          <w:rFonts w:ascii="Arial Narrow" w:eastAsia="Arial Narrow" w:hAnsi="Arial Narrow" w:cs="Arial Narrow"/>
+          <w:sz w:val="16"/>
+          <w:szCs w:val="16"/>
+        </w:rPr>
+        <w:t/>
+      </w:r>
+      <w:proofErr w:type="spellEnd"/>
+      <w:r>
+        <w:rPr>
+          <w:rFonts w:ascii="Arial Narrow" w:eastAsia="Arial Narrow" w:hAnsi="Arial Narrow" w:cs="Arial Narrow"/>
+          <w:sz w:val="16"/>
+          <w:szCs w:val="16"/>
+        </w:rPr>
+        <w:t xml:space="preserve">30056, publicada el 2 de julio de 2013, que modificó el artículo 5 del Texto Único Ordenado de la Ley de Promoción de la Competitividad, Formalización y Desarrollo de la Micro y Pequeña Empresa y de Acceso al Empleo Decente (LEY MYPE). Ello, en la medida que la Tercera Disposición Complementaria Transitoria de la norma modificatoria precisa que las empresas constituidas antes de la </w:t>
+      </w:r>
+      <w:proofErr w:type="gramStart"/>
+      <w:r>
+        <w:rPr>
+          <w:rFonts w:ascii="Arial Narrow" w:eastAsia="Arial Narrow" w:hAnsi="Arial Narrow" w:cs="Arial Narrow"/>
+          <w:sz w:val="16"/>
+          <w:szCs w:val="16"/>
+        </w:rPr>
+        <w:t>entrada en vigencia</w:t>
+      </w:r>
+      <w:proofErr w:type="gramEnd"/>
+      <w:r>
+        <w:rPr>
+          <w:rFonts w:ascii="Arial Narrow" w:eastAsia="Arial Narrow" w:hAnsi="Arial Narrow" w:cs="Arial Narrow"/>
+          <w:sz w:val="16"/>
+          <w:szCs w:val="16"/>
+        </w:rPr>
+        <w:t xml:space="preserve"> de dicha Ley se rigen por los requisitos de acogimiento al régimen de las micro y pequeñas empresas regulados en el Decreto Legislativo 1086.</w:t>
+      </w:r>
+    </w:p>
+    <w:p>
+      <w:pPr>
+        <w:pStyle w:val="Textonotapie"/>
+        <w:ind w:left="567" w:hanging="567"/>
+        <w:jc w:val="both"/>
+        <w:rPr>
+          <w:rFonts w:ascii="Arial Narrow" w:eastAsia="Arial Narrow" w:hAnsi="Arial Narrow" w:cs="Arial Narrow"/>
+          <w:sz w:val="16"/>
+          <w:szCs w:val="16"/>
+        </w:rPr>
+      </w:pPr>
+    </w:p>
+  </w:footnote>
+  <w:footnote w:id="11">
     <w:p>
       <w:pPr>
         <w:pStyle w:val="Textonotapie"/>
         <w:tabs>
           <w:tab w:val="left" w:pos="567"/>
         </w:tabs>
-        <w:ind w:left="567" w:right="-1" w:hanging="567"/>
-        <w:jc w:val="both"/>
-        <w:rPr>
-          <w:rFonts w:ascii="Arial Narrow" w:eastAsia="Arial Narrow" w:hAnsi="Arial Narrow" w:cs="Arial Narrow"/>
-          <w:sz w:val="16"/>
-          <w:szCs w:val="16"/>
-        </w:rPr>
-      </w:pPr>
-      <w:r>
-        <w:rPr>
-          <w:rFonts w:ascii="Arial Narrow" w:eastAsia="Arial Narrow" w:hAnsi="Arial Narrow" w:cs="Arial Narrow"/>
-          <w:sz w:val="16"/>
-          <w:szCs w:val="16"/>
-        </w:rPr>
-        <w:t xml:space="preserve">. </w:t>
-      </w:r>
-    </w:p>
-    <w:p>
-      <w:pPr>
-        <w:pStyle w:val="Textonotapie"/>
-        <w:tabs>
-          <w:tab w:val="left" w:pos="567"/>
-        </w:tabs>
-        <w:ind w:left="567" w:right="-1" w:hanging="567"/>
-        <w:jc w:val="both"/>
-        <w:rPr>
-          <w:rFonts w:ascii="Arial Narrow" w:eastAsia="Arial Narrow" w:hAnsi="Arial Narrow" w:cs="Arial Narrow"/>
-          <w:sz w:val="16"/>
-          <w:szCs w:val="16"/>
-        </w:rPr>
-      </w:pPr>
-    </w:p>
-  </w:footnote>
-  <w:footnote w:id="10">
-    <w:p>
-      <w:pPr>
-        <w:pStyle w:val="Textonotapie"/>
         <w:ind w:left="567" w:hanging="567"/>
         <w:jc w:val="both"/>
         <w:rPr>
@@ -10050,96 +10181,8 @@
           <w:sz w:val="16"/>
           <w:szCs w:val="16"/>
         </w:rPr>
-        <w:t xml:space="preserve"> </w:t>
-      </w:r>
-      <w:r>
-        <w:rPr>
-          <w:rFonts w:ascii="Arial Narrow" w:eastAsia="Arial Narrow" w:hAnsi="Arial Narrow" w:cs="Arial Narrow"/>
-          <w:sz w:val="16"/>
-          <w:szCs w:val="16"/>
-        </w:rPr>
         <w:tab/>
-        <w:t xml:space="preserve">El número de trabajadores se atenderá siempre que la empresa haya sido constituida antes de la vigencia de la Ley </w:t>
-      </w:r>
-      <w:proofErr w:type="spellStart"/>
-      <w:r>
-        <w:rPr>
-          <w:rFonts w:ascii="Arial Narrow" w:eastAsia="Arial Narrow" w:hAnsi="Arial Narrow" w:cs="Arial Narrow"/>
-          <w:sz w:val="16"/>
-          <w:szCs w:val="16"/>
-        </w:rPr>
-        <w:t/>
-      </w:r>
-      <w:proofErr w:type="spellEnd"/>
-      <w:r>
-        <w:rPr>
-          <w:rFonts w:ascii="Arial Narrow" w:eastAsia="Arial Narrow" w:hAnsi="Arial Narrow" w:cs="Arial Narrow"/>
-          <w:sz w:val="16"/>
-          <w:szCs w:val="16"/>
-        </w:rPr>
-        <w:t xml:space="preserve"> 30056, publicada el 2 de julio de 2013, que modificó el artículo 5 del Texto Único Ordenado de la Ley de Promoción de la Competitividad, Formalización y Desarrollo de la Micro y Pequeña Empresa y de Acceso al Empleo Decente (LEY MYPE). Ello, en la medida que la Tercera Disposición Complementaria Transitoria de la norma modificatoria precisa que las empresas constituidas antes de la </w:t>
-      </w:r>
-      <w:proofErr w:type="gramStart"/>
-      <w:r>
-        <w:rPr>
-          <w:rFonts w:ascii="Arial Narrow" w:eastAsia="Arial Narrow" w:hAnsi="Arial Narrow" w:cs="Arial Narrow"/>
-          <w:sz w:val="16"/>
-          <w:szCs w:val="16"/>
-        </w:rPr>
-        <w:t>entrada en vigencia</w:t>
-      </w:r>
-      <w:proofErr w:type="gramEnd"/>
-      <w:r>
-        <w:rPr>
-          <w:rFonts w:ascii="Arial Narrow" w:eastAsia="Arial Narrow" w:hAnsi="Arial Narrow" w:cs="Arial Narrow"/>
-          <w:sz w:val="16"/>
-          <w:szCs w:val="16"/>
-        </w:rPr>
-        <w:t xml:space="preserve"> de dicha Ley se rigen por los requisitos de acogimiento al régimen de las micro y pequeñas empresas regulados en el Decreto Legislativo 1086.</w:t>
-      </w:r>
-    </w:p>
-    <w:p>
-      <w:pPr>
-        <w:pStyle w:val="Textonotapie"/>
-        <w:ind w:left="567" w:hanging="567"/>
-        <w:jc w:val="both"/>
-        <w:rPr>
-          <w:rFonts w:ascii="Arial Narrow" w:eastAsia="Arial Narrow" w:hAnsi="Arial Narrow" w:cs="Arial Narrow"/>
-          <w:sz w:val="16"/>
-          <w:szCs w:val="16"/>
-        </w:rPr>
-      </w:pPr>
-    </w:p>
-  </w:footnote>
-  <w:footnote w:id="11">
-    <w:p>
-      <w:pPr>
-        <w:pStyle w:val="Textonotapie"/>
-        <w:ind w:left="567" w:hanging="567"/>
-        <w:jc w:val="both"/>
-        <w:rPr>
-          <w:rFonts w:ascii="Arial Narrow" w:eastAsia="Arial Narrow" w:hAnsi="Arial Narrow" w:cs="Arial Narrow"/>
-          <w:sz w:val="16"/>
-          <w:szCs w:val="16"/>
-        </w:rPr>
-      </w:pPr>
-      <w:r>
-        <w:rPr>
-          <w:rStyle w:val="Refdenotaalpie"/>
-          <w:rFonts w:ascii="Arial Narrow" w:eastAsia="Arial Narrow" w:hAnsi="Arial Narrow" w:cs="Arial Narrow"/>
-          <w:sz w:val="16"/>
-          <w:szCs w:val="16"/>
-          <w:vertAlign w:val="superscript"/>
-        </w:rPr>
-        <w:footnoteRef/>
-      </w:r>
-      <w:r>
-        <w:rPr>
-          <w:rFonts w:ascii="Arial Narrow" w:eastAsia="Arial Narrow" w:hAnsi="Arial Narrow" w:cs="Arial Narrow"/>
-          <w:sz w:val="16"/>
-          <w:szCs w:val="16"/>
-        </w:rPr>
-        <w:t xml:space="preserve"> </w:t>
+        <w:t xml:space="preserve"/>
       </w:r>
       <w:r>
         <w:rPr>
@@ -10298,7 +10341,50 @@
       </w:pPr>
     </w:p>
   </w:footnote>
-  <w:footnote w:id="17">
+  <w:footnote w:id="12">
+    <w:p>
+      <w:pPr>
+        <w:pStyle w:val="Textonotapie"/>
+        <w:tabs>
+          <w:tab w:val="left" w:pos="567"/>
+        </w:tabs>
+        <w:ind w:left="567" w:hanging="567"/>
+        <w:jc w:val="both"/>
+        <w:rPr>
+          <w:rFonts w:ascii="Arial Narrow" w:eastAsia="Arial Narrow" w:hAnsi="Arial Narrow" w:cs="Arial Narrow"/>
+          <w:sz w:val="16"/>
+          <w:szCs w:val="16"/>
+        </w:rPr>
+      </w:pPr>
+      <w:r>
+        <w:rPr>
+          <w:rStyle w:val="Refdenotaalpie"/>
+          <w:rFonts w:ascii="Arial Narrow" w:eastAsia="Arial Narrow" w:hAnsi="Arial Narrow" w:cs="Arial Narrow"/>
+          <w:sz w:val="16"/>
+          <w:szCs w:val="16"/>
+          <w:vertAlign w:val="superscript"/>
+        </w:rPr>
+        <w:footnoteRef/>
+      </w:r>
+      <w:r>
+        <w:rPr>
+          <w:rFonts w:ascii="Arial Narrow" w:eastAsia="Arial Narrow" w:hAnsi="Arial Narrow" w:cs="Arial Narrow"/>
+          <w:sz w:val="16"/>
+          <w:szCs w:val="16"/>
+        </w:rPr>
+        <w:tab/>
+      </w:r>
+      <w:r>
+        <w:rPr>
+          <w:rFonts w:ascii="Arial Narrow" w:eastAsia="Arial Narrow" w:hAnsi="Arial Narrow" w:cs="Arial Narrow"/>
+          <w:b/>
+          <w:bCs/>
+          <w:sz w:val="16"/>
+          <w:szCs w:val="16"/>
+        </w:rPr>
+        <w:t xml:space="preserve">DECRETO LEGISLATIVO 807, LEY SOBRE FACULTADES, NORMAS Y ORGANIZACIÓN DEL INDECOPI, publicado el 18 de abril de 1996</w:t>
+      </w:r>
+    </w:p>
     <w:p>
       <w:pPr>
         <w:pStyle w:val="Textonotapie"/>
@@ -10312,16 +10398,6 @@
       </w:pPr>
       <w:r>
         <w:rPr>
-          <w:rStyle w:val="Refdenotaalpie"/>
-          <w:rFonts w:ascii="Arial Narrow" w:eastAsia="Arial Narrow" w:hAnsi="Arial Narrow" w:cs="Arial Narrow"/>
-          <w:sz w:val="16"/>
-          <w:szCs w:val="16"/>
-          <w:vertAlign w:val="superscript"/>
-        </w:rPr>
-        <w:footnoteRef/>
-      </w:r>
-      <w:r>
-        <w:rPr>
           <w:rFonts w:ascii="Arial Narrow" w:eastAsia="Arial Narrow" w:hAnsi="Arial Narrow" w:cs="Arial Narrow"/>
           <w:sz w:val="16"/>
           <w:szCs w:val="16"/>
@@ -10336,7 +10412,15 @@
           <w:sz w:val="16"/>
           <w:szCs w:val="16"/>
         </w:rPr>
-        <w:t xml:space="preserve">DECRETO LEGISLATIVO 807, LEY SOBRE FACULTADES, NORMAS Y ORGANIZACIÓN DEL INDECOPI, publicado el 18 de abril de 1996</w:t>
+        <w:t xml:space="preserve">Artículo 26.-</w:t>
+      </w:r>
+      <w:r>
+        <w:rPr>
+          <w:rFonts w:ascii="Arial Narrow" w:eastAsia="Arial Narrow" w:hAnsi="Arial Narrow" w:cs="Arial Narrow"/>
+          <w:sz w:val="16"/>
+          <w:szCs w:val="16"/>
+        </w:rPr>
+        <w:t xml:space="preserve"> Una vez admitida a trámite la denuncia, se correrá traslado de la misma al denunciado, a fin de que éste presente su descargo. El plazo para la presentación del descargo será de cinco (5) días contados desde la notificación, vencido el cual, el Secretario Técnico declarará en rebeldía al denunciado que no lo hubiera presentado.</w:t>
       </w:r>
     </w:p>
     <w:p>
@@ -10350,6 +10434,33 @@
           <w:szCs w:val="16"/>
         </w:rPr>
       </w:pPr>
+    </w:p>
+  </w:footnote>
+  <w:footnote w:id="13">
+    <w:p>
+      <w:pPr>
+        <w:pStyle w:val="Textonotapie"/>
+        <w:tabs>
+          <w:tab w:val="left" w:pos="567"/>
+        </w:tabs>
+        <w:ind w:left="567" w:hanging="567"/>
+        <w:jc w:val="both"/>
+        <w:rPr>
+          <w:rFonts w:ascii="Arial Narrow" w:eastAsia="Arial Narrow" w:hAnsi="Arial Narrow" w:cs="Arial Narrow"/>
+          <w:sz w:val="16"/>
+          <w:szCs w:val="16"/>
+        </w:rPr>
+      </w:pPr>
+      <w:r>
+        <w:rPr>
+          <w:rStyle w:val="Refdenotaalpie"/>
+          <w:rFonts w:ascii="Arial Narrow" w:eastAsia="Arial Narrow" w:hAnsi="Arial Narrow" w:cs="Arial Narrow"/>
+          <w:sz w:val="16"/>
+          <w:szCs w:val="16"/>
+          <w:vertAlign w:val="superscript"/>
+        </w:rPr>
+        <w:footnoteRef/>
+      </w:r>
       <w:r>
         <w:rPr>
           <w:rFonts w:ascii="Arial Narrow" w:eastAsia="Arial Narrow" w:hAnsi="Arial Narrow" w:cs="Arial Narrow"/>
@@ -10366,15 +10477,7 @@
           <w:sz w:val="16"/>
           <w:szCs w:val="16"/>
         </w:rPr>
-        <w:t xml:space="preserve">Artículo 26.-</w:t>
-      </w:r>
-      <w:r>
-        <w:rPr>
-          <w:rFonts w:ascii="Arial Narrow" w:eastAsia="Arial Narrow" w:hAnsi="Arial Narrow" w:cs="Arial Narrow"/>
-          <w:sz w:val="16"/>
-          <w:szCs w:val="16"/>
-        </w:rPr>
-        <w:t xml:space="preserve"> Una vez admitida a trámite la denuncia, se correrá traslado de la misma al denunciado, a fin de que éste presente su descargo. El plazo para la presentación del descargo será de cinco (5) días contados desde la notificación, vencido el cual, el Secretario Técnico declarará en rebeldía al denunciado que no lo hubiera presentado.</w:t>
+        <w:t xml:space="preserve">DECRETO SUPREMO 006-2026-JUS, TEXTO ÚNICO ORDENADO DE LA LEY 27444, LEY DEL PROCEDIMIENTO ADMINISTRATIVO GENERAL, publicado el 30 de abril de 2026</w:t>
       </w:r>
     </w:p>
     <w:p>
@@ -10388,9 +10491,25 @@
           <w:szCs w:val="16"/>
         </w:rPr>
       </w:pPr>
-    </w:p>
-  </w:footnote>
-  <w:footnote w:id="18">
+      <w:r>
+        <w:rPr>
+          <w:rFonts w:ascii="Arial Narrow" w:eastAsia="Arial Narrow" w:hAnsi="Arial Narrow" w:cs="Arial Narrow"/>
+          <w:sz w:val="16"/>
+          <w:szCs w:val="16"/>
+        </w:rPr>
+        <w:tab/>
+      </w:r>
+      <w:r>
+        <w:rPr>
+          <w:rFonts w:ascii="Arial Narrow" w:eastAsia="Arial Narrow" w:hAnsi="Arial Narrow" w:cs="Arial Narrow"/>
+          <w:b/>
+          <w:bCs/>
+          <w:sz w:val="16"/>
+          <w:szCs w:val="16"/>
+        </w:rPr>
+        <w:t xml:space="preserve">Artículo 223.- Contestación de la reclamación</w:t>
+      </w:r>
+    </w:p>
     <w:p>
       <w:pPr>
         <w:pStyle w:val="Textonotapie"/>
@@ -10404,16 +10523,6 @@
       </w:pPr>
       <w:r>
         <w:rPr>
-          <w:rStyle w:val="Refdenotaalpie"/>
-          <w:rFonts w:ascii="Arial Narrow" w:eastAsia="Arial Narrow" w:hAnsi="Arial Narrow" w:cs="Arial Narrow"/>
-          <w:sz w:val="16"/>
-          <w:szCs w:val="16"/>
-          <w:vertAlign w:val="superscript"/>
-        </w:rPr>
-        <w:footnoteRef/>
-      </w:r>
-      <w:r>
-        <w:rPr>
           <w:rFonts w:ascii="Arial Narrow" w:eastAsia="Arial Narrow" w:hAnsi="Arial Narrow" w:cs="Arial Narrow"/>
           <w:sz w:val="16"/>
           <w:szCs w:val="16"/>
@@ -10423,12 +10532,10 @@
       <w:r>
         <w:rPr>
           <w:rFonts w:ascii="Arial Narrow" w:eastAsia="Arial Narrow" w:hAnsi="Arial Narrow" w:cs="Arial Narrow"/>
-          <w:b/>
-          <w:bCs/>
-          <w:sz w:val="16"/>
-          <w:szCs w:val="16"/>
-        </w:rPr>
-        <w:t xml:space="preserve">DECRETO SUPREMO 006-2026-JUS, TEXTO ÚNICO ORDENADO DE LA LEY 27444, LEY DEL PROCEDIMIENTO ADMINISTRATIVO GENERAL, publicado el 30 de abril de 2026</w:t>
+          <w:sz w:val="16"/>
+          <w:szCs w:val="16"/>
+        </w:rPr>
+        <w:t xml:space="preserve">223.1 El reclamado deberá presentar la contestación de la reclamación dentro de los quince (15) días posteriores a la notificación de ésta; vencido este plazo, la Administración declarará en rebeldía al reclamado que no la hubiera presentado. La contestación deberá contener los requisitos de los escritos previstos en el artículo 113 de la presente Ley, así como la absolución de todos los asuntos controvertidos de hecho y de derecho, Las alegaciones y los hechos relevantes de la reclamación, salvo que hayan sido específicamente negadas en la contestación, se tendrán por aceptadas o merituadas como ciertas.</w:t>
       </w:r>
     </w:p>
     <w:p>
@@ -10442,69 +10549,14 @@
           <w:szCs w:val="16"/>
         </w:rPr>
       </w:pPr>
-      <w:r>
-        <w:rPr>
-          <w:rFonts w:ascii="Arial Narrow" w:eastAsia="Arial Narrow" w:hAnsi="Arial Narrow" w:cs="Arial Narrow"/>
-          <w:sz w:val="16"/>
-          <w:szCs w:val="16"/>
-        </w:rPr>
-        <w:tab/>
-      </w:r>
-      <w:r>
-        <w:rPr>
-          <w:rFonts w:ascii="Arial Narrow" w:eastAsia="Arial Narrow" w:hAnsi="Arial Narrow" w:cs="Arial Narrow"/>
-          <w:b/>
-          <w:bCs/>
-          <w:sz w:val="16"/>
-          <w:szCs w:val="16"/>
-        </w:rPr>
-        <w:t xml:space="preserve">Artículo 223.- Contestación de la reclamación</w:t>
-      </w:r>
-    </w:p>
-    <w:p>
-      <w:pPr>
-        <w:pStyle w:val="Textonotapie"/>
-        <w:ind w:left="567" w:hanging="567"/>
-        <w:jc w:val="both"/>
-        <w:rPr>
-          <w:rFonts w:ascii="Arial Narrow" w:eastAsia="Arial Narrow" w:hAnsi="Arial Narrow" w:cs="Arial Narrow"/>
-          <w:sz w:val="16"/>
-          <w:szCs w:val="16"/>
-        </w:rPr>
-      </w:pPr>
-      <w:r>
-        <w:rPr>
-          <w:rFonts w:ascii="Arial Narrow" w:eastAsia="Arial Narrow" w:hAnsi="Arial Narrow" w:cs="Arial Narrow"/>
-          <w:sz w:val="16"/>
-          <w:szCs w:val="16"/>
-        </w:rPr>
-        <w:tab/>
-      </w:r>
-      <w:r>
-        <w:rPr>
-          <w:rFonts w:ascii="Arial Narrow" w:eastAsia="Arial Narrow" w:hAnsi="Arial Narrow" w:cs="Arial Narrow"/>
-          <w:sz w:val="16"/>
-          <w:szCs w:val="16"/>
-        </w:rPr>
-        <w:t xml:space="preserve">223.1 El reclamado deberá presentar la contestación de la reclamación dentro de los quince (15) días posteriores a la notificación de ésta; vencido este plazo, la Administración declarará en rebeldía al reclamado que no la hubiera presentado. La contestación deberá contener los requisitos de los escritos previstos en el artículo 113 de la presente Ley, así como la absolución de todos los asuntos controvertidos de hecho y de derecho, Las alegaciones y los hechos relevantes de la reclamación, salvo que hayan sido específicamente negadas en la contestación, se tendrán por aceptadas o merituadas como ciertas.</w:t>
-      </w:r>
-    </w:p>
-    <w:p>
-      <w:pPr>
-        <w:pStyle w:val="Textonotapie"/>
-        <w:ind w:left="567" w:hanging="567"/>
-        <w:jc w:val="both"/>
-        <w:rPr>
-          <w:rFonts w:ascii="Arial Narrow" w:eastAsia="Arial Narrow" w:hAnsi="Arial Narrow" w:cs="Arial Narrow"/>
-          <w:sz w:val="16"/>
-          <w:szCs w:val="16"/>
-        </w:rPr>
-      </w:pPr>
     </w:p>
   </w:footnote>
-  <w:footnote w:id="12">
-    <w:p>
-      <w:pPr>
+  <w:footnote w:id="14">
+    <w:p>
+      <w:pPr>
+        <w:tabs>
+          <w:tab w:val="left" w:pos="567"/>
+        </w:tabs>
         <w:spacing w:after="0" w:line="240" w:lineRule="auto"/>
         <w:ind w:left="567" w:hanging="567"/>
         <w:jc w:val="both"/>
@@ -10531,7 +10583,8 @@
           <w:szCs w:val="16"/>
           <w:vertAlign w:val="superscript"/>
         </w:rPr>
-        <w:t xml:space="preserve"> </w:t>
+        <w:tab/>
+        <w:t xml:space="preserve"/>
       </w:r>
       <w:r>
         <w:rPr>
@@ -10726,9 +10779,66 @@
       </w:pPr>
     </w:p>
   </w:footnote>
-  <w:footnote w:id="13">
-    <w:p>
-      <w:pPr>
+  <w:footnote w:id="15">
+    <w:p>
+      <w:pPr>
+        <w:pStyle w:val="Textonotapie"/>
+        <w:tabs>
+          <w:tab w:val="left" w:pos="567"/>
+        </w:tabs>
+        <w:ind w:left="567" w:right="-1" w:hanging="567"/>
+        <w:jc w:val="both"/>
+        <w:rPr>
+          <w:rFonts w:ascii="Arial Narrow" w:eastAsia="Arial Narrow" w:hAnsi="Arial Narrow" w:cs="Arial Narrow"/>
+          <w:b/>
+          <w:bCs/>
+          <w:sz w:val="16"/>
+          <w:szCs w:val="16"/>
+        </w:rPr>
+      </w:pPr>
+      <w:r>
+        <w:rPr>
+          <w:rStyle w:val="Refdenotaalpie"/>
+          <w:rFonts w:ascii="Arial Narrow" w:eastAsia="Arial Narrow" w:hAnsi="Arial Narrow" w:cs="Arial Narrow"/>
+          <w:sz w:val="16"/>
+          <w:szCs w:val="16"/>
+          <w:vertAlign w:val="superscript"/>
+        </w:rPr>
+        <w:footnoteRef/>
+      </w:r>
+      <w:r>
+        <w:rPr>
+          <w:rFonts w:ascii="Arial Narrow" w:eastAsia="Arial Narrow" w:hAnsi="Arial Narrow" w:cs="Arial Narrow"/>
+          <w:sz w:val="16"/>
+          <w:szCs w:val="16"/>
+        </w:rPr>
+        <w:tab/>
+        <w:t xml:space="preserve"/>
+      </w:r>
+      <w:r>
+        <w:rPr>
+          <w:rFonts w:ascii="Arial Narrow" w:eastAsia="Arial Narrow" w:hAnsi="Arial Narrow" w:cs="Arial Narrow"/>
+          <w:sz w:val="16"/>
+          <w:szCs w:val="16"/>
+        </w:rPr>
+        <w:tab/>
+      </w:r>
+      <w:r>
+        <w:rPr>
+          <w:rFonts w:ascii="Arial Narrow" w:eastAsia="Arial Narrow" w:hAnsi="Arial Narrow" w:cs="Arial Narrow"/>
+          <w:b/>
+          <w:bCs/>
+          <w:sz w:val="16"/>
+          <w:szCs w:val="16"/>
+        </w:rPr>
+        <w:t xml:space="preserve">LEY 29571, CÓDIGO DE PROTECCIÓN Y DEFENSA DEL CONSUMIDOR, publicado el 2 de setiembre de 2010 y modificado por Decreto Legislativo 1308 </w:t>
+      </w:r>
+    </w:p>
+    <w:p>
+      <w:pPr>
+        <w:tabs>
+          <w:tab w:val="left" w:pos="567"/>
+        </w:tabs>
         <w:spacing w:after="0" w:line="240" w:lineRule="auto"/>
         <w:ind w:left="567" w:hanging="567"/>
         <w:jc w:val="both"/>
@@ -10740,29 +10850,12 @@
       </w:pPr>
       <w:r>
         <w:rPr>
-          <w:rStyle w:val="Refdenotaalpie"/>
-          <w:rFonts w:ascii="Arial Narrow" w:eastAsia="Arial Narrow" w:hAnsi="Arial Narrow" w:cs="Arial Narrow"/>
-          <w:sz w:val="16"/>
-          <w:szCs w:val="16"/>
-          <w:vertAlign w:val="superscript"/>
-        </w:rPr>
-        <w:footnoteRef/>
-      </w:r>
-      <w:r>
-        <w:rPr>
-          <w:rFonts w:ascii="Arial Narrow" w:eastAsia="Arial Narrow" w:hAnsi="Arial Narrow" w:cs="Arial Narrow"/>
-          <w:sz w:val="16"/>
-          <w:szCs w:val="16"/>
-        </w:rPr>
-        <w:t xml:space="preserve"> </w:t>
-      </w:r>
-      <w:r>
-        <w:rPr>
           <w:rFonts w:ascii="Arial Narrow" w:eastAsia="Arial Narrow" w:hAnsi="Arial Narrow" w:cs="Arial Narrow"/>
           <w:sz w:val="16"/>
           <w:szCs w:val="16"/>
         </w:rPr>
         <w:tab/>
+        <w:t xml:space="preserve"/>
       </w:r>
       <w:r>
         <w:rPr>
@@ -10835,18 +10928,6 @@
         <w:tab/>
         <w:t>Las medidas correctivas complementarias pueden dictarse de oficio o a pedido de parte.</w:t>
       </w:r>
-    </w:p>
-    <w:p>
-      <w:pPr>
-        <w:spacing w:after="0" w:line="240" w:lineRule="auto"/>
-        <w:ind w:left="567" w:hanging="567"/>
-        <w:jc w:val="both"/>
-        <w:rPr>
-          <w:rFonts w:ascii="Arial Narrow" w:eastAsia="Arial Narrow" w:hAnsi="Arial Narrow" w:cs="Arial Narrow"/>
-          <w:sz w:val="16"/>
-          <w:szCs w:val="16"/>
-        </w:rPr>
-      </w:pPr>
     </w:p>
     <w:p>
       <w:pPr>
@@ -11061,8 +11142,12 @@
     </w:p>
     <w:p>
       <w:pPr>
-        <w:pStyle w:val="Sinespaciado"/>
-        <w:ind w:firstLine="567"/>
+        <w:numPr>
+          <w:ilvl w:val="0"/>
+          <w:numId w:val="1"/>
+        </w:numPr>
+        <w:spacing w:after="0" w:line="240" w:lineRule="auto"/>
+        <w:ind w:left="567" w:firstLine="0"/>
         <w:jc w:val="both"/>
         <w:rPr>
           <w:rFonts w:ascii="Arial Narrow" w:eastAsia="Arial Narrow" w:hAnsi="Arial Narrow" w:cs="Arial Narrow"/>
@@ -11081,8 +11166,12 @@
     </w:p>
     <w:p>
       <w:pPr>
-        <w:pStyle w:val="Sinespaciado"/>
-        <w:ind w:firstLine="567"/>
+        <w:numPr>
+          <w:ilvl w:val="0"/>
+          <w:numId w:val="1"/>
+        </w:numPr>
+        <w:spacing w:after="0" w:line="240" w:lineRule="auto"/>
+        <w:ind w:left="567" w:firstLine="0"/>
         <w:jc w:val="both"/>
         <w:rPr>
           <w:rFonts w:ascii="Arial Narrow" w:eastAsia="Arial Narrow" w:hAnsi="Arial Narrow" w:cs="Arial Narrow"/>
@@ -11244,10 +11333,22 @@
         <w:jc w:val="both"/>
         <w:rPr>
           <w:rFonts w:ascii="Arial Narrow" w:eastAsia="Arial Narrow" w:hAnsi="Arial Narrow" w:cs="Arial Narrow"/>
-          <w:sz w:val="16"/>
-          <w:szCs w:val="16"/>
-        </w:rPr>
-      </w:pPr>
+          <w:b/>
+          <w:bCs/>
+          <w:sz w:val="16"/>
+          <w:szCs w:val="16"/>
+        </w:rPr>
+      </w:pPr>
+      <w:r>
+        <w:rPr>
+          <w:rFonts w:ascii="Arial Narrow" w:eastAsia="Arial Narrow" w:hAnsi="Arial Narrow" w:cs="Arial Narrow"/>
+          <w:b/>
+          <w:bCs/>
+          <w:sz w:val="16"/>
+          <w:szCs w:val="16"/>
+        </w:rPr>
+        <w:t>Artículo 116.- Medidas correctivas complementarias</w:t>
+      </w:r>
     </w:p>
     <w:p>
       <w:pPr>
@@ -11256,21 +11357,17 @@
         <w:jc w:val="both"/>
         <w:rPr>
           <w:rFonts w:ascii="Arial Narrow" w:eastAsia="Arial Narrow" w:hAnsi="Arial Narrow" w:cs="Arial Narrow"/>
-          <w:b/>
-          <w:bCs/>
-          <w:sz w:val="16"/>
-          <w:szCs w:val="16"/>
-        </w:rPr>
-      </w:pPr>
-      <w:r>
-        <w:rPr>
-          <w:rFonts w:ascii="Arial Narrow" w:eastAsia="Arial Narrow" w:hAnsi="Arial Narrow" w:cs="Arial Narrow"/>
-          <w:b/>
-          <w:bCs/>
-          <w:sz w:val="16"/>
-          <w:szCs w:val="16"/>
-        </w:rPr>
-        <w:t>Artículo 116.- Medidas correctivas complementarias</w:t>
+          <w:sz w:val="16"/>
+          <w:szCs w:val="16"/>
+        </w:rPr>
+      </w:pPr>
+      <w:r>
+        <w:rPr>
+          <w:rFonts w:ascii="Arial Narrow" w:eastAsia="Arial Narrow" w:hAnsi="Arial Narrow" w:cs="Arial Narrow"/>
+          <w:sz w:val="16"/>
+          <w:szCs w:val="16"/>
+        </w:rPr>
+        <w:t xml:space="preserve">Las medidas correctivas complementarias tienen el objeto de revertir los efectos de la conducta infractora o evitar que esta se produzca nuevamente en el futuro y pueden ser, entre otras, las siguientes: </w:t>
       </w:r>
     </w:p>
     <w:p>
@@ -11290,7 +11387,7 @@
           <w:sz w:val="16"/>
           <w:szCs w:val="16"/>
         </w:rPr>
-        <w:t xml:space="preserve">Las medidas correctivas complementarias tienen el objeto de revertir los efectos de la conducta infractora o evitar que esta se produzca nuevamente en el futuro y pueden ser, entre otras, las siguientes: </w:t>
+        <w:t xml:space="preserve">a. Que el proveedor cumpla con atender la solicitud de información requerida por el consumidor, siempre que dicho requerimiento guarde relación con el producto adquirido o servicio contratado. </w:t>
       </w:r>
     </w:p>
     <w:p>
@@ -11310,7 +11407,7 @@
           <w:sz w:val="16"/>
           <w:szCs w:val="16"/>
         </w:rPr>
-        <w:t xml:space="preserve">a. Que el proveedor cumpla con atender la solicitud de información requerida por el consumidor, siempre que dicho requerimiento guarde relación con el producto adquirido o servicio contratado. </w:t>
+        <w:t xml:space="preserve">b. Declarar inexigibles las cláusulas que han sido identificadas como abusivas en el procedimiento. </w:t>
       </w:r>
     </w:p>
     <w:p>
@@ -11330,7 +11427,7 @@
           <w:sz w:val="16"/>
           <w:szCs w:val="16"/>
         </w:rPr>
-        <w:t xml:space="preserve">b. Declarar inexigibles las cláusulas que han sido identificadas como abusivas en el procedimiento. </w:t>
+        <w:t xml:space="preserve">c. El decomiso y destrucción de la mercadería, envases, envolturas o etiquetas. </w:t>
       </w:r>
     </w:p>
     <w:p>
@@ -11350,7 +11447,25 @@
           <w:sz w:val="16"/>
           <w:szCs w:val="16"/>
         </w:rPr>
-        <w:t xml:space="preserve">c. El decomiso y destrucción de la mercadería, envases, envolturas o etiquetas. </w:t>
+        <w:t xml:space="preserve">d. En caso de infracciones muy graves y de reincidencia o </w:t>
+      </w:r>
+      <w:proofErr w:type="spellStart"/>
+      <w:r>
+        <w:rPr>
+          <w:rFonts w:ascii="Arial Narrow" w:eastAsia="Arial Narrow" w:hAnsi="Arial Narrow" w:cs="Arial Narrow"/>
+          <w:sz w:val="16"/>
+          <w:szCs w:val="16"/>
+        </w:rPr>
+        <w:t>reiterancia</w:t>
+      </w:r>
+      <w:proofErr w:type="spellEnd"/>
+      <w:r>
+        <w:rPr>
+          <w:rFonts w:ascii="Arial Narrow" w:eastAsia="Arial Narrow" w:hAnsi="Arial Narrow" w:cs="Arial Narrow"/>
+          <w:sz w:val="16"/>
+          <w:szCs w:val="16"/>
+        </w:rPr>
+        <w:t xml:space="preserve">: </w:t>
       </w:r>
     </w:p>
     <w:p>
@@ -11370,25 +11485,7 @@
           <w:sz w:val="16"/>
           <w:szCs w:val="16"/>
         </w:rPr>
-        <w:t xml:space="preserve">d. En caso de infracciones muy graves y de reincidencia o </w:t>
-      </w:r>
-      <w:proofErr w:type="spellStart"/>
-      <w:r>
-        <w:rPr>
-          <w:rFonts w:ascii="Arial Narrow" w:eastAsia="Arial Narrow" w:hAnsi="Arial Narrow" w:cs="Arial Narrow"/>
-          <w:sz w:val="16"/>
-          <w:szCs w:val="16"/>
-        </w:rPr>
-        <w:t>reiterancia</w:t>
-      </w:r>
-      <w:proofErr w:type="spellEnd"/>
-      <w:r>
-        <w:rPr>
-          <w:rFonts w:ascii="Arial Narrow" w:eastAsia="Arial Narrow" w:hAnsi="Arial Narrow" w:cs="Arial Narrow"/>
-          <w:sz w:val="16"/>
-          <w:szCs w:val="16"/>
-        </w:rPr>
-        <w:t xml:space="preserve">: </w:t>
+        <w:t xml:space="preserve">(i) Solicitar a la autoridad correspondiente la clausura temporal del establecimiento industrial, comercial o de servicios por un plazo máximo de seis (6) meses. </w:t>
       </w:r>
     </w:p>
     <w:p>
@@ -11408,7 +11505,25 @@
           <w:sz w:val="16"/>
           <w:szCs w:val="16"/>
         </w:rPr>
-        <w:t xml:space="preserve">(i) Solicitar a la autoridad correspondiente la clausura temporal del establecimiento industrial, comercial o de servicios por un plazo máximo de seis (6) meses. </w:t>
+        <w:t>(</w:t>
+      </w:r>
+      <w:proofErr w:type="spellStart"/>
+      <w:r>
+        <w:rPr>
+          <w:rFonts w:ascii="Arial Narrow" w:eastAsia="Arial Narrow" w:hAnsi="Arial Narrow" w:cs="Arial Narrow"/>
+          <w:sz w:val="16"/>
+          <w:szCs w:val="16"/>
+        </w:rPr>
+        <w:t>ii</w:t>
+      </w:r>
+      <w:proofErr w:type="spellEnd"/>
+      <w:r>
+        <w:rPr>
+          <w:rFonts w:ascii="Arial Narrow" w:eastAsia="Arial Narrow" w:hAnsi="Arial Narrow" w:cs="Arial Narrow"/>
+          <w:sz w:val="16"/>
+          <w:szCs w:val="16"/>
+        </w:rPr>
+        <w:t xml:space="preserve">) Solicitar a la autoridad competente la inhabilitación, temporal o permanente, del proveedor en función de los alcances de la infracción sancionada. </w:t>
       </w:r>
     </w:p>
     <w:p>
@@ -11428,7 +11543,7 @@
           <w:sz w:val="16"/>
           <w:szCs w:val="16"/>
         </w:rPr>
-        <w:t>(</w:t>
+        <w:t xml:space="preserve">e. Publicación de avisos </w:t>
       </w:r>
       <w:proofErr w:type="spellStart"/>
       <w:r>
@@ -11437,7 +11552,7 @@
           <w:sz w:val="16"/>
           <w:szCs w:val="16"/>
         </w:rPr>
-        <w:t>ii</w:t>
+        <w:t>rectificatorios</w:t>
       </w:r>
       <w:proofErr w:type="spellEnd"/>
       <w:r>
@@ -11446,7 +11561,7 @@
           <w:sz w:val="16"/>
           <w:szCs w:val="16"/>
         </w:rPr>
-        <w:t xml:space="preserve">) Solicitar a la autoridad competente la inhabilitación, temporal o permanente, del proveedor en función de los alcances de la infracción sancionada. </w:t>
+        <w:t xml:space="preserve"> o informativos en la forma que determine el Indecopi, tomando en consideración los medios que resulten idóneos para revertir los efectos que el acto objeto de sanción ha ocasionado. </w:t>
       </w:r>
     </w:p>
     <w:p>
@@ -11466,25 +11581,7 @@
           <w:sz w:val="16"/>
           <w:szCs w:val="16"/>
         </w:rPr>
-        <w:t xml:space="preserve">e. Publicación de avisos </w:t>
-      </w:r>
-      <w:proofErr w:type="spellStart"/>
-      <w:r>
-        <w:rPr>
-          <w:rFonts w:ascii="Arial Narrow" w:eastAsia="Arial Narrow" w:hAnsi="Arial Narrow" w:cs="Arial Narrow"/>
-          <w:sz w:val="16"/>
-          <w:szCs w:val="16"/>
-        </w:rPr>
-        <w:t>rectificatorios</w:t>
-      </w:r>
-      <w:proofErr w:type="spellEnd"/>
-      <w:r>
-        <w:rPr>
-          <w:rFonts w:ascii="Arial Narrow" w:eastAsia="Arial Narrow" w:hAnsi="Arial Narrow" w:cs="Arial Narrow"/>
-          <w:sz w:val="16"/>
-          <w:szCs w:val="16"/>
-        </w:rPr>
-        <w:t xml:space="preserve"> o informativos en la forma que determine el Indecopi, tomando en consideración los medios que resulten idóneos para revertir los efectos que el acto objeto de sanción ha ocasionado. </w:t>
+        <w:t xml:space="preserve">f. Cualquier otra medida correctiva que tenga el objeto de revertir los efectos de la conducta infractora o evitar que esta se produzca nuevamente en el futuro. </w:t>
       </w:r>
     </w:p>
     <w:p>
@@ -11504,26 +11601,6 @@
           <w:sz w:val="16"/>
           <w:szCs w:val="16"/>
         </w:rPr>
-        <w:t xml:space="preserve">f. Cualquier otra medida correctiva que tenga el objeto de revertir los efectos de la conducta infractora o evitar que esta se produzca nuevamente en el futuro. </w:t>
-      </w:r>
-    </w:p>
-    <w:p>
-      <w:pPr>
-        <w:spacing w:after="0" w:line="240" w:lineRule="auto"/>
-        <w:ind w:left="567"/>
-        <w:jc w:val="both"/>
-        <w:rPr>
-          <w:rFonts w:ascii="Arial Narrow" w:eastAsia="Arial Narrow" w:hAnsi="Arial Narrow" w:cs="Arial Narrow"/>
-          <w:sz w:val="16"/>
-          <w:szCs w:val="16"/>
-        </w:rPr>
-      </w:pPr>
-      <w:r>
-        <w:rPr>
-          <w:rFonts w:ascii="Arial Narrow" w:eastAsia="Arial Narrow" w:hAnsi="Arial Narrow" w:cs="Arial Narrow"/>
-          <w:sz w:val="16"/>
-          <w:szCs w:val="16"/>
-        </w:rPr>
         <w:t>El Indecopi está facultado para solicitar a la autoridad municipal y policial el apoyo respectivo para la ejecución de las medidas correctivas complementarias correspondientes.</w:t>
       </w:r>
     </w:p>
@@ -11540,7 +11617,7 @@
       </w:pPr>
     </w:p>
   </w:footnote>
-  <w:footnote w:id="14">
+  <w:footnote w:id="16">
     <w:p>
       <w:pPr>
         <w:pStyle w:val="Textonotapie"/>
@@ -11572,7 +11649,8 @@
           <w:sz w:val="16"/>
           <w:szCs w:val="16"/>
         </w:rPr>
-        <w:t xml:space="preserve"> </w:t>
+        <w:tab/>
+        <w:t xml:space="preserve"/>
       </w:r>
       <w:r>
         <w:rPr>
@@ -11763,7 +11841,155 @@
       </w:pPr>
     </w:p>
   </w:footnote>
-  <w:footnote w:id="15">
+  <w:footnote w:id="17">
+    <w:p>
+      <w:pPr>
+        <w:autoSpaceDE w:val="0"/>
+        <w:autoSpaceDN w:val="0"/>
+        <w:adjustRightInd w:val="0"/>
+        <w:tabs>
+          <w:tab w:val="left" w:pos="567"/>
+        </w:tabs>
+        <w:spacing w:after="0" w:line="240" w:lineRule="auto"/>
+        <w:ind w:left="567" w:hanging="567"/>
+        <w:jc w:val="both"/>
+        <w:rPr>
+          <w:rFonts w:ascii="Arial Narrow" w:eastAsia="Arial Narrow" w:hAnsi="Arial Narrow" w:cs="Arial Narrow"/>
+          <w:b/>
+          <w:bCs/>
+          <w:sz w:val="16"/>
+          <w:szCs w:val="16"/>
+        </w:rPr>
+      </w:pPr>
+      <w:r>
+        <w:rPr>
+          <w:rStyle w:val="Refdenotaalpie"/>
+          <w:rFonts w:ascii="Arial Narrow" w:eastAsia="Arial Narrow" w:hAnsi="Arial Narrow" w:cs="Arial Narrow"/>
+          <w:b/>
+          <w:bCs/>
+          <w:sz w:val="16"/>
+          <w:szCs w:val="16"/>
+          <w:vertAlign w:val="superscript"/>
+        </w:rPr>
+        <w:footnoteRef/>
+      </w:r>
+      <w:r>
+        <w:rPr>
+          <w:rFonts w:ascii="Arial Narrow" w:eastAsia="Arial Narrow" w:hAnsi="Arial Narrow" w:cs="Arial Narrow"/>
+          <w:b/>
+          <w:bCs/>
+          <w:sz w:val="16"/>
+          <w:szCs w:val="16"/>
+        </w:rPr>
+        <w:tab/>
+        <w:t xml:space="preserve"/>
+      </w:r>
+      <w:r>
+        <w:rPr>
+          <w:rFonts w:ascii="Arial Narrow" w:eastAsia="Arial Narrow" w:hAnsi="Arial Narrow" w:cs="Arial Narrow"/>
+          <w:b/>
+          <w:bCs/>
+          <w:sz w:val="16"/>
+          <w:szCs w:val="16"/>
+        </w:rPr>
+        <w:tab/>
+        <w:t xml:space="preserve">DECRETO LEGISLATIVO </w:t>
+      </w:r>
+      <w:proofErr w:type="spellStart"/>
+      <w:r>
+        <w:rPr>
+          <w:rFonts w:ascii="Arial Narrow" w:eastAsia="Arial Narrow" w:hAnsi="Arial Narrow" w:cs="Arial Narrow"/>
+          <w:b/>
+          <w:bCs/>
+          <w:sz w:val="16"/>
+          <w:szCs w:val="16"/>
+        </w:rPr>
+        <w:t/>
+      </w:r>
+      <w:proofErr w:type="spellEnd"/>
+      <w:r>
+        <w:rPr>
+          <w:rFonts w:ascii="Arial Narrow" w:eastAsia="Arial Narrow" w:hAnsi="Arial Narrow" w:cs="Arial Narrow"/>
+          <w:b/>
+          <w:bCs/>
+          <w:sz w:val="16"/>
+          <w:szCs w:val="16"/>
+        </w:rPr>
+        <w:t xml:space="preserve">807, LEY SOBRE FACULTADES, NORMAS Y ORGANIZACIÓN DEL INDECOPI FACULTADES DE LAS COMISIONES Y OFICINAS DEL INDECOPI</w:t>
+      </w:r>
+    </w:p>
+    <w:p>
+      <w:pPr>
+        <w:pStyle w:val="NormalWeb"/>
+        <w:spacing w:after="0" w:line="240" w:lineRule="auto"/>
+        <w:ind w:left="567"/>
+        <w:jc w:val="both"/>
+        <w:rPr>
+          <w:rFonts w:ascii="Arial Narrow" w:eastAsia="Arial Narrow" w:hAnsi="Arial Narrow" w:cs="Arial Narrow"/>
+          <w:bCs/>
+          <w:sz w:val="16"/>
+          <w:szCs w:val="16"/>
+        </w:rPr>
+      </w:pPr>
+      <w:r>
+        <w:rPr>
+          <w:rFonts w:ascii="Arial Narrow" w:eastAsia="Arial Narrow" w:hAnsi="Arial Narrow" w:cs="Arial Narrow"/>
+          <w:b/>
+          <w:sz w:val="16"/>
+          <w:szCs w:val="16"/>
+        </w:rPr>
+        <w:t xml:space="preserve">Artículo 29.- </w:t>
+      </w:r>
+      <w:r>
+        <w:rPr>
+          <w:rFonts w:ascii="Arial Narrow" w:eastAsia="Arial Narrow" w:hAnsi="Arial Narrow" w:cs="Arial Narrow"/>
+          <w:bCs/>
+          <w:sz w:val="16"/>
+          <w:szCs w:val="16"/>
+        </w:rPr>
+        <w:t xml:space="preserve">En cualquier estado del procedimiento, e incluso antes de admitirse a trámite la denuncia, el </w:t>
+      </w:r>
+      <w:proofErr w:type="gramStart"/>
+      <w:r>
+        <w:rPr>
+          <w:rFonts w:ascii="Arial Narrow" w:eastAsia="Arial Narrow" w:hAnsi="Arial Narrow" w:cs="Arial Narrow"/>
+          <w:bCs/>
+          <w:sz w:val="16"/>
+          <w:szCs w:val="16"/>
+        </w:rPr>
+        <w:t>Secretario Técnico</w:t>
+      </w:r>
+      <w:proofErr w:type="gramEnd"/>
+      <w:r>
+        <w:rPr>
+          <w:rFonts w:ascii="Arial Narrow" w:eastAsia="Arial Narrow" w:hAnsi="Arial Narrow" w:cs="Arial Narrow"/>
+          <w:bCs/>
+          <w:sz w:val="16"/>
+          <w:szCs w:val="16"/>
+        </w:rPr>
+        <w:t xml:space="preserve"> podrá citar a las partes a audiencia de conciliación. La audiencia se desarrollará ante el </w:t>
+      </w:r>
+      <w:proofErr w:type="gramStart"/>
+      <w:r>
+        <w:rPr>
+          <w:rFonts w:ascii="Arial Narrow" w:eastAsia="Arial Narrow" w:hAnsi="Arial Narrow" w:cs="Arial Narrow"/>
+          <w:bCs/>
+          <w:sz w:val="16"/>
+          <w:szCs w:val="16"/>
+        </w:rPr>
+        <w:t>Secretario Técnico</w:t>
+      </w:r>
+      <w:proofErr w:type="gramEnd"/>
+      <w:r>
+        <w:rPr>
+          <w:rFonts w:ascii="Arial Narrow" w:eastAsia="Arial Narrow" w:hAnsi="Arial Narrow" w:cs="Arial Narrow"/>
+          <w:bCs/>
+          <w:sz w:val="16"/>
+          <w:szCs w:val="16"/>
+        </w:rPr>
+        <w:t xml:space="preserve"> o ante la persona que este designe. Si ambas partes arribaran a un acuerdo respecto de la denuncia, se levantará un acta donde conste el acuerdo respectivo, el mismo que tendrá efectos de transacción extrajudicial. En cualquier caso, la Comisión podrá continuar de oficio el procedimiento, si del análisis de los hechos denunciados considera que podría estarse afectando intereses de terceros.</w:t>
+      </w:r>
+    </w:p>
     <w:p>
       <w:pPr>
         <w:autoSpaceDE w:val="0"/>
@@ -11780,12 +12006,27 @@
           <w:szCs w:val="16"/>
         </w:rPr>
       </w:pPr>
+    </w:p>
+  </w:footnote>
+  <w:footnote w:id="18">
+    <w:p>
+      <w:pPr>
+        <w:pStyle w:val="Textonotapie"/>
+        <w:tabs>
+          <w:tab w:val="left" w:pos="567"/>
+        </w:tabs>
+        <w:ind w:left="567" w:hanging="567"/>
+        <w:jc w:val="both"/>
+        <w:rPr>
+          <w:rFonts w:ascii="Arial Narrow" w:eastAsia="Arial Narrow" w:hAnsi="Arial Narrow" w:cs="Arial Narrow"/>
+          <w:sz w:val="16"/>
+          <w:szCs w:val="16"/>
+        </w:rPr>
+      </w:pPr>
       <w:r>
         <w:rPr>
           <w:rStyle w:val="Refdenotaalpie"/>
           <w:rFonts w:ascii="Arial Narrow" w:eastAsia="Arial Narrow" w:hAnsi="Arial Narrow" w:cs="Arial Narrow"/>
-          <w:b/>
-          <w:bCs/>
           <w:sz w:val="16"/>
           <w:szCs w:val="16"/>
           <w:vertAlign w:val="superscript"/>
@@ -11795,166 +12036,11 @@
       <w:r>
         <w:rPr>
           <w:rFonts w:ascii="Arial Narrow" w:eastAsia="Arial Narrow" w:hAnsi="Arial Narrow" w:cs="Arial Narrow"/>
-          <w:b/>
-          <w:bCs/>
-          <w:sz w:val="16"/>
-          <w:szCs w:val="16"/>
-        </w:rPr>
-        <w:t xml:space="preserve"> </w:t>
-      </w:r>
-      <w:r>
-        <w:rPr>
-          <w:rFonts w:ascii="Arial Narrow" w:eastAsia="Arial Narrow" w:hAnsi="Arial Narrow" w:cs="Arial Narrow"/>
-          <w:b/>
-          <w:bCs/>
           <w:sz w:val="16"/>
           <w:szCs w:val="16"/>
         </w:rPr>
         <w:tab/>
-        <w:t xml:space="preserve">DECRETO LEGISLATIVO </w:t>
-      </w:r>
-      <w:proofErr w:type="spellStart"/>
-      <w:r>
-        <w:rPr>
-          <w:rFonts w:ascii="Arial Narrow" w:eastAsia="Arial Narrow" w:hAnsi="Arial Narrow" w:cs="Arial Narrow"/>
-          <w:b/>
-          <w:bCs/>
-          <w:sz w:val="16"/>
-          <w:szCs w:val="16"/>
-        </w:rPr>
-        <w:t/>
-      </w:r>
-      <w:proofErr w:type="spellEnd"/>
-      <w:r>
-        <w:rPr>
-          <w:rFonts w:ascii="Arial Narrow" w:eastAsia="Arial Narrow" w:hAnsi="Arial Narrow" w:cs="Arial Narrow"/>
-          <w:b/>
-          <w:bCs/>
-          <w:sz w:val="16"/>
-          <w:szCs w:val="16"/>
-        </w:rPr>
-        <w:t xml:space="preserve"> 807, LEY SOBRE FACULTADES, NORMAS Y ORGANIZACIÓN DEL INDECOPI FACULTADES DE LAS COMISIONES Y OFICINAS DEL INDECOPI</w:t>
-      </w:r>
-    </w:p>
-    <w:p>
-      <w:pPr>
-        <w:pStyle w:val="NormalWeb"/>
-        <w:spacing w:after="0" w:line="240" w:lineRule="auto"/>
-        <w:ind w:left="567"/>
-        <w:jc w:val="both"/>
-        <w:rPr>
-          <w:rFonts w:ascii="Arial Narrow" w:eastAsia="Arial Narrow" w:hAnsi="Arial Narrow" w:cs="Arial Narrow"/>
-          <w:bCs/>
-          <w:sz w:val="16"/>
-          <w:szCs w:val="16"/>
-        </w:rPr>
-      </w:pPr>
-      <w:r>
-        <w:rPr>
-          <w:rFonts w:ascii="Arial Narrow" w:eastAsia="Arial Narrow" w:hAnsi="Arial Narrow" w:cs="Arial Narrow"/>
-          <w:b/>
-          <w:sz w:val="16"/>
-          <w:szCs w:val="16"/>
-        </w:rPr>
-        <w:t xml:space="preserve">Artículo 29.- </w:t>
-      </w:r>
-      <w:r>
-        <w:rPr>
-          <w:rFonts w:ascii="Arial Narrow" w:eastAsia="Arial Narrow" w:hAnsi="Arial Narrow" w:cs="Arial Narrow"/>
-          <w:bCs/>
-          <w:sz w:val="16"/>
-          <w:szCs w:val="16"/>
-        </w:rPr>
-        <w:t xml:space="preserve">En cualquier estado del procedimiento, e incluso antes de admitirse a trámite la denuncia, el </w:t>
-      </w:r>
-      <w:proofErr w:type="gramStart"/>
-      <w:r>
-        <w:rPr>
-          <w:rFonts w:ascii="Arial Narrow" w:eastAsia="Arial Narrow" w:hAnsi="Arial Narrow" w:cs="Arial Narrow"/>
-          <w:bCs/>
-          <w:sz w:val="16"/>
-          <w:szCs w:val="16"/>
-        </w:rPr>
-        <w:t>Secretario Técnico</w:t>
-      </w:r>
-      <w:proofErr w:type="gramEnd"/>
-      <w:r>
-        <w:rPr>
-          <w:rFonts w:ascii="Arial Narrow" w:eastAsia="Arial Narrow" w:hAnsi="Arial Narrow" w:cs="Arial Narrow"/>
-          <w:bCs/>
-          <w:sz w:val="16"/>
-          <w:szCs w:val="16"/>
-        </w:rPr>
-        <w:t xml:space="preserve"> podrá citar a las partes a audiencia de conciliación. La audiencia se desarrollará ante el </w:t>
-      </w:r>
-      <w:proofErr w:type="gramStart"/>
-      <w:r>
-        <w:rPr>
-          <w:rFonts w:ascii="Arial Narrow" w:eastAsia="Arial Narrow" w:hAnsi="Arial Narrow" w:cs="Arial Narrow"/>
-          <w:bCs/>
-          <w:sz w:val="16"/>
-          <w:szCs w:val="16"/>
-        </w:rPr>
-        <w:t>Secretario Técnico</w:t>
-      </w:r>
-      <w:proofErr w:type="gramEnd"/>
-      <w:r>
-        <w:rPr>
-          <w:rFonts w:ascii="Arial Narrow" w:eastAsia="Arial Narrow" w:hAnsi="Arial Narrow" w:cs="Arial Narrow"/>
-          <w:bCs/>
-          <w:sz w:val="16"/>
-          <w:szCs w:val="16"/>
-        </w:rPr>
-        <w:t xml:space="preserve"> o ante la persona que este designe. Si ambas partes arribaran a un acuerdo respecto de la denuncia, se levantará un acta donde conste el acuerdo respectivo, el mismo que tendrá efectos de transacción extrajudicial. En cualquier caso, la Comisión podrá continuar de oficio el procedimiento, si del análisis de los hechos denunciados considera que podría estarse afectando intereses de terceros.</w:t>
-      </w:r>
-    </w:p>
-    <w:p>
-      <w:pPr>
-        <w:autoSpaceDE w:val="0"/>
-        <w:autoSpaceDN w:val="0"/>
-        <w:adjustRightInd w:val="0"/>
-        <w:spacing w:after="0" w:line="240" w:lineRule="auto"/>
-        <w:ind w:left="567" w:hanging="567"/>
-        <w:jc w:val="both"/>
-        <w:rPr>
-          <w:rFonts w:ascii="Arial Narrow" w:eastAsia="Arial Narrow" w:hAnsi="Arial Narrow" w:cs="Arial Narrow"/>
-          <w:b/>
-          <w:bCs/>
-          <w:sz w:val="16"/>
-          <w:szCs w:val="16"/>
-        </w:rPr>
-      </w:pPr>
-    </w:p>
-  </w:footnote>
-  <w:footnote w:id="16">
-    <w:p>
-      <w:pPr>
-        <w:pStyle w:val="Textonotapie"/>
-        <w:ind w:left="567" w:hanging="567"/>
-        <w:jc w:val="both"/>
-        <w:rPr>
-          <w:rFonts w:ascii="Arial Narrow" w:eastAsia="Arial Narrow" w:hAnsi="Arial Narrow" w:cs="Arial Narrow"/>
-          <w:sz w:val="16"/>
-          <w:szCs w:val="16"/>
-        </w:rPr>
-      </w:pPr>
-      <w:r>
-        <w:rPr>
-          <w:rStyle w:val="Refdenotaalpie"/>
-          <w:rFonts w:ascii="Arial Narrow" w:eastAsia="Arial Narrow" w:hAnsi="Arial Narrow" w:cs="Arial Narrow"/>
-          <w:sz w:val="16"/>
-          <w:szCs w:val="16"/>
-          <w:vertAlign w:val="superscript"/>
-        </w:rPr>
-        <w:footnoteRef/>
-      </w:r>
-      <w:r>
-        <w:rPr>
-          <w:rFonts w:ascii="Arial Narrow" w:eastAsia="Arial Narrow" w:hAnsi="Arial Narrow" w:cs="Arial Narrow"/>
-          <w:sz w:val="16"/>
-          <w:szCs w:val="16"/>
-        </w:rPr>
-        <w:t xml:space="preserve"> </w:t>
+        <w:t xml:space="preserve"/>
       </w:r>
       <w:r>
         <w:rPr>

--- a/plantillas_maestras/01_seguro_vehicular/discriminacion/2_o_mas_ddos_varios/mujer/TPL_1519_2025_SEGURO_VEHICULAR_DISCRIMINACION_ASEGURADORA_MUJER_R2.docx
+++ b/plantillas_maestras/01_seguro_vehicular/discriminacion/2_o_mas_ddos_varios/mujer/TPL_1519_2025_SEGURO_VEHICULAR_DISCRIMINACION_ASEGURADORA_MUJER_R2.docx
@@ -693,7 +693,7 @@
     </w:p>
     <w:p>
       <w:pPr>
-        <w:spacing w:after="0" w:line="240" w:lineRule="auto"/>
+        <w:spacing w:before="0" w:after="0" w:line="240" w:lineRule="auto"/>
         <w:jc w:val="both"/>
         <w:rPr>
           <w:rFonts w:ascii="Arial Narrow" w:eastAsia="Arial Narrow" w:hAnsi="Arial Narrow" w:cs="Arial Narrow"/>
@@ -735,7 +735,7 @@
           <w:lang w:val="es-ES" w:eastAsia="es-ES"/>
           <w14:ligatures w14:val="none"/>
         </w:rPr>
-        <w:t xml:space="preserve">Mediante el escrito del 5 de junio de 2025, subsanado con el escrito del 5 de agosto de 2025, la señora [APELLIDO] y el señor [APELLIDO] denunciaron a Pacífico por presuntas infracciones a la Ley 29571, Código de Protección y Defensa del Consumidor</w:t>
+        <w:t xml:space="preserve">Mediante el escrito del 5 de junio de 2025</w:t>
       </w:r>
       <w:r>
         <w:rPr>
@@ -761,55 +761,7 @@
           <w:lang w:val="es-ES" w:eastAsia="es-ES"/>
           <w14:ligatures w14:val="none"/>
         </w:rPr>
-        <w:t xml:space="preserve"> (en adelante, Código), señalando lo siguiente:</w:t>
-      </w:r>
-      <w:r>
-        <w:rPr>
-          <w:rFonts w:ascii="Arial Narrow" w:eastAsia="Arial Narrow" w:hAnsi="Arial Narrow" w:cs="Arial Narrow"/>
-          <w:color w:val="000000"/>
-          <w:kern w:val="0"/>
-          <w:sz w:val="22"/>
-          <w:szCs w:val="22"/>
-          <w:lang w:val="es-ES" w:eastAsia="es-ES"/>
-          <w14:ligatures w14:val="none"/>
-        </w:rPr>
-        <w:t/>
-      </w:r>
-      <w:r>
-        <w:rPr>
-          <w:rFonts w:ascii="Arial Narrow" w:eastAsia="Arial Narrow" w:hAnsi="Arial Narrow" w:cs="Arial Narrow"/>
-          <w:color w:val="000000"/>
-          <w:kern w:val="0"/>
-          <w:sz w:val="22"/>
-          <w:szCs w:val="22"/>
-          <w:lang w:val="es-ES" w:eastAsia="es-ES"/>
-          <w14:ligatures w14:val="none"/>
-        </w:rPr>
-        <w:t xml:space="preserve"/>
-      </w:r>
-      <w:r>
-        <w:rPr>
-          <w:rFonts w:ascii="Arial Narrow" w:eastAsia="Arial Narrow" w:hAnsi="Arial Narrow" w:cs="Arial Narrow"/>
-          <w:color w:val="000000"/>
-          <w:kern w:val="0"/>
-          <w:sz w:val="22"/>
-          <w:szCs w:val="22"/>
-          <w:lang w:val="es-ES" w:eastAsia="es-ES"/>
-          <w14:ligatures w14:val="none"/>
-        </w:rPr>
-        <w:t/>
-      </w:r>
-      <w:r>
-        <w:rPr>
-          <w:rFonts w:ascii="Arial Narrow" w:eastAsia="Arial Narrow" w:hAnsi="Arial Narrow" w:cs="Arial Narrow"/>
-          <w:color w:val="000000"/>
-          <w:kern w:val="0"/>
-          <w:sz w:val="22"/>
-          <w:szCs w:val="22"/>
-          <w:lang w:val="es-ES" w:eastAsia="es-ES"/>
-          <w14:ligatures w14:val="none"/>
-        </w:rPr>
-        <w:t/>
+        <w:t xml:space="preserve">, subsanado con el escrito del 5 de agosto de 2025, la señora [APELLIDO] y el señor [APELLIDO] denunciaron a Pacífico por presuntas infracciones a la Ley 29571, Código de Protección y Defensa del Consumidor</w:t>
       </w:r>
       <w:r>
         <w:rPr>
@@ -828,20 +780,48 @@
       <w:r>
         <w:rPr>
           <w:rFonts w:ascii="Arial Narrow" w:eastAsia="Arial Narrow" w:hAnsi="Arial Narrow" w:cs="Arial Narrow"/>
-          <w:kern w:val="0"/>
-          <w14:ligatures w14:val="none"/>
-          <w:sz w:val="22"/>
-          <w:szCs w:val="22"/>
+          <w:color w:val="000000"/>
+          <w:kern w:val="0"/>
+          <w:sz w:val="22"/>
+          <w:szCs w:val="22"/>
+          <w:lang w:val="es-ES" w:eastAsia="es-ES"/>
+          <w14:ligatures w14:val="none"/>
+        </w:rPr>
+        <w:t xml:space="preserve"> (en adelante, Código), señalando lo siguiente:</w:t>
+      </w:r>
+      <w:r>
+        <w:rPr>
+          <w:rFonts w:ascii="Arial Narrow" w:eastAsia="Arial Narrow" w:hAnsi="Arial Narrow" w:cs="Arial Narrow"/>
+          <w:color w:val="000000"/>
+          <w:kern w:val="0"/>
+          <w:sz w:val="22"/>
+          <w:szCs w:val="22"/>
+          <w:lang w:val="es-ES" w:eastAsia="es-ES"/>
+          <w14:ligatures w14:val="none"/>
+        </w:rPr>
+        <w:t/>
+      </w:r>
+      <w:r>
+        <w:rPr>
+          <w:rFonts w:ascii="Arial Narrow" w:eastAsia="Arial Narrow" w:hAnsi="Arial Narrow" w:cs="Arial Narrow"/>
+          <w:color w:val="000000"/>
+          <w:kern w:val="0"/>
+          <w:sz w:val="22"/>
+          <w:szCs w:val="22"/>
+          <w:lang w:val="es-ES" w:eastAsia="es-ES"/>
+          <w14:ligatures w14:val="none"/>
         </w:rPr>
         <w:t xml:space="preserve"/>
       </w:r>
       <w:r>
         <w:rPr>
           <w:rFonts w:ascii="Arial Narrow" w:eastAsia="Arial Narrow" w:hAnsi="Arial Narrow" w:cs="Arial Narrow"/>
-          <w:kern w:val="0"/>
-          <w14:ligatures w14:val="none"/>
-          <w:sz w:val="22"/>
-          <w:szCs w:val="22"/>
+          <w:color w:val="000000"/>
+          <w:kern w:val="0"/>
+          <w:sz w:val="22"/>
+          <w:szCs w:val="22"/>
+          <w:lang w:val="es-ES" w:eastAsia="es-ES"/>
+          <w14:ligatures w14:val="none"/>
         </w:rPr>
         <w:t/>
       </w:r>
@@ -855,11 +835,31 @@
           <w:lang w:val="es-ES" w:eastAsia="es-ES"/>
           <w14:ligatures w14:val="none"/>
         </w:rPr>
+        <w:t/>
+      </w:r>
+      <w:r>
+        <w:rPr>
+          <w:rFonts w:ascii="Arial Narrow" w:eastAsia="Arial Narrow" w:hAnsi="Arial Narrow" w:cs="Arial Narrow"/>
+          <w:kern w:val="0"/>
+          <w14:ligatures w14:val="none"/>
+          <w:sz w:val="22"/>
+          <w:szCs w:val="22"/>
+        </w:rPr>
         <w:t xml:space="preserve"/>
       </w:r>
       <w:r>
         <w:rPr>
           <w:rFonts w:ascii="Arial Narrow" w:eastAsia="Arial Narrow" w:hAnsi="Arial Narrow" w:cs="Arial Narrow"/>
+          <w:kern w:val="0"/>
+          <w14:ligatures w14:val="none"/>
+          <w:sz w:val="22"/>
+          <w:szCs w:val="22"/>
+        </w:rPr>
+        <w:t/>
+      </w:r>
+      <w:r>
+        <w:rPr>
+          <w:rFonts w:ascii="Arial Narrow" w:eastAsia="Arial Narrow" w:hAnsi="Arial Narrow" w:cs="Arial Narrow"/>
           <w:color w:val="000000"/>
           <w:kern w:val="0"/>
           <w:sz w:val="22"/>
@@ -879,6 +879,18 @@
           <w:lang w:val="es-ES" w:eastAsia="es-ES"/>
           <w14:ligatures w14:val="none"/>
         </w:rPr>
+        <w:t xml:space="preserve"/>
+      </w:r>
+      <w:r>
+        <w:rPr>
+          <w:rFonts w:ascii="Arial Narrow" w:eastAsia="Arial Narrow" w:hAnsi="Arial Narrow" w:cs="Arial Narrow"/>
+          <w:color w:val="000000"/>
+          <w:kern w:val="0"/>
+          <w:sz w:val="22"/>
+          <w:szCs w:val="22"/>
+          <w:lang w:val="es-ES" w:eastAsia="es-ES"/>
+          <w14:ligatures w14:val="none"/>
+        </w:rPr>
         <w:t/>
       </w:r>
       <w:r>
@@ -909,10 +921,10 @@
     </w:p>
     <w:p>
       <w:pPr>
+        <w:spacing w:before="0" w:after="0" w:line="240" w:lineRule="auto"/>
         <w:tabs>
           <w:tab w:val="left" w:pos="1134"/>
         </w:tabs>
-        <w:spacing w:after="0" w:line="240" w:lineRule="auto"/>
         <w:jc w:val="both"/>
         <w:rPr>
           <w:rFonts w:ascii="Arial Narrow" w:eastAsia="Arial Narrow" w:hAnsi="Arial Narrow" w:cs="Arial Narrow"/>
@@ -1011,7 +1023,7 @@
     <w:p>
       <w:pPr>
         <w:pStyle w:val="Prrafodelista"/>
-        <w:spacing w:after="0" w:line="240" w:lineRule="auto"/>
+        <w:spacing w:before="0" w:after="0" w:line="240" w:lineRule="auto"/>
         <w:ind w:left="1134"/>
         <w:jc w:val="both"/>
         <w:rPr>
@@ -1123,6 +1135,7 @@
     <w:p>
       <w:pPr>
         <w:pStyle w:val="Prrafodelista"/>
+        <w:spacing w:before="0" w:after="0" w:line="240" w:lineRule="auto"/>
         <w:rPr>
           <w:rFonts w:ascii="Arial Narrow" w:eastAsia="Arial Narrow" w:hAnsi="Arial Narrow" w:cs="Arial Narrow"/>
           <w:color w:val="000000"/>
@@ -1224,6 +1237,7 @@
     <w:p>
       <w:pPr>
         <w:pStyle w:val="Prrafodelista"/>
+        <w:spacing w:before="0" w:after="0" w:line="240" w:lineRule="auto"/>
         <w:rPr>
           <w:rFonts w:ascii="Arial Narrow" w:eastAsia="Arial Narrow" w:hAnsi="Arial Narrow" w:cs="Arial Narrow"/>
           <w:color w:val="000000"/>
@@ -1359,6 +1373,7 @@
     <w:p>
       <w:pPr>
         <w:pStyle w:val="Prrafodelista"/>
+        <w:spacing w:before="0" w:after="0" w:line="240" w:lineRule="auto"/>
         <w:rPr>
           <w:rFonts w:ascii="Arial Narrow" w:eastAsia="Arial Narrow" w:hAnsi="Arial Narrow" w:cs="Arial Narrow"/>
           <w:color w:val="000000"/>
@@ -1602,6 +1617,7 @@
     <w:p>
       <w:pPr>
         <w:pStyle w:val="Prrafodelista"/>
+        <w:spacing w:before="0" w:after="0" w:line="240" w:lineRule="auto"/>
         <w:rPr>
           <w:rFonts w:ascii="Arial Narrow" w:eastAsia="Arial Narrow" w:hAnsi="Arial Narrow" w:cs="Arial Narrow"/>
           <w:color w:val="000000"/>
@@ -1867,6 +1883,7 @@
     <w:p>
       <w:pPr>
         <w:pStyle w:val="Prrafodelista"/>
+        <w:spacing w:before="0" w:after="0" w:line="240" w:lineRule="auto"/>
         <w:rPr>
           <w:rFonts w:ascii="Arial Narrow" w:eastAsia="Arial Narrow" w:hAnsi="Arial Narrow" w:cs="Arial Narrow"/>
           <w:color w:val="000000"/>
@@ -2002,6 +2019,7 @@
     <w:p>
       <w:pPr>
         <w:pStyle w:val="Prrafodelista"/>
+        <w:spacing w:before="0" w:after="0" w:line="240" w:lineRule="auto"/>
         <w:rPr>
           <w:rFonts w:ascii="Arial Narrow" w:eastAsia="Arial Narrow" w:hAnsi="Arial Narrow" w:cs="Arial Narrow"/>
           <w:color w:val="000000"/>
@@ -2353,10 +2371,10 @@
     </w:p>
     <w:p>
       <w:pPr>
+        <w:spacing w:before="0" w:after="0" w:line="240" w:lineRule="auto"/>
         <w:tabs>
           <w:tab w:val="left" w:pos="1134"/>
         </w:tabs>
-        <w:spacing w:after="0" w:line="240" w:lineRule="auto"/>
         <w:jc w:val="both"/>
         <w:rPr>
           <w:rFonts w:ascii="Arial Narrow" w:eastAsia="Arial Narrow" w:hAnsi="Arial Narrow" w:cs="Arial Narrow"/>
@@ -2633,7 +2651,7 @@
     </w:p>
     <w:p>
       <w:pPr>
-        <w:spacing w:after="0" w:line="240" w:lineRule="auto"/>
+        <w:spacing w:before="0" w:after="0" w:line="240" w:lineRule="auto"/>
         <w:contextualSpacing/>
         <w:jc w:val="both"/>
         <w:rPr>
@@ -2689,7 +2707,7 @@
     </w:p>
     <w:p>
       <w:pPr>
-        <w:spacing w:after="0" w:line="240" w:lineRule="auto"/>
+        <w:spacing w:before="0" w:after="0" w:line="240" w:lineRule="auto"/>
         <w:ind w:left="567"/>
         <w:contextualSpacing/>
         <w:jc w:val="both"/>
@@ -2940,7 +2958,7 @@
     </w:p>
     <w:p>
       <w:pPr>
-        <w:spacing w:after="0" w:line="240" w:lineRule="auto"/>
+        <w:spacing w:before="0" w:after="0" w:line="240" w:lineRule="auto"/>
         <w:jc w:val="both"/>
         <w:rPr>
           <w:rFonts w:ascii="Arial Narrow" w:eastAsia="Arial Narrow" w:hAnsi="Arial Narrow" w:cs="Arial Narrow"/>
@@ -3127,6 +3145,7 @@
     <w:p>
       <w:pPr>
         <w:pStyle w:val="Prrafodelista"/>
+        <w:spacing w:before="0" w:after="0" w:line="240" w:lineRule="auto"/>
         <w:rPr>
           <w:rFonts w:ascii="Arial Narrow" w:eastAsia="Arial Narrow" w:hAnsi="Arial Narrow" w:cs="Arial Narrow"/>
           <w:kern w:val="0"/>
@@ -3232,7 +3251,7 @@
     <w:p>
       <w:pPr>
         <w:pStyle w:val="Prrafodelista"/>
-        <w:spacing w:after="0" w:line="240" w:lineRule="auto"/>
+        <w:spacing w:before="0" w:after="0" w:line="240" w:lineRule="auto"/>
         <w:ind w:left="567"/>
         <w:jc w:val="both"/>
         <w:rPr>
@@ -3398,7 +3417,7 @@
     </w:p>
     <w:p>
       <w:pPr>
-        <w:spacing w:after="0" w:line="240" w:lineRule="auto"/>
+        <w:spacing w:before="0" w:after="0" w:line="240" w:lineRule="auto"/>
         <w:jc w:val="both"/>
         <w:rPr>
           <w:rFonts w:ascii="Arial Narrow" w:eastAsia="Arial Narrow" w:hAnsi="Arial Narrow" w:cs="Arial Narrow"/>
@@ -3550,6 +3569,7 @@
     <w:p>
       <w:pPr>
         <w:pStyle w:val="Prrafodelista"/>
+        <w:spacing w:before="0" w:after="0" w:line="240" w:lineRule="auto"/>
         <w:rPr>
           <w:rFonts w:ascii="Arial Narrow" w:eastAsia="Arial Narrow" w:hAnsi="Arial Narrow" w:cs="Arial Narrow"/>
           <w:kern w:val="0"/>
@@ -3730,6 +3750,7 @@
     <w:p>
       <w:pPr>
         <w:pStyle w:val="Prrafodelista"/>
+        <w:spacing w:before="0" w:after="0" w:line="240" w:lineRule="auto"/>
         <w:rPr>
           <w:rFonts w:ascii="Arial Narrow" w:eastAsia="Arial Narrow" w:hAnsi="Arial Narrow" w:cs="Arial Narrow"/>
           <w:kern w:val="0"/>
@@ -3879,7 +3900,7 @@
     </w:p>
     <w:p>
       <w:pPr>
-        <w:spacing w:after="0" w:line="240" w:lineRule="auto"/>
+        <w:spacing w:before="0" w:after="0" w:line="240" w:lineRule="auto"/>
         <w:jc w:val="both"/>
         <w:rPr>
           <w:rFonts w:ascii="Arial Narrow" w:eastAsia="Arial Narrow" w:hAnsi="Arial Narrow" w:cs="Arial Narrow"/>
@@ -4030,7 +4051,7 @@
     </w:p>
     <w:p>
       <w:pPr>
-        <w:spacing w:after="0" w:line="240" w:lineRule="auto"/>
+        <w:spacing w:before="0" w:after="0" w:line="240" w:lineRule="auto"/>
         <w:jc w:val="both"/>
         <w:rPr>
           <w:rFonts w:ascii="Arial Narrow" w:eastAsia="Arial Narrow" w:hAnsi="Arial Narrow" w:cs="Arial Narrow"/>
@@ -4099,7 +4120,7 @@
     </w:p>
     <w:p>
       <w:pPr>
-        <w:spacing w:after="0" w:line="240" w:lineRule="auto"/>
+        <w:spacing w:before="0" w:after="0" w:line="240" w:lineRule="auto"/>
         <w:ind w:left="567"/>
         <w:contextualSpacing/>
         <w:jc w:val="both"/>
@@ -4181,7 +4202,7 @@
     </w:p>
     <w:p>
       <w:pPr>
-        <w:spacing w:after="0" w:line="240" w:lineRule="auto"/>
+        <w:spacing w:before="0" w:after="0" w:line="240" w:lineRule="auto"/>
         <w:jc w:val="both"/>
         <w:rPr>
           <w:rFonts w:ascii="Arial Narrow" w:eastAsia="Arial Narrow" w:hAnsi="Arial Narrow" w:cs="Arial Narrow"/>
@@ -4502,7 +4523,7 @@
     <w:p>
       <w:pPr>
         <w:pStyle w:val="Prrafodelista"/>
-        <w:spacing w:after="0" w:line="240" w:lineRule="auto"/>
+        <w:spacing w:before="0" w:after="0" w:line="240" w:lineRule="auto"/>
         <w:ind w:left="567"/>
         <w:jc w:val="both"/>
         <w:rPr>
@@ -4557,26 +4578,26 @@
     </w:p>
     <w:p>
       <w:pPr>
+        <w:spacing w:before="0" w:after="0" w:line="240" w:lineRule="auto"/>
+        <w:jc w:val="both"/>
+        <w:rPr>
+          <w:rFonts w:ascii="Arial Narrow" w:eastAsia="Arial Narrow" w:hAnsi="Arial Narrow" w:cs="Arial Narrow"/>
+          <w:b/>
+          <w:color w:val="000000"/>
+          <w:kern w:val="0"/>
+          <w:sz w:val="22"/>
+          <w:szCs w:val="22"/>
+          <w:lang w:eastAsia="es-PE"/>
+          <w14:ligatures w14:val="none"/>
+        </w:rPr>
+      </w:pPr>
+    </w:p>
+    <w:p>
+      <w:pPr>
         <w:spacing w:after="0" w:line="240" w:lineRule="auto"/>
         <w:jc w:val="both"/>
         <w:rPr>
           <w:rFonts w:ascii="Arial Narrow" w:eastAsia="Arial Narrow" w:hAnsi="Arial Narrow" w:cs="Arial Narrow"/>
-          <w:b/>
-          <w:color w:val="000000"/>
-          <w:kern w:val="0"/>
-          <w:sz w:val="22"/>
-          <w:szCs w:val="22"/>
-          <w:lang w:eastAsia="es-PE"/>
-          <w14:ligatures w14:val="none"/>
-        </w:rPr>
-      </w:pPr>
-    </w:p>
-    <w:p>
-      <w:pPr>
-        <w:spacing w:after="0" w:line="240" w:lineRule="auto"/>
-        <w:jc w:val="both"/>
-        <w:rPr>
-          <w:rFonts w:ascii="Arial Narrow" w:eastAsia="Arial Narrow" w:hAnsi="Arial Narrow" w:cs="Arial Narrow"/>
           <w:color w:val="000000"/>
           <w:kern w:val="0"/>
           <w:sz w:val="22"/>
@@ -4815,6 +4836,7 @@
     <w:p>
       <w:pPr>
         <w:pStyle w:val="Prrafodelista"/>
+        <w:spacing w:before="0" w:after="0" w:line="240" w:lineRule="auto"/>
         <w:rPr>
           <w:rFonts w:ascii="Arial Narrow" w:eastAsia="Arial Narrow" w:hAnsi="Arial Narrow" w:cs="Arial Narrow"/>
           <w:kern w:val="0"/>
@@ -4939,7 +4961,7 @@
     <w:p>
       <w:pPr>
         <w:pStyle w:val="Prrafodelista"/>
-        <w:spacing w:after="0" w:line="240" w:lineRule="auto"/>
+        <w:spacing w:before="0" w:after="0" w:line="240" w:lineRule="auto"/>
         <w:ind w:left="567"/>
         <w:jc w:val="both"/>
         <w:rPr>
@@ -5068,7 +5090,7 @@
     </w:p>
     <w:p>
       <w:pPr>
-        <w:spacing w:after="0" w:line="240" w:lineRule="auto"/>
+        <w:spacing w:before="0" w:after="0" w:line="240" w:lineRule="auto"/>
         <w:jc w:val="both"/>
         <w:rPr>
           <w:rFonts w:ascii="Arial Narrow" w:eastAsia="Arial Narrow" w:hAnsi="Arial Narrow" w:cs="Arial Narrow"/>
@@ -5238,7 +5260,7 @@
     </w:p>
     <w:p>
       <w:pPr>
-        <w:spacing w:after="0" w:line="240" w:lineRule="auto"/>
+        <w:spacing w:before="0" w:after="0" w:line="240" w:lineRule="auto"/>
         <w:jc w:val="both"/>
         <w:rPr>
           <w:rFonts w:ascii="Arial Narrow" w:eastAsia="Arial Narrow" w:hAnsi="Arial Narrow" w:cs="Arial Narrow"/>
@@ -5495,7 +5517,7 @@
     <w:p>
       <w:pPr>
         <w:pStyle w:val="Prrafodelista"/>
-        <w:spacing w:after="0" w:line="240" w:lineRule="auto"/>
+        <w:spacing w:before="0" w:after="0" w:line="240" w:lineRule="auto"/>
         <w:ind w:left="567"/>
         <w:jc w:val="both"/>
         <w:rPr>
@@ -5627,7 +5649,7 @@
     </w:p>
     <w:p>
       <w:pPr>
-        <w:spacing w:after="0" w:line="240" w:lineRule="auto"/>
+        <w:spacing w:before="0" w:after="0" w:line="240" w:lineRule="auto"/>
         <w:jc w:val="both"/>
         <w:rPr>
           <w:rFonts w:ascii="Arial Narrow" w:eastAsia="Arial Narrow" w:hAnsi="Arial Narrow" w:cs="Arial Narrow"/>
@@ -5735,7 +5757,7 @@
     </w:p>
     <w:p>
       <w:pPr>
-        <w:spacing w:after="0" w:line="240" w:lineRule="auto"/>
+        <w:spacing w:before="0" w:after="0" w:line="240" w:lineRule="auto"/>
         <w:jc w:val="both"/>
         <w:rPr>
           <w:rFonts w:ascii="Arial Narrow" w:eastAsia="Arial Narrow" w:hAnsi="Arial Narrow" w:cs="Arial Narrow"/>
@@ -5869,7 +5891,7 @@
     </w:p>
     <w:p>
       <w:pPr>
-        <w:spacing w:after="0" w:line="240" w:lineRule="auto"/>
+        <w:spacing w:before="0" w:after="0" w:line="240" w:lineRule="auto"/>
         <w:jc w:val="both"/>
         <w:rPr>
           <w:rFonts w:ascii="Arial Narrow" w:eastAsia="Arial Narrow" w:hAnsi="Arial Narrow" w:cs="Arial Narrow"/>
@@ -5977,7 +5999,7 @@
     </w:p>
     <w:p>
       <w:pPr>
-        <w:spacing w:after="0" w:line="240" w:lineRule="auto"/>
+        <w:spacing w:before="0" w:after="0" w:line="240" w:lineRule="auto"/>
         <w:jc w:val="both"/>
         <w:rPr>
           <w:rFonts w:ascii="Arial Narrow" w:eastAsia="Arial Narrow" w:hAnsi="Arial Narrow" w:cs="Arial Narrow"/>
@@ -6087,7 +6109,7 @@
     </w:p>
     <w:p>
       <w:pPr>
-        <w:spacing w:line="240" w:lineRule="auto"/>
+        <w:spacing w:before="0" w:after="0" w:line="240" w:lineRule="auto"/>
         <w:contextualSpacing/>
         <w:jc w:val="both"/>
         <w:rPr>
@@ -6175,7 +6197,7 @@
     </w:p>
     <w:p>
       <w:pPr>
-        <w:spacing w:after="0" w:line="240" w:lineRule="auto"/>
+        <w:spacing w:before="0" w:after="0" w:line="240" w:lineRule="auto"/>
         <w:jc w:val="both"/>
         <w:rPr>
           <w:rFonts w:ascii="Arial Narrow" w:eastAsia="Arial Narrow" w:hAnsi="Arial Narrow" w:cs="Arial Narrow"/>
@@ -6513,7 +6535,7 @@
     </w:p>
     <w:p>
       <w:pPr>
-        <w:spacing w:after="0" w:line="240" w:lineRule="auto"/>
+        <w:spacing w:before="0" w:after="0" w:line="240" w:lineRule="auto"/>
         <w:ind w:left="567"/>
         <w:jc w:val="both"/>
         <w:rPr>
@@ -6614,6 +6636,21 @@
     </w:p>
     <w:p>
       <w:pPr>
+        <w:spacing w:before="0" w:after="0" w:line="240" w:lineRule="auto"/>
+        <w:jc w:val="both"/>
+        <w:rPr>
+          <w:rFonts w:ascii="Arial Narrow" w:eastAsia="Arial Narrow" w:hAnsi="Arial Narrow" w:cs="Arial Narrow"/>
+          <w:color w:val="000000"/>
+          <w:kern w:val="0"/>
+          <w:sz w:val="22"/>
+          <w:szCs w:val="22"/>
+          <w:lang w:eastAsia="es-PE"/>
+          <w14:ligatures w14:val="none"/>
+        </w:rPr>
+      </w:pPr>
+    </w:p>
+    <w:p>
+      <w:pPr>
         <w:spacing w:after="0" w:line="240" w:lineRule="auto"/>
         <w:jc w:val="both"/>
         <w:rPr>
@@ -6622,21 +6659,6 @@
           <w:kern w:val="0"/>
           <w:sz w:val="22"/>
           <w:szCs w:val="22"/>
-          <w:lang w:eastAsia="es-PE"/>
-          <w14:ligatures w14:val="none"/>
-        </w:rPr>
-      </w:pPr>
-    </w:p>
-    <w:p>
-      <w:pPr>
-        <w:spacing w:after="0" w:line="240" w:lineRule="auto"/>
-        <w:jc w:val="both"/>
-        <w:rPr>
-          <w:rFonts w:ascii="Arial Narrow" w:eastAsia="Arial Narrow" w:hAnsi="Arial Narrow" w:cs="Arial Narrow"/>
-          <w:color w:val="000000"/>
-          <w:kern w:val="0"/>
-          <w:sz w:val="22"/>
-          <w:szCs w:val="22"/>
           <w:lang w:val="es-ES" w:eastAsia="es-ES"/>
           <w14:ligatures w14:val="none"/>
         </w:rPr>
@@ -6930,7 +6952,7 @@
     </w:p>
     <w:p>
       <w:pPr>
-        <w:spacing w:after="0" w:line="240" w:lineRule="auto"/>
+        <w:spacing w:before="0" w:after="0" w:line="240" w:lineRule="auto"/>
         <w:jc w:val="both"/>
         <w:rPr>
           <w:rFonts w:ascii="Arial Narrow" w:eastAsia="Arial Narrow" w:hAnsi="Arial Narrow" w:cs="Arial Narrow"/>
@@ -7211,90 +7233,90 @@
     </w:p>
     <w:p>
       <w:pPr>
+        <w:spacing w:before="0" w:after="0" w:line="240" w:lineRule="auto"/>
+        <w:shd w:val="clear" w:color="auto" w:fill="FFFFFF"/>
+        <w:jc w:val="both"/>
+        <w:rPr>
+          <w:rFonts w:ascii="Arial Narrow" w:eastAsia="Arial Narrow" w:hAnsi="Arial Narrow" w:cs="Arial Narrow"/>
+          <w:b/>
+          <w:color w:val="000000"/>
+          <w:kern w:val="0"/>
+          <w:sz w:val="22"/>
+          <w:szCs w:val="22"/>
+          <w:lang w:eastAsia="es-PE"/>
+          <w14:ligatures w14:val="none"/>
+        </w:rPr>
+      </w:pPr>
+    </w:p>
+    <w:p>
+      <w:pPr>
         <w:shd w:val="clear" w:color="auto" w:fill="FFFFFF"/>
         <w:spacing w:after="0" w:line="240" w:lineRule="auto"/>
         <w:jc w:val="both"/>
         <w:rPr>
           <w:rFonts w:ascii="Arial Narrow" w:eastAsia="Arial Narrow" w:hAnsi="Arial Narrow" w:cs="Arial Narrow"/>
-          <w:b/>
-          <w:color w:val="000000"/>
-          <w:kern w:val="0"/>
-          <w:sz w:val="22"/>
-          <w:szCs w:val="22"/>
-          <w:lang w:eastAsia="es-PE"/>
-          <w14:ligatures w14:val="none"/>
-        </w:rPr>
-      </w:pPr>
-    </w:p>
-    <w:p>
-      <w:pPr>
+          <w:color w:val="000000"/>
+          <w:kern w:val="0"/>
+          <w:sz w:val="22"/>
+          <w:szCs w:val="22"/>
+          <w:lang w:eastAsia="es-PE"/>
+          <w14:ligatures w14:val="none"/>
+        </w:rPr>
+      </w:pPr>
+      <w:r>
+        <w:rPr>
+          <w:rFonts w:ascii="Arial Narrow" w:eastAsia="Arial Narrow" w:hAnsi="Arial Narrow" w:cs="Arial Narrow"/>
+          <w:b/>
+          <w:color w:val="000000"/>
+          <w:kern w:val="0"/>
+          <w:sz w:val="22"/>
+          <w:szCs w:val="22"/>
+          <w:lang w:eastAsia="es-PE"/>
+          <w14:ligatures w14:val="none"/>
+        </w:rPr>
+        <w:t>SÉTIMO:</w:t>
+      </w:r>
+      <w:r>
+        <w:rPr>
+          <w:rFonts w:ascii="Arial Narrow" w:eastAsia="Arial Narrow" w:hAnsi="Arial Narrow" w:cs="Arial Narrow"/>
+          <w:color w:val="000000"/>
+          <w:kern w:val="0"/>
+          <w:sz w:val="22"/>
+          <w:szCs w:val="22"/>
+          <w:lang w:eastAsia="es-PE"/>
+          <w14:ligatures w14:val="none"/>
+        </w:rPr>
+        <w:t xml:space="preserve"> informar a las partes que conforme a lo establecido en el artículo 39</w:t>
+      </w:r>
+      <w:r>
+        <w:rPr>
+          <w:rFonts w:ascii="Arial Narrow" w:eastAsia="Arial Narrow" w:hAnsi="Arial Narrow" w:cs="Arial Narrow"/>
+          <w:color w:val="000000"/>
+          <w:kern w:val="0"/>
+          <w:sz w:val="22"/>
+          <w:szCs w:val="22"/>
+          <w:lang w:eastAsia="es-PE"/>
+          <w14:ligatures w14:val="none"/>
+        </w:rPr>
+        <w:t/>
+      </w:r>
+      <w:r>
+        <w:rPr>
+          <w:rFonts w:ascii="Arial Narrow" w:eastAsia="Arial Narrow" w:hAnsi="Arial Narrow" w:cs="Arial Narrow"/>
+          <w:color w:val="000000"/>
+          <w:kern w:val="0"/>
+          <w:sz w:val="22"/>
+          <w:szCs w:val="22"/>
+          <w:lang w:eastAsia="es-PE"/>
+          <w14:ligatures w14:val="none"/>
+        </w:rPr>
+        <w:t xml:space="preserve"> de la Ley sobre Facultades, Normas y Organización del Indecopi, aprobada por Decreto Legislativo 807, los gastos por los peritajes realizados, actuación de pruebas, inspecciones y otros derivados de la tramitación del proceso serán de cargo de la parte que solicita la prueba, salvo pacto en contrario. En todos los casos, la resolución final determinará si los gastos deben ser asumidos por alguna de las partes, o reembolsados a la otra parte o al Indecopi, según sea el caso, de manera adicional a la sanción que haya podido imponerse. </w:t>
+      </w:r>
+    </w:p>
+    <w:p>
+      <w:pPr>
+        <w:spacing w:before="0" w:after="0" w:line="240" w:lineRule="auto"/>
         <w:shd w:val="clear" w:color="auto" w:fill="FFFFFF"/>
-        <w:spacing w:after="0" w:line="240" w:lineRule="auto"/>
-        <w:jc w:val="both"/>
-        <w:rPr>
-          <w:rFonts w:ascii="Arial Narrow" w:eastAsia="Arial Narrow" w:hAnsi="Arial Narrow" w:cs="Arial Narrow"/>
-          <w:color w:val="000000"/>
-          <w:kern w:val="0"/>
-          <w:sz w:val="22"/>
-          <w:szCs w:val="22"/>
-          <w:lang w:eastAsia="es-PE"/>
-          <w14:ligatures w14:val="none"/>
-        </w:rPr>
-      </w:pPr>
-      <w:r>
-        <w:rPr>
-          <w:rFonts w:ascii="Arial Narrow" w:eastAsia="Arial Narrow" w:hAnsi="Arial Narrow" w:cs="Arial Narrow"/>
-          <w:b/>
-          <w:color w:val="000000"/>
-          <w:kern w:val="0"/>
-          <w:sz w:val="22"/>
-          <w:szCs w:val="22"/>
-          <w:lang w:eastAsia="es-PE"/>
-          <w14:ligatures w14:val="none"/>
-        </w:rPr>
-        <w:t>SÉTIMO:</w:t>
-      </w:r>
-      <w:r>
-        <w:rPr>
-          <w:rFonts w:ascii="Arial Narrow" w:eastAsia="Arial Narrow" w:hAnsi="Arial Narrow" w:cs="Arial Narrow"/>
-          <w:color w:val="000000"/>
-          <w:kern w:val="0"/>
-          <w:sz w:val="22"/>
-          <w:szCs w:val="22"/>
-          <w:lang w:eastAsia="es-PE"/>
-          <w14:ligatures w14:val="none"/>
-        </w:rPr>
-        <w:t xml:space="preserve"> informar a las partes que conforme a lo establecido en el artículo 39</w:t>
-      </w:r>
-      <w:r>
-        <w:rPr>
-          <w:rFonts w:ascii="Arial Narrow" w:eastAsia="Arial Narrow" w:hAnsi="Arial Narrow" w:cs="Arial Narrow"/>
-          <w:color w:val="000000"/>
-          <w:kern w:val="0"/>
-          <w:sz w:val="22"/>
-          <w:szCs w:val="22"/>
-          <w:lang w:eastAsia="es-PE"/>
-          <w14:ligatures w14:val="none"/>
-        </w:rPr>
-        <w:t/>
-      </w:r>
-      <w:r>
-        <w:rPr>
-          <w:rFonts w:ascii="Arial Narrow" w:eastAsia="Arial Narrow" w:hAnsi="Arial Narrow" w:cs="Arial Narrow"/>
-          <w:color w:val="000000"/>
-          <w:kern w:val="0"/>
-          <w:sz w:val="22"/>
-          <w:szCs w:val="22"/>
-          <w:lang w:eastAsia="es-PE"/>
-          <w14:ligatures w14:val="none"/>
-        </w:rPr>
-        <w:t xml:space="preserve"> de la Ley sobre Facultades, Normas y Organización del Indecopi, aprobada por Decreto Legislativo 807, los gastos por los peritajes realizados, actuación de pruebas, inspecciones y otros derivados de la tramitación del proceso serán de cargo de la parte que solicita la prueba, salvo pacto en contrario. En todos los casos, la resolución final determinará si los gastos deben ser asumidos por alguna de las partes, o reembolsados a la otra parte o al Indecopi, según sea el caso, de manera adicional a la sanción que haya podido imponerse. </w:t>
-      </w:r>
-    </w:p>
-    <w:p>
-      <w:pPr>
-        <w:shd w:val="clear" w:color="auto" w:fill="FFFFFF"/>
-        <w:spacing w:after="0" w:line="240" w:lineRule="auto"/>
         <w:jc w:val="both"/>
         <w:rPr>
           <w:rFonts w:ascii="Arial Narrow" w:eastAsia="Arial Narrow" w:hAnsi="Arial Narrow" w:cs="Arial Narrow"/>
@@ -7474,15 +7496,74 @@
     </w:p>
     <w:p>
       <w:pPr>
+        <w:spacing w:before="0" w:after="0" w:line="240" w:lineRule="auto"/>
+        <w:suppressAutoHyphens/>
+        <w:jc w:val="both"/>
+        <w:rPr>
+          <w:rFonts w:ascii="Arial Narrow" w:eastAsia="Arial Narrow" w:hAnsi="Arial Narrow" w:cs="Arial Narrow"/>
+          <w:kern w:val="0"/>
+          <w:sz w:val="22"/>
+          <w:szCs w:val="22"/>
+          <w:u w:val="single"/>
+          <w14:ligatures w14:val="none"/>
+        </w:rPr>
+      </w:pPr>
+    </w:p>
+    <w:p>
+      <w:pPr>
         <w:suppressAutoHyphens/>
         <w:spacing w:after="0" w:line="240" w:lineRule="auto"/>
         <w:jc w:val="both"/>
         <w:rPr>
           <w:rFonts w:ascii="Arial Narrow" w:eastAsia="Arial Narrow" w:hAnsi="Arial Narrow" w:cs="Arial Narrow"/>
-          <w:kern w:val="0"/>
-          <w:sz w:val="22"/>
-          <w:szCs w:val="22"/>
-          <w:u w:val="single"/>
+          <w:color w:val="000000"/>
+          <w:kern w:val="0"/>
+          <w:sz w:val="22"/>
+          <w:szCs w:val="22"/>
+          <w:lang w:eastAsia="es-PE"/>
+          <w14:ligatures w14:val="none"/>
+        </w:rPr>
+      </w:pPr>
+      <w:r>
+        <w:rPr>
+          <w:rFonts w:ascii="Arial Narrow" w:eastAsia="Arial Narrow" w:hAnsi="Arial Narrow" w:cs="Arial Narrow"/>
+          <w:b/>
+          <w:color w:val="000000"/>
+          <w:kern w:val="0"/>
+          <w:sz w:val="22"/>
+          <w:szCs w:val="22"/>
+          <w:lang w:eastAsia="es-PE"/>
+          <w14:ligatures w14:val="none"/>
+        </w:rPr>
+        <w:t>NOVENO:</w:t>
+      </w:r>
+      <w:r>
+        <w:rPr>
+          <w:rFonts w:ascii="Arial Narrow" w:eastAsia="Arial Narrow" w:hAnsi="Arial Narrow" w:cs="Arial Narrow"/>
+          <w:color w:val="000000"/>
+          <w:kern w:val="0"/>
+          <w:sz w:val="22"/>
+          <w:szCs w:val="22"/>
+          <w:lang w:eastAsia="es-PE"/>
+          <w14:ligatures w14:val="none"/>
+        </w:rPr>
+        <w:t xml:space="preserve"> poner en conocimiento de las partes que, antes de la emisión de la Resolución Final, tienen la posibilidad de formular su desistimiento o presentar el acuerdo arribado mediante la conciliación, mediación, transacción o cualquier otro que, de forma indubitable, deje constancia que se ha solucionado la controversia materia de denuncia.</w:t>
+      </w:r>
+      <w:bookmarkStart w:id="9" w:name="h.gjdgxs" w:colFirst="0" w:colLast="0"/>
+      <w:bookmarkEnd w:id="9"/>
+    </w:p>
+    <w:p>
+      <w:pPr>
+        <w:spacing w:before="0" w:after="0" w:line="240" w:lineRule="auto"/>
+        <w:suppressAutoHyphens/>
+        <w:jc w:val="both"/>
+        <w:rPr>
+          <w:rFonts w:ascii="Arial Narrow" w:eastAsia="Arial Narrow" w:hAnsi="Arial Narrow" w:cs="Arial Narrow"/>
+          <w:color w:val="000000"/>
+          <w:kern w:val="0"/>
+          <w:sz w:val="22"/>
+          <w:szCs w:val="22"/>
+          <w:lang w:eastAsia="es-PE"/>
           <w14:ligatures w14:val="none"/>
         </w:rPr>
       </w:pPr>
@@ -7494,344 +7575,285 @@
         <w:jc w:val="both"/>
         <w:rPr>
           <w:rFonts w:ascii="Arial Narrow" w:eastAsia="Arial Narrow" w:hAnsi="Arial Narrow" w:cs="Arial Narrow"/>
-          <w:color w:val="000000"/>
-          <w:kern w:val="0"/>
-          <w:sz w:val="22"/>
-          <w:szCs w:val="22"/>
-          <w:lang w:eastAsia="es-PE"/>
-          <w14:ligatures w14:val="none"/>
-        </w:rPr>
-      </w:pPr>
-      <w:r>
-        <w:rPr>
-          <w:rFonts w:ascii="Arial Narrow" w:eastAsia="Arial Narrow" w:hAnsi="Arial Narrow" w:cs="Arial Narrow"/>
-          <w:b/>
-          <w:color w:val="000000"/>
-          <w:kern w:val="0"/>
-          <w:sz w:val="22"/>
-          <w:szCs w:val="22"/>
-          <w:lang w:eastAsia="es-PE"/>
-          <w14:ligatures w14:val="none"/>
-        </w:rPr>
-        <w:t>NOVENO:</w:t>
-      </w:r>
-      <w:r>
-        <w:rPr>
-          <w:rFonts w:ascii="Arial Narrow" w:eastAsia="Arial Narrow" w:hAnsi="Arial Narrow" w:cs="Arial Narrow"/>
-          <w:color w:val="000000"/>
-          <w:kern w:val="0"/>
-          <w:sz w:val="22"/>
-          <w:szCs w:val="22"/>
-          <w:lang w:eastAsia="es-PE"/>
-          <w14:ligatures w14:val="none"/>
-        </w:rPr>
-        <w:t xml:space="preserve"> poner en conocimiento de las partes que, antes de la emisión de la Resolución Final, tienen la posibilidad de formular su desistimiento o presentar el acuerdo arribado mediante la conciliación, mediación, transacción o cualquier otro que, de forma indubitable, deje constancia que se ha solucionado la controversia materia de denuncia.</w:t>
-      </w:r>
-      <w:bookmarkStart w:id="9" w:name="h.gjdgxs" w:colFirst="0" w:colLast="0"/>
-      <w:bookmarkEnd w:id="9"/>
-    </w:p>
-    <w:p>
-      <w:pPr>
+          <w:sz w:val="22"/>
+          <w:szCs w:val="22"/>
+        </w:rPr>
+      </w:pPr>
+      <w:r>
+        <w:rPr>
+          <w:rFonts w:ascii="Arial Narrow" w:eastAsia="Arial Narrow" w:hAnsi="Arial Narrow" w:cs="Arial Narrow"/>
+          <w:b/>
+          <w:bCs/>
+          <w:sz w:val="22"/>
+          <w:szCs w:val="22"/>
+        </w:rPr>
+        <w:t xml:space="preserve">DÉCIMO:</w:t>
+      </w:r>
+      <w:r>
+        <w:rPr>
+          <w:rFonts w:ascii="Arial Narrow" w:eastAsia="Arial Narrow" w:hAnsi="Arial Narrow" w:cs="Arial Narrow"/>
+          <w:sz w:val="22"/>
+          <w:szCs w:val="22"/>
+        </w:rPr>
+        <w:t xml:space="preserve"> </w:t>
+      </w:r>
+      <w:r>
+        <w:rPr>
+          <w:rFonts w:ascii="Arial Narrow" w:eastAsia="Arial Narrow" w:hAnsi="Arial Narrow" w:cs="Arial Narrow"/>
+          <w:sz w:val="22"/>
+          <w:szCs w:val="22"/>
+        </w:rPr>
+        <w:t xml:space="preserve">requerir a la señora [APELLIDO] Fernández y al señor [APELLIDO] para que, dentro del plazo de dos (2) días hábiles siguientes a la fecha en que reciban la notificación en su bandeja de correo electrónico, efectúen la confirmación de recepción de la notificación remitida por este despacho a su correo electrónico, de conformidad con el segundo párrafo del numeral 4 del artículo 20 del Texto Único Ordenado de la Ley del Procedimiento Administrativo General, aprobado mediante Decreto Supremo 006-2026-JUS, bajo apercibimiento de rehacer el acto de notificación y notificarles conforme al numeral 1 del artículo 20 del citado cuerpo normativo.</w:t>
+      </w:r>
+      <w:r>
+        <w:rPr>
+          <w:rFonts w:ascii="Arial Narrow" w:eastAsia="Arial Narrow" w:hAnsi="Arial Narrow" w:cs="Arial Narrow"/>
+          <w:spacing w:val="-3"/>
+          <w:kern w:val="0"/>
+          <w14:ligatures w14:val="none"/>
+          <w:sz w:val="22"/>
+          <w:szCs w:val="22"/>
+        </w:rPr>
+        <w:t/>
+      </w:r>
+      <w:r>
+        <w:rPr>
+          <w:rFonts w:ascii="Arial Narrow" w:eastAsia="Arial Narrow" w:hAnsi="Arial Narrow" w:cs="Arial Narrow"/>
+          <w:spacing w:val="-3"/>
+          <w:kern w:val="0"/>
+          <w14:ligatures w14:val="none"/>
+          <w:sz w:val="22"/>
+          <w:szCs w:val="22"/>
+        </w:rPr>
+        <w:t xml:space="preserve"/>
+      </w:r>
+      <w:r>
+        <w:rPr>
+          <w:rFonts w:ascii="Arial Narrow" w:eastAsia="Arial Narrow" w:hAnsi="Arial Narrow" w:cs="Arial Narrow"/>
+          <w:spacing w:val="-3"/>
+          <w:kern w:val="0"/>
+          <w14:ligatures w14:val="none"/>
+          <w:sz w:val="22"/>
+          <w:szCs w:val="22"/>
+        </w:rPr>
+        <w:t xml:space="preserve"/>
+      </w:r>
+      <w:r>
+        <w:rPr>
+          <w:rFonts w:ascii="Arial Narrow" w:eastAsia="Arial Narrow" w:hAnsi="Arial Narrow" w:cs="Arial Narrow"/>
+          <w:spacing w:val="-3"/>
+          <w:kern w:val="0"/>
+          <w14:ligatures w14:val="none"/>
+          <w:sz w:val="22"/>
+          <w:szCs w:val="22"/>
+        </w:rPr>
+        <w:t xml:space="preserve"/>
+      </w:r>
+      <w:proofErr w:type="spellStart"/>
+      <w:r>
+        <w:rPr>
+          <w:rFonts w:ascii="Arial Narrow" w:eastAsia="Arial Narrow" w:hAnsi="Arial Narrow" w:cs="Arial Narrow"/>
+          <w:spacing w:val="-3"/>
+          <w:kern w:val="0"/>
+          <w14:ligatures w14:val="none"/>
+          <w:sz w:val="22"/>
+          <w:szCs w:val="22"/>
+        </w:rPr>
+        <w:t/>
+      </w:r>
+      <w:proofErr w:type="spellEnd"/>
+      <w:r>
+        <w:rPr>
+          <w:rFonts w:ascii="Arial Narrow" w:eastAsia="Arial Narrow" w:hAnsi="Arial Narrow" w:cs="Arial Narrow"/>
+          <w:spacing w:val="-3"/>
+          <w:kern w:val="0"/>
+          <w14:ligatures w14:val="none"/>
+          <w:sz w:val="22"/>
+          <w:szCs w:val="22"/>
+        </w:rPr>
+        <w:t xml:space="preserve"/>
+      </w:r>
+      <w:r>
+        <w:rPr>
+          <w:rFonts w:ascii="Arial Narrow" w:eastAsia="Arial Narrow" w:hAnsi="Arial Narrow" w:cs="Arial Narrow"/>
+          <w:spacing w:val="-3"/>
+          <w:kern w:val="0"/>
+          <w14:ligatures w14:val="none"/>
+          <w:sz w:val="22"/>
+          <w:szCs w:val="22"/>
+        </w:rPr>
+        <w:t/>
+      </w:r>
+      <w:r>
+        <w:rPr>
+          <w:rFonts w:ascii="Arial Narrow" w:eastAsia="Arial Narrow" w:hAnsi="Arial Narrow" w:cs="Arial Narrow"/>
+          <w:spacing w:val="-3"/>
+          <w:kern w:val="0"/>
+          <w14:ligatures w14:val="none"/>
+          <w:sz w:val="22"/>
+          <w:szCs w:val="22"/>
+        </w:rPr>
+        <w:t xml:space="preserve"/>
+      </w:r>
+      <w:r>
+        <w:rPr>
+          <w:rFonts w:ascii="Arial Narrow" w:eastAsia="Arial Narrow" w:hAnsi="Arial Narrow" w:cs="Arial Narrow"/>
+          <w:spacing w:val="-3"/>
+          <w:kern w:val="0"/>
+          <w14:ligatures w14:val="none"/>
+          <w:sz w:val="22"/>
+          <w:szCs w:val="22"/>
+        </w:rPr>
+        <w:t/>
+      </w:r>
+      <w:r>
+        <w:rPr>
+          <w:rFonts w:ascii="Arial Narrow" w:eastAsia="Arial Narrow" w:hAnsi="Arial Narrow" w:cs="Arial Narrow"/>
+          <w:spacing w:val="-3"/>
+          <w:kern w:val="0"/>
+          <w14:ligatures w14:val="none"/>
+          <w:sz w:val="22"/>
+          <w:szCs w:val="22"/>
+        </w:rPr>
+        <w:t xml:space="preserve"/>
+      </w:r>
+      <w:r>
+        <w:rPr>
+          <w:rFonts w:ascii="Arial Narrow" w:eastAsia="Arial Narrow" w:hAnsi="Arial Narrow" w:cs="Arial Narrow"/>
+          <w:color w:val="000000"/>
+          <w:sz w:val="22"/>
+          <w:szCs w:val="22"/>
+        </w:rPr>
+        <w:t/>
+      </w:r>
+      <w:r>
+        <w:rPr>
+          <w:rFonts w:ascii="Arial Narrow" w:eastAsia="Arial Narrow" w:hAnsi="Arial Narrow" w:cs="Arial Narrow"/>
+          <w:color w:val="000000"/>
+          <w:sz w:val="22"/>
+          <w:szCs w:val="22"/>
+        </w:rPr>
+        <w:t xml:space="preserve"/>
+      </w:r>
+      <w:r>
+        <w:rPr>
+          <w:rFonts w:ascii="Arial Narrow" w:eastAsia="Arial Narrow" w:hAnsi="Arial Narrow" w:cs="Arial Narrow"/>
+          <w:color w:val="000000"/>
+          <w:sz w:val="22"/>
+          <w:szCs w:val="22"/>
+        </w:rPr>
+        <w:t/>
+      </w:r>
+      <w:r>
+        <w:rPr>
+          <w:rFonts w:ascii="Arial Narrow" w:eastAsia="Arial Narrow" w:hAnsi="Arial Narrow" w:cs="Arial Narrow"/>
+          <w:color w:val="000000"/>
+          <w:sz w:val="22"/>
+          <w:szCs w:val="22"/>
+        </w:rPr>
+        <w:t/>
+      </w:r>
+      <w:r>
+        <w:rPr>
+          <w:rFonts w:ascii="Arial Narrow" w:eastAsia="Arial Narrow" w:hAnsi="Arial Narrow" w:cs="Arial Narrow"/>
+          <w:color w:val="000000"/>
+          <w:sz w:val="22"/>
+          <w:szCs w:val="22"/>
+        </w:rPr>
+        <w:t xml:space="preserve"/>
+      </w:r>
+      <w:r>
+        <w:rPr>
+          <w:rFonts w:ascii="Arial Narrow" w:eastAsia="Arial Narrow" w:hAnsi="Arial Narrow" w:cs="Arial Narrow"/>
+          <w:color w:val="000000"/>
+          <w:sz w:val="22"/>
+          <w:szCs w:val="22"/>
+        </w:rPr>
+        <w:t/>
+      </w:r>
+      <w:r>
+        <w:rPr>
+          <w:rFonts w:ascii="Arial Narrow" w:eastAsia="Arial Narrow" w:hAnsi="Arial Narrow" w:cs="Arial Narrow"/>
+          <w:color w:val="000000"/>
+          <w:sz w:val="22"/>
+          <w:szCs w:val="22"/>
+        </w:rPr>
+        <w:t xml:space="preserve"/>
+      </w:r>
+      <w:r>
+        <w:rPr>
+          <w:rFonts w:ascii="Arial Narrow" w:eastAsia="Arial Narrow" w:hAnsi="Arial Narrow" w:cs="Arial Narrow"/>
+          <w:color w:val="000000"/>
+          <w:kern w:val="0"/>
+          <w:sz w:val="22"/>
+          <w:szCs w:val="22"/>
+          <w:lang w:eastAsia="es-PE"/>
+          <w14:ligatures w14:val="none"/>
+        </w:rPr>
+        <w:t/>
+      </w:r>
+      <w:r>
+        <w:rPr>
+          <w:rFonts w:ascii="Arial Narrow" w:eastAsia="Arial Narrow" w:hAnsi="Arial Narrow" w:cs="Arial Narrow"/>
+          <w:color w:val="000000"/>
+          <w:sz w:val="22"/>
+          <w:szCs w:val="22"/>
+        </w:rPr>
+        <w:t xml:space="preserve"/>
+      </w:r>
+      <w:r>
+        <w:rPr>
+          <w:rFonts w:ascii="Arial Narrow" w:eastAsia="Arial Narrow" w:hAnsi="Arial Narrow" w:cs="Arial Narrow"/>
+          <w:color w:val="000000"/>
+          <w:sz w:val="22"/>
+          <w:szCs w:val="22"/>
+        </w:rPr>
+        <w:t xml:space="preserve"/>
+      </w:r>
+      <w:r>
+        <w:rPr>
+          <w:rFonts w:ascii="Arial Narrow" w:eastAsia="Arial Narrow" w:hAnsi="Arial Narrow" w:cs="Arial Narrow"/>
+          <w:color w:val="000000"/>
+          <w:kern w:val="0"/>
+          <w:sz w:val="22"/>
+          <w:szCs w:val="22"/>
+          <w:lang w:eastAsia="es-PE"/>
+          <w14:ligatures w14:val="none"/>
+        </w:rPr>
+        <w:t/>
+      </w:r>
+      <w:r>
+        <w:rPr>
+          <w:rFonts w:ascii="Arial Narrow" w:eastAsia="Arial Narrow" w:hAnsi="Arial Narrow" w:cs="Arial Narrow"/>
+          <w:color w:val="000000"/>
+          <w:sz w:val="22"/>
+          <w:szCs w:val="22"/>
+        </w:rPr>
+        <w:t xml:space="preserve"/>
+      </w:r>
+      <w:r>
+        <w:rPr>
+          <w:rStyle w:val="Refdenotaalpie"/>
+          <w:rFonts w:ascii="Arial Narrow" w:eastAsia="Arial Narrow" w:hAnsi="Arial Narrow" w:cs="Arial Narrow"/>
+          <w:sz w:val="22"/>
+          <w:szCs w:val="22"/>
+          <w:vertAlign w:val="superscript"/>
+        </w:rPr>
+        <w:footnoteReference w:id="18"/>
+      </w:r>
+      <w:r>
+        <w:rPr>
+          <w:rFonts w:ascii="Arial Narrow" w:eastAsia="Arial Narrow" w:hAnsi="Arial Narrow" w:cs="Arial Narrow"/>
+          <w:sz w:val="22"/>
+          <w:szCs w:val="22"/>
+        </w:rPr>
+        <w:t/>
+      </w:r>
+    </w:p>
+    <w:p>
+      <w:pPr>
+        <w:spacing w:before="0" w:after="0" w:line="240" w:lineRule="auto"/>
         <w:suppressAutoHyphens/>
-        <w:spacing w:after="0" w:line="240" w:lineRule="auto"/>
-        <w:jc w:val="both"/>
-        <w:rPr>
-          <w:rFonts w:ascii="Arial Narrow" w:eastAsia="Arial Narrow" w:hAnsi="Arial Narrow" w:cs="Arial Narrow"/>
-          <w:color w:val="000000"/>
-          <w:kern w:val="0"/>
-          <w:sz w:val="22"/>
-          <w:szCs w:val="22"/>
-          <w:lang w:eastAsia="es-PE"/>
-          <w14:ligatures w14:val="none"/>
-        </w:rPr>
-      </w:pPr>
-    </w:p>
-    <w:p>
-      <w:pPr>
-        <w:suppressAutoHyphens/>
-        <w:spacing w:after="0" w:line="240" w:lineRule="auto"/>
-        <w:jc w:val="both"/>
-        <w:rPr>
-          <w:rFonts w:ascii="Arial Narrow" w:eastAsia="Arial Narrow" w:hAnsi="Arial Narrow" w:cs="Arial Narrow"/>
-          <w:sz w:val="22"/>
-          <w:szCs w:val="22"/>
-        </w:rPr>
-      </w:pPr>
-      <w:r>
-        <w:rPr>
-          <w:rFonts w:ascii="Arial Narrow" w:eastAsia="Arial Narrow" w:hAnsi="Arial Narrow" w:cs="Arial Narrow"/>
-          <w:b/>
-          <w:bCs/>
-          <w:sz w:val="22"/>
-          <w:szCs w:val="22"/>
-        </w:rPr>
-        <w:t xml:space="preserve">DÉCIMO:</w:t>
-      </w:r>
-      <w:r>
-        <w:rPr>
-          <w:rFonts w:ascii="Arial Narrow" w:eastAsia="Arial Narrow" w:hAnsi="Arial Narrow" w:cs="Arial Narrow"/>
-          <w:sz w:val="22"/>
-          <w:szCs w:val="22"/>
-        </w:rPr>
-        <w:t xml:space="preserve"> </w:t>
-      </w:r>
-      <w:r>
-        <w:rPr>
-          <w:rFonts w:ascii="Arial Narrow" w:eastAsia="Arial Narrow" w:hAnsi="Arial Narrow" w:cs="Arial Narrow"/>
-          <w:sz w:val="22"/>
-          <w:szCs w:val="22"/>
-        </w:rPr>
-        <w:t xml:space="preserve">requerir a la señora [APELLIDO] Fernández y al señor [APELLIDO] para que, dentro del plazo de dos (2) días hábiles siguientes a la fecha en que reciban la notificación en su bandeja de correo electrónico, efectúen la confirmación de recepción de la notificación remitida por este despacho a su correo electrónico, de conformidad con el segundo párrafo del numeral 4 del artículo 20 del Texto Único Ordenado de la Ley del Procedimiento Administrativo General, aprobado mediante Decreto Supremo 006-2026-JUS, bajo apercibimiento de rehacer el acto de notificación y notificarles conforme al numeral 1 del artículo 20 del citado cuerpo normativo.</w:t>
-      </w:r>
-      <w:r>
-        <w:rPr>
-          <w:rFonts w:ascii="Arial Narrow" w:eastAsia="Arial Narrow" w:hAnsi="Arial Narrow" w:cs="Arial Narrow"/>
-          <w:spacing w:val="-3"/>
-          <w:kern w:val="0"/>
-          <w14:ligatures w14:val="none"/>
-          <w:sz w:val="22"/>
-          <w:szCs w:val="22"/>
-        </w:rPr>
-        <w:t/>
-      </w:r>
-      <w:r>
-        <w:rPr>
-          <w:rFonts w:ascii="Arial Narrow" w:eastAsia="Arial Narrow" w:hAnsi="Arial Narrow" w:cs="Arial Narrow"/>
-          <w:spacing w:val="-3"/>
-          <w:kern w:val="0"/>
-          <w14:ligatures w14:val="none"/>
-          <w:sz w:val="22"/>
-          <w:szCs w:val="22"/>
-        </w:rPr>
-        <w:t xml:space="preserve"/>
-      </w:r>
-      <w:r>
-        <w:rPr>
-          <w:rFonts w:ascii="Arial Narrow" w:eastAsia="Arial Narrow" w:hAnsi="Arial Narrow" w:cs="Arial Narrow"/>
-          <w:spacing w:val="-3"/>
-          <w:kern w:val="0"/>
-          <w14:ligatures w14:val="none"/>
-          <w:sz w:val="22"/>
-          <w:szCs w:val="22"/>
-        </w:rPr>
-        <w:t xml:space="preserve"/>
-      </w:r>
-      <w:r>
-        <w:rPr>
-          <w:rFonts w:ascii="Arial Narrow" w:eastAsia="Arial Narrow" w:hAnsi="Arial Narrow" w:cs="Arial Narrow"/>
-          <w:spacing w:val="-3"/>
-          <w:kern w:val="0"/>
-          <w14:ligatures w14:val="none"/>
-          <w:sz w:val="22"/>
-          <w:szCs w:val="22"/>
-        </w:rPr>
-        <w:t xml:space="preserve"/>
-      </w:r>
-      <w:proofErr w:type="spellStart"/>
-      <w:r>
-        <w:rPr>
-          <w:rFonts w:ascii="Arial Narrow" w:eastAsia="Arial Narrow" w:hAnsi="Arial Narrow" w:cs="Arial Narrow"/>
-          <w:spacing w:val="-3"/>
-          <w:kern w:val="0"/>
-          <w14:ligatures w14:val="none"/>
-          <w:sz w:val="22"/>
-          <w:szCs w:val="22"/>
-        </w:rPr>
-        <w:t/>
-      </w:r>
-      <w:proofErr w:type="spellEnd"/>
-      <w:r>
-        <w:rPr>
-          <w:rFonts w:ascii="Arial Narrow" w:eastAsia="Arial Narrow" w:hAnsi="Arial Narrow" w:cs="Arial Narrow"/>
-          <w:spacing w:val="-3"/>
-          <w:kern w:val="0"/>
-          <w14:ligatures w14:val="none"/>
-          <w:sz w:val="22"/>
-          <w:szCs w:val="22"/>
-        </w:rPr>
-        <w:t xml:space="preserve"/>
-      </w:r>
-      <w:r>
-        <w:rPr>
-          <w:rFonts w:ascii="Arial Narrow" w:eastAsia="Arial Narrow" w:hAnsi="Arial Narrow" w:cs="Arial Narrow"/>
-          <w:spacing w:val="-3"/>
-          <w:kern w:val="0"/>
-          <w14:ligatures w14:val="none"/>
-          <w:sz w:val="22"/>
-          <w:szCs w:val="22"/>
-        </w:rPr>
-        <w:t/>
-      </w:r>
-      <w:r>
-        <w:rPr>
-          <w:rFonts w:ascii="Arial Narrow" w:eastAsia="Arial Narrow" w:hAnsi="Arial Narrow" w:cs="Arial Narrow"/>
-          <w:spacing w:val="-3"/>
-          <w:kern w:val="0"/>
-          <w14:ligatures w14:val="none"/>
-          <w:sz w:val="22"/>
-          <w:szCs w:val="22"/>
-        </w:rPr>
-        <w:t xml:space="preserve"/>
-      </w:r>
-      <w:r>
-        <w:rPr>
-          <w:rFonts w:ascii="Arial Narrow" w:eastAsia="Arial Narrow" w:hAnsi="Arial Narrow" w:cs="Arial Narrow"/>
-          <w:spacing w:val="-3"/>
-          <w:kern w:val="0"/>
-          <w14:ligatures w14:val="none"/>
-          <w:sz w:val="22"/>
-          <w:szCs w:val="22"/>
-        </w:rPr>
-        <w:t/>
-      </w:r>
-      <w:r>
-        <w:rPr>
-          <w:rFonts w:ascii="Arial Narrow" w:eastAsia="Arial Narrow" w:hAnsi="Arial Narrow" w:cs="Arial Narrow"/>
-          <w:spacing w:val="-3"/>
-          <w:kern w:val="0"/>
-          <w14:ligatures w14:val="none"/>
-          <w:sz w:val="22"/>
-          <w:szCs w:val="22"/>
-        </w:rPr>
-        <w:t xml:space="preserve"/>
-      </w:r>
-      <w:r>
-        <w:rPr>
-          <w:rFonts w:ascii="Arial Narrow" w:eastAsia="Arial Narrow" w:hAnsi="Arial Narrow" w:cs="Arial Narrow"/>
-          <w:color w:val="000000"/>
-          <w:sz w:val="22"/>
-          <w:szCs w:val="22"/>
-        </w:rPr>
-        <w:t/>
-      </w:r>
-      <w:r>
-        <w:rPr>
-          <w:rFonts w:ascii="Arial Narrow" w:eastAsia="Arial Narrow" w:hAnsi="Arial Narrow" w:cs="Arial Narrow"/>
-          <w:color w:val="000000"/>
-          <w:sz w:val="22"/>
-          <w:szCs w:val="22"/>
-        </w:rPr>
-        <w:t xml:space="preserve"/>
-      </w:r>
-      <w:r>
-        <w:rPr>
-          <w:rFonts w:ascii="Arial Narrow" w:eastAsia="Arial Narrow" w:hAnsi="Arial Narrow" w:cs="Arial Narrow"/>
-          <w:color w:val="000000"/>
-          <w:sz w:val="22"/>
-          <w:szCs w:val="22"/>
-        </w:rPr>
-        <w:t/>
-      </w:r>
-      <w:r>
-        <w:rPr>
-          <w:rFonts w:ascii="Arial Narrow" w:eastAsia="Arial Narrow" w:hAnsi="Arial Narrow" w:cs="Arial Narrow"/>
-          <w:color w:val="000000"/>
-          <w:sz w:val="22"/>
-          <w:szCs w:val="22"/>
-        </w:rPr>
-        <w:t/>
-      </w:r>
-      <w:r>
-        <w:rPr>
-          <w:rFonts w:ascii="Arial Narrow" w:eastAsia="Arial Narrow" w:hAnsi="Arial Narrow" w:cs="Arial Narrow"/>
-          <w:color w:val="000000"/>
-          <w:sz w:val="22"/>
-          <w:szCs w:val="22"/>
-        </w:rPr>
-        <w:t xml:space="preserve"/>
-      </w:r>
-      <w:r>
-        <w:rPr>
-          <w:rFonts w:ascii="Arial Narrow" w:eastAsia="Arial Narrow" w:hAnsi="Arial Narrow" w:cs="Arial Narrow"/>
-          <w:color w:val="000000"/>
-          <w:sz w:val="22"/>
-          <w:szCs w:val="22"/>
-        </w:rPr>
-        <w:t/>
-      </w:r>
-      <w:r>
-        <w:rPr>
-          <w:rFonts w:ascii="Arial Narrow" w:eastAsia="Arial Narrow" w:hAnsi="Arial Narrow" w:cs="Arial Narrow"/>
-          <w:color w:val="000000"/>
-          <w:sz w:val="22"/>
-          <w:szCs w:val="22"/>
-        </w:rPr>
-        <w:t xml:space="preserve"/>
-      </w:r>
-      <w:r>
-        <w:rPr>
-          <w:rFonts w:ascii="Arial Narrow" w:eastAsia="Arial Narrow" w:hAnsi="Arial Narrow" w:cs="Arial Narrow"/>
-          <w:color w:val="000000"/>
-          <w:kern w:val="0"/>
-          <w:sz w:val="22"/>
-          <w:szCs w:val="22"/>
-          <w:lang w:eastAsia="es-PE"/>
-          <w14:ligatures w14:val="none"/>
-        </w:rPr>
-        <w:t/>
-      </w:r>
-      <w:r>
-        <w:rPr>
-          <w:rFonts w:ascii="Arial Narrow" w:eastAsia="Arial Narrow" w:hAnsi="Arial Narrow" w:cs="Arial Narrow"/>
-          <w:color w:val="000000"/>
-          <w:sz w:val="22"/>
-          <w:szCs w:val="22"/>
-        </w:rPr>
-        <w:t xml:space="preserve"/>
-      </w:r>
-      <w:r>
-        <w:rPr>
-          <w:rFonts w:ascii="Arial Narrow" w:eastAsia="Arial Narrow" w:hAnsi="Arial Narrow" w:cs="Arial Narrow"/>
-          <w:color w:val="000000"/>
-          <w:sz w:val="22"/>
-          <w:szCs w:val="22"/>
-        </w:rPr>
-        <w:t xml:space="preserve"/>
-      </w:r>
-      <w:r>
-        <w:rPr>
-          <w:rFonts w:ascii="Arial Narrow" w:eastAsia="Arial Narrow" w:hAnsi="Arial Narrow" w:cs="Arial Narrow"/>
-          <w:color w:val="000000"/>
-          <w:kern w:val="0"/>
-          <w:sz w:val="22"/>
-          <w:szCs w:val="22"/>
-          <w:lang w:eastAsia="es-PE"/>
-          <w14:ligatures w14:val="none"/>
-        </w:rPr>
-        <w:t/>
-      </w:r>
-      <w:r>
-        <w:rPr>
-          <w:rFonts w:ascii="Arial Narrow" w:eastAsia="Arial Narrow" w:hAnsi="Arial Narrow" w:cs="Arial Narrow"/>
-          <w:color w:val="000000"/>
-          <w:sz w:val="22"/>
-          <w:szCs w:val="22"/>
-        </w:rPr>
-        <w:t xml:space="preserve"/>
-      </w:r>
-      <w:r>
-        <w:rPr>
-          <w:rStyle w:val="Refdenotaalpie"/>
-          <w:rFonts w:ascii="Arial Narrow" w:eastAsia="Arial Narrow" w:hAnsi="Arial Narrow" w:cs="Arial Narrow"/>
-          <w:sz w:val="22"/>
-          <w:szCs w:val="22"/>
-          <w:vertAlign w:val="superscript"/>
-        </w:rPr>
-        <w:footnoteReference w:id="18"/>
-      </w:r>
-      <w:r>
-        <w:rPr>
-          <w:rFonts w:ascii="Arial Narrow" w:eastAsia="Arial Narrow" w:hAnsi="Arial Narrow" w:cs="Arial Narrow"/>
-          <w:sz w:val="22"/>
-          <w:szCs w:val="22"/>
-        </w:rPr>
-        <w:t/>
-      </w:r>
-    </w:p>
-    <w:p>
-      <w:pPr>
-        <w:suppressAutoHyphens/>
-        <w:spacing w:after="0" w:line="240" w:lineRule="auto"/>
         <w:jc w:val="both"/>
         <w:rPr>
           <w:rFonts w:ascii="Arial Narrow" w:eastAsia="Arial Narrow" w:hAnsi="Arial Narrow" w:cs="Arial Narrow"/>
@@ -8395,34 +8417,49 @@
           <w:sz w:val="16"/>
           <w:szCs w:val="16"/>
         </w:rPr>
+        <w:t xml:space="preserve"/>
+      </w:r>
+      <w:r>
+        <w:rPr>
+          <w:rFonts w:ascii="Arial Narrow" w:eastAsia="Arial Narrow" w:hAnsi="Arial Narrow" w:cs="Arial Narrow"/>
+          <w:sz w:val="16"/>
+          <w:szCs w:val="16"/>
+        </w:rPr>
+      </w:r>
+      <w:r>
+        <w:rPr>
+          <w:rFonts w:ascii="Arial Narrow" w:eastAsia="Arial Narrow" w:hAnsi="Arial Narrow" w:cs="Arial Narrow"/>
+          <w:sz w:val="16"/>
+          <w:szCs w:val="16"/>
+        </w:rPr>
         <w:tab/>
-        <w:t xml:space="preserve"/>
-      </w:r>
-      <w:r>
-        <w:rPr>
-          <w:rFonts w:ascii="Arial Narrow" w:eastAsia="Arial Narrow" w:hAnsi="Arial Narrow" w:cs="Arial Narrow"/>
-          <w:sz w:val="16"/>
-          <w:szCs w:val="16"/>
-        </w:rPr>
-        <w:tab/>
-        <w:t>Publicado</w:t>
-      </w:r>
-      <w:r>
-        <w:rPr>
-          <w:rFonts w:ascii="Arial Narrow" w:eastAsia="Arial Narrow" w:hAnsi="Arial Narrow" w:cs="Arial Narrow"/>
-          <w:b/>
-          <w:sz w:val="16"/>
-          <w:szCs w:val="16"/>
-        </w:rPr>
-        <w:t xml:space="preserve"> </w:t>
-      </w:r>
-      <w:r>
-        <w:rPr>
-          <w:rFonts w:ascii="Arial Narrow" w:eastAsia="Arial Narrow" w:hAnsi="Arial Narrow" w:cs="Arial Narrow"/>
-          <w:sz w:val="16"/>
-          <w:szCs w:val="16"/>
-        </w:rPr>
-        <w:t xml:space="preserve">el 2 de setiembre de 2010 en el Diario Oficial El Peruano, vigente desde el 2 de octubre de 2010 y modificado por Decreto Legislativo 1308.</w:t>
+        <w:t xml:space="preserve">Denuncia remitida a esta Comisión mediante MEMORANDUM 001668-2025-CC2/INDECOPI de fecha 27 de junio de 2025, </w:t>
+      </w:r>
+      <w:proofErr w:type="spellStart"/>
+      <w:r>
+        <w:rPr>
+          <w:rFonts w:ascii="Arial Narrow" w:eastAsia="Arial Narrow" w:hAnsi="Arial Narrow" w:cs="Arial Narrow"/>
+          <w:sz w:val="16"/>
+          <w:szCs w:val="16"/>
+        </w:rPr>
+        <w:t xml:space="preserve">recibida</w:t>
+      </w:r>
+      <w:proofErr w:type="spellEnd"/>
+      <w:r>
+        <w:rPr>
+          <w:rFonts w:ascii="Arial Narrow" w:eastAsia="Arial Narrow" w:hAnsi="Arial Narrow" w:cs="Arial Narrow"/>
+          <w:sz w:val="16"/>
+          <w:szCs w:val="16"/>
+        </w:rPr>
+        <w:t xml:space="preserve"> el 27 de junio de 2025</w:t>
+      </w:r>
+      <w:r>
+        <w:rPr>
+          <w:rFonts w:ascii="Arial Narrow" w:eastAsia="Arial Narrow" w:hAnsi="Arial Narrow" w:cs="Arial Narrow"/>
+          <w:sz w:val="16"/>
+          <w:szCs w:val="16"/>
+        </w:rPr>
+        <w:t>.</w:t>
       </w:r>
     </w:p>
     <w:p>
@@ -8469,50 +8506,33 @@
           <w:sz w:val="16"/>
           <w:szCs w:val="16"/>
         </w:rPr>
+        <w:t xml:space="preserve"/>
+      </w:r>
+      <w:r>
+        <w:rPr>
+          <w:rFonts w:ascii="Arial Narrow" w:eastAsia="Arial Narrow" w:hAnsi="Arial Narrow" w:cs="Arial Narrow"/>
+          <w:sz w:val="16"/>
+          <w:szCs w:val="16"/>
+        </w:rPr>
         <w:tab/>
-        <w:t xml:space="preserve"/>
-      </w:r>
-      <w:r>
-        <w:rPr>
-          <w:rFonts w:ascii="Arial Narrow" w:eastAsia="Arial Narrow" w:hAnsi="Arial Narrow" w:cs="Arial Narrow"/>
-          <w:sz w:val="16"/>
-          <w:szCs w:val="16"/>
-        </w:rPr>
-        <w:tab/>
-      </w:r>
-      <w:r>
-        <w:rPr>
-          <w:rFonts w:ascii="Arial Narrow" w:eastAsia="Arial Narrow" w:hAnsi="Arial Narrow" w:cs="Arial Narrow"/>
-          <w:sz w:val="16"/>
-          <w:szCs w:val="16"/>
-        </w:rPr>
-        <w:t xml:space="preserve">Denuncia remitida a esta Comisión mediante MEMORANDUM 001668-2025-CC2/INDECOPI de fecha 27 de junio de 2025, </w:t>
-      </w:r>
-      <w:proofErr w:type="spellStart"/>
-      <w:r>
-        <w:rPr>
-          <w:rFonts w:ascii="Arial Narrow" w:eastAsia="Arial Narrow" w:hAnsi="Arial Narrow" w:cs="Arial Narrow"/>
-          <w:sz w:val="16"/>
-          <w:szCs w:val="16"/>
-        </w:rPr>
-        <w:t xml:space="preserve">recibida</w:t>
-      </w:r>
-      <w:proofErr w:type="spellEnd"/>
-      <w:r>
-        <w:rPr>
-          <w:rFonts w:ascii="Arial Narrow" w:eastAsia="Arial Narrow" w:hAnsi="Arial Narrow" w:cs="Arial Narrow"/>
-          <w:sz w:val="16"/>
-          <w:szCs w:val="16"/>
-        </w:rPr>
-        <w:t xml:space="preserve"> el 27 de junio de 2025</w:t>
-      </w:r>
-      <w:r>
-        <w:rPr>
-          <w:rFonts w:ascii="Arial Narrow" w:eastAsia="Arial Narrow" w:hAnsi="Arial Narrow" w:cs="Arial Narrow"/>
-          <w:sz w:val="16"/>
-          <w:szCs w:val="16"/>
-        </w:rPr>
-        <w:t>.</w:t>
+        <w:t>Publicado</w:t>
+      </w:r>
+      <w:r>
+        <w:rPr>
+          <w:rFonts w:ascii="Arial Narrow" w:eastAsia="Arial Narrow" w:hAnsi="Arial Narrow" w:cs="Arial Narrow"/>
+          <w:b/>
+          <w:sz w:val="16"/>
+          <w:szCs w:val="16"/>
+        </w:rPr>
+        <w:t xml:space="preserve"> </w:t>
+      </w:r>
+      <w:r>
+        <w:rPr>
+          <w:rFonts w:ascii="Arial Narrow" w:eastAsia="Arial Narrow" w:hAnsi="Arial Narrow" w:cs="Arial Narrow"/>
+          <w:sz w:val="16"/>
+          <w:szCs w:val="16"/>
+        </w:rPr>
+        <w:t xml:space="preserve">el 2 de setiembre de 2010 en el Diario Oficial El Peruano, vigente desde el 2 de octubre de 2010 y modificado por Decreto Legislativo 1308.</w:t>
       </w:r>
     </w:p>
     <w:p>
@@ -8561,25 +8581,24 @@
           <w:sz w:val="16"/>
           <w:szCs w:val="16"/>
         </w:rPr>
+        <w:t xml:space="preserve"/>
+      </w:r>
+      <w:r>
+        <w:rPr>
+          <w:rFonts w:ascii="Arial Narrow" w:eastAsia="Arial Narrow" w:hAnsi="Arial Narrow" w:cs="Arial Narrow"/>
+          <w:sz w:val="16"/>
+          <w:szCs w:val="16"/>
+        </w:rPr>
+      </w:r>
+      <w:r>
+        <w:rPr>
+          <w:rFonts w:ascii="Arial Narrow" w:eastAsia="Arial Narrow" w:hAnsi="Arial Narrow" w:cs="Arial Narrow"/>
+          <w:b/>
+          <w:bCs/>
+          <w:sz w:val="16"/>
+          <w:szCs w:val="16"/>
+        </w:rPr>
         <w:tab/>
-        <w:t xml:space="preserve"/>
-      </w:r>
-      <w:r>
-        <w:rPr>
-          <w:rFonts w:ascii="Arial Narrow" w:eastAsia="Arial Narrow" w:hAnsi="Arial Narrow" w:cs="Arial Narrow"/>
-          <w:sz w:val="16"/>
-          <w:szCs w:val="16"/>
-        </w:rPr>
-        <w:tab/>
-      </w:r>
-      <w:r>
-        <w:rPr>
-          <w:rFonts w:ascii="Arial Narrow" w:eastAsia="Arial Narrow" w:hAnsi="Arial Narrow" w:cs="Arial Narrow"/>
-          <w:b/>
-          <w:bCs/>
-          <w:sz w:val="16"/>
-          <w:szCs w:val="16"/>
-        </w:rPr>
         <w:t xml:space="preserve">LEY 29571, CÓDIGO DE PROTECCIÓN Y DEFENSA DEL CONSUMIDOR, publicado el 2 de setiembre de 2010 y modificado por Decreto Legislativo 1308 </w:t>
       </w:r>
     </w:p>
@@ -8821,25 +8840,24 @@
           <w:sz w:val="16"/>
           <w:szCs w:val="16"/>
         </w:rPr>
+        <w:t xml:space="preserve"/>
+      </w:r>
+      <w:r>
+        <w:rPr>
+          <w:rFonts w:ascii="Arial Narrow" w:eastAsia="Arial Narrow" w:hAnsi="Arial Narrow" w:cs="Arial Narrow"/>
+          <w:sz w:val="16"/>
+          <w:szCs w:val="16"/>
+        </w:rPr>
+      </w:r>
+      <w:r>
+        <w:rPr>
+          <w:rFonts w:ascii="Arial Narrow" w:eastAsia="Arial Narrow" w:hAnsi="Arial Narrow" w:cs="Arial Narrow"/>
+          <w:b/>
+          <w:bCs/>
+          <w:sz w:val="16"/>
+          <w:szCs w:val="16"/>
+        </w:rPr>
         <w:tab/>
-        <w:t xml:space="preserve"/>
-      </w:r>
-      <w:r>
-        <w:rPr>
-          <w:rFonts w:ascii="Arial Narrow" w:eastAsia="Arial Narrow" w:hAnsi="Arial Narrow" w:cs="Arial Narrow"/>
-          <w:sz w:val="16"/>
-          <w:szCs w:val="16"/>
-        </w:rPr>
-        <w:tab/>
-      </w:r>
-      <w:r>
-        <w:rPr>
-          <w:rFonts w:ascii="Arial Narrow" w:eastAsia="Arial Narrow" w:hAnsi="Arial Narrow" w:cs="Arial Narrow"/>
-          <w:b/>
-          <w:bCs/>
-          <w:sz w:val="16"/>
-          <w:szCs w:val="16"/>
-        </w:rPr>
         <w:t xml:space="preserve">LEY </w:t>
       </w:r>
       <w:proofErr w:type="spellStart"/>
@@ -9044,25 +9062,24 @@
           <w:sz w:val="16"/>
           <w:szCs w:val="16"/>
         </w:rPr>
+        <w:t xml:space="preserve"/>
+      </w:r>
+      <w:r>
+        <w:rPr>
+          <w:rFonts w:ascii="Arial Narrow" w:eastAsia="Arial Narrow" w:hAnsi="Arial Narrow" w:cs="Arial Narrow"/>
+          <w:sz w:val="16"/>
+          <w:szCs w:val="16"/>
+        </w:rPr>
+      </w:r>
+      <w:r>
+        <w:rPr>
+          <w:rFonts w:ascii="Arial Narrow" w:eastAsia="Arial Narrow" w:hAnsi="Arial Narrow" w:cs="Arial Narrow"/>
+          <w:b/>
+          <w:bCs/>
+          <w:sz w:val="16"/>
+          <w:szCs w:val="16"/>
+        </w:rPr>
         <w:tab/>
-        <w:t xml:space="preserve"/>
-      </w:r>
-      <w:r>
-        <w:rPr>
-          <w:rFonts w:ascii="Arial Narrow" w:eastAsia="Arial Narrow" w:hAnsi="Arial Narrow" w:cs="Arial Narrow"/>
-          <w:sz w:val="16"/>
-          <w:szCs w:val="16"/>
-        </w:rPr>
-        <w:tab/>
-      </w:r>
-      <w:r>
-        <w:rPr>
-          <w:rFonts w:ascii="Arial Narrow" w:eastAsia="Arial Narrow" w:hAnsi="Arial Narrow" w:cs="Arial Narrow"/>
-          <w:b/>
-          <w:bCs/>
-          <w:sz w:val="16"/>
-          <w:szCs w:val="16"/>
-        </w:rPr>
         <w:t xml:space="preserve">LEY </w:t>
       </w:r>
       <w:proofErr w:type="spellStart"/>
@@ -9205,25 +9222,24 @@
           <w:sz w:val="16"/>
           <w:szCs w:val="16"/>
         </w:rPr>
+        <w:t xml:space="preserve"/>
+      </w:r>
+      <w:r>
+        <w:rPr>
+          <w:rFonts w:ascii="Arial Narrow" w:eastAsia="Arial Narrow" w:hAnsi="Arial Narrow" w:cs="Arial Narrow"/>
+          <w:sz w:val="16"/>
+          <w:szCs w:val="16"/>
+        </w:rPr>
+      </w:r>
+      <w:r>
+        <w:rPr>
+          <w:rFonts w:ascii="Arial Narrow" w:eastAsia="Arial Narrow" w:hAnsi="Arial Narrow" w:cs="Arial Narrow"/>
+          <w:b/>
+          <w:bCs/>
+          <w:sz w:val="16"/>
+          <w:szCs w:val="16"/>
+        </w:rPr>
         <w:tab/>
-        <w:t xml:space="preserve"/>
-      </w:r>
-      <w:r>
-        <w:rPr>
-          <w:rFonts w:ascii="Arial Narrow" w:eastAsia="Arial Narrow" w:hAnsi="Arial Narrow" w:cs="Arial Narrow"/>
-          <w:sz w:val="16"/>
-          <w:szCs w:val="16"/>
-        </w:rPr>
-        <w:tab/>
-      </w:r>
-      <w:r>
-        <w:rPr>
-          <w:rFonts w:ascii="Arial Narrow" w:eastAsia="Arial Narrow" w:hAnsi="Arial Narrow" w:cs="Arial Narrow"/>
-          <w:b/>
-          <w:bCs/>
-          <w:sz w:val="16"/>
-          <w:szCs w:val="16"/>
-        </w:rPr>
         <w:t xml:space="preserve">LEY </w:t>
       </w:r>
       <w:proofErr w:type="spellStart"/>
@@ -9414,25 +9430,24 @@
           <w:sz w:val="16"/>
           <w:szCs w:val="16"/>
         </w:rPr>
+        <w:t xml:space="preserve"/>
+      </w:r>
+      <w:r>
+        <w:rPr>
+          <w:rFonts w:ascii="Arial Narrow" w:eastAsia="Arial Narrow" w:hAnsi="Arial Narrow" w:cs="Arial Narrow"/>
+          <w:sz w:val="16"/>
+          <w:szCs w:val="16"/>
+        </w:rPr>
+      </w:r>
+      <w:r>
+        <w:rPr>
+          <w:rFonts w:ascii="Arial Narrow" w:eastAsia="Arial Narrow" w:hAnsi="Arial Narrow" w:cs="Arial Narrow"/>
+          <w:b/>
+          <w:bCs/>
+          <w:sz w:val="16"/>
+          <w:szCs w:val="16"/>
+        </w:rPr>
         <w:tab/>
-        <w:t xml:space="preserve"/>
-      </w:r>
-      <w:r>
-        <w:rPr>
-          <w:rFonts w:ascii="Arial Narrow" w:eastAsia="Arial Narrow" w:hAnsi="Arial Narrow" w:cs="Arial Narrow"/>
-          <w:sz w:val="16"/>
-          <w:szCs w:val="16"/>
-        </w:rPr>
-        <w:tab/>
-      </w:r>
-      <w:r>
-        <w:rPr>
-          <w:rFonts w:ascii="Arial Narrow" w:eastAsia="Arial Narrow" w:hAnsi="Arial Narrow" w:cs="Arial Narrow"/>
-          <w:b/>
-          <w:bCs/>
-          <w:sz w:val="16"/>
-          <w:szCs w:val="16"/>
-        </w:rPr>
         <w:t xml:space="preserve">LEY </w:t>
       </w:r>
       <w:proofErr w:type="spellStart"/>
@@ -9754,25 +9769,24 @@
           <w:sz w:val="16"/>
           <w:szCs w:val="16"/>
         </w:rPr>
+        <w:t xml:space="preserve"/>
+      </w:r>
+      <w:r>
+        <w:rPr>
+          <w:rFonts w:ascii="Arial Narrow" w:eastAsia="Arial Narrow" w:hAnsi="Arial Narrow" w:cs="Arial Narrow"/>
+          <w:sz w:val="16"/>
+          <w:szCs w:val="16"/>
+        </w:rPr>
+      </w:r>
+      <w:r>
+        <w:rPr>
+          <w:rFonts w:ascii="Arial Narrow" w:eastAsia="Arial Narrow" w:hAnsi="Arial Narrow" w:cs="Arial Narrow"/>
+          <w:b/>
+          <w:bCs/>
+          <w:sz w:val="16"/>
+          <w:szCs w:val="16"/>
+        </w:rPr>
         <w:tab/>
-        <w:t xml:space="preserve"/>
-      </w:r>
-      <w:r>
-        <w:rPr>
-          <w:rFonts w:ascii="Arial Narrow" w:eastAsia="Arial Narrow" w:hAnsi="Arial Narrow" w:cs="Arial Narrow"/>
-          <w:sz w:val="16"/>
-          <w:szCs w:val="16"/>
-        </w:rPr>
-        <w:tab/>
-      </w:r>
-      <w:r>
-        <w:rPr>
-          <w:rFonts w:ascii="Arial Narrow" w:eastAsia="Arial Narrow" w:hAnsi="Arial Narrow" w:cs="Arial Narrow"/>
-          <w:b/>
-          <w:bCs/>
-          <w:sz w:val="16"/>
-          <w:szCs w:val="16"/>
-        </w:rPr>
         <w:t xml:space="preserve">LEY </w:t>
       </w:r>
       <w:proofErr w:type="spellStart"/>
@@ -9921,25 +9935,24 @@
           <w:sz w:val="16"/>
           <w:szCs w:val="16"/>
         </w:rPr>
+        <w:t xml:space="preserve"/>
+      </w:r>
+      <w:r>
+        <w:rPr>
+          <w:rFonts w:ascii="Arial Narrow" w:eastAsia="Arial Narrow" w:hAnsi="Arial Narrow" w:cs="Arial Narrow"/>
+          <w:sz w:val="16"/>
+          <w:szCs w:val="16"/>
+        </w:rPr>
+      </w:r>
+      <w:r>
+        <w:rPr>
+          <w:rFonts w:ascii="Arial Narrow" w:eastAsia="Arial Narrow" w:hAnsi="Arial Narrow" w:cs="Arial Narrow"/>
+          <w:b/>
+          <w:bCs/>
+          <w:sz w:val="16"/>
+          <w:szCs w:val="16"/>
+        </w:rPr>
         <w:tab/>
-        <w:t xml:space="preserve"/>
-      </w:r>
-      <w:r>
-        <w:rPr>
-          <w:rFonts w:ascii="Arial Narrow" w:eastAsia="Arial Narrow" w:hAnsi="Arial Narrow" w:cs="Arial Narrow"/>
-          <w:sz w:val="16"/>
-          <w:szCs w:val="16"/>
-        </w:rPr>
-        <w:tab/>
-      </w:r>
-      <w:r>
-        <w:rPr>
-          <w:rFonts w:ascii="Arial Narrow" w:eastAsia="Arial Narrow" w:hAnsi="Arial Narrow" w:cs="Arial Narrow"/>
-          <w:b/>
-          <w:bCs/>
-          <w:sz w:val="16"/>
-          <w:szCs w:val="16"/>
-        </w:rPr>
         <w:t>LEY SOBRE FACULTADES, NORMAS Y ORGANIZACIÓN DEL INDECOPI, APROBADA POR DECRETO LEGISLATIVO 807 Artículo 24.-</w:t>
       </w:r>
       <w:r>
@@ -10088,7 +10101,6 @@
           <w:sz w:val="16"/>
           <w:szCs w:val="16"/>
         </w:rPr>
-        <w:tab/>
         <w:t xml:space="preserve"/>
       </w:r>
       <w:r>
@@ -10181,24 +10193,23 @@
           <w:sz w:val="16"/>
           <w:szCs w:val="16"/>
         </w:rPr>
+        <w:t xml:space="preserve"/>
+      </w:r>
+      <w:r>
+        <w:rPr>
+          <w:rFonts w:ascii="Arial Narrow" w:eastAsia="Arial Narrow" w:hAnsi="Arial Narrow" w:cs="Arial Narrow"/>
+          <w:sz w:val="16"/>
+          <w:szCs w:val="16"/>
+        </w:rPr>
+      </w:r>
+      <w:r>
+        <w:rPr>
+          <w:rFonts w:ascii="Arial Narrow" w:eastAsia="Arial Narrow" w:hAnsi="Arial Narrow" w:cs="Arial Narrow"/>
+          <w:b/>
+          <w:sz w:val="16"/>
+          <w:szCs w:val="16"/>
+        </w:rPr>
         <w:tab/>
-        <w:t xml:space="preserve"/>
-      </w:r>
-      <w:r>
-        <w:rPr>
-          <w:rFonts w:ascii="Arial Narrow" w:eastAsia="Arial Narrow" w:hAnsi="Arial Narrow" w:cs="Arial Narrow"/>
-          <w:sz w:val="16"/>
-          <w:szCs w:val="16"/>
-        </w:rPr>
-        <w:tab/>
-      </w:r>
-      <w:r>
-        <w:rPr>
-          <w:rFonts w:ascii="Arial Narrow" w:eastAsia="Arial Narrow" w:hAnsi="Arial Narrow" w:cs="Arial Narrow"/>
-          <w:b/>
-          <w:sz w:val="16"/>
-          <w:szCs w:val="16"/>
-        </w:rPr>
         <w:t>LEY 29571, CÓDIGO DE PROTECCIÓN Y DEFENSA DEL CONSUMIDOR</w:t>
       </w:r>
       <w:r>
@@ -10583,32 +10594,31 @@
           <w:szCs w:val="16"/>
           <w:vertAlign w:val="superscript"/>
         </w:rPr>
+        <w:t xml:space="preserve"/>
+      </w:r>
+      <w:r>
+        <w:rPr>
+          <w:rFonts w:ascii="Arial Narrow" w:eastAsia="Arial Narrow" w:hAnsi="Arial Narrow" w:cs="Arial Narrow"/>
+          <w:sz w:val="16"/>
+          <w:szCs w:val="16"/>
+        </w:rPr>
+        <w:t xml:space="preserve"/>
+      </w:r>
+      <w:r>
+        <w:rPr>
+          <w:rFonts w:ascii="Arial Narrow" w:eastAsia="Arial Narrow" w:hAnsi="Arial Narrow" w:cs="Arial Narrow"/>
+          <w:sz w:val="16"/>
+          <w:szCs w:val="16"/>
+        </w:rPr>
+      </w:r>
+      <w:r>
+        <w:rPr>
+          <w:rFonts w:ascii="Arial Narrow" w:eastAsia="Arial Narrow" w:hAnsi="Arial Narrow" w:cs="Arial Narrow"/>
+          <w:b/>
+          <w:sz w:val="16"/>
+          <w:szCs w:val="16"/>
+        </w:rPr>
         <w:tab/>
-        <w:t xml:space="preserve"/>
-      </w:r>
-      <w:r>
-        <w:rPr>
-          <w:rFonts w:ascii="Arial Narrow" w:eastAsia="Arial Narrow" w:hAnsi="Arial Narrow" w:cs="Arial Narrow"/>
-          <w:sz w:val="16"/>
-          <w:szCs w:val="16"/>
-        </w:rPr>
-        <w:t xml:space="preserve"> </w:t>
-      </w:r>
-      <w:r>
-        <w:rPr>
-          <w:rFonts w:ascii="Arial Narrow" w:eastAsia="Arial Narrow" w:hAnsi="Arial Narrow" w:cs="Arial Narrow"/>
-          <w:sz w:val="16"/>
-          <w:szCs w:val="16"/>
-        </w:rPr>
-        <w:tab/>
-      </w:r>
-      <w:r>
-        <w:rPr>
-          <w:rFonts w:ascii="Arial Narrow" w:eastAsia="Arial Narrow" w:hAnsi="Arial Narrow" w:cs="Arial Narrow"/>
-          <w:b/>
-          <w:sz w:val="16"/>
-          <w:szCs w:val="16"/>
-        </w:rPr>
         <w:t>LEY 29571, CÓDIGO DE PROTECCIÓN Y DEFENSA DEL CONSUMIDOR</w:t>
       </w:r>
       <w:r>
@@ -10812,25 +10822,24 @@
           <w:sz w:val="16"/>
           <w:szCs w:val="16"/>
         </w:rPr>
+        <w:t xml:space="preserve"/>
+      </w:r>
+      <w:r>
+        <w:rPr>
+          <w:rFonts w:ascii="Arial Narrow" w:eastAsia="Arial Narrow" w:hAnsi="Arial Narrow" w:cs="Arial Narrow"/>
+          <w:sz w:val="16"/>
+          <w:szCs w:val="16"/>
+        </w:rPr>
+      </w:r>
+      <w:r>
+        <w:rPr>
+          <w:rFonts w:ascii="Arial Narrow" w:eastAsia="Arial Narrow" w:hAnsi="Arial Narrow" w:cs="Arial Narrow"/>
+          <w:b/>
+          <w:bCs/>
+          <w:sz w:val="16"/>
+          <w:szCs w:val="16"/>
+        </w:rPr>
         <w:tab/>
-        <w:t xml:space="preserve"/>
-      </w:r>
-      <w:r>
-        <w:rPr>
-          <w:rFonts w:ascii="Arial Narrow" w:eastAsia="Arial Narrow" w:hAnsi="Arial Narrow" w:cs="Arial Narrow"/>
-          <w:sz w:val="16"/>
-          <w:szCs w:val="16"/>
-        </w:rPr>
-        <w:tab/>
-      </w:r>
-      <w:r>
-        <w:rPr>
-          <w:rFonts w:ascii="Arial Narrow" w:eastAsia="Arial Narrow" w:hAnsi="Arial Narrow" w:cs="Arial Narrow"/>
-          <w:b/>
-          <w:bCs/>
-          <w:sz w:val="16"/>
-          <w:szCs w:val="16"/>
-        </w:rPr>
         <w:t xml:space="preserve">LEY 29571, CÓDIGO DE PROTECCIÓN Y DEFENSA DEL CONSUMIDOR, publicado el 2 de setiembre de 2010 y modificado por Decreto Legislativo 1308 </w:t>
       </w:r>
     </w:p>
@@ -11649,24 +11658,23 @@
           <w:sz w:val="16"/>
           <w:szCs w:val="16"/>
         </w:rPr>
+        <w:t xml:space="preserve"/>
+      </w:r>
+      <w:r>
+        <w:rPr>
+          <w:rFonts w:ascii="Arial Narrow" w:eastAsia="Arial Narrow" w:hAnsi="Arial Narrow" w:cs="Arial Narrow"/>
+          <w:sz w:val="16"/>
+          <w:szCs w:val="16"/>
+        </w:rPr>
+      </w:r>
+      <w:r>
+        <w:rPr>
+          <w:rFonts w:ascii="Arial Narrow" w:eastAsia="Arial Narrow" w:hAnsi="Arial Narrow" w:cs="Arial Narrow"/>
+          <w:b/>
+          <w:sz w:val="16"/>
+          <w:szCs w:val="16"/>
+        </w:rPr>
         <w:tab/>
-        <w:t xml:space="preserve"/>
-      </w:r>
-      <w:r>
-        <w:rPr>
-          <w:rFonts w:ascii="Arial Narrow" w:eastAsia="Arial Narrow" w:hAnsi="Arial Narrow" w:cs="Arial Narrow"/>
-          <w:sz w:val="16"/>
-          <w:szCs w:val="16"/>
-        </w:rPr>
-        <w:tab/>
-      </w:r>
-      <w:r>
-        <w:rPr>
-          <w:rFonts w:ascii="Arial Narrow" w:eastAsia="Arial Narrow" w:hAnsi="Arial Narrow" w:cs="Arial Narrow"/>
-          <w:b/>
-          <w:sz w:val="16"/>
-          <w:szCs w:val="16"/>
-        </w:rPr>
         <w:t>LEY 29571, CÓDIGO DE PROTECCIÓN Y DEFENSA DEL CONSUMIDOR</w:t>
       </w:r>
       <w:r>
@@ -11881,7 +11889,6 @@
           <w:sz w:val="16"/>
           <w:szCs w:val="16"/>
         </w:rPr>
-        <w:tab/>
         <w:t xml:space="preserve"/>
       </w:r>
       <w:r>
@@ -12039,31 +12046,30 @@
           <w:sz w:val="16"/>
           <w:szCs w:val="16"/>
         </w:rPr>
+        <w:t xml:space="preserve"/>
+      </w:r>
+      <w:r>
+        <w:rPr>
+          <w:rFonts w:ascii="Arial Narrow" w:eastAsia="Arial Narrow" w:hAnsi="Arial Narrow" w:cs="Arial Narrow"/>
+          <w:sz w:val="16"/>
+          <w:szCs w:val="16"/>
+        </w:rPr>
+      </w:r>
+      <w:r>
+        <w:rPr>
+          <w:rFonts w:ascii="Arial Narrow" w:eastAsia="Arial Narrow" w:hAnsi="Arial Narrow" w:cs="Arial Narrow"/>
+          <w:b/>
+          <w:sz w:val="16"/>
+          <w:szCs w:val="16"/>
+        </w:rPr>
         <w:tab/>
-        <w:t xml:space="preserve"/>
-      </w:r>
-      <w:r>
-        <w:rPr>
-          <w:rFonts w:ascii="Arial Narrow" w:eastAsia="Arial Narrow" w:hAnsi="Arial Narrow" w:cs="Arial Narrow"/>
-          <w:sz w:val="16"/>
-          <w:szCs w:val="16"/>
-        </w:rPr>
-        <w:tab/>
-      </w:r>
-      <w:r>
-        <w:rPr>
-          <w:rFonts w:ascii="Arial Narrow" w:eastAsia="Arial Narrow" w:hAnsi="Arial Narrow" w:cs="Arial Narrow"/>
-          <w:b/>
-          <w:sz w:val="16"/>
-          <w:szCs w:val="16"/>
-        </w:rPr>
         <w:t>TEXTO ÚNICO ORDENADO DE LA LEY DEL PROCEDIMIENTO ADMINISTRATIVO GENERAL, aprobado mediante Decreto Supremo 006-2026-JUS y publicado el 30 de abril de 2026</w:t>
       </w:r>
     </w:p>
     <w:p>
       <w:pPr>
         <w:pStyle w:val="Textonotapie"/>
-        <w:ind w:left="1134" w:hanging="567"/>
+        <w:ind w:left="1134"/>
         <w:jc w:val="both"/>
         <w:rPr>
           <w:rFonts w:ascii="Arial Narrow" w:eastAsia="Arial Narrow" w:hAnsi="Arial Narrow" w:cs="Arial Narrow"/>
@@ -12087,7 +12093,7 @@
     <w:p>
       <w:pPr>
         <w:pStyle w:val="Textonotapie"/>
-        <w:ind w:left="1134" w:hanging="567"/>
+        <w:ind w:left="1134" w:hanging="1134"/>
         <w:jc w:val="both"/>
         <w:rPr>
           <w:rFonts w:ascii="Arial Narrow" w:eastAsia="Arial Narrow" w:hAnsi="Arial Narrow" w:cs="Arial Narrow"/>

--- a/plantillas_maestras/01_seguro_vehicular/discriminacion/2_o_mas_ddos_varios/mujer/TPL_1519_2025_SEGURO_VEHICULAR_DISCRIMINACION_ASEGURADORA_MUJER_R2.docx
+++ b/plantillas_maestras/01_seguro_vehicular/discriminacion/2_o_mas_ddos_varios/mujer/TPL_1519_2025_SEGURO_VEHICULAR_DISCRIMINACION_ASEGURADORA_MUJER_R2.docx
@@ -3498,7 +3498,7 @@
           <w:sz w:val="22"/>
           <w:szCs w:val="22"/>
         </w:rPr>
-        <w:t>la compañía aseguradora no habría cumplido con brindar información clara y precisa de los alcances del Seguro Vehicular a la contratante, en la medida que no le entregó toda la documentación de manera previa a la contratación</w:t>
+        <w:t xml:space="preserve">la compañía aseguradora no habría cumplido con brindar información clara y precisa de los alcances del Seguro Vehicular a la contratante, en la medida que no le entregó toda la documentación de manera previa a la contratación</w:t>
       </w:r>
       <w:r>
         <w:rPr>
@@ -3511,7 +3511,7 @@
           <w:lang w:eastAsia="es-PE"/>
           <w14:ligatures w14:val="none"/>
         </w:rPr>
-        <w:t xml:space="preserve">. Por consiguiente, corresponde calificar el hecho materia de denuncia como una presunta infracción al deber de información, tipificado en el </w:t>
+        <w:t xml:space="preserve">; involucraría una presunta afectación al derecho de información de los consumidores. Por consiguiente, corresponde calificar el hecho materia de denuncia como una presunta infracción al deber de información, tipificado en el artículo 1, numeral 1, literal b) y al artículo 2 del Código</w:t>
       </w:r>
       <w:bookmarkStart w:id="5" w:name="_Hlk195611851"/>
       <w:r>
@@ -3525,7 +3525,7 @@
           <w:lang w:eastAsia="es-PE"/>
           <w14:ligatures w14:val="none"/>
         </w:rPr>
-        <w:t xml:space="preserve">artículo 1, numeral 1, literal b) </w:t>
+        <w:t xml:space="preserve"/>
       </w:r>
       <w:bookmarkEnd w:id="5"/>
       <w:r>
@@ -3539,7 +3539,7 @@
           <w:lang w:eastAsia="es-PE"/>
           <w14:ligatures w14:val="none"/>
         </w:rPr>
-        <w:t>y al artículo 2 del Código</w:t>
+        <w:t xml:space="preserve"/>
       </w:r>
       <w:r>
         <w:rPr>

--- a/plantillas_maestras/01_seguro_vehicular/discriminacion/2_o_mas_ddos_varios/mujer/TPL_1519_2025_SEGURO_VEHICULAR_DISCRIMINACION_ASEGURADORA_MUJER_R2.docx
+++ b/plantillas_maestras/01_seguro_vehicular/discriminacion/2_o_mas_ddos_varios/mujer/TPL_1519_2025_SEGURO_VEHICULAR_DISCRIMINACION_ASEGURADORA_MUJER_R2.docx
@@ -6587,7 +6587,7 @@
           <w:sz w:val="22"/>
           <w:szCs w:val="22"/>
         </w:rPr>
-        <w:t xml:space="preserve">correr traslado de la presente resolución a Pacífico Compañía de Seguros y Reaseguros S.A. para que, de conformidad con lo dispuesto por el artículo 26 de la Ley sobre Facultades, Normas y Organización del Indecopi, aprobada por Decreto Legislativo 807</w:t>
+        <w:t xml:space="preserve">correr traslado de la denuncia del 5 de junio de 2025, subsanado con el escrito del 5 de agosto de 2025 a Pacífico Compañía de Seguros y Reaseguros S.A. para que, de conformidad con lo dispuesto por el artículo 26 de la Ley sobre Facultades, Normas y Organización del Indecopi, aprobada por Decreto Legislativo 807</w:t>
       </w:r>
       <w:r>
         <w:rPr>
